--- a/keidy/reportes/Informe_Pasantia_IUTECP_con_Cronogramas.docx
+++ b/keidy/reportes/Informe_Pasantia_IUTECP_con_Cronogramas.docx
@@ -449,3304 +449,21 @@
         <w:rPr>
           <w:sz w:val="24"/>
         </w:rPr>
-        <w:t>En la Ciudad de El Tigre, a los ___ días del mes de _______ de 2026</w:t>
-      </w:r>
-    </w:p>
-    <w:p>
-      <w:pPr>
-        <w:pStyle w:val="Normal"/>
-        <w:rPr/>
-      </w:pPr>
-      <w:r>
-        <w:rPr/>
-      </w:r>
-    </w:p>
-    <w:p>
-      <w:pPr>
-        <w:pStyle w:val="Normal"/>
-        <w:jc w:val="center"/>
-        <w:rPr/>
-      </w:pPr>
-      <w:r>
-        <w:rPr>
-          <w:sz w:val="24"/>
-        </w:rPr>
-        <w:t>___________________________________</w:t>
-      </w:r>
-    </w:p>
-    <w:p>
-      <w:pPr>
-        <w:pStyle w:val="Normal"/>
-        <w:rPr/>
-      </w:pPr>
-      <w:r>
-        <w:rPr/>
-      </w:r>
-    </w:p>
-    <w:p>
-      <w:pPr>
-        <w:pStyle w:val="Normal"/>
-        <w:spacing w:lineRule="auto" w:line="360"/>
-        <w:jc w:val="center"/>
-        <w:rPr/>
-      </w:pPr>
-      <w:r>
-        <w:rPr>
-          <w:b/>
-          <w:sz w:val="24"/>
-        </w:rPr>
-        <w:t>Rondón, Martina</w:t>
-      </w:r>
-    </w:p>
-    <w:p>
-      <w:pPr>
-        <w:pStyle w:val="Normal"/>
-        <w:spacing w:before="0" w:after="0"/>
-        <w:jc w:val="center"/>
-        <w:rPr/>
-        <w:sectPr>
-          <w:footerReference w:type="even" r:id="rId9"/>
-          <w:footerReference w:type="default" r:id="rId10"/>
-          <w:footerReference w:type="first" r:id="rId11"/>
-          <w:type w:val="nextPage"/>
-          <w:pgSz w:w="12240" w:h="15840"/>
-          <w:pgMar w:left="2268" w:right="1701" w:gutter="0" w:header="0" w:top="1701" w:footer="720" w:bottom="1701"/>
-          <w:pgNumType w:fmt="lowerRoman"/>
-          <w:formProt w:val="false"/>
-          <w:textDirection w:val="lrTb"/>
-          <w:docGrid w:type="default" w:linePitch="360" w:charSpace="0"/>
-        </w:sectPr>
-      </w:pPr>
-      <w:r>
-        <w:rPr>
-          <w:sz w:val="24"/>
-        </w:rPr>
-        <w:t>C.I.: 12.208.768</w:t>
-      </w:r>
-    </w:p>
-    <w:p>
-      <w:pPr>
-        <w:pStyle w:val="Normal"/>
-        <w:spacing w:lineRule="auto" w:line="276" w:before="0" w:after="0"/>
-        <w:jc w:val="center"/>
-        <w:rPr/>
-      </w:pPr>
-      <w:r>
-        <w:rPr>
-          <w:b/>
-          <w:sz w:val="24"/>
-        </w:rPr>
-        <w:t>REPÚBLICA BOLIVARIANA DE VENEZUELA</w:t>
-      </w:r>
-    </w:p>
-    <w:p>
-      <w:pPr>
-        <w:pStyle w:val="Normal"/>
-        <w:spacing w:lineRule="auto" w:line="276" w:before="0" w:after="0"/>
-        <w:jc w:val="center"/>
-        <w:rPr/>
-      </w:pPr>
-      <w:r>
-        <w:rPr>
-          <w:b/>
-          <w:sz w:val="24"/>
-        </w:rPr>
-        <w:t>MINISTERIO DEL PODER POPULAR PARA LA EDUCACIÓN UNIVERSITARIA</w:t>
-      </w:r>
-    </w:p>
-    <w:p>
-      <w:pPr>
-        <w:pStyle w:val="Normal"/>
-        <w:spacing w:lineRule="auto" w:line="276" w:before="0" w:after="0"/>
-        <w:jc w:val="center"/>
-        <w:rPr/>
-      </w:pPr>
-      <w:r>
-        <w:rPr>
-          <w:b/>
-          <w:sz w:val="24"/>
-        </w:rPr>
-        <w:t>INSTITUTO UNIVERSITARIO DE TECNOLOGÍA</w:t>
-      </w:r>
-    </w:p>
-    <w:p>
-      <w:pPr>
-        <w:pStyle w:val="Normal"/>
-        <w:spacing w:lineRule="auto" w:line="276" w:before="0" w:after="0"/>
-        <w:jc w:val="center"/>
-        <w:rPr/>
-      </w:pPr>
-      <w:r>
-        <w:rPr>
-          <w:b/>
-          <w:sz w:val="24"/>
-        </w:rPr>
-        <w:t>"ELÍAS CALIXTO POMPA"</w:t>
-      </w:r>
-    </w:p>
-    <w:p>
-      <w:pPr>
-        <w:pStyle w:val="Normal"/>
-        <w:spacing w:lineRule="auto" w:line="276" w:before="0" w:after="0"/>
-        <w:jc w:val="center"/>
-        <w:rPr/>
-      </w:pPr>
-      <w:r>
-        <w:rPr>
-          <w:b/>
-          <w:sz w:val="24"/>
-        </w:rPr>
-        <w:t>EL TIGRE, ESTADO ANZOÁTEGUI</w:t>
-      </w:r>
-    </w:p>
-    <w:p>
-      <w:pPr>
-        <w:pStyle w:val="Normal"/>
-        <w:rPr/>
-      </w:pPr>
-      <w:r>
-        <w:rPr/>
-      </w:r>
-    </w:p>
-    <w:p>
-      <w:pPr>
-        <w:pStyle w:val="Normal"/>
-        <w:spacing w:before="480" w:after="480"/>
-        <w:jc w:val="center"/>
-        <w:rPr/>
-      </w:pPr>
-      <w:bookmarkStart w:id="2" w:name="bm_aprob_acad"/>
-      <w:r>
-        <w:rPr>
-          <w:b/>
-          <w:sz w:val="24"/>
-        </w:rPr>
-        <w:t>APROBACIÓN DEL TUTOR ACADÉMICO</w:t>
-      </w:r>
-      <w:bookmarkEnd w:id="2"/>
-    </w:p>
-    <w:p>
-      <w:pPr>
-        <w:pStyle w:val="Normal"/>
-        <w:spacing w:lineRule="auto" w:line="360"/>
-        <w:ind w:hanging="0"/>
-        <w:jc w:val="both"/>
-        <w:rPr/>
-      </w:pPr>
-      <w:r>
-        <w:rPr>
-          <w:sz w:val="24"/>
-        </w:rPr>
-        <w:t>En mi carácter de tutor académico del informe de pasantías presentado por: Guzmán, Keidy, de Cédula de Identidad V-28.706.352; para optar al grado de Técnico Superior Universitario en la especialidad de: Administración, cuyo título es; “PROPUESTA DE SIMPLIFICACIÓN ADMINISTRATIVA DE LA PROCURA EN LUBRICANTES Y EQUIPOS VARYNA, C.A.”, manifiesto que cumple con los requisitos exigidos por el Instituto Universitario de Tecnología “Elías Calixto Pompa” (IUTECP); y que, por lo tanto, considero que reúne los méritos suficientes para ser evaluado por el jurado que se decida designar a tal fin.</w:t>
-      </w:r>
-    </w:p>
-    <w:p>
-      <w:pPr>
-        <w:pStyle w:val="Normal"/>
-        <w:rPr/>
-      </w:pPr>
-      <w:r>
-        <w:rPr/>
-      </w:r>
-    </w:p>
-    <w:p>
-      <w:pPr>
-        <w:pStyle w:val="Normal"/>
-        <w:rPr/>
-      </w:pPr>
-      <w:r>
-        <w:rPr/>
-      </w:r>
-    </w:p>
-    <w:p>
-      <w:pPr>
-        <w:pStyle w:val="Normal"/>
-        <w:spacing w:lineRule="auto" w:line="360"/>
-        <w:jc w:val="start"/>
-        <w:rPr/>
-      </w:pPr>
-      <w:r>
-        <w:rPr>
-          <w:sz w:val="24"/>
-        </w:rPr>
-        <w:t>En la Ciudad de El Tigre, a los ___ días del mes de _______ de 2026</w:t>
-      </w:r>
-    </w:p>
-    <w:p>
-      <w:pPr>
-        <w:pStyle w:val="Normal"/>
-        <w:rPr/>
-      </w:pPr>
-      <w:r>
-        <w:rPr/>
-      </w:r>
-    </w:p>
-    <w:p>
-      <w:pPr>
-        <w:pStyle w:val="Normal"/>
-        <w:jc w:val="center"/>
-        <w:rPr/>
-      </w:pPr>
-      <w:r>
-        <w:rPr>
-          <w:sz w:val="24"/>
-        </w:rPr>
-        <w:t>___________________________________</w:t>
-      </w:r>
-    </w:p>
-    <w:p>
-      <w:pPr>
-        <w:pStyle w:val="Normal"/>
-        <w:rPr/>
-      </w:pPr>
-      <w:r>
-        <w:rPr/>
-      </w:r>
-    </w:p>
-    <w:p>
-      <w:pPr>
-        <w:pStyle w:val="Normal"/>
-        <w:spacing w:lineRule="auto" w:line="360"/>
-        <w:jc w:val="center"/>
-        <w:rPr/>
-      </w:pPr>
-      <w:r>
-        <w:rPr>
-          <w:b/>
-          <w:sz w:val="24"/>
-        </w:rPr>
-        <w:t>Dra. Carmen J. Álvarez</w:t>
-      </w:r>
-    </w:p>
-    <w:p>
-      <w:pPr>
-        <w:pStyle w:val="Normal"/>
-        <w:spacing w:before="0" w:after="0"/>
-        <w:jc w:val="center"/>
-        <w:rPr/>
-        <w:sectPr>
-          <w:footerReference w:type="even" r:id="rId12"/>
-          <w:footerReference w:type="default" r:id="rId13"/>
-          <w:footerReference w:type="first" r:id="rId14"/>
-          <w:type w:val="nextPage"/>
-          <w:pgSz w:w="12240" w:h="15840"/>
-          <w:pgMar w:left="2268" w:right="1701" w:gutter="0" w:header="0" w:top="1701" w:footer="720" w:bottom="1701"/>
-          <w:pgNumType w:fmt="lowerRoman"/>
-          <w:formProt w:val="false"/>
-          <w:textDirection w:val="lrTb"/>
-          <w:docGrid w:type="default" w:linePitch="360" w:charSpace="0"/>
-        </w:sectPr>
-      </w:pPr>
-      <w:r>
-        <w:rPr>
-          <w:sz w:val="24"/>
-        </w:rPr>
-        <w:t>C.I.: 14.452.956</w:t>
-      </w:r>
-    </w:p>
-    <w:p>
-      <w:pPr>
-        <w:pStyle w:val="Normal"/>
-        <w:spacing w:before="1140" w:after="480"/>
-        <w:jc w:val="center"/>
-        <w:rPr/>
-      </w:pPr>
-      <w:bookmarkStart w:id="3" w:name="bm_agradecimientos"/>
-      <w:r>
-        <w:rPr>
-          <w:b/>
-          <w:sz w:val="24"/>
-        </w:rPr>
-        <w:t>AGRADECIMIENTOS</w:t>
-      </w:r>
-      <w:bookmarkEnd w:id="3"/>
-    </w:p>
-    <w:p>
-      <w:pPr>
-        <w:sectPr>
-          <w:footerReference w:type="even" r:id="rId15"/>
-          <w:footerReference w:type="default" r:id="rId16"/>
-          <w:footerReference w:type="first" r:id="rId17"/>
-          <w:type w:val="nextPage"/>
-          <w:pgSz w:w="12240" w:h="15840"/>
-          <w:pgMar w:left="2268" w:right="1701" w:gutter="0" w:header="0" w:top="1701" w:footer="720" w:bottom="1701"/>
-          <w:pgNumType w:fmt="lowerRoman"/>
-          <w:formProt w:val="false"/>
-          <w:textDirection w:val="lrTb"/>
-          <w:docGrid w:type="default" w:linePitch="360" w:charSpace="0"/>
-        </w:sectPr>
-      </w:pPr>
-    </w:p>
-    <w:p>
-      <w:pPr>
-        <w:pStyle w:val="Normal"/>
-        <w:spacing w:lineRule="auto" w:line="360" w:before="0" w:after="0"/>
-        <w:ind w:firstLine="709"/>
-        <w:jc w:val="both"/>
-        <w:rPr/>
-      </w:pPr>
-      <w:r>
-        <w:rPr>
-          <w:i w:val="false"/>
-          <w:sz w:val="24"/>
-        </w:rPr>
-        <w:t>Agradezco al Instituto Universitario de Tecnología "Elías Calixto Pompa" (IUTECP) por los conocimientos y orientaciones brindados durante mi formación; a Lubricantes y Equipos Varyna, C.A., por permitirme realizar las pasantías profesionales en su Departamento Administrativo y conocer de manera directa sus procesos de procura; a mi tutora académica, Dra. Carmen J. Álvarez, y a mi tutora industrial, Martina Rondón, por sus observaciones, acompañamiento y disposición durante el desarrollo del informe; y a todas las personas que colaboraron conmigo durante este período, por su apoyo y por los aprendizajes compartidos.</w:t>
-      </w:r>
-    </w:p>
-    <w:p>
-      <w:pPr>
-        <w:sectPr>
-          <w:type w:val="continuous"/>
-          <w:pgSz w:w="12240" w:h="15840"/>
-          <w:pgMar w:left="2268" w:right="1701" w:gutter="0" w:header="0" w:top="1701" w:footer="720" w:bottom="1701"/>
-          <w:formProt w:val="false"/>
-          <w:textDirection w:val="lrTb"/>
-          <w:docGrid w:type="default" w:linePitch="360" w:charSpace="0"/>
-        </w:sectPr>
-      </w:pPr>
-    </w:p>
-    <w:p>
-      <w:pPr>
-        <w:pStyle w:val="Normal"/>
-        <w:spacing w:before="1140" w:after="480"/>
-        <w:jc w:val="center"/>
-        <w:rPr/>
-      </w:pPr>
-      <w:bookmarkStart w:id="4" w:name="bm_dedicatoria"/>
-      <w:r>
-        <w:rPr>
-          <w:b/>
-          <w:sz w:val="24"/>
-        </w:rPr>
-        <w:t>DEDICATORIA</w:t>
-      </w:r>
-      <w:bookmarkEnd w:id="4"/>
-    </w:p>
-    <w:p>
-      <w:pPr>
-        <w:sectPr>
-          <w:footerReference w:type="even" r:id="rId18"/>
-          <w:footerReference w:type="default" r:id="rId19"/>
-          <w:footerReference w:type="first" r:id="rId20"/>
-          <w:type w:val="nextPage"/>
-          <w:pgSz w:w="12240" w:h="15840"/>
-          <w:pgMar w:left="2268" w:right="1701" w:gutter="0" w:header="0" w:top="1701" w:footer="720" w:bottom="1701"/>
-          <w:pgNumType w:fmt="lowerRoman"/>
-          <w:formProt w:val="false"/>
-          <w:textDirection w:val="lrTb"/>
-          <w:docGrid w:type="default" w:linePitch="360" w:charSpace="0"/>
-        </w:sectPr>
-      </w:pPr>
-    </w:p>
-    <w:p>
-      <w:pPr>
-        <w:pStyle w:val="Normal"/>
-        <w:spacing w:lineRule="auto" w:line="360" w:before="0" w:after="0"/>
-        <w:ind w:firstLine="709"/>
-        <w:jc w:val="both"/>
-        <w:rPr/>
-      </w:pPr>
-      <w:r>
-        <w:rPr>
-          <w:i w:val="false"/>
-          <w:sz w:val="24"/>
-        </w:rPr>
-        <w:t>A mi familia, por acompañarme con paciencia, apoyo y motivación durante mi formación académica y en cada etapa de estas pasantías. Dedico especialmente este logro a quienes han confiado en mí y me han impulsado a continuar creciendo personal y profesionalmente.</w:t>
-      </w:r>
-    </w:p>
-    <w:p>
-      <w:pPr>
-        <w:sectPr>
-          <w:type w:val="continuous"/>
-          <w:pgSz w:w="12240" w:h="15840"/>
-          <w:pgMar w:left="2268" w:right="1701" w:gutter="0" w:header="0" w:top="1701" w:footer="720" w:bottom="1701"/>
-          <w:formProt w:val="false"/>
-          <w:textDirection w:val="lrTb"/>
-          <w:docGrid w:type="default" w:linePitch="360" w:charSpace="0"/>
-        </w:sectPr>
-      </w:pPr>
-    </w:p>
-    <w:p>
-      <w:pPr>
-        <w:pStyle w:val="Normal"/>
-        <w:spacing w:before="1140" w:after="480"/>
-        <w:jc w:val="center"/>
-        <w:rPr/>
-      </w:pPr>
-      <w:bookmarkStart w:id="5" w:name="bm_indice"/>
-      <w:r>
-        <w:rPr>
-          <w:b/>
-          <w:sz w:val="24"/>
-        </w:rPr>
-        <w:t>ÍNDICE DE CONTENIDO</w:t>
-      </w:r>
-      <w:bookmarkEnd w:id="5"/>
-    </w:p>
-    <w:p>
-      <w:pPr>
-        <w:sectPr>
-          <w:footerReference w:type="even" r:id="rId21"/>
-          <w:footerReference w:type="default" r:id="rId22"/>
-          <w:footerReference w:type="first" r:id="rId23"/>
-          <w:type w:val="nextPage"/>
-          <w:pgSz w:w="12240" w:h="15840"/>
-          <w:pgMar w:left="2268" w:right="1701" w:gutter="0" w:header="0" w:top="1701" w:footer="720" w:bottom="1701"/>
-          <w:pgNumType w:fmt="lowerRoman"/>
-          <w:formProt w:val="false"/>
-          <w:textDirection w:val="lrTb"/>
-          <w:docGrid w:type="default" w:linePitch="360" w:charSpace="0"/>
-        </w:sectPr>
-      </w:pPr>
-    </w:p>
-    <w:p>
-      <w:pPr>
-        <w:pStyle w:val="Normal"/>
-        <w:spacing w:before="0" w:after="240"/>
-        <w:jc w:val="end"/>
-        <w:rPr/>
-      </w:pPr>
-      <w:r>
-        <w:rPr>
-          <w:b/>
-          <w:sz w:val="24"/>
-        </w:rPr>
-        <w:t>pp.</w:t>
-      </w:r>
-    </w:p>
-    <w:p>
-      <w:pPr>
-        <w:pStyle w:val="Normal"/>
-        <w:tabs>
-          <w:tab w:val="clear" w:pos="720"/>
-          <w:tab w:val="right" w:pos="8271" w:leader="dot"/>
-        </w:tabs>
-        <w:spacing w:lineRule="auto" w:line="360" w:before="0" w:after="80"/>
-        <w:ind w:start="0"/>
-        <w:rPr/>
-      </w:pPr>
-      <w:r>
-        <w:rPr>
-          <w:b w:val="false"/>
-          <w:sz w:val="24"/>
-        </w:rPr>
-        <w:t>CONTRAPORTADA</w:t>
-        <w:tab/>
-        <w:t>ii</w:t>
-      </w:r>
-    </w:p>
-    <w:p>
-      <w:pPr>
-        <w:pStyle w:val="Normal"/>
-        <w:tabs>
-          <w:tab w:val="clear" w:pos="720"/>
-          <w:tab w:val="right" w:pos="8271" w:leader="dot"/>
-        </w:tabs>
-        <w:spacing w:lineRule="auto" w:line="360" w:before="0" w:after="80"/>
-        <w:ind w:start="0"/>
-        <w:rPr/>
-      </w:pPr>
-      <w:r>
-        <w:rPr>
-          <w:b w:val="false"/>
-          <w:sz w:val="24"/>
-        </w:rPr>
-        <w:t>APROBACIÓN DEL TUTOR INDUSTRIAL</w:t>
-        <w:tab/>
-        <w:t>iii</w:t>
-      </w:r>
-    </w:p>
-    <w:p>
-      <w:pPr>
-        <w:pStyle w:val="Normal"/>
-        <w:tabs>
-          <w:tab w:val="clear" w:pos="720"/>
-          <w:tab w:val="right" w:pos="8271" w:leader="dot"/>
-        </w:tabs>
-        <w:spacing w:lineRule="auto" w:line="360" w:before="0" w:after="80"/>
-        <w:ind w:start="0"/>
-        <w:rPr/>
-      </w:pPr>
-      <w:r>
-        <w:rPr>
-          <w:b w:val="false"/>
-          <w:sz w:val="24"/>
-        </w:rPr>
-        <w:t>APROBACIÓN DEL TUTOR ACADÉMICO</w:t>
-        <w:tab/>
-        <w:t>iv</w:t>
-      </w:r>
-    </w:p>
-    <w:p>
-      <w:pPr>
-        <w:pStyle w:val="Normal"/>
-        <w:tabs>
-          <w:tab w:val="clear" w:pos="720"/>
-          <w:tab w:val="right" w:pos="8271" w:leader="dot"/>
-        </w:tabs>
-        <w:spacing w:lineRule="auto" w:line="360" w:before="0" w:after="80"/>
-        <w:ind w:start="0"/>
-        <w:rPr/>
-      </w:pPr>
-      <w:r>
-        <w:rPr>
-          <w:b w:val="false"/>
-          <w:sz w:val="24"/>
-        </w:rPr>
-        <w:t>AGRADECIMIENTOS</w:t>
-        <w:tab/>
-        <w:t>v</w:t>
-      </w:r>
-    </w:p>
-    <w:p>
-      <w:pPr>
-        <w:pStyle w:val="Normal"/>
-        <w:tabs>
-          <w:tab w:val="clear" w:pos="720"/>
-          <w:tab w:val="right" w:pos="8271" w:leader="dot"/>
-        </w:tabs>
-        <w:spacing w:lineRule="auto" w:line="360" w:before="0" w:after="80"/>
-        <w:ind w:start="0"/>
-        <w:rPr/>
-      </w:pPr>
-      <w:r>
-        <w:rPr>
-          <w:b w:val="false"/>
-          <w:sz w:val="24"/>
-        </w:rPr>
-        <w:t>DEDICATORIA</w:t>
-        <w:tab/>
-        <w:t>vi</w:t>
-      </w:r>
-    </w:p>
-    <w:p>
-      <w:pPr>
-        <w:pStyle w:val="Normal"/>
-        <w:tabs>
-          <w:tab w:val="clear" w:pos="720"/>
-          <w:tab w:val="right" w:pos="8271" w:leader="dot"/>
-        </w:tabs>
-        <w:spacing w:lineRule="auto" w:line="360" w:before="0" w:after="80"/>
-        <w:ind w:start="0"/>
-        <w:rPr/>
-      </w:pPr>
-      <w:r>
-        <w:rPr>
-          <w:b w:val="false"/>
-          <w:sz w:val="24"/>
-        </w:rPr>
-        <w:t>LISTA DE CUADROS</w:t>
-        <w:tab/>
-        <w:t>ix</w:t>
-      </w:r>
-    </w:p>
-    <w:p>
-      <w:pPr>
-        <w:pStyle w:val="Normal"/>
-        <w:tabs>
-          <w:tab w:val="clear" w:pos="720"/>
-          <w:tab w:val="right" w:pos="8271" w:leader="dot"/>
-        </w:tabs>
-        <w:spacing w:lineRule="auto" w:line="360" w:before="0" w:after="80"/>
-        <w:ind w:start="0"/>
-        <w:rPr/>
-      </w:pPr>
-      <w:r>
-        <w:rPr>
-          <w:b w:val="false"/>
-          <w:sz w:val="24"/>
-        </w:rPr>
-        <w:t>LISTA DE GRÁFICOS</w:t>
-        <w:tab/>
-        <w:t>x</w:t>
-      </w:r>
-    </w:p>
-    <w:p>
-      <w:pPr>
-        <w:pStyle w:val="Normal"/>
-        <w:tabs>
-          <w:tab w:val="clear" w:pos="720"/>
-          <w:tab w:val="right" w:pos="8271" w:leader="dot"/>
-        </w:tabs>
-        <w:spacing w:lineRule="auto" w:line="360" w:before="0" w:after="80"/>
-        <w:ind w:start="0"/>
-        <w:rPr/>
-      </w:pPr>
-      <w:r>
-        <w:rPr>
-          <w:b w:val="false"/>
-          <w:sz w:val="24"/>
-        </w:rPr>
-        <w:t>LISTA DE ANEXOS</w:t>
-        <w:tab/>
-        <w:t>xi</w:t>
-      </w:r>
-    </w:p>
-    <w:p>
-      <w:pPr>
-        <w:pStyle w:val="Normal"/>
-        <w:tabs>
-          <w:tab w:val="clear" w:pos="720"/>
-          <w:tab w:val="right" w:pos="8271" w:leader="dot"/>
-        </w:tabs>
-        <w:spacing w:lineRule="auto" w:line="360" w:before="0" w:after="80"/>
-        <w:ind w:start="0"/>
-        <w:rPr/>
-      </w:pPr>
-      <w:r>
-        <w:rPr>
-          <w:b w:val="false"/>
-          <w:sz w:val="24"/>
-        </w:rPr>
-        <w:t>RESUMEN</w:t>
-        <w:tab/>
-        <w:t>xii</w:t>
-      </w:r>
-    </w:p>
-    <w:p>
-      <w:pPr>
-        <w:pStyle w:val="Normal"/>
-        <w:tabs>
-          <w:tab w:val="clear" w:pos="720"/>
-          <w:tab w:val="right" w:pos="8271" w:leader="dot"/>
-        </w:tabs>
-        <w:spacing w:lineRule="auto" w:line="360" w:before="0" w:after="80"/>
-        <w:ind w:start="0"/>
-        <w:rPr/>
-      </w:pPr>
-      <w:r>
-        <w:rPr>
-          <w:b w:val="false"/>
-          <w:sz w:val="24"/>
-        </w:rPr>
-        <w:t>INTRODUCCIÓN</w:t>
-        <w:tab/>
-      </w:r>
-      <w:r>
-        <w:rPr/>
-        <w:fldChar w:fldCharType="begin"/>
-      </w:r>
-      <w:r>
-        <w:rPr/>
-        <w:instrText xml:space="preserve"> PAGEREF bm_introduccion \h </w:instrText>
-      </w:r>
-      <w:r>
-        <w:rPr/>
-        <w:fldChar w:fldCharType="separate"/>
-      </w:r>
-      <w:r>
-        <w:rPr/>
-        <w:t>?</w:t>
-      </w:r>
-      <w:r>
-        <w:rPr/>
-        <w:fldChar w:fldCharType="end"/>
-      </w:r>
-    </w:p>
-    <w:p>
-      <w:pPr>
-        <w:pStyle w:val="Normal"/>
-        <w:spacing w:before="240" w:after="120"/>
-        <w:rPr/>
-      </w:pPr>
-      <w:r>
-        <w:rPr>
-          <w:b/>
-        </w:rPr>
-        <w:t>CAPÍTULOS</w:t>
-      </w:r>
-    </w:p>
-    <w:p>
-      <w:pPr>
-        <w:pStyle w:val="Normal"/>
-        <w:tabs>
-          <w:tab w:val="clear" w:pos="720"/>
-          <w:tab w:val="right" w:pos="8271" w:leader="dot"/>
-        </w:tabs>
-        <w:spacing w:lineRule="auto" w:line="360" w:before="0" w:after="80"/>
-        <w:ind w:start="0"/>
-        <w:rPr/>
-      </w:pPr>
-      <w:r>
-        <w:rPr>
-          <w:b/>
-          <w:sz w:val="24"/>
-        </w:rPr>
-        <w:t>CAPÍTULO I: REALIDAD ORGANIZACIONAL</w:t>
-        <w:tab/>
-      </w:r>
-      <w:r>
-        <w:rPr/>
-        <w:fldChar w:fldCharType="begin"/>
-      </w:r>
-      <w:r>
-        <w:rPr/>
-        <w:instrText xml:space="preserve"> PAGEREF bm_cap1 \h </w:instrText>
-      </w:r>
-      <w:r>
-        <w:rPr/>
-        <w:fldChar w:fldCharType="separate"/>
-      </w:r>
-      <w:r>
-        <w:rPr/>
-        <w:t>?</w:t>
-      </w:r>
-      <w:r>
-        <w:rPr/>
-        <w:fldChar w:fldCharType="end"/>
-      </w:r>
-    </w:p>
-    <w:p>
-      <w:pPr>
-        <w:pStyle w:val="Normal"/>
-        <w:tabs>
-          <w:tab w:val="clear" w:pos="720"/>
-          <w:tab w:val="right" w:pos="8271" w:leader="dot"/>
-        </w:tabs>
-        <w:spacing w:lineRule="auto" w:line="360" w:before="0" w:after="80"/>
-        <w:ind w:start="283"/>
-        <w:rPr/>
-      </w:pPr>
-      <w:r>
-        <w:rPr>
-          <w:b w:val="false"/>
-          <w:sz w:val="24"/>
-        </w:rPr>
-        <w:t>Identificación de la empresa</w:t>
-        <w:tab/>
-      </w:r>
-      <w:r>
-        <w:rPr/>
-        <w:fldChar w:fldCharType="begin"/>
-      </w:r>
-      <w:r>
-        <w:rPr/>
-        <w:instrText xml:space="preserve"> PAGEREF bm_cap1_ident \h </w:instrText>
-      </w:r>
-      <w:r>
-        <w:rPr/>
-        <w:fldChar w:fldCharType="separate"/>
-      </w:r>
-      <w:r>
-        <w:rPr/>
-        <w:t>?</w:t>
-      </w:r>
-      <w:r>
-        <w:rPr/>
-        <w:fldChar w:fldCharType="end"/>
-      </w:r>
-    </w:p>
-    <w:p>
-      <w:pPr>
-        <w:pStyle w:val="Normal"/>
-        <w:tabs>
-          <w:tab w:val="clear" w:pos="720"/>
-          <w:tab w:val="right" w:pos="8271" w:leader="dot"/>
-        </w:tabs>
-        <w:spacing w:lineRule="auto" w:line="360" w:before="0" w:after="80"/>
-        <w:ind w:start="283"/>
-        <w:rPr/>
-      </w:pPr>
-      <w:r>
-        <w:rPr>
-          <w:b w:val="false"/>
-          <w:sz w:val="24"/>
-        </w:rPr>
-        <w:t>Reseña histórica</w:t>
-        <w:tab/>
-      </w:r>
-      <w:r>
-        <w:rPr/>
-        <w:fldChar w:fldCharType="begin"/>
-      </w:r>
-      <w:r>
-        <w:rPr/>
-        <w:instrText xml:space="preserve"> PAGEREF bm_cap1_resena \h </w:instrText>
-      </w:r>
-      <w:r>
-        <w:rPr/>
-        <w:fldChar w:fldCharType="separate"/>
-      </w:r>
-      <w:r>
-        <w:rPr/>
-        <w:t>?</w:t>
-      </w:r>
-      <w:r>
-        <w:rPr/>
-        <w:fldChar w:fldCharType="end"/>
-      </w:r>
-    </w:p>
-    <w:p>
-      <w:pPr>
-        <w:pStyle w:val="Normal"/>
-        <w:tabs>
-          <w:tab w:val="clear" w:pos="720"/>
-          <w:tab w:val="right" w:pos="8271" w:leader="dot"/>
-        </w:tabs>
-        <w:spacing w:lineRule="auto" w:line="360" w:before="0" w:after="80"/>
-        <w:ind w:start="283"/>
-        <w:rPr/>
-      </w:pPr>
-      <w:r>
-        <w:rPr>
-          <w:b w:val="false"/>
-          <w:sz w:val="24"/>
-        </w:rPr>
-        <w:t>Misión</w:t>
-        <w:tab/>
-      </w:r>
-      <w:r>
-        <w:rPr/>
-        <w:fldChar w:fldCharType="begin"/>
-      </w:r>
-      <w:r>
-        <w:rPr/>
-        <w:instrText xml:space="preserve"> PAGEREF bm_cap1_mision \h </w:instrText>
-      </w:r>
-      <w:r>
-        <w:rPr/>
-        <w:fldChar w:fldCharType="separate"/>
-      </w:r>
-      <w:r>
-        <w:rPr/>
-        <w:t>?</w:t>
-      </w:r>
-      <w:r>
-        <w:rPr/>
-        <w:fldChar w:fldCharType="end"/>
-      </w:r>
-    </w:p>
-    <w:p>
-      <w:pPr>
-        <w:pStyle w:val="Normal"/>
-        <w:tabs>
-          <w:tab w:val="clear" w:pos="720"/>
-          <w:tab w:val="right" w:pos="8271" w:leader="dot"/>
-        </w:tabs>
-        <w:spacing w:lineRule="auto" w:line="360" w:before="0" w:after="80"/>
-        <w:ind w:start="283"/>
-        <w:rPr/>
-      </w:pPr>
-      <w:r>
-        <w:rPr>
-          <w:b w:val="false"/>
-          <w:sz w:val="24"/>
-        </w:rPr>
-        <w:t>Visión</w:t>
-        <w:tab/>
-      </w:r>
-      <w:r>
-        <w:rPr/>
-        <w:fldChar w:fldCharType="begin"/>
-      </w:r>
-      <w:r>
-        <w:rPr/>
-        <w:instrText xml:space="preserve"> PAGEREF bm_cap1_vision \h </w:instrText>
-      </w:r>
-      <w:r>
-        <w:rPr/>
-        <w:fldChar w:fldCharType="separate"/>
-      </w:r>
-      <w:r>
-        <w:rPr/>
-        <w:t>?</w:t>
-      </w:r>
-      <w:r>
-        <w:rPr/>
-        <w:fldChar w:fldCharType="end"/>
-      </w:r>
-    </w:p>
-    <w:p>
-      <w:pPr>
-        <w:pStyle w:val="Normal"/>
-        <w:tabs>
-          <w:tab w:val="clear" w:pos="720"/>
-          <w:tab w:val="right" w:pos="8271" w:leader="dot"/>
-        </w:tabs>
-        <w:spacing w:lineRule="auto" w:line="360" w:before="0" w:after="80"/>
-        <w:ind w:start="283"/>
-        <w:rPr/>
-      </w:pPr>
-      <w:r>
-        <w:rPr>
-          <w:b w:val="false"/>
-          <w:sz w:val="24"/>
-        </w:rPr>
-        <w:t>Valores</w:t>
-        <w:tab/>
-      </w:r>
-      <w:r>
-        <w:rPr/>
-        <w:fldChar w:fldCharType="begin"/>
-      </w:r>
-      <w:r>
-        <w:rPr/>
-        <w:instrText xml:space="preserve"> PAGEREF bm_cap1_valores \h </w:instrText>
-      </w:r>
-      <w:r>
-        <w:rPr/>
-        <w:fldChar w:fldCharType="separate"/>
-      </w:r>
-      <w:r>
-        <w:rPr/>
-        <w:t>?</w:t>
-      </w:r>
-      <w:r>
-        <w:rPr/>
-        <w:fldChar w:fldCharType="end"/>
-      </w:r>
-    </w:p>
-    <w:p>
-      <w:pPr>
-        <w:pStyle w:val="Normal"/>
-        <w:tabs>
-          <w:tab w:val="clear" w:pos="720"/>
-          <w:tab w:val="right" w:pos="8271" w:leader="dot"/>
-        </w:tabs>
-        <w:spacing w:lineRule="auto" w:line="360" w:before="0" w:after="80"/>
-        <w:ind w:start="283"/>
-        <w:rPr/>
-      </w:pPr>
-      <w:r>
-        <w:rPr>
-          <w:b w:val="false"/>
-          <w:sz w:val="24"/>
-        </w:rPr>
-        <w:t>Objetivos Organizacionales</w:t>
-        <w:tab/>
-      </w:r>
-      <w:r>
-        <w:rPr/>
-        <w:fldChar w:fldCharType="begin"/>
-      </w:r>
-      <w:r>
-        <w:rPr/>
-        <w:instrText xml:space="preserve"> PAGEREF bm_cap1_obj \h </w:instrText>
-      </w:r>
-      <w:r>
-        <w:rPr/>
-        <w:fldChar w:fldCharType="separate"/>
-      </w:r>
-      <w:r>
-        <w:rPr/>
-        <w:t>?</w:t>
-      </w:r>
-      <w:r>
-        <w:rPr/>
-        <w:fldChar w:fldCharType="end"/>
-      </w:r>
-    </w:p>
-    <w:p>
-      <w:pPr>
-        <w:pStyle w:val="Normal"/>
-        <w:tabs>
-          <w:tab w:val="clear" w:pos="720"/>
-          <w:tab w:val="right" w:pos="8271" w:leader="dot"/>
-        </w:tabs>
-        <w:spacing w:lineRule="auto" w:line="360" w:before="0" w:after="80"/>
-        <w:ind w:start="283"/>
-        <w:rPr/>
-      </w:pPr>
-      <w:r>
-        <w:rPr>
-          <w:b w:val="false"/>
-          <w:sz w:val="24"/>
-        </w:rPr>
-        <w:t>Ubicación geográfica</w:t>
-        <w:tab/>
-      </w:r>
-      <w:r>
-        <w:rPr/>
-        <w:fldChar w:fldCharType="begin"/>
-      </w:r>
-      <w:r>
-        <w:rPr/>
-        <w:instrText xml:space="preserve"> PAGEREF bm_cap1_ubic \h </w:instrText>
-      </w:r>
-      <w:r>
-        <w:rPr/>
-        <w:fldChar w:fldCharType="separate"/>
-      </w:r>
-      <w:r>
-        <w:rPr/>
-        <w:t>?</w:t>
-      </w:r>
-      <w:r>
-        <w:rPr/>
-        <w:fldChar w:fldCharType="end"/>
-      </w:r>
-    </w:p>
-    <w:p>
-      <w:pPr>
-        <w:pStyle w:val="Normal"/>
-        <w:tabs>
-          <w:tab w:val="clear" w:pos="720"/>
-          <w:tab w:val="right" w:pos="8271" w:leader="dot"/>
-        </w:tabs>
-        <w:spacing w:lineRule="auto" w:line="360" w:before="0" w:after="80"/>
-        <w:ind w:start="283"/>
-        <w:rPr/>
-      </w:pPr>
-      <w:r>
-        <w:rPr>
-          <w:b w:val="false"/>
-          <w:sz w:val="24"/>
-        </w:rPr>
-        <w:t>Población de los trabajadores de la empresa</w:t>
-        <w:tab/>
-      </w:r>
-      <w:r>
-        <w:rPr/>
-        <w:fldChar w:fldCharType="begin"/>
-      </w:r>
-      <w:r>
-        <w:rPr/>
-        <w:instrText xml:space="preserve"> PAGEREF bm_cap1_pobla \h </w:instrText>
-      </w:r>
-      <w:r>
-        <w:rPr/>
-        <w:fldChar w:fldCharType="separate"/>
-      </w:r>
-      <w:r>
-        <w:rPr/>
-        <w:t>?</w:t>
-      </w:r>
-      <w:r>
-        <w:rPr/>
-        <w:fldChar w:fldCharType="end"/>
-      </w:r>
-    </w:p>
-    <w:p>
-      <w:pPr>
-        <w:pStyle w:val="Normal"/>
-        <w:tabs>
-          <w:tab w:val="clear" w:pos="720"/>
-          <w:tab w:val="right" w:pos="8271" w:leader="dot"/>
-        </w:tabs>
-        <w:spacing w:lineRule="auto" w:line="360" w:before="0" w:after="80"/>
-        <w:ind w:start="283"/>
-        <w:rPr/>
-      </w:pPr>
-      <w:r>
-        <w:rPr>
-          <w:b w:val="false"/>
-          <w:sz w:val="24"/>
-        </w:rPr>
-        <w:t>Estructura organizacional de la empresa (organigrama)</w:t>
-        <w:tab/>
-      </w:r>
-      <w:r>
-        <w:rPr/>
-        <w:fldChar w:fldCharType="begin"/>
-      </w:r>
-      <w:r>
-        <w:rPr/>
-        <w:instrText xml:space="preserve"> PAGEREF bm_cap1_estruct \h </w:instrText>
-      </w:r>
-      <w:r>
-        <w:rPr/>
-        <w:fldChar w:fldCharType="separate"/>
-      </w:r>
-      <w:r>
-        <w:rPr/>
-        <w:t>?</w:t>
-      </w:r>
-      <w:r>
-        <w:rPr/>
-        <w:fldChar w:fldCharType="end"/>
-      </w:r>
-    </w:p>
-    <w:p>
-      <w:pPr>
-        <w:pStyle w:val="Normal"/>
-        <w:tabs>
-          <w:tab w:val="clear" w:pos="720"/>
-          <w:tab w:val="right" w:pos="8271" w:leader="dot"/>
-        </w:tabs>
-        <w:spacing w:lineRule="auto" w:line="360" w:before="0" w:after="80"/>
-        <w:ind w:start="283"/>
-        <w:rPr/>
-      </w:pPr>
-      <w:r>
-        <w:rPr>
-          <w:b w:val="false"/>
-          <w:sz w:val="24"/>
-        </w:rPr>
-        <w:t>Descripción del departamento donde realizó la pasantía</w:t>
-        <w:tab/>
-      </w:r>
-      <w:r>
-        <w:rPr/>
-        <w:fldChar w:fldCharType="begin"/>
-      </w:r>
-      <w:r>
-        <w:rPr/>
-        <w:instrText xml:space="preserve"> PAGEREF bm_cap1_departamento \h </w:instrText>
-      </w:r>
-      <w:r>
-        <w:rPr/>
-        <w:fldChar w:fldCharType="separate"/>
-      </w:r>
-      <w:r>
-        <w:rPr/>
-        <w:t>?</w:t>
-      </w:r>
-      <w:r>
-        <w:rPr/>
-        <w:fldChar w:fldCharType="end"/>
-      </w:r>
-    </w:p>
-    <w:p>
-      <w:pPr>
-        <w:pStyle w:val="Normal"/>
-        <w:tabs>
-          <w:tab w:val="clear" w:pos="720"/>
-          <w:tab w:val="right" w:pos="8271" w:leader="dot"/>
-        </w:tabs>
-        <w:spacing w:lineRule="auto" w:line="360" w:before="0" w:after="80"/>
-        <w:ind w:start="0"/>
-        <w:rPr/>
-      </w:pPr>
-      <w:r>
-        <w:rPr>
-          <w:b/>
-          <w:sz w:val="24"/>
-        </w:rPr>
-        <w:t>CAPÍTULO II: DIAGNÓSTICO SITUACIONAL</w:t>
-        <w:tab/>
-      </w:r>
-      <w:r>
-        <w:rPr/>
-        <w:fldChar w:fldCharType="begin"/>
-      </w:r>
-      <w:r>
-        <w:rPr/>
-        <w:instrText xml:space="preserve"> PAGEREF bm_cap2 \h </w:instrText>
-      </w:r>
-      <w:r>
-        <w:rPr/>
-        <w:fldChar w:fldCharType="separate"/>
-      </w:r>
-      <w:r>
-        <w:rPr/>
-        <w:t>?</w:t>
-      </w:r>
-      <w:r>
-        <w:rPr/>
-        <w:fldChar w:fldCharType="end"/>
-      </w:r>
-    </w:p>
-    <w:p>
-      <w:pPr>
-        <w:pStyle w:val="Normal"/>
-        <w:tabs>
-          <w:tab w:val="clear" w:pos="720"/>
-          <w:tab w:val="right" w:pos="8271" w:leader="dot"/>
-        </w:tabs>
-        <w:spacing w:lineRule="auto" w:line="360" w:before="0" w:after="80"/>
-        <w:ind w:start="283"/>
-        <w:rPr/>
-      </w:pPr>
-      <w:r>
-        <w:rPr>
-          <w:b w:val="false"/>
-          <w:sz w:val="24"/>
-        </w:rPr>
-        <w:t>Identificación de la situación problemática</w:t>
-        <w:tab/>
-      </w:r>
-      <w:r>
-        <w:rPr/>
-        <w:fldChar w:fldCharType="begin"/>
-      </w:r>
-      <w:r>
-        <w:rPr/>
-        <w:instrText xml:space="preserve"> PAGEREF bm_cap2_sit \h </w:instrText>
-      </w:r>
-      <w:r>
-        <w:rPr/>
-        <w:fldChar w:fldCharType="separate"/>
-      </w:r>
-      <w:r>
-        <w:rPr/>
-        <w:t>?</w:t>
-      </w:r>
-      <w:r>
-        <w:rPr/>
-        <w:fldChar w:fldCharType="end"/>
-      </w:r>
-    </w:p>
-    <w:p>
-      <w:pPr>
-        <w:pStyle w:val="Normal"/>
-        <w:tabs>
-          <w:tab w:val="clear" w:pos="720"/>
-          <w:tab w:val="right" w:pos="8271" w:leader="dot"/>
-        </w:tabs>
-        <w:spacing w:lineRule="auto" w:line="360" w:before="0" w:after="80"/>
-        <w:ind w:start="283"/>
-        <w:rPr/>
-      </w:pPr>
-      <w:r>
-        <w:rPr>
-          <w:b w:val="false"/>
-          <w:sz w:val="24"/>
-        </w:rPr>
-        <w:t>Objetivo General</w:t>
-        <w:tab/>
-      </w:r>
-      <w:r>
-        <w:rPr/>
-        <w:fldChar w:fldCharType="begin"/>
-      </w:r>
-      <w:r>
-        <w:rPr/>
-        <w:instrText xml:space="preserve"> PAGEREF bm_cap2_objg \h </w:instrText>
-      </w:r>
-      <w:r>
-        <w:rPr/>
-        <w:fldChar w:fldCharType="separate"/>
-      </w:r>
-      <w:r>
-        <w:rPr/>
-        <w:t>?</w:t>
-      </w:r>
-      <w:r>
-        <w:rPr/>
-        <w:fldChar w:fldCharType="end"/>
-      </w:r>
-    </w:p>
-    <w:p>
-      <w:pPr>
-        <w:pStyle w:val="Normal"/>
-        <w:tabs>
-          <w:tab w:val="clear" w:pos="720"/>
-          <w:tab w:val="right" w:pos="8271" w:leader="dot"/>
-        </w:tabs>
-        <w:spacing w:lineRule="auto" w:line="360" w:before="0" w:after="80"/>
-        <w:ind w:start="283"/>
-        <w:rPr/>
-      </w:pPr>
-      <w:r>
-        <w:rPr>
-          <w:b w:val="false"/>
-          <w:sz w:val="24"/>
-        </w:rPr>
-        <w:t>Objetivos Específicos</w:t>
-        <w:tab/>
-      </w:r>
-      <w:r>
-        <w:rPr/>
-        <w:fldChar w:fldCharType="begin"/>
-      </w:r>
-      <w:r>
-        <w:rPr/>
-        <w:instrText xml:space="preserve"> PAGEREF bm_cap2_obje \h </w:instrText>
-      </w:r>
-      <w:r>
-        <w:rPr/>
-        <w:fldChar w:fldCharType="separate"/>
-      </w:r>
-      <w:r>
-        <w:rPr/>
-        <w:t>?</w:t>
-      </w:r>
-      <w:r>
-        <w:rPr/>
-        <w:fldChar w:fldCharType="end"/>
-      </w:r>
-    </w:p>
-    <w:p>
-      <w:pPr>
-        <w:pStyle w:val="Normal"/>
-        <w:tabs>
-          <w:tab w:val="clear" w:pos="720"/>
-          <w:tab w:val="right" w:pos="8271" w:leader="dot"/>
-        </w:tabs>
-        <w:spacing w:lineRule="auto" w:line="360" w:before="0" w:after="80"/>
-        <w:ind w:start="283"/>
-        <w:rPr/>
-      </w:pPr>
-      <w:r>
-        <w:rPr>
-          <w:b w:val="false"/>
-          <w:sz w:val="24"/>
-        </w:rPr>
-        <w:t>Planificación integral de objetivos</w:t>
-        <w:tab/>
-      </w:r>
-      <w:r>
-        <w:rPr/>
-        <w:fldChar w:fldCharType="begin"/>
-      </w:r>
-      <w:r>
-        <w:rPr/>
-        <w:instrText xml:space="preserve"> PAGEREF bm_cap2_planif \h </w:instrText>
-      </w:r>
-      <w:r>
-        <w:rPr/>
-        <w:fldChar w:fldCharType="separate"/>
-      </w:r>
-      <w:r>
-        <w:rPr/>
-        <w:t>?</w:t>
-      </w:r>
-      <w:r>
-        <w:rPr/>
-        <w:fldChar w:fldCharType="end"/>
-      </w:r>
-    </w:p>
-    <w:p>
-      <w:pPr>
-        <w:pStyle w:val="Normal"/>
-        <w:tabs>
-          <w:tab w:val="clear" w:pos="720"/>
-          <w:tab w:val="right" w:pos="8271" w:leader="dot"/>
-        </w:tabs>
-        <w:spacing w:lineRule="auto" w:line="360" w:before="0" w:after="80"/>
-        <w:ind w:start="283"/>
-        <w:rPr/>
-      </w:pPr>
-      <w:r>
-        <w:rPr>
-          <w:b w:val="false"/>
-          <w:sz w:val="24"/>
-        </w:rPr>
-        <w:t>Cronograma de actividades</w:t>
-        <w:tab/>
-      </w:r>
-      <w:r>
-        <w:rPr/>
-        <w:fldChar w:fldCharType="begin"/>
-      </w:r>
-      <w:r>
-        <w:rPr/>
-        <w:instrText xml:space="preserve"> PAGEREF bm_cap2_crono \h </w:instrText>
-      </w:r>
-      <w:r>
-        <w:rPr/>
-        <w:fldChar w:fldCharType="separate"/>
-      </w:r>
-      <w:r>
-        <w:rPr/>
-        <w:t>?</w:t>
-      </w:r>
-      <w:r>
-        <w:rPr/>
-        <w:fldChar w:fldCharType="end"/>
-      </w:r>
-    </w:p>
-    <w:p>
-      <w:pPr>
-        <w:pStyle w:val="Normal"/>
-        <w:tabs>
-          <w:tab w:val="clear" w:pos="720"/>
-          <w:tab w:val="right" w:pos="8271" w:leader="dot"/>
-        </w:tabs>
-        <w:spacing w:lineRule="auto" w:line="360" w:before="0" w:after="80"/>
-        <w:ind w:start="0"/>
-        <w:rPr/>
-      </w:pPr>
-      <w:r>
-        <w:rPr>
-          <w:b/>
-          <w:sz w:val="24"/>
-        </w:rPr>
-        <w:t>CAPÍTULO III: MARCO TEÓRICO</w:t>
-        <w:tab/>
-      </w:r>
-      <w:r>
-        <w:rPr/>
-        <w:fldChar w:fldCharType="begin"/>
-      </w:r>
-      <w:r>
-        <w:rPr/>
-        <w:instrText xml:space="preserve"> PAGEREF bm_cap3 \h </w:instrText>
-      </w:r>
-      <w:r>
-        <w:rPr/>
-        <w:fldChar w:fldCharType="separate"/>
-      </w:r>
-      <w:r>
-        <w:rPr/>
-        <w:t>?</w:t>
-      </w:r>
-      <w:r>
-        <w:rPr/>
-        <w:fldChar w:fldCharType="end"/>
-      </w:r>
-    </w:p>
-    <w:p>
-      <w:pPr>
-        <w:pStyle w:val="Normal"/>
-        <w:tabs>
-          <w:tab w:val="clear" w:pos="720"/>
-          <w:tab w:val="right" w:pos="8271" w:leader="dot"/>
-        </w:tabs>
-        <w:spacing w:lineRule="auto" w:line="360" w:before="0" w:after="80"/>
-        <w:ind w:start="283"/>
-        <w:rPr/>
-      </w:pPr>
-      <w:r>
-        <w:rPr>
-          <w:b w:val="false"/>
-          <w:sz w:val="24"/>
-        </w:rPr>
-        <w:t>Bases teóricas referenciales</w:t>
-        <w:tab/>
-      </w:r>
-      <w:r>
-        <w:rPr/>
-        <w:fldChar w:fldCharType="begin"/>
-      </w:r>
-      <w:r>
-        <w:rPr/>
-        <w:instrText xml:space="preserve"> PAGEREF bm_cap3_bases \h </w:instrText>
-      </w:r>
-      <w:r>
-        <w:rPr/>
-        <w:fldChar w:fldCharType="separate"/>
-      </w:r>
-      <w:r>
-        <w:rPr/>
-        <w:t>?</w:t>
-      </w:r>
-      <w:r>
-        <w:rPr/>
-        <w:fldChar w:fldCharType="end"/>
-      </w:r>
-    </w:p>
-    <w:p>
-      <w:pPr>
-        <w:pStyle w:val="Normal"/>
-        <w:tabs>
-          <w:tab w:val="clear" w:pos="720"/>
-          <w:tab w:val="right" w:pos="8271" w:leader="dot"/>
-        </w:tabs>
-        <w:spacing w:lineRule="auto" w:line="360" w:before="0" w:after="80"/>
-        <w:ind w:start="0"/>
-        <w:rPr/>
-      </w:pPr>
-      <w:r>
-        <w:rPr>
-          <w:b/>
-          <w:sz w:val="24"/>
-        </w:rPr>
-        <w:t>CAPÍTULO IV: ACTIVIDADES REALIZADAS</w:t>
-        <w:tab/>
-      </w:r>
-      <w:r>
-        <w:rPr/>
-        <w:fldChar w:fldCharType="begin"/>
-      </w:r>
-      <w:r>
-        <w:rPr/>
-        <w:instrText xml:space="preserve"> PAGEREF bm_cap4 \h </w:instrText>
-      </w:r>
-      <w:r>
-        <w:rPr/>
-        <w:fldChar w:fldCharType="separate"/>
-      </w:r>
-      <w:r>
-        <w:rPr/>
-        <w:t>?</w:t>
-      </w:r>
-      <w:r>
-        <w:rPr/>
-        <w:fldChar w:fldCharType="end"/>
-      </w:r>
-    </w:p>
-    <w:p>
-      <w:pPr>
-        <w:pStyle w:val="Normal"/>
-        <w:tabs>
-          <w:tab w:val="clear" w:pos="720"/>
-          <w:tab w:val="right" w:pos="8271" w:leader="dot"/>
-        </w:tabs>
-        <w:spacing w:lineRule="auto" w:line="360" w:before="0" w:after="80"/>
-        <w:ind w:start="283"/>
-        <w:rPr/>
-      </w:pPr>
-      <w:r>
-        <w:rPr>
-          <w:b w:val="false"/>
-          <w:sz w:val="24"/>
-        </w:rPr>
-        <w:t>Descripción de actividades ejecutadas por semana</w:t>
-        <w:tab/>
-      </w:r>
-      <w:r>
-        <w:rPr/>
-        <w:fldChar w:fldCharType="begin"/>
-      </w:r>
-      <w:r>
-        <w:rPr/>
-        <w:instrText xml:space="preserve"> PAGEREF bm_cap4_desc \h </w:instrText>
-      </w:r>
-      <w:r>
-        <w:rPr/>
-        <w:fldChar w:fldCharType="separate"/>
-      </w:r>
-      <w:r>
-        <w:rPr/>
-        <w:t>?</w:t>
-      </w:r>
-      <w:r>
-        <w:rPr/>
-        <w:fldChar w:fldCharType="end"/>
-      </w:r>
-    </w:p>
-    <w:p>
-      <w:pPr>
-        <w:pStyle w:val="Normal"/>
-        <w:tabs>
-          <w:tab w:val="clear" w:pos="720"/>
-          <w:tab w:val="right" w:pos="8271" w:leader="dot"/>
-        </w:tabs>
-        <w:spacing w:lineRule="auto" w:line="360" w:before="0" w:after="80"/>
-        <w:ind w:start="0"/>
-        <w:rPr/>
-      </w:pPr>
-      <w:r>
-        <w:rPr>
-          <w:b/>
-          <w:sz w:val="24"/>
-        </w:rPr>
-        <w:t>CAPÍTULO V: CONCLUSIONES Y RECOMENDACIONES</w:t>
-        <w:tab/>
-      </w:r>
-      <w:r>
-        <w:rPr/>
-        <w:fldChar w:fldCharType="begin"/>
-      </w:r>
-      <w:r>
-        <w:rPr/>
-        <w:instrText xml:space="preserve"> PAGEREF bm_cap5 \h </w:instrText>
-      </w:r>
-      <w:r>
-        <w:rPr/>
-        <w:fldChar w:fldCharType="separate"/>
-      </w:r>
-      <w:r>
-        <w:rPr/>
-        <w:t>?</w:t>
-      </w:r>
-      <w:r>
-        <w:rPr/>
-        <w:fldChar w:fldCharType="end"/>
-      </w:r>
-    </w:p>
-    <w:p>
-      <w:pPr>
-        <w:pStyle w:val="Normal"/>
-        <w:tabs>
-          <w:tab w:val="clear" w:pos="720"/>
-          <w:tab w:val="right" w:pos="8271" w:leader="dot"/>
-        </w:tabs>
-        <w:spacing w:lineRule="auto" w:line="360" w:before="0" w:after="80"/>
-        <w:ind w:start="283"/>
-        <w:rPr/>
-      </w:pPr>
-      <w:r>
-        <w:rPr>
-          <w:b w:val="false"/>
-          <w:sz w:val="24"/>
-        </w:rPr>
-        <w:t>Conclusiones</w:t>
-        <w:tab/>
-      </w:r>
-      <w:r>
-        <w:rPr/>
-        <w:fldChar w:fldCharType="begin"/>
-      </w:r>
-      <w:r>
-        <w:rPr/>
-        <w:instrText xml:space="preserve"> PAGEREF bm_cap5_concl \h </w:instrText>
-      </w:r>
-      <w:r>
-        <w:rPr/>
-        <w:fldChar w:fldCharType="separate"/>
-      </w:r>
-      <w:r>
-        <w:rPr/>
-        <w:t>?</w:t>
-      </w:r>
-      <w:r>
-        <w:rPr/>
-        <w:fldChar w:fldCharType="end"/>
-      </w:r>
-    </w:p>
-    <w:p>
-      <w:pPr>
-        <w:pStyle w:val="Normal"/>
-        <w:tabs>
-          <w:tab w:val="clear" w:pos="720"/>
-          <w:tab w:val="right" w:pos="8271" w:leader="dot"/>
-        </w:tabs>
-        <w:spacing w:lineRule="auto" w:line="360" w:before="0" w:after="80"/>
-        <w:ind w:start="283"/>
-        <w:rPr/>
-      </w:pPr>
-      <w:r>
-        <w:rPr>
-          <w:b w:val="false"/>
-          <w:sz w:val="24"/>
-        </w:rPr>
-        <w:t>Recomendaciones</w:t>
-        <w:tab/>
-      </w:r>
-      <w:r>
-        <w:rPr/>
-        <w:fldChar w:fldCharType="begin"/>
-      </w:r>
-      <w:r>
-        <w:rPr/>
-        <w:instrText xml:space="preserve"> PAGEREF bm_cap5_recom \h </w:instrText>
-      </w:r>
-      <w:r>
-        <w:rPr/>
-        <w:fldChar w:fldCharType="separate"/>
-      </w:r>
-      <w:r>
-        <w:rPr/>
-        <w:t>?</w:t>
-      </w:r>
-      <w:r>
-        <w:rPr/>
-        <w:fldChar w:fldCharType="end"/>
-      </w:r>
-    </w:p>
-    <w:p>
-      <w:pPr>
-        <w:pStyle w:val="Normal"/>
-        <w:tabs>
-          <w:tab w:val="clear" w:pos="720"/>
-          <w:tab w:val="right" w:pos="8271" w:leader="dot"/>
-        </w:tabs>
-        <w:spacing w:lineRule="auto" w:line="360" w:before="0" w:after="80"/>
-        <w:ind w:start="0"/>
-        <w:rPr/>
-      </w:pPr>
-      <w:r>
-        <w:rPr>
-          <w:b/>
-          <w:sz w:val="24"/>
-        </w:rPr>
-        <w:t>REFERENCIAS</w:t>
-        <w:tab/>
-      </w:r>
-      <w:r>
-        <w:rPr/>
-        <w:fldChar w:fldCharType="begin"/>
-      </w:r>
-      <w:r>
-        <w:rPr/>
-        <w:instrText xml:space="preserve"> PAGEREF bm_referencias \h </w:instrText>
-      </w:r>
-      <w:r>
-        <w:rPr/>
-        <w:fldChar w:fldCharType="separate"/>
-      </w:r>
-      <w:r>
-        <w:rPr/>
-        <w:t>?</w:t>
-      </w:r>
-      <w:r>
-        <w:rPr/>
-        <w:fldChar w:fldCharType="end"/>
-      </w:r>
-    </w:p>
-    <w:p>
-      <w:pPr>
-        <w:pStyle w:val="Normal"/>
-        <w:tabs>
-          <w:tab w:val="clear" w:pos="720"/>
-          <w:tab w:val="right" w:pos="8271" w:leader="dot"/>
-        </w:tabs>
-        <w:spacing w:lineRule="auto" w:line="360" w:before="0" w:after="0"/>
-        <w:ind w:start="0"/>
-        <w:rPr/>
-      </w:pPr>
-      <w:r>
-        <w:rPr>
-          <w:b/>
-          <w:sz w:val="24"/>
-        </w:rPr>
-        <w:t>ANEXOS</w:t>
-        <w:tab/>
-      </w:r>
-      <w:r>
-        <w:rPr/>
-        <w:fldChar w:fldCharType="begin"/>
-      </w:r>
-      <w:r>
-        <w:rPr/>
-        <w:instrText xml:space="preserve"> PAGEREF bm_anexos \h </w:instrText>
-      </w:r>
-      <w:r>
-        <w:rPr/>
-        <w:fldChar w:fldCharType="separate"/>
-      </w:r>
-      <w:r>
-        <w:rPr/>
-        <w:t>?</w:t>
-      </w:r>
-      <w:r>
-        <w:rPr/>
-        <w:fldChar w:fldCharType="end"/>
-      </w:r>
-    </w:p>
-    <w:p>
-      <w:pPr>
-        <w:sectPr>
-          <w:type w:val="continuous"/>
-          <w:pgSz w:w="12240" w:h="15840"/>
-          <w:pgMar w:left="2268" w:right="1701" w:gutter="0" w:header="0" w:top="1701" w:footer="720" w:bottom="1701"/>
-          <w:formProt w:val="false"/>
-          <w:textDirection w:val="lrTb"/>
-          <w:docGrid w:type="default" w:linePitch="360" w:charSpace="0"/>
-        </w:sectPr>
-      </w:pPr>
-    </w:p>
-    <w:p>
-      <w:pPr>
-        <w:pStyle w:val="Normal"/>
-        <w:spacing w:before="1140" w:after="480"/>
-        <w:jc w:val="center"/>
-        <w:rPr/>
-      </w:pPr>
-      <w:bookmarkStart w:id="6" w:name="bm_lista_cuadros"/>
-      <w:r>
-        <w:rPr>
-          <w:b/>
-          <w:sz w:val="24"/>
-        </w:rPr>
-        <w:t>LISTA DE CUADROS</w:t>
-      </w:r>
-      <w:bookmarkEnd w:id="6"/>
-    </w:p>
-    <w:p>
-      <w:pPr>
-        <w:sectPr>
-          <w:footerReference w:type="even" r:id="rId24"/>
-          <w:footerReference w:type="default" r:id="rId25"/>
-          <w:footerReference w:type="first" r:id="rId26"/>
-          <w:type w:val="nextPage"/>
-          <w:pgSz w:w="12240" w:h="15840"/>
-          <w:pgMar w:left="2268" w:right="1701" w:gutter="0" w:header="0" w:top="1701" w:footer="720" w:bottom="1701"/>
-          <w:pgNumType w:fmt="lowerRoman"/>
-          <w:formProt w:val="false"/>
-          <w:textDirection w:val="lrTb"/>
-          <w:docGrid w:type="default" w:linePitch="360" w:charSpace="0"/>
-        </w:sectPr>
-      </w:pPr>
-    </w:p>
-    <w:p>
-      <w:pPr>
-        <w:pStyle w:val="Normal"/>
-        <w:tabs>
-          <w:tab w:val="clear" w:pos="720"/>
-          <w:tab w:val="right" w:pos="8271" w:leader="none"/>
-        </w:tabs>
-        <w:spacing w:before="240" w:after="240"/>
-        <w:rPr/>
-      </w:pPr>
-      <w:r>
-        <w:rPr>
-          <w:b/>
-          <w:sz w:val="24"/>
-        </w:rPr>
-        <w:t>CUADRO</w:t>
-      </w:r>
-      <w:r>
-        <w:rPr/>
-        <w:tab/>
-      </w:r>
-      <w:r>
-        <w:rPr>
-          <w:b/>
-          <w:sz w:val="24"/>
-        </w:rPr>
-        <w:t>pp.</w:t>
-      </w:r>
-    </w:p>
-    <w:p>
-      <w:pPr>
-        <w:pStyle w:val="Normal"/>
-        <w:tabs>
-          <w:tab w:val="clear" w:pos="720"/>
-          <w:tab w:val="left" w:pos="1020" w:leader="none"/>
-          <w:tab w:val="right" w:pos="8271" w:leader="dot"/>
-        </w:tabs>
-        <w:spacing w:lineRule="auto" w:line="360" w:before="0" w:after="80"/>
-        <w:ind w:hanging="1020" w:start="1020"/>
-        <w:rPr/>
-      </w:pPr>
-      <w:r>
-        <w:rPr>
-          <w:sz w:val="24"/>
-        </w:rPr>
-        <w:t>1</w:t>
-        <w:tab/>
-        <w:t>Planificación integral de objetivos específicos</w:t>
-        <w:tab/>
-      </w:r>
-      <w:r>
-        <w:rPr/>
-        <w:fldChar w:fldCharType="begin"/>
-      </w:r>
-      <w:r>
-        <w:rPr/>
-        <w:instrText xml:space="preserve"> PAGEREF bm_cuadro1 \h </w:instrText>
-      </w:r>
-      <w:r>
-        <w:rPr/>
-        <w:fldChar w:fldCharType="separate"/>
-      </w:r>
-      <w:r>
-        <w:rPr/>
-        <w:t>?</w:t>
-      </w:r>
-      <w:r>
-        <w:rPr/>
-        <w:fldChar w:fldCharType="end"/>
-      </w:r>
-    </w:p>
-    <w:p>
-      <w:pPr>
-        <w:pStyle w:val="Normal"/>
-        <w:tabs>
-          <w:tab w:val="clear" w:pos="720"/>
-          <w:tab w:val="left" w:pos="1020" w:leader="none"/>
-          <w:tab w:val="right" w:pos="8271" w:leader="dot"/>
-        </w:tabs>
-        <w:spacing w:lineRule="auto" w:line="360" w:before="0" w:after="0"/>
-        <w:ind w:hanging="1020" w:start="1020"/>
-        <w:rPr/>
-      </w:pPr>
-      <w:r>
-        <w:rPr>
-          <w:sz w:val="24"/>
-        </w:rPr>
-        <w:t>2</w:t>
-        <w:tab/>
-        <w:t>Cronograma de actividades de la pasantía</w:t>
-        <w:tab/>
-      </w:r>
-      <w:r>
-        <w:rPr/>
-        <w:fldChar w:fldCharType="begin"/>
-      </w:r>
-      <w:r>
-        <w:rPr/>
-        <w:instrText xml:space="preserve"> PAGEREF bm_cuadro2 \h </w:instrText>
-      </w:r>
-      <w:r>
-        <w:rPr/>
-        <w:fldChar w:fldCharType="separate"/>
-      </w:r>
-      <w:r>
-        <w:rPr/>
-        <w:t>?</w:t>
-      </w:r>
-      <w:r>
-        <w:rPr/>
-        <w:fldChar w:fldCharType="end"/>
-      </w:r>
-    </w:p>
-    <w:p>
-      <w:pPr>
-        <w:sectPr>
-          <w:type w:val="continuous"/>
-          <w:pgSz w:w="12240" w:h="15840"/>
-          <w:pgMar w:left="2268" w:right="1701" w:gutter="0" w:header="0" w:top="1701" w:footer="720" w:bottom="1701"/>
-          <w:formProt w:val="false"/>
-          <w:textDirection w:val="lrTb"/>
-          <w:docGrid w:type="default" w:linePitch="360" w:charSpace="0"/>
-        </w:sectPr>
-      </w:pPr>
-    </w:p>
-    <w:p>
-      <w:pPr>
-        <w:pStyle w:val="Normal"/>
-        <w:spacing w:before="1140" w:after="480"/>
-        <w:jc w:val="center"/>
-        <w:rPr/>
-      </w:pPr>
-      <w:bookmarkStart w:id="7" w:name="bm_lista_graficos"/>
-      <w:r>
-        <w:rPr>
-          <w:b/>
-          <w:sz w:val="24"/>
-        </w:rPr>
-        <w:t>LISTA DE GRÁFICOS</w:t>
-      </w:r>
-      <w:bookmarkEnd w:id="7"/>
-    </w:p>
-    <w:p>
-      <w:pPr>
-        <w:sectPr>
-          <w:footerReference w:type="even" r:id="rId27"/>
-          <w:footerReference w:type="default" r:id="rId28"/>
-          <w:footerReference w:type="first" r:id="rId29"/>
-          <w:type w:val="nextPage"/>
-          <w:pgSz w:w="12240" w:h="15840"/>
-          <w:pgMar w:left="2268" w:right="1701" w:gutter="0" w:header="0" w:top="1701" w:footer="720" w:bottom="1701"/>
-          <w:pgNumType w:fmt="lowerRoman"/>
-          <w:formProt w:val="false"/>
-          <w:textDirection w:val="lrTb"/>
-          <w:docGrid w:type="default" w:linePitch="360" w:charSpace="0"/>
-        </w:sectPr>
-      </w:pPr>
-    </w:p>
-    <w:p>
-      <w:pPr>
-        <w:pStyle w:val="Normal"/>
-        <w:tabs>
-          <w:tab w:val="clear" w:pos="720"/>
-          <w:tab w:val="right" w:pos="8271" w:leader="none"/>
-        </w:tabs>
-        <w:spacing w:before="240" w:after="240"/>
-        <w:rPr/>
-      </w:pPr>
-      <w:r>
-        <w:rPr>
-          <w:b/>
-          <w:sz w:val="24"/>
-        </w:rPr>
-        <w:t>GRÁFICO</w:t>
-      </w:r>
-      <w:r>
-        <w:rPr/>
-        <w:tab/>
-      </w:r>
-      <w:r>
-        <w:rPr>
-          <w:b/>
-          <w:sz w:val="24"/>
-        </w:rPr>
-        <w:t>pp.</w:t>
-      </w:r>
-    </w:p>
-    <w:p>
-      <w:pPr>
-        <w:pStyle w:val="Normal"/>
-        <w:tabs>
-          <w:tab w:val="clear" w:pos="720"/>
-          <w:tab w:val="left" w:pos="1020" w:leader="none"/>
-          <w:tab w:val="right" w:pos="8271" w:leader="dot"/>
-        </w:tabs>
-        <w:spacing w:lineRule="auto" w:line="360" w:before="0" w:after="80"/>
-        <w:ind w:hanging="1020" w:start="1020"/>
-        <w:rPr/>
-      </w:pPr>
-      <w:r>
-        <w:rPr>
-          <w:sz w:val="24"/>
-        </w:rPr>
-        <w:t>1</w:t>
-        <w:tab/>
-        <w:t>Logotipo de Lubricantes y Equipos Varyna, C.A.</w:t>
-        <w:tab/>
-      </w:r>
-      <w:r>
-        <w:rPr/>
-        <w:fldChar w:fldCharType="begin"/>
-      </w:r>
-      <w:r>
-        <w:rPr/>
-        <w:instrText xml:space="preserve"> PAGEREF bm_grafico1 \h </w:instrText>
-      </w:r>
-      <w:r>
-        <w:rPr/>
-        <w:fldChar w:fldCharType="separate"/>
-      </w:r>
-      <w:r>
-        <w:rPr/>
-        <w:t>?</w:t>
-      </w:r>
-      <w:r>
-        <w:rPr/>
-        <w:fldChar w:fldCharType="end"/>
-      </w:r>
-    </w:p>
-    <w:p>
-      <w:pPr>
-        <w:pStyle w:val="Normal"/>
-        <w:tabs>
-          <w:tab w:val="clear" w:pos="720"/>
-          <w:tab w:val="left" w:pos="1020" w:leader="none"/>
-          <w:tab w:val="right" w:pos="8271" w:leader="dot"/>
-        </w:tabs>
-        <w:spacing w:lineRule="auto" w:line="360" w:before="0" w:after="80"/>
-        <w:ind w:hanging="1020" w:start="1020"/>
-        <w:rPr/>
-      </w:pPr>
-      <w:r>
-        <w:rPr>
-          <w:sz w:val="24"/>
-        </w:rPr>
-        <w:t>2</w:t>
-        <w:tab/>
-        <w:t>Representación cartográfica y ubicación espacial de la empresa</w:t>
-        <w:tab/>
-      </w:r>
-      <w:r>
-        <w:rPr/>
-        <w:fldChar w:fldCharType="begin"/>
-      </w:r>
-      <w:r>
-        <w:rPr/>
-        <w:instrText xml:space="preserve"> PAGEREF bm_grafico2 \h </w:instrText>
-      </w:r>
-      <w:r>
-        <w:rPr/>
-        <w:fldChar w:fldCharType="separate"/>
-      </w:r>
-      <w:r>
-        <w:rPr/>
-        <w:t>?</w:t>
-      </w:r>
-      <w:r>
-        <w:rPr/>
-        <w:fldChar w:fldCharType="end"/>
-      </w:r>
-    </w:p>
-    <w:p>
-      <w:pPr>
-        <w:pStyle w:val="Normal"/>
-        <w:tabs>
-          <w:tab w:val="clear" w:pos="720"/>
-          <w:tab w:val="left" w:pos="1020" w:leader="none"/>
-          <w:tab w:val="right" w:pos="8271" w:leader="dot"/>
-        </w:tabs>
-        <w:spacing w:lineRule="auto" w:line="360" w:before="0" w:after="0"/>
-        <w:ind w:hanging="1020" w:start="1020"/>
-        <w:rPr/>
-      </w:pPr>
-      <w:r>
-        <w:rPr>
-          <w:sz w:val="24"/>
-        </w:rPr>
-        <w:t>3</w:t>
-        <w:tab/>
-        <w:t>Organigrama estructural y niveles jerárquicos de la organización</w:t>
-        <w:tab/>
-      </w:r>
-      <w:r>
-        <w:rPr/>
-        <w:fldChar w:fldCharType="begin"/>
-      </w:r>
-      <w:r>
-        <w:rPr/>
-        <w:instrText xml:space="preserve"> PAGEREF bm_grafico3 \h </w:instrText>
-      </w:r>
-      <w:r>
-        <w:rPr/>
-        <w:fldChar w:fldCharType="separate"/>
-      </w:r>
-      <w:r>
-        <w:rPr/>
-        <w:t>?</w:t>
-      </w:r>
-      <w:r>
-        <w:rPr/>
-        <w:fldChar w:fldCharType="end"/>
-      </w:r>
-    </w:p>
-    <w:p>
-      <w:pPr>
-        <w:sectPr>
-          <w:type w:val="continuous"/>
-          <w:pgSz w:w="12240" w:h="15840"/>
-          <w:pgMar w:left="2268" w:right="1701" w:gutter="0" w:header="0" w:top="1701" w:footer="720" w:bottom="1701"/>
-          <w:formProt w:val="false"/>
-          <w:textDirection w:val="lrTb"/>
-          <w:docGrid w:type="default" w:linePitch="360" w:charSpace="0"/>
-        </w:sectPr>
-      </w:pPr>
-    </w:p>
-    <w:p>
-      <w:pPr>
-        <w:pStyle w:val="Normal"/>
-        <w:spacing w:before="1140" w:after="480"/>
-        <w:jc w:val="center"/>
-        <w:rPr/>
-      </w:pPr>
-      <w:bookmarkStart w:id="8" w:name="bm_lista_anexos"/>
-      <w:r>
-        <w:rPr>
-          <w:b/>
-          <w:sz w:val="24"/>
-        </w:rPr>
-        <w:t>LISTA DE ANEXOS</w:t>
-      </w:r>
-      <w:bookmarkEnd w:id="8"/>
-    </w:p>
-    <w:p>
-      <w:pPr>
-        <w:sectPr>
-          <w:footerReference w:type="even" r:id="rId30"/>
-          <w:footerReference w:type="default" r:id="rId31"/>
-          <w:footerReference w:type="first" r:id="rId32"/>
-          <w:type w:val="nextPage"/>
-          <w:pgSz w:w="12240" w:h="15840"/>
-          <w:pgMar w:left="2268" w:right="1701" w:gutter="0" w:header="0" w:top="1701" w:footer="720" w:bottom="1701"/>
-          <w:pgNumType w:fmt="lowerRoman"/>
-          <w:formProt w:val="false"/>
-          <w:textDirection w:val="lrTb"/>
-          <w:docGrid w:type="default" w:linePitch="360" w:charSpace="0"/>
-        </w:sectPr>
-      </w:pPr>
-    </w:p>
-    <w:p>
-      <w:pPr>
-        <w:pStyle w:val="Normal"/>
-        <w:tabs>
-          <w:tab w:val="clear" w:pos="720"/>
-          <w:tab w:val="right" w:pos="8271" w:leader="none"/>
-        </w:tabs>
-        <w:spacing w:before="240" w:after="240"/>
-        <w:rPr/>
-      </w:pPr>
-      <w:r>
-        <w:rPr>
-          <w:b/>
-          <w:sz w:val="24"/>
-        </w:rPr>
-        <w:t>ANEXOS</w:t>
-      </w:r>
-      <w:r>
-        <w:rPr/>
-        <w:tab/>
-      </w:r>
-      <w:r>
-        <w:rPr>
-          <w:b/>
-          <w:sz w:val="24"/>
-        </w:rPr>
-        <w:t>pp.</w:t>
-      </w:r>
-    </w:p>
-    <w:p>
-      <w:pPr>
-        <w:pStyle w:val="Normal"/>
-        <w:tabs>
-          <w:tab w:val="clear" w:pos="720"/>
-          <w:tab w:val="left" w:pos="1020" w:leader="none"/>
-          <w:tab w:val="right" w:pos="8271" w:leader="dot"/>
-        </w:tabs>
-        <w:spacing w:lineRule="auto" w:line="360" w:before="0" w:after="80"/>
-        <w:ind w:hanging="1020" w:start="1020"/>
-        <w:rPr/>
-      </w:pPr>
-      <w:r>
-        <w:rPr>
-          <w:sz w:val="24"/>
-        </w:rPr>
-        <w:t>A</w:t>
-        <w:tab/>
-        <w:t>Diagrama de Ishikawa de las causas asociadas a las demoras del proceso de procura</w:t>
-        <w:tab/>
-      </w:r>
-      <w:r>
-        <w:rPr/>
-        <w:fldChar w:fldCharType="begin"/>
-      </w:r>
-      <w:r>
-        <w:rPr/>
-        <w:instrText xml:space="preserve"> PAGEREF bm_anexoA \h </w:instrText>
-      </w:r>
-      <w:r>
-        <w:rPr/>
-        <w:fldChar w:fldCharType="separate"/>
-      </w:r>
-      <w:r>
-        <w:rPr/>
-        <w:t>?</w:t>
-      </w:r>
-      <w:r>
-        <w:rPr/>
-        <w:fldChar w:fldCharType="end"/>
-      </w:r>
-    </w:p>
-    <w:p>
-      <w:pPr>
-        <w:pStyle w:val="Normal"/>
-        <w:tabs>
-          <w:tab w:val="clear" w:pos="720"/>
-          <w:tab w:val="left" w:pos="1020" w:leader="none"/>
-          <w:tab w:val="right" w:pos="8271" w:leader="dot"/>
-        </w:tabs>
-        <w:spacing w:lineRule="auto" w:line="360" w:before="0" w:after="80"/>
-        <w:ind w:hanging="1020" w:start="1020"/>
-        <w:rPr/>
-      </w:pPr>
-      <w:r>
-        <w:rPr>
-          <w:sz w:val="24"/>
-        </w:rPr>
-        <w:t>B</w:t>
-        <w:tab/>
-        <w:t>Flujograma AS-IS del proceso actual de procura</w:t>
-        <w:tab/>
-      </w:r>
-      <w:r>
-        <w:rPr/>
-        <w:fldChar w:fldCharType="begin"/>
-      </w:r>
-      <w:r>
-        <w:rPr/>
-        <w:instrText xml:space="preserve"> PAGEREF bm_anexoB \h </w:instrText>
-      </w:r>
-      <w:r>
-        <w:rPr/>
-        <w:fldChar w:fldCharType="separate"/>
-      </w:r>
-      <w:r>
-        <w:rPr/>
-        <w:t>?</w:t>
-      </w:r>
-      <w:r>
-        <w:rPr/>
-        <w:fldChar w:fldCharType="end"/>
-      </w:r>
-    </w:p>
-    <w:p>
-      <w:pPr>
-        <w:pStyle w:val="Normal"/>
-        <w:tabs>
-          <w:tab w:val="clear" w:pos="720"/>
-          <w:tab w:val="left" w:pos="1020" w:leader="none"/>
-          <w:tab w:val="right" w:pos="8271" w:leader="dot"/>
-        </w:tabs>
-        <w:spacing w:lineRule="auto" w:line="360" w:before="0" w:after="80"/>
-        <w:ind w:hanging="1020" w:start="1020"/>
-        <w:rPr/>
-      </w:pPr>
-      <w:r>
-        <w:rPr>
-          <w:sz w:val="24"/>
-        </w:rPr>
-        <w:t>C</w:t>
-        <w:tab/>
-        <w:t>Flujograma TO-BE del proceso simplificado propuesto</w:t>
-        <w:tab/>
-      </w:r>
-      <w:r>
-        <w:rPr/>
-        <w:fldChar w:fldCharType="begin"/>
-      </w:r>
-      <w:r>
-        <w:rPr/>
-        <w:instrText xml:space="preserve"> PAGEREF bm_anexoC \h </w:instrText>
-      </w:r>
-      <w:r>
-        <w:rPr/>
-        <w:fldChar w:fldCharType="separate"/>
-      </w:r>
-      <w:r>
-        <w:rPr/>
-        <w:t>?</w:t>
-      </w:r>
-      <w:r>
-        <w:rPr/>
-        <w:fldChar w:fldCharType="end"/>
-      </w:r>
-    </w:p>
-    <w:p>
-      <w:pPr>
-        <w:pStyle w:val="Normal"/>
-        <w:tabs>
-          <w:tab w:val="clear" w:pos="720"/>
-          <w:tab w:val="left" w:pos="1020" w:leader="none"/>
-          <w:tab w:val="right" w:pos="8271" w:leader="dot"/>
-        </w:tabs>
-        <w:spacing w:lineRule="auto" w:line="360" w:before="0" w:after="80"/>
-        <w:ind w:hanging="1020" w:start="1020"/>
-        <w:rPr/>
-      </w:pPr>
-      <w:r>
-        <w:rPr>
-          <w:sz w:val="24"/>
-        </w:rPr>
-        <w:t>D</w:t>
-        <w:tab/>
-        <w:t>Swimlane del proceso propuesto de procura</w:t>
-        <w:tab/>
-      </w:r>
-      <w:r>
-        <w:rPr/>
-        <w:fldChar w:fldCharType="begin"/>
-      </w:r>
-      <w:r>
-        <w:rPr/>
-        <w:instrText xml:space="preserve"> PAGEREF bm_anexoD \h </w:instrText>
-      </w:r>
-      <w:r>
-        <w:rPr/>
-        <w:fldChar w:fldCharType="separate"/>
-      </w:r>
-      <w:r>
-        <w:rPr/>
-        <w:t>?</w:t>
-      </w:r>
-      <w:r>
-        <w:rPr/>
-        <w:fldChar w:fldCharType="end"/>
-      </w:r>
-    </w:p>
-    <w:p>
-      <w:pPr>
-        <w:pStyle w:val="Normal"/>
-        <w:tabs>
-          <w:tab w:val="clear" w:pos="720"/>
-          <w:tab w:val="left" w:pos="1020" w:leader="none"/>
-          <w:tab w:val="right" w:pos="8271" w:leader="dot"/>
-        </w:tabs>
-        <w:spacing w:lineRule="auto" w:line="360" w:before="0" w:after="80"/>
-        <w:ind w:hanging="1020" w:start="1020"/>
-        <w:rPr/>
-      </w:pPr>
-      <w:r>
-        <w:rPr>
-          <w:sz w:val="24"/>
-        </w:rPr>
-        <w:t>E</w:t>
-        <w:tab/>
-        <w:t>SIPOC del proceso de procura</w:t>
-        <w:tab/>
-      </w:r>
-      <w:r>
-        <w:rPr/>
-        <w:fldChar w:fldCharType="begin"/>
-      </w:r>
-      <w:r>
-        <w:rPr/>
-        <w:instrText xml:space="preserve"> PAGEREF bm_anexoE \h </w:instrText>
-      </w:r>
-      <w:r>
-        <w:rPr/>
-        <w:fldChar w:fldCharType="separate"/>
-      </w:r>
-      <w:r>
-        <w:rPr/>
-        <w:t>?</w:t>
-      </w:r>
-      <w:r>
-        <w:rPr/>
-        <w:fldChar w:fldCharType="end"/>
-      </w:r>
-    </w:p>
-    <w:p>
-      <w:pPr>
-        <w:pStyle w:val="Normal"/>
-        <w:tabs>
-          <w:tab w:val="clear" w:pos="720"/>
-          <w:tab w:val="left" w:pos="1020" w:leader="none"/>
-          <w:tab w:val="right" w:pos="8271" w:leader="dot"/>
-        </w:tabs>
-        <w:spacing w:lineRule="auto" w:line="360" w:before="0" w:after="80"/>
-        <w:ind w:hanging="1020" w:start="1020"/>
-        <w:rPr/>
-      </w:pPr>
-      <w:r>
-        <w:rPr>
-          <w:sz w:val="24"/>
-        </w:rPr>
-        <w:t>F</w:t>
-        <w:tab/>
-        <w:t>Matriz RACI propuesta del proceso de procura</w:t>
-        <w:tab/>
-      </w:r>
-      <w:r>
-        <w:rPr/>
-        <w:fldChar w:fldCharType="begin"/>
-      </w:r>
-      <w:r>
-        <w:rPr/>
-        <w:instrText xml:space="preserve"> PAGEREF bm_anexoF \h </w:instrText>
-      </w:r>
-      <w:r>
-        <w:rPr/>
-        <w:fldChar w:fldCharType="separate"/>
-      </w:r>
-      <w:r>
-        <w:rPr/>
-        <w:t>?</w:t>
-      </w:r>
-      <w:r>
-        <w:rPr/>
-        <w:fldChar w:fldCharType="end"/>
-      </w:r>
-    </w:p>
-    <w:p>
-      <w:pPr>
-        <w:pStyle w:val="Normal"/>
-        <w:tabs>
-          <w:tab w:val="clear" w:pos="720"/>
-          <w:tab w:val="left" w:pos="1020" w:leader="none"/>
-          <w:tab w:val="right" w:pos="8271" w:leader="dot"/>
-        </w:tabs>
-        <w:spacing w:lineRule="auto" w:line="360" w:before="0" w:after="0"/>
-        <w:ind w:hanging="1020" w:start="1020"/>
-        <w:rPr/>
-      </w:pPr>
-      <w:r>
-        <w:rPr>
-          <w:sz w:val="24"/>
-        </w:rPr>
-        <w:t>G</w:t>
-        <w:tab/>
-        <w:t>Diagrama de Ishikawa definitivo de las causas asociadas a las demoras y pérdida de trazabilidad del proceso de procura</w:t>
-        <w:tab/>
-      </w:r>
-      <w:r>
-        <w:rPr/>
-        <w:fldChar w:fldCharType="begin"/>
-      </w:r>
-      <w:r>
-        <w:rPr/>
-        <w:instrText xml:space="preserve"> PAGEREF bm_anexoG \h </w:instrText>
-      </w:r>
-      <w:r>
-        <w:rPr/>
-        <w:fldChar w:fldCharType="separate"/>
-      </w:r>
-      <w:r>
-        <w:rPr/>
-        <w:t>?</w:t>
-      </w:r>
-      <w:r>
-        <w:rPr/>
-        <w:fldChar w:fldCharType="end"/>
-      </w:r>
-    </w:p>
-    <w:p>
-      <w:pPr>
-        <w:sectPr>
-          <w:type w:val="continuous"/>
-          <w:pgSz w:w="12240" w:h="15840"/>
-          <w:pgMar w:left="2268" w:right="1701" w:gutter="0" w:header="0" w:top="1701" w:footer="720" w:bottom="1701"/>
-          <w:formProt w:val="false"/>
-          <w:textDirection w:val="lrTb"/>
-          <w:docGrid w:type="default" w:linePitch="360" w:charSpace="0"/>
-        </w:sectPr>
-      </w:pPr>
-    </w:p>
-    <w:p>
-      <w:pPr>
-        <w:pStyle w:val="Normal"/>
-        <w:spacing w:lineRule="auto" w:line="240" w:before="0" w:after="0"/>
-        <w:jc w:val="center"/>
-        <w:rPr/>
-      </w:pPr>
-      <w:r>
-        <w:rPr>
-          <w:b/>
-          <w:sz w:val="24"/>
-        </w:rPr>
-        <w:t>REPÚBLICA BOLIVARIANA DE VENEZUELA</w:t>
-      </w:r>
-    </w:p>
-    <w:p>
-      <w:pPr>
-        <w:pStyle w:val="Normal"/>
-        <w:spacing w:lineRule="auto" w:line="240" w:before="0" w:after="0"/>
-        <w:jc w:val="center"/>
-        <w:rPr/>
-      </w:pPr>
-      <w:r>
-        <w:rPr>
-          <w:b/>
-          <w:sz w:val="24"/>
-        </w:rPr>
-        <w:t>MINISTERIO DEL PODER POPULAR PARA LA EDUCACIÓN UNIVERSITARIA</w:t>
-      </w:r>
-    </w:p>
-    <w:p>
-      <w:pPr>
-        <w:pStyle w:val="Normal"/>
-        <w:spacing w:lineRule="auto" w:line="240" w:before="0" w:after="0"/>
-        <w:jc w:val="center"/>
-        <w:rPr/>
-      </w:pPr>
-      <w:r>
-        <w:rPr>
-          <w:b/>
-          <w:sz w:val="24"/>
-        </w:rPr>
-        <w:t>INSTITUTO UNIVERSITARIO DE TECNOLOGÍA</w:t>
-      </w:r>
-    </w:p>
-    <w:p>
-      <w:pPr>
-        <w:pStyle w:val="Normal"/>
-        <w:spacing w:lineRule="auto" w:line="240" w:before="0" w:after="0"/>
-        <w:jc w:val="center"/>
-        <w:rPr/>
-      </w:pPr>
-      <w:r>
-        <w:rPr>
-          <w:b/>
-          <w:sz w:val="24"/>
-        </w:rPr>
-        <w:t>"ELÍAS CALIXTO POMPA"</w:t>
-      </w:r>
-    </w:p>
-    <w:p>
-      <w:pPr>
-        <w:pStyle w:val="Normal"/>
-        <w:spacing w:lineRule="auto" w:line="240" w:before="0" w:after="0"/>
-        <w:jc w:val="center"/>
-        <w:rPr/>
-      </w:pPr>
-      <w:r>
-        <w:rPr>
-          <w:b/>
-          <w:sz w:val="24"/>
-        </w:rPr>
-        <w:t>EL TIGRE, ESTADO ANZOÁTEGUI</w:t>
-      </w:r>
-    </w:p>
-    <w:p>
-      <w:pPr>
-        <w:pStyle w:val="Normal"/>
-        <w:spacing w:lineRule="auto" w:line="240" w:before="0" w:after="120"/>
-        <w:rPr/>
-      </w:pPr>
-      <w:r>
-        <w:rPr/>
-      </w:r>
-    </w:p>
-    <w:p>
-      <w:pPr>
-        <w:pStyle w:val="Normal"/>
-        <w:spacing w:lineRule="auto" w:line="240" w:before="0" w:after="120"/>
-        <w:jc w:val="center"/>
-        <w:rPr/>
-      </w:pPr>
-      <w:r>
-        <w:rPr>
-          <w:b/>
-          <w:sz w:val="24"/>
-        </w:rPr>
-        <w:t>PROPUESTA DE SIMPLIFICACIÓN ADMINISTRATIVA DE LA PROCURA EN LUBRICANTES Y EQUIPOS VARYNA, C.A.</w:t>
-      </w:r>
-    </w:p>
-    <w:p>
-      <w:pPr>
-        <w:pStyle w:val="Normal"/>
-        <w:spacing w:lineRule="auto" w:line="240" w:before="0" w:after="120"/>
-        <w:ind w:start="0"/>
-        <w:jc w:val="end"/>
-        <w:rPr/>
-      </w:pPr>
-      <w:r>
-        <w:rPr>
-          <w:b/>
-          <w:sz w:val="24"/>
-        </w:rPr>
-        <w:t>Autor:</w:t>
-        <w:br/>
-      </w:r>
-      <w:r>
-        <w:rPr>
-          <w:sz w:val="24"/>
-        </w:rPr>
-        <w:t>Guzmán, Keidy</w:t>
-        <w:br/>
-        <w:t>C.I.: 28.706.352</w:t>
-        <w:br/>
-        <w:t>agosto de 2026</w:t>
-      </w:r>
-    </w:p>
-    <w:p>
-      <w:pPr>
-        <w:pStyle w:val="Normal"/>
-        <w:spacing w:lineRule="auto" w:line="240" w:before="120" w:after="120"/>
-        <w:jc w:val="center"/>
-        <w:rPr/>
-      </w:pPr>
-      <w:bookmarkStart w:id="9" w:name="bm_resumen"/>
-      <w:r>
-        <w:rPr>
-          <w:b/>
-          <w:sz w:val="24"/>
-        </w:rPr>
-        <w:t>RESUMEN</w:t>
-      </w:r>
-      <w:bookmarkEnd w:id="9"/>
-    </w:p>
-    <w:p>
-      <w:pPr>
-        <w:sectPr>
-          <w:footerReference w:type="even" r:id="rId33"/>
-          <w:footerReference w:type="default" r:id="rId34"/>
-          <w:footerReference w:type="first" r:id="rId35"/>
-          <w:type w:val="nextPage"/>
-          <w:pgSz w:w="12240" w:h="15840"/>
-          <w:pgMar w:left="2268" w:right="1701" w:gutter="0" w:header="0" w:top="1701" w:footer="720" w:bottom="1701"/>
-          <w:pgNumType w:fmt="lowerRoman"/>
-          <w:formProt w:val="false"/>
-          <w:textDirection w:val="lrTb"/>
-          <w:docGrid w:type="default" w:linePitch="360" w:charSpace="0"/>
-        </w:sectPr>
-      </w:pPr>
-    </w:p>
-    <w:p>
-      <w:pPr>
-        <w:pStyle w:val="Normal"/>
-        <w:spacing w:lineRule="auto" w:line="240" w:before="0" w:after="0"/>
-        <w:ind w:firstLine="709"/>
-        <w:jc w:val="both"/>
-        <w:rPr/>
-      </w:pPr>
-      <w:r>
-        <w:rPr>
-          <w:sz w:val="24"/>
-        </w:rPr>
-        <w:t>El presente informe corresponde a las pasantías profesionales realizadas durante diez (10) semanas en el Departamento Administrativo de Lubricantes y Equipos Varyna, C.A., con participación directa en actividades relacionadas con la procura de materiales e insumos. Durante la práctica se observó que las requisiciones de compra no siempre siguen un canal único y formalizado desde su recepción hasta la emisión y seguimiento de la orden de compra. También se evidenció la ausencia de formatos uniformes para algunas solicitudes, dificultades para conocer oportunamente el estado de las cotizaciones y falta de criterios visibles que faciliten el seguimiento de las aprobaciones. Estas condiciones pueden producir demoras, pérdida de trazabilidad y mayor carga administrativa para el personal encargado. El objetivo general fue proponer la simplificación administrativa del proceso de procura en el departamento, con la finalidad de reducir pasos innecesarios, agilizar los tiempos de adquisición y fortalecer el control interno. Para ello se realizaron observaciones del flujo de compras, entrevistas al personal, revisión de expedientes históricos, análisis de tiempos y un diagrama de causa-efecto para organizar los factores asociados a los retrasos. Como resultado se formuló una propuesta compuesta por un flujo simplificado con responsables definidos, formatos estandarizados de solicitud de cotización y orden de compra, una matriz de autorización por monto y criterios de seguimiento mediante indicadores de gestión. Se concluye que la formalización de estas herramientas puede facilitar el control y reducir la dispersión del proceso. Se recomienda implementar la propuesta de manera gradual, socializarla con el personal involucrado y revisar periódicamente sus resultados para realizar los ajustes necesarios.</w:t>
-      </w:r>
-    </w:p>
-    <w:p>
-      <w:pPr>
-        <w:pStyle w:val="Normal"/>
-        <w:rPr/>
-      </w:pPr>
-      <w:r>
-        <w:rPr/>
-      </w:r>
-    </w:p>
-    <w:p>
-      <w:pPr>
-        <w:pStyle w:val="Normal"/>
-        <w:spacing w:lineRule="auto" w:line="240" w:before="0" w:after="0"/>
-        <w:ind w:firstLine="709"/>
-        <w:rPr/>
-      </w:pPr>
-      <w:r>
-        <w:rPr>
-          <w:b/>
-          <w:sz w:val="24"/>
-        </w:rPr>
-        <w:t xml:space="preserve">Palabras claves: </w:t>
-      </w:r>
-      <w:r>
-        <w:rPr>
-          <w:sz w:val="24"/>
-        </w:rPr>
-        <w:t>procura, simplificación administrativa, control interno, requisiciones, pasantías</w:t>
-      </w:r>
-    </w:p>
-    <w:p>
-      <w:pPr>
-        <w:sectPr>
-          <w:type w:val="continuous"/>
-          <w:pgSz w:w="12240" w:h="15840"/>
-          <w:pgMar w:left="2268" w:right="1701" w:gutter="0" w:header="0" w:top="1701" w:footer="720" w:bottom="1701"/>
-          <w:formProt w:val="false"/>
-          <w:textDirection w:val="lrTb"/>
-          <w:docGrid w:type="default" w:linePitch="360" w:charSpace="0"/>
-        </w:sectPr>
-      </w:pPr>
-    </w:p>
-    <w:p>
-      <w:pPr>
-        <w:pStyle w:val="Normal"/>
-        <w:spacing w:before="1140" w:after="480"/>
-        <w:jc w:val="center"/>
-        <w:rPr/>
-      </w:pPr>
-      <w:bookmarkStart w:id="10" w:name="bm_introduccion"/>
-      <w:r>
-        <w:rPr>
-          <w:b/>
-          <w:sz w:val="24"/>
-        </w:rPr>
-        <w:t>INTRODUCCIÓN</w:t>
-      </w:r>
-      <w:bookmarkEnd w:id="10"/>
-    </w:p>
-    <w:p>
-      <w:pPr>
-        <w:sectPr>
-          <w:footerReference w:type="even" r:id="rId36"/>
-          <w:footerReference w:type="default" r:id="rId37"/>
-          <w:footerReference w:type="first" r:id="rId38"/>
-          <w:type w:val="nextPage"/>
-          <w:pgSz w:w="12240" w:h="15840"/>
-          <w:pgMar w:left="2268" w:right="1701" w:gutter="0" w:header="0" w:top="1701" w:footer="720" w:bottom="1701"/>
-          <w:pgNumType w:start="1" w:fmt="decimal"/>
-          <w:formProt w:val="false"/>
-          <w:titlePg/>
-          <w:textDirection w:val="lrTb"/>
-          <w:docGrid w:type="default" w:linePitch="360" w:charSpace="0"/>
-        </w:sectPr>
-      </w:pPr>
-    </w:p>
-    <w:p>
-      <w:pPr>
-        <w:pStyle w:val="Normal"/>
-        <w:spacing w:lineRule="auto" w:line="360" w:before="0" w:after="0"/>
-        <w:ind w:firstLine="709"/>
-        <w:jc w:val="both"/>
-        <w:rPr/>
-      </w:pPr>
-      <w:r>
-        <w:rPr>
-          <w:i w:val="false"/>
-          <w:sz w:val="24"/>
-        </w:rPr>
-        <w:t>Las pasantías profesionales permiten vincular los conocimientos adquiridos durante la formación en Administración con situaciones reales de funcionamiento organizacional. En el área administrativa, la procura representa un proceso de apoyo indispensable porque articula la recepción de requerimientos, búsqueda de cotizaciones, evaluación de alternativas, aprobación y adquisición de bienes o servicios necesarios para la continuidad de las operaciones.</w:t>
-      </w:r>
-    </w:p>
-    <w:p>
-      <w:pPr>
-        <w:pStyle w:val="Normal"/>
-        <w:spacing w:lineRule="auto" w:line="360" w:before="0" w:after="0"/>
-        <w:ind w:firstLine="709"/>
-        <w:jc w:val="both"/>
-        <w:rPr/>
-      </w:pPr>
-      <w:r>
-        <w:rPr>
-          <w:i w:val="false"/>
-          <w:sz w:val="24"/>
-        </w:rPr>
-        <w:t>En Lubricantes y Equipos Varyna, C.A., las actividades de pasantía se desarrollaron en el Departamento Administrativo con énfasis en el área de procura. Durante la práctica se identificaron oportunidades de mejora relacionadas con la recepción de requisiciones, el seguimiento de cotizaciones, la estandarización de formatos y la definición del recorrido que debe seguir cada solicitud de compra. Estas condiciones justificaron la formulación de una propuesta de simplificación administrativa adaptada a la dinámica del departamento.</w:t>
-      </w:r>
-    </w:p>
-    <w:p>
-      <w:pPr>
-        <w:pStyle w:val="Normal"/>
-        <w:spacing w:lineRule="auto" w:line="360" w:before="0" w:after="0"/>
-        <w:ind w:firstLine="709"/>
-        <w:jc w:val="both"/>
-        <w:rPr/>
-      </w:pPr>
-      <w:r>
-        <w:rPr>
-          <w:i w:val="false"/>
-          <w:sz w:val="24"/>
-        </w:rPr>
-        <w:t>El propósito del informe es presentar el diagnóstico realizado, los objetivos definidos, la planificación de las actividades y la propuesta formulada. Como soporte conceptual se abordan la procura, el proceso administrativo, el control interno y la simplificación de procedimientos, complementados con un marco legal general relacionado con la actividad económica y el orden de los registros mercantiles.</w:t>
-      </w:r>
-    </w:p>
-    <w:p>
-      <w:pPr>
-        <w:pStyle w:val="Normal"/>
-        <w:spacing w:lineRule="auto" w:line="360" w:before="0" w:after="0"/>
-        <w:ind w:firstLine="709"/>
-        <w:jc w:val="both"/>
-        <w:rPr/>
-      </w:pPr>
-      <w:r>
-        <w:rPr>
-          <w:i w:val="false"/>
-          <w:sz w:val="24"/>
-        </w:rPr>
-        <w:t>El informe se organiza en cinco capítulos. El Capítulo I describe la realidad organizacional de Lubricantes y Equipos Varyna, C.A.; el Capítulo II presenta la situación problemática, los objetivos, la planificación integral y el cronograma; el Capítulo III desarrolla los fundamentos teóricos y legales; el Capítulo IV describe las actividades operativas y de análisis realizadas durante las diez semanas; y el Capítulo V contiene las conclusiones y recomendaciones derivadas de la experiencia de pasantía.</w:t>
-      </w:r>
-    </w:p>
-    <w:p>
-      <w:pPr>
-        <w:sectPr>
-          <w:type w:val="continuous"/>
-          <w:pgSz w:w="12240" w:h="15840"/>
-          <w:pgMar w:left="2268" w:right="1701" w:gutter="0" w:header="0" w:top="1701" w:footer="720" w:bottom="1701"/>
-          <w:formProt w:val="false"/>
-          <w:titlePg/>
-          <w:textDirection w:val="lrTb"/>
-          <w:docGrid w:type="default" w:linePitch="360" w:charSpace="0"/>
-        </w:sectPr>
-      </w:pPr>
-    </w:p>
-    <w:p>
-      <w:pPr>
-        <w:pStyle w:val="Normal"/>
-        <w:spacing w:before="1140" w:after="480"/>
-        <w:jc w:val="center"/>
-        <w:rPr/>
-      </w:pPr>
-      <w:r>
-        <w:rPr>
-          <w:b/>
-          <w:sz w:val="24"/>
-        </w:rPr>
-        <w:t>CAPÍTULO I</w:t>
-      </w:r>
-    </w:p>
-    <w:p>
-      <w:pPr>
-        <w:pStyle w:val="Normal"/>
-        <w:spacing w:before="480" w:after="0"/>
-        <w:jc w:val="center"/>
-        <w:rPr/>
-      </w:pPr>
-      <w:bookmarkStart w:id="11" w:name="bm_cap1"/>
-      <w:r>
-        <w:rPr>
-          <w:b/>
-          <w:sz w:val="24"/>
-        </w:rPr>
-        <w:t>REALIDAD ORGANIZACIONAL</w:t>
-      </w:r>
-      <w:bookmarkEnd w:id="11"/>
-    </w:p>
-    <w:p>
-      <w:pPr>
-        <w:sectPr>
-          <w:footerReference w:type="even" r:id="rId39"/>
-          <w:footerReference w:type="default" r:id="rId40"/>
-          <w:footerReference w:type="first" r:id="rId41"/>
-          <w:type w:val="nextPage"/>
-          <w:pgSz w:w="12240" w:h="15840"/>
-          <w:pgMar w:left="2268" w:right="1701" w:gutter="0" w:header="0" w:top="1701" w:footer="720" w:bottom="1701"/>
-          <w:pgNumType w:fmt="decimal"/>
-          <w:formProt w:val="false"/>
-          <w:titlePg/>
-          <w:textDirection w:val="lrTb"/>
-          <w:docGrid w:type="default" w:linePitch="360" w:charSpace="0"/>
-        </w:sectPr>
-      </w:pPr>
-    </w:p>
-    <w:p>
-      <w:pPr>
-        <w:pStyle w:val="Normal"/>
-        <w:spacing w:lineRule="auto" w:line="360" w:before="480" w:after="480"/>
-        <w:jc w:val="center"/>
-        <w:rPr/>
-      </w:pPr>
-      <w:bookmarkStart w:id="12" w:name="bm_cap1_ident"/>
-      <w:r>
-        <w:rPr>
-          <w:b/>
-          <w:sz w:val="24"/>
-        </w:rPr>
-        <w:t>Identificación de la empresa</w:t>
-      </w:r>
-      <w:bookmarkEnd w:id="12"/>
-    </w:p>
-    <w:p>
-      <w:pPr>
-        <w:pStyle w:val="Normal"/>
-        <w:spacing w:lineRule="auto" w:line="360" w:before="480" w:after="480"/>
-        <w:jc w:val="start"/>
-        <w:rPr/>
-      </w:pPr>
-      <w:r>
-        <w:rPr>
-          <w:b/>
-          <w:sz w:val="24"/>
-        </w:rPr>
-        <w:t>Razón social</w:t>
-      </w:r>
-    </w:p>
-    <w:p>
-      <w:pPr>
-        <w:pStyle w:val="Normal"/>
-        <w:spacing w:lineRule="auto" w:line="360" w:before="0" w:after="0"/>
-        <w:ind w:hanging="0"/>
-        <w:jc w:val="both"/>
-        <w:rPr/>
-      </w:pPr>
-      <w:r>
-        <w:rPr>
-          <w:i w:val="false"/>
-          <w:sz w:val="24"/>
-        </w:rPr>
-        <w:t>Lubricantes y Equipos Varyna, C.A.</w:t>
-      </w:r>
-    </w:p>
-    <w:p>
-      <w:pPr>
-        <w:pStyle w:val="Normal"/>
-        <w:spacing w:lineRule="auto" w:line="360" w:before="480" w:after="480"/>
-        <w:jc w:val="start"/>
-        <w:rPr/>
-      </w:pPr>
-      <w:bookmarkStart w:id="13" w:name="bm_cap1_resena"/>
-      <w:r>
-        <w:rPr>
-          <w:b/>
-          <w:sz w:val="24"/>
-        </w:rPr>
-        <w:t>Reseña histórica</w:t>
-      </w:r>
-      <w:bookmarkEnd w:id="13"/>
-    </w:p>
-    <w:p>
-      <w:pPr>
-        <w:pStyle w:val="Normal"/>
-        <w:spacing w:lineRule="auto" w:line="360" w:before="0" w:after="0"/>
-        <w:ind w:firstLine="709"/>
-        <w:jc w:val="both"/>
-        <w:rPr/>
-      </w:pPr>
-      <w:r>
-        <w:rPr>
-          <w:i w:val="false"/>
-          <w:sz w:val="24"/>
-        </w:rPr>
-        <w:t>Lubricantes y Equipos Varyna, C.A. es una empresa venezolana fundada con la visión de responder a las crecientes demandas operativas e industriales del país. A lo largo de más de treinta y seis (36) años de trayectoria ininterrumpida, la organización se ha consolidado en el sector petrolero, industrial y de construcción, posicionándose como un aliado estratégico de alta confiabilidad en el mercado nacional gracias a su capacidad de respuesta y solvencia técnica.</w:t>
-      </w:r>
-    </w:p>
-    <w:p>
-      <w:pPr>
-        <w:pStyle w:val="Normal"/>
-        <w:spacing w:lineRule="auto" w:line="360" w:before="0" w:after="0"/>
-        <w:ind w:firstLine="709"/>
-        <w:jc w:val="both"/>
-        <w:rPr/>
-      </w:pPr>
-      <w:r>
-        <w:rPr>
-          <w:i w:val="false"/>
-          <w:sz w:val="24"/>
-        </w:rPr>
-        <w:t>Desde sus primeros años de operaciones, la empresa enfocó su estrategia en la diversificación técnica de sus servicios, pasando de ser un proveedor local de insumos a una estructura corporativa especializada en el procesamiento y suministro de productos químicos de alto rendimiento, tratamiento químico de crudo y provisión de maquinaria pesada para proyectos de gran escala. Este desarrollo progresivo le permitió establecer estándares operacionales alineados con las exigencias de la industria energética regional y nacional.</w:t>
-      </w:r>
-    </w:p>
-    <w:p>
-      <w:pPr>
-        <w:pStyle w:val="Normal"/>
-        <w:spacing w:lineRule="auto" w:line="360" w:before="0" w:after="0"/>
-        <w:ind w:firstLine="709"/>
-        <w:jc w:val="both"/>
-        <w:rPr/>
-      </w:pPr>
-      <w:r>
-        <w:rPr>
-          <w:i w:val="false"/>
-          <w:sz w:val="24"/>
-        </w:rPr>
-        <w:t>Su integración como parte fundamental del Grupo Corporativo VTC marcó un hito en su madurez organizacional, impulsando un crecimiento sostenido mediante la profesionalización de sus procesos, la adopción de tecnologías de vanguardia y la consolidación de alianzas comerciales de largo alcance. Hoy en día, Lubricantes y Equipos Varyna, C.A. mantiene su compromiso con el desarrollo productivo del país, sustentando su liderazgo en la innovación continua, la calidad de servicio y el fortalecimiento constante de su capital humano y capacidad logística.</w:t>
-      </w:r>
-    </w:p>
-    <w:p>
-      <w:pPr>
-        <w:pStyle w:val="Normal"/>
-        <w:spacing w:lineRule="auto" w:line="360" w:before="480" w:after="480"/>
-        <w:jc w:val="start"/>
-        <w:rPr/>
-      </w:pPr>
-      <w:bookmarkStart w:id="14" w:name="bm_cap1_mision"/>
-      <w:r>
-        <w:rPr>
-          <w:b/>
-          <w:sz w:val="24"/>
-        </w:rPr>
-        <w:t>Misión</w:t>
-      </w:r>
-      <w:bookmarkEnd w:id="14"/>
-    </w:p>
-    <w:p>
-      <w:pPr>
-        <w:pStyle w:val="Normal"/>
-        <w:spacing w:lineRule="auto" w:line="360" w:before="0" w:after="0"/>
-        <w:ind w:firstLine="709"/>
-        <w:jc w:val="both"/>
-        <w:rPr/>
-      </w:pPr>
-      <w:r>
-        <w:rPr>
-          <w:i w:val="false"/>
-          <w:sz w:val="24"/>
-        </w:rPr>
-        <w:t>Brindar a nuestros clientes objetivos, soluciones de calidad en las áreas en las cuales nos desempeñamos, para contribuir de manera significativa en sus resultados. Aportando valor con nuestras respuestas a sus requerimientos. En la búsqueda de un mejor país y de una mejor humanidad.</w:t>
-      </w:r>
-    </w:p>
-    <w:p>
-      <w:pPr>
-        <w:pStyle w:val="Normal"/>
-        <w:spacing w:lineRule="auto" w:line="360" w:before="480" w:after="480"/>
-        <w:jc w:val="start"/>
-        <w:rPr/>
-      </w:pPr>
-      <w:bookmarkStart w:id="15" w:name="bm_cap1_vision"/>
-      <w:r>
-        <w:rPr>
-          <w:b/>
-          <w:sz w:val="24"/>
-        </w:rPr>
-        <w:t>Visión</w:t>
-      </w:r>
-      <w:bookmarkEnd w:id="15"/>
-    </w:p>
-    <w:p>
-      <w:pPr>
-        <w:pStyle w:val="Normal"/>
-        <w:spacing w:lineRule="auto" w:line="360" w:before="0" w:after="0"/>
-        <w:ind w:firstLine="709"/>
-        <w:jc w:val="both"/>
-        <w:rPr/>
-      </w:pPr>
-      <w:r>
-        <w:rPr>
-          <w:i w:val="false"/>
-          <w:sz w:val="24"/>
-        </w:rPr>
-        <w:t>Ser el conglomerado de empresas líderes en cada una de las categorías en las que participamos, generando modelos de negocios altamente competitivos, atendiendo a nuestros distintos beneficiarios con productos y servicios de calidad.</w:t>
-      </w:r>
-    </w:p>
-    <w:p>
-      <w:pPr>
-        <w:pStyle w:val="Normal"/>
-        <w:spacing w:lineRule="auto" w:line="360" w:before="480" w:after="480"/>
-        <w:jc w:val="start"/>
-        <w:rPr/>
-      </w:pPr>
-      <w:bookmarkStart w:id="16" w:name="bm_cap1_valores"/>
-      <w:r>
-        <w:rPr>
-          <w:b/>
-          <w:sz w:val="24"/>
-        </w:rPr>
-        <w:t>Valores</w:t>
-      </w:r>
-      <w:bookmarkEnd w:id="16"/>
-    </w:p>
-    <w:p>
-      <w:pPr>
-        <w:pStyle w:val="Normal"/>
-        <w:spacing w:lineRule="auto" w:line="360" w:before="0" w:after="0"/>
-        <w:ind w:firstLine="709"/>
-        <w:jc w:val="both"/>
-        <w:rPr/>
-      </w:pPr>
-      <w:r>
-        <w:rPr>
-          <w:i w:val="false"/>
-          <w:sz w:val="24"/>
-        </w:rPr>
-        <w:t>Los valores que orientan las actividades de la organización destacan:</w:t>
-      </w:r>
-    </w:p>
-    <w:p>
-      <w:pPr>
-        <w:pStyle w:val="Normal"/>
-        <w:spacing w:lineRule="auto" w:line="360"/>
-        <w:ind w:firstLine="709"/>
-        <w:jc w:val="both"/>
-        <w:rPr/>
-      </w:pPr>
-      <w:r>
-        <w:rPr>
-          <w:sz w:val="24"/>
-        </w:rPr>
-        <w:t xml:space="preserve">1. </w:t>
-      </w:r>
-      <w:r>
-        <w:rPr>
-          <w:b/>
-          <w:sz w:val="24"/>
-        </w:rPr>
-        <w:t xml:space="preserve">Planificación: </w:t>
-      </w:r>
-      <w:r>
-        <w:rPr>
-          <w:sz w:val="24"/>
-        </w:rPr>
-        <w:t>Estructuración anticipada de las adquisiciones para optimizar los recursos financieros de la organización.</w:t>
-      </w:r>
-    </w:p>
-    <w:p>
-      <w:pPr>
-        <w:pStyle w:val="Normal"/>
-        <w:spacing w:lineRule="auto" w:line="360"/>
-        <w:ind w:firstLine="709"/>
-        <w:jc w:val="both"/>
-        <w:rPr/>
-      </w:pPr>
-      <w:r>
-        <w:rPr>
-          <w:sz w:val="24"/>
-        </w:rPr>
-        <w:t xml:space="preserve">2. </w:t>
-      </w:r>
-      <w:r>
-        <w:rPr>
-          <w:b/>
-          <w:sz w:val="24"/>
-        </w:rPr>
-        <w:t xml:space="preserve">Responsabilidad: </w:t>
-      </w:r>
-      <w:r>
-        <w:rPr>
-          <w:sz w:val="24"/>
-        </w:rPr>
-        <w:t>Cumplimiento eficiente de los compromisos adquiridos con clientes, proveedores y trabajadores.</w:t>
-      </w:r>
-    </w:p>
-    <w:p>
-      <w:pPr>
-        <w:pStyle w:val="Normal"/>
-        <w:spacing w:lineRule="auto" w:line="360"/>
-        <w:ind w:firstLine="709"/>
-        <w:jc w:val="both"/>
-        <w:rPr/>
-      </w:pPr>
-      <w:r>
-        <w:rPr>
-          <w:sz w:val="24"/>
-        </w:rPr>
-        <w:t xml:space="preserve">3. </w:t>
-      </w:r>
-      <w:r>
-        <w:rPr>
-          <w:b/>
-          <w:sz w:val="24"/>
-        </w:rPr>
-        <w:t xml:space="preserve">Integridad: </w:t>
-      </w:r>
-      <w:r>
-        <w:rPr>
-          <w:sz w:val="24"/>
-        </w:rPr>
-        <w:t>Actuar con honestidad, ética y transparencia en todas las operaciones de la empresa.</w:t>
-      </w:r>
-    </w:p>
-    <w:p>
-      <w:pPr>
-        <w:pStyle w:val="Normal"/>
-        <w:spacing w:lineRule="auto" w:line="360"/>
-        <w:ind w:firstLine="709"/>
-        <w:jc w:val="both"/>
-        <w:rPr/>
-      </w:pPr>
-      <w:r>
-        <w:rPr>
-          <w:sz w:val="24"/>
-        </w:rPr>
-        <w:t xml:space="preserve">4. </w:t>
-      </w:r>
-      <w:r>
-        <w:rPr>
-          <w:b/>
-          <w:sz w:val="24"/>
-        </w:rPr>
-        <w:t xml:space="preserve">Transparencia: </w:t>
-      </w:r>
-      <w:r>
-        <w:rPr>
-          <w:sz w:val="24"/>
-        </w:rPr>
-        <w:t>Garantizar la trazabilidad y la claridad en los procesos de selección y adjudicación de compras.</w:t>
-      </w:r>
-    </w:p>
-    <w:p>
-      <w:pPr>
-        <w:pStyle w:val="Normal"/>
-        <w:spacing w:lineRule="auto" w:line="360" w:before="480" w:after="480"/>
-        <w:jc w:val="start"/>
-        <w:rPr/>
-      </w:pPr>
-      <w:bookmarkStart w:id="17" w:name="bm_cap1_obj"/>
-      <w:r>
-        <w:rPr>
-          <w:b/>
-          <w:sz w:val="24"/>
-        </w:rPr>
-        <w:t>Objetivos Organizacionales</w:t>
-      </w:r>
-      <w:bookmarkEnd w:id="17"/>
-    </w:p>
-    <w:p>
-      <w:pPr>
-        <w:pStyle w:val="Normal"/>
-        <w:spacing w:lineRule="auto" w:line="360" w:before="480" w:after="480"/>
-        <w:jc w:val="start"/>
-        <w:rPr/>
-      </w:pPr>
-      <w:r>
-        <w:rPr>
-          <w:b/>
-          <w:sz w:val="24"/>
-        </w:rPr>
-        <w:t>Objetivo General</w:t>
-      </w:r>
-    </w:p>
-    <w:p>
-      <w:pPr>
-        <w:pStyle w:val="Normal"/>
-        <w:spacing w:lineRule="auto" w:line="360" w:before="0" w:after="0"/>
-        <w:ind w:firstLine="709"/>
-        <w:jc w:val="both"/>
-        <w:rPr/>
-      </w:pPr>
-      <w:r>
-        <w:rPr>
-          <w:i w:val="false"/>
-          <w:sz w:val="24"/>
-        </w:rPr>
-        <w:t>Posicionarse como una empresa líder en el sector petrolero, industrial y de construcción a nivel nacional, garantizando la provisión oportuna de productos químicos especializados, tratamiento de crudo y maquinaria pesada, mediante una gestión administrativa, operacional y de procura transparente, eficiente y orientada a la calidad total.</w:t>
-      </w:r>
-    </w:p>
-    <w:p>
-      <w:pPr>
-        <w:pStyle w:val="Normal"/>
-        <w:spacing w:lineRule="auto" w:line="360" w:before="480" w:after="480"/>
-        <w:jc w:val="start"/>
-        <w:rPr/>
-      </w:pPr>
-      <w:r>
-        <w:rPr>
-          <w:b/>
-          <w:sz w:val="24"/>
-        </w:rPr>
-        <w:t>Objetivos Específicos</w:t>
-      </w:r>
-    </w:p>
-    <w:p>
-      <w:pPr>
-        <w:pStyle w:val="Normal"/>
-        <w:spacing w:lineRule="auto" w:line="360"/>
-        <w:ind w:firstLine="709"/>
-        <w:jc w:val="both"/>
-        <w:rPr/>
-      </w:pPr>
-      <w:r>
-        <w:rPr>
-          <w:sz w:val="24"/>
-        </w:rPr>
-        <w:t>1. Proporcionar soluciones eficientes y oportunas a las necesidades de sus clientes.</w:t>
-      </w:r>
-    </w:p>
-    <w:p>
-      <w:pPr>
-        <w:pStyle w:val="Normal"/>
-        <w:spacing w:lineRule="auto" w:line="360"/>
-        <w:ind w:firstLine="709"/>
-        <w:jc w:val="both"/>
-        <w:rPr/>
-      </w:pPr>
-      <w:r>
-        <w:rPr>
-          <w:sz w:val="24"/>
-        </w:rPr>
-        <w:t>2. Mantener altos estándares de calidad en los productos y servicios ofrecidos.</w:t>
-      </w:r>
-    </w:p>
-    <w:p>
-      <w:pPr>
-        <w:pStyle w:val="Normal"/>
-        <w:spacing w:lineRule="auto" w:line="360"/>
-        <w:ind w:firstLine="709"/>
-        <w:jc w:val="both"/>
-        <w:rPr/>
-      </w:pPr>
-      <w:r>
-        <w:rPr>
-          <w:sz w:val="24"/>
-        </w:rPr>
-        <w:t>3. Asegurar el abastecimiento continuo y eficiente de insumos mediante una gestión administrativa transparente.</w:t>
-      </w:r>
-    </w:p>
-    <w:p>
-      <w:pPr>
-        <w:pStyle w:val="Normal"/>
-        <w:spacing w:before="480" w:after="0"/>
+        <w:t>En la Ciudad de El Tigre, a los 14 días del mes de agosto de 2026</w:t>
+      </w:r>
+    </w:p>
+    <w:p>
+      <w:pPr>
+        <w:pStyle w:val="Normal"/>
+        <w:rPr/>
+      </w:pPr>
+      <w:r>
+        <w:rPr/>
+      </w:r>
+    </w:p>
+    <w:p>
+      <w:pPr>
+        <w:pStyle w:val="Normal"/>
         <w:jc w:val="center"/>
         <w:rPr/>
       </w:pPr>
@@ -3754,7 +471,7 @@
         <w:rPr/>
         <w:drawing>
           <wp:inline distT="0" distB="0" distL="0" distR="0">
-            <wp:extent cx="1511935" cy="1511935"/>
+            <wp:extent cx="1440180" cy="853440"/>
             <wp:effectExtent l="0" t="0" r="0" b="0"/>
             <wp:docPr id="2" name="Picture 2"/>
             <wp:cNvGraphicFramePr>
@@ -3770,7 +487,3360 @@
                     </pic:cNvPicPr>
                   </pic:nvPicPr>
                   <pic:blipFill>
-                    <a:blip r:embed="rId42"/>
+                    <a:blip r:embed="rId9"/>
+                    <a:stretch>
+                      <a:fillRect/>
+                    </a:stretch>
+                  </pic:blipFill>
+                  <pic:spPr bwMode="auto">
+                    <a:xfrm>
+                      <a:off x="0" y="0"/>
+                      <a:ext cx="1440180" cy="853440"/>
+                    </a:xfrm>
+                    <a:prstGeom prst="rect">
+                      <a:avLst/>
+                    </a:prstGeom>
+                    <a:noFill/>
+                  </pic:spPr>
+                </pic:pic>
+              </a:graphicData>
+            </a:graphic>
+          </wp:inline>
+        </w:drawing>
+      </w:r>
+    </w:p>
+    <w:p>
+      <w:pPr>
+        <w:pStyle w:val="Normal"/>
+        <w:rPr/>
+      </w:pPr>
+      <w:r>
+        <w:rPr/>
+      </w:r>
+    </w:p>
+    <w:p>
+      <w:pPr>
+        <w:pStyle w:val="Normal"/>
+        <w:spacing w:lineRule="auto" w:line="360"/>
+        <w:jc w:val="center"/>
+        <w:rPr/>
+      </w:pPr>
+      <w:r>
+        <w:rPr>
+          <w:b/>
+          <w:sz w:val="24"/>
+        </w:rPr>
+        <w:t>Rondón, Martina</w:t>
+      </w:r>
+    </w:p>
+    <w:p>
+      <w:pPr>
+        <w:pStyle w:val="Normal"/>
+        <w:spacing w:before="0" w:after="0"/>
+        <w:jc w:val="center"/>
+        <w:rPr/>
+        <w:sectPr>
+          <w:footerReference w:type="even" r:id="rId10"/>
+          <w:footerReference w:type="default" r:id="rId11"/>
+          <w:footerReference w:type="first" r:id="rId12"/>
+          <w:type w:val="nextPage"/>
+          <w:pgSz w:w="12240" w:h="15840"/>
+          <w:pgMar w:left="2268" w:right="1701" w:gutter="0" w:header="0" w:top="1701" w:footer="720" w:bottom="1701"/>
+          <w:pgNumType w:fmt="lowerRoman"/>
+          <w:formProt w:val="false"/>
+          <w:textDirection w:val="lrTb"/>
+          <w:docGrid w:type="default" w:linePitch="360" w:charSpace="0"/>
+        </w:sectPr>
+      </w:pPr>
+      <w:r>
+        <w:rPr>
+          <w:sz w:val="24"/>
+        </w:rPr>
+        <w:t>C.I.: 12.208.768</w:t>
+      </w:r>
+    </w:p>
+    <w:p>
+      <w:pPr>
+        <w:pStyle w:val="Normal"/>
+        <w:spacing w:lineRule="auto" w:line="276" w:before="0" w:after="0"/>
+        <w:jc w:val="center"/>
+        <w:rPr/>
+      </w:pPr>
+      <w:r>
+        <w:rPr>
+          <w:b/>
+          <w:sz w:val="24"/>
+        </w:rPr>
+        <w:t>REPÚBLICA BOLIVARIANA DE VENEZUELA</w:t>
+      </w:r>
+    </w:p>
+    <w:p>
+      <w:pPr>
+        <w:pStyle w:val="Normal"/>
+        <w:spacing w:lineRule="auto" w:line="276" w:before="0" w:after="0"/>
+        <w:jc w:val="center"/>
+        <w:rPr/>
+      </w:pPr>
+      <w:r>
+        <w:rPr>
+          <w:b/>
+          <w:sz w:val="24"/>
+        </w:rPr>
+        <w:t>MINISTERIO DEL PODER POPULAR PARA LA EDUCACIÓN UNIVERSITARIA</w:t>
+      </w:r>
+    </w:p>
+    <w:p>
+      <w:pPr>
+        <w:pStyle w:val="Normal"/>
+        <w:spacing w:lineRule="auto" w:line="276" w:before="0" w:after="0"/>
+        <w:jc w:val="center"/>
+        <w:rPr/>
+      </w:pPr>
+      <w:r>
+        <w:rPr>
+          <w:b/>
+          <w:sz w:val="24"/>
+        </w:rPr>
+        <w:t>INSTITUTO UNIVERSITARIO DE TECNOLOGÍA</w:t>
+      </w:r>
+    </w:p>
+    <w:p>
+      <w:pPr>
+        <w:pStyle w:val="Normal"/>
+        <w:spacing w:lineRule="auto" w:line="276" w:before="0" w:after="0"/>
+        <w:jc w:val="center"/>
+        <w:rPr/>
+      </w:pPr>
+      <w:r>
+        <w:rPr>
+          <w:b/>
+          <w:sz w:val="24"/>
+        </w:rPr>
+        <w:t>"ELÍAS CALIXTO POMPA"</w:t>
+      </w:r>
+    </w:p>
+    <w:p>
+      <w:pPr>
+        <w:pStyle w:val="Normal"/>
+        <w:spacing w:lineRule="auto" w:line="276" w:before="0" w:after="0"/>
+        <w:jc w:val="center"/>
+        <w:rPr/>
+      </w:pPr>
+      <w:r>
+        <w:rPr>
+          <w:b/>
+          <w:sz w:val="24"/>
+        </w:rPr>
+        <w:t>EL TIGRE, ESTADO ANZOÁTEGUI</w:t>
+      </w:r>
+    </w:p>
+    <w:p>
+      <w:pPr>
+        <w:pStyle w:val="Normal"/>
+        <w:rPr/>
+      </w:pPr>
+      <w:r>
+        <w:rPr/>
+      </w:r>
+    </w:p>
+    <w:p>
+      <w:pPr>
+        <w:pStyle w:val="Normal"/>
+        <w:spacing w:before="480" w:after="480"/>
+        <w:jc w:val="center"/>
+        <w:rPr/>
+      </w:pPr>
+      <w:bookmarkStart w:id="2" w:name="bm_aprob_acad"/>
+      <w:r>
+        <w:rPr>
+          <w:b/>
+          <w:sz w:val="24"/>
+        </w:rPr>
+        <w:t>APROBACIÓN DEL TUTOR ACADÉMICO</w:t>
+      </w:r>
+      <w:bookmarkEnd w:id="2"/>
+    </w:p>
+    <w:p>
+      <w:pPr>
+        <w:pStyle w:val="Normal"/>
+        <w:spacing w:lineRule="auto" w:line="360"/>
+        <w:ind w:hanging="0"/>
+        <w:jc w:val="both"/>
+        <w:rPr/>
+      </w:pPr>
+      <w:r>
+        <w:rPr>
+          <w:sz w:val="24"/>
+        </w:rPr>
+        <w:t>En mi carácter de tutor académico del informe de pasantías presentado por: Guzmán, Keidy, de Cédula de Identidad V-28.706.352; para optar al grado de Técnico Superior Universitario en la especialidad de: Administración, cuyo título es; “PROPUESTA DE SIMPLIFICACIÓN ADMINISTRATIVA DE LA PROCURA EN LUBRICANTES Y EQUIPOS VARYNA, C.A.”, manifiesto que cumple con los requisitos exigidos por el Instituto Universitario de Tecnología “Elías Calixto Pompa” (IUTECP); y que, por lo tanto, considero que reúne los méritos suficientes para ser evaluado por el jurado que se decida designar a tal fin.</w:t>
+      </w:r>
+    </w:p>
+    <w:p>
+      <w:pPr>
+        <w:pStyle w:val="Normal"/>
+        <w:rPr/>
+      </w:pPr>
+      <w:r>
+        <w:rPr/>
+      </w:r>
+    </w:p>
+    <w:p>
+      <w:pPr>
+        <w:pStyle w:val="Normal"/>
+        <w:rPr/>
+      </w:pPr>
+      <w:r>
+        <w:rPr/>
+      </w:r>
+    </w:p>
+    <w:p>
+      <w:pPr>
+        <w:pStyle w:val="Normal"/>
+        <w:spacing w:lineRule="auto" w:line="360"/>
+        <w:jc w:val="start"/>
+        <w:rPr/>
+      </w:pPr>
+      <w:r>
+        <w:rPr>
+          <w:sz w:val="24"/>
+        </w:rPr>
+        <w:t>En la Ciudad de El Tigre, a los ___ días del mes de _______ de 2026</w:t>
+      </w:r>
+    </w:p>
+    <w:p>
+      <w:pPr>
+        <w:pStyle w:val="Normal"/>
+        <w:rPr/>
+      </w:pPr>
+      <w:r>
+        <w:rPr/>
+      </w:r>
+    </w:p>
+    <w:p>
+      <w:pPr>
+        <w:pStyle w:val="Normal"/>
+        <w:jc w:val="center"/>
+        <w:rPr/>
+      </w:pPr>
+      <w:r>
+        <w:rPr/>
+        <w:drawing>
+          <wp:inline distT="0" distB="0" distL="0" distR="0">
+            <wp:extent cx="1440180" cy="1077595"/>
+            <wp:effectExtent l="0" t="0" r="0" b="0"/>
+            <wp:docPr id="3" name="Picture 3"/>
+            <wp:cNvGraphicFramePr>
+              <a:graphicFrameLocks xmlns:a="http://schemas.openxmlformats.org/drawingml/2006/main" noChangeAspect="1"/>
+            </wp:cNvGraphicFramePr>
+            <a:graphic xmlns:a="http://schemas.openxmlformats.org/drawingml/2006/main">
+              <a:graphicData uri="http://schemas.openxmlformats.org/drawingml/2006/picture">
+                <pic:pic xmlns:pic="http://schemas.openxmlformats.org/drawingml/2006/picture">
+                  <pic:nvPicPr>
+                    <pic:cNvPr id="3" name="Picture 3"/>
+                    <pic:cNvPicPr>
+                      <a:picLocks noChangeAspect="1" noChangeArrowheads="1"/>
+                    </pic:cNvPicPr>
+                  </pic:nvPicPr>
+                  <pic:blipFill>
+                    <a:blip r:embed="rId13"/>
+                    <a:stretch>
+                      <a:fillRect/>
+                    </a:stretch>
+                  </pic:blipFill>
+                  <pic:spPr bwMode="auto">
+                    <a:xfrm>
+                      <a:off x="0" y="0"/>
+                      <a:ext cx="1440180" cy="1077595"/>
+                    </a:xfrm>
+                    <a:prstGeom prst="rect">
+                      <a:avLst/>
+                    </a:prstGeom>
+                    <a:noFill/>
+                  </pic:spPr>
+                </pic:pic>
+              </a:graphicData>
+            </a:graphic>
+          </wp:inline>
+        </w:drawing>
+      </w:r>
+    </w:p>
+    <w:p>
+      <w:pPr>
+        <w:pStyle w:val="Normal"/>
+        <w:rPr/>
+      </w:pPr>
+      <w:r>
+        <w:rPr/>
+      </w:r>
+    </w:p>
+    <w:p>
+      <w:pPr>
+        <w:pStyle w:val="Normal"/>
+        <w:spacing w:lineRule="auto" w:line="360"/>
+        <w:jc w:val="center"/>
+        <w:rPr/>
+      </w:pPr>
+      <w:r>
+        <w:rPr>
+          <w:b/>
+          <w:sz w:val="24"/>
+        </w:rPr>
+        <w:t>Dra. Carmen J. Álvarez</w:t>
+      </w:r>
+    </w:p>
+    <w:p>
+      <w:pPr>
+        <w:pStyle w:val="Normal"/>
+        <w:spacing w:before="0" w:after="0"/>
+        <w:jc w:val="center"/>
+        <w:rPr/>
+        <w:sectPr>
+          <w:footerReference w:type="even" r:id="rId14"/>
+          <w:footerReference w:type="default" r:id="rId15"/>
+          <w:footerReference w:type="first" r:id="rId16"/>
+          <w:type w:val="nextPage"/>
+          <w:pgSz w:w="12240" w:h="15840"/>
+          <w:pgMar w:left="2268" w:right="1701" w:gutter="0" w:header="0" w:top="1701" w:footer="720" w:bottom="1701"/>
+          <w:pgNumType w:fmt="lowerRoman"/>
+          <w:formProt w:val="false"/>
+          <w:textDirection w:val="lrTb"/>
+          <w:docGrid w:type="default" w:linePitch="360" w:charSpace="0"/>
+        </w:sectPr>
+      </w:pPr>
+      <w:r>
+        <w:rPr>
+          <w:sz w:val="24"/>
+        </w:rPr>
+        <w:t>C.I.: 14.452.956</w:t>
+      </w:r>
+    </w:p>
+    <w:p>
+      <w:pPr>
+        <w:pStyle w:val="Normal"/>
+        <w:spacing w:before="1140" w:after="480"/>
+        <w:jc w:val="center"/>
+        <w:rPr/>
+      </w:pPr>
+      <w:bookmarkStart w:id="3" w:name="bm_agradecimientos"/>
+      <w:r>
+        <w:rPr>
+          <w:b/>
+          <w:sz w:val="24"/>
+        </w:rPr>
+        <w:t>AGRADECIMIENTOS</w:t>
+      </w:r>
+      <w:bookmarkEnd w:id="3"/>
+    </w:p>
+    <w:p>
+      <w:pPr>
+        <w:sectPr>
+          <w:footerReference w:type="even" r:id="rId17"/>
+          <w:footerReference w:type="default" r:id="rId18"/>
+          <w:footerReference w:type="first" r:id="rId19"/>
+          <w:type w:val="nextPage"/>
+          <w:pgSz w:w="12240" w:h="15840"/>
+          <w:pgMar w:left="2268" w:right="1701" w:gutter="0" w:header="0" w:top="1701" w:footer="720" w:bottom="1701"/>
+          <w:pgNumType w:fmt="lowerRoman"/>
+          <w:formProt w:val="false"/>
+          <w:textDirection w:val="lrTb"/>
+          <w:docGrid w:type="default" w:linePitch="360" w:charSpace="0"/>
+        </w:sectPr>
+      </w:pPr>
+    </w:p>
+    <w:p>
+      <w:pPr>
+        <w:pStyle w:val="Normal"/>
+        <w:spacing w:lineRule="auto" w:line="360" w:before="0" w:after="0"/>
+        <w:ind w:firstLine="709"/>
+        <w:jc w:val="both"/>
+        <w:rPr/>
+      </w:pPr>
+      <w:r>
+        <w:rPr>
+          <w:i w:val="false"/>
+          <w:sz w:val="24"/>
+        </w:rPr>
+        <w:t>Agradezco al Instituto Universitario de Tecnología "Elías Calixto Pompa" (IUTECP) por los conocimientos y orientaciones brindados durante mi formación; a Lubricantes y Equipos Varyna, C.A., por permitirme realizar las pasantías profesionales en su Departamento Administrativo y conocer de manera directa sus procesos de procura; a mi tutora académica, Dra. Carmen J. Álvarez, y a mi tutora industrial, Martina Rondón, por sus observaciones, acompañamiento y disposición durante el desarrollo del informe; y a todas las personas que colaboraron conmigo durante este período, por su apoyo y por los aprendizajes compartidos.</w:t>
+      </w:r>
+    </w:p>
+    <w:p>
+      <w:pPr>
+        <w:sectPr>
+          <w:type w:val="continuous"/>
+          <w:pgSz w:w="12240" w:h="15840"/>
+          <w:pgMar w:left="2268" w:right="1701" w:gutter="0" w:header="0" w:top="1701" w:footer="720" w:bottom="1701"/>
+          <w:formProt w:val="false"/>
+          <w:textDirection w:val="lrTb"/>
+          <w:docGrid w:type="default" w:linePitch="360" w:charSpace="0"/>
+        </w:sectPr>
+      </w:pPr>
+    </w:p>
+    <w:p>
+      <w:pPr>
+        <w:pStyle w:val="Normal"/>
+        <w:spacing w:before="1140" w:after="480"/>
+        <w:jc w:val="center"/>
+        <w:rPr/>
+      </w:pPr>
+      <w:bookmarkStart w:id="4" w:name="bm_dedicatoria"/>
+      <w:r>
+        <w:rPr>
+          <w:b/>
+          <w:sz w:val="24"/>
+        </w:rPr>
+        <w:t>DEDICATORIA</w:t>
+      </w:r>
+      <w:bookmarkEnd w:id="4"/>
+    </w:p>
+    <w:p>
+      <w:pPr>
+        <w:sectPr>
+          <w:footerReference w:type="even" r:id="rId20"/>
+          <w:footerReference w:type="default" r:id="rId21"/>
+          <w:footerReference w:type="first" r:id="rId22"/>
+          <w:type w:val="nextPage"/>
+          <w:pgSz w:w="12240" w:h="15840"/>
+          <w:pgMar w:left="2268" w:right="1701" w:gutter="0" w:header="0" w:top="1701" w:footer="720" w:bottom="1701"/>
+          <w:pgNumType w:fmt="lowerRoman"/>
+          <w:formProt w:val="false"/>
+          <w:textDirection w:val="lrTb"/>
+          <w:docGrid w:type="default" w:linePitch="360" w:charSpace="0"/>
+        </w:sectPr>
+      </w:pPr>
+    </w:p>
+    <w:p>
+      <w:pPr>
+        <w:pStyle w:val="Normal"/>
+        <w:spacing w:lineRule="auto" w:line="360" w:before="0" w:after="0"/>
+        <w:ind w:firstLine="709"/>
+        <w:jc w:val="both"/>
+        <w:rPr/>
+      </w:pPr>
+      <w:r>
+        <w:rPr>
+          <w:i w:val="false"/>
+          <w:sz w:val="24"/>
+        </w:rPr>
+        <w:t>A mi familia, por acompañarme con paciencia, apoyo y motivación durante mi formación académica y en cada etapa de estas pasantías. Dedico especialmente este logro a quienes han confiado en mí y me han impulsado a continuar creciendo personal y profesionalmente.</w:t>
+      </w:r>
+    </w:p>
+    <w:p>
+      <w:pPr>
+        <w:sectPr>
+          <w:type w:val="continuous"/>
+          <w:pgSz w:w="12240" w:h="15840"/>
+          <w:pgMar w:left="2268" w:right="1701" w:gutter="0" w:header="0" w:top="1701" w:footer="720" w:bottom="1701"/>
+          <w:formProt w:val="false"/>
+          <w:textDirection w:val="lrTb"/>
+          <w:docGrid w:type="default" w:linePitch="360" w:charSpace="0"/>
+        </w:sectPr>
+      </w:pPr>
+    </w:p>
+    <w:p>
+      <w:pPr>
+        <w:pStyle w:val="Normal"/>
+        <w:spacing w:before="1140" w:after="480"/>
+        <w:jc w:val="center"/>
+        <w:rPr/>
+      </w:pPr>
+      <w:bookmarkStart w:id="5" w:name="bm_indice"/>
+      <w:r>
+        <w:rPr>
+          <w:b/>
+          <w:sz w:val="24"/>
+        </w:rPr>
+        <w:t>ÍNDICE DE CONTENIDO</w:t>
+      </w:r>
+      <w:bookmarkEnd w:id="5"/>
+    </w:p>
+    <w:p>
+      <w:pPr>
+        <w:sectPr>
+          <w:footerReference w:type="even" r:id="rId23"/>
+          <w:footerReference w:type="default" r:id="rId24"/>
+          <w:footerReference w:type="first" r:id="rId25"/>
+          <w:type w:val="nextPage"/>
+          <w:pgSz w:w="12240" w:h="15840"/>
+          <w:pgMar w:left="2268" w:right="1701" w:gutter="0" w:header="0" w:top="1701" w:footer="720" w:bottom="1701"/>
+          <w:pgNumType w:fmt="lowerRoman"/>
+          <w:formProt w:val="false"/>
+          <w:textDirection w:val="lrTb"/>
+          <w:docGrid w:type="default" w:linePitch="360" w:charSpace="0"/>
+        </w:sectPr>
+      </w:pPr>
+    </w:p>
+    <w:p>
+      <w:pPr>
+        <w:pStyle w:val="Normal"/>
+        <w:spacing w:before="0" w:after="240"/>
+        <w:jc w:val="end"/>
+        <w:rPr/>
+      </w:pPr>
+      <w:r>
+        <w:rPr>
+          <w:b/>
+          <w:sz w:val="24"/>
+        </w:rPr>
+        <w:t>pp.</w:t>
+      </w:r>
+    </w:p>
+    <w:p>
+      <w:pPr>
+        <w:pStyle w:val="Normal"/>
+        <w:tabs>
+          <w:tab w:val="clear" w:pos="720"/>
+          <w:tab w:val="right" w:pos="8271" w:leader="dot"/>
+        </w:tabs>
+        <w:spacing w:lineRule="auto" w:line="360" w:before="0" w:after="80"/>
+        <w:ind w:start="0"/>
+        <w:rPr/>
+      </w:pPr>
+      <w:r>
+        <w:rPr>
+          <w:b w:val="false"/>
+          <w:sz w:val="24"/>
+        </w:rPr>
+        <w:t>CONTRAPORTADA</w:t>
+        <w:tab/>
+        <w:t>ii</w:t>
+      </w:r>
+    </w:p>
+    <w:p>
+      <w:pPr>
+        <w:pStyle w:val="Normal"/>
+        <w:tabs>
+          <w:tab w:val="clear" w:pos="720"/>
+          <w:tab w:val="right" w:pos="8271" w:leader="dot"/>
+        </w:tabs>
+        <w:spacing w:lineRule="auto" w:line="360" w:before="0" w:after="80"/>
+        <w:ind w:start="0"/>
+        <w:rPr/>
+      </w:pPr>
+      <w:r>
+        <w:rPr>
+          <w:b w:val="false"/>
+          <w:sz w:val="24"/>
+        </w:rPr>
+        <w:t>APROBACIÓN DEL TUTOR INDUSTRIAL</w:t>
+        <w:tab/>
+        <w:t>iii</w:t>
+      </w:r>
+    </w:p>
+    <w:p>
+      <w:pPr>
+        <w:pStyle w:val="Normal"/>
+        <w:tabs>
+          <w:tab w:val="clear" w:pos="720"/>
+          <w:tab w:val="right" w:pos="8271" w:leader="dot"/>
+        </w:tabs>
+        <w:spacing w:lineRule="auto" w:line="360" w:before="0" w:after="80"/>
+        <w:ind w:start="0"/>
+        <w:rPr/>
+      </w:pPr>
+      <w:r>
+        <w:rPr>
+          <w:b w:val="false"/>
+          <w:sz w:val="24"/>
+        </w:rPr>
+        <w:t>APROBACIÓN DEL TUTOR ACADÉMICO</w:t>
+        <w:tab/>
+        <w:t>iv</w:t>
+      </w:r>
+    </w:p>
+    <w:p>
+      <w:pPr>
+        <w:pStyle w:val="Normal"/>
+        <w:tabs>
+          <w:tab w:val="clear" w:pos="720"/>
+          <w:tab w:val="right" w:pos="8271" w:leader="dot"/>
+        </w:tabs>
+        <w:spacing w:lineRule="auto" w:line="360" w:before="0" w:after="80"/>
+        <w:ind w:start="0"/>
+        <w:rPr/>
+      </w:pPr>
+      <w:r>
+        <w:rPr>
+          <w:b w:val="false"/>
+          <w:sz w:val="24"/>
+        </w:rPr>
+        <w:t>AGRADECIMIENTOS</w:t>
+        <w:tab/>
+        <w:t>v</w:t>
+      </w:r>
+    </w:p>
+    <w:p>
+      <w:pPr>
+        <w:pStyle w:val="Normal"/>
+        <w:tabs>
+          <w:tab w:val="clear" w:pos="720"/>
+          <w:tab w:val="right" w:pos="8271" w:leader="dot"/>
+        </w:tabs>
+        <w:spacing w:lineRule="auto" w:line="360" w:before="0" w:after="80"/>
+        <w:ind w:start="0"/>
+        <w:rPr/>
+      </w:pPr>
+      <w:r>
+        <w:rPr>
+          <w:b w:val="false"/>
+          <w:sz w:val="24"/>
+        </w:rPr>
+        <w:t>DEDICATORIA</w:t>
+        <w:tab/>
+        <w:t>vi</w:t>
+      </w:r>
+    </w:p>
+    <w:p>
+      <w:pPr>
+        <w:pStyle w:val="Normal"/>
+        <w:tabs>
+          <w:tab w:val="clear" w:pos="720"/>
+          <w:tab w:val="right" w:pos="8271" w:leader="dot"/>
+        </w:tabs>
+        <w:spacing w:lineRule="auto" w:line="360" w:before="0" w:after="80"/>
+        <w:ind w:start="0"/>
+        <w:rPr/>
+      </w:pPr>
+      <w:r>
+        <w:rPr>
+          <w:b w:val="false"/>
+          <w:sz w:val="24"/>
+        </w:rPr>
+        <w:t>LISTA DE CUADROS</w:t>
+        <w:tab/>
+        <w:t>ix</w:t>
+      </w:r>
+    </w:p>
+    <w:p>
+      <w:pPr>
+        <w:pStyle w:val="Normal"/>
+        <w:tabs>
+          <w:tab w:val="clear" w:pos="720"/>
+          <w:tab w:val="right" w:pos="8271" w:leader="dot"/>
+        </w:tabs>
+        <w:spacing w:lineRule="auto" w:line="360" w:before="0" w:after="80"/>
+        <w:ind w:start="0"/>
+        <w:rPr/>
+      </w:pPr>
+      <w:r>
+        <w:rPr>
+          <w:b w:val="false"/>
+          <w:sz w:val="24"/>
+        </w:rPr>
+        <w:t>LISTA DE GRÁFICOS</w:t>
+        <w:tab/>
+        <w:t>x</w:t>
+      </w:r>
+    </w:p>
+    <w:p>
+      <w:pPr>
+        <w:pStyle w:val="Normal"/>
+        <w:tabs>
+          <w:tab w:val="clear" w:pos="720"/>
+          <w:tab w:val="right" w:pos="8271" w:leader="dot"/>
+        </w:tabs>
+        <w:spacing w:lineRule="auto" w:line="360" w:before="0" w:after="80"/>
+        <w:ind w:start="0"/>
+        <w:rPr/>
+      </w:pPr>
+      <w:r>
+        <w:rPr>
+          <w:b w:val="false"/>
+          <w:sz w:val="24"/>
+        </w:rPr>
+        <w:t>LISTA DE ANEXOS</w:t>
+        <w:tab/>
+        <w:t>xi</w:t>
+      </w:r>
+    </w:p>
+    <w:p>
+      <w:pPr>
+        <w:pStyle w:val="Normal"/>
+        <w:tabs>
+          <w:tab w:val="clear" w:pos="720"/>
+          <w:tab w:val="right" w:pos="8271" w:leader="dot"/>
+        </w:tabs>
+        <w:spacing w:lineRule="auto" w:line="360" w:before="0" w:after="80"/>
+        <w:ind w:start="0"/>
+        <w:rPr/>
+      </w:pPr>
+      <w:r>
+        <w:rPr>
+          <w:b w:val="false"/>
+          <w:sz w:val="24"/>
+        </w:rPr>
+        <w:t>RESUMEN</w:t>
+        <w:tab/>
+        <w:t>xii</w:t>
+      </w:r>
+    </w:p>
+    <w:p>
+      <w:pPr>
+        <w:pStyle w:val="Normal"/>
+        <w:tabs>
+          <w:tab w:val="clear" w:pos="720"/>
+          <w:tab w:val="right" w:pos="8271" w:leader="dot"/>
+        </w:tabs>
+        <w:spacing w:lineRule="auto" w:line="360" w:before="0" w:after="80"/>
+        <w:ind w:start="0"/>
+        <w:rPr/>
+      </w:pPr>
+      <w:r>
+        <w:rPr>
+          <w:b w:val="false"/>
+          <w:sz w:val="24"/>
+        </w:rPr>
+        <w:t>INTRODUCCIÓN</w:t>
+        <w:tab/>
+      </w:r>
+      <w:r>
+        <w:rPr/>
+        <w:fldChar w:fldCharType="begin"/>
+      </w:r>
+      <w:r>
+        <w:rPr/>
+        <w:instrText xml:space="preserve"> PAGEREF bm_introduccion \h </w:instrText>
+      </w:r>
+      <w:r>
+        <w:rPr/>
+        <w:fldChar w:fldCharType="separate"/>
+      </w:r>
+      <w:r>
+        <w:rPr/>
+        <w:t>?</w:t>
+      </w:r>
+      <w:r>
+        <w:rPr/>
+        <w:fldChar w:fldCharType="end"/>
+      </w:r>
+    </w:p>
+    <w:p>
+      <w:pPr>
+        <w:pStyle w:val="Normal"/>
+        <w:spacing w:before="240" w:after="120"/>
+        <w:rPr/>
+      </w:pPr>
+      <w:r>
+        <w:rPr>
+          <w:b/>
+        </w:rPr>
+        <w:t>CAPÍTULOS</w:t>
+      </w:r>
+    </w:p>
+    <w:p>
+      <w:pPr>
+        <w:pStyle w:val="Normal"/>
+        <w:tabs>
+          <w:tab w:val="clear" w:pos="720"/>
+          <w:tab w:val="right" w:pos="8271" w:leader="dot"/>
+        </w:tabs>
+        <w:spacing w:lineRule="auto" w:line="360" w:before="0" w:after="80"/>
+        <w:ind w:start="0"/>
+        <w:rPr/>
+      </w:pPr>
+      <w:r>
+        <w:rPr>
+          <w:b/>
+          <w:sz w:val="24"/>
+        </w:rPr>
+        <w:t>CAPÍTULO I: REALIDAD ORGANIZACIONAL</w:t>
+        <w:tab/>
+      </w:r>
+      <w:r>
+        <w:rPr/>
+        <w:fldChar w:fldCharType="begin"/>
+      </w:r>
+      <w:r>
+        <w:rPr/>
+        <w:instrText xml:space="preserve"> PAGEREF bm_cap1 \h </w:instrText>
+      </w:r>
+      <w:r>
+        <w:rPr/>
+        <w:fldChar w:fldCharType="separate"/>
+      </w:r>
+      <w:r>
+        <w:rPr/>
+        <w:t>?</w:t>
+      </w:r>
+      <w:r>
+        <w:rPr/>
+        <w:fldChar w:fldCharType="end"/>
+      </w:r>
+    </w:p>
+    <w:p>
+      <w:pPr>
+        <w:pStyle w:val="Normal"/>
+        <w:tabs>
+          <w:tab w:val="clear" w:pos="720"/>
+          <w:tab w:val="right" w:pos="8271" w:leader="dot"/>
+        </w:tabs>
+        <w:spacing w:lineRule="auto" w:line="360" w:before="0" w:after="80"/>
+        <w:ind w:start="283"/>
+        <w:rPr/>
+      </w:pPr>
+      <w:r>
+        <w:rPr>
+          <w:b w:val="false"/>
+          <w:sz w:val="24"/>
+        </w:rPr>
+        <w:t>Identificación de la empresa</w:t>
+        <w:tab/>
+      </w:r>
+      <w:r>
+        <w:rPr/>
+        <w:fldChar w:fldCharType="begin"/>
+      </w:r>
+      <w:r>
+        <w:rPr/>
+        <w:instrText xml:space="preserve"> PAGEREF bm_cap1_ident \h </w:instrText>
+      </w:r>
+      <w:r>
+        <w:rPr/>
+        <w:fldChar w:fldCharType="separate"/>
+      </w:r>
+      <w:r>
+        <w:rPr/>
+        <w:t>?</w:t>
+      </w:r>
+      <w:r>
+        <w:rPr/>
+        <w:fldChar w:fldCharType="end"/>
+      </w:r>
+    </w:p>
+    <w:p>
+      <w:pPr>
+        <w:pStyle w:val="Normal"/>
+        <w:tabs>
+          <w:tab w:val="clear" w:pos="720"/>
+          <w:tab w:val="right" w:pos="8271" w:leader="dot"/>
+        </w:tabs>
+        <w:spacing w:lineRule="auto" w:line="360" w:before="0" w:after="80"/>
+        <w:ind w:start="283"/>
+        <w:rPr/>
+      </w:pPr>
+      <w:r>
+        <w:rPr>
+          <w:b w:val="false"/>
+          <w:sz w:val="24"/>
+        </w:rPr>
+        <w:t>Reseña histórica</w:t>
+        <w:tab/>
+      </w:r>
+      <w:r>
+        <w:rPr/>
+        <w:fldChar w:fldCharType="begin"/>
+      </w:r>
+      <w:r>
+        <w:rPr/>
+        <w:instrText xml:space="preserve"> PAGEREF bm_cap1_resena \h </w:instrText>
+      </w:r>
+      <w:r>
+        <w:rPr/>
+        <w:fldChar w:fldCharType="separate"/>
+      </w:r>
+      <w:r>
+        <w:rPr/>
+        <w:t>?</w:t>
+      </w:r>
+      <w:r>
+        <w:rPr/>
+        <w:fldChar w:fldCharType="end"/>
+      </w:r>
+    </w:p>
+    <w:p>
+      <w:pPr>
+        <w:pStyle w:val="Normal"/>
+        <w:tabs>
+          <w:tab w:val="clear" w:pos="720"/>
+          <w:tab w:val="right" w:pos="8271" w:leader="dot"/>
+        </w:tabs>
+        <w:spacing w:lineRule="auto" w:line="360" w:before="0" w:after="80"/>
+        <w:ind w:start="283"/>
+        <w:rPr/>
+      </w:pPr>
+      <w:r>
+        <w:rPr>
+          <w:b w:val="false"/>
+          <w:sz w:val="24"/>
+        </w:rPr>
+        <w:t>Misión</w:t>
+        <w:tab/>
+      </w:r>
+      <w:r>
+        <w:rPr/>
+        <w:fldChar w:fldCharType="begin"/>
+      </w:r>
+      <w:r>
+        <w:rPr/>
+        <w:instrText xml:space="preserve"> PAGEREF bm_cap1_mision \h </w:instrText>
+      </w:r>
+      <w:r>
+        <w:rPr/>
+        <w:fldChar w:fldCharType="separate"/>
+      </w:r>
+      <w:r>
+        <w:rPr/>
+        <w:t>?</w:t>
+      </w:r>
+      <w:r>
+        <w:rPr/>
+        <w:fldChar w:fldCharType="end"/>
+      </w:r>
+    </w:p>
+    <w:p>
+      <w:pPr>
+        <w:pStyle w:val="Normal"/>
+        <w:tabs>
+          <w:tab w:val="clear" w:pos="720"/>
+          <w:tab w:val="right" w:pos="8271" w:leader="dot"/>
+        </w:tabs>
+        <w:spacing w:lineRule="auto" w:line="360" w:before="0" w:after="80"/>
+        <w:ind w:start="283"/>
+        <w:rPr/>
+      </w:pPr>
+      <w:r>
+        <w:rPr>
+          <w:b w:val="false"/>
+          <w:sz w:val="24"/>
+        </w:rPr>
+        <w:t>Visión</w:t>
+        <w:tab/>
+      </w:r>
+      <w:r>
+        <w:rPr/>
+        <w:fldChar w:fldCharType="begin"/>
+      </w:r>
+      <w:r>
+        <w:rPr/>
+        <w:instrText xml:space="preserve"> PAGEREF bm_cap1_vision \h </w:instrText>
+      </w:r>
+      <w:r>
+        <w:rPr/>
+        <w:fldChar w:fldCharType="separate"/>
+      </w:r>
+      <w:r>
+        <w:rPr/>
+        <w:t>?</w:t>
+      </w:r>
+      <w:r>
+        <w:rPr/>
+        <w:fldChar w:fldCharType="end"/>
+      </w:r>
+    </w:p>
+    <w:p>
+      <w:pPr>
+        <w:pStyle w:val="Normal"/>
+        <w:tabs>
+          <w:tab w:val="clear" w:pos="720"/>
+          <w:tab w:val="right" w:pos="8271" w:leader="dot"/>
+        </w:tabs>
+        <w:spacing w:lineRule="auto" w:line="360" w:before="0" w:after="80"/>
+        <w:ind w:start="283"/>
+        <w:rPr/>
+      </w:pPr>
+      <w:r>
+        <w:rPr>
+          <w:b w:val="false"/>
+          <w:sz w:val="24"/>
+        </w:rPr>
+        <w:t>Valores</w:t>
+        <w:tab/>
+      </w:r>
+      <w:r>
+        <w:rPr/>
+        <w:fldChar w:fldCharType="begin"/>
+      </w:r>
+      <w:r>
+        <w:rPr/>
+        <w:instrText xml:space="preserve"> PAGEREF bm_cap1_valores \h </w:instrText>
+      </w:r>
+      <w:r>
+        <w:rPr/>
+        <w:fldChar w:fldCharType="separate"/>
+      </w:r>
+      <w:r>
+        <w:rPr/>
+        <w:t>?</w:t>
+      </w:r>
+      <w:r>
+        <w:rPr/>
+        <w:fldChar w:fldCharType="end"/>
+      </w:r>
+    </w:p>
+    <w:p>
+      <w:pPr>
+        <w:pStyle w:val="Normal"/>
+        <w:tabs>
+          <w:tab w:val="clear" w:pos="720"/>
+          <w:tab w:val="right" w:pos="8271" w:leader="dot"/>
+        </w:tabs>
+        <w:spacing w:lineRule="auto" w:line="360" w:before="0" w:after="80"/>
+        <w:ind w:start="283"/>
+        <w:rPr/>
+      </w:pPr>
+      <w:r>
+        <w:rPr>
+          <w:b w:val="false"/>
+          <w:sz w:val="24"/>
+        </w:rPr>
+        <w:t>Objetivos Organizacionales</w:t>
+        <w:tab/>
+      </w:r>
+      <w:r>
+        <w:rPr/>
+        <w:fldChar w:fldCharType="begin"/>
+      </w:r>
+      <w:r>
+        <w:rPr/>
+        <w:instrText xml:space="preserve"> PAGEREF bm_cap1_obj \h </w:instrText>
+      </w:r>
+      <w:r>
+        <w:rPr/>
+        <w:fldChar w:fldCharType="separate"/>
+      </w:r>
+      <w:r>
+        <w:rPr/>
+        <w:t>?</w:t>
+      </w:r>
+      <w:r>
+        <w:rPr/>
+        <w:fldChar w:fldCharType="end"/>
+      </w:r>
+    </w:p>
+    <w:p>
+      <w:pPr>
+        <w:pStyle w:val="Normal"/>
+        <w:tabs>
+          <w:tab w:val="clear" w:pos="720"/>
+          <w:tab w:val="right" w:pos="8271" w:leader="dot"/>
+        </w:tabs>
+        <w:spacing w:lineRule="auto" w:line="360" w:before="0" w:after="80"/>
+        <w:ind w:start="283"/>
+        <w:rPr/>
+      </w:pPr>
+      <w:r>
+        <w:rPr>
+          <w:b w:val="false"/>
+          <w:sz w:val="24"/>
+        </w:rPr>
+        <w:t>Ubicación geográfica</w:t>
+        <w:tab/>
+      </w:r>
+      <w:r>
+        <w:rPr/>
+        <w:fldChar w:fldCharType="begin"/>
+      </w:r>
+      <w:r>
+        <w:rPr/>
+        <w:instrText xml:space="preserve"> PAGEREF bm_cap1_ubic \h </w:instrText>
+      </w:r>
+      <w:r>
+        <w:rPr/>
+        <w:fldChar w:fldCharType="separate"/>
+      </w:r>
+      <w:r>
+        <w:rPr/>
+        <w:t>?</w:t>
+      </w:r>
+      <w:r>
+        <w:rPr/>
+        <w:fldChar w:fldCharType="end"/>
+      </w:r>
+    </w:p>
+    <w:p>
+      <w:pPr>
+        <w:pStyle w:val="Normal"/>
+        <w:tabs>
+          <w:tab w:val="clear" w:pos="720"/>
+          <w:tab w:val="right" w:pos="8271" w:leader="dot"/>
+        </w:tabs>
+        <w:spacing w:lineRule="auto" w:line="360" w:before="0" w:after="80"/>
+        <w:ind w:start="283"/>
+        <w:rPr/>
+      </w:pPr>
+      <w:r>
+        <w:rPr>
+          <w:b w:val="false"/>
+          <w:sz w:val="24"/>
+        </w:rPr>
+        <w:t>Población de los trabajadores de la empresa</w:t>
+        <w:tab/>
+      </w:r>
+      <w:r>
+        <w:rPr/>
+        <w:fldChar w:fldCharType="begin"/>
+      </w:r>
+      <w:r>
+        <w:rPr/>
+        <w:instrText xml:space="preserve"> PAGEREF bm_cap1_pobla \h </w:instrText>
+      </w:r>
+      <w:r>
+        <w:rPr/>
+        <w:fldChar w:fldCharType="separate"/>
+      </w:r>
+      <w:r>
+        <w:rPr/>
+        <w:t>?</w:t>
+      </w:r>
+      <w:r>
+        <w:rPr/>
+        <w:fldChar w:fldCharType="end"/>
+      </w:r>
+    </w:p>
+    <w:p>
+      <w:pPr>
+        <w:pStyle w:val="Normal"/>
+        <w:tabs>
+          <w:tab w:val="clear" w:pos="720"/>
+          <w:tab w:val="right" w:pos="8271" w:leader="dot"/>
+        </w:tabs>
+        <w:spacing w:lineRule="auto" w:line="360" w:before="0" w:after="80"/>
+        <w:ind w:start="283"/>
+        <w:rPr/>
+      </w:pPr>
+      <w:r>
+        <w:rPr>
+          <w:b w:val="false"/>
+          <w:sz w:val="24"/>
+        </w:rPr>
+        <w:t>Estructura organizacional de la empresa (organigrama)</w:t>
+        <w:tab/>
+      </w:r>
+      <w:r>
+        <w:rPr/>
+        <w:fldChar w:fldCharType="begin"/>
+      </w:r>
+      <w:r>
+        <w:rPr/>
+        <w:instrText xml:space="preserve"> PAGEREF bm_cap1_estruct \h </w:instrText>
+      </w:r>
+      <w:r>
+        <w:rPr/>
+        <w:fldChar w:fldCharType="separate"/>
+      </w:r>
+      <w:r>
+        <w:rPr/>
+        <w:t>?</w:t>
+      </w:r>
+      <w:r>
+        <w:rPr/>
+        <w:fldChar w:fldCharType="end"/>
+      </w:r>
+    </w:p>
+    <w:p>
+      <w:pPr>
+        <w:pStyle w:val="Normal"/>
+        <w:tabs>
+          <w:tab w:val="clear" w:pos="720"/>
+          <w:tab w:val="right" w:pos="8271" w:leader="dot"/>
+        </w:tabs>
+        <w:spacing w:lineRule="auto" w:line="360" w:before="0" w:after="80"/>
+        <w:ind w:start="283"/>
+        <w:rPr/>
+      </w:pPr>
+      <w:r>
+        <w:rPr>
+          <w:b w:val="false"/>
+          <w:sz w:val="24"/>
+        </w:rPr>
+        <w:t>Descripción del departamento donde realizó la pasantía</w:t>
+        <w:tab/>
+      </w:r>
+      <w:r>
+        <w:rPr/>
+        <w:fldChar w:fldCharType="begin"/>
+      </w:r>
+      <w:r>
+        <w:rPr/>
+        <w:instrText xml:space="preserve"> PAGEREF bm_cap1_departamento \h </w:instrText>
+      </w:r>
+      <w:r>
+        <w:rPr/>
+        <w:fldChar w:fldCharType="separate"/>
+      </w:r>
+      <w:r>
+        <w:rPr/>
+        <w:t>?</w:t>
+      </w:r>
+      <w:r>
+        <w:rPr/>
+        <w:fldChar w:fldCharType="end"/>
+      </w:r>
+    </w:p>
+    <w:p>
+      <w:pPr>
+        <w:pStyle w:val="Normal"/>
+        <w:tabs>
+          <w:tab w:val="clear" w:pos="720"/>
+          <w:tab w:val="right" w:pos="8271" w:leader="dot"/>
+        </w:tabs>
+        <w:spacing w:lineRule="auto" w:line="360" w:before="0" w:after="80"/>
+        <w:ind w:start="0"/>
+        <w:rPr/>
+      </w:pPr>
+      <w:r>
+        <w:rPr>
+          <w:b/>
+          <w:sz w:val="24"/>
+        </w:rPr>
+        <w:t>CAPÍTULO II: DIAGNÓSTICO SITUACIONAL</w:t>
+        <w:tab/>
+      </w:r>
+      <w:r>
+        <w:rPr/>
+        <w:fldChar w:fldCharType="begin"/>
+      </w:r>
+      <w:r>
+        <w:rPr/>
+        <w:instrText xml:space="preserve"> PAGEREF bm_cap2 \h </w:instrText>
+      </w:r>
+      <w:r>
+        <w:rPr/>
+        <w:fldChar w:fldCharType="separate"/>
+      </w:r>
+      <w:r>
+        <w:rPr/>
+        <w:t>?</w:t>
+      </w:r>
+      <w:r>
+        <w:rPr/>
+        <w:fldChar w:fldCharType="end"/>
+      </w:r>
+    </w:p>
+    <w:p>
+      <w:pPr>
+        <w:pStyle w:val="Normal"/>
+        <w:tabs>
+          <w:tab w:val="clear" w:pos="720"/>
+          <w:tab w:val="right" w:pos="8271" w:leader="dot"/>
+        </w:tabs>
+        <w:spacing w:lineRule="auto" w:line="360" w:before="0" w:after="80"/>
+        <w:ind w:start="283"/>
+        <w:rPr/>
+      </w:pPr>
+      <w:r>
+        <w:rPr>
+          <w:b w:val="false"/>
+          <w:sz w:val="24"/>
+        </w:rPr>
+        <w:t>Identificación de la situación problemática</w:t>
+        <w:tab/>
+      </w:r>
+      <w:r>
+        <w:rPr/>
+        <w:fldChar w:fldCharType="begin"/>
+      </w:r>
+      <w:r>
+        <w:rPr/>
+        <w:instrText xml:space="preserve"> PAGEREF bm_cap2_sit \h </w:instrText>
+      </w:r>
+      <w:r>
+        <w:rPr/>
+        <w:fldChar w:fldCharType="separate"/>
+      </w:r>
+      <w:r>
+        <w:rPr/>
+        <w:t>?</w:t>
+      </w:r>
+      <w:r>
+        <w:rPr/>
+        <w:fldChar w:fldCharType="end"/>
+      </w:r>
+    </w:p>
+    <w:p>
+      <w:pPr>
+        <w:pStyle w:val="Normal"/>
+        <w:tabs>
+          <w:tab w:val="clear" w:pos="720"/>
+          <w:tab w:val="right" w:pos="8271" w:leader="dot"/>
+        </w:tabs>
+        <w:spacing w:lineRule="auto" w:line="360" w:before="0" w:after="80"/>
+        <w:ind w:start="283"/>
+        <w:rPr/>
+      </w:pPr>
+      <w:r>
+        <w:rPr>
+          <w:b w:val="false"/>
+          <w:sz w:val="24"/>
+        </w:rPr>
+        <w:t>Objetivo General</w:t>
+        <w:tab/>
+      </w:r>
+      <w:r>
+        <w:rPr/>
+        <w:fldChar w:fldCharType="begin"/>
+      </w:r>
+      <w:r>
+        <w:rPr/>
+        <w:instrText xml:space="preserve"> PAGEREF bm_cap2_objg \h </w:instrText>
+      </w:r>
+      <w:r>
+        <w:rPr/>
+        <w:fldChar w:fldCharType="separate"/>
+      </w:r>
+      <w:r>
+        <w:rPr/>
+        <w:t>?</w:t>
+      </w:r>
+      <w:r>
+        <w:rPr/>
+        <w:fldChar w:fldCharType="end"/>
+      </w:r>
+    </w:p>
+    <w:p>
+      <w:pPr>
+        <w:pStyle w:val="Normal"/>
+        <w:tabs>
+          <w:tab w:val="clear" w:pos="720"/>
+          <w:tab w:val="right" w:pos="8271" w:leader="dot"/>
+        </w:tabs>
+        <w:spacing w:lineRule="auto" w:line="360" w:before="0" w:after="80"/>
+        <w:ind w:start="283"/>
+        <w:rPr/>
+      </w:pPr>
+      <w:r>
+        <w:rPr>
+          <w:b w:val="false"/>
+          <w:sz w:val="24"/>
+        </w:rPr>
+        <w:t>Objetivos Específicos</w:t>
+        <w:tab/>
+      </w:r>
+      <w:r>
+        <w:rPr/>
+        <w:fldChar w:fldCharType="begin"/>
+      </w:r>
+      <w:r>
+        <w:rPr/>
+        <w:instrText xml:space="preserve"> PAGEREF bm_cap2_obje \h </w:instrText>
+      </w:r>
+      <w:r>
+        <w:rPr/>
+        <w:fldChar w:fldCharType="separate"/>
+      </w:r>
+      <w:r>
+        <w:rPr/>
+        <w:t>?</w:t>
+      </w:r>
+      <w:r>
+        <w:rPr/>
+        <w:fldChar w:fldCharType="end"/>
+      </w:r>
+    </w:p>
+    <w:p>
+      <w:pPr>
+        <w:pStyle w:val="Normal"/>
+        <w:tabs>
+          <w:tab w:val="clear" w:pos="720"/>
+          <w:tab w:val="right" w:pos="8271" w:leader="dot"/>
+        </w:tabs>
+        <w:spacing w:lineRule="auto" w:line="360" w:before="0" w:after="80"/>
+        <w:ind w:start="283"/>
+        <w:rPr/>
+      </w:pPr>
+      <w:r>
+        <w:rPr>
+          <w:b w:val="false"/>
+          <w:sz w:val="24"/>
+        </w:rPr>
+        <w:t>Planificación integral de objetivos</w:t>
+        <w:tab/>
+      </w:r>
+      <w:r>
+        <w:rPr/>
+        <w:fldChar w:fldCharType="begin"/>
+      </w:r>
+      <w:r>
+        <w:rPr/>
+        <w:instrText xml:space="preserve"> PAGEREF bm_cap2_planif \h </w:instrText>
+      </w:r>
+      <w:r>
+        <w:rPr/>
+        <w:fldChar w:fldCharType="separate"/>
+      </w:r>
+      <w:r>
+        <w:rPr/>
+        <w:t>?</w:t>
+      </w:r>
+      <w:r>
+        <w:rPr/>
+        <w:fldChar w:fldCharType="end"/>
+      </w:r>
+    </w:p>
+    <w:p>
+      <w:pPr>
+        <w:pStyle w:val="Normal"/>
+        <w:tabs>
+          <w:tab w:val="clear" w:pos="720"/>
+          <w:tab w:val="right" w:pos="8271" w:leader="dot"/>
+        </w:tabs>
+        <w:spacing w:lineRule="auto" w:line="360" w:before="0" w:after="80"/>
+        <w:ind w:start="283"/>
+        <w:rPr/>
+      </w:pPr>
+      <w:r>
+        <w:rPr>
+          <w:b w:val="false"/>
+          <w:sz w:val="24"/>
+        </w:rPr>
+        <w:t>Cronograma de actividades</w:t>
+        <w:tab/>
+      </w:r>
+      <w:r>
+        <w:rPr/>
+        <w:fldChar w:fldCharType="begin"/>
+      </w:r>
+      <w:r>
+        <w:rPr/>
+        <w:instrText xml:space="preserve"> PAGEREF bm_cap2_crono \h </w:instrText>
+      </w:r>
+      <w:r>
+        <w:rPr/>
+        <w:fldChar w:fldCharType="separate"/>
+      </w:r>
+      <w:r>
+        <w:rPr/>
+        <w:t>?</w:t>
+      </w:r>
+      <w:r>
+        <w:rPr/>
+        <w:fldChar w:fldCharType="end"/>
+      </w:r>
+    </w:p>
+    <w:p>
+      <w:pPr>
+        <w:pStyle w:val="Normal"/>
+        <w:tabs>
+          <w:tab w:val="clear" w:pos="720"/>
+          <w:tab w:val="right" w:pos="8271" w:leader="dot"/>
+        </w:tabs>
+        <w:spacing w:lineRule="auto" w:line="360" w:before="0" w:after="80"/>
+        <w:ind w:start="0"/>
+        <w:rPr/>
+      </w:pPr>
+      <w:r>
+        <w:rPr>
+          <w:b/>
+          <w:sz w:val="24"/>
+        </w:rPr>
+        <w:t>CAPÍTULO III: MARCO TEÓRICO</w:t>
+        <w:tab/>
+      </w:r>
+      <w:r>
+        <w:rPr/>
+        <w:fldChar w:fldCharType="begin"/>
+      </w:r>
+      <w:r>
+        <w:rPr/>
+        <w:instrText xml:space="preserve"> PAGEREF bm_cap3 \h </w:instrText>
+      </w:r>
+      <w:r>
+        <w:rPr/>
+        <w:fldChar w:fldCharType="separate"/>
+      </w:r>
+      <w:r>
+        <w:rPr/>
+        <w:t>?</w:t>
+      </w:r>
+      <w:r>
+        <w:rPr/>
+        <w:fldChar w:fldCharType="end"/>
+      </w:r>
+    </w:p>
+    <w:p>
+      <w:pPr>
+        <w:pStyle w:val="Normal"/>
+        <w:tabs>
+          <w:tab w:val="clear" w:pos="720"/>
+          <w:tab w:val="right" w:pos="8271" w:leader="dot"/>
+        </w:tabs>
+        <w:spacing w:lineRule="auto" w:line="360" w:before="0" w:after="80"/>
+        <w:ind w:start="283"/>
+        <w:rPr/>
+      </w:pPr>
+      <w:r>
+        <w:rPr>
+          <w:b w:val="false"/>
+          <w:sz w:val="24"/>
+        </w:rPr>
+        <w:t>Bases teóricas referenciales</w:t>
+        <w:tab/>
+      </w:r>
+      <w:r>
+        <w:rPr/>
+        <w:fldChar w:fldCharType="begin"/>
+      </w:r>
+      <w:r>
+        <w:rPr/>
+        <w:instrText xml:space="preserve"> PAGEREF bm_cap3_bases \h </w:instrText>
+      </w:r>
+      <w:r>
+        <w:rPr/>
+        <w:fldChar w:fldCharType="separate"/>
+      </w:r>
+      <w:r>
+        <w:rPr/>
+        <w:t>?</w:t>
+      </w:r>
+      <w:r>
+        <w:rPr/>
+        <w:fldChar w:fldCharType="end"/>
+      </w:r>
+    </w:p>
+    <w:p>
+      <w:pPr>
+        <w:pStyle w:val="Normal"/>
+        <w:tabs>
+          <w:tab w:val="clear" w:pos="720"/>
+          <w:tab w:val="right" w:pos="8271" w:leader="dot"/>
+        </w:tabs>
+        <w:spacing w:lineRule="auto" w:line="360" w:before="0" w:after="80"/>
+        <w:ind w:start="0"/>
+        <w:rPr/>
+      </w:pPr>
+      <w:r>
+        <w:rPr>
+          <w:b/>
+          <w:sz w:val="24"/>
+        </w:rPr>
+        <w:t>CAPÍTULO IV: ACTIVIDADES REALIZADAS</w:t>
+        <w:tab/>
+      </w:r>
+      <w:r>
+        <w:rPr/>
+        <w:fldChar w:fldCharType="begin"/>
+      </w:r>
+      <w:r>
+        <w:rPr/>
+        <w:instrText xml:space="preserve"> PAGEREF bm_cap4 \h </w:instrText>
+      </w:r>
+      <w:r>
+        <w:rPr/>
+        <w:fldChar w:fldCharType="separate"/>
+      </w:r>
+      <w:r>
+        <w:rPr/>
+        <w:t>?</w:t>
+      </w:r>
+      <w:r>
+        <w:rPr/>
+        <w:fldChar w:fldCharType="end"/>
+      </w:r>
+    </w:p>
+    <w:p>
+      <w:pPr>
+        <w:pStyle w:val="Normal"/>
+        <w:tabs>
+          <w:tab w:val="clear" w:pos="720"/>
+          <w:tab w:val="right" w:pos="8271" w:leader="dot"/>
+        </w:tabs>
+        <w:spacing w:lineRule="auto" w:line="360" w:before="0" w:after="80"/>
+        <w:ind w:start="283"/>
+        <w:rPr/>
+      </w:pPr>
+      <w:r>
+        <w:rPr>
+          <w:b w:val="false"/>
+          <w:sz w:val="24"/>
+        </w:rPr>
+        <w:t>Descripción de actividades ejecutadas por semana</w:t>
+        <w:tab/>
+      </w:r>
+      <w:r>
+        <w:rPr/>
+        <w:fldChar w:fldCharType="begin"/>
+      </w:r>
+      <w:r>
+        <w:rPr/>
+        <w:instrText xml:space="preserve"> PAGEREF bm_cap4_desc \h </w:instrText>
+      </w:r>
+      <w:r>
+        <w:rPr/>
+        <w:fldChar w:fldCharType="separate"/>
+      </w:r>
+      <w:r>
+        <w:rPr/>
+        <w:t>?</w:t>
+      </w:r>
+      <w:r>
+        <w:rPr/>
+        <w:fldChar w:fldCharType="end"/>
+      </w:r>
+    </w:p>
+    <w:p>
+      <w:pPr>
+        <w:pStyle w:val="Normal"/>
+        <w:tabs>
+          <w:tab w:val="clear" w:pos="720"/>
+          <w:tab w:val="right" w:pos="8271" w:leader="dot"/>
+        </w:tabs>
+        <w:spacing w:lineRule="auto" w:line="360" w:before="0" w:after="80"/>
+        <w:ind w:start="0"/>
+        <w:rPr/>
+      </w:pPr>
+      <w:r>
+        <w:rPr>
+          <w:b/>
+          <w:sz w:val="24"/>
+        </w:rPr>
+        <w:t>CAPÍTULO V: CONCLUSIONES Y RECOMENDACIONES</w:t>
+        <w:tab/>
+      </w:r>
+      <w:r>
+        <w:rPr/>
+        <w:fldChar w:fldCharType="begin"/>
+      </w:r>
+      <w:r>
+        <w:rPr/>
+        <w:instrText xml:space="preserve"> PAGEREF bm_cap5 \h </w:instrText>
+      </w:r>
+      <w:r>
+        <w:rPr/>
+        <w:fldChar w:fldCharType="separate"/>
+      </w:r>
+      <w:r>
+        <w:rPr/>
+        <w:t>?</w:t>
+      </w:r>
+      <w:r>
+        <w:rPr/>
+        <w:fldChar w:fldCharType="end"/>
+      </w:r>
+    </w:p>
+    <w:p>
+      <w:pPr>
+        <w:pStyle w:val="Normal"/>
+        <w:tabs>
+          <w:tab w:val="clear" w:pos="720"/>
+          <w:tab w:val="right" w:pos="8271" w:leader="dot"/>
+        </w:tabs>
+        <w:spacing w:lineRule="auto" w:line="360" w:before="0" w:after="80"/>
+        <w:ind w:start="283"/>
+        <w:rPr/>
+      </w:pPr>
+      <w:r>
+        <w:rPr>
+          <w:b w:val="false"/>
+          <w:sz w:val="24"/>
+        </w:rPr>
+        <w:t>Conclusiones</w:t>
+        <w:tab/>
+      </w:r>
+      <w:r>
+        <w:rPr/>
+        <w:fldChar w:fldCharType="begin"/>
+      </w:r>
+      <w:r>
+        <w:rPr/>
+        <w:instrText xml:space="preserve"> PAGEREF bm_cap5_concl \h </w:instrText>
+      </w:r>
+      <w:r>
+        <w:rPr/>
+        <w:fldChar w:fldCharType="separate"/>
+      </w:r>
+      <w:r>
+        <w:rPr/>
+        <w:t>?</w:t>
+      </w:r>
+      <w:r>
+        <w:rPr/>
+        <w:fldChar w:fldCharType="end"/>
+      </w:r>
+    </w:p>
+    <w:p>
+      <w:pPr>
+        <w:pStyle w:val="Normal"/>
+        <w:tabs>
+          <w:tab w:val="clear" w:pos="720"/>
+          <w:tab w:val="right" w:pos="8271" w:leader="dot"/>
+        </w:tabs>
+        <w:spacing w:lineRule="auto" w:line="360" w:before="0" w:after="80"/>
+        <w:ind w:start="283"/>
+        <w:rPr/>
+      </w:pPr>
+      <w:r>
+        <w:rPr>
+          <w:b w:val="false"/>
+          <w:sz w:val="24"/>
+        </w:rPr>
+        <w:t>Recomendaciones</w:t>
+        <w:tab/>
+      </w:r>
+      <w:r>
+        <w:rPr/>
+        <w:fldChar w:fldCharType="begin"/>
+      </w:r>
+      <w:r>
+        <w:rPr/>
+        <w:instrText xml:space="preserve"> PAGEREF bm_cap5_recom \h </w:instrText>
+      </w:r>
+      <w:r>
+        <w:rPr/>
+        <w:fldChar w:fldCharType="separate"/>
+      </w:r>
+      <w:r>
+        <w:rPr/>
+        <w:t>?</w:t>
+      </w:r>
+      <w:r>
+        <w:rPr/>
+        <w:fldChar w:fldCharType="end"/>
+      </w:r>
+    </w:p>
+    <w:p>
+      <w:pPr>
+        <w:pStyle w:val="Normal"/>
+        <w:tabs>
+          <w:tab w:val="clear" w:pos="720"/>
+          <w:tab w:val="right" w:pos="8271" w:leader="dot"/>
+        </w:tabs>
+        <w:spacing w:lineRule="auto" w:line="360" w:before="0" w:after="80"/>
+        <w:ind w:start="0"/>
+        <w:rPr/>
+      </w:pPr>
+      <w:r>
+        <w:rPr>
+          <w:b/>
+          <w:sz w:val="24"/>
+        </w:rPr>
+        <w:t>REFERENCIAS</w:t>
+        <w:tab/>
+      </w:r>
+      <w:r>
+        <w:rPr/>
+        <w:fldChar w:fldCharType="begin"/>
+      </w:r>
+      <w:r>
+        <w:rPr/>
+        <w:instrText xml:space="preserve"> PAGEREF bm_referencias \h </w:instrText>
+      </w:r>
+      <w:r>
+        <w:rPr/>
+        <w:fldChar w:fldCharType="separate"/>
+      </w:r>
+      <w:r>
+        <w:rPr/>
+        <w:t>?</w:t>
+      </w:r>
+      <w:r>
+        <w:rPr/>
+        <w:fldChar w:fldCharType="end"/>
+      </w:r>
+    </w:p>
+    <w:p>
+      <w:pPr>
+        <w:pStyle w:val="Normal"/>
+        <w:tabs>
+          <w:tab w:val="clear" w:pos="720"/>
+          <w:tab w:val="right" w:pos="8271" w:leader="dot"/>
+        </w:tabs>
+        <w:spacing w:lineRule="auto" w:line="360" w:before="0" w:after="0"/>
+        <w:ind w:start="0"/>
+        <w:rPr/>
+      </w:pPr>
+      <w:r>
+        <w:rPr>
+          <w:b/>
+          <w:sz w:val="24"/>
+        </w:rPr>
+        <w:t>ANEXOS</w:t>
+        <w:tab/>
+      </w:r>
+      <w:r>
+        <w:rPr/>
+        <w:fldChar w:fldCharType="begin"/>
+      </w:r>
+      <w:r>
+        <w:rPr/>
+        <w:instrText xml:space="preserve"> PAGEREF bm_anexos \h </w:instrText>
+      </w:r>
+      <w:r>
+        <w:rPr/>
+        <w:fldChar w:fldCharType="separate"/>
+      </w:r>
+      <w:r>
+        <w:rPr/>
+        <w:t>?</w:t>
+      </w:r>
+      <w:r>
+        <w:rPr/>
+        <w:fldChar w:fldCharType="end"/>
+      </w:r>
+    </w:p>
+    <w:p>
+      <w:pPr>
+        <w:sectPr>
+          <w:type w:val="continuous"/>
+          <w:pgSz w:w="12240" w:h="15840"/>
+          <w:pgMar w:left="2268" w:right="1701" w:gutter="0" w:header="0" w:top="1701" w:footer="720" w:bottom="1701"/>
+          <w:formProt w:val="false"/>
+          <w:textDirection w:val="lrTb"/>
+          <w:docGrid w:type="default" w:linePitch="360" w:charSpace="0"/>
+        </w:sectPr>
+      </w:pPr>
+    </w:p>
+    <w:p>
+      <w:pPr>
+        <w:pStyle w:val="Normal"/>
+        <w:spacing w:before="1140" w:after="480"/>
+        <w:jc w:val="center"/>
+        <w:rPr/>
+      </w:pPr>
+      <w:bookmarkStart w:id="6" w:name="bm_lista_cuadros"/>
+      <w:r>
+        <w:rPr>
+          <w:b/>
+          <w:sz w:val="24"/>
+        </w:rPr>
+        <w:t>LISTA DE CUADROS</w:t>
+      </w:r>
+      <w:bookmarkEnd w:id="6"/>
+    </w:p>
+    <w:p>
+      <w:pPr>
+        <w:sectPr>
+          <w:footerReference w:type="even" r:id="rId26"/>
+          <w:footerReference w:type="default" r:id="rId27"/>
+          <w:footerReference w:type="first" r:id="rId28"/>
+          <w:type w:val="nextPage"/>
+          <w:pgSz w:w="12240" w:h="15840"/>
+          <w:pgMar w:left="2268" w:right="1701" w:gutter="0" w:header="0" w:top="1701" w:footer="720" w:bottom="1701"/>
+          <w:pgNumType w:fmt="lowerRoman"/>
+          <w:formProt w:val="false"/>
+          <w:textDirection w:val="lrTb"/>
+          <w:docGrid w:type="default" w:linePitch="360" w:charSpace="0"/>
+        </w:sectPr>
+      </w:pPr>
+    </w:p>
+    <w:p>
+      <w:pPr>
+        <w:pStyle w:val="Normal"/>
+        <w:tabs>
+          <w:tab w:val="clear" w:pos="720"/>
+          <w:tab w:val="right" w:pos="8271" w:leader="none"/>
+        </w:tabs>
+        <w:spacing w:before="240" w:after="240"/>
+        <w:rPr/>
+      </w:pPr>
+      <w:r>
+        <w:rPr>
+          <w:b/>
+          <w:sz w:val="24"/>
+        </w:rPr>
+        <w:t>CUADRO</w:t>
+      </w:r>
+      <w:r>
+        <w:rPr/>
+        <w:tab/>
+      </w:r>
+      <w:r>
+        <w:rPr>
+          <w:b/>
+          <w:sz w:val="24"/>
+        </w:rPr>
+        <w:t>pp.</w:t>
+      </w:r>
+    </w:p>
+    <w:p>
+      <w:pPr>
+        <w:pStyle w:val="Normal"/>
+        <w:tabs>
+          <w:tab w:val="clear" w:pos="720"/>
+          <w:tab w:val="left" w:pos="1020" w:leader="none"/>
+          <w:tab w:val="right" w:pos="8271" w:leader="dot"/>
+        </w:tabs>
+        <w:spacing w:lineRule="auto" w:line="360" w:before="0" w:after="80"/>
+        <w:ind w:hanging="1020" w:start="1020"/>
+        <w:rPr/>
+      </w:pPr>
+      <w:r>
+        <w:rPr>
+          <w:sz w:val="24"/>
+        </w:rPr>
+        <w:t>1</w:t>
+        <w:tab/>
+        <w:t>Planificación integral de objetivos específicos</w:t>
+        <w:tab/>
+      </w:r>
+      <w:r>
+        <w:rPr/>
+        <w:fldChar w:fldCharType="begin"/>
+      </w:r>
+      <w:r>
+        <w:rPr/>
+        <w:instrText xml:space="preserve"> PAGEREF bm_cuadro1 \h </w:instrText>
+      </w:r>
+      <w:r>
+        <w:rPr/>
+        <w:fldChar w:fldCharType="separate"/>
+      </w:r>
+      <w:r>
+        <w:rPr/>
+        <w:t>?</w:t>
+      </w:r>
+      <w:r>
+        <w:rPr/>
+        <w:fldChar w:fldCharType="end"/>
+      </w:r>
+    </w:p>
+    <w:p>
+      <w:pPr>
+        <w:pStyle w:val="Normal"/>
+        <w:tabs>
+          <w:tab w:val="clear" w:pos="720"/>
+          <w:tab w:val="left" w:pos="1020" w:leader="none"/>
+          <w:tab w:val="right" w:pos="8271" w:leader="dot"/>
+        </w:tabs>
+        <w:spacing w:lineRule="auto" w:line="360" w:before="0" w:after="0"/>
+        <w:ind w:hanging="1020" w:start="1020"/>
+        <w:rPr/>
+      </w:pPr>
+      <w:r>
+        <w:rPr>
+          <w:sz w:val="24"/>
+        </w:rPr>
+        <w:t>2</w:t>
+        <w:tab/>
+        <w:t>Cronograma de actividades de la pasantía</w:t>
+        <w:tab/>
+      </w:r>
+      <w:r>
+        <w:rPr/>
+        <w:fldChar w:fldCharType="begin"/>
+      </w:r>
+      <w:r>
+        <w:rPr/>
+        <w:instrText xml:space="preserve"> PAGEREF bm_cuadro2 \h </w:instrText>
+      </w:r>
+      <w:r>
+        <w:rPr/>
+        <w:fldChar w:fldCharType="separate"/>
+      </w:r>
+      <w:r>
+        <w:rPr/>
+        <w:t>?</w:t>
+      </w:r>
+      <w:r>
+        <w:rPr/>
+        <w:fldChar w:fldCharType="end"/>
+      </w:r>
+    </w:p>
+    <w:p>
+      <w:pPr>
+        <w:sectPr>
+          <w:type w:val="continuous"/>
+          <w:pgSz w:w="12240" w:h="15840"/>
+          <w:pgMar w:left="2268" w:right="1701" w:gutter="0" w:header="0" w:top="1701" w:footer="720" w:bottom="1701"/>
+          <w:formProt w:val="false"/>
+          <w:textDirection w:val="lrTb"/>
+          <w:docGrid w:type="default" w:linePitch="360" w:charSpace="0"/>
+        </w:sectPr>
+      </w:pPr>
+    </w:p>
+    <w:p>
+      <w:pPr>
+        <w:pStyle w:val="Normal"/>
+        <w:spacing w:before="1140" w:after="480"/>
+        <w:jc w:val="center"/>
+        <w:rPr/>
+      </w:pPr>
+      <w:bookmarkStart w:id="7" w:name="bm_lista_graficos"/>
+      <w:r>
+        <w:rPr>
+          <w:b/>
+          <w:sz w:val="24"/>
+        </w:rPr>
+        <w:t>LISTA DE GRÁFICOS</w:t>
+      </w:r>
+      <w:bookmarkEnd w:id="7"/>
+    </w:p>
+    <w:p>
+      <w:pPr>
+        <w:sectPr>
+          <w:footerReference w:type="even" r:id="rId29"/>
+          <w:footerReference w:type="default" r:id="rId30"/>
+          <w:footerReference w:type="first" r:id="rId31"/>
+          <w:type w:val="nextPage"/>
+          <w:pgSz w:w="12240" w:h="15840"/>
+          <w:pgMar w:left="2268" w:right="1701" w:gutter="0" w:header="0" w:top="1701" w:footer="720" w:bottom="1701"/>
+          <w:pgNumType w:fmt="lowerRoman"/>
+          <w:formProt w:val="false"/>
+          <w:textDirection w:val="lrTb"/>
+          <w:docGrid w:type="default" w:linePitch="360" w:charSpace="0"/>
+        </w:sectPr>
+      </w:pPr>
+    </w:p>
+    <w:p>
+      <w:pPr>
+        <w:pStyle w:val="Normal"/>
+        <w:tabs>
+          <w:tab w:val="clear" w:pos="720"/>
+          <w:tab w:val="right" w:pos="8271" w:leader="none"/>
+        </w:tabs>
+        <w:spacing w:before="240" w:after="240"/>
+        <w:rPr/>
+      </w:pPr>
+      <w:r>
+        <w:rPr>
+          <w:b/>
+          <w:sz w:val="24"/>
+        </w:rPr>
+        <w:t>GRÁFICO</w:t>
+      </w:r>
+      <w:r>
+        <w:rPr/>
+        <w:tab/>
+      </w:r>
+      <w:r>
+        <w:rPr>
+          <w:b/>
+          <w:sz w:val="24"/>
+        </w:rPr>
+        <w:t>pp.</w:t>
+      </w:r>
+    </w:p>
+    <w:p>
+      <w:pPr>
+        <w:pStyle w:val="Normal"/>
+        <w:tabs>
+          <w:tab w:val="clear" w:pos="720"/>
+          <w:tab w:val="left" w:pos="1020" w:leader="none"/>
+          <w:tab w:val="right" w:pos="8271" w:leader="dot"/>
+        </w:tabs>
+        <w:spacing w:lineRule="auto" w:line="360" w:before="0" w:after="80"/>
+        <w:ind w:hanging="1020" w:start="1020"/>
+        <w:rPr/>
+      </w:pPr>
+      <w:r>
+        <w:rPr>
+          <w:sz w:val="24"/>
+        </w:rPr>
+        <w:t>1</w:t>
+        <w:tab/>
+        <w:t>Logotipo de Lubricantes y Equipos Varyna, C.A.</w:t>
+        <w:tab/>
+      </w:r>
+      <w:r>
+        <w:rPr/>
+        <w:fldChar w:fldCharType="begin"/>
+      </w:r>
+      <w:r>
+        <w:rPr/>
+        <w:instrText xml:space="preserve"> PAGEREF bm_grafico1 \h </w:instrText>
+      </w:r>
+      <w:r>
+        <w:rPr/>
+        <w:fldChar w:fldCharType="separate"/>
+      </w:r>
+      <w:r>
+        <w:rPr/>
+        <w:t>?</w:t>
+      </w:r>
+      <w:r>
+        <w:rPr/>
+        <w:fldChar w:fldCharType="end"/>
+      </w:r>
+    </w:p>
+    <w:p>
+      <w:pPr>
+        <w:pStyle w:val="Normal"/>
+        <w:tabs>
+          <w:tab w:val="clear" w:pos="720"/>
+          <w:tab w:val="left" w:pos="1020" w:leader="none"/>
+          <w:tab w:val="right" w:pos="8271" w:leader="dot"/>
+        </w:tabs>
+        <w:spacing w:lineRule="auto" w:line="360" w:before="0" w:after="80"/>
+        <w:ind w:hanging="1020" w:start="1020"/>
+        <w:rPr/>
+      </w:pPr>
+      <w:r>
+        <w:rPr>
+          <w:sz w:val="24"/>
+        </w:rPr>
+        <w:t>2</w:t>
+        <w:tab/>
+        <w:t>Representación cartográfica y ubicación espacial de la empresa</w:t>
+        <w:tab/>
+      </w:r>
+      <w:r>
+        <w:rPr/>
+        <w:fldChar w:fldCharType="begin"/>
+      </w:r>
+      <w:r>
+        <w:rPr/>
+        <w:instrText xml:space="preserve"> PAGEREF bm_grafico2 \h </w:instrText>
+      </w:r>
+      <w:r>
+        <w:rPr/>
+        <w:fldChar w:fldCharType="separate"/>
+      </w:r>
+      <w:r>
+        <w:rPr/>
+        <w:t>?</w:t>
+      </w:r>
+      <w:r>
+        <w:rPr/>
+        <w:fldChar w:fldCharType="end"/>
+      </w:r>
+    </w:p>
+    <w:p>
+      <w:pPr>
+        <w:pStyle w:val="Normal"/>
+        <w:tabs>
+          <w:tab w:val="clear" w:pos="720"/>
+          <w:tab w:val="left" w:pos="1020" w:leader="none"/>
+          <w:tab w:val="right" w:pos="8271" w:leader="dot"/>
+        </w:tabs>
+        <w:spacing w:lineRule="auto" w:line="360" w:before="0" w:after="0"/>
+        <w:ind w:hanging="1020" w:start="1020"/>
+        <w:rPr/>
+      </w:pPr>
+      <w:r>
+        <w:rPr>
+          <w:sz w:val="24"/>
+        </w:rPr>
+        <w:t>3</w:t>
+        <w:tab/>
+        <w:t>Organigrama estructural y niveles jerárquicos de la organización</w:t>
+        <w:tab/>
+      </w:r>
+      <w:r>
+        <w:rPr/>
+        <w:fldChar w:fldCharType="begin"/>
+      </w:r>
+      <w:r>
+        <w:rPr/>
+        <w:instrText xml:space="preserve"> PAGEREF bm_grafico3 \h </w:instrText>
+      </w:r>
+      <w:r>
+        <w:rPr/>
+        <w:fldChar w:fldCharType="separate"/>
+      </w:r>
+      <w:r>
+        <w:rPr/>
+        <w:t>?</w:t>
+      </w:r>
+      <w:r>
+        <w:rPr/>
+        <w:fldChar w:fldCharType="end"/>
+      </w:r>
+    </w:p>
+    <w:p>
+      <w:pPr>
+        <w:sectPr>
+          <w:type w:val="continuous"/>
+          <w:pgSz w:w="12240" w:h="15840"/>
+          <w:pgMar w:left="2268" w:right="1701" w:gutter="0" w:header="0" w:top="1701" w:footer="720" w:bottom="1701"/>
+          <w:formProt w:val="false"/>
+          <w:textDirection w:val="lrTb"/>
+          <w:docGrid w:type="default" w:linePitch="360" w:charSpace="0"/>
+        </w:sectPr>
+      </w:pPr>
+    </w:p>
+    <w:p>
+      <w:pPr>
+        <w:pStyle w:val="Normal"/>
+        <w:spacing w:before="1140" w:after="480"/>
+        <w:jc w:val="center"/>
+        <w:rPr/>
+      </w:pPr>
+      <w:bookmarkStart w:id="8" w:name="bm_lista_anexos"/>
+      <w:r>
+        <w:rPr>
+          <w:b/>
+          <w:sz w:val="24"/>
+        </w:rPr>
+        <w:t>LISTA DE ANEXOS</w:t>
+      </w:r>
+      <w:bookmarkEnd w:id="8"/>
+    </w:p>
+    <w:p>
+      <w:pPr>
+        <w:sectPr>
+          <w:footerReference w:type="even" r:id="rId32"/>
+          <w:footerReference w:type="default" r:id="rId33"/>
+          <w:footerReference w:type="first" r:id="rId34"/>
+          <w:type w:val="nextPage"/>
+          <w:pgSz w:w="12240" w:h="15840"/>
+          <w:pgMar w:left="2268" w:right="1701" w:gutter="0" w:header="0" w:top="1701" w:footer="720" w:bottom="1701"/>
+          <w:pgNumType w:fmt="lowerRoman"/>
+          <w:formProt w:val="false"/>
+          <w:textDirection w:val="lrTb"/>
+          <w:docGrid w:type="default" w:linePitch="360" w:charSpace="0"/>
+        </w:sectPr>
+      </w:pPr>
+    </w:p>
+    <w:p>
+      <w:pPr>
+        <w:pStyle w:val="Normal"/>
+        <w:tabs>
+          <w:tab w:val="clear" w:pos="720"/>
+          <w:tab w:val="right" w:pos="8271" w:leader="none"/>
+        </w:tabs>
+        <w:spacing w:before="240" w:after="240"/>
+        <w:rPr/>
+      </w:pPr>
+      <w:r>
+        <w:rPr>
+          <w:b/>
+          <w:sz w:val="24"/>
+        </w:rPr>
+        <w:t>ANEXOS</w:t>
+      </w:r>
+      <w:r>
+        <w:rPr/>
+        <w:tab/>
+      </w:r>
+      <w:r>
+        <w:rPr>
+          <w:b/>
+          <w:sz w:val="24"/>
+        </w:rPr>
+        <w:t>pp.</w:t>
+      </w:r>
+    </w:p>
+    <w:p>
+      <w:pPr>
+        <w:pStyle w:val="Normal"/>
+        <w:tabs>
+          <w:tab w:val="clear" w:pos="720"/>
+          <w:tab w:val="left" w:pos="1020" w:leader="none"/>
+          <w:tab w:val="right" w:pos="8271" w:leader="dot"/>
+        </w:tabs>
+        <w:spacing w:lineRule="auto" w:line="360" w:before="0" w:after="80"/>
+        <w:ind w:hanging="1020" w:start="1020"/>
+        <w:rPr/>
+      </w:pPr>
+      <w:r>
+        <w:rPr>
+          <w:sz w:val="24"/>
+        </w:rPr>
+        <w:t>A</w:t>
+        <w:tab/>
+        <w:t>Diagrama de Ishikawa de las causas asociadas a las demoras del proceso de procura</w:t>
+        <w:tab/>
+      </w:r>
+      <w:r>
+        <w:rPr/>
+        <w:fldChar w:fldCharType="begin"/>
+      </w:r>
+      <w:r>
+        <w:rPr/>
+        <w:instrText xml:space="preserve"> PAGEREF bm_anexoA \h </w:instrText>
+      </w:r>
+      <w:r>
+        <w:rPr/>
+        <w:fldChar w:fldCharType="separate"/>
+      </w:r>
+      <w:r>
+        <w:rPr/>
+        <w:t>?</w:t>
+      </w:r>
+      <w:r>
+        <w:rPr/>
+        <w:fldChar w:fldCharType="end"/>
+      </w:r>
+    </w:p>
+    <w:p>
+      <w:pPr>
+        <w:pStyle w:val="Normal"/>
+        <w:tabs>
+          <w:tab w:val="clear" w:pos="720"/>
+          <w:tab w:val="left" w:pos="1020" w:leader="none"/>
+          <w:tab w:val="right" w:pos="8271" w:leader="dot"/>
+        </w:tabs>
+        <w:spacing w:lineRule="auto" w:line="360" w:before="0" w:after="80"/>
+        <w:ind w:hanging="1020" w:start="1020"/>
+        <w:rPr/>
+      </w:pPr>
+      <w:r>
+        <w:rPr>
+          <w:sz w:val="24"/>
+        </w:rPr>
+        <w:t>B</w:t>
+        <w:tab/>
+        <w:t>Flujograma AS-IS del proceso actual de procura</w:t>
+        <w:tab/>
+      </w:r>
+      <w:r>
+        <w:rPr/>
+        <w:fldChar w:fldCharType="begin"/>
+      </w:r>
+      <w:r>
+        <w:rPr/>
+        <w:instrText xml:space="preserve"> PAGEREF bm_anexoB \h </w:instrText>
+      </w:r>
+      <w:r>
+        <w:rPr/>
+        <w:fldChar w:fldCharType="separate"/>
+      </w:r>
+      <w:r>
+        <w:rPr/>
+        <w:t>?</w:t>
+      </w:r>
+      <w:r>
+        <w:rPr/>
+        <w:fldChar w:fldCharType="end"/>
+      </w:r>
+    </w:p>
+    <w:p>
+      <w:pPr>
+        <w:pStyle w:val="Normal"/>
+        <w:tabs>
+          <w:tab w:val="clear" w:pos="720"/>
+          <w:tab w:val="left" w:pos="1020" w:leader="none"/>
+          <w:tab w:val="right" w:pos="8271" w:leader="dot"/>
+        </w:tabs>
+        <w:spacing w:lineRule="auto" w:line="360" w:before="0" w:after="80"/>
+        <w:ind w:hanging="1020" w:start="1020"/>
+        <w:rPr/>
+      </w:pPr>
+      <w:r>
+        <w:rPr>
+          <w:sz w:val="24"/>
+        </w:rPr>
+        <w:t>C</w:t>
+        <w:tab/>
+        <w:t>Flujograma TO-BE del proceso simplificado propuesto</w:t>
+        <w:tab/>
+      </w:r>
+      <w:r>
+        <w:rPr/>
+        <w:fldChar w:fldCharType="begin"/>
+      </w:r>
+      <w:r>
+        <w:rPr/>
+        <w:instrText xml:space="preserve"> PAGEREF bm_anexoC \h </w:instrText>
+      </w:r>
+      <w:r>
+        <w:rPr/>
+        <w:fldChar w:fldCharType="separate"/>
+      </w:r>
+      <w:r>
+        <w:rPr/>
+        <w:t>?</w:t>
+      </w:r>
+      <w:r>
+        <w:rPr/>
+        <w:fldChar w:fldCharType="end"/>
+      </w:r>
+    </w:p>
+    <w:p>
+      <w:pPr>
+        <w:pStyle w:val="Normal"/>
+        <w:tabs>
+          <w:tab w:val="clear" w:pos="720"/>
+          <w:tab w:val="left" w:pos="1020" w:leader="none"/>
+          <w:tab w:val="right" w:pos="8271" w:leader="dot"/>
+        </w:tabs>
+        <w:spacing w:lineRule="auto" w:line="360" w:before="0" w:after="80"/>
+        <w:ind w:hanging="1020" w:start="1020"/>
+        <w:rPr/>
+      </w:pPr>
+      <w:r>
+        <w:rPr>
+          <w:sz w:val="24"/>
+        </w:rPr>
+        <w:t>D</w:t>
+        <w:tab/>
+        <w:t>Swimlane del proceso propuesto de procura</w:t>
+        <w:tab/>
+      </w:r>
+      <w:r>
+        <w:rPr/>
+        <w:fldChar w:fldCharType="begin"/>
+      </w:r>
+      <w:r>
+        <w:rPr/>
+        <w:instrText xml:space="preserve"> PAGEREF bm_anexoD \h </w:instrText>
+      </w:r>
+      <w:r>
+        <w:rPr/>
+        <w:fldChar w:fldCharType="separate"/>
+      </w:r>
+      <w:r>
+        <w:rPr/>
+        <w:t>?</w:t>
+      </w:r>
+      <w:r>
+        <w:rPr/>
+        <w:fldChar w:fldCharType="end"/>
+      </w:r>
+    </w:p>
+    <w:p>
+      <w:pPr>
+        <w:pStyle w:val="Normal"/>
+        <w:tabs>
+          <w:tab w:val="clear" w:pos="720"/>
+          <w:tab w:val="left" w:pos="1020" w:leader="none"/>
+          <w:tab w:val="right" w:pos="8271" w:leader="dot"/>
+        </w:tabs>
+        <w:spacing w:lineRule="auto" w:line="360" w:before="0" w:after="80"/>
+        <w:ind w:hanging="1020" w:start="1020"/>
+        <w:rPr/>
+      </w:pPr>
+      <w:r>
+        <w:rPr>
+          <w:sz w:val="24"/>
+        </w:rPr>
+        <w:t>E</w:t>
+        <w:tab/>
+        <w:t>SIPOC del proceso de procura</w:t>
+        <w:tab/>
+      </w:r>
+      <w:r>
+        <w:rPr/>
+        <w:fldChar w:fldCharType="begin"/>
+      </w:r>
+      <w:r>
+        <w:rPr/>
+        <w:instrText xml:space="preserve"> PAGEREF bm_anexoE \h </w:instrText>
+      </w:r>
+      <w:r>
+        <w:rPr/>
+        <w:fldChar w:fldCharType="separate"/>
+      </w:r>
+      <w:r>
+        <w:rPr/>
+        <w:t>?</w:t>
+      </w:r>
+      <w:r>
+        <w:rPr/>
+        <w:fldChar w:fldCharType="end"/>
+      </w:r>
+    </w:p>
+    <w:p>
+      <w:pPr>
+        <w:pStyle w:val="Normal"/>
+        <w:tabs>
+          <w:tab w:val="clear" w:pos="720"/>
+          <w:tab w:val="left" w:pos="1020" w:leader="none"/>
+          <w:tab w:val="right" w:pos="8271" w:leader="dot"/>
+        </w:tabs>
+        <w:spacing w:lineRule="auto" w:line="360" w:before="0" w:after="80"/>
+        <w:ind w:hanging="1020" w:start="1020"/>
+        <w:rPr/>
+      </w:pPr>
+      <w:r>
+        <w:rPr>
+          <w:sz w:val="24"/>
+        </w:rPr>
+        <w:t>F</w:t>
+        <w:tab/>
+        <w:t>Matriz RACI propuesta del proceso de procura</w:t>
+        <w:tab/>
+      </w:r>
+      <w:r>
+        <w:rPr/>
+        <w:fldChar w:fldCharType="begin"/>
+      </w:r>
+      <w:r>
+        <w:rPr/>
+        <w:instrText xml:space="preserve"> PAGEREF bm_anexoF \h </w:instrText>
+      </w:r>
+      <w:r>
+        <w:rPr/>
+        <w:fldChar w:fldCharType="separate"/>
+      </w:r>
+      <w:r>
+        <w:rPr/>
+        <w:t>?</w:t>
+      </w:r>
+      <w:r>
+        <w:rPr/>
+        <w:fldChar w:fldCharType="end"/>
+      </w:r>
+    </w:p>
+    <w:p>
+      <w:pPr>
+        <w:pStyle w:val="Normal"/>
+        <w:tabs>
+          <w:tab w:val="clear" w:pos="720"/>
+          <w:tab w:val="left" w:pos="1020" w:leader="none"/>
+          <w:tab w:val="right" w:pos="8271" w:leader="dot"/>
+        </w:tabs>
+        <w:spacing w:lineRule="auto" w:line="360" w:before="0" w:after="0"/>
+        <w:ind w:hanging="1020" w:start="1020"/>
+        <w:rPr/>
+      </w:pPr>
+      <w:r>
+        <w:rPr>
+          <w:sz w:val="24"/>
+        </w:rPr>
+        <w:t>G</w:t>
+        <w:tab/>
+        <w:t>Diagrama de Ishikawa definitivo de las causas asociadas a las demoras y pérdida de trazabilidad del proceso de procura</w:t>
+        <w:tab/>
+      </w:r>
+      <w:r>
+        <w:rPr/>
+        <w:fldChar w:fldCharType="begin"/>
+      </w:r>
+      <w:r>
+        <w:rPr/>
+        <w:instrText xml:space="preserve"> PAGEREF bm_anexoG \h </w:instrText>
+      </w:r>
+      <w:r>
+        <w:rPr/>
+        <w:fldChar w:fldCharType="separate"/>
+      </w:r>
+      <w:r>
+        <w:rPr/>
+        <w:t>?</w:t>
+      </w:r>
+      <w:r>
+        <w:rPr/>
+        <w:fldChar w:fldCharType="end"/>
+      </w:r>
+    </w:p>
+    <w:p>
+      <w:pPr>
+        <w:sectPr>
+          <w:type w:val="continuous"/>
+          <w:pgSz w:w="12240" w:h="15840"/>
+          <w:pgMar w:left="2268" w:right="1701" w:gutter="0" w:header="0" w:top="1701" w:footer="720" w:bottom="1701"/>
+          <w:formProt w:val="false"/>
+          <w:textDirection w:val="lrTb"/>
+          <w:docGrid w:type="default" w:linePitch="360" w:charSpace="0"/>
+        </w:sectPr>
+      </w:pPr>
+    </w:p>
+    <w:p>
+      <w:pPr>
+        <w:pStyle w:val="Normal"/>
+        <w:spacing w:lineRule="auto" w:line="240" w:before="0" w:after="0"/>
+        <w:jc w:val="center"/>
+        <w:rPr/>
+      </w:pPr>
+      <w:r>
+        <w:rPr>
+          <w:b/>
+          <w:sz w:val="24"/>
+        </w:rPr>
+        <w:t>REPÚBLICA BOLIVARIANA DE VENEZUELA</w:t>
+      </w:r>
+    </w:p>
+    <w:p>
+      <w:pPr>
+        <w:pStyle w:val="Normal"/>
+        <w:spacing w:lineRule="auto" w:line="240" w:before="0" w:after="0"/>
+        <w:jc w:val="center"/>
+        <w:rPr/>
+      </w:pPr>
+      <w:r>
+        <w:rPr>
+          <w:b/>
+          <w:sz w:val="24"/>
+        </w:rPr>
+        <w:t>MINISTERIO DEL PODER POPULAR PARA LA EDUCACIÓN UNIVERSITARIA</w:t>
+      </w:r>
+    </w:p>
+    <w:p>
+      <w:pPr>
+        <w:pStyle w:val="Normal"/>
+        <w:spacing w:lineRule="auto" w:line="240" w:before="0" w:after="0"/>
+        <w:jc w:val="center"/>
+        <w:rPr/>
+      </w:pPr>
+      <w:r>
+        <w:rPr>
+          <w:b/>
+          <w:sz w:val="24"/>
+        </w:rPr>
+        <w:t>INSTITUTO UNIVERSITARIO DE TECNOLOGÍA</w:t>
+      </w:r>
+    </w:p>
+    <w:p>
+      <w:pPr>
+        <w:pStyle w:val="Normal"/>
+        <w:spacing w:lineRule="auto" w:line="240" w:before="0" w:after="0"/>
+        <w:jc w:val="center"/>
+        <w:rPr/>
+      </w:pPr>
+      <w:r>
+        <w:rPr>
+          <w:b/>
+          <w:sz w:val="24"/>
+        </w:rPr>
+        <w:t>"ELÍAS CALIXTO POMPA"</w:t>
+      </w:r>
+    </w:p>
+    <w:p>
+      <w:pPr>
+        <w:pStyle w:val="Normal"/>
+        <w:spacing w:lineRule="auto" w:line="240" w:before="0" w:after="0"/>
+        <w:jc w:val="center"/>
+        <w:rPr/>
+      </w:pPr>
+      <w:r>
+        <w:rPr>
+          <w:b/>
+          <w:sz w:val="24"/>
+        </w:rPr>
+        <w:t>EL TIGRE, ESTADO ANZOÁTEGUI</w:t>
+      </w:r>
+    </w:p>
+    <w:p>
+      <w:pPr>
+        <w:pStyle w:val="Normal"/>
+        <w:spacing w:lineRule="auto" w:line="240" w:before="0" w:after="120"/>
+        <w:rPr/>
+      </w:pPr>
+      <w:r>
+        <w:rPr/>
+      </w:r>
+    </w:p>
+    <w:p>
+      <w:pPr>
+        <w:pStyle w:val="Normal"/>
+        <w:spacing w:lineRule="auto" w:line="240" w:before="0" w:after="120"/>
+        <w:jc w:val="center"/>
+        <w:rPr/>
+      </w:pPr>
+      <w:r>
+        <w:rPr>
+          <w:b/>
+          <w:sz w:val="24"/>
+        </w:rPr>
+        <w:t>PROPUESTA DE SIMPLIFICACIÓN ADMINISTRATIVA DE LA PROCURA EN LUBRICANTES Y EQUIPOS VARYNA, C.A.</w:t>
+      </w:r>
+    </w:p>
+    <w:p>
+      <w:pPr>
+        <w:pStyle w:val="Normal"/>
+        <w:spacing w:lineRule="auto" w:line="240" w:before="0" w:after="120"/>
+        <w:ind w:start="0"/>
+        <w:jc w:val="end"/>
+        <w:rPr/>
+      </w:pPr>
+      <w:r>
+        <w:rPr>
+          <w:b/>
+          <w:sz w:val="24"/>
+        </w:rPr>
+        <w:t>Autor:</w:t>
+        <w:br/>
+      </w:r>
+      <w:r>
+        <w:rPr>
+          <w:sz w:val="24"/>
+        </w:rPr>
+        <w:t>Guzmán, Keidy</w:t>
+        <w:br/>
+        <w:t>C.I.: 28.706.352</w:t>
+        <w:br/>
+        <w:t>agosto de 2026</w:t>
+      </w:r>
+    </w:p>
+    <w:p>
+      <w:pPr>
+        <w:pStyle w:val="Normal"/>
+        <w:spacing w:lineRule="auto" w:line="240" w:before="120" w:after="120"/>
+        <w:jc w:val="center"/>
+        <w:rPr/>
+      </w:pPr>
+      <w:bookmarkStart w:id="9" w:name="bm_resumen"/>
+      <w:r>
+        <w:rPr>
+          <w:b/>
+          <w:sz w:val="24"/>
+        </w:rPr>
+        <w:t>RESUMEN</w:t>
+      </w:r>
+      <w:bookmarkEnd w:id="9"/>
+    </w:p>
+    <w:p>
+      <w:pPr>
+        <w:sectPr>
+          <w:footerReference w:type="even" r:id="rId35"/>
+          <w:footerReference w:type="default" r:id="rId36"/>
+          <w:footerReference w:type="first" r:id="rId37"/>
+          <w:type w:val="nextPage"/>
+          <w:pgSz w:w="12240" w:h="15840"/>
+          <w:pgMar w:left="2268" w:right="1701" w:gutter="0" w:header="0" w:top="1701" w:footer="720" w:bottom="1701"/>
+          <w:pgNumType w:fmt="lowerRoman"/>
+          <w:formProt w:val="false"/>
+          <w:textDirection w:val="lrTb"/>
+          <w:docGrid w:type="default" w:linePitch="360" w:charSpace="0"/>
+        </w:sectPr>
+      </w:pPr>
+    </w:p>
+    <w:p>
+      <w:pPr>
+        <w:pStyle w:val="Normal"/>
+        <w:spacing w:lineRule="auto" w:line="240" w:before="0" w:after="0"/>
+        <w:ind w:firstLine="709"/>
+        <w:jc w:val="both"/>
+        <w:rPr/>
+      </w:pPr>
+      <w:r>
+        <w:rPr>
+          <w:sz w:val="24"/>
+        </w:rPr>
+        <w:t>El presente informe corresponde a las pasantías profesionales realizadas durante diez (10) semanas en el Departamento Administrativo de Lubricantes y Equipos Varyna, C.A., con participación directa en actividades relacionadas con la procura de materiales e insumos. Durante la práctica se observó que las requisiciones de compra no siempre siguen un canal único y formalizado desde su recepción hasta la emisión y seguimiento de la orden de compra. También se evidenció la ausencia de formatos uniformes para algunas solicitudes, dificultades para conocer oportunamente el estado de las cotizaciones y falta de criterios visibles que faciliten el seguimiento de las aprobaciones. Estas condiciones pueden producir demoras, pérdida de trazabilidad y mayor carga administrativa para el personal encargado. El objetivo general fue proponer la simplificación administrativa del proceso de procura en el departamento, con la finalidad de reducir pasos innecesarios, agilizar los tiempos de adquisición y fortalecer el control interno. Para ello se realizaron observaciones del flujo de compras, entrevistas al personal, revisión de expedientes históricos, análisis de tiempos y un diagrama de causa-efecto para organizar los factores asociados a los retrasos. Como resultado se formuló una propuesta compuesta por un flujo simplificado con responsables definidos, formatos estandarizados de solicitud de cotización y orden de compra, una matriz de autorización por monto y criterios de seguimiento mediante indicadores de gestión. Se concluye que la formalización de estas herramientas puede facilitar el control y reducir la dispersión del proceso. Se recomienda implementar la propuesta de manera gradual, socializarla con el personal involucrado y revisar periódicamente sus resultados para realizar los ajustes necesarios.</w:t>
+      </w:r>
+    </w:p>
+    <w:p>
+      <w:pPr>
+        <w:pStyle w:val="Normal"/>
+        <w:rPr/>
+      </w:pPr>
+      <w:r>
+        <w:rPr/>
+      </w:r>
+    </w:p>
+    <w:p>
+      <w:pPr>
+        <w:pStyle w:val="Normal"/>
+        <w:spacing w:lineRule="auto" w:line="240" w:before="0" w:after="0"/>
+        <w:ind w:firstLine="709"/>
+        <w:rPr/>
+      </w:pPr>
+      <w:r>
+        <w:rPr>
+          <w:b/>
+          <w:sz w:val="24"/>
+        </w:rPr>
+        <w:t xml:space="preserve">Palabras claves: </w:t>
+      </w:r>
+      <w:r>
+        <w:rPr>
+          <w:sz w:val="24"/>
+        </w:rPr>
+        <w:t>procura, simplificación administrativa, control interno, requisiciones, pasantías</w:t>
+      </w:r>
+    </w:p>
+    <w:p>
+      <w:pPr>
+        <w:sectPr>
+          <w:type w:val="continuous"/>
+          <w:pgSz w:w="12240" w:h="15840"/>
+          <w:pgMar w:left="2268" w:right="1701" w:gutter="0" w:header="0" w:top="1701" w:footer="720" w:bottom="1701"/>
+          <w:formProt w:val="false"/>
+          <w:textDirection w:val="lrTb"/>
+          <w:docGrid w:type="default" w:linePitch="360" w:charSpace="0"/>
+        </w:sectPr>
+      </w:pPr>
+    </w:p>
+    <w:p>
+      <w:pPr>
+        <w:pStyle w:val="Normal"/>
+        <w:spacing w:before="1140" w:after="480"/>
+        <w:jc w:val="center"/>
+        <w:rPr/>
+      </w:pPr>
+      <w:bookmarkStart w:id="10" w:name="bm_introduccion"/>
+      <w:r>
+        <w:rPr>
+          <w:b/>
+          <w:sz w:val="24"/>
+        </w:rPr>
+        <w:t>INTRODUCCIÓN</w:t>
+      </w:r>
+      <w:bookmarkEnd w:id="10"/>
+    </w:p>
+    <w:p>
+      <w:pPr>
+        <w:sectPr>
+          <w:footerReference w:type="even" r:id="rId38"/>
+          <w:footerReference w:type="default" r:id="rId39"/>
+          <w:footerReference w:type="first" r:id="rId40"/>
+          <w:type w:val="nextPage"/>
+          <w:pgSz w:w="12240" w:h="15840"/>
+          <w:pgMar w:left="2268" w:right="1701" w:gutter="0" w:header="0" w:top="1701" w:footer="720" w:bottom="1701"/>
+          <w:pgNumType w:start="1" w:fmt="decimal"/>
+          <w:formProt w:val="false"/>
+          <w:titlePg/>
+          <w:textDirection w:val="lrTb"/>
+          <w:docGrid w:type="default" w:linePitch="360" w:charSpace="0"/>
+        </w:sectPr>
+      </w:pPr>
+    </w:p>
+    <w:p>
+      <w:pPr>
+        <w:pStyle w:val="Normal"/>
+        <w:spacing w:lineRule="auto" w:line="360" w:before="0" w:after="0"/>
+        <w:ind w:firstLine="709"/>
+        <w:jc w:val="both"/>
+        <w:rPr/>
+      </w:pPr>
+      <w:r>
+        <w:rPr>
+          <w:i w:val="false"/>
+          <w:sz w:val="24"/>
+        </w:rPr>
+        <w:t>Las pasantías profesionales permiten vincular los conocimientos adquiridos durante la formación en Administración con situaciones reales de funcionamiento organizacional. En el área administrativa, la procura representa un proceso de apoyo indispensable porque articula la recepción de requerimientos, búsqueda de cotizaciones, evaluación de alternativas, aprobación y adquisición de bienes o servicios necesarios para la continuidad de las operaciones.</w:t>
+      </w:r>
+    </w:p>
+    <w:p>
+      <w:pPr>
+        <w:pStyle w:val="Normal"/>
+        <w:spacing w:lineRule="auto" w:line="360" w:before="0" w:after="0"/>
+        <w:ind w:firstLine="709"/>
+        <w:jc w:val="both"/>
+        <w:rPr/>
+      </w:pPr>
+      <w:r>
+        <w:rPr>
+          <w:i w:val="false"/>
+          <w:sz w:val="24"/>
+        </w:rPr>
+        <w:t>En Lubricantes y Equipos Varyna, C.A., las actividades de pasantía se desarrollaron en el Departamento Administrativo con énfasis en el área de procura. Durante la práctica se identificaron oportunidades de mejora relacionadas con la recepción de requisiciones, el seguimiento de cotizaciones, la estandarización de formatos y la definición del recorrido que debe seguir cada solicitud de compra. Estas condiciones justificaron la formulación de una propuesta de simplificación administrativa adaptada a la dinámica del departamento.</w:t>
+      </w:r>
+    </w:p>
+    <w:p>
+      <w:pPr>
+        <w:pStyle w:val="Normal"/>
+        <w:spacing w:lineRule="auto" w:line="360" w:before="0" w:after="0"/>
+        <w:ind w:firstLine="709"/>
+        <w:jc w:val="both"/>
+        <w:rPr/>
+      </w:pPr>
+      <w:r>
+        <w:rPr>
+          <w:i w:val="false"/>
+          <w:sz w:val="24"/>
+        </w:rPr>
+        <w:t>El propósito del informe es presentar el diagnóstico realizado, los objetivos definidos, la planificación de las actividades y la propuesta formulada. Como soporte conceptual se abordan la procura, el proceso administrativo, el control interno y la simplificación de procedimientos, complementados con un marco legal general relacionado con la actividad económica y el orden de los registros mercantiles.</w:t>
+      </w:r>
+    </w:p>
+    <w:p>
+      <w:pPr>
+        <w:pStyle w:val="Normal"/>
+        <w:spacing w:lineRule="auto" w:line="360" w:before="0" w:after="0"/>
+        <w:ind w:firstLine="709"/>
+        <w:jc w:val="both"/>
+        <w:rPr/>
+      </w:pPr>
+      <w:r>
+        <w:rPr>
+          <w:i w:val="false"/>
+          <w:sz w:val="24"/>
+        </w:rPr>
+        <w:t>El informe se organiza en cinco capítulos. El Capítulo I describe la realidad organizacional de Lubricantes y Equipos Varyna, C.A.; el Capítulo II presenta la situación problemática, los objetivos, la planificación integral y el cronograma; el Capítulo III desarrolla los fundamentos teóricos y legales; el Capítulo IV describe las actividades operativas y de análisis realizadas durante las diez semanas; y el Capítulo V contiene las conclusiones y recomendaciones derivadas de la experiencia de pasantía.</w:t>
+      </w:r>
+    </w:p>
+    <w:p>
+      <w:pPr>
+        <w:sectPr>
+          <w:type w:val="continuous"/>
+          <w:pgSz w:w="12240" w:h="15840"/>
+          <w:pgMar w:left="2268" w:right="1701" w:gutter="0" w:header="0" w:top="1701" w:footer="720" w:bottom="1701"/>
+          <w:formProt w:val="false"/>
+          <w:titlePg/>
+          <w:textDirection w:val="lrTb"/>
+          <w:docGrid w:type="default" w:linePitch="360" w:charSpace="0"/>
+        </w:sectPr>
+      </w:pPr>
+    </w:p>
+    <w:p>
+      <w:pPr>
+        <w:pStyle w:val="Normal"/>
+        <w:spacing w:before="1140" w:after="480"/>
+        <w:jc w:val="center"/>
+        <w:rPr/>
+      </w:pPr>
+      <w:r>
+        <w:rPr>
+          <w:b/>
+          <w:sz w:val="24"/>
+        </w:rPr>
+        <w:t>CAPÍTULO I</w:t>
+      </w:r>
+    </w:p>
+    <w:p>
+      <w:pPr>
+        <w:pStyle w:val="Normal"/>
+        <w:spacing w:before="480" w:after="0"/>
+        <w:jc w:val="center"/>
+        <w:rPr/>
+      </w:pPr>
+      <w:bookmarkStart w:id="11" w:name="bm_cap1"/>
+      <w:r>
+        <w:rPr>
+          <w:b/>
+          <w:sz w:val="24"/>
+        </w:rPr>
+        <w:t>REALIDAD ORGANIZACIONAL</w:t>
+      </w:r>
+      <w:bookmarkEnd w:id="11"/>
+    </w:p>
+    <w:p>
+      <w:pPr>
+        <w:sectPr>
+          <w:footerReference w:type="even" r:id="rId41"/>
+          <w:footerReference w:type="default" r:id="rId42"/>
+          <w:footerReference w:type="first" r:id="rId43"/>
+          <w:type w:val="nextPage"/>
+          <w:pgSz w:w="12240" w:h="15840"/>
+          <w:pgMar w:left="2268" w:right="1701" w:gutter="0" w:header="0" w:top="1701" w:footer="720" w:bottom="1701"/>
+          <w:pgNumType w:fmt="decimal"/>
+          <w:formProt w:val="false"/>
+          <w:titlePg/>
+          <w:textDirection w:val="lrTb"/>
+          <w:docGrid w:type="default" w:linePitch="360" w:charSpace="0"/>
+        </w:sectPr>
+      </w:pPr>
+    </w:p>
+    <w:p>
+      <w:pPr>
+        <w:pStyle w:val="Normal"/>
+        <w:spacing w:lineRule="auto" w:line="360" w:before="480" w:after="480"/>
+        <w:jc w:val="center"/>
+        <w:rPr/>
+      </w:pPr>
+      <w:bookmarkStart w:id="12" w:name="bm_cap1_ident"/>
+      <w:r>
+        <w:rPr>
+          <w:b/>
+          <w:sz w:val="24"/>
+        </w:rPr>
+        <w:t>Identificación de la empresa</w:t>
+      </w:r>
+      <w:bookmarkEnd w:id="12"/>
+    </w:p>
+    <w:p>
+      <w:pPr>
+        <w:pStyle w:val="Normal"/>
+        <w:spacing w:lineRule="auto" w:line="360" w:before="480" w:after="480"/>
+        <w:jc w:val="start"/>
+        <w:rPr/>
+      </w:pPr>
+      <w:r>
+        <w:rPr>
+          <w:b/>
+          <w:sz w:val="24"/>
+        </w:rPr>
+        <w:t>Razón social</w:t>
+      </w:r>
+    </w:p>
+    <w:p>
+      <w:pPr>
+        <w:pStyle w:val="Normal"/>
+        <w:spacing w:lineRule="auto" w:line="360" w:before="0" w:after="0"/>
+        <w:ind w:hanging="0"/>
+        <w:jc w:val="both"/>
+        <w:rPr/>
+      </w:pPr>
+      <w:r>
+        <w:rPr>
+          <w:i w:val="false"/>
+          <w:sz w:val="24"/>
+        </w:rPr>
+        <w:t>Lubricantes y Equipos Varyna, C.A.</w:t>
+      </w:r>
+    </w:p>
+    <w:p>
+      <w:pPr>
+        <w:pStyle w:val="Normal"/>
+        <w:spacing w:lineRule="auto" w:line="360" w:before="480" w:after="480"/>
+        <w:jc w:val="start"/>
+        <w:rPr/>
+      </w:pPr>
+      <w:bookmarkStart w:id="13" w:name="bm_cap1_resena"/>
+      <w:r>
+        <w:rPr>
+          <w:b/>
+          <w:sz w:val="24"/>
+        </w:rPr>
+        <w:t>Reseña histórica</w:t>
+      </w:r>
+      <w:bookmarkEnd w:id="13"/>
+    </w:p>
+    <w:p>
+      <w:pPr>
+        <w:pStyle w:val="Normal"/>
+        <w:spacing w:lineRule="auto" w:line="360" w:before="0" w:after="0"/>
+        <w:ind w:firstLine="709"/>
+        <w:jc w:val="both"/>
+        <w:rPr/>
+      </w:pPr>
+      <w:r>
+        <w:rPr>
+          <w:i w:val="false"/>
+          <w:sz w:val="24"/>
+        </w:rPr>
+        <w:t>Lubricantes y Equipos Varyna, C.A. es una empresa venezolana fundada con la visión de responder a las crecientes demandas operativas e industriales del país. A lo largo de más de treinta y seis (36) años de trayectoria ininterrumpida, la organización se ha consolidado en el sector petrolero, industrial y de construcción, posicionándose como un aliado estratégico de alta confiabilidad en el mercado nacional gracias a su capacidad de respuesta y solvencia técnica.</w:t>
+      </w:r>
+    </w:p>
+    <w:p>
+      <w:pPr>
+        <w:pStyle w:val="Normal"/>
+        <w:spacing w:lineRule="auto" w:line="360" w:before="0" w:after="0"/>
+        <w:ind w:firstLine="709"/>
+        <w:jc w:val="both"/>
+        <w:rPr/>
+      </w:pPr>
+      <w:r>
+        <w:rPr>
+          <w:i w:val="false"/>
+          <w:sz w:val="24"/>
+        </w:rPr>
+        <w:t>Desde sus primeros años de operaciones, la empresa enfocó su estrategia en la diversificación técnica de sus servicios, pasando de ser un proveedor local de insumos a una estructura corporativa especializada en el procesamiento y suministro de productos químicos de alto rendimiento, tratamiento químico de crudo y provisión de maquinaria pesada para proyectos de gran escala. Este desarrollo progresivo le permitió establecer estándares operacionales alineados con las exigencias de la industria energética regional y nacional.</w:t>
+      </w:r>
+    </w:p>
+    <w:p>
+      <w:pPr>
+        <w:pStyle w:val="Normal"/>
+        <w:spacing w:lineRule="auto" w:line="360" w:before="0" w:after="0"/>
+        <w:ind w:firstLine="709"/>
+        <w:jc w:val="both"/>
+        <w:rPr/>
+      </w:pPr>
+      <w:r>
+        <w:rPr>
+          <w:i w:val="false"/>
+          <w:sz w:val="24"/>
+        </w:rPr>
+        <w:t>Su integración como parte fundamental del Grupo Corporativo VTC marcó un hito en su madurez organizacional, impulsando un crecimiento sostenido mediante la profesionalización de sus procesos, la adopción de tecnologías de vanguardia y la consolidación de alianzas comerciales de largo alcance. Hoy en día, Lubricantes y Equipos Varyna, C.A. mantiene su compromiso con el desarrollo productivo del país, sustentando su liderazgo en la innovación continua, la calidad de servicio y el fortalecimiento constante de su capital humano y capacidad logística.</w:t>
+      </w:r>
+    </w:p>
+    <w:p>
+      <w:pPr>
+        <w:pStyle w:val="Normal"/>
+        <w:spacing w:lineRule="auto" w:line="360" w:before="480" w:after="480"/>
+        <w:jc w:val="start"/>
+        <w:rPr/>
+      </w:pPr>
+      <w:bookmarkStart w:id="14" w:name="bm_cap1_mision"/>
+      <w:r>
+        <w:rPr>
+          <w:b/>
+          <w:sz w:val="24"/>
+        </w:rPr>
+        <w:t>Misión</w:t>
+      </w:r>
+      <w:bookmarkEnd w:id="14"/>
+    </w:p>
+    <w:p>
+      <w:pPr>
+        <w:pStyle w:val="Normal"/>
+        <w:spacing w:lineRule="auto" w:line="360" w:before="0" w:after="0"/>
+        <w:ind w:firstLine="709"/>
+        <w:jc w:val="both"/>
+        <w:rPr/>
+      </w:pPr>
+      <w:r>
+        <w:rPr>
+          <w:i w:val="false"/>
+          <w:sz w:val="24"/>
+        </w:rPr>
+        <w:t>Brindar a nuestros clientes objetivos, soluciones de calidad en las áreas en las cuales nos desempeñamos, para contribuir de manera significativa en sus resultados. Aportando valor con nuestras respuestas a sus requerimientos. En la búsqueda de un mejor país y de una mejor humanidad.</w:t>
+      </w:r>
+    </w:p>
+    <w:p>
+      <w:pPr>
+        <w:pStyle w:val="Normal"/>
+        <w:spacing w:lineRule="auto" w:line="360" w:before="480" w:after="480"/>
+        <w:jc w:val="start"/>
+        <w:rPr/>
+      </w:pPr>
+      <w:bookmarkStart w:id="15" w:name="bm_cap1_vision"/>
+      <w:r>
+        <w:rPr>
+          <w:b/>
+          <w:sz w:val="24"/>
+        </w:rPr>
+        <w:t>Visión</w:t>
+      </w:r>
+      <w:bookmarkEnd w:id="15"/>
+    </w:p>
+    <w:p>
+      <w:pPr>
+        <w:pStyle w:val="Normal"/>
+        <w:spacing w:lineRule="auto" w:line="360" w:before="0" w:after="0"/>
+        <w:ind w:firstLine="709"/>
+        <w:jc w:val="both"/>
+        <w:rPr/>
+      </w:pPr>
+      <w:r>
+        <w:rPr>
+          <w:i w:val="false"/>
+          <w:sz w:val="24"/>
+        </w:rPr>
+        <w:t>Ser el conglomerado de empresas líderes en cada una de las categorías en las que participamos, generando modelos de negocios altamente competitivos, atendiendo a nuestros distintos beneficiarios con productos y servicios de calidad.</w:t>
+      </w:r>
+    </w:p>
+    <w:p>
+      <w:pPr>
+        <w:pStyle w:val="Normal"/>
+        <w:spacing w:lineRule="auto" w:line="360" w:before="480" w:after="480"/>
+        <w:jc w:val="start"/>
+        <w:rPr/>
+      </w:pPr>
+      <w:bookmarkStart w:id="16" w:name="bm_cap1_valores"/>
+      <w:r>
+        <w:rPr>
+          <w:b/>
+          <w:sz w:val="24"/>
+        </w:rPr>
+        <w:t>Valores</w:t>
+      </w:r>
+      <w:bookmarkEnd w:id="16"/>
+    </w:p>
+    <w:p>
+      <w:pPr>
+        <w:pStyle w:val="Normal"/>
+        <w:spacing w:lineRule="auto" w:line="360" w:before="0" w:after="0"/>
+        <w:ind w:firstLine="709"/>
+        <w:jc w:val="both"/>
+        <w:rPr/>
+      </w:pPr>
+      <w:r>
+        <w:rPr>
+          <w:i w:val="false"/>
+          <w:sz w:val="24"/>
+        </w:rPr>
+        <w:t>Los valores que orientan las actividades de la organización destacan:</w:t>
+      </w:r>
+    </w:p>
+    <w:p>
+      <w:pPr>
+        <w:pStyle w:val="Normal"/>
+        <w:spacing w:lineRule="auto" w:line="360"/>
+        <w:ind w:firstLine="709"/>
+        <w:jc w:val="both"/>
+        <w:rPr/>
+      </w:pPr>
+      <w:r>
+        <w:rPr>
+          <w:sz w:val="24"/>
+        </w:rPr>
+        <w:t xml:space="preserve">1. </w:t>
+      </w:r>
+      <w:r>
+        <w:rPr>
+          <w:b/>
+          <w:sz w:val="24"/>
+        </w:rPr>
+        <w:t xml:space="preserve">Planificación: </w:t>
+      </w:r>
+      <w:r>
+        <w:rPr>
+          <w:sz w:val="24"/>
+        </w:rPr>
+        <w:t>Estructuración anticipada de las adquisiciones para optimizar los recursos financieros de la organización.</w:t>
+      </w:r>
+    </w:p>
+    <w:p>
+      <w:pPr>
+        <w:pStyle w:val="Normal"/>
+        <w:spacing w:lineRule="auto" w:line="360"/>
+        <w:ind w:firstLine="709"/>
+        <w:jc w:val="both"/>
+        <w:rPr/>
+      </w:pPr>
+      <w:r>
+        <w:rPr>
+          <w:sz w:val="24"/>
+        </w:rPr>
+        <w:t xml:space="preserve">2. </w:t>
+      </w:r>
+      <w:r>
+        <w:rPr>
+          <w:b/>
+          <w:sz w:val="24"/>
+        </w:rPr>
+        <w:t xml:space="preserve">Responsabilidad: </w:t>
+      </w:r>
+      <w:r>
+        <w:rPr>
+          <w:sz w:val="24"/>
+        </w:rPr>
+        <w:t>Cumplimiento eficiente de los compromisos adquiridos con clientes, proveedores y trabajadores.</w:t>
+      </w:r>
+    </w:p>
+    <w:p>
+      <w:pPr>
+        <w:pStyle w:val="Normal"/>
+        <w:spacing w:lineRule="auto" w:line="360"/>
+        <w:ind w:firstLine="709"/>
+        <w:jc w:val="both"/>
+        <w:rPr/>
+      </w:pPr>
+      <w:r>
+        <w:rPr>
+          <w:sz w:val="24"/>
+        </w:rPr>
+        <w:t xml:space="preserve">3. </w:t>
+      </w:r>
+      <w:r>
+        <w:rPr>
+          <w:b/>
+          <w:sz w:val="24"/>
+        </w:rPr>
+        <w:t xml:space="preserve">Integridad: </w:t>
+      </w:r>
+      <w:r>
+        <w:rPr>
+          <w:sz w:val="24"/>
+        </w:rPr>
+        <w:t>Actuar con honestidad, ética y transparencia en todas las operaciones de la empresa.</w:t>
+      </w:r>
+    </w:p>
+    <w:p>
+      <w:pPr>
+        <w:pStyle w:val="Normal"/>
+        <w:spacing w:lineRule="auto" w:line="360"/>
+        <w:ind w:firstLine="709"/>
+        <w:jc w:val="both"/>
+        <w:rPr/>
+      </w:pPr>
+      <w:r>
+        <w:rPr>
+          <w:sz w:val="24"/>
+        </w:rPr>
+        <w:t xml:space="preserve">4. </w:t>
+      </w:r>
+      <w:r>
+        <w:rPr>
+          <w:b/>
+          <w:sz w:val="24"/>
+        </w:rPr>
+        <w:t xml:space="preserve">Transparencia: </w:t>
+      </w:r>
+      <w:r>
+        <w:rPr>
+          <w:sz w:val="24"/>
+        </w:rPr>
+        <w:t>Garantizar la trazabilidad y la claridad en los procesos de selección y adjudicación de compras.</w:t>
+      </w:r>
+    </w:p>
+    <w:p>
+      <w:pPr>
+        <w:pStyle w:val="Normal"/>
+        <w:spacing w:lineRule="auto" w:line="360" w:before="480" w:after="480"/>
+        <w:jc w:val="start"/>
+        <w:rPr/>
+      </w:pPr>
+      <w:bookmarkStart w:id="17" w:name="bm_cap1_obj"/>
+      <w:r>
+        <w:rPr>
+          <w:b/>
+          <w:sz w:val="24"/>
+        </w:rPr>
+        <w:t>Objetivos Organizacionales</w:t>
+      </w:r>
+      <w:bookmarkEnd w:id="17"/>
+    </w:p>
+    <w:p>
+      <w:pPr>
+        <w:pStyle w:val="Normal"/>
+        <w:spacing w:lineRule="auto" w:line="360" w:before="480" w:after="480"/>
+        <w:jc w:val="start"/>
+        <w:rPr/>
+      </w:pPr>
+      <w:r>
+        <w:rPr>
+          <w:b/>
+          <w:sz w:val="24"/>
+        </w:rPr>
+        <w:t>Objetivo General</w:t>
+      </w:r>
+    </w:p>
+    <w:p>
+      <w:pPr>
+        <w:pStyle w:val="Normal"/>
+        <w:spacing w:lineRule="auto" w:line="360" w:before="0" w:after="0"/>
+        <w:ind w:firstLine="709"/>
+        <w:jc w:val="both"/>
+        <w:rPr/>
+      </w:pPr>
+      <w:r>
+        <w:rPr>
+          <w:i w:val="false"/>
+          <w:sz w:val="24"/>
+        </w:rPr>
+        <w:t>Posicionarse como una empresa líder en el sector petrolero, industrial y de construcción a nivel nacional, garantizando la provisión oportuna de productos químicos especializados, tratamiento de crudo y maquinaria pesada, mediante una gestión administrativa, operacional y de procura transparente, eficiente y orientada a la calidad total.</w:t>
+      </w:r>
+    </w:p>
+    <w:p>
+      <w:pPr>
+        <w:pStyle w:val="Normal"/>
+        <w:spacing w:lineRule="auto" w:line="360" w:before="480" w:after="480"/>
+        <w:jc w:val="start"/>
+        <w:rPr/>
+      </w:pPr>
+      <w:r>
+        <w:rPr>
+          <w:b/>
+          <w:sz w:val="24"/>
+        </w:rPr>
+        <w:t>Objetivos Específicos</w:t>
+      </w:r>
+    </w:p>
+    <w:p>
+      <w:pPr>
+        <w:pStyle w:val="Normal"/>
+        <w:spacing w:lineRule="auto" w:line="360"/>
+        <w:ind w:firstLine="709"/>
+        <w:jc w:val="both"/>
+        <w:rPr/>
+      </w:pPr>
+      <w:r>
+        <w:rPr>
+          <w:sz w:val="24"/>
+        </w:rPr>
+        <w:t>1. Proporcionar soluciones eficientes y oportunas a las necesidades de sus clientes.</w:t>
+      </w:r>
+    </w:p>
+    <w:p>
+      <w:pPr>
+        <w:pStyle w:val="Normal"/>
+        <w:spacing w:lineRule="auto" w:line="360"/>
+        <w:ind w:firstLine="709"/>
+        <w:jc w:val="both"/>
+        <w:rPr/>
+      </w:pPr>
+      <w:r>
+        <w:rPr>
+          <w:sz w:val="24"/>
+        </w:rPr>
+        <w:t>2. Mantener altos estándares de calidad en los productos y servicios ofrecidos.</w:t>
+      </w:r>
+    </w:p>
+    <w:p>
+      <w:pPr>
+        <w:pStyle w:val="Normal"/>
+        <w:spacing w:lineRule="auto" w:line="360"/>
+        <w:ind w:firstLine="709"/>
+        <w:jc w:val="both"/>
+        <w:rPr/>
+      </w:pPr>
+      <w:r>
+        <w:rPr>
+          <w:sz w:val="24"/>
+        </w:rPr>
+        <w:t>3. Asegurar el abastecimiento continuo y eficiente de insumos mediante una gestión administrativa transparente.</w:t>
+      </w:r>
+    </w:p>
+    <w:p>
+      <w:pPr>
+        <w:pStyle w:val="Normal"/>
+        <w:spacing w:before="480" w:after="0"/>
+        <w:jc w:val="center"/>
+        <w:rPr/>
+      </w:pPr>
+      <w:r>
+        <w:rPr/>
+        <w:drawing>
+          <wp:inline distT="0" distB="0" distL="0" distR="0">
+            <wp:extent cx="1511935" cy="1511935"/>
+            <wp:effectExtent l="0" t="0" r="0" b="0"/>
+            <wp:docPr id="4" name="Picture 4"/>
+            <wp:cNvGraphicFramePr>
+              <a:graphicFrameLocks xmlns:a="http://schemas.openxmlformats.org/drawingml/2006/main" noChangeAspect="1"/>
+            </wp:cNvGraphicFramePr>
+            <a:graphic xmlns:a="http://schemas.openxmlformats.org/drawingml/2006/main">
+              <a:graphicData uri="http://schemas.openxmlformats.org/drawingml/2006/picture">
+                <pic:pic xmlns:pic="http://schemas.openxmlformats.org/drawingml/2006/picture">
+                  <pic:nvPicPr>
+                    <pic:cNvPr id="4" name="Picture 4"/>
+                    <pic:cNvPicPr>
+                      <a:picLocks noChangeAspect="1" noChangeArrowheads="1"/>
+                    </pic:cNvPicPr>
+                  </pic:nvPicPr>
+                  <pic:blipFill>
+                    <a:blip r:embed="rId44"/>
                     <a:stretch>
                       <a:fillRect/>
                     </a:stretch>
@@ -3883,7 +3953,7 @@
           <wp:inline distT="0" distB="0" distL="0" distR="0">
             <wp:extent cx="1800225" cy="1315720"/>
             <wp:effectExtent l="0" t="0" r="0" b="0"/>
-            <wp:docPr id="3" name="Picture 3"/>
+            <wp:docPr id="5" name="Picture 5"/>
             <wp:cNvGraphicFramePr>
               <a:graphicFrameLocks xmlns:a="http://schemas.openxmlformats.org/drawingml/2006/main" noChangeAspect="1"/>
             </wp:cNvGraphicFramePr>
@@ -3891,13 +3961,13 @@
               <a:graphicData uri="http://schemas.openxmlformats.org/drawingml/2006/picture">
                 <pic:pic xmlns:pic="http://schemas.openxmlformats.org/drawingml/2006/picture">
                   <pic:nvPicPr>
-                    <pic:cNvPr id="3" name="Picture 3"/>
+                    <pic:cNvPr id="5" name="Picture 5"/>
                     <pic:cNvPicPr>
                       <a:picLocks noChangeAspect="1" noChangeArrowheads="1"/>
                     </pic:cNvPicPr>
                   </pic:nvPicPr>
                   <pic:blipFill>
-                    <a:blip r:embed="rId43"/>
+                    <a:blip r:embed="rId45"/>
                     <a:stretch>
                       <a:fillRect/>
                     </a:stretch>
@@ -6346,7 +6416,7 @@
           <wp:inline distT="0" distB="0" distL="0" distR="0">
             <wp:extent cx="4319905" cy="2602865"/>
             <wp:effectExtent l="0" t="0" r="0" b="0"/>
-            <wp:docPr id="4" name="Picture 4"/>
+            <wp:docPr id="6" name="Picture 6"/>
             <wp:cNvGraphicFramePr>
               <a:graphicFrameLocks xmlns:a="http://schemas.openxmlformats.org/drawingml/2006/main" noChangeAspect="1"/>
             </wp:cNvGraphicFramePr>
@@ -6354,13 +6424,13 @@
               <a:graphicData uri="http://schemas.openxmlformats.org/drawingml/2006/picture">
                 <pic:pic xmlns:pic="http://schemas.openxmlformats.org/drawingml/2006/picture">
                   <pic:nvPicPr>
-                    <pic:cNvPr id="4" name="Picture 4"/>
+                    <pic:cNvPr id="6" name="Picture 6"/>
                     <pic:cNvPicPr>
                       <a:picLocks noChangeAspect="1" noChangeArrowheads="1"/>
                     </pic:cNvPicPr>
                   </pic:nvPicPr>
                   <pic:blipFill>
-                    <a:blip r:embed="rId44"/>
+                    <a:blip r:embed="rId46"/>
                     <a:stretch>
                       <a:fillRect/>
                     </a:stretch>
@@ -6487,9 +6557,9 @@
     <w:p>
       <w:pPr>
         <w:sectPr>
-          <w:footerReference w:type="even" r:id="rId45"/>
-          <w:footerReference w:type="default" r:id="rId46"/>
-          <w:footerReference w:type="first" r:id="rId47"/>
+          <w:footerReference w:type="even" r:id="rId47"/>
+          <w:footerReference w:type="default" r:id="rId48"/>
+          <w:footerReference w:type="first" r:id="rId49"/>
           <w:type w:val="nextPage"/>
           <w:pgSz w:w="12240" w:h="15840"/>
           <w:pgMar w:left="2268" w:right="1701" w:gutter="0" w:header="0" w:top="1701" w:footer="720" w:bottom="1701"/>
@@ -11575,9 +11645,9 @@
     <w:p>
       <w:pPr>
         <w:sectPr>
-          <w:footerReference w:type="even" r:id="rId48"/>
-          <w:footerReference w:type="default" r:id="rId49"/>
-          <w:footerReference w:type="first" r:id="rId50"/>
+          <w:footerReference w:type="even" r:id="rId50"/>
+          <w:footerReference w:type="default" r:id="rId51"/>
+          <w:footerReference w:type="first" r:id="rId52"/>
           <w:type w:val="nextPage"/>
           <w:pgSz w:w="12240" w:h="15840"/>
           <w:pgMar w:left="2268" w:right="1701" w:gutter="0" w:header="0" w:top="1701" w:footer="720" w:bottom="1701"/>
@@ -12030,9 +12100,9 @@
     <w:p>
       <w:pPr>
         <w:sectPr>
-          <w:footerReference w:type="even" r:id="rId51"/>
-          <w:footerReference w:type="default" r:id="rId52"/>
-          <w:footerReference w:type="first" r:id="rId53"/>
+          <w:footerReference w:type="even" r:id="rId53"/>
+          <w:footerReference w:type="default" r:id="rId54"/>
+          <w:footerReference w:type="first" r:id="rId55"/>
           <w:type w:val="nextPage"/>
           <w:pgSz w:w="12240" w:h="15840"/>
           <w:pgMar w:left="2268" w:right="1701" w:gutter="0" w:header="0" w:top="1701" w:footer="720" w:bottom="1701"/>
@@ -12835,9 +12905,9 @@
     <w:p>
       <w:pPr>
         <w:sectPr>
-          <w:footerReference w:type="even" r:id="rId54"/>
-          <w:footerReference w:type="default" r:id="rId55"/>
-          <w:footerReference w:type="first" r:id="rId56"/>
+          <w:footerReference w:type="even" r:id="rId56"/>
+          <w:footerReference w:type="default" r:id="rId57"/>
+          <w:footerReference w:type="first" r:id="rId58"/>
           <w:type w:val="nextPage"/>
           <w:pgSz w:w="12240" w:h="15840"/>
           <w:pgMar w:left="2268" w:right="1701" w:gutter="0" w:header="0" w:top="1701" w:footer="720" w:bottom="1701"/>
@@ -13021,9 +13091,9 @@
     <w:p>
       <w:pPr>
         <w:sectPr>
-          <w:footerReference w:type="even" r:id="rId57"/>
-          <w:footerReference w:type="default" r:id="rId58"/>
-          <w:footerReference w:type="first" r:id="rId59"/>
+          <w:footerReference w:type="even" r:id="rId59"/>
+          <w:footerReference w:type="default" r:id="rId60"/>
+          <w:footerReference w:type="first" r:id="rId61"/>
           <w:type w:val="nextPage"/>
           <w:pgSz w:w="12240" w:h="15840"/>
           <w:pgMar w:left="2268" w:right="1701" w:gutter="0" w:header="0" w:top="1701" w:footer="720" w:bottom="1701"/>
@@ -13155,9 +13225,9 @@
         <w:jc w:val="center"/>
         <w:rPr/>
         <w:sectPr>
-          <w:footerReference w:type="even" r:id="rId60"/>
-          <w:footerReference w:type="default" r:id="rId61"/>
-          <w:footerReference w:type="first" r:id="rId62"/>
+          <w:footerReference w:type="even" r:id="rId62"/>
+          <w:footerReference w:type="default" r:id="rId63"/>
+          <w:footerReference w:type="first" r:id="rId64"/>
           <w:type w:val="nextPage"/>
           <w:pgSz w:w="12240" w:h="15840"/>
           <w:pgMar w:left="2268" w:right="1701" w:gutter="0" w:header="0" w:top="1701" w:footer="720" w:bottom="1701"/>
@@ -13221,7 +13291,7 @@
           <wp:inline distT="0" distB="0" distL="0" distR="0">
             <wp:extent cx="4679950" cy="778510"/>
             <wp:effectExtent l="0" t="0" r="0" b="0"/>
-            <wp:docPr id="5" name="Picture 5"/>
+            <wp:docPr id="7" name="Picture 7"/>
             <wp:cNvGraphicFramePr>
               <a:graphicFrameLocks xmlns:a="http://schemas.openxmlformats.org/drawingml/2006/main" noChangeAspect="1"/>
             </wp:cNvGraphicFramePr>
@@ -13229,13 +13299,13 @@
               <a:graphicData uri="http://schemas.openxmlformats.org/drawingml/2006/picture">
                 <pic:pic xmlns:pic="http://schemas.openxmlformats.org/drawingml/2006/picture">
                   <pic:nvPicPr>
-                    <pic:cNvPr id="5" name="Picture 5"/>
+                    <pic:cNvPr id="7" name="Picture 7"/>
                     <pic:cNvPicPr>
                       <a:picLocks noChangeAspect="1" noChangeArrowheads="1"/>
                     </pic:cNvPicPr>
                   </pic:nvPicPr>
                   <pic:blipFill>
-                    <a:blip r:embed="rId63"/>
+                    <a:blip r:embed="rId65"/>
                     <a:stretch>
                       <a:fillRect/>
                     </a:stretch>
@@ -13265,9 +13335,9 @@
         <w:jc w:val="both"/>
         <w:rPr/>
         <w:sectPr>
-          <w:footerReference w:type="even" r:id="rId64"/>
-          <w:footerReference w:type="default" r:id="rId65"/>
-          <w:footerReference w:type="first" r:id="rId66"/>
+          <w:footerReference w:type="even" r:id="rId66"/>
+          <w:footerReference w:type="default" r:id="rId67"/>
+          <w:footerReference w:type="first" r:id="rId68"/>
           <w:type w:val="nextPage"/>
           <w:pgSz w:w="12240" w:h="15840"/>
           <w:pgMar w:left="2268" w:right="1701" w:gutter="0" w:header="0" w:top="1701" w:footer="720" w:bottom="1701"/>
@@ -13329,7 +13399,7 @@
           <wp:inline distT="0" distB="0" distL="0" distR="0">
             <wp:extent cx="2763520" cy="5400040"/>
             <wp:effectExtent l="0" t="0" r="0" b="0"/>
-            <wp:docPr id="6" name="Picture 6"/>
+            <wp:docPr id="8" name="Picture 8"/>
             <wp:cNvGraphicFramePr>
               <a:graphicFrameLocks xmlns:a="http://schemas.openxmlformats.org/drawingml/2006/main" noChangeAspect="1"/>
             </wp:cNvGraphicFramePr>
@@ -13337,13 +13407,13 @@
               <a:graphicData uri="http://schemas.openxmlformats.org/drawingml/2006/picture">
                 <pic:pic xmlns:pic="http://schemas.openxmlformats.org/drawingml/2006/picture">
                   <pic:nvPicPr>
-                    <pic:cNvPr id="6" name="Picture 6"/>
+                    <pic:cNvPr id="8" name="Picture 8"/>
                     <pic:cNvPicPr>
                       <a:picLocks noChangeAspect="1" noChangeArrowheads="1"/>
                     </pic:cNvPicPr>
                   </pic:nvPicPr>
                   <pic:blipFill>
-                    <a:blip r:embed="rId67"/>
+                    <a:blip r:embed="rId69"/>
                     <a:stretch>
                       <a:fillRect/>
                     </a:stretch>
@@ -13373,9 +13443,9 @@
         <w:jc w:val="both"/>
         <w:rPr/>
         <w:sectPr>
-          <w:footerReference w:type="even" r:id="rId68"/>
-          <w:footerReference w:type="default" r:id="rId69"/>
-          <w:footerReference w:type="first" r:id="rId70"/>
+          <w:footerReference w:type="even" r:id="rId70"/>
+          <w:footerReference w:type="default" r:id="rId71"/>
+          <w:footerReference w:type="first" r:id="rId72"/>
           <w:type w:val="nextPage"/>
           <w:pgSz w:w="12240" w:h="15840"/>
           <w:pgMar w:left="2268" w:right="1701" w:gutter="0" w:header="0" w:top="1701" w:footer="720" w:bottom="1701"/>
@@ -13437,7 +13507,7 @@
           <wp:inline distT="0" distB="0" distL="0" distR="0">
             <wp:extent cx="2205355" cy="5400040"/>
             <wp:effectExtent l="0" t="0" r="0" b="0"/>
-            <wp:docPr id="7" name="Picture 7"/>
+            <wp:docPr id="9" name="Picture 9"/>
             <wp:cNvGraphicFramePr>
               <a:graphicFrameLocks xmlns:a="http://schemas.openxmlformats.org/drawingml/2006/main" noChangeAspect="1"/>
             </wp:cNvGraphicFramePr>
@@ -13445,13 +13515,13 @@
               <a:graphicData uri="http://schemas.openxmlformats.org/drawingml/2006/picture">
                 <pic:pic xmlns:pic="http://schemas.openxmlformats.org/drawingml/2006/picture">
                   <pic:nvPicPr>
-                    <pic:cNvPr id="7" name="Picture 7"/>
+                    <pic:cNvPr id="9" name="Picture 9"/>
                     <pic:cNvPicPr>
                       <a:picLocks noChangeAspect="1" noChangeArrowheads="1"/>
                     </pic:cNvPicPr>
                   </pic:nvPicPr>
                   <pic:blipFill>
-                    <a:blip r:embed="rId71"/>
+                    <a:blip r:embed="rId73"/>
                     <a:stretch>
                       <a:fillRect/>
                     </a:stretch>
@@ -13481,9 +13551,9 @@
         <w:jc w:val="both"/>
         <w:rPr/>
         <w:sectPr>
-          <w:footerReference w:type="even" r:id="rId72"/>
-          <w:footerReference w:type="default" r:id="rId73"/>
-          <w:footerReference w:type="first" r:id="rId74"/>
+          <w:footerReference w:type="even" r:id="rId74"/>
+          <w:footerReference w:type="default" r:id="rId75"/>
+          <w:footerReference w:type="first" r:id="rId76"/>
           <w:type w:val="nextPage"/>
           <w:pgSz w:w="12240" w:h="15840"/>
           <w:pgMar w:left="2268" w:right="1701" w:gutter="0" w:header="0" w:top="1701" w:footer="720" w:bottom="1701"/>
@@ -13545,7 +13615,7 @@
           <wp:inline distT="0" distB="0" distL="0" distR="0">
             <wp:extent cx="5039995" cy="4544060"/>
             <wp:effectExtent l="0" t="0" r="0" b="0"/>
-            <wp:docPr id="8" name="Picture 8"/>
+            <wp:docPr id="10" name="Picture 10"/>
             <wp:cNvGraphicFramePr>
               <a:graphicFrameLocks xmlns:a="http://schemas.openxmlformats.org/drawingml/2006/main" noChangeAspect="1"/>
             </wp:cNvGraphicFramePr>
@@ -13553,13 +13623,13 @@
               <a:graphicData uri="http://schemas.openxmlformats.org/drawingml/2006/picture">
                 <pic:pic xmlns:pic="http://schemas.openxmlformats.org/drawingml/2006/picture">
                   <pic:nvPicPr>
-                    <pic:cNvPr id="8" name="Picture 8"/>
+                    <pic:cNvPr id="10" name="Picture 10"/>
                     <pic:cNvPicPr>
                       <a:picLocks noChangeAspect="1" noChangeArrowheads="1"/>
                     </pic:cNvPicPr>
                   </pic:nvPicPr>
                   <pic:blipFill>
-                    <a:blip r:embed="rId75"/>
+                    <a:blip r:embed="rId77"/>
                     <a:stretch>
                       <a:fillRect/>
                     </a:stretch>
@@ -13589,9 +13659,9 @@
         <w:jc w:val="both"/>
         <w:rPr/>
         <w:sectPr>
-          <w:footerReference w:type="even" r:id="rId76"/>
-          <w:footerReference w:type="default" r:id="rId77"/>
-          <w:footerReference w:type="first" r:id="rId78"/>
+          <w:footerReference w:type="even" r:id="rId78"/>
+          <w:footerReference w:type="default" r:id="rId79"/>
+          <w:footerReference w:type="first" r:id="rId80"/>
           <w:type w:val="nextPage"/>
           <w:pgSz w:w="12240" w:h="15840"/>
           <w:pgMar w:left="2268" w:right="1701" w:gutter="0" w:header="0" w:top="1701" w:footer="720" w:bottom="1701"/>
@@ -13653,7 +13723,7 @@
           <wp:inline distT="0" distB="0" distL="0" distR="0">
             <wp:extent cx="4398010" cy="5039995"/>
             <wp:effectExtent l="0" t="0" r="0" b="0"/>
-            <wp:docPr id="9" name="Picture 9"/>
+            <wp:docPr id="11" name="Picture 11"/>
             <wp:cNvGraphicFramePr>
               <a:graphicFrameLocks xmlns:a="http://schemas.openxmlformats.org/drawingml/2006/main" noChangeAspect="1"/>
             </wp:cNvGraphicFramePr>
@@ -13661,13 +13731,13 @@
               <a:graphicData uri="http://schemas.openxmlformats.org/drawingml/2006/picture">
                 <pic:pic xmlns:pic="http://schemas.openxmlformats.org/drawingml/2006/picture">
                   <pic:nvPicPr>
-                    <pic:cNvPr id="9" name="Picture 9"/>
+                    <pic:cNvPr id="11" name="Picture 11"/>
                     <pic:cNvPicPr>
                       <a:picLocks noChangeAspect="1" noChangeArrowheads="1"/>
                     </pic:cNvPicPr>
                   </pic:nvPicPr>
                   <pic:blipFill>
-                    <a:blip r:embed="rId79"/>
+                    <a:blip r:embed="rId81"/>
                     <a:stretch>
                       <a:fillRect/>
                     </a:stretch>
@@ -13697,9 +13767,9 @@
         <w:jc w:val="both"/>
         <w:rPr/>
         <w:sectPr>
-          <w:footerReference w:type="even" r:id="rId80"/>
-          <w:footerReference w:type="default" r:id="rId81"/>
-          <w:footerReference w:type="first" r:id="rId82"/>
+          <w:footerReference w:type="even" r:id="rId82"/>
+          <w:footerReference w:type="default" r:id="rId83"/>
+          <w:footerReference w:type="first" r:id="rId84"/>
           <w:type w:val="nextPage"/>
           <w:pgSz w:w="12240" w:h="15840"/>
           <w:pgMar w:left="2268" w:right="1701" w:gutter="0" w:header="0" w:top="1701" w:footer="720" w:bottom="1701"/>
@@ -13761,7 +13831,7 @@
           <wp:inline distT="0" distB="0" distL="0" distR="0">
             <wp:extent cx="5039995" cy="1350010"/>
             <wp:effectExtent l="0" t="0" r="0" b="0"/>
-            <wp:docPr id="10" name="Picture 10"/>
+            <wp:docPr id="12" name="Picture 12"/>
             <wp:cNvGraphicFramePr>
               <a:graphicFrameLocks xmlns:a="http://schemas.openxmlformats.org/drawingml/2006/main" noChangeAspect="1"/>
             </wp:cNvGraphicFramePr>
@@ -13769,13 +13839,13 @@
               <a:graphicData uri="http://schemas.openxmlformats.org/drawingml/2006/picture">
                 <pic:pic xmlns:pic="http://schemas.openxmlformats.org/drawingml/2006/picture">
                   <pic:nvPicPr>
-                    <pic:cNvPr id="10" name="Picture 10"/>
+                    <pic:cNvPr id="12" name="Picture 12"/>
                     <pic:cNvPicPr>
                       <a:picLocks noChangeAspect="1" noChangeArrowheads="1"/>
                     </pic:cNvPicPr>
                   </pic:nvPicPr>
                   <pic:blipFill>
-                    <a:blip r:embed="rId83"/>
+                    <a:blip r:embed="rId85"/>
                     <a:stretch>
                       <a:fillRect/>
                     </a:stretch>
@@ -13805,9 +13875,9 @@
         <w:jc w:val="both"/>
         <w:rPr/>
         <w:sectPr>
-          <w:footerReference w:type="even" r:id="rId84"/>
-          <w:footerReference w:type="default" r:id="rId85"/>
-          <w:footerReference w:type="first" r:id="rId86"/>
+          <w:footerReference w:type="even" r:id="rId86"/>
+          <w:footerReference w:type="default" r:id="rId87"/>
+          <w:footerReference w:type="first" r:id="rId88"/>
           <w:type w:val="nextPage"/>
           <w:pgSz w:w="12240" w:h="15840"/>
           <w:pgMar w:left="2268" w:right="1701" w:gutter="0" w:header="0" w:top="1701" w:footer="720" w:bottom="1701"/>
@@ -13869,7 +13939,7 @@
           <wp:inline distT="0" distB="0" distL="0" distR="0">
             <wp:extent cx="5039995" cy="1524635"/>
             <wp:effectExtent l="0" t="0" r="0" b="0"/>
-            <wp:docPr id="11" name="Picture 11"/>
+            <wp:docPr id="13" name="Picture 13"/>
             <wp:cNvGraphicFramePr>
               <a:graphicFrameLocks xmlns:a="http://schemas.openxmlformats.org/drawingml/2006/main" noChangeAspect="1"/>
             </wp:cNvGraphicFramePr>
@@ -13877,13 +13947,13 @@
               <a:graphicData uri="http://schemas.openxmlformats.org/drawingml/2006/picture">
                 <pic:pic xmlns:pic="http://schemas.openxmlformats.org/drawingml/2006/picture">
                   <pic:nvPicPr>
-                    <pic:cNvPr id="11" name="Picture 11"/>
+                    <pic:cNvPr id="13" name="Picture 13"/>
                     <pic:cNvPicPr>
                       <a:picLocks noChangeAspect="1" noChangeArrowheads="1"/>
                     </pic:cNvPicPr>
                   </pic:nvPicPr>
                   <pic:blipFill>
-                    <a:blip r:embed="rId87"/>
+                    <a:blip r:embed="rId89"/>
                     <a:stretch>
                       <a:fillRect/>
                     </a:stretch>
@@ -15108,7 +15178,7 @@
                 <wp:inline distT="0" distB="0" distL="0" distR="0">
                   <wp:extent cx="1259840" cy="581660"/>
                   <wp:effectExtent l="0" t="0" r="0" b="0"/>
-                  <wp:docPr id="12" name="Image2"/>
+                  <wp:docPr id="14" name="Image2"/>
                   <wp:cNvGraphicFramePr>
                     <a:graphicFrameLocks xmlns:a="http://schemas.openxmlformats.org/drawingml/2006/main" noChangeAspect="1"/>
                   </wp:cNvGraphicFramePr>
@@ -15116,13 +15186,13 @@
                     <a:graphicData uri="http://schemas.openxmlformats.org/drawingml/2006/picture">
                       <pic:pic xmlns:pic="http://schemas.openxmlformats.org/drawingml/2006/picture">
                         <pic:nvPicPr>
-                          <pic:cNvPr id="12" name="Image2"/>
+                          <pic:cNvPr id="14" name="Image2"/>
                           <pic:cNvPicPr>
                             <a:picLocks noChangeAspect="1" noChangeArrowheads="1"/>
                           </pic:cNvPicPr>
                         </pic:nvPicPr>
                         <pic:blipFill>
-                          <a:blip r:embed="rId88"/>
+                          <a:blip r:embed="rId90"/>
                           <a:stretch>
                             <a:fillRect/>
                           </a:stretch>
@@ -15163,7 +15233,7 @@
                 <wp:inline distT="0" distB="0" distL="0" distR="0">
                   <wp:extent cx="1259840" cy="746760"/>
                   <wp:effectExtent l="0" t="0" r="0" b="0"/>
-                  <wp:docPr id="13" name="Image3"/>
+                  <wp:docPr id="15" name="Image3"/>
                   <wp:cNvGraphicFramePr>
                     <a:graphicFrameLocks xmlns:a="http://schemas.openxmlformats.org/drawingml/2006/main" noChangeAspect="1"/>
                   </wp:cNvGraphicFramePr>
@@ -15171,13 +15241,13 @@
                     <a:graphicData uri="http://schemas.openxmlformats.org/drawingml/2006/picture">
                       <pic:pic xmlns:pic="http://schemas.openxmlformats.org/drawingml/2006/picture">
                         <pic:nvPicPr>
-                          <pic:cNvPr id="13" name="Image3"/>
+                          <pic:cNvPr id="15" name="Image3"/>
                           <pic:cNvPicPr>
                             <a:picLocks noChangeAspect="1" noChangeArrowheads="1"/>
                           </pic:cNvPicPr>
                         </pic:nvPicPr>
                         <pic:blipFill>
-                          <a:blip r:embed="rId89"/>
+                          <a:blip r:embed="rId91"/>
                           <a:stretch>
                             <a:fillRect/>
                           </a:stretch>
@@ -15275,7 +15345,7 @@
           <wp:inline distT="0" distB="0" distL="0" distR="0">
             <wp:extent cx="1440180" cy="633095"/>
             <wp:effectExtent l="0" t="0" r="0" b="0"/>
-            <wp:docPr id="14" name="Image4"/>
+            <wp:docPr id="16" name="Image4"/>
             <wp:cNvGraphicFramePr>
               <a:graphicFrameLocks xmlns:a="http://schemas.openxmlformats.org/drawingml/2006/main" noChangeAspect="1"/>
             </wp:cNvGraphicFramePr>
@@ -15283,13 +15353,13 @@
               <a:graphicData uri="http://schemas.openxmlformats.org/drawingml/2006/picture">
                 <pic:pic xmlns:pic="http://schemas.openxmlformats.org/drawingml/2006/picture">
                   <pic:nvPicPr>
-                    <pic:cNvPr id="14" name="Image4"/>
+                    <pic:cNvPr id="16" name="Image4"/>
                     <pic:cNvPicPr>
                       <a:picLocks noChangeAspect="1" noChangeArrowheads="1"/>
                     </pic:cNvPicPr>
                   </pic:nvPicPr>
                   <pic:blipFill>
-                    <a:blip r:embed="rId90"/>
+                    <a:blip r:embed="rId92"/>
                     <a:stretch>
                       <a:fillRect/>
                     </a:stretch>
@@ -16493,7 +16563,7 @@
                 <wp:inline distT="0" distB="0" distL="0" distR="0">
                   <wp:extent cx="1259840" cy="581660"/>
                   <wp:effectExtent l="0" t="0" r="0" b="0"/>
-                  <wp:docPr id="15" name="Image5"/>
+                  <wp:docPr id="17" name="Image5"/>
                   <wp:cNvGraphicFramePr>
                     <a:graphicFrameLocks xmlns:a="http://schemas.openxmlformats.org/drawingml/2006/main" noChangeAspect="1"/>
                   </wp:cNvGraphicFramePr>
@@ -16501,13 +16571,13 @@
                     <a:graphicData uri="http://schemas.openxmlformats.org/drawingml/2006/picture">
                       <pic:pic xmlns:pic="http://schemas.openxmlformats.org/drawingml/2006/picture">
                         <pic:nvPicPr>
-                          <pic:cNvPr id="15" name="Image5"/>
+                          <pic:cNvPr id="17" name="Image5"/>
                           <pic:cNvPicPr>
                             <a:picLocks noChangeAspect="1" noChangeArrowheads="1"/>
                           </pic:cNvPicPr>
                         </pic:nvPicPr>
                         <pic:blipFill>
-                          <a:blip r:embed="rId91"/>
+                          <a:blip r:embed="rId93"/>
                           <a:stretch>
                             <a:fillRect/>
                           </a:stretch>
@@ -16548,7 +16618,7 @@
                 <wp:inline distT="0" distB="0" distL="0" distR="0">
                   <wp:extent cx="1259840" cy="746760"/>
                   <wp:effectExtent l="0" t="0" r="0" b="0"/>
-                  <wp:docPr id="16" name="Image6"/>
+                  <wp:docPr id="18" name="Image6"/>
                   <wp:cNvGraphicFramePr>
                     <a:graphicFrameLocks xmlns:a="http://schemas.openxmlformats.org/drawingml/2006/main" noChangeAspect="1"/>
                   </wp:cNvGraphicFramePr>
@@ -16556,13 +16626,13 @@
                     <a:graphicData uri="http://schemas.openxmlformats.org/drawingml/2006/picture">
                       <pic:pic xmlns:pic="http://schemas.openxmlformats.org/drawingml/2006/picture">
                         <pic:nvPicPr>
-                          <pic:cNvPr id="16" name="Image6"/>
+                          <pic:cNvPr id="18" name="Image6"/>
                           <pic:cNvPicPr>
                             <a:picLocks noChangeAspect="1" noChangeArrowheads="1"/>
                           </pic:cNvPicPr>
                         </pic:nvPicPr>
                         <pic:blipFill>
-                          <a:blip r:embed="rId92"/>
+                          <a:blip r:embed="rId94"/>
                           <a:stretch>
                             <a:fillRect/>
                           </a:stretch>
@@ -16660,7 +16730,7 @@
           <wp:inline distT="0" distB="0" distL="0" distR="0">
             <wp:extent cx="1440180" cy="633095"/>
             <wp:effectExtent l="0" t="0" r="0" b="0"/>
-            <wp:docPr id="17" name="Image7"/>
+            <wp:docPr id="19" name="Image7"/>
             <wp:cNvGraphicFramePr>
               <a:graphicFrameLocks xmlns:a="http://schemas.openxmlformats.org/drawingml/2006/main" noChangeAspect="1"/>
             </wp:cNvGraphicFramePr>
@@ -16668,13 +16738,13 @@
               <a:graphicData uri="http://schemas.openxmlformats.org/drawingml/2006/picture">
                 <pic:pic xmlns:pic="http://schemas.openxmlformats.org/drawingml/2006/picture">
                   <pic:nvPicPr>
-                    <pic:cNvPr id="17" name="Image7"/>
+                    <pic:cNvPr id="19" name="Image7"/>
                     <pic:cNvPicPr>
                       <a:picLocks noChangeAspect="1" noChangeArrowheads="1"/>
                     </pic:cNvPicPr>
                   </pic:nvPicPr>
                   <pic:blipFill>
-                    <a:blip r:embed="rId93"/>
+                    <a:blip r:embed="rId95"/>
                     <a:stretch>
                       <a:fillRect/>
                     </a:stretch>
@@ -17878,7 +17948,7 @@
                 <wp:inline distT="0" distB="0" distL="0" distR="0">
                   <wp:extent cx="1259840" cy="581660"/>
                   <wp:effectExtent l="0" t="0" r="0" b="0"/>
-                  <wp:docPr id="18" name="Image8"/>
+                  <wp:docPr id="20" name="Image8"/>
                   <wp:cNvGraphicFramePr>
                     <a:graphicFrameLocks xmlns:a="http://schemas.openxmlformats.org/drawingml/2006/main" noChangeAspect="1"/>
                   </wp:cNvGraphicFramePr>
@@ -17886,13 +17956,13 @@
                     <a:graphicData uri="http://schemas.openxmlformats.org/drawingml/2006/picture">
                       <pic:pic xmlns:pic="http://schemas.openxmlformats.org/drawingml/2006/picture">
                         <pic:nvPicPr>
-                          <pic:cNvPr id="18" name="Image8"/>
+                          <pic:cNvPr id="20" name="Image8"/>
                           <pic:cNvPicPr>
                             <a:picLocks noChangeAspect="1" noChangeArrowheads="1"/>
                           </pic:cNvPicPr>
                         </pic:nvPicPr>
                         <pic:blipFill>
-                          <a:blip r:embed="rId94"/>
+                          <a:blip r:embed="rId96"/>
                           <a:stretch>
                             <a:fillRect/>
                           </a:stretch>
@@ -17933,7 +18003,7 @@
                 <wp:inline distT="0" distB="0" distL="0" distR="0">
                   <wp:extent cx="1259840" cy="746760"/>
                   <wp:effectExtent l="0" t="0" r="0" b="0"/>
-                  <wp:docPr id="19" name="Image9"/>
+                  <wp:docPr id="21" name="Image9"/>
                   <wp:cNvGraphicFramePr>
                     <a:graphicFrameLocks xmlns:a="http://schemas.openxmlformats.org/drawingml/2006/main" noChangeAspect="1"/>
                   </wp:cNvGraphicFramePr>
@@ -17941,13 +18011,13 @@
                     <a:graphicData uri="http://schemas.openxmlformats.org/drawingml/2006/picture">
                       <pic:pic xmlns:pic="http://schemas.openxmlformats.org/drawingml/2006/picture">
                         <pic:nvPicPr>
-                          <pic:cNvPr id="19" name="Image9"/>
+                          <pic:cNvPr id="21" name="Image9"/>
                           <pic:cNvPicPr>
                             <a:picLocks noChangeAspect="1" noChangeArrowheads="1"/>
                           </pic:cNvPicPr>
                         </pic:nvPicPr>
                         <pic:blipFill>
-                          <a:blip r:embed="rId95"/>
+                          <a:blip r:embed="rId97"/>
                           <a:stretch>
                             <a:fillRect/>
                           </a:stretch>
@@ -18045,7 +18115,7 @@
           <wp:inline distT="0" distB="0" distL="0" distR="0">
             <wp:extent cx="1440180" cy="633095"/>
             <wp:effectExtent l="0" t="0" r="0" b="0"/>
-            <wp:docPr id="20" name="Image10"/>
+            <wp:docPr id="22" name="Image10"/>
             <wp:cNvGraphicFramePr>
               <a:graphicFrameLocks xmlns:a="http://schemas.openxmlformats.org/drawingml/2006/main" noChangeAspect="1"/>
             </wp:cNvGraphicFramePr>
@@ -18053,13 +18123,13 @@
               <a:graphicData uri="http://schemas.openxmlformats.org/drawingml/2006/picture">
                 <pic:pic xmlns:pic="http://schemas.openxmlformats.org/drawingml/2006/picture">
                   <pic:nvPicPr>
-                    <pic:cNvPr id="20" name="Image10"/>
+                    <pic:cNvPr id="22" name="Image10"/>
                     <pic:cNvPicPr>
                       <a:picLocks noChangeAspect="1" noChangeArrowheads="1"/>
                     </pic:cNvPicPr>
                   </pic:nvPicPr>
                   <pic:blipFill>
-                    <a:blip r:embed="rId96"/>
+                    <a:blip r:embed="rId98"/>
                     <a:stretch>
                       <a:fillRect/>
                     </a:stretch>
@@ -19263,7 +19333,7 @@
                 <wp:inline distT="0" distB="0" distL="0" distR="0">
                   <wp:extent cx="1259840" cy="581660"/>
                   <wp:effectExtent l="0" t="0" r="0" b="0"/>
-                  <wp:docPr id="21" name="Image11"/>
+                  <wp:docPr id="23" name="Image11"/>
                   <wp:cNvGraphicFramePr>
                     <a:graphicFrameLocks xmlns:a="http://schemas.openxmlformats.org/drawingml/2006/main" noChangeAspect="1"/>
                   </wp:cNvGraphicFramePr>
@@ -19271,13 +19341,13 @@
                     <a:graphicData uri="http://schemas.openxmlformats.org/drawingml/2006/picture">
                       <pic:pic xmlns:pic="http://schemas.openxmlformats.org/drawingml/2006/picture">
                         <pic:nvPicPr>
-                          <pic:cNvPr id="21" name="Image11"/>
+                          <pic:cNvPr id="23" name="Image11"/>
                           <pic:cNvPicPr>
                             <a:picLocks noChangeAspect="1" noChangeArrowheads="1"/>
                           </pic:cNvPicPr>
                         </pic:nvPicPr>
                         <pic:blipFill>
-                          <a:blip r:embed="rId97"/>
+                          <a:blip r:embed="rId99"/>
                           <a:stretch>
                             <a:fillRect/>
                           </a:stretch>
@@ -19318,7 +19388,7 @@
                 <wp:inline distT="0" distB="0" distL="0" distR="0">
                   <wp:extent cx="1259840" cy="746760"/>
                   <wp:effectExtent l="0" t="0" r="0" b="0"/>
-                  <wp:docPr id="22" name="Image12"/>
+                  <wp:docPr id="24" name="Image12"/>
                   <wp:cNvGraphicFramePr>
                     <a:graphicFrameLocks xmlns:a="http://schemas.openxmlformats.org/drawingml/2006/main" noChangeAspect="1"/>
                   </wp:cNvGraphicFramePr>
@@ -19326,13 +19396,13 @@
                     <a:graphicData uri="http://schemas.openxmlformats.org/drawingml/2006/picture">
                       <pic:pic xmlns:pic="http://schemas.openxmlformats.org/drawingml/2006/picture">
                         <pic:nvPicPr>
-                          <pic:cNvPr id="22" name="Image12"/>
+                          <pic:cNvPr id="24" name="Image12"/>
                           <pic:cNvPicPr>
                             <a:picLocks noChangeAspect="1" noChangeArrowheads="1"/>
                           </pic:cNvPicPr>
                         </pic:nvPicPr>
                         <pic:blipFill>
-                          <a:blip r:embed="rId98"/>
+                          <a:blip r:embed="rId100"/>
                           <a:stretch>
                             <a:fillRect/>
                           </a:stretch>
@@ -19430,7 +19500,7 @@
           <wp:inline distT="0" distB="0" distL="0" distR="0">
             <wp:extent cx="1440180" cy="633095"/>
             <wp:effectExtent l="0" t="0" r="0" b="0"/>
-            <wp:docPr id="23" name="Image13"/>
+            <wp:docPr id="25" name="Image13"/>
             <wp:cNvGraphicFramePr>
               <a:graphicFrameLocks xmlns:a="http://schemas.openxmlformats.org/drawingml/2006/main" noChangeAspect="1"/>
             </wp:cNvGraphicFramePr>
@@ -19438,13 +19508,13 @@
               <a:graphicData uri="http://schemas.openxmlformats.org/drawingml/2006/picture">
                 <pic:pic xmlns:pic="http://schemas.openxmlformats.org/drawingml/2006/picture">
                   <pic:nvPicPr>
-                    <pic:cNvPr id="23" name="Image13"/>
+                    <pic:cNvPr id="25" name="Image13"/>
                     <pic:cNvPicPr>
                       <a:picLocks noChangeAspect="1" noChangeArrowheads="1"/>
                     </pic:cNvPicPr>
                   </pic:nvPicPr>
                   <pic:blipFill>
-                    <a:blip r:embed="rId99"/>
+                    <a:blip r:embed="rId101"/>
                     <a:stretch>
                       <a:fillRect/>
                     </a:stretch>
@@ -20648,7 +20718,7 @@
                 <wp:inline distT="0" distB="0" distL="0" distR="0">
                   <wp:extent cx="1259840" cy="581660"/>
                   <wp:effectExtent l="0" t="0" r="0" b="0"/>
-                  <wp:docPr id="24" name="Image14"/>
+                  <wp:docPr id="26" name="Image14"/>
                   <wp:cNvGraphicFramePr>
                     <a:graphicFrameLocks xmlns:a="http://schemas.openxmlformats.org/drawingml/2006/main" noChangeAspect="1"/>
                   </wp:cNvGraphicFramePr>
@@ -20656,13 +20726,13 @@
                     <a:graphicData uri="http://schemas.openxmlformats.org/drawingml/2006/picture">
                       <pic:pic xmlns:pic="http://schemas.openxmlformats.org/drawingml/2006/picture">
                         <pic:nvPicPr>
-                          <pic:cNvPr id="24" name="Image14"/>
+                          <pic:cNvPr id="26" name="Image14"/>
                           <pic:cNvPicPr>
                             <a:picLocks noChangeAspect="1" noChangeArrowheads="1"/>
                           </pic:cNvPicPr>
                         </pic:nvPicPr>
                         <pic:blipFill>
-                          <a:blip r:embed="rId100"/>
+                          <a:blip r:embed="rId102"/>
                           <a:stretch>
                             <a:fillRect/>
                           </a:stretch>
@@ -20703,7 +20773,7 @@
                 <wp:inline distT="0" distB="0" distL="0" distR="0">
                   <wp:extent cx="1259840" cy="746760"/>
                   <wp:effectExtent l="0" t="0" r="0" b="0"/>
-                  <wp:docPr id="25" name="Image15"/>
+                  <wp:docPr id="27" name="Image15"/>
                   <wp:cNvGraphicFramePr>
                     <a:graphicFrameLocks xmlns:a="http://schemas.openxmlformats.org/drawingml/2006/main" noChangeAspect="1"/>
                   </wp:cNvGraphicFramePr>
@@ -20711,13 +20781,13 @@
                     <a:graphicData uri="http://schemas.openxmlformats.org/drawingml/2006/picture">
                       <pic:pic xmlns:pic="http://schemas.openxmlformats.org/drawingml/2006/picture">
                         <pic:nvPicPr>
-                          <pic:cNvPr id="25" name="Image15"/>
+                          <pic:cNvPr id="27" name="Image15"/>
                           <pic:cNvPicPr>
                             <a:picLocks noChangeAspect="1" noChangeArrowheads="1"/>
                           </pic:cNvPicPr>
                         </pic:nvPicPr>
                         <pic:blipFill>
-                          <a:blip r:embed="rId101"/>
+                          <a:blip r:embed="rId103"/>
                           <a:stretch>
                             <a:fillRect/>
                           </a:stretch>
@@ -20815,7 +20885,7 @@
           <wp:inline distT="0" distB="0" distL="0" distR="0">
             <wp:extent cx="1440180" cy="633095"/>
             <wp:effectExtent l="0" t="0" r="0" b="0"/>
-            <wp:docPr id="26" name="Image16"/>
+            <wp:docPr id="28" name="Image16"/>
             <wp:cNvGraphicFramePr>
               <a:graphicFrameLocks xmlns:a="http://schemas.openxmlformats.org/drawingml/2006/main" noChangeAspect="1"/>
             </wp:cNvGraphicFramePr>
@@ -20823,13 +20893,13 @@
               <a:graphicData uri="http://schemas.openxmlformats.org/drawingml/2006/picture">
                 <pic:pic xmlns:pic="http://schemas.openxmlformats.org/drawingml/2006/picture">
                   <pic:nvPicPr>
-                    <pic:cNvPr id="26" name="Image16"/>
+                    <pic:cNvPr id="28" name="Image16"/>
                     <pic:cNvPicPr>
                       <a:picLocks noChangeAspect="1" noChangeArrowheads="1"/>
                     </pic:cNvPicPr>
                   </pic:nvPicPr>
                   <pic:blipFill>
-                    <a:blip r:embed="rId102"/>
+                    <a:blip r:embed="rId104"/>
                     <a:stretch>
                       <a:fillRect/>
                     </a:stretch>
@@ -22033,7 +22103,7 @@
                 <wp:inline distT="0" distB="0" distL="0" distR="0">
                   <wp:extent cx="1259840" cy="581660"/>
                   <wp:effectExtent l="0" t="0" r="0" b="0"/>
-                  <wp:docPr id="27" name="Image17"/>
+                  <wp:docPr id="29" name="Image17"/>
                   <wp:cNvGraphicFramePr>
                     <a:graphicFrameLocks xmlns:a="http://schemas.openxmlformats.org/drawingml/2006/main" noChangeAspect="1"/>
                   </wp:cNvGraphicFramePr>
@@ -22041,13 +22111,13 @@
                     <a:graphicData uri="http://schemas.openxmlformats.org/drawingml/2006/picture">
                       <pic:pic xmlns:pic="http://schemas.openxmlformats.org/drawingml/2006/picture">
                         <pic:nvPicPr>
-                          <pic:cNvPr id="27" name="Image17"/>
+                          <pic:cNvPr id="29" name="Image17"/>
                           <pic:cNvPicPr>
                             <a:picLocks noChangeAspect="1" noChangeArrowheads="1"/>
                           </pic:cNvPicPr>
                         </pic:nvPicPr>
                         <pic:blipFill>
-                          <a:blip r:embed="rId103"/>
+                          <a:blip r:embed="rId105"/>
                           <a:stretch>
                             <a:fillRect/>
                           </a:stretch>
@@ -22088,7 +22158,7 @@
                 <wp:inline distT="0" distB="0" distL="0" distR="0">
                   <wp:extent cx="1259840" cy="746760"/>
                   <wp:effectExtent l="0" t="0" r="0" b="0"/>
-                  <wp:docPr id="28" name="Image18"/>
+                  <wp:docPr id="30" name="Image18"/>
                   <wp:cNvGraphicFramePr>
                     <a:graphicFrameLocks xmlns:a="http://schemas.openxmlformats.org/drawingml/2006/main" noChangeAspect="1"/>
                   </wp:cNvGraphicFramePr>
@@ -22096,13 +22166,13 @@
                     <a:graphicData uri="http://schemas.openxmlformats.org/drawingml/2006/picture">
                       <pic:pic xmlns:pic="http://schemas.openxmlformats.org/drawingml/2006/picture">
                         <pic:nvPicPr>
-                          <pic:cNvPr id="28" name="Image18"/>
+                          <pic:cNvPr id="30" name="Image18"/>
                           <pic:cNvPicPr>
                             <a:picLocks noChangeAspect="1" noChangeArrowheads="1"/>
                           </pic:cNvPicPr>
                         </pic:nvPicPr>
                         <pic:blipFill>
-                          <a:blip r:embed="rId104"/>
+                          <a:blip r:embed="rId106"/>
                           <a:stretch>
                             <a:fillRect/>
                           </a:stretch>
@@ -22200,7 +22270,7 @@
           <wp:inline distT="0" distB="0" distL="0" distR="0">
             <wp:extent cx="1440180" cy="633095"/>
             <wp:effectExtent l="0" t="0" r="0" b="0"/>
-            <wp:docPr id="29" name="Image19"/>
+            <wp:docPr id="31" name="Image19"/>
             <wp:cNvGraphicFramePr>
               <a:graphicFrameLocks xmlns:a="http://schemas.openxmlformats.org/drawingml/2006/main" noChangeAspect="1"/>
             </wp:cNvGraphicFramePr>
@@ -22208,13 +22278,13 @@
               <a:graphicData uri="http://schemas.openxmlformats.org/drawingml/2006/picture">
                 <pic:pic xmlns:pic="http://schemas.openxmlformats.org/drawingml/2006/picture">
                   <pic:nvPicPr>
-                    <pic:cNvPr id="29" name="Image19"/>
+                    <pic:cNvPr id="31" name="Image19"/>
                     <pic:cNvPicPr>
                       <a:picLocks noChangeAspect="1" noChangeArrowheads="1"/>
                     </pic:cNvPicPr>
                   </pic:nvPicPr>
                   <pic:blipFill>
-                    <a:blip r:embed="rId105"/>
+                    <a:blip r:embed="rId107"/>
                     <a:stretch>
                       <a:fillRect/>
                     </a:stretch>
@@ -23418,7 +23488,7 @@
                 <wp:inline distT="0" distB="0" distL="0" distR="0">
                   <wp:extent cx="1259840" cy="581660"/>
                   <wp:effectExtent l="0" t="0" r="0" b="0"/>
-                  <wp:docPr id="30" name="Image20"/>
+                  <wp:docPr id="32" name="Image20"/>
                   <wp:cNvGraphicFramePr>
                     <a:graphicFrameLocks xmlns:a="http://schemas.openxmlformats.org/drawingml/2006/main" noChangeAspect="1"/>
                   </wp:cNvGraphicFramePr>
@@ -23426,13 +23496,13 @@
                     <a:graphicData uri="http://schemas.openxmlformats.org/drawingml/2006/picture">
                       <pic:pic xmlns:pic="http://schemas.openxmlformats.org/drawingml/2006/picture">
                         <pic:nvPicPr>
-                          <pic:cNvPr id="30" name="Image20"/>
+                          <pic:cNvPr id="32" name="Image20"/>
                           <pic:cNvPicPr>
                             <a:picLocks noChangeAspect="1" noChangeArrowheads="1"/>
                           </pic:cNvPicPr>
                         </pic:nvPicPr>
                         <pic:blipFill>
-                          <a:blip r:embed="rId106"/>
+                          <a:blip r:embed="rId108"/>
                           <a:stretch>
                             <a:fillRect/>
                           </a:stretch>
@@ -23473,7 +23543,7 @@
                 <wp:inline distT="0" distB="0" distL="0" distR="0">
                   <wp:extent cx="1259840" cy="746760"/>
                   <wp:effectExtent l="0" t="0" r="0" b="0"/>
-                  <wp:docPr id="31" name="Image21"/>
+                  <wp:docPr id="33" name="Image21"/>
                   <wp:cNvGraphicFramePr>
                     <a:graphicFrameLocks xmlns:a="http://schemas.openxmlformats.org/drawingml/2006/main" noChangeAspect="1"/>
                   </wp:cNvGraphicFramePr>
@@ -23481,13 +23551,13 @@
                     <a:graphicData uri="http://schemas.openxmlformats.org/drawingml/2006/picture">
                       <pic:pic xmlns:pic="http://schemas.openxmlformats.org/drawingml/2006/picture">
                         <pic:nvPicPr>
-                          <pic:cNvPr id="31" name="Image21"/>
+                          <pic:cNvPr id="33" name="Image21"/>
                           <pic:cNvPicPr>
                             <a:picLocks noChangeAspect="1" noChangeArrowheads="1"/>
                           </pic:cNvPicPr>
                         </pic:nvPicPr>
                         <pic:blipFill>
-                          <a:blip r:embed="rId107"/>
+                          <a:blip r:embed="rId109"/>
                           <a:stretch>
                             <a:fillRect/>
                           </a:stretch>
@@ -23585,7 +23655,7 @@
           <wp:inline distT="0" distB="0" distL="0" distR="0">
             <wp:extent cx="1440180" cy="633095"/>
             <wp:effectExtent l="0" t="0" r="0" b="0"/>
-            <wp:docPr id="32" name="Image22"/>
+            <wp:docPr id="34" name="Image22"/>
             <wp:cNvGraphicFramePr>
               <a:graphicFrameLocks xmlns:a="http://schemas.openxmlformats.org/drawingml/2006/main" noChangeAspect="1"/>
             </wp:cNvGraphicFramePr>
@@ -23593,13 +23663,13 @@
               <a:graphicData uri="http://schemas.openxmlformats.org/drawingml/2006/picture">
                 <pic:pic xmlns:pic="http://schemas.openxmlformats.org/drawingml/2006/picture">
                   <pic:nvPicPr>
-                    <pic:cNvPr id="32" name="Image22"/>
+                    <pic:cNvPr id="34" name="Image22"/>
                     <pic:cNvPicPr>
                       <a:picLocks noChangeAspect="1" noChangeArrowheads="1"/>
                     </pic:cNvPicPr>
                   </pic:nvPicPr>
                   <pic:blipFill>
-                    <a:blip r:embed="rId108"/>
+                    <a:blip r:embed="rId110"/>
                     <a:stretch>
                       <a:fillRect/>
                     </a:stretch>
@@ -24803,7 +24873,7 @@
                 <wp:inline distT="0" distB="0" distL="0" distR="0">
                   <wp:extent cx="1259840" cy="581660"/>
                   <wp:effectExtent l="0" t="0" r="0" b="0"/>
-                  <wp:docPr id="33" name="Image23"/>
+                  <wp:docPr id="35" name="Image23"/>
                   <wp:cNvGraphicFramePr>
                     <a:graphicFrameLocks xmlns:a="http://schemas.openxmlformats.org/drawingml/2006/main" noChangeAspect="1"/>
                   </wp:cNvGraphicFramePr>
@@ -24811,13 +24881,13 @@
                     <a:graphicData uri="http://schemas.openxmlformats.org/drawingml/2006/picture">
                       <pic:pic xmlns:pic="http://schemas.openxmlformats.org/drawingml/2006/picture">
                         <pic:nvPicPr>
-                          <pic:cNvPr id="33" name="Image23"/>
+                          <pic:cNvPr id="35" name="Image23"/>
                           <pic:cNvPicPr>
                             <a:picLocks noChangeAspect="1" noChangeArrowheads="1"/>
                           </pic:cNvPicPr>
                         </pic:nvPicPr>
                         <pic:blipFill>
-                          <a:blip r:embed="rId109"/>
+                          <a:blip r:embed="rId111"/>
                           <a:stretch>
                             <a:fillRect/>
                           </a:stretch>
@@ -24858,7 +24928,7 @@
                 <wp:inline distT="0" distB="0" distL="0" distR="0">
                   <wp:extent cx="1259840" cy="746760"/>
                   <wp:effectExtent l="0" t="0" r="0" b="0"/>
-                  <wp:docPr id="34" name="Image24"/>
+                  <wp:docPr id="36" name="Image24"/>
                   <wp:cNvGraphicFramePr>
                     <a:graphicFrameLocks xmlns:a="http://schemas.openxmlformats.org/drawingml/2006/main" noChangeAspect="1"/>
                   </wp:cNvGraphicFramePr>
@@ -24866,13 +24936,13 @@
                     <a:graphicData uri="http://schemas.openxmlformats.org/drawingml/2006/picture">
                       <pic:pic xmlns:pic="http://schemas.openxmlformats.org/drawingml/2006/picture">
                         <pic:nvPicPr>
-                          <pic:cNvPr id="34" name="Image24"/>
+                          <pic:cNvPr id="36" name="Image24"/>
                           <pic:cNvPicPr>
                             <a:picLocks noChangeAspect="1" noChangeArrowheads="1"/>
                           </pic:cNvPicPr>
                         </pic:nvPicPr>
                         <pic:blipFill>
-                          <a:blip r:embed="rId110"/>
+                          <a:blip r:embed="rId112"/>
                           <a:stretch>
                             <a:fillRect/>
                           </a:stretch>
@@ -24970,7 +25040,7 @@
           <wp:inline distT="0" distB="0" distL="0" distR="0">
             <wp:extent cx="1440180" cy="633095"/>
             <wp:effectExtent l="0" t="0" r="0" b="0"/>
-            <wp:docPr id="35" name="Image25"/>
+            <wp:docPr id="37" name="Image25"/>
             <wp:cNvGraphicFramePr>
               <a:graphicFrameLocks xmlns:a="http://schemas.openxmlformats.org/drawingml/2006/main" noChangeAspect="1"/>
             </wp:cNvGraphicFramePr>
@@ -24978,13 +25048,13 @@
               <a:graphicData uri="http://schemas.openxmlformats.org/drawingml/2006/picture">
                 <pic:pic xmlns:pic="http://schemas.openxmlformats.org/drawingml/2006/picture">
                   <pic:nvPicPr>
-                    <pic:cNvPr id="35" name="Image25"/>
+                    <pic:cNvPr id="37" name="Image25"/>
                     <pic:cNvPicPr>
                       <a:picLocks noChangeAspect="1" noChangeArrowheads="1"/>
                     </pic:cNvPicPr>
                   </pic:nvPicPr>
                   <pic:blipFill>
-                    <a:blip r:embed="rId111"/>
+                    <a:blip r:embed="rId113"/>
                     <a:stretch>
                       <a:fillRect/>
                     </a:stretch>
@@ -26188,7 +26258,7 @@
                 <wp:inline distT="0" distB="0" distL="0" distR="0">
                   <wp:extent cx="1259840" cy="581660"/>
                   <wp:effectExtent l="0" t="0" r="0" b="0"/>
-                  <wp:docPr id="36" name="Image26"/>
+                  <wp:docPr id="38" name="Image26"/>
                   <wp:cNvGraphicFramePr>
                     <a:graphicFrameLocks xmlns:a="http://schemas.openxmlformats.org/drawingml/2006/main" noChangeAspect="1"/>
                   </wp:cNvGraphicFramePr>
@@ -26196,13 +26266,13 @@
                     <a:graphicData uri="http://schemas.openxmlformats.org/drawingml/2006/picture">
                       <pic:pic xmlns:pic="http://schemas.openxmlformats.org/drawingml/2006/picture">
                         <pic:nvPicPr>
-                          <pic:cNvPr id="36" name="Image26"/>
+                          <pic:cNvPr id="38" name="Image26"/>
                           <pic:cNvPicPr>
                             <a:picLocks noChangeAspect="1" noChangeArrowheads="1"/>
                           </pic:cNvPicPr>
                         </pic:nvPicPr>
                         <pic:blipFill>
-                          <a:blip r:embed="rId112"/>
+                          <a:blip r:embed="rId114"/>
                           <a:stretch>
                             <a:fillRect/>
                           </a:stretch>
@@ -26243,7 +26313,7 @@
                 <wp:inline distT="0" distB="0" distL="0" distR="0">
                   <wp:extent cx="1259840" cy="746760"/>
                   <wp:effectExtent l="0" t="0" r="0" b="0"/>
-                  <wp:docPr id="37" name="Image27"/>
+                  <wp:docPr id="39" name="Image27"/>
                   <wp:cNvGraphicFramePr>
                     <a:graphicFrameLocks xmlns:a="http://schemas.openxmlformats.org/drawingml/2006/main" noChangeAspect="1"/>
                   </wp:cNvGraphicFramePr>
@@ -26251,13 +26321,13 @@
                     <a:graphicData uri="http://schemas.openxmlformats.org/drawingml/2006/picture">
                       <pic:pic xmlns:pic="http://schemas.openxmlformats.org/drawingml/2006/picture">
                         <pic:nvPicPr>
-                          <pic:cNvPr id="37" name="Image27"/>
+                          <pic:cNvPr id="39" name="Image27"/>
                           <pic:cNvPicPr>
                             <a:picLocks noChangeAspect="1" noChangeArrowheads="1"/>
                           </pic:cNvPicPr>
                         </pic:nvPicPr>
                         <pic:blipFill>
-                          <a:blip r:embed="rId113"/>
+                          <a:blip r:embed="rId115"/>
                           <a:stretch>
                             <a:fillRect/>
                           </a:stretch>
@@ -26355,7 +26425,7 @@
           <wp:inline distT="0" distB="0" distL="0" distR="0">
             <wp:extent cx="1440180" cy="633095"/>
             <wp:effectExtent l="0" t="0" r="0" b="0"/>
-            <wp:docPr id="38" name="Image28"/>
+            <wp:docPr id="40" name="Image28"/>
             <wp:cNvGraphicFramePr>
               <a:graphicFrameLocks xmlns:a="http://schemas.openxmlformats.org/drawingml/2006/main" noChangeAspect="1"/>
             </wp:cNvGraphicFramePr>
@@ -26363,13 +26433,13 @@
               <a:graphicData uri="http://schemas.openxmlformats.org/drawingml/2006/picture">
                 <pic:pic xmlns:pic="http://schemas.openxmlformats.org/drawingml/2006/picture">
                   <pic:nvPicPr>
-                    <pic:cNvPr id="38" name="Image28"/>
+                    <pic:cNvPr id="40" name="Image28"/>
                     <pic:cNvPicPr>
                       <a:picLocks noChangeAspect="1" noChangeArrowheads="1"/>
                     </pic:cNvPicPr>
                   </pic:nvPicPr>
                   <pic:blipFill>
-                    <a:blip r:embed="rId114"/>
+                    <a:blip r:embed="rId116"/>
                     <a:stretch>
                       <a:fillRect/>
                     </a:stretch>
@@ -27573,7 +27643,7 @@
                 <wp:inline distT="0" distB="0" distL="0" distR="0">
                   <wp:extent cx="1259840" cy="581660"/>
                   <wp:effectExtent l="0" t="0" r="0" b="0"/>
-                  <wp:docPr id="39" name="Image29"/>
+                  <wp:docPr id="41" name="Image29"/>
                   <wp:cNvGraphicFramePr>
                     <a:graphicFrameLocks xmlns:a="http://schemas.openxmlformats.org/drawingml/2006/main" noChangeAspect="1"/>
                   </wp:cNvGraphicFramePr>
@@ -27581,13 +27651,13 @@
                     <a:graphicData uri="http://schemas.openxmlformats.org/drawingml/2006/picture">
                       <pic:pic xmlns:pic="http://schemas.openxmlformats.org/drawingml/2006/picture">
                         <pic:nvPicPr>
-                          <pic:cNvPr id="39" name="Image29"/>
+                          <pic:cNvPr id="41" name="Image29"/>
                           <pic:cNvPicPr>
                             <a:picLocks noChangeAspect="1" noChangeArrowheads="1"/>
                           </pic:cNvPicPr>
                         </pic:nvPicPr>
                         <pic:blipFill>
-                          <a:blip r:embed="rId115"/>
+                          <a:blip r:embed="rId117"/>
                           <a:stretch>
                             <a:fillRect/>
                           </a:stretch>
@@ -27628,7 +27698,7 @@
                 <wp:inline distT="0" distB="0" distL="0" distR="0">
                   <wp:extent cx="1259840" cy="746760"/>
                   <wp:effectExtent l="0" t="0" r="0" b="0"/>
-                  <wp:docPr id="40" name="Image30"/>
+                  <wp:docPr id="42" name="Image30"/>
                   <wp:cNvGraphicFramePr>
                     <a:graphicFrameLocks xmlns:a="http://schemas.openxmlformats.org/drawingml/2006/main" noChangeAspect="1"/>
                   </wp:cNvGraphicFramePr>
@@ -27636,13 +27706,13 @@
                     <a:graphicData uri="http://schemas.openxmlformats.org/drawingml/2006/picture">
                       <pic:pic xmlns:pic="http://schemas.openxmlformats.org/drawingml/2006/picture">
                         <pic:nvPicPr>
-                          <pic:cNvPr id="40" name="Image30"/>
+                          <pic:cNvPr id="42" name="Image30"/>
                           <pic:cNvPicPr>
                             <a:picLocks noChangeAspect="1" noChangeArrowheads="1"/>
                           </pic:cNvPicPr>
                         </pic:nvPicPr>
                         <pic:blipFill>
-                          <a:blip r:embed="rId116"/>
+                          <a:blip r:embed="rId118"/>
                           <a:stretch>
                             <a:fillRect/>
                           </a:stretch>
@@ -27740,7 +27810,7 @@
           <wp:inline distT="0" distB="0" distL="0" distR="0">
             <wp:extent cx="1440180" cy="633095"/>
             <wp:effectExtent l="0" t="0" r="0" b="0"/>
-            <wp:docPr id="41" name="Image31"/>
+            <wp:docPr id="43" name="Image31"/>
             <wp:cNvGraphicFramePr>
               <a:graphicFrameLocks xmlns:a="http://schemas.openxmlformats.org/drawingml/2006/main" noChangeAspect="1"/>
             </wp:cNvGraphicFramePr>
@@ -27748,13 +27818,13 @@
               <a:graphicData uri="http://schemas.openxmlformats.org/drawingml/2006/picture">
                 <pic:pic xmlns:pic="http://schemas.openxmlformats.org/drawingml/2006/picture">
                   <pic:nvPicPr>
-                    <pic:cNvPr id="41" name="Image31"/>
+                    <pic:cNvPr id="43" name="Image31"/>
                     <pic:cNvPicPr>
                       <a:picLocks noChangeAspect="1" noChangeArrowheads="1"/>
                     </pic:cNvPicPr>
                   </pic:nvPicPr>
                   <pic:blipFill>
-                    <a:blip r:embed="rId117"/>
+                    <a:blip r:embed="rId119"/>
                     <a:stretch>
                       <a:fillRect/>
                     </a:stretch>
@@ -27786,9 +27856,9 @@
       </w:r>
     </w:p>
     <w:sectPr>
-      <w:footerReference w:type="even" r:id="rId118"/>
-      <w:footerReference w:type="default" r:id="rId119"/>
-      <w:footerReference w:type="first" r:id="rId120"/>
+      <w:footerReference w:type="even" r:id="rId120"/>
+      <w:footerReference w:type="default" r:id="rId121"/>
+      <w:footerReference w:type="first" r:id="rId122"/>
       <w:type w:val="nextPage"/>
       <w:pgSz w:w="12240" w:h="15840"/>
       <w:pgMar w:left="2268" w:right="1701" w:gutter="0" w:header="0" w:top="1701" w:footer="720" w:bottom="1701"/>

--- a/keidy/reportes/Informe_Pasantia_IUTECP_con_Cronogramas.docx
+++ b/keidy/reportes/Informe_Pasantia_IUTECP_con_Cronogramas.docx
@@ -816,7 +816,9 @@
     </w:p>
     <w:p>
       <w:pPr>
-        <w:pStyle w:val="Normal"/>
+        <w:pStyle w:val="IUTECPPreliminar"/>
+        <w:keepNext w:val="true"/>
+        <w:keepLines/>
         <w:spacing w:before="1140" w:after="480"/>
         <w:jc w:val="center"/>
         <w:rPr/>
@@ -833,6 +835,11 @@
     </w:p>
     <w:p>
       <w:pPr>
+        <w:pStyle w:val="Normal"/>
+        <w:spacing w:lineRule="auto" w:line="360" w:before="0" w:after="0"/>
+        <w:ind w:firstLine="709"/>
+        <w:jc w:val="both"/>
+        <w:rPr/>
         <w:sectPr>
           <w:footerReference w:type="even" r:id="rId17"/>
           <w:footerReference w:type="default" r:id="rId18"/>
@@ -846,6 +853,32 @@
           <w:docGrid w:type="default" w:linePitch="360" w:charSpace="0"/>
         </w:sectPr>
       </w:pPr>
+      <w:r>
+        <w:rPr>
+          <w:i w:val="false"/>
+          <w:sz w:val="24"/>
+        </w:rPr>
+        <w:t>Agradezco al Instituto Universitario de Tecnología "Elías Calixto Pompa" (IUTECP) por los conocimientos y orientaciones brindados durante mi formación; a Lubricantes y Equipos Varyna, C.A., por permitirme realizar las pasantías profesionales en su Departamento Administrativo y conocer de manera directa sus procesos de procura; a mi tutora académica, Dra. Carmen J. Álvarez, y a mi tutora industrial, Martina Rondón, por sus observaciones, acompañamiento y disposición durante el desarrollo del informe; y a todas las personas que colaboraron conmigo durante este período, por su apoyo y por los aprendizajes compartidos.</w:t>
+      </w:r>
+    </w:p>
+    <w:p>
+      <w:pPr>
+        <w:pStyle w:val="IUTECPPreliminar"/>
+        <w:keepNext w:val="true"/>
+        <w:keepLines/>
+        <w:spacing w:before="1140" w:after="480"/>
+        <w:jc w:val="center"/>
+        <w:rPr/>
+      </w:pPr>
+      <w:bookmarkStart w:id="4" w:name="bm_dedicatoria"/>
+      <w:r>
+        <w:rPr>
+          <w:b/>
+          <w:sz w:val="24"/>
+        </w:rPr>
+        <w:t>DEDICATORIA</w:t>
+      </w:r>
+      <w:bookmarkEnd w:id="4"/>
     </w:p>
     <w:p>
       <w:pPr>
@@ -854,46 +887,6 @@
         <w:ind w:firstLine="709"/>
         <w:jc w:val="both"/>
         <w:rPr/>
-      </w:pPr>
-      <w:r>
-        <w:rPr>
-          <w:i w:val="false"/>
-          <w:sz w:val="24"/>
-        </w:rPr>
-        <w:t>Agradezco al Instituto Universitario de Tecnología "Elías Calixto Pompa" (IUTECP) por los conocimientos y orientaciones brindados durante mi formación; a Lubricantes y Equipos Varyna, C.A., por permitirme realizar las pasantías profesionales en su Departamento Administrativo y conocer de manera directa sus procesos de procura; a mi tutora académica, Dra. Carmen J. Álvarez, y a mi tutora industrial, Martina Rondón, por sus observaciones, acompañamiento y disposición durante el desarrollo del informe; y a todas las personas que colaboraron conmigo durante este período, por su apoyo y por los aprendizajes compartidos.</w:t>
-      </w:r>
-    </w:p>
-    <w:p>
-      <w:pPr>
-        <w:sectPr>
-          <w:type w:val="continuous"/>
-          <w:pgSz w:w="12240" w:h="15840"/>
-          <w:pgMar w:left="2268" w:right="1701" w:gutter="0" w:header="0" w:top="1701" w:footer="720" w:bottom="1701"/>
-          <w:formProt w:val="false"/>
-          <w:textDirection w:val="lrTb"/>
-          <w:docGrid w:type="default" w:linePitch="360" w:charSpace="0"/>
-        </w:sectPr>
-      </w:pPr>
-    </w:p>
-    <w:p>
-      <w:pPr>
-        <w:pStyle w:val="Normal"/>
-        <w:spacing w:before="1140" w:after="480"/>
-        <w:jc w:val="center"/>
-        <w:rPr/>
-      </w:pPr>
-      <w:bookmarkStart w:id="4" w:name="bm_dedicatoria"/>
-      <w:r>
-        <w:rPr>
-          <w:b/>
-          <w:sz w:val="24"/>
-        </w:rPr>
-        <w:t>DEDICATORIA</w:t>
-      </w:r>
-      <w:bookmarkEnd w:id="4"/>
-    </w:p>
-    <w:p>
-      <w:pPr>
         <w:sectPr>
           <w:footerReference w:type="even" r:id="rId20"/>
           <w:footerReference w:type="default" r:id="rId21"/>
@@ -907,15 +900,6 @@
           <w:docGrid w:type="default" w:linePitch="360" w:charSpace="0"/>
         </w:sectPr>
       </w:pPr>
-    </w:p>
-    <w:p>
-      <w:pPr>
-        <w:pStyle w:val="Normal"/>
-        <w:spacing w:lineRule="auto" w:line="360" w:before="0" w:after="0"/>
-        <w:ind w:firstLine="709"/>
-        <w:jc w:val="both"/>
-        <w:rPr/>
-      </w:pPr>
       <w:r>
         <w:rPr>
           <w:i w:val="false"/>
@@ -926,19 +910,9 @@
     </w:p>
     <w:p>
       <w:pPr>
-        <w:sectPr>
-          <w:type w:val="continuous"/>
-          <w:pgSz w:w="12240" w:h="15840"/>
-          <w:pgMar w:left="2268" w:right="1701" w:gutter="0" w:header="0" w:top="1701" w:footer="720" w:bottom="1701"/>
-          <w:formProt w:val="false"/>
-          <w:textDirection w:val="lrTb"/>
-          <w:docGrid w:type="default" w:linePitch="360" w:charSpace="0"/>
-        </w:sectPr>
-      </w:pPr>
-    </w:p>
-    <w:p>
-      <w:pPr>
-        <w:pStyle w:val="Normal"/>
+        <w:pStyle w:val="IUTECPPreliminar"/>
+        <w:keepNext w:val="true"/>
+        <w:keepLines/>
         <w:spacing w:before="1140" w:after="480"/>
         <w:jc w:val="center"/>
         <w:rPr/>
@@ -955,6 +929,1309 @@
     </w:p>
     <w:p>
       <w:pPr>
+        <w:pStyle w:val="Normal"/>
+        <w:spacing w:before="0" w:after="240"/>
+        <w:jc w:val="end"/>
+        <w:rPr/>
+      </w:pPr>
+      <w:r>
+        <w:rPr>
+          <w:b/>
+          <w:sz w:val="24"/>
+        </w:rPr>
+        <w:t>pp.</w:t>
+      </w:r>
+    </w:p>
+    <w:p>
+      <w:pPr>
+        <w:pStyle w:val="Normal"/>
+        <w:keepLines/>
+        <w:tabs>
+          <w:tab w:val="clear" w:pos="720"/>
+          <w:tab w:val="right" w:pos="8271" w:leader="dot"/>
+        </w:tabs>
+        <w:spacing w:lineRule="auto" w:line="360" w:before="0" w:after="80"/>
+        <w:ind w:start="0"/>
+        <w:rPr/>
+      </w:pPr>
+      <w:r>
+        <w:rPr>
+          <w:b w:val="false"/>
+          <w:sz w:val="24"/>
+        </w:rPr>
+        <w:t>CONTRAPORTADA</w:t>
+        <w:tab/>
+        <w:t>ii</w:t>
+      </w:r>
+    </w:p>
+    <w:p>
+      <w:pPr>
+        <w:pStyle w:val="Normal"/>
+        <w:keepLines/>
+        <w:tabs>
+          <w:tab w:val="clear" w:pos="720"/>
+          <w:tab w:val="right" w:pos="8271" w:leader="dot"/>
+        </w:tabs>
+        <w:spacing w:lineRule="auto" w:line="360" w:before="0" w:after="80"/>
+        <w:ind w:start="0"/>
+        <w:rPr/>
+      </w:pPr>
+      <w:r>
+        <w:rPr>
+          <w:b w:val="false"/>
+          <w:sz w:val="24"/>
+        </w:rPr>
+        <w:t>APROBACIÓN DEL TUTOR INDUSTRIAL</w:t>
+        <w:tab/>
+        <w:t>iii</w:t>
+      </w:r>
+    </w:p>
+    <w:p>
+      <w:pPr>
+        <w:pStyle w:val="Normal"/>
+        <w:keepLines/>
+        <w:tabs>
+          <w:tab w:val="clear" w:pos="720"/>
+          <w:tab w:val="right" w:pos="8271" w:leader="dot"/>
+        </w:tabs>
+        <w:spacing w:lineRule="auto" w:line="360" w:before="0" w:after="80"/>
+        <w:ind w:start="0"/>
+        <w:rPr/>
+      </w:pPr>
+      <w:r>
+        <w:rPr>
+          <w:b w:val="false"/>
+          <w:sz w:val="24"/>
+        </w:rPr>
+        <w:t>APROBACIÓN DEL TUTOR ACADÉMICO</w:t>
+        <w:tab/>
+        <w:t>iv</w:t>
+      </w:r>
+    </w:p>
+    <w:p>
+      <w:pPr>
+        <w:pStyle w:val="Normal"/>
+        <w:keepLines/>
+        <w:tabs>
+          <w:tab w:val="clear" w:pos="720"/>
+          <w:tab w:val="right" w:pos="8271" w:leader="dot"/>
+        </w:tabs>
+        <w:spacing w:lineRule="auto" w:line="360" w:before="0" w:after="80"/>
+        <w:ind w:start="0"/>
+        <w:rPr/>
+      </w:pPr>
+      <w:r>
+        <w:rPr>
+          <w:b w:val="false"/>
+          <w:sz w:val="24"/>
+        </w:rPr>
+        <w:t>AGRADECIMIENTOS</w:t>
+        <w:tab/>
+        <w:t>v</w:t>
+      </w:r>
+    </w:p>
+    <w:p>
+      <w:pPr>
+        <w:pStyle w:val="Normal"/>
+        <w:keepLines/>
+        <w:tabs>
+          <w:tab w:val="clear" w:pos="720"/>
+          <w:tab w:val="right" w:pos="8271" w:leader="dot"/>
+        </w:tabs>
+        <w:spacing w:lineRule="auto" w:line="360" w:before="0" w:after="80"/>
+        <w:ind w:start="0"/>
+        <w:rPr/>
+      </w:pPr>
+      <w:r>
+        <w:rPr>
+          <w:b w:val="false"/>
+          <w:sz w:val="24"/>
+        </w:rPr>
+        <w:t>DEDICATORIA</w:t>
+        <w:tab/>
+        <w:t>vi</w:t>
+      </w:r>
+    </w:p>
+    <w:p>
+      <w:pPr>
+        <w:pStyle w:val="Normal"/>
+        <w:keepLines/>
+        <w:tabs>
+          <w:tab w:val="clear" w:pos="720"/>
+          <w:tab w:val="right" w:pos="8271" w:leader="dot"/>
+        </w:tabs>
+        <w:spacing w:lineRule="auto" w:line="360" w:before="0" w:after="80"/>
+        <w:ind w:start="0"/>
+        <w:rPr/>
+      </w:pPr>
+      <w:r>
+        <w:rPr>
+          <w:b w:val="false"/>
+          <w:sz w:val="24"/>
+        </w:rPr>
+        <w:t>LISTA DE CUADROS</w:t>
+        <w:tab/>
+        <w:t>ix</w:t>
+      </w:r>
+    </w:p>
+    <w:p>
+      <w:pPr>
+        <w:pStyle w:val="Normal"/>
+        <w:keepLines/>
+        <w:tabs>
+          <w:tab w:val="clear" w:pos="720"/>
+          <w:tab w:val="right" w:pos="8271" w:leader="dot"/>
+        </w:tabs>
+        <w:spacing w:lineRule="auto" w:line="360" w:before="0" w:after="80"/>
+        <w:ind w:start="0"/>
+        <w:rPr/>
+      </w:pPr>
+      <w:r>
+        <w:rPr>
+          <w:b w:val="false"/>
+          <w:sz w:val="24"/>
+        </w:rPr>
+        <w:t>LISTA DE GRÁFICOS</w:t>
+        <w:tab/>
+        <w:t>x</w:t>
+      </w:r>
+    </w:p>
+    <w:p>
+      <w:pPr>
+        <w:pStyle w:val="Normal"/>
+        <w:keepLines/>
+        <w:tabs>
+          <w:tab w:val="clear" w:pos="720"/>
+          <w:tab w:val="right" w:pos="8271" w:leader="dot"/>
+        </w:tabs>
+        <w:spacing w:lineRule="auto" w:line="360" w:before="0" w:after="80"/>
+        <w:ind w:start="0"/>
+        <w:rPr/>
+      </w:pPr>
+      <w:r>
+        <w:rPr>
+          <w:b w:val="false"/>
+          <w:sz w:val="24"/>
+        </w:rPr>
+        <w:t>LISTA DE ANEXOS</w:t>
+        <w:tab/>
+        <w:t>xi</w:t>
+      </w:r>
+    </w:p>
+    <w:p>
+      <w:pPr>
+        <w:pStyle w:val="Normal"/>
+        <w:keepLines/>
+        <w:tabs>
+          <w:tab w:val="clear" w:pos="720"/>
+          <w:tab w:val="right" w:pos="8271" w:leader="dot"/>
+        </w:tabs>
+        <w:spacing w:lineRule="auto" w:line="360" w:before="0" w:after="80"/>
+        <w:ind w:start="0"/>
+        <w:rPr/>
+      </w:pPr>
+      <w:r>
+        <w:rPr>
+          <w:b w:val="false"/>
+          <w:sz w:val="24"/>
+        </w:rPr>
+        <w:t>RESUMEN</w:t>
+        <w:tab/>
+        <w:t>xii</w:t>
+      </w:r>
+    </w:p>
+    <w:p>
+      <w:pPr>
+        <w:pStyle w:val="Normal"/>
+        <w:keepLines/>
+        <w:tabs>
+          <w:tab w:val="clear" w:pos="720"/>
+          <w:tab w:val="right" w:pos="8271" w:leader="dot"/>
+        </w:tabs>
+        <w:spacing w:lineRule="auto" w:line="360" w:before="0" w:after="80"/>
+        <w:ind w:start="0"/>
+        <w:rPr/>
+      </w:pPr>
+      <w:r>
+        <w:rPr>
+          <w:b w:val="false"/>
+          <w:sz w:val="24"/>
+        </w:rPr>
+        <w:t>INTRODUCCIÓN</w:t>
+        <w:tab/>
+      </w:r>
+      <w:r>
+        <w:rPr/>
+        <w:fldChar w:fldCharType="begin"/>
+      </w:r>
+      <w:r>
+        <w:rPr/>
+        <w:instrText xml:space="preserve"> PAGEREF bm_introduccion \h </w:instrText>
+      </w:r>
+      <w:r>
+        <w:rPr/>
+        <w:fldChar w:fldCharType="separate"/>
+      </w:r>
+      <w:r>
+        <w:rPr/>
+        <w:t>?</w:t>
+      </w:r>
+      <w:r>
+        <w:rPr/>
+        <w:fldChar w:fldCharType="end"/>
+      </w:r>
+    </w:p>
+    <w:p>
+      <w:pPr>
+        <w:pStyle w:val="Normal"/>
+        <w:keepNext w:val="true"/>
+        <w:keepLines/>
+        <w:spacing w:before="240" w:after="120"/>
+        <w:rPr/>
+      </w:pPr>
+      <w:r>
+        <w:rPr>
+          <w:b/>
+        </w:rPr>
+        <w:t>CAPÍTULOS</w:t>
+      </w:r>
+    </w:p>
+    <w:p>
+      <w:pPr>
+        <w:pStyle w:val="Normal"/>
+        <w:keepLines/>
+        <w:tabs>
+          <w:tab w:val="clear" w:pos="720"/>
+          <w:tab w:val="right" w:pos="8271" w:leader="dot"/>
+        </w:tabs>
+        <w:spacing w:lineRule="auto" w:line="360" w:before="0" w:after="80"/>
+        <w:ind w:start="0"/>
+        <w:rPr/>
+      </w:pPr>
+      <w:r>
+        <w:rPr>
+          <w:b/>
+          <w:sz w:val="24"/>
+        </w:rPr>
+        <w:t>CAPÍTULO I: REALIDAD ORGANIZACIONAL</w:t>
+        <w:tab/>
+      </w:r>
+      <w:r>
+        <w:rPr/>
+        <w:fldChar w:fldCharType="begin"/>
+      </w:r>
+      <w:r>
+        <w:rPr/>
+        <w:instrText xml:space="preserve"> PAGEREF bm_cap1 \h </w:instrText>
+      </w:r>
+      <w:r>
+        <w:rPr/>
+        <w:fldChar w:fldCharType="separate"/>
+      </w:r>
+      <w:r>
+        <w:rPr/>
+        <w:t>?</w:t>
+      </w:r>
+      <w:r>
+        <w:rPr/>
+        <w:fldChar w:fldCharType="end"/>
+      </w:r>
+    </w:p>
+    <w:p>
+      <w:pPr>
+        <w:pStyle w:val="Normal"/>
+        <w:keepLines/>
+        <w:tabs>
+          <w:tab w:val="clear" w:pos="720"/>
+          <w:tab w:val="right" w:pos="8271" w:leader="dot"/>
+        </w:tabs>
+        <w:spacing w:lineRule="auto" w:line="360" w:before="0" w:after="80"/>
+        <w:ind w:start="283"/>
+        <w:rPr/>
+      </w:pPr>
+      <w:r>
+        <w:rPr>
+          <w:b w:val="false"/>
+          <w:sz w:val="24"/>
+        </w:rPr>
+        <w:t>Identificación de la empresa</w:t>
+        <w:tab/>
+      </w:r>
+      <w:r>
+        <w:rPr/>
+        <w:fldChar w:fldCharType="begin"/>
+      </w:r>
+      <w:r>
+        <w:rPr/>
+        <w:instrText xml:space="preserve"> PAGEREF bm_cap1_ident \h </w:instrText>
+      </w:r>
+      <w:r>
+        <w:rPr/>
+        <w:fldChar w:fldCharType="separate"/>
+      </w:r>
+      <w:r>
+        <w:rPr/>
+        <w:t>?</w:t>
+      </w:r>
+      <w:r>
+        <w:rPr/>
+        <w:fldChar w:fldCharType="end"/>
+      </w:r>
+    </w:p>
+    <w:p>
+      <w:pPr>
+        <w:pStyle w:val="Normal"/>
+        <w:keepLines/>
+        <w:tabs>
+          <w:tab w:val="clear" w:pos="720"/>
+          <w:tab w:val="right" w:pos="8271" w:leader="dot"/>
+        </w:tabs>
+        <w:spacing w:lineRule="auto" w:line="360" w:before="0" w:after="80"/>
+        <w:ind w:start="283"/>
+        <w:rPr/>
+      </w:pPr>
+      <w:r>
+        <w:rPr>
+          <w:b w:val="false"/>
+          <w:sz w:val="24"/>
+        </w:rPr>
+        <w:t>Reseña histórica</w:t>
+        <w:tab/>
+      </w:r>
+      <w:r>
+        <w:rPr/>
+        <w:fldChar w:fldCharType="begin"/>
+      </w:r>
+      <w:r>
+        <w:rPr/>
+        <w:instrText xml:space="preserve"> PAGEREF bm_cap1_resena \h </w:instrText>
+      </w:r>
+      <w:r>
+        <w:rPr/>
+        <w:fldChar w:fldCharType="separate"/>
+      </w:r>
+      <w:r>
+        <w:rPr/>
+        <w:t>?</w:t>
+      </w:r>
+      <w:r>
+        <w:rPr/>
+        <w:fldChar w:fldCharType="end"/>
+      </w:r>
+    </w:p>
+    <w:p>
+      <w:pPr>
+        <w:pStyle w:val="Normal"/>
+        <w:keepLines/>
+        <w:tabs>
+          <w:tab w:val="clear" w:pos="720"/>
+          <w:tab w:val="right" w:pos="8271" w:leader="dot"/>
+        </w:tabs>
+        <w:spacing w:lineRule="auto" w:line="360" w:before="0" w:after="80"/>
+        <w:ind w:start="283"/>
+        <w:rPr/>
+      </w:pPr>
+      <w:r>
+        <w:rPr>
+          <w:b w:val="false"/>
+          <w:sz w:val="24"/>
+        </w:rPr>
+        <w:t>Misión</w:t>
+        <w:tab/>
+      </w:r>
+      <w:r>
+        <w:rPr/>
+        <w:fldChar w:fldCharType="begin"/>
+      </w:r>
+      <w:r>
+        <w:rPr/>
+        <w:instrText xml:space="preserve"> PAGEREF bm_cap1_mision \h </w:instrText>
+      </w:r>
+      <w:r>
+        <w:rPr/>
+        <w:fldChar w:fldCharType="separate"/>
+      </w:r>
+      <w:r>
+        <w:rPr/>
+        <w:t>?</w:t>
+      </w:r>
+      <w:r>
+        <w:rPr/>
+        <w:fldChar w:fldCharType="end"/>
+      </w:r>
+    </w:p>
+    <w:p>
+      <w:pPr>
+        <w:pStyle w:val="Normal"/>
+        <w:keepLines/>
+        <w:tabs>
+          <w:tab w:val="clear" w:pos="720"/>
+          <w:tab w:val="right" w:pos="8271" w:leader="dot"/>
+        </w:tabs>
+        <w:spacing w:lineRule="auto" w:line="360" w:before="0" w:after="80"/>
+        <w:ind w:start="283"/>
+        <w:rPr/>
+      </w:pPr>
+      <w:r>
+        <w:rPr>
+          <w:b w:val="false"/>
+          <w:sz w:val="24"/>
+        </w:rPr>
+        <w:t>Visión</w:t>
+        <w:tab/>
+      </w:r>
+      <w:r>
+        <w:rPr/>
+        <w:fldChar w:fldCharType="begin"/>
+      </w:r>
+      <w:r>
+        <w:rPr/>
+        <w:instrText xml:space="preserve"> PAGEREF bm_cap1_vision \h </w:instrText>
+      </w:r>
+      <w:r>
+        <w:rPr/>
+        <w:fldChar w:fldCharType="separate"/>
+      </w:r>
+      <w:r>
+        <w:rPr/>
+        <w:t>?</w:t>
+      </w:r>
+      <w:r>
+        <w:rPr/>
+        <w:fldChar w:fldCharType="end"/>
+      </w:r>
+    </w:p>
+    <w:p>
+      <w:pPr>
+        <w:pStyle w:val="Normal"/>
+        <w:keepLines/>
+        <w:tabs>
+          <w:tab w:val="clear" w:pos="720"/>
+          <w:tab w:val="right" w:pos="8271" w:leader="dot"/>
+        </w:tabs>
+        <w:spacing w:lineRule="auto" w:line="360" w:before="0" w:after="80"/>
+        <w:ind w:start="283"/>
+        <w:rPr/>
+      </w:pPr>
+      <w:r>
+        <w:rPr>
+          <w:b w:val="false"/>
+          <w:sz w:val="24"/>
+        </w:rPr>
+        <w:t>Valores</w:t>
+        <w:tab/>
+      </w:r>
+      <w:r>
+        <w:rPr/>
+        <w:fldChar w:fldCharType="begin"/>
+      </w:r>
+      <w:r>
+        <w:rPr/>
+        <w:instrText xml:space="preserve"> PAGEREF bm_cap1_valores \h </w:instrText>
+      </w:r>
+      <w:r>
+        <w:rPr/>
+        <w:fldChar w:fldCharType="separate"/>
+      </w:r>
+      <w:r>
+        <w:rPr/>
+        <w:t>?</w:t>
+      </w:r>
+      <w:r>
+        <w:rPr/>
+        <w:fldChar w:fldCharType="end"/>
+      </w:r>
+    </w:p>
+    <w:p>
+      <w:pPr>
+        <w:pStyle w:val="Normal"/>
+        <w:keepLines/>
+        <w:tabs>
+          <w:tab w:val="clear" w:pos="720"/>
+          <w:tab w:val="right" w:pos="8271" w:leader="dot"/>
+        </w:tabs>
+        <w:spacing w:lineRule="auto" w:line="360" w:before="0" w:after="80"/>
+        <w:ind w:start="283"/>
+        <w:rPr/>
+      </w:pPr>
+      <w:r>
+        <w:rPr>
+          <w:b w:val="false"/>
+          <w:sz w:val="24"/>
+        </w:rPr>
+        <w:t>Objetivos Organizacionales</w:t>
+        <w:tab/>
+      </w:r>
+      <w:r>
+        <w:rPr/>
+        <w:fldChar w:fldCharType="begin"/>
+      </w:r>
+      <w:r>
+        <w:rPr/>
+        <w:instrText xml:space="preserve"> PAGEREF bm_cap1_obj \h </w:instrText>
+      </w:r>
+      <w:r>
+        <w:rPr/>
+        <w:fldChar w:fldCharType="separate"/>
+      </w:r>
+      <w:r>
+        <w:rPr/>
+        <w:t>?</w:t>
+      </w:r>
+      <w:r>
+        <w:rPr/>
+        <w:fldChar w:fldCharType="end"/>
+      </w:r>
+    </w:p>
+    <w:p>
+      <w:pPr>
+        <w:pStyle w:val="Normal"/>
+        <w:keepLines/>
+        <w:tabs>
+          <w:tab w:val="clear" w:pos="720"/>
+          <w:tab w:val="right" w:pos="8271" w:leader="dot"/>
+        </w:tabs>
+        <w:spacing w:lineRule="auto" w:line="360" w:before="0" w:after="80"/>
+        <w:ind w:start="283"/>
+        <w:rPr/>
+      </w:pPr>
+      <w:r>
+        <w:rPr>
+          <w:b w:val="false"/>
+          <w:sz w:val="24"/>
+        </w:rPr>
+        <w:t>Ubicación geográfica</w:t>
+        <w:tab/>
+      </w:r>
+      <w:r>
+        <w:rPr/>
+        <w:fldChar w:fldCharType="begin"/>
+      </w:r>
+      <w:r>
+        <w:rPr/>
+        <w:instrText xml:space="preserve"> PAGEREF bm_cap1_ubic \h </w:instrText>
+      </w:r>
+      <w:r>
+        <w:rPr/>
+        <w:fldChar w:fldCharType="separate"/>
+      </w:r>
+      <w:r>
+        <w:rPr/>
+        <w:t>?</w:t>
+      </w:r>
+      <w:r>
+        <w:rPr/>
+        <w:fldChar w:fldCharType="end"/>
+      </w:r>
+    </w:p>
+    <w:p>
+      <w:pPr>
+        <w:pStyle w:val="Normal"/>
+        <w:keepLines/>
+        <w:tabs>
+          <w:tab w:val="clear" w:pos="720"/>
+          <w:tab w:val="right" w:pos="8271" w:leader="dot"/>
+        </w:tabs>
+        <w:spacing w:lineRule="auto" w:line="360" w:before="0" w:after="80"/>
+        <w:ind w:start="283"/>
+        <w:rPr/>
+      </w:pPr>
+      <w:r>
+        <w:rPr>
+          <w:b w:val="false"/>
+          <w:sz w:val="24"/>
+        </w:rPr>
+        <w:t>Población de los trabajadores de la empresa</w:t>
+        <w:tab/>
+      </w:r>
+      <w:r>
+        <w:rPr/>
+        <w:fldChar w:fldCharType="begin"/>
+      </w:r>
+      <w:r>
+        <w:rPr/>
+        <w:instrText xml:space="preserve"> PAGEREF bm_cap1_pobla \h </w:instrText>
+      </w:r>
+      <w:r>
+        <w:rPr/>
+        <w:fldChar w:fldCharType="separate"/>
+      </w:r>
+      <w:r>
+        <w:rPr/>
+        <w:t>?</w:t>
+      </w:r>
+      <w:r>
+        <w:rPr/>
+        <w:fldChar w:fldCharType="end"/>
+      </w:r>
+    </w:p>
+    <w:p>
+      <w:pPr>
+        <w:pStyle w:val="Normal"/>
+        <w:keepLines/>
+        <w:tabs>
+          <w:tab w:val="clear" w:pos="720"/>
+          <w:tab w:val="right" w:pos="8271" w:leader="dot"/>
+        </w:tabs>
+        <w:spacing w:lineRule="auto" w:line="360" w:before="0" w:after="80"/>
+        <w:ind w:start="283"/>
+        <w:rPr/>
+      </w:pPr>
+      <w:r>
+        <w:rPr>
+          <w:b w:val="false"/>
+          <w:sz w:val="24"/>
+        </w:rPr>
+        <w:t>Estructura organizacional de la empresa (organigrama)</w:t>
+        <w:tab/>
+      </w:r>
+      <w:r>
+        <w:rPr/>
+        <w:fldChar w:fldCharType="begin"/>
+      </w:r>
+      <w:r>
+        <w:rPr/>
+        <w:instrText xml:space="preserve"> PAGEREF bm_cap1_estruct \h </w:instrText>
+      </w:r>
+      <w:r>
+        <w:rPr/>
+        <w:fldChar w:fldCharType="separate"/>
+      </w:r>
+      <w:r>
+        <w:rPr/>
+        <w:t>?</w:t>
+      </w:r>
+      <w:r>
+        <w:rPr/>
+        <w:fldChar w:fldCharType="end"/>
+      </w:r>
+    </w:p>
+    <w:p>
+      <w:pPr>
+        <w:pStyle w:val="Normal"/>
+        <w:keepLines/>
+        <w:tabs>
+          <w:tab w:val="clear" w:pos="720"/>
+          <w:tab w:val="right" w:pos="8271" w:leader="dot"/>
+        </w:tabs>
+        <w:spacing w:lineRule="auto" w:line="360" w:before="0" w:after="80"/>
+        <w:ind w:start="283"/>
+        <w:rPr/>
+      </w:pPr>
+      <w:r>
+        <w:rPr>
+          <w:b w:val="false"/>
+          <w:sz w:val="24"/>
+        </w:rPr>
+        <w:t>Descripción del departamento donde realizó la pasantía</w:t>
+        <w:tab/>
+      </w:r>
+      <w:r>
+        <w:rPr/>
+        <w:fldChar w:fldCharType="begin"/>
+      </w:r>
+      <w:r>
+        <w:rPr/>
+        <w:instrText xml:space="preserve"> PAGEREF bm_cap1_departamento \h </w:instrText>
+      </w:r>
+      <w:r>
+        <w:rPr/>
+        <w:fldChar w:fldCharType="separate"/>
+      </w:r>
+      <w:r>
+        <w:rPr/>
+        <w:t>?</w:t>
+      </w:r>
+      <w:r>
+        <w:rPr/>
+        <w:fldChar w:fldCharType="end"/>
+      </w:r>
+    </w:p>
+    <w:p>
+      <w:pPr>
+        <w:pStyle w:val="Normal"/>
+        <w:keepLines/>
+        <w:tabs>
+          <w:tab w:val="clear" w:pos="720"/>
+          <w:tab w:val="right" w:pos="8271" w:leader="dot"/>
+        </w:tabs>
+        <w:spacing w:lineRule="auto" w:line="360" w:before="0" w:after="80"/>
+        <w:ind w:start="0"/>
+        <w:rPr/>
+      </w:pPr>
+      <w:r>
+        <w:rPr>
+          <w:b/>
+          <w:sz w:val="24"/>
+        </w:rPr>
+        <w:t>CAPÍTULO II: DIAGNÓSTICO SITUACIONAL</w:t>
+        <w:tab/>
+      </w:r>
+      <w:r>
+        <w:rPr/>
+        <w:fldChar w:fldCharType="begin"/>
+      </w:r>
+      <w:r>
+        <w:rPr/>
+        <w:instrText xml:space="preserve"> PAGEREF bm_cap2 \h </w:instrText>
+      </w:r>
+      <w:r>
+        <w:rPr/>
+        <w:fldChar w:fldCharType="separate"/>
+      </w:r>
+      <w:r>
+        <w:rPr/>
+        <w:t>?</w:t>
+      </w:r>
+      <w:r>
+        <w:rPr/>
+        <w:fldChar w:fldCharType="end"/>
+      </w:r>
+    </w:p>
+    <w:p>
+      <w:pPr>
+        <w:pStyle w:val="Normal"/>
+        <w:keepLines/>
+        <w:tabs>
+          <w:tab w:val="clear" w:pos="720"/>
+          <w:tab w:val="right" w:pos="8271" w:leader="dot"/>
+        </w:tabs>
+        <w:spacing w:lineRule="auto" w:line="360" w:before="0" w:after="80"/>
+        <w:ind w:start="283"/>
+        <w:rPr/>
+      </w:pPr>
+      <w:r>
+        <w:rPr>
+          <w:b w:val="false"/>
+          <w:sz w:val="24"/>
+        </w:rPr>
+        <w:t>Identificación de la situación problemática</w:t>
+        <w:tab/>
+      </w:r>
+      <w:r>
+        <w:rPr/>
+        <w:fldChar w:fldCharType="begin"/>
+      </w:r>
+      <w:r>
+        <w:rPr/>
+        <w:instrText xml:space="preserve"> PAGEREF bm_cap2_sit \h </w:instrText>
+      </w:r>
+      <w:r>
+        <w:rPr/>
+        <w:fldChar w:fldCharType="separate"/>
+      </w:r>
+      <w:r>
+        <w:rPr/>
+        <w:t>?</w:t>
+      </w:r>
+      <w:r>
+        <w:rPr/>
+        <w:fldChar w:fldCharType="end"/>
+      </w:r>
+    </w:p>
+    <w:p>
+      <w:pPr>
+        <w:pStyle w:val="Normal"/>
+        <w:keepLines/>
+        <w:tabs>
+          <w:tab w:val="clear" w:pos="720"/>
+          <w:tab w:val="right" w:pos="8271" w:leader="dot"/>
+        </w:tabs>
+        <w:spacing w:lineRule="auto" w:line="360" w:before="0" w:after="80"/>
+        <w:ind w:start="283"/>
+        <w:rPr/>
+      </w:pPr>
+      <w:r>
+        <w:rPr>
+          <w:b w:val="false"/>
+          <w:sz w:val="24"/>
+        </w:rPr>
+        <w:t>Objetivo General</w:t>
+        <w:tab/>
+      </w:r>
+      <w:r>
+        <w:rPr/>
+        <w:fldChar w:fldCharType="begin"/>
+      </w:r>
+      <w:r>
+        <w:rPr/>
+        <w:instrText xml:space="preserve"> PAGEREF bm_cap2_objg \h </w:instrText>
+      </w:r>
+      <w:r>
+        <w:rPr/>
+        <w:fldChar w:fldCharType="separate"/>
+      </w:r>
+      <w:r>
+        <w:rPr/>
+        <w:t>?</w:t>
+      </w:r>
+      <w:r>
+        <w:rPr/>
+        <w:fldChar w:fldCharType="end"/>
+      </w:r>
+    </w:p>
+    <w:p>
+      <w:pPr>
+        <w:pStyle w:val="Normal"/>
+        <w:keepLines/>
+        <w:tabs>
+          <w:tab w:val="clear" w:pos="720"/>
+          <w:tab w:val="right" w:pos="8271" w:leader="dot"/>
+        </w:tabs>
+        <w:spacing w:lineRule="auto" w:line="360" w:before="0" w:after="80"/>
+        <w:ind w:start="283"/>
+        <w:rPr/>
+      </w:pPr>
+      <w:r>
+        <w:rPr>
+          <w:b w:val="false"/>
+          <w:sz w:val="24"/>
+        </w:rPr>
+        <w:t>Objetivos Específicos</w:t>
+        <w:tab/>
+      </w:r>
+      <w:r>
+        <w:rPr/>
+        <w:fldChar w:fldCharType="begin"/>
+      </w:r>
+      <w:r>
+        <w:rPr/>
+        <w:instrText xml:space="preserve"> PAGEREF bm_cap2_obje \h </w:instrText>
+      </w:r>
+      <w:r>
+        <w:rPr/>
+        <w:fldChar w:fldCharType="separate"/>
+      </w:r>
+      <w:r>
+        <w:rPr/>
+        <w:t>?</w:t>
+      </w:r>
+      <w:r>
+        <w:rPr/>
+        <w:fldChar w:fldCharType="end"/>
+      </w:r>
+    </w:p>
+    <w:p>
+      <w:pPr>
+        <w:pStyle w:val="Normal"/>
+        <w:keepLines/>
+        <w:tabs>
+          <w:tab w:val="clear" w:pos="720"/>
+          <w:tab w:val="right" w:pos="8271" w:leader="dot"/>
+        </w:tabs>
+        <w:spacing w:lineRule="auto" w:line="360" w:before="0" w:after="80"/>
+        <w:ind w:start="283"/>
+        <w:rPr/>
+      </w:pPr>
+      <w:r>
+        <w:rPr>
+          <w:b w:val="false"/>
+          <w:sz w:val="24"/>
+        </w:rPr>
+        <w:t>Planificación integral de objetivos</w:t>
+        <w:tab/>
+      </w:r>
+      <w:r>
+        <w:rPr/>
+        <w:fldChar w:fldCharType="begin"/>
+      </w:r>
+      <w:r>
+        <w:rPr/>
+        <w:instrText xml:space="preserve"> PAGEREF bm_cap2_planif \h </w:instrText>
+      </w:r>
+      <w:r>
+        <w:rPr/>
+        <w:fldChar w:fldCharType="separate"/>
+      </w:r>
+      <w:r>
+        <w:rPr/>
+        <w:t>?</w:t>
+      </w:r>
+      <w:r>
+        <w:rPr/>
+        <w:fldChar w:fldCharType="end"/>
+      </w:r>
+    </w:p>
+    <w:p>
+      <w:pPr>
+        <w:pStyle w:val="Normal"/>
+        <w:keepLines/>
+        <w:tabs>
+          <w:tab w:val="clear" w:pos="720"/>
+          <w:tab w:val="right" w:pos="8271" w:leader="dot"/>
+        </w:tabs>
+        <w:spacing w:lineRule="auto" w:line="360" w:before="0" w:after="80"/>
+        <w:ind w:start="283"/>
+        <w:rPr/>
+      </w:pPr>
+      <w:r>
+        <w:rPr>
+          <w:b w:val="false"/>
+          <w:sz w:val="24"/>
+        </w:rPr>
+        <w:t>Cronograma de actividades</w:t>
+        <w:tab/>
+      </w:r>
+      <w:r>
+        <w:rPr/>
+        <w:fldChar w:fldCharType="begin"/>
+      </w:r>
+      <w:r>
+        <w:rPr/>
+        <w:instrText xml:space="preserve"> PAGEREF bm_cap2_crono \h </w:instrText>
+      </w:r>
+      <w:r>
+        <w:rPr/>
+        <w:fldChar w:fldCharType="separate"/>
+      </w:r>
+      <w:r>
+        <w:rPr/>
+        <w:t>?</w:t>
+      </w:r>
+      <w:r>
+        <w:rPr/>
+        <w:fldChar w:fldCharType="end"/>
+      </w:r>
+    </w:p>
+    <w:p>
+      <w:pPr>
+        <w:pStyle w:val="Normal"/>
+        <w:keepLines/>
+        <w:tabs>
+          <w:tab w:val="clear" w:pos="720"/>
+          <w:tab w:val="right" w:pos="8271" w:leader="dot"/>
+        </w:tabs>
+        <w:spacing w:lineRule="auto" w:line="360" w:before="0" w:after="80"/>
+        <w:ind w:start="0"/>
+        <w:rPr/>
+      </w:pPr>
+      <w:r>
+        <w:rPr>
+          <w:b/>
+          <w:sz w:val="24"/>
+        </w:rPr>
+        <w:t>CAPÍTULO III: MARCO TEÓRICO</w:t>
+        <w:tab/>
+      </w:r>
+      <w:r>
+        <w:rPr/>
+        <w:fldChar w:fldCharType="begin"/>
+      </w:r>
+      <w:r>
+        <w:rPr/>
+        <w:instrText xml:space="preserve"> PAGEREF bm_cap3 \h </w:instrText>
+      </w:r>
+      <w:r>
+        <w:rPr/>
+        <w:fldChar w:fldCharType="separate"/>
+      </w:r>
+      <w:r>
+        <w:rPr/>
+        <w:t>?</w:t>
+      </w:r>
+      <w:r>
+        <w:rPr/>
+        <w:fldChar w:fldCharType="end"/>
+      </w:r>
+    </w:p>
+    <w:p>
+      <w:pPr>
+        <w:pStyle w:val="Normal"/>
+        <w:keepLines/>
+        <w:tabs>
+          <w:tab w:val="clear" w:pos="720"/>
+          <w:tab w:val="right" w:pos="8271" w:leader="dot"/>
+        </w:tabs>
+        <w:spacing w:lineRule="auto" w:line="360" w:before="0" w:after="80"/>
+        <w:ind w:start="283"/>
+        <w:rPr/>
+      </w:pPr>
+      <w:r>
+        <w:rPr>
+          <w:b w:val="false"/>
+          <w:sz w:val="24"/>
+        </w:rPr>
+        <w:t>Bases teóricas referenciales</w:t>
+        <w:tab/>
+      </w:r>
+      <w:r>
+        <w:rPr/>
+        <w:fldChar w:fldCharType="begin"/>
+      </w:r>
+      <w:r>
+        <w:rPr/>
+        <w:instrText xml:space="preserve"> PAGEREF bm_cap3_bases \h </w:instrText>
+      </w:r>
+      <w:r>
+        <w:rPr/>
+        <w:fldChar w:fldCharType="separate"/>
+      </w:r>
+      <w:r>
+        <w:rPr/>
+        <w:t>?</w:t>
+      </w:r>
+      <w:r>
+        <w:rPr/>
+        <w:fldChar w:fldCharType="end"/>
+      </w:r>
+    </w:p>
+    <w:p>
+      <w:pPr>
+        <w:pStyle w:val="Normal"/>
+        <w:keepLines/>
+        <w:tabs>
+          <w:tab w:val="clear" w:pos="720"/>
+          <w:tab w:val="right" w:pos="8271" w:leader="dot"/>
+        </w:tabs>
+        <w:spacing w:lineRule="auto" w:line="360" w:before="0" w:after="80"/>
+        <w:ind w:start="0"/>
+        <w:rPr/>
+      </w:pPr>
+      <w:r>
+        <w:rPr>
+          <w:b/>
+          <w:sz w:val="24"/>
+        </w:rPr>
+        <w:t>CAPÍTULO IV: ACTIVIDADES REALIZADAS</w:t>
+        <w:tab/>
+      </w:r>
+      <w:r>
+        <w:rPr/>
+        <w:fldChar w:fldCharType="begin"/>
+      </w:r>
+      <w:r>
+        <w:rPr/>
+        <w:instrText xml:space="preserve"> PAGEREF bm_cap4 \h </w:instrText>
+      </w:r>
+      <w:r>
+        <w:rPr/>
+        <w:fldChar w:fldCharType="separate"/>
+      </w:r>
+      <w:r>
+        <w:rPr/>
+        <w:t>?</w:t>
+      </w:r>
+      <w:r>
+        <w:rPr/>
+        <w:fldChar w:fldCharType="end"/>
+      </w:r>
+    </w:p>
+    <w:p>
+      <w:pPr>
+        <w:pStyle w:val="Normal"/>
+        <w:keepLines/>
+        <w:tabs>
+          <w:tab w:val="clear" w:pos="720"/>
+          <w:tab w:val="right" w:pos="8271" w:leader="dot"/>
+        </w:tabs>
+        <w:spacing w:lineRule="auto" w:line="360" w:before="0" w:after="80"/>
+        <w:ind w:start="283"/>
+        <w:rPr/>
+      </w:pPr>
+      <w:r>
+        <w:rPr>
+          <w:b w:val="false"/>
+          <w:sz w:val="24"/>
+        </w:rPr>
+        <w:t>Descripción de actividades ejecutadas por semana</w:t>
+        <w:tab/>
+      </w:r>
+      <w:r>
+        <w:rPr/>
+        <w:fldChar w:fldCharType="begin"/>
+      </w:r>
+      <w:r>
+        <w:rPr/>
+        <w:instrText xml:space="preserve"> PAGEREF bm_cap4_desc \h </w:instrText>
+      </w:r>
+      <w:r>
+        <w:rPr/>
+        <w:fldChar w:fldCharType="separate"/>
+      </w:r>
+      <w:r>
+        <w:rPr/>
+        <w:t>?</w:t>
+      </w:r>
+      <w:r>
+        <w:rPr/>
+        <w:fldChar w:fldCharType="end"/>
+      </w:r>
+    </w:p>
+    <w:p>
+      <w:pPr>
+        <w:pStyle w:val="Normal"/>
+        <w:keepLines/>
+        <w:tabs>
+          <w:tab w:val="clear" w:pos="720"/>
+          <w:tab w:val="right" w:pos="8271" w:leader="dot"/>
+        </w:tabs>
+        <w:spacing w:lineRule="auto" w:line="360" w:before="0" w:after="80"/>
+        <w:ind w:start="0"/>
+        <w:rPr/>
+      </w:pPr>
+      <w:r>
+        <w:rPr>
+          <w:b/>
+          <w:sz w:val="24"/>
+        </w:rPr>
+        <w:t>CAPÍTULO V: CONCLUSIONES Y RECOMENDACIONES</w:t>
+        <w:tab/>
+      </w:r>
+      <w:r>
+        <w:rPr/>
+        <w:fldChar w:fldCharType="begin"/>
+      </w:r>
+      <w:r>
+        <w:rPr/>
+        <w:instrText xml:space="preserve"> PAGEREF bm_cap5 \h </w:instrText>
+      </w:r>
+      <w:r>
+        <w:rPr/>
+        <w:fldChar w:fldCharType="separate"/>
+      </w:r>
+      <w:r>
+        <w:rPr/>
+        <w:t>?</w:t>
+      </w:r>
+      <w:r>
+        <w:rPr/>
+        <w:fldChar w:fldCharType="end"/>
+      </w:r>
+    </w:p>
+    <w:p>
+      <w:pPr>
+        <w:pStyle w:val="Normal"/>
+        <w:keepLines/>
+        <w:tabs>
+          <w:tab w:val="clear" w:pos="720"/>
+          <w:tab w:val="right" w:pos="8271" w:leader="dot"/>
+        </w:tabs>
+        <w:spacing w:lineRule="auto" w:line="360" w:before="0" w:after="80"/>
+        <w:ind w:start="283"/>
+        <w:rPr/>
+      </w:pPr>
+      <w:r>
+        <w:rPr>
+          <w:b w:val="false"/>
+          <w:sz w:val="24"/>
+        </w:rPr>
+        <w:t>Conclusiones</w:t>
+        <w:tab/>
+      </w:r>
+      <w:r>
+        <w:rPr/>
+        <w:fldChar w:fldCharType="begin"/>
+      </w:r>
+      <w:r>
+        <w:rPr/>
+        <w:instrText xml:space="preserve"> PAGEREF bm_cap5_concl \h </w:instrText>
+      </w:r>
+      <w:r>
+        <w:rPr/>
+        <w:fldChar w:fldCharType="separate"/>
+      </w:r>
+      <w:r>
+        <w:rPr/>
+        <w:t>?</w:t>
+      </w:r>
+      <w:r>
+        <w:rPr/>
+        <w:fldChar w:fldCharType="end"/>
+      </w:r>
+    </w:p>
+    <w:p>
+      <w:pPr>
+        <w:pStyle w:val="Normal"/>
+        <w:keepLines/>
+        <w:tabs>
+          <w:tab w:val="clear" w:pos="720"/>
+          <w:tab w:val="right" w:pos="8271" w:leader="dot"/>
+        </w:tabs>
+        <w:spacing w:lineRule="auto" w:line="360" w:before="0" w:after="80"/>
+        <w:ind w:start="283"/>
+        <w:rPr/>
+      </w:pPr>
+      <w:r>
+        <w:rPr>
+          <w:b w:val="false"/>
+          <w:sz w:val="24"/>
+        </w:rPr>
+        <w:t>Recomendaciones</w:t>
+        <w:tab/>
+      </w:r>
+      <w:r>
+        <w:rPr/>
+        <w:fldChar w:fldCharType="begin"/>
+      </w:r>
+      <w:r>
+        <w:rPr/>
+        <w:instrText xml:space="preserve"> PAGEREF bm_cap5_recom \h </w:instrText>
+      </w:r>
+      <w:r>
+        <w:rPr/>
+        <w:fldChar w:fldCharType="separate"/>
+      </w:r>
+      <w:r>
+        <w:rPr/>
+        <w:t>?</w:t>
+      </w:r>
+      <w:r>
+        <w:rPr/>
+        <w:fldChar w:fldCharType="end"/>
+      </w:r>
+    </w:p>
+    <w:p>
+      <w:pPr>
+        <w:pStyle w:val="Normal"/>
+        <w:keepLines/>
+        <w:tabs>
+          <w:tab w:val="clear" w:pos="720"/>
+          <w:tab w:val="right" w:pos="8271" w:leader="dot"/>
+        </w:tabs>
+        <w:spacing w:lineRule="auto" w:line="360" w:before="0" w:after="80"/>
+        <w:ind w:start="0"/>
+        <w:rPr/>
+      </w:pPr>
+      <w:r>
+        <w:rPr>
+          <w:b/>
+          <w:sz w:val="24"/>
+        </w:rPr>
+        <w:t>REFERENCIAS</w:t>
+        <w:tab/>
+      </w:r>
+      <w:r>
+        <w:rPr/>
+        <w:fldChar w:fldCharType="begin"/>
+      </w:r>
+      <w:r>
+        <w:rPr/>
+        <w:instrText xml:space="preserve"> PAGEREF bm_referencias \h </w:instrText>
+      </w:r>
+      <w:r>
+        <w:rPr/>
+        <w:fldChar w:fldCharType="separate"/>
+      </w:r>
+      <w:r>
+        <w:rPr/>
+        <w:t>?</w:t>
+      </w:r>
+      <w:r>
+        <w:rPr/>
+        <w:fldChar w:fldCharType="end"/>
+      </w:r>
+    </w:p>
+    <w:p>
+      <w:pPr>
+        <w:pStyle w:val="Normal"/>
+        <w:keepLines/>
+        <w:tabs>
+          <w:tab w:val="clear" w:pos="720"/>
+          <w:tab w:val="right" w:pos="8271" w:leader="dot"/>
+        </w:tabs>
+        <w:spacing w:lineRule="auto" w:line="360" w:before="0" w:after="0"/>
+        <w:ind w:start="0"/>
+        <w:rPr/>
         <w:sectPr>
           <w:footerReference w:type="even" r:id="rId23"/>
           <w:footerReference w:type="default" r:id="rId24"/>
@@ -968,1335 +2245,183 @@
           <w:docGrid w:type="default" w:linePitch="360" w:charSpace="0"/>
         </w:sectPr>
       </w:pPr>
-    </w:p>
-    <w:p>
-      <w:pPr>
-        <w:pStyle w:val="Normal"/>
-        <w:spacing w:before="0" w:after="240"/>
-        <w:jc w:val="end"/>
-        <w:rPr/>
-      </w:pPr>
       <w:r>
         <w:rPr>
           <w:b/>
           <w:sz w:val="24"/>
         </w:rPr>
-        <w:t>pp.</w:t>
-      </w:r>
-    </w:p>
-    <w:p>
-      <w:pPr>
-        <w:pStyle w:val="Normal"/>
+        <w:t>ANEXOS</w:t>
+        <w:tab/>
+      </w:r>
+      <w:r>
+        <w:rPr/>
+        <w:fldChar w:fldCharType="begin"/>
+      </w:r>
+      <w:r>
+        <w:rPr/>
+        <w:instrText xml:space="preserve"> PAGEREF bm_anexos \h </w:instrText>
+      </w:r>
+      <w:r>
+        <w:rPr/>
+        <w:fldChar w:fldCharType="separate"/>
+      </w:r>
+      <w:r>
+        <w:rPr/>
+        <w:t>?</w:t>
+      </w:r>
+      <w:r>
+        <w:rPr/>
+        <w:fldChar w:fldCharType="end"/>
+      </w:r>
+    </w:p>
+    <w:p>
+      <w:pPr>
+        <w:pStyle w:val="IUTECPPreliminar"/>
+        <w:keepNext w:val="true"/>
+        <w:keepLines/>
+        <w:spacing w:before="1140" w:after="480"/>
+        <w:jc w:val="center"/>
+        <w:rPr/>
+      </w:pPr>
+      <w:bookmarkStart w:id="6" w:name="bm_lista_cuadros"/>
+      <w:r>
+        <w:rPr>
+          <w:b/>
+          <w:sz w:val="24"/>
+        </w:rPr>
+        <w:t>LISTA DE CUADROS</w:t>
+      </w:r>
+      <w:bookmarkEnd w:id="6"/>
+    </w:p>
+    <w:p>
+      <w:pPr>
+        <w:pStyle w:val="Normal"/>
+        <w:keepNext w:val="true"/>
+        <w:keepLines/>
         <w:tabs>
           <w:tab w:val="clear" w:pos="720"/>
+          <w:tab w:val="right" w:pos="8271" w:leader="none"/>
+        </w:tabs>
+        <w:spacing w:before="240" w:after="240"/>
+        <w:rPr/>
+      </w:pPr>
+      <w:r>
+        <w:rPr>
+          <w:b/>
+          <w:sz w:val="24"/>
+        </w:rPr>
+        <w:t>CUADRO</w:t>
+      </w:r>
+      <w:r>
+        <w:rPr/>
+        <w:tab/>
+      </w:r>
+      <w:r>
+        <w:rPr>
+          <w:b/>
+          <w:sz w:val="24"/>
+        </w:rPr>
+        <w:t>pp.</w:t>
+      </w:r>
+    </w:p>
+    <w:p>
+      <w:pPr>
+        <w:pStyle w:val="Normal"/>
+        <w:keepLines/>
+        <w:tabs>
+          <w:tab w:val="clear" w:pos="720"/>
+          <w:tab w:val="left" w:pos="1020" w:leader="none"/>
           <w:tab w:val="right" w:pos="8271" w:leader="dot"/>
         </w:tabs>
         <w:spacing w:lineRule="auto" w:line="360" w:before="0" w:after="80"/>
-        <w:ind w:start="0"/>
-        <w:rPr/>
-      </w:pPr>
-      <w:r>
-        <w:rPr>
-          <w:b w:val="false"/>
-          <w:sz w:val="24"/>
-        </w:rPr>
-        <w:t>CONTRAPORTADA</w:t>
+        <w:ind w:hanging="1020" w:start="1020"/>
+        <w:rPr/>
+      </w:pPr>
+      <w:r>
+        <w:rPr>
+          <w:sz w:val="24"/>
+        </w:rPr>
+        <w:t>1</w:t>
         <w:tab/>
-        <w:t>ii</w:t>
-      </w:r>
-    </w:p>
-    <w:p>
-      <w:pPr>
-        <w:pStyle w:val="Normal"/>
+        <w:t>Población de los trabajadores de la empresa</w:t>
+        <w:tab/>
+      </w:r>
+      <w:r>
+        <w:rPr/>
+        <w:fldChar w:fldCharType="begin"/>
+      </w:r>
+      <w:r>
+        <w:rPr/>
+        <w:instrText xml:space="preserve"> PAGEREF bm_cuadro1 \h </w:instrText>
+      </w:r>
+      <w:r>
+        <w:rPr/>
+        <w:fldChar w:fldCharType="separate"/>
+      </w:r>
+      <w:r>
+        <w:rPr/>
+        <w:t>?</w:t>
+      </w:r>
+      <w:r>
+        <w:rPr/>
+        <w:fldChar w:fldCharType="end"/>
+      </w:r>
+    </w:p>
+    <w:p>
+      <w:pPr>
+        <w:pStyle w:val="Normal"/>
+        <w:keepLines/>
         <w:tabs>
           <w:tab w:val="clear" w:pos="720"/>
+          <w:tab w:val="left" w:pos="1020" w:leader="none"/>
           <w:tab w:val="right" w:pos="8271" w:leader="dot"/>
         </w:tabs>
         <w:spacing w:lineRule="auto" w:line="360" w:before="0" w:after="80"/>
-        <w:ind w:start="0"/>
-        <w:rPr/>
-      </w:pPr>
-      <w:r>
-        <w:rPr>
-          <w:b w:val="false"/>
-          <w:sz w:val="24"/>
-        </w:rPr>
-        <w:t>APROBACIÓN DEL TUTOR INDUSTRIAL</w:t>
+        <w:ind w:hanging="1020" w:start="1020"/>
+        <w:rPr/>
+      </w:pPr>
+      <w:r>
+        <w:rPr>
+          <w:sz w:val="24"/>
+        </w:rPr>
+        <w:t>2</w:t>
         <w:tab/>
-        <w:t>iii</w:t>
-      </w:r>
-    </w:p>
-    <w:p>
-      <w:pPr>
-        <w:pStyle w:val="Normal"/>
+        <w:t>Planificación integral de objetivos específicos</w:t>
+        <w:tab/>
+      </w:r>
+      <w:r>
+        <w:rPr/>
+        <w:fldChar w:fldCharType="begin"/>
+      </w:r>
+      <w:r>
+        <w:rPr/>
+        <w:instrText xml:space="preserve"> PAGEREF bm_cuadro2 \h </w:instrText>
+      </w:r>
+      <w:r>
+        <w:rPr/>
+        <w:fldChar w:fldCharType="separate"/>
+      </w:r>
+      <w:r>
+        <w:rPr/>
+        <w:t>?</w:t>
+      </w:r>
+      <w:r>
+        <w:rPr/>
+        <w:fldChar w:fldCharType="end"/>
+      </w:r>
+    </w:p>
+    <w:p>
+      <w:pPr>
+        <w:pStyle w:val="Normal"/>
+        <w:keepLines/>
         <w:tabs>
           <w:tab w:val="clear" w:pos="720"/>
-          <w:tab w:val="right" w:pos="8271" w:leader="dot"/>
-        </w:tabs>
-        <w:spacing w:lineRule="auto" w:line="360" w:before="0" w:after="80"/>
-        <w:ind w:start="0"/>
-        <w:rPr/>
-      </w:pPr>
-      <w:r>
-        <w:rPr>
-          <w:b w:val="false"/>
-          <w:sz w:val="24"/>
-        </w:rPr>
-        <w:t>APROBACIÓN DEL TUTOR ACADÉMICO</w:t>
-        <w:tab/>
-        <w:t>iv</w:t>
-      </w:r>
-    </w:p>
-    <w:p>
-      <w:pPr>
-        <w:pStyle w:val="Normal"/>
-        <w:tabs>
-          <w:tab w:val="clear" w:pos="720"/>
-          <w:tab w:val="right" w:pos="8271" w:leader="dot"/>
-        </w:tabs>
-        <w:spacing w:lineRule="auto" w:line="360" w:before="0" w:after="80"/>
-        <w:ind w:start="0"/>
-        <w:rPr/>
-      </w:pPr>
-      <w:r>
-        <w:rPr>
-          <w:b w:val="false"/>
-          <w:sz w:val="24"/>
-        </w:rPr>
-        <w:t>AGRADECIMIENTOS</w:t>
-        <w:tab/>
-        <w:t>v</w:t>
-      </w:r>
-    </w:p>
-    <w:p>
-      <w:pPr>
-        <w:pStyle w:val="Normal"/>
-        <w:tabs>
-          <w:tab w:val="clear" w:pos="720"/>
-          <w:tab w:val="right" w:pos="8271" w:leader="dot"/>
-        </w:tabs>
-        <w:spacing w:lineRule="auto" w:line="360" w:before="0" w:after="80"/>
-        <w:ind w:start="0"/>
-        <w:rPr/>
-      </w:pPr>
-      <w:r>
-        <w:rPr>
-          <w:b w:val="false"/>
-          <w:sz w:val="24"/>
-        </w:rPr>
-        <w:t>DEDICATORIA</w:t>
-        <w:tab/>
-        <w:t>vi</w:t>
-      </w:r>
-    </w:p>
-    <w:p>
-      <w:pPr>
-        <w:pStyle w:val="Normal"/>
-        <w:tabs>
-          <w:tab w:val="clear" w:pos="720"/>
-          <w:tab w:val="right" w:pos="8271" w:leader="dot"/>
-        </w:tabs>
-        <w:spacing w:lineRule="auto" w:line="360" w:before="0" w:after="80"/>
-        <w:ind w:start="0"/>
-        <w:rPr/>
-      </w:pPr>
-      <w:r>
-        <w:rPr>
-          <w:b w:val="false"/>
-          <w:sz w:val="24"/>
-        </w:rPr>
-        <w:t>LISTA DE CUADROS</w:t>
-        <w:tab/>
-        <w:t>ix</w:t>
-      </w:r>
-    </w:p>
-    <w:p>
-      <w:pPr>
-        <w:pStyle w:val="Normal"/>
-        <w:tabs>
-          <w:tab w:val="clear" w:pos="720"/>
-          <w:tab w:val="right" w:pos="8271" w:leader="dot"/>
-        </w:tabs>
-        <w:spacing w:lineRule="auto" w:line="360" w:before="0" w:after="80"/>
-        <w:ind w:start="0"/>
-        <w:rPr/>
-      </w:pPr>
-      <w:r>
-        <w:rPr>
-          <w:b w:val="false"/>
-          <w:sz w:val="24"/>
-        </w:rPr>
-        <w:t>LISTA DE GRÁFICOS</w:t>
-        <w:tab/>
-        <w:t>x</w:t>
-      </w:r>
-    </w:p>
-    <w:p>
-      <w:pPr>
-        <w:pStyle w:val="Normal"/>
-        <w:tabs>
-          <w:tab w:val="clear" w:pos="720"/>
-          <w:tab w:val="right" w:pos="8271" w:leader="dot"/>
-        </w:tabs>
-        <w:spacing w:lineRule="auto" w:line="360" w:before="0" w:after="80"/>
-        <w:ind w:start="0"/>
-        <w:rPr/>
-      </w:pPr>
-      <w:r>
-        <w:rPr>
-          <w:b w:val="false"/>
-          <w:sz w:val="24"/>
-        </w:rPr>
-        <w:t>LISTA DE ANEXOS</w:t>
-        <w:tab/>
-        <w:t>xi</w:t>
-      </w:r>
-    </w:p>
-    <w:p>
-      <w:pPr>
-        <w:pStyle w:val="Normal"/>
-        <w:tabs>
-          <w:tab w:val="clear" w:pos="720"/>
-          <w:tab w:val="right" w:pos="8271" w:leader="dot"/>
-        </w:tabs>
-        <w:spacing w:lineRule="auto" w:line="360" w:before="0" w:after="80"/>
-        <w:ind w:start="0"/>
-        <w:rPr/>
-      </w:pPr>
-      <w:r>
-        <w:rPr>
-          <w:b w:val="false"/>
-          <w:sz w:val="24"/>
-        </w:rPr>
-        <w:t>RESUMEN</w:t>
-        <w:tab/>
-        <w:t>xii</w:t>
-      </w:r>
-    </w:p>
-    <w:p>
-      <w:pPr>
-        <w:pStyle w:val="Normal"/>
-        <w:tabs>
-          <w:tab w:val="clear" w:pos="720"/>
-          <w:tab w:val="right" w:pos="8271" w:leader="dot"/>
-        </w:tabs>
-        <w:spacing w:lineRule="auto" w:line="360" w:before="0" w:after="80"/>
-        <w:ind w:start="0"/>
-        <w:rPr/>
-      </w:pPr>
-      <w:r>
-        <w:rPr>
-          <w:b w:val="false"/>
-          <w:sz w:val="24"/>
-        </w:rPr>
-        <w:t>INTRODUCCIÓN</w:t>
-        <w:tab/>
-      </w:r>
-      <w:r>
-        <w:rPr/>
-        <w:fldChar w:fldCharType="begin"/>
-      </w:r>
-      <w:r>
-        <w:rPr/>
-        <w:instrText xml:space="preserve"> PAGEREF bm_introduccion \h </w:instrText>
-      </w:r>
-      <w:r>
-        <w:rPr/>
-        <w:fldChar w:fldCharType="separate"/>
-      </w:r>
-      <w:r>
-        <w:rPr/>
-        <w:t>?</w:t>
-      </w:r>
-      <w:r>
-        <w:rPr/>
-        <w:fldChar w:fldCharType="end"/>
-      </w:r>
-    </w:p>
-    <w:p>
-      <w:pPr>
-        <w:pStyle w:val="Normal"/>
-        <w:spacing w:before="240" w:after="120"/>
-        <w:rPr/>
-      </w:pPr>
-      <w:r>
-        <w:rPr>
-          <w:b/>
-        </w:rPr>
-        <w:t>CAPÍTULOS</w:t>
-      </w:r>
-    </w:p>
-    <w:p>
-      <w:pPr>
-        <w:pStyle w:val="Normal"/>
-        <w:tabs>
-          <w:tab w:val="clear" w:pos="720"/>
-          <w:tab w:val="right" w:pos="8271" w:leader="dot"/>
-        </w:tabs>
-        <w:spacing w:lineRule="auto" w:line="360" w:before="0" w:after="80"/>
-        <w:ind w:start="0"/>
-        <w:rPr/>
-      </w:pPr>
-      <w:r>
-        <w:rPr>
-          <w:b/>
-          <w:sz w:val="24"/>
-        </w:rPr>
-        <w:t>CAPÍTULO I: REALIDAD ORGANIZACIONAL</w:t>
-        <w:tab/>
-      </w:r>
-      <w:r>
-        <w:rPr/>
-        <w:fldChar w:fldCharType="begin"/>
-      </w:r>
-      <w:r>
-        <w:rPr/>
-        <w:instrText xml:space="preserve"> PAGEREF bm_cap1 \h </w:instrText>
-      </w:r>
-      <w:r>
-        <w:rPr/>
-        <w:fldChar w:fldCharType="separate"/>
-      </w:r>
-      <w:r>
-        <w:rPr/>
-        <w:t>?</w:t>
-      </w:r>
-      <w:r>
-        <w:rPr/>
-        <w:fldChar w:fldCharType="end"/>
-      </w:r>
-    </w:p>
-    <w:p>
-      <w:pPr>
-        <w:pStyle w:val="Normal"/>
-        <w:tabs>
-          <w:tab w:val="clear" w:pos="720"/>
-          <w:tab w:val="right" w:pos="8271" w:leader="dot"/>
-        </w:tabs>
-        <w:spacing w:lineRule="auto" w:line="360" w:before="0" w:after="80"/>
-        <w:ind w:start="283"/>
-        <w:rPr/>
-      </w:pPr>
-      <w:r>
-        <w:rPr>
-          <w:b w:val="false"/>
-          <w:sz w:val="24"/>
-        </w:rPr>
-        <w:t>Identificación de la empresa</w:t>
-        <w:tab/>
-      </w:r>
-      <w:r>
-        <w:rPr/>
-        <w:fldChar w:fldCharType="begin"/>
-      </w:r>
-      <w:r>
-        <w:rPr/>
-        <w:instrText xml:space="preserve"> PAGEREF bm_cap1_ident \h </w:instrText>
-      </w:r>
-      <w:r>
-        <w:rPr/>
-        <w:fldChar w:fldCharType="separate"/>
-      </w:r>
-      <w:r>
-        <w:rPr/>
-        <w:t>?</w:t>
-      </w:r>
-      <w:r>
-        <w:rPr/>
-        <w:fldChar w:fldCharType="end"/>
-      </w:r>
-    </w:p>
-    <w:p>
-      <w:pPr>
-        <w:pStyle w:val="Normal"/>
-        <w:tabs>
-          <w:tab w:val="clear" w:pos="720"/>
-          <w:tab w:val="right" w:pos="8271" w:leader="dot"/>
-        </w:tabs>
-        <w:spacing w:lineRule="auto" w:line="360" w:before="0" w:after="80"/>
-        <w:ind w:start="283"/>
-        <w:rPr/>
-      </w:pPr>
-      <w:r>
-        <w:rPr>
-          <w:b w:val="false"/>
-          <w:sz w:val="24"/>
-        </w:rPr>
-        <w:t>Reseña histórica</w:t>
-        <w:tab/>
-      </w:r>
-      <w:r>
-        <w:rPr/>
-        <w:fldChar w:fldCharType="begin"/>
-      </w:r>
-      <w:r>
-        <w:rPr/>
-        <w:instrText xml:space="preserve"> PAGEREF bm_cap1_resena \h </w:instrText>
-      </w:r>
-      <w:r>
-        <w:rPr/>
-        <w:fldChar w:fldCharType="separate"/>
-      </w:r>
-      <w:r>
-        <w:rPr/>
-        <w:t>?</w:t>
-      </w:r>
-      <w:r>
-        <w:rPr/>
-        <w:fldChar w:fldCharType="end"/>
-      </w:r>
-    </w:p>
-    <w:p>
-      <w:pPr>
-        <w:pStyle w:val="Normal"/>
-        <w:tabs>
-          <w:tab w:val="clear" w:pos="720"/>
-          <w:tab w:val="right" w:pos="8271" w:leader="dot"/>
-        </w:tabs>
-        <w:spacing w:lineRule="auto" w:line="360" w:before="0" w:after="80"/>
-        <w:ind w:start="283"/>
-        <w:rPr/>
-      </w:pPr>
-      <w:r>
-        <w:rPr>
-          <w:b w:val="false"/>
-          <w:sz w:val="24"/>
-        </w:rPr>
-        <w:t>Misión</w:t>
-        <w:tab/>
-      </w:r>
-      <w:r>
-        <w:rPr/>
-        <w:fldChar w:fldCharType="begin"/>
-      </w:r>
-      <w:r>
-        <w:rPr/>
-        <w:instrText xml:space="preserve"> PAGEREF bm_cap1_mision \h </w:instrText>
-      </w:r>
-      <w:r>
-        <w:rPr/>
-        <w:fldChar w:fldCharType="separate"/>
-      </w:r>
-      <w:r>
-        <w:rPr/>
-        <w:t>?</w:t>
-      </w:r>
-      <w:r>
-        <w:rPr/>
-        <w:fldChar w:fldCharType="end"/>
-      </w:r>
-    </w:p>
-    <w:p>
-      <w:pPr>
-        <w:pStyle w:val="Normal"/>
-        <w:tabs>
-          <w:tab w:val="clear" w:pos="720"/>
-          <w:tab w:val="right" w:pos="8271" w:leader="dot"/>
-        </w:tabs>
-        <w:spacing w:lineRule="auto" w:line="360" w:before="0" w:after="80"/>
-        <w:ind w:start="283"/>
-        <w:rPr/>
-      </w:pPr>
-      <w:r>
-        <w:rPr>
-          <w:b w:val="false"/>
-          <w:sz w:val="24"/>
-        </w:rPr>
-        <w:t>Visión</w:t>
-        <w:tab/>
-      </w:r>
-      <w:r>
-        <w:rPr/>
-        <w:fldChar w:fldCharType="begin"/>
-      </w:r>
-      <w:r>
-        <w:rPr/>
-        <w:instrText xml:space="preserve"> PAGEREF bm_cap1_vision \h </w:instrText>
-      </w:r>
-      <w:r>
-        <w:rPr/>
-        <w:fldChar w:fldCharType="separate"/>
-      </w:r>
-      <w:r>
-        <w:rPr/>
-        <w:t>?</w:t>
-      </w:r>
-      <w:r>
-        <w:rPr/>
-        <w:fldChar w:fldCharType="end"/>
-      </w:r>
-    </w:p>
-    <w:p>
-      <w:pPr>
-        <w:pStyle w:val="Normal"/>
-        <w:tabs>
-          <w:tab w:val="clear" w:pos="720"/>
-          <w:tab w:val="right" w:pos="8271" w:leader="dot"/>
-        </w:tabs>
-        <w:spacing w:lineRule="auto" w:line="360" w:before="0" w:after="80"/>
-        <w:ind w:start="283"/>
-        <w:rPr/>
-      </w:pPr>
-      <w:r>
-        <w:rPr>
-          <w:b w:val="false"/>
-          <w:sz w:val="24"/>
-        </w:rPr>
-        <w:t>Valores</w:t>
-        <w:tab/>
-      </w:r>
-      <w:r>
-        <w:rPr/>
-        <w:fldChar w:fldCharType="begin"/>
-      </w:r>
-      <w:r>
-        <w:rPr/>
-        <w:instrText xml:space="preserve"> PAGEREF bm_cap1_valores \h </w:instrText>
-      </w:r>
-      <w:r>
-        <w:rPr/>
-        <w:fldChar w:fldCharType="separate"/>
-      </w:r>
-      <w:r>
-        <w:rPr/>
-        <w:t>?</w:t>
-      </w:r>
-      <w:r>
-        <w:rPr/>
-        <w:fldChar w:fldCharType="end"/>
-      </w:r>
-    </w:p>
-    <w:p>
-      <w:pPr>
-        <w:pStyle w:val="Normal"/>
-        <w:tabs>
-          <w:tab w:val="clear" w:pos="720"/>
-          <w:tab w:val="right" w:pos="8271" w:leader="dot"/>
-        </w:tabs>
-        <w:spacing w:lineRule="auto" w:line="360" w:before="0" w:after="80"/>
-        <w:ind w:start="283"/>
-        <w:rPr/>
-      </w:pPr>
-      <w:r>
-        <w:rPr>
-          <w:b w:val="false"/>
-          <w:sz w:val="24"/>
-        </w:rPr>
-        <w:t>Objetivos Organizacionales</w:t>
-        <w:tab/>
-      </w:r>
-      <w:r>
-        <w:rPr/>
-        <w:fldChar w:fldCharType="begin"/>
-      </w:r>
-      <w:r>
-        <w:rPr/>
-        <w:instrText xml:space="preserve"> PAGEREF bm_cap1_obj \h </w:instrText>
-      </w:r>
-      <w:r>
-        <w:rPr/>
-        <w:fldChar w:fldCharType="separate"/>
-      </w:r>
-      <w:r>
-        <w:rPr/>
-        <w:t>?</w:t>
-      </w:r>
-      <w:r>
-        <w:rPr/>
-        <w:fldChar w:fldCharType="end"/>
-      </w:r>
-    </w:p>
-    <w:p>
-      <w:pPr>
-        <w:pStyle w:val="Normal"/>
-        <w:tabs>
-          <w:tab w:val="clear" w:pos="720"/>
-          <w:tab w:val="right" w:pos="8271" w:leader="dot"/>
-        </w:tabs>
-        <w:spacing w:lineRule="auto" w:line="360" w:before="0" w:after="80"/>
-        <w:ind w:start="283"/>
-        <w:rPr/>
-      </w:pPr>
-      <w:r>
-        <w:rPr>
-          <w:b w:val="false"/>
-          <w:sz w:val="24"/>
-        </w:rPr>
-        <w:t>Ubicación geográfica</w:t>
-        <w:tab/>
-      </w:r>
-      <w:r>
-        <w:rPr/>
-        <w:fldChar w:fldCharType="begin"/>
-      </w:r>
-      <w:r>
-        <w:rPr/>
-        <w:instrText xml:space="preserve"> PAGEREF bm_cap1_ubic \h </w:instrText>
-      </w:r>
-      <w:r>
-        <w:rPr/>
-        <w:fldChar w:fldCharType="separate"/>
-      </w:r>
-      <w:r>
-        <w:rPr/>
-        <w:t>?</w:t>
-      </w:r>
-      <w:r>
-        <w:rPr/>
-        <w:fldChar w:fldCharType="end"/>
-      </w:r>
-    </w:p>
-    <w:p>
-      <w:pPr>
-        <w:pStyle w:val="Normal"/>
-        <w:tabs>
-          <w:tab w:val="clear" w:pos="720"/>
-          <w:tab w:val="right" w:pos="8271" w:leader="dot"/>
-        </w:tabs>
-        <w:spacing w:lineRule="auto" w:line="360" w:before="0" w:after="80"/>
-        <w:ind w:start="283"/>
-        <w:rPr/>
-      </w:pPr>
-      <w:r>
-        <w:rPr>
-          <w:b w:val="false"/>
-          <w:sz w:val="24"/>
-        </w:rPr>
-        <w:t>Población de los trabajadores de la empresa</w:t>
-        <w:tab/>
-      </w:r>
-      <w:r>
-        <w:rPr/>
-        <w:fldChar w:fldCharType="begin"/>
-      </w:r>
-      <w:r>
-        <w:rPr/>
-        <w:instrText xml:space="preserve"> PAGEREF bm_cap1_pobla \h </w:instrText>
-      </w:r>
-      <w:r>
-        <w:rPr/>
-        <w:fldChar w:fldCharType="separate"/>
-      </w:r>
-      <w:r>
-        <w:rPr/>
-        <w:t>?</w:t>
-      </w:r>
-      <w:r>
-        <w:rPr/>
-        <w:fldChar w:fldCharType="end"/>
-      </w:r>
-    </w:p>
-    <w:p>
-      <w:pPr>
-        <w:pStyle w:val="Normal"/>
-        <w:tabs>
-          <w:tab w:val="clear" w:pos="720"/>
-          <w:tab w:val="right" w:pos="8271" w:leader="dot"/>
-        </w:tabs>
-        <w:spacing w:lineRule="auto" w:line="360" w:before="0" w:after="80"/>
-        <w:ind w:start="283"/>
-        <w:rPr/>
-      </w:pPr>
-      <w:r>
-        <w:rPr>
-          <w:b w:val="false"/>
-          <w:sz w:val="24"/>
-        </w:rPr>
-        <w:t>Estructura organizacional de la empresa (organigrama)</w:t>
-        <w:tab/>
-      </w:r>
-      <w:r>
-        <w:rPr/>
-        <w:fldChar w:fldCharType="begin"/>
-      </w:r>
-      <w:r>
-        <w:rPr/>
-        <w:instrText xml:space="preserve"> PAGEREF bm_cap1_estruct \h </w:instrText>
-      </w:r>
-      <w:r>
-        <w:rPr/>
-        <w:fldChar w:fldCharType="separate"/>
-      </w:r>
-      <w:r>
-        <w:rPr/>
-        <w:t>?</w:t>
-      </w:r>
-      <w:r>
-        <w:rPr/>
-        <w:fldChar w:fldCharType="end"/>
-      </w:r>
-    </w:p>
-    <w:p>
-      <w:pPr>
-        <w:pStyle w:val="Normal"/>
-        <w:tabs>
-          <w:tab w:val="clear" w:pos="720"/>
-          <w:tab w:val="right" w:pos="8271" w:leader="dot"/>
-        </w:tabs>
-        <w:spacing w:lineRule="auto" w:line="360" w:before="0" w:after="80"/>
-        <w:ind w:start="283"/>
-        <w:rPr/>
-      </w:pPr>
-      <w:r>
-        <w:rPr>
-          <w:b w:val="false"/>
-          <w:sz w:val="24"/>
-        </w:rPr>
-        <w:t>Descripción del departamento donde realizó la pasantía</w:t>
-        <w:tab/>
-      </w:r>
-      <w:r>
-        <w:rPr/>
-        <w:fldChar w:fldCharType="begin"/>
-      </w:r>
-      <w:r>
-        <w:rPr/>
-        <w:instrText xml:space="preserve"> PAGEREF bm_cap1_departamento \h </w:instrText>
-      </w:r>
-      <w:r>
-        <w:rPr/>
-        <w:fldChar w:fldCharType="separate"/>
-      </w:r>
-      <w:r>
-        <w:rPr/>
-        <w:t>?</w:t>
-      </w:r>
-      <w:r>
-        <w:rPr/>
-        <w:fldChar w:fldCharType="end"/>
-      </w:r>
-    </w:p>
-    <w:p>
-      <w:pPr>
-        <w:pStyle w:val="Normal"/>
-        <w:tabs>
-          <w:tab w:val="clear" w:pos="720"/>
-          <w:tab w:val="right" w:pos="8271" w:leader="dot"/>
-        </w:tabs>
-        <w:spacing w:lineRule="auto" w:line="360" w:before="0" w:after="80"/>
-        <w:ind w:start="0"/>
-        <w:rPr/>
-      </w:pPr>
-      <w:r>
-        <w:rPr>
-          <w:b/>
-          <w:sz w:val="24"/>
-        </w:rPr>
-        <w:t>CAPÍTULO II: DIAGNÓSTICO SITUACIONAL</w:t>
-        <w:tab/>
-      </w:r>
-      <w:r>
-        <w:rPr/>
-        <w:fldChar w:fldCharType="begin"/>
-      </w:r>
-      <w:r>
-        <w:rPr/>
-        <w:instrText xml:space="preserve"> PAGEREF bm_cap2 \h </w:instrText>
-      </w:r>
-      <w:r>
-        <w:rPr/>
-        <w:fldChar w:fldCharType="separate"/>
-      </w:r>
-      <w:r>
-        <w:rPr/>
-        <w:t>?</w:t>
-      </w:r>
-      <w:r>
-        <w:rPr/>
-        <w:fldChar w:fldCharType="end"/>
-      </w:r>
-    </w:p>
-    <w:p>
-      <w:pPr>
-        <w:pStyle w:val="Normal"/>
-        <w:tabs>
-          <w:tab w:val="clear" w:pos="720"/>
-          <w:tab w:val="right" w:pos="8271" w:leader="dot"/>
-        </w:tabs>
-        <w:spacing w:lineRule="auto" w:line="360" w:before="0" w:after="80"/>
-        <w:ind w:start="283"/>
-        <w:rPr/>
-      </w:pPr>
-      <w:r>
-        <w:rPr>
-          <w:b w:val="false"/>
-          <w:sz w:val="24"/>
-        </w:rPr>
-        <w:t>Identificación de la situación problemática</w:t>
-        <w:tab/>
-      </w:r>
-      <w:r>
-        <w:rPr/>
-        <w:fldChar w:fldCharType="begin"/>
-      </w:r>
-      <w:r>
-        <w:rPr/>
-        <w:instrText xml:space="preserve"> PAGEREF bm_cap2_sit \h </w:instrText>
-      </w:r>
-      <w:r>
-        <w:rPr/>
-        <w:fldChar w:fldCharType="separate"/>
-      </w:r>
-      <w:r>
-        <w:rPr/>
-        <w:t>?</w:t>
-      </w:r>
-      <w:r>
-        <w:rPr/>
-        <w:fldChar w:fldCharType="end"/>
-      </w:r>
-    </w:p>
-    <w:p>
-      <w:pPr>
-        <w:pStyle w:val="Normal"/>
-        <w:tabs>
-          <w:tab w:val="clear" w:pos="720"/>
-          <w:tab w:val="right" w:pos="8271" w:leader="dot"/>
-        </w:tabs>
-        <w:spacing w:lineRule="auto" w:line="360" w:before="0" w:after="80"/>
-        <w:ind w:start="283"/>
-        <w:rPr/>
-      </w:pPr>
-      <w:r>
-        <w:rPr>
-          <w:b w:val="false"/>
-          <w:sz w:val="24"/>
-        </w:rPr>
-        <w:t>Objetivo General</w:t>
-        <w:tab/>
-      </w:r>
-      <w:r>
-        <w:rPr/>
-        <w:fldChar w:fldCharType="begin"/>
-      </w:r>
-      <w:r>
-        <w:rPr/>
-        <w:instrText xml:space="preserve"> PAGEREF bm_cap2_objg \h </w:instrText>
-      </w:r>
-      <w:r>
-        <w:rPr/>
-        <w:fldChar w:fldCharType="separate"/>
-      </w:r>
-      <w:r>
-        <w:rPr/>
-        <w:t>?</w:t>
-      </w:r>
-      <w:r>
-        <w:rPr/>
-        <w:fldChar w:fldCharType="end"/>
-      </w:r>
-    </w:p>
-    <w:p>
-      <w:pPr>
-        <w:pStyle w:val="Normal"/>
-        <w:tabs>
-          <w:tab w:val="clear" w:pos="720"/>
-          <w:tab w:val="right" w:pos="8271" w:leader="dot"/>
-        </w:tabs>
-        <w:spacing w:lineRule="auto" w:line="360" w:before="0" w:after="80"/>
-        <w:ind w:start="283"/>
-        <w:rPr/>
-      </w:pPr>
-      <w:r>
-        <w:rPr>
-          <w:b w:val="false"/>
-          <w:sz w:val="24"/>
-        </w:rPr>
-        <w:t>Objetivos Específicos</w:t>
-        <w:tab/>
-      </w:r>
-      <w:r>
-        <w:rPr/>
-        <w:fldChar w:fldCharType="begin"/>
-      </w:r>
-      <w:r>
-        <w:rPr/>
-        <w:instrText xml:space="preserve"> PAGEREF bm_cap2_obje \h </w:instrText>
-      </w:r>
-      <w:r>
-        <w:rPr/>
-        <w:fldChar w:fldCharType="separate"/>
-      </w:r>
-      <w:r>
-        <w:rPr/>
-        <w:t>?</w:t>
-      </w:r>
-      <w:r>
-        <w:rPr/>
-        <w:fldChar w:fldCharType="end"/>
-      </w:r>
-    </w:p>
-    <w:p>
-      <w:pPr>
-        <w:pStyle w:val="Normal"/>
-        <w:tabs>
-          <w:tab w:val="clear" w:pos="720"/>
-          <w:tab w:val="right" w:pos="8271" w:leader="dot"/>
-        </w:tabs>
-        <w:spacing w:lineRule="auto" w:line="360" w:before="0" w:after="80"/>
-        <w:ind w:start="283"/>
-        <w:rPr/>
-      </w:pPr>
-      <w:r>
-        <w:rPr>
-          <w:b w:val="false"/>
-          <w:sz w:val="24"/>
-        </w:rPr>
-        <w:t>Planificación integral de objetivos</w:t>
-        <w:tab/>
-      </w:r>
-      <w:r>
-        <w:rPr/>
-        <w:fldChar w:fldCharType="begin"/>
-      </w:r>
-      <w:r>
-        <w:rPr/>
-        <w:instrText xml:space="preserve"> PAGEREF bm_cap2_planif \h </w:instrText>
-      </w:r>
-      <w:r>
-        <w:rPr/>
-        <w:fldChar w:fldCharType="separate"/>
-      </w:r>
-      <w:r>
-        <w:rPr/>
-        <w:t>?</w:t>
-      </w:r>
-      <w:r>
-        <w:rPr/>
-        <w:fldChar w:fldCharType="end"/>
-      </w:r>
-    </w:p>
-    <w:p>
-      <w:pPr>
-        <w:pStyle w:val="Normal"/>
-        <w:tabs>
-          <w:tab w:val="clear" w:pos="720"/>
-          <w:tab w:val="right" w:pos="8271" w:leader="dot"/>
-        </w:tabs>
-        <w:spacing w:lineRule="auto" w:line="360" w:before="0" w:after="80"/>
-        <w:ind w:start="283"/>
-        <w:rPr/>
-      </w:pPr>
-      <w:r>
-        <w:rPr>
-          <w:b w:val="false"/>
-          <w:sz w:val="24"/>
-        </w:rPr>
-        <w:t>Cronograma de actividades</w:t>
-        <w:tab/>
-      </w:r>
-      <w:r>
-        <w:rPr/>
-        <w:fldChar w:fldCharType="begin"/>
-      </w:r>
-      <w:r>
-        <w:rPr/>
-        <w:instrText xml:space="preserve"> PAGEREF bm_cap2_crono \h </w:instrText>
-      </w:r>
-      <w:r>
-        <w:rPr/>
-        <w:fldChar w:fldCharType="separate"/>
-      </w:r>
-      <w:r>
-        <w:rPr/>
-        <w:t>?</w:t>
-      </w:r>
-      <w:r>
-        <w:rPr/>
-        <w:fldChar w:fldCharType="end"/>
-      </w:r>
-    </w:p>
-    <w:p>
-      <w:pPr>
-        <w:pStyle w:val="Normal"/>
-        <w:tabs>
-          <w:tab w:val="clear" w:pos="720"/>
-          <w:tab w:val="right" w:pos="8271" w:leader="dot"/>
-        </w:tabs>
-        <w:spacing w:lineRule="auto" w:line="360" w:before="0" w:after="80"/>
-        <w:ind w:start="0"/>
-        <w:rPr/>
-      </w:pPr>
-      <w:r>
-        <w:rPr>
-          <w:b/>
-          <w:sz w:val="24"/>
-        </w:rPr>
-        <w:t>CAPÍTULO III: MARCO TEÓRICO</w:t>
-        <w:tab/>
-      </w:r>
-      <w:r>
-        <w:rPr/>
-        <w:fldChar w:fldCharType="begin"/>
-      </w:r>
-      <w:r>
-        <w:rPr/>
-        <w:instrText xml:space="preserve"> PAGEREF bm_cap3 \h </w:instrText>
-      </w:r>
-      <w:r>
-        <w:rPr/>
-        <w:fldChar w:fldCharType="separate"/>
-      </w:r>
-      <w:r>
-        <w:rPr/>
-        <w:t>?</w:t>
-      </w:r>
-      <w:r>
-        <w:rPr/>
-        <w:fldChar w:fldCharType="end"/>
-      </w:r>
-    </w:p>
-    <w:p>
-      <w:pPr>
-        <w:pStyle w:val="Normal"/>
-        <w:tabs>
-          <w:tab w:val="clear" w:pos="720"/>
-          <w:tab w:val="right" w:pos="8271" w:leader="dot"/>
-        </w:tabs>
-        <w:spacing w:lineRule="auto" w:line="360" w:before="0" w:after="80"/>
-        <w:ind w:start="283"/>
-        <w:rPr/>
-      </w:pPr>
-      <w:r>
-        <w:rPr>
-          <w:b w:val="false"/>
-          <w:sz w:val="24"/>
-        </w:rPr>
-        <w:t>Bases teóricas referenciales</w:t>
-        <w:tab/>
-      </w:r>
-      <w:r>
-        <w:rPr/>
-        <w:fldChar w:fldCharType="begin"/>
-      </w:r>
-      <w:r>
-        <w:rPr/>
-        <w:instrText xml:space="preserve"> PAGEREF bm_cap3_bases \h </w:instrText>
-      </w:r>
-      <w:r>
-        <w:rPr/>
-        <w:fldChar w:fldCharType="separate"/>
-      </w:r>
-      <w:r>
-        <w:rPr/>
-        <w:t>?</w:t>
-      </w:r>
-      <w:r>
-        <w:rPr/>
-        <w:fldChar w:fldCharType="end"/>
-      </w:r>
-    </w:p>
-    <w:p>
-      <w:pPr>
-        <w:pStyle w:val="Normal"/>
-        <w:tabs>
-          <w:tab w:val="clear" w:pos="720"/>
-          <w:tab w:val="right" w:pos="8271" w:leader="dot"/>
-        </w:tabs>
-        <w:spacing w:lineRule="auto" w:line="360" w:before="0" w:after="80"/>
-        <w:ind w:start="0"/>
-        <w:rPr/>
-      </w:pPr>
-      <w:r>
-        <w:rPr>
-          <w:b/>
-          <w:sz w:val="24"/>
-        </w:rPr>
-        <w:t>CAPÍTULO IV: ACTIVIDADES REALIZADAS</w:t>
-        <w:tab/>
-      </w:r>
-      <w:r>
-        <w:rPr/>
-        <w:fldChar w:fldCharType="begin"/>
-      </w:r>
-      <w:r>
-        <w:rPr/>
-        <w:instrText xml:space="preserve"> PAGEREF bm_cap4 \h </w:instrText>
-      </w:r>
-      <w:r>
-        <w:rPr/>
-        <w:fldChar w:fldCharType="separate"/>
-      </w:r>
-      <w:r>
-        <w:rPr/>
-        <w:t>?</w:t>
-      </w:r>
-      <w:r>
-        <w:rPr/>
-        <w:fldChar w:fldCharType="end"/>
-      </w:r>
-    </w:p>
-    <w:p>
-      <w:pPr>
-        <w:pStyle w:val="Normal"/>
-        <w:tabs>
-          <w:tab w:val="clear" w:pos="720"/>
-          <w:tab w:val="right" w:pos="8271" w:leader="dot"/>
-        </w:tabs>
-        <w:spacing w:lineRule="auto" w:line="360" w:before="0" w:after="80"/>
-        <w:ind w:start="283"/>
-        <w:rPr/>
-      </w:pPr>
-      <w:r>
-        <w:rPr>
-          <w:b w:val="false"/>
-          <w:sz w:val="24"/>
-        </w:rPr>
-        <w:t>Descripción de actividades ejecutadas por semana</w:t>
-        <w:tab/>
-      </w:r>
-      <w:r>
-        <w:rPr/>
-        <w:fldChar w:fldCharType="begin"/>
-      </w:r>
-      <w:r>
-        <w:rPr/>
-        <w:instrText xml:space="preserve"> PAGEREF bm_cap4_desc \h </w:instrText>
-      </w:r>
-      <w:r>
-        <w:rPr/>
-        <w:fldChar w:fldCharType="separate"/>
-      </w:r>
-      <w:r>
-        <w:rPr/>
-        <w:t>?</w:t>
-      </w:r>
-      <w:r>
-        <w:rPr/>
-        <w:fldChar w:fldCharType="end"/>
-      </w:r>
-    </w:p>
-    <w:p>
-      <w:pPr>
-        <w:pStyle w:val="Normal"/>
-        <w:tabs>
-          <w:tab w:val="clear" w:pos="720"/>
-          <w:tab w:val="right" w:pos="8271" w:leader="dot"/>
-        </w:tabs>
-        <w:spacing w:lineRule="auto" w:line="360" w:before="0" w:after="80"/>
-        <w:ind w:start="0"/>
-        <w:rPr/>
-      </w:pPr>
-      <w:r>
-        <w:rPr>
-          <w:b/>
-          <w:sz w:val="24"/>
-        </w:rPr>
-        <w:t>CAPÍTULO V: CONCLUSIONES Y RECOMENDACIONES</w:t>
-        <w:tab/>
-      </w:r>
-      <w:r>
-        <w:rPr/>
-        <w:fldChar w:fldCharType="begin"/>
-      </w:r>
-      <w:r>
-        <w:rPr/>
-        <w:instrText xml:space="preserve"> PAGEREF bm_cap5 \h </w:instrText>
-      </w:r>
-      <w:r>
-        <w:rPr/>
-        <w:fldChar w:fldCharType="separate"/>
-      </w:r>
-      <w:r>
-        <w:rPr/>
-        <w:t>?</w:t>
-      </w:r>
-      <w:r>
-        <w:rPr/>
-        <w:fldChar w:fldCharType="end"/>
-      </w:r>
-    </w:p>
-    <w:p>
-      <w:pPr>
-        <w:pStyle w:val="Normal"/>
-        <w:tabs>
-          <w:tab w:val="clear" w:pos="720"/>
-          <w:tab w:val="right" w:pos="8271" w:leader="dot"/>
-        </w:tabs>
-        <w:spacing w:lineRule="auto" w:line="360" w:before="0" w:after="80"/>
-        <w:ind w:start="283"/>
-        <w:rPr/>
-      </w:pPr>
-      <w:r>
-        <w:rPr>
-          <w:b w:val="false"/>
-          <w:sz w:val="24"/>
-        </w:rPr>
-        <w:t>Conclusiones</w:t>
-        <w:tab/>
-      </w:r>
-      <w:r>
-        <w:rPr/>
-        <w:fldChar w:fldCharType="begin"/>
-      </w:r>
-      <w:r>
-        <w:rPr/>
-        <w:instrText xml:space="preserve"> PAGEREF bm_cap5_concl \h </w:instrText>
-      </w:r>
-      <w:r>
-        <w:rPr/>
-        <w:fldChar w:fldCharType="separate"/>
-      </w:r>
-      <w:r>
-        <w:rPr/>
-        <w:t>?</w:t>
-      </w:r>
-      <w:r>
-        <w:rPr/>
-        <w:fldChar w:fldCharType="end"/>
-      </w:r>
-    </w:p>
-    <w:p>
-      <w:pPr>
-        <w:pStyle w:val="Normal"/>
-        <w:tabs>
-          <w:tab w:val="clear" w:pos="720"/>
-          <w:tab w:val="right" w:pos="8271" w:leader="dot"/>
-        </w:tabs>
-        <w:spacing w:lineRule="auto" w:line="360" w:before="0" w:after="80"/>
-        <w:ind w:start="283"/>
-        <w:rPr/>
-      </w:pPr>
-      <w:r>
-        <w:rPr>
-          <w:b w:val="false"/>
-          <w:sz w:val="24"/>
-        </w:rPr>
-        <w:t>Recomendaciones</w:t>
-        <w:tab/>
-      </w:r>
-      <w:r>
-        <w:rPr/>
-        <w:fldChar w:fldCharType="begin"/>
-      </w:r>
-      <w:r>
-        <w:rPr/>
-        <w:instrText xml:space="preserve"> PAGEREF bm_cap5_recom \h </w:instrText>
-      </w:r>
-      <w:r>
-        <w:rPr/>
-        <w:fldChar w:fldCharType="separate"/>
-      </w:r>
-      <w:r>
-        <w:rPr/>
-        <w:t>?</w:t>
-      </w:r>
-      <w:r>
-        <w:rPr/>
-        <w:fldChar w:fldCharType="end"/>
-      </w:r>
-    </w:p>
-    <w:p>
-      <w:pPr>
-        <w:pStyle w:val="Normal"/>
-        <w:tabs>
-          <w:tab w:val="clear" w:pos="720"/>
-          <w:tab w:val="right" w:pos="8271" w:leader="dot"/>
-        </w:tabs>
-        <w:spacing w:lineRule="auto" w:line="360" w:before="0" w:after="80"/>
-        <w:ind w:start="0"/>
-        <w:rPr/>
-      </w:pPr>
-      <w:r>
-        <w:rPr>
-          <w:b/>
-          <w:sz w:val="24"/>
-        </w:rPr>
-        <w:t>REFERENCIAS</w:t>
-        <w:tab/>
-      </w:r>
-      <w:r>
-        <w:rPr/>
-        <w:fldChar w:fldCharType="begin"/>
-      </w:r>
-      <w:r>
-        <w:rPr/>
-        <w:instrText xml:space="preserve"> PAGEREF bm_referencias \h </w:instrText>
-      </w:r>
-      <w:r>
-        <w:rPr/>
-        <w:fldChar w:fldCharType="separate"/>
-      </w:r>
-      <w:r>
-        <w:rPr/>
-        <w:t>?</w:t>
-      </w:r>
-      <w:r>
-        <w:rPr/>
-        <w:fldChar w:fldCharType="end"/>
-      </w:r>
-    </w:p>
-    <w:p>
-      <w:pPr>
-        <w:pStyle w:val="Normal"/>
-        <w:tabs>
-          <w:tab w:val="clear" w:pos="720"/>
+          <w:tab w:val="left" w:pos="1020" w:leader="none"/>
           <w:tab w:val="right" w:pos="8271" w:leader="dot"/>
         </w:tabs>
         <w:spacing w:lineRule="auto" w:line="360" w:before="0" w:after="0"/>
-        <w:ind w:start="0"/>
-        <w:rPr/>
-      </w:pPr>
-      <w:r>
-        <w:rPr>
-          <w:b/>
-          <w:sz w:val="24"/>
-        </w:rPr>
-        <w:t>ANEXOS</w:t>
-        <w:tab/>
-      </w:r>
-      <w:r>
-        <w:rPr/>
-        <w:fldChar w:fldCharType="begin"/>
-      </w:r>
-      <w:r>
-        <w:rPr/>
-        <w:instrText xml:space="preserve"> PAGEREF bm_anexos \h </w:instrText>
-      </w:r>
-      <w:r>
-        <w:rPr/>
-        <w:fldChar w:fldCharType="separate"/>
-      </w:r>
-      <w:r>
-        <w:rPr/>
-        <w:t>?</w:t>
-      </w:r>
-      <w:r>
-        <w:rPr/>
-        <w:fldChar w:fldCharType="end"/>
-      </w:r>
-    </w:p>
-    <w:p>
-      <w:pPr>
-        <w:sectPr>
-          <w:type w:val="continuous"/>
-          <w:pgSz w:w="12240" w:h="15840"/>
-          <w:pgMar w:left="2268" w:right="1701" w:gutter="0" w:header="0" w:top="1701" w:footer="720" w:bottom="1701"/>
-          <w:formProt w:val="false"/>
-          <w:textDirection w:val="lrTb"/>
-          <w:docGrid w:type="default" w:linePitch="360" w:charSpace="0"/>
-        </w:sectPr>
-      </w:pPr>
-    </w:p>
-    <w:p>
-      <w:pPr>
-        <w:pStyle w:val="Normal"/>
-        <w:spacing w:before="1140" w:after="480"/>
-        <w:jc w:val="center"/>
-        <w:rPr/>
-      </w:pPr>
-      <w:bookmarkStart w:id="6" w:name="bm_lista_cuadros"/>
-      <w:r>
-        <w:rPr>
-          <w:b/>
-          <w:sz w:val="24"/>
-        </w:rPr>
-        <w:t>LISTA DE CUADROS</w:t>
-      </w:r>
-      <w:bookmarkEnd w:id="6"/>
-    </w:p>
-    <w:p>
-      <w:pPr>
+        <w:ind w:hanging="1020" w:start="1020"/>
+        <w:rPr/>
         <w:sectPr>
           <w:footerReference w:type="even" r:id="rId26"/>
           <w:footerReference w:type="default" r:id="rId27"/>
@@ -2310,10 +2435,60 @@
           <w:docGrid w:type="default" w:linePitch="360" w:charSpace="0"/>
         </w:sectPr>
       </w:pPr>
-    </w:p>
-    <w:p>
-      <w:pPr>
-        <w:pStyle w:val="Normal"/>
+      <w:r>
+        <w:rPr>
+          <w:sz w:val="24"/>
+        </w:rPr>
+        <w:t>3</w:t>
+        <w:tab/>
+        <w:t>Cronograma de actividades de la pasantía</w:t>
+        <w:tab/>
+      </w:r>
+      <w:r>
+        <w:rPr/>
+        <w:fldChar w:fldCharType="begin"/>
+      </w:r>
+      <w:r>
+        <w:rPr/>
+        <w:instrText xml:space="preserve"> PAGEREF bm_cuadro3 \h </w:instrText>
+      </w:r>
+      <w:r>
+        <w:rPr/>
+        <w:fldChar w:fldCharType="separate"/>
+      </w:r>
+      <w:r>
+        <w:rPr/>
+        <w:t>?</w:t>
+      </w:r>
+      <w:r>
+        <w:rPr/>
+        <w:fldChar w:fldCharType="end"/>
+      </w:r>
+    </w:p>
+    <w:p>
+      <w:pPr>
+        <w:pStyle w:val="IUTECPPreliminar"/>
+        <w:keepNext w:val="true"/>
+        <w:keepLines/>
+        <w:spacing w:before="1140" w:after="480"/>
+        <w:jc w:val="center"/>
+        <w:rPr/>
+      </w:pPr>
+      <w:bookmarkStart w:id="7" w:name="bm_lista_graficos"/>
+      <w:r>
+        <w:rPr>
+          <w:b/>
+          <w:sz w:val="24"/>
+        </w:rPr>
+        <w:t>LISTA DE GRÁFICOS</w:t>
+      </w:r>
+      <w:bookmarkEnd w:id="7"/>
+    </w:p>
+    <w:p>
+      <w:pPr>
+        <w:pStyle w:val="Normal"/>
+        <w:keepNext w:val="true"/>
+        <w:keepLines/>
         <w:tabs>
           <w:tab w:val="clear" w:pos="720"/>
           <w:tab w:val="right" w:pos="8271" w:leader="none"/>
@@ -2326,7 +2501,7 @@
           <w:b/>
           <w:sz w:val="24"/>
         </w:rPr>
-        <w:t>CUADRO</w:t>
+        <w:t>GRÁFICO</w:t>
       </w:r>
       <w:r>
         <w:rPr/>
@@ -2343,6 +2518,7 @@
     <w:p>
       <w:pPr>
         <w:pStyle w:val="Normal"/>
+        <w:keepLines/>
         <w:tabs>
           <w:tab w:val="clear" w:pos="720"/>
           <w:tab w:val="left" w:pos="1020" w:leader="none"/>
@@ -2358,7 +2534,7 @@
         </w:rPr>
         <w:t>1</w:t>
         <w:tab/>
-        <w:t>Planificación integral de objetivos específicos</w:t>
+        <w:t>Logotipo de Lubricantes y Equipos Varyna, C.A.</w:t>
         <w:tab/>
       </w:r>
       <w:r>
@@ -2367,7 +2543,7 @@
       </w:r>
       <w:r>
         <w:rPr/>
-        <w:instrText xml:space="preserve"> PAGEREF bm_cuadro1 \h </w:instrText>
+        <w:instrText xml:space="preserve"> PAGEREF bm_grafico1 \h </w:instrText>
       </w:r>
       <w:r>
         <w:rPr/>
@@ -2385,6 +2561,50 @@
     <w:p>
       <w:pPr>
         <w:pStyle w:val="Normal"/>
+        <w:keepLines/>
+        <w:tabs>
+          <w:tab w:val="clear" w:pos="720"/>
+          <w:tab w:val="left" w:pos="1020" w:leader="none"/>
+          <w:tab w:val="right" w:pos="8271" w:leader="dot"/>
+        </w:tabs>
+        <w:spacing w:lineRule="auto" w:line="360" w:before="0" w:after="80"/>
+        <w:ind w:hanging="1020" w:start="1020"/>
+        <w:rPr/>
+      </w:pPr>
+      <w:r>
+        <w:rPr>
+          <w:sz w:val="24"/>
+        </w:rPr>
+        <w:t>2</w:t>
+        <w:tab/>
+        <w:t>Representación cartográfica y ubicación espacial de la empresa</w:t>
+        <w:tab/>
+      </w:r>
+      <w:r>
+        <w:rPr/>
+        <w:fldChar w:fldCharType="begin"/>
+      </w:r>
+      <w:r>
+        <w:rPr/>
+        <w:instrText xml:space="preserve"> PAGEREF bm_grafico2 \h </w:instrText>
+      </w:r>
+      <w:r>
+        <w:rPr/>
+        <w:fldChar w:fldCharType="separate"/>
+      </w:r>
+      <w:r>
+        <w:rPr/>
+        <w:t>?</w:t>
+      </w:r>
+      <w:r>
+        <w:rPr/>
+        <w:fldChar w:fldCharType="end"/>
+      </w:r>
+    </w:p>
+    <w:p>
+      <w:pPr>
+        <w:pStyle w:val="Normal"/>
+        <w:keepLines/>
         <w:tabs>
           <w:tab w:val="clear" w:pos="720"/>
           <w:tab w:val="left" w:pos="1020" w:leader="none"/>
@@ -2393,68 +2613,6 @@
         <w:spacing w:lineRule="auto" w:line="360" w:before="0" w:after="0"/>
         <w:ind w:hanging="1020" w:start="1020"/>
         <w:rPr/>
-      </w:pPr>
-      <w:r>
-        <w:rPr>
-          <w:sz w:val="24"/>
-        </w:rPr>
-        <w:t>2</w:t>
-        <w:tab/>
-        <w:t>Cronograma de actividades de la pasantía</w:t>
-        <w:tab/>
-      </w:r>
-      <w:r>
-        <w:rPr/>
-        <w:fldChar w:fldCharType="begin"/>
-      </w:r>
-      <w:r>
-        <w:rPr/>
-        <w:instrText xml:space="preserve"> PAGEREF bm_cuadro2 \h </w:instrText>
-      </w:r>
-      <w:r>
-        <w:rPr/>
-        <w:fldChar w:fldCharType="separate"/>
-      </w:r>
-      <w:r>
-        <w:rPr/>
-        <w:t>?</w:t>
-      </w:r>
-      <w:r>
-        <w:rPr/>
-        <w:fldChar w:fldCharType="end"/>
-      </w:r>
-    </w:p>
-    <w:p>
-      <w:pPr>
-        <w:sectPr>
-          <w:type w:val="continuous"/>
-          <w:pgSz w:w="12240" w:h="15840"/>
-          <w:pgMar w:left="2268" w:right="1701" w:gutter="0" w:header="0" w:top="1701" w:footer="720" w:bottom="1701"/>
-          <w:formProt w:val="false"/>
-          <w:textDirection w:val="lrTb"/>
-          <w:docGrid w:type="default" w:linePitch="360" w:charSpace="0"/>
-        </w:sectPr>
-      </w:pPr>
-    </w:p>
-    <w:p>
-      <w:pPr>
-        <w:pStyle w:val="Normal"/>
-        <w:spacing w:before="1140" w:after="480"/>
-        <w:jc w:val="center"/>
-        <w:rPr/>
-      </w:pPr>
-      <w:bookmarkStart w:id="7" w:name="bm_lista_graficos"/>
-      <w:r>
-        <w:rPr>
-          <w:b/>
-          <w:sz w:val="24"/>
-        </w:rPr>
-        <w:t>LISTA DE GRÁFICOS</w:t>
-      </w:r>
-      <w:bookmarkEnd w:id="7"/>
-    </w:p>
-    <w:p>
-      <w:pPr>
         <w:sectPr>
           <w:footerReference w:type="even" r:id="rId29"/>
           <w:footerReference w:type="default" r:id="rId30"/>
@@ -2468,10 +2626,60 @@
           <w:docGrid w:type="default" w:linePitch="360" w:charSpace="0"/>
         </w:sectPr>
       </w:pPr>
-    </w:p>
-    <w:p>
-      <w:pPr>
-        <w:pStyle w:val="Normal"/>
+      <w:r>
+        <w:rPr>
+          <w:sz w:val="24"/>
+        </w:rPr>
+        <w:t>3</w:t>
+        <w:tab/>
+        <w:t>Organigrama estructural y niveles jerárquicos de la organización</w:t>
+        <w:tab/>
+      </w:r>
+      <w:r>
+        <w:rPr/>
+        <w:fldChar w:fldCharType="begin"/>
+      </w:r>
+      <w:r>
+        <w:rPr/>
+        <w:instrText xml:space="preserve"> PAGEREF bm_grafico3 \h </w:instrText>
+      </w:r>
+      <w:r>
+        <w:rPr/>
+        <w:fldChar w:fldCharType="separate"/>
+      </w:r>
+      <w:r>
+        <w:rPr/>
+        <w:t>?</w:t>
+      </w:r>
+      <w:r>
+        <w:rPr/>
+        <w:fldChar w:fldCharType="end"/>
+      </w:r>
+    </w:p>
+    <w:p>
+      <w:pPr>
+        <w:pStyle w:val="IUTECPPreliminar"/>
+        <w:keepNext w:val="true"/>
+        <w:keepLines/>
+        <w:spacing w:before="1140" w:after="480"/>
+        <w:jc w:val="center"/>
+        <w:rPr/>
+      </w:pPr>
+      <w:bookmarkStart w:id="8" w:name="bm_lista_anexos"/>
+      <w:r>
+        <w:rPr>
+          <w:b/>
+          <w:sz w:val="24"/>
+        </w:rPr>
+        <w:t>LISTA DE ANEXOS</w:t>
+      </w:r>
+      <w:bookmarkEnd w:id="8"/>
+    </w:p>
+    <w:p>
+      <w:pPr>
+        <w:pStyle w:val="Normal"/>
+        <w:keepNext w:val="true"/>
+        <w:keepLines/>
         <w:tabs>
           <w:tab w:val="clear" w:pos="720"/>
           <w:tab w:val="right" w:pos="8271" w:leader="none"/>
@@ -2484,7 +2692,7 @@
           <w:b/>
           <w:sz w:val="24"/>
         </w:rPr>
-        <w:t>GRÁFICO</w:t>
+        <w:t>ANEXOS</w:t>
       </w:r>
       <w:r>
         <w:rPr/>
@@ -2501,6 +2709,7 @@
     <w:p>
       <w:pPr>
         <w:pStyle w:val="Normal"/>
+        <w:keepLines/>
         <w:tabs>
           <w:tab w:val="clear" w:pos="720"/>
           <w:tab w:val="left" w:pos="1020" w:leader="none"/>
@@ -2514,9 +2723,9 @@
         <w:rPr>
           <w:sz w:val="24"/>
         </w:rPr>
-        <w:t>1</w:t>
+        <w:t>A</w:t>
         <w:tab/>
-        <w:t>Logotipo de Lubricantes y Equipos Varyna, C.A.</w:t>
+        <w:t>Diagrama de Ishikawa de las causas asociadas a las demoras del proceso de procura</w:t>
         <w:tab/>
       </w:r>
       <w:r>
@@ -2525,7 +2734,7 @@
       </w:r>
       <w:r>
         <w:rPr/>
-        <w:instrText xml:space="preserve"> PAGEREF bm_grafico1 \h </w:instrText>
+        <w:instrText xml:space="preserve"> PAGEREF bm_anexoA \h </w:instrText>
       </w:r>
       <w:r>
         <w:rPr/>
@@ -2543,6 +2752,7 @@
     <w:p>
       <w:pPr>
         <w:pStyle w:val="Normal"/>
+        <w:keepLines/>
         <w:tabs>
           <w:tab w:val="clear" w:pos="720"/>
           <w:tab w:val="left" w:pos="1020" w:leader="none"/>
@@ -2556,9 +2766,9 @@
         <w:rPr>
           <w:sz w:val="24"/>
         </w:rPr>
-        <w:t>2</w:t>
+        <w:t>B</w:t>
         <w:tab/>
-        <w:t>Representación cartográfica y ubicación espacial de la empresa</w:t>
+        <w:t>Flujograma AS-IS del proceso actual de procura</w:t>
         <w:tab/>
       </w:r>
       <w:r>
@@ -2567,7 +2777,7 @@
       </w:r>
       <w:r>
         <w:rPr/>
-        <w:instrText xml:space="preserve"> PAGEREF bm_grafico2 \h </w:instrText>
+        <w:instrText xml:space="preserve"> PAGEREF bm_anexoB \h </w:instrText>
       </w:r>
       <w:r>
         <w:rPr/>
@@ -2585,6 +2795,179 @@
     <w:p>
       <w:pPr>
         <w:pStyle w:val="Normal"/>
+        <w:keepLines/>
+        <w:tabs>
+          <w:tab w:val="clear" w:pos="720"/>
+          <w:tab w:val="left" w:pos="1020" w:leader="none"/>
+          <w:tab w:val="right" w:pos="8271" w:leader="dot"/>
+        </w:tabs>
+        <w:spacing w:lineRule="auto" w:line="360" w:before="0" w:after="80"/>
+        <w:ind w:hanging="1020" w:start="1020"/>
+        <w:rPr/>
+      </w:pPr>
+      <w:r>
+        <w:rPr>
+          <w:sz w:val="24"/>
+        </w:rPr>
+        <w:t>C</w:t>
+        <w:tab/>
+        <w:t>Flujograma TO-BE del proceso simplificado propuesto</w:t>
+        <w:tab/>
+      </w:r>
+      <w:r>
+        <w:rPr/>
+        <w:fldChar w:fldCharType="begin"/>
+      </w:r>
+      <w:r>
+        <w:rPr/>
+        <w:instrText xml:space="preserve"> PAGEREF bm_anexoC \h </w:instrText>
+      </w:r>
+      <w:r>
+        <w:rPr/>
+        <w:fldChar w:fldCharType="separate"/>
+      </w:r>
+      <w:r>
+        <w:rPr/>
+        <w:t>?</w:t>
+      </w:r>
+      <w:r>
+        <w:rPr/>
+        <w:fldChar w:fldCharType="end"/>
+      </w:r>
+    </w:p>
+    <w:p>
+      <w:pPr>
+        <w:pStyle w:val="Normal"/>
+        <w:keepLines/>
+        <w:tabs>
+          <w:tab w:val="clear" w:pos="720"/>
+          <w:tab w:val="left" w:pos="1020" w:leader="none"/>
+          <w:tab w:val="right" w:pos="8271" w:leader="dot"/>
+        </w:tabs>
+        <w:spacing w:lineRule="auto" w:line="360" w:before="0" w:after="80"/>
+        <w:ind w:hanging="1020" w:start="1020"/>
+        <w:rPr/>
+      </w:pPr>
+      <w:r>
+        <w:rPr>
+          <w:sz w:val="24"/>
+        </w:rPr>
+        <w:t>D</w:t>
+        <w:tab/>
+        <w:t>Swimlane del proceso propuesto de procura</w:t>
+        <w:tab/>
+      </w:r>
+      <w:r>
+        <w:rPr/>
+        <w:fldChar w:fldCharType="begin"/>
+      </w:r>
+      <w:r>
+        <w:rPr/>
+        <w:instrText xml:space="preserve"> PAGEREF bm_anexoD \h </w:instrText>
+      </w:r>
+      <w:r>
+        <w:rPr/>
+        <w:fldChar w:fldCharType="separate"/>
+      </w:r>
+      <w:r>
+        <w:rPr/>
+        <w:t>?</w:t>
+      </w:r>
+      <w:r>
+        <w:rPr/>
+        <w:fldChar w:fldCharType="end"/>
+      </w:r>
+    </w:p>
+    <w:p>
+      <w:pPr>
+        <w:pStyle w:val="Normal"/>
+        <w:keepLines/>
+        <w:tabs>
+          <w:tab w:val="clear" w:pos="720"/>
+          <w:tab w:val="left" w:pos="1020" w:leader="none"/>
+          <w:tab w:val="right" w:pos="8271" w:leader="dot"/>
+        </w:tabs>
+        <w:spacing w:lineRule="auto" w:line="360" w:before="0" w:after="80"/>
+        <w:ind w:hanging="1020" w:start="1020"/>
+        <w:rPr/>
+      </w:pPr>
+      <w:r>
+        <w:rPr>
+          <w:sz w:val="24"/>
+        </w:rPr>
+        <w:t>E</w:t>
+        <w:tab/>
+        <w:t>SIPOC del proceso de procura</w:t>
+        <w:tab/>
+      </w:r>
+      <w:r>
+        <w:rPr/>
+        <w:fldChar w:fldCharType="begin"/>
+      </w:r>
+      <w:r>
+        <w:rPr/>
+        <w:instrText xml:space="preserve"> PAGEREF bm_anexoE \h </w:instrText>
+      </w:r>
+      <w:r>
+        <w:rPr/>
+        <w:fldChar w:fldCharType="separate"/>
+      </w:r>
+      <w:r>
+        <w:rPr/>
+        <w:t>?</w:t>
+      </w:r>
+      <w:r>
+        <w:rPr/>
+        <w:fldChar w:fldCharType="end"/>
+      </w:r>
+    </w:p>
+    <w:p>
+      <w:pPr>
+        <w:pStyle w:val="Normal"/>
+        <w:keepLines/>
+        <w:tabs>
+          <w:tab w:val="clear" w:pos="720"/>
+          <w:tab w:val="left" w:pos="1020" w:leader="none"/>
+          <w:tab w:val="right" w:pos="8271" w:leader="dot"/>
+        </w:tabs>
+        <w:spacing w:lineRule="auto" w:line="360" w:before="0" w:after="80"/>
+        <w:ind w:hanging="1020" w:start="1020"/>
+        <w:rPr/>
+      </w:pPr>
+      <w:r>
+        <w:rPr>
+          <w:sz w:val="24"/>
+        </w:rPr>
+        <w:t>F</w:t>
+        <w:tab/>
+        <w:t>Matriz RACI propuesta del proceso de procura</w:t>
+        <w:tab/>
+      </w:r>
+      <w:r>
+        <w:rPr/>
+        <w:fldChar w:fldCharType="begin"/>
+      </w:r>
+      <w:r>
+        <w:rPr/>
+        <w:instrText xml:space="preserve"> PAGEREF bm_anexoF \h </w:instrText>
+      </w:r>
+      <w:r>
+        <w:rPr/>
+        <w:fldChar w:fldCharType="separate"/>
+      </w:r>
+      <w:r>
+        <w:rPr/>
+        <w:t>?</w:t>
+      </w:r>
+      <w:r>
+        <w:rPr/>
+        <w:fldChar w:fldCharType="end"/>
+      </w:r>
+    </w:p>
+    <w:p>
+      <w:pPr>
+        <w:pStyle w:val="Normal"/>
+        <w:keepLines/>
         <w:tabs>
           <w:tab w:val="clear" w:pos="720"/>
           <w:tab w:val="left" w:pos="1020" w:leader="none"/>
@@ -2593,68 +2976,6 @@
         <w:spacing w:lineRule="auto" w:line="360" w:before="0" w:after="0"/>
         <w:ind w:hanging="1020" w:start="1020"/>
         <w:rPr/>
-      </w:pPr>
-      <w:r>
-        <w:rPr>
-          <w:sz w:val="24"/>
-        </w:rPr>
-        <w:t>3</w:t>
-        <w:tab/>
-        <w:t>Organigrama estructural y niveles jerárquicos de la organización</w:t>
-        <w:tab/>
-      </w:r>
-      <w:r>
-        <w:rPr/>
-        <w:fldChar w:fldCharType="begin"/>
-      </w:r>
-      <w:r>
-        <w:rPr/>
-        <w:instrText xml:space="preserve"> PAGEREF bm_grafico3 \h </w:instrText>
-      </w:r>
-      <w:r>
-        <w:rPr/>
-        <w:fldChar w:fldCharType="separate"/>
-      </w:r>
-      <w:r>
-        <w:rPr/>
-        <w:t>?</w:t>
-      </w:r>
-      <w:r>
-        <w:rPr/>
-        <w:fldChar w:fldCharType="end"/>
-      </w:r>
-    </w:p>
-    <w:p>
-      <w:pPr>
-        <w:sectPr>
-          <w:type w:val="continuous"/>
-          <w:pgSz w:w="12240" w:h="15840"/>
-          <w:pgMar w:left="2268" w:right="1701" w:gutter="0" w:header="0" w:top="1701" w:footer="720" w:bottom="1701"/>
-          <w:formProt w:val="false"/>
-          <w:textDirection w:val="lrTb"/>
-          <w:docGrid w:type="default" w:linePitch="360" w:charSpace="0"/>
-        </w:sectPr>
-      </w:pPr>
-    </w:p>
-    <w:p>
-      <w:pPr>
-        <w:pStyle w:val="Normal"/>
-        <w:spacing w:before="1140" w:after="480"/>
-        <w:jc w:val="center"/>
-        <w:rPr/>
-      </w:pPr>
-      <w:bookmarkStart w:id="8" w:name="bm_lista_anexos"/>
-      <w:r>
-        <w:rPr>
-          <w:b/>
-          <w:sz w:val="24"/>
-        </w:rPr>
-        <w:t>LISTA DE ANEXOS</w:t>
-      </w:r>
-      <w:bookmarkEnd w:id="8"/>
-    </w:p>
-    <w:p>
-      <w:pPr>
         <w:sectPr>
           <w:footerReference w:type="even" r:id="rId32"/>
           <w:footerReference w:type="default" r:id="rId33"/>
@@ -2668,300 +2989,6 @@
           <w:docGrid w:type="default" w:linePitch="360" w:charSpace="0"/>
         </w:sectPr>
       </w:pPr>
-    </w:p>
-    <w:p>
-      <w:pPr>
-        <w:pStyle w:val="Normal"/>
-        <w:tabs>
-          <w:tab w:val="clear" w:pos="720"/>
-          <w:tab w:val="right" w:pos="8271" w:leader="none"/>
-        </w:tabs>
-        <w:spacing w:before="240" w:after="240"/>
-        <w:rPr/>
-      </w:pPr>
-      <w:r>
-        <w:rPr>
-          <w:b/>
-          <w:sz w:val="24"/>
-        </w:rPr>
-        <w:t>ANEXOS</w:t>
-      </w:r>
-      <w:r>
-        <w:rPr/>
-        <w:tab/>
-      </w:r>
-      <w:r>
-        <w:rPr>
-          <w:b/>
-          <w:sz w:val="24"/>
-        </w:rPr>
-        <w:t>pp.</w:t>
-      </w:r>
-    </w:p>
-    <w:p>
-      <w:pPr>
-        <w:pStyle w:val="Normal"/>
-        <w:tabs>
-          <w:tab w:val="clear" w:pos="720"/>
-          <w:tab w:val="left" w:pos="1020" w:leader="none"/>
-          <w:tab w:val="right" w:pos="8271" w:leader="dot"/>
-        </w:tabs>
-        <w:spacing w:lineRule="auto" w:line="360" w:before="0" w:after="80"/>
-        <w:ind w:hanging="1020" w:start="1020"/>
-        <w:rPr/>
-      </w:pPr>
-      <w:r>
-        <w:rPr>
-          <w:sz w:val="24"/>
-        </w:rPr>
-        <w:t>A</w:t>
-        <w:tab/>
-        <w:t>Diagrama de Ishikawa de las causas asociadas a las demoras del proceso de procura</w:t>
-        <w:tab/>
-      </w:r>
-      <w:r>
-        <w:rPr/>
-        <w:fldChar w:fldCharType="begin"/>
-      </w:r>
-      <w:r>
-        <w:rPr/>
-        <w:instrText xml:space="preserve"> PAGEREF bm_anexoA \h </w:instrText>
-      </w:r>
-      <w:r>
-        <w:rPr/>
-        <w:fldChar w:fldCharType="separate"/>
-      </w:r>
-      <w:r>
-        <w:rPr/>
-        <w:t>?</w:t>
-      </w:r>
-      <w:r>
-        <w:rPr/>
-        <w:fldChar w:fldCharType="end"/>
-      </w:r>
-    </w:p>
-    <w:p>
-      <w:pPr>
-        <w:pStyle w:val="Normal"/>
-        <w:tabs>
-          <w:tab w:val="clear" w:pos="720"/>
-          <w:tab w:val="left" w:pos="1020" w:leader="none"/>
-          <w:tab w:val="right" w:pos="8271" w:leader="dot"/>
-        </w:tabs>
-        <w:spacing w:lineRule="auto" w:line="360" w:before="0" w:after="80"/>
-        <w:ind w:hanging="1020" w:start="1020"/>
-        <w:rPr/>
-      </w:pPr>
-      <w:r>
-        <w:rPr>
-          <w:sz w:val="24"/>
-        </w:rPr>
-        <w:t>B</w:t>
-        <w:tab/>
-        <w:t>Flujograma AS-IS del proceso actual de procura</w:t>
-        <w:tab/>
-      </w:r>
-      <w:r>
-        <w:rPr/>
-        <w:fldChar w:fldCharType="begin"/>
-      </w:r>
-      <w:r>
-        <w:rPr/>
-        <w:instrText xml:space="preserve"> PAGEREF bm_anexoB \h </w:instrText>
-      </w:r>
-      <w:r>
-        <w:rPr/>
-        <w:fldChar w:fldCharType="separate"/>
-      </w:r>
-      <w:r>
-        <w:rPr/>
-        <w:t>?</w:t>
-      </w:r>
-      <w:r>
-        <w:rPr/>
-        <w:fldChar w:fldCharType="end"/>
-      </w:r>
-    </w:p>
-    <w:p>
-      <w:pPr>
-        <w:pStyle w:val="Normal"/>
-        <w:tabs>
-          <w:tab w:val="clear" w:pos="720"/>
-          <w:tab w:val="left" w:pos="1020" w:leader="none"/>
-          <w:tab w:val="right" w:pos="8271" w:leader="dot"/>
-        </w:tabs>
-        <w:spacing w:lineRule="auto" w:line="360" w:before="0" w:after="80"/>
-        <w:ind w:hanging="1020" w:start="1020"/>
-        <w:rPr/>
-      </w:pPr>
-      <w:r>
-        <w:rPr>
-          <w:sz w:val="24"/>
-        </w:rPr>
-        <w:t>C</w:t>
-        <w:tab/>
-        <w:t>Flujograma TO-BE del proceso simplificado propuesto</w:t>
-        <w:tab/>
-      </w:r>
-      <w:r>
-        <w:rPr/>
-        <w:fldChar w:fldCharType="begin"/>
-      </w:r>
-      <w:r>
-        <w:rPr/>
-        <w:instrText xml:space="preserve"> PAGEREF bm_anexoC \h </w:instrText>
-      </w:r>
-      <w:r>
-        <w:rPr/>
-        <w:fldChar w:fldCharType="separate"/>
-      </w:r>
-      <w:r>
-        <w:rPr/>
-        <w:t>?</w:t>
-      </w:r>
-      <w:r>
-        <w:rPr/>
-        <w:fldChar w:fldCharType="end"/>
-      </w:r>
-    </w:p>
-    <w:p>
-      <w:pPr>
-        <w:pStyle w:val="Normal"/>
-        <w:tabs>
-          <w:tab w:val="clear" w:pos="720"/>
-          <w:tab w:val="left" w:pos="1020" w:leader="none"/>
-          <w:tab w:val="right" w:pos="8271" w:leader="dot"/>
-        </w:tabs>
-        <w:spacing w:lineRule="auto" w:line="360" w:before="0" w:after="80"/>
-        <w:ind w:hanging="1020" w:start="1020"/>
-        <w:rPr/>
-      </w:pPr>
-      <w:r>
-        <w:rPr>
-          <w:sz w:val="24"/>
-        </w:rPr>
-        <w:t>D</w:t>
-        <w:tab/>
-        <w:t>Swimlane del proceso propuesto de procura</w:t>
-        <w:tab/>
-      </w:r>
-      <w:r>
-        <w:rPr/>
-        <w:fldChar w:fldCharType="begin"/>
-      </w:r>
-      <w:r>
-        <w:rPr/>
-        <w:instrText xml:space="preserve"> PAGEREF bm_anexoD \h </w:instrText>
-      </w:r>
-      <w:r>
-        <w:rPr/>
-        <w:fldChar w:fldCharType="separate"/>
-      </w:r>
-      <w:r>
-        <w:rPr/>
-        <w:t>?</w:t>
-      </w:r>
-      <w:r>
-        <w:rPr/>
-        <w:fldChar w:fldCharType="end"/>
-      </w:r>
-    </w:p>
-    <w:p>
-      <w:pPr>
-        <w:pStyle w:val="Normal"/>
-        <w:tabs>
-          <w:tab w:val="clear" w:pos="720"/>
-          <w:tab w:val="left" w:pos="1020" w:leader="none"/>
-          <w:tab w:val="right" w:pos="8271" w:leader="dot"/>
-        </w:tabs>
-        <w:spacing w:lineRule="auto" w:line="360" w:before="0" w:after="80"/>
-        <w:ind w:hanging="1020" w:start="1020"/>
-        <w:rPr/>
-      </w:pPr>
-      <w:r>
-        <w:rPr>
-          <w:sz w:val="24"/>
-        </w:rPr>
-        <w:t>E</w:t>
-        <w:tab/>
-        <w:t>SIPOC del proceso de procura</w:t>
-        <w:tab/>
-      </w:r>
-      <w:r>
-        <w:rPr/>
-        <w:fldChar w:fldCharType="begin"/>
-      </w:r>
-      <w:r>
-        <w:rPr/>
-        <w:instrText xml:space="preserve"> PAGEREF bm_anexoE \h </w:instrText>
-      </w:r>
-      <w:r>
-        <w:rPr/>
-        <w:fldChar w:fldCharType="separate"/>
-      </w:r>
-      <w:r>
-        <w:rPr/>
-        <w:t>?</w:t>
-      </w:r>
-      <w:r>
-        <w:rPr/>
-        <w:fldChar w:fldCharType="end"/>
-      </w:r>
-    </w:p>
-    <w:p>
-      <w:pPr>
-        <w:pStyle w:val="Normal"/>
-        <w:tabs>
-          <w:tab w:val="clear" w:pos="720"/>
-          <w:tab w:val="left" w:pos="1020" w:leader="none"/>
-          <w:tab w:val="right" w:pos="8271" w:leader="dot"/>
-        </w:tabs>
-        <w:spacing w:lineRule="auto" w:line="360" w:before="0" w:after="80"/>
-        <w:ind w:hanging="1020" w:start="1020"/>
-        <w:rPr/>
-      </w:pPr>
-      <w:r>
-        <w:rPr>
-          <w:sz w:val="24"/>
-        </w:rPr>
-        <w:t>F</w:t>
-        <w:tab/>
-        <w:t>Matriz RACI propuesta del proceso de procura</w:t>
-        <w:tab/>
-      </w:r>
-      <w:r>
-        <w:rPr/>
-        <w:fldChar w:fldCharType="begin"/>
-      </w:r>
-      <w:r>
-        <w:rPr/>
-        <w:instrText xml:space="preserve"> PAGEREF bm_anexoF \h </w:instrText>
-      </w:r>
-      <w:r>
-        <w:rPr/>
-        <w:fldChar w:fldCharType="separate"/>
-      </w:r>
-      <w:r>
-        <w:rPr/>
-        <w:t>?</w:t>
-      </w:r>
-      <w:r>
-        <w:rPr/>
-        <w:fldChar w:fldCharType="end"/>
-      </w:r>
-    </w:p>
-    <w:p>
-      <w:pPr>
-        <w:pStyle w:val="Normal"/>
-        <w:tabs>
-          <w:tab w:val="clear" w:pos="720"/>
-          <w:tab w:val="left" w:pos="1020" w:leader="none"/>
-          <w:tab w:val="right" w:pos="8271" w:leader="dot"/>
-        </w:tabs>
-        <w:spacing w:lineRule="auto" w:line="360" w:before="0" w:after="0"/>
-        <w:ind w:hanging="1020" w:start="1020"/>
-        <w:rPr/>
-      </w:pPr>
       <w:r>
         <w:rPr>
           <w:sz w:val="24"/>
@@ -2994,18 +3021,6 @@
     </w:p>
     <w:p>
       <w:pPr>
-        <w:sectPr>
-          <w:type w:val="continuous"/>
-          <w:pgSz w:w="12240" w:h="15840"/>
-          <w:pgMar w:left="2268" w:right="1701" w:gutter="0" w:header="0" w:top="1701" w:footer="720" w:bottom="1701"/>
-          <w:formProt w:val="false"/>
-          <w:textDirection w:val="lrTb"/>
-          <w:docGrid w:type="default" w:linePitch="360" w:charSpace="0"/>
-        </w:sectPr>
-      </w:pPr>
-    </w:p>
-    <w:p>
-      <w:pPr>
         <w:pStyle w:val="Normal"/>
         <w:spacing w:lineRule="auto" w:line="240" w:before="0" w:after="0"/>
         <w:jc w:val="center"/>
@@ -3077,16 +3092,6 @@
           <w:sz w:val="24"/>
         </w:rPr>
         <w:t>EL TIGRE, ESTADO ANZOÁTEGUI</w:t>
-      </w:r>
-    </w:p>
-    <w:p>
-      <w:pPr>
-        <w:pStyle w:val="Normal"/>
-        <w:spacing w:lineRule="auto" w:line="240" w:before="0" w:after="120"/>
-        <w:rPr/>
-      </w:pPr>
-      <w:r>
-        <w:rPr/>
       </w:r>
     </w:p>
     <w:p>
@@ -3117,15 +3122,13 @@
           <w:b/>
           <w:sz w:val="24"/>
         </w:rPr>
-        <w:t>Autor:</w:t>
+        <w:t>Autor: Guzmán, Keidy</w:t>
         <w:br/>
       </w:r>
       <w:r>
         <w:rPr>
           <w:sz w:val="24"/>
         </w:rPr>
-        <w:t>Guzmán, Keidy</w:t>
-        <w:br/>
         <w:t>C.I.: 28.706.352</w:t>
         <w:br/>
         <w:t>agosto de 2026</w:t>
@@ -3150,6 +3153,34 @@
     </w:p>
     <w:p>
       <w:pPr>
+        <w:pStyle w:val="Normal"/>
+        <w:spacing w:lineRule="auto" w:line="240" w:before="0" w:after="0"/>
+        <w:ind w:firstLine="709"/>
+        <w:jc w:val="both"/>
+        <w:rPr/>
+      </w:pPr>
+      <w:r>
+        <w:rPr>
+          <w:sz w:val="24"/>
+        </w:rPr>
+        <w:t>El presente informe corresponde a las pasantías profesionales realizadas durante diez (10) semanas en el Departamento Administrativo de Lubricantes y Equipos Varyna, C.A., con participación directa en actividades relacionadas con la procura de materiales e insumos. Durante la práctica se observó que las requisiciones de compra no siempre siguen un canal único y formalizado desde su recepción hasta la emisión y seguimiento de la orden de compra. También se evidenció la ausencia de formatos uniformes para algunas solicitudes, dificultades para conocer oportunamente el estado de las cotizaciones y falta de criterios visibles que faciliten el seguimiento de las aprobaciones. Estas condiciones pueden producir demoras, pérdida de trazabilidad y mayor carga administrativa para el personal encargado. El objetivo general fue proponer la simplificación administrativa del proceso de procura en el departamento, con la finalidad de reducir pasos innecesarios, agilizar los tiempos de adquisición y fortalecer el control interno. Para ello se realizaron observaciones del flujo de compras, entrevistas al personal, revisión de expedientes históricos, análisis de tiempos y un diagrama de causa-efecto para organizar los factores asociados a los retrasos. Como resultado se formuló una propuesta compuesta por un flujo simplificado con responsables definidos, formatos estandarizados de solicitud de cotización y orden de compra, una matriz de autorización por monto y criterios de seguimiento mediante indicadores de gestión. Se concluye que la formalización de estas herramientas puede facilitar el control y reducir la dispersión del proceso. Se recomienda implementar la propuesta de manera gradual, socializarla con el personal involucrado y revisar periódicamente sus resultados para realizar los ajustes necesarios.</w:t>
+      </w:r>
+    </w:p>
+    <w:p>
+      <w:pPr>
+        <w:pStyle w:val="Normal"/>
+        <w:rPr/>
+      </w:pPr>
+      <w:r>
+        <w:rPr/>
+      </w:r>
+    </w:p>
+    <w:p>
+      <w:pPr>
+        <w:pStyle w:val="Normal"/>
+        <w:spacing w:lineRule="auto" w:line="240" w:before="0" w:after="0"/>
+        <w:ind w:firstLine="709"/>
+        <w:rPr/>
         <w:sectPr>
           <w:footerReference w:type="even" r:id="rId35"/>
           <w:footerReference w:type="default" r:id="rId36"/>
@@ -3163,83 +3194,94 @@
           <w:docGrid w:type="default" w:linePitch="360" w:charSpace="0"/>
         </w:sectPr>
       </w:pPr>
-    </w:p>
-    <w:p>
-      <w:pPr>
-        <w:pStyle w:val="Normal"/>
-        <w:spacing w:lineRule="auto" w:line="240" w:before="0" w:after="0"/>
+      <w:r>
+        <w:rPr>
+          <w:b/>
+          <w:sz w:val="24"/>
+        </w:rPr>
+        <w:t xml:space="preserve">Palabras claves: </w:t>
+      </w:r>
+      <w:r>
+        <w:rPr>
+          <w:sz w:val="24"/>
+        </w:rPr>
+        <w:t>procura, simplificación administrativa, control interno, requisiciones, pasantías</w:t>
+      </w:r>
+    </w:p>
+    <w:p>
+      <w:pPr>
+        <w:pStyle w:val="IUTECPPreliminar"/>
+        <w:keepNext w:val="true"/>
+        <w:keepLines/>
+        <w:spacing w:before="1140" w:after="480"/>
+        <w:jc w:val="center"/>
+        <w:rPr/>
+      </w:pPr>
+      <w:bookmarkStart w:id="10" w:name="bm_introduccion"/>
+      <w:r>
+        <w:rPr>
+          <w:b/>
+          <w:sz w:val="24"/>
+        </w:rPr>
+        <w:t>INTRODUCCIÓN</w:t>
+      </w:r>
+      <w:bookmarkEnd w:id="10"/>
+    </w:p>
+    <w:p>
+      <w:pPr>
+        <w:pStyle w:val="Normal"/>
+        <w:spacing w:lineRule="auto" w:line="360" w:before="0" w:after="0"/>
         <w:ind w:firstLine="709"/>
         <w:jc w:val="both"/>
         <w:rPr/>
       </w:pPr>
       <w:r>
         <w:rPr>
-          <w:sz w:val="24"/>
-        </w:rPr>
-        <w:t>El presente informe corresponde a las pasantías profesionales realizadas durante diez (10) semanas en el Departamento Administrativo de Lubricantes y Equipos Varyna, C.A., con participación directa en actividades relacionadas con la procura de materiales e insumos. Durante la práctica se observó que las requisiciones de compra no siempre siguen un canal único y formalizado desde su recepción hasta la emisión y seguimiento de la orden de compra. También se evidenció la ausencia de formatos uniformes para algunas solicitudes, dificultades para conocer oportunamente el estado de las cotizaciones y falta de criterios visibles que faciliten el seguimiento de las aprobaciones. Estas condiciones pueden producir demoras, pérdida de trazabilidad y mayor carga administrativa para el personal encargado. El objetivo general fue proponer la simplificación administrativa del proceso de procura en el departamento, con la finalidad de reducir pasos innecesarios, agilizar los tiempos de adquisición y fortalecer el control interno. Para ello se realizaron observaciones del flujo de compras, entrevistas al personal, revisión de expedientes históricos, análisis de tiempos y un diagrama de causa-efecto para organizar los factores asociados a los retrasos. Como resultado se formuló una propuesta compuesta por un flujo simplificado con responsables definidos, formatos estandarizados de solicitud de cotización y orden de compra, una matriz de autorización por monto y criterios de seguimiento mediante indicadores de gestión. Se concluye que la formalización de estas herramientas puede facilitar el control y reducir la dispersión del proceso. Se recomienda implementar la propuesta de manera gradual, socializarla con el personal involucrado y revisar periódicamente sus resultados para realizar los ajustes necesarios.</w:t>
-      </w:r>
-    </w:p>
-    <w:p>
-      <w:pPr>
-        <w:pStyle w:val="Normal"/>
-        <w:rPr/>
-      </w:pPr>
-      <w:r>
-        <w:rPr/>
-      </w:r>
-    </w:p>
-    <w:p>
-      <w:pPr>
-        <w:pStyle w:val="Normal"/>
-        <w:spacing w:lineRule="auto" w:line="240" w:before="0" w:after="0"/>
+          <w:i w:val="false"/>
+          <w:sz w:val="24"/>
+        </w:rPr>
+        <w:t>Las pasantías profesionales permiten vincular los conocimientos adquiridos durante la formación en Administración con situaciones reales de funcionamiento organizacional. En el área administrativa, la procura representa un proceso de apoyo indispensable porque articula la recepción de requerimientos, búsqueda de cotizaciones, evaluación de alternativas, aprobación y adquisición de bienes o servicios necesarios para la continuidad de las operaciones.</w:t>
+      </w:r>
+    </w:p>
+    <w:p>
+      <w:pPr>
+        <w:pStyle w:val="Normal"/>
+        <w:spacing w:lineRule="auto" w:line="360" w:before="0" w:after="0"/>
         <w:ind w:firstLine="709"/>
-        <w:rPr/>
-      </w:pPr>
-      <w:r>
-        <w:rPr>
-          <w:b/>
-          <w:sz w:val="24"/>
-        </w:rPr>
-        <w:t xml:space="preserve">Palabras claves: </w:t>
-      </w:r>
-      <w:r>
-        <w:rPr>
-          <w:sz w:val="24"/>
-        </w:rPr>
-        <w:t>procura, simplificación administrativa, control interno, requisiciones, pasantías</w:t>
-      </w:r>
-    </w:p>
-    <w:p>
-      <w:pPr>
-        <w:sectPr>
-          <w:type w:val="continuous"/>
-          <w:pgSz w:w="12240" w:h="15840"/>
-          <w:pgMar w:left="2268" w:right="1701" w:gutter="0" w:header="0" w:top="1701" w:footer="720" w:bottom="1701"/>
-          <w:formProt w:val="false"/>
-          <w:textDirection w:val="lrTb"/>
-          <w:docGrid w:type="default" w:linePitch="360" w:charSpace="0"/>
-        </w:sectPr>
-      </w:pPr>
-    </w:p>
-    <w:p>
-      <w:pPr>
-        <w:pStyle w:val="Normal"/>
-        <w:spacing w:before="1140" w:after="480"/>
-        <w:jc w:val="center"/>
-        <w:rPr/>
-      </w:pPr>
-      <w:bookmarkStart w:id="10" w:name="bm_introduccion"/>
-      <w:r>
-        <w:rPr>
-          <w:b/>
-          <w:sz w:val="24"/>
-        </w:rPr>
-        <w:t>INTRODUCCIÓN</w:t>
-      </w:r>
-      <w:bookmarkEnd w:id="10"/>
-    </w:p>
-    <w:p>
-      <w:pPr>
+        <w:jc w:val="both"/>
+        <w:rPr/>
+      </w:pPr>
+      <w:r>
+        <w:rPr>
+          <w:i w:val="false"/>
+          <w:sz w:val="24"/>
+        </w:rPr>
+        <w:t>En Lubricantes y Equipos Varyna, C.A., las actividades de pasantía se desarrollaron en el Departamento Administrativo con énfasis en el área de procura. Durante la práctica se identificaron oportunidades de mejora relacionadas con la recepción de requisiciones, el seguimiento de cotizaciones, la estandarización de formatos y la definición del recorrido que debe seguir cada solicitud de compra. Estas condiciones justificaron la formulación de una propuesta de simplificación administrativa adaptada a la dinámica del departamento.</w:t>
+      </w:r>
+    </w:p>
+    <w:p>
+      <w:pPr>
+        <w:pStyle w:val="Normal"/>
+        <w:spacing w:lineRule="auto" w:line="360" w:before="0" w:after="0"/>
+        <w:ind w:firstLine="709"/>
+        <w:jc w:val="both"/>
+        <w:rPr/>
+      </w:pPr>
+      <w:r>
+        <w:rPr>
+          <w:i w:val="false"/>
+          <w:sz w:val="24"/>
+        </w:rPr>
+        <w:t>El propósito del informe es presentar el diagnóstico realizado, los objetivos definidos, la planificación de las actividades y la propuesta formulada. Como soporte conceptual se abordan la procura, el proceso administrativo, el control interno y la simplificación de procedimientos, complementados con un marco legal general relacionado con la actividad económica y el orden de los registros mercantiles.</w:t>
+      </w:r>
+    </w:p>
+    <w:p>
+      <w:pPr>
+        <w:pStyle w:val="Normal"/>
+        <w:spacing w:lineRule="auto" w:line="360" w:before="0" w:after="0"/>
+        <w:ind w:firstLine="709"/>
+        <w:jc w:val="both"/>
+        <w:rPr/>
         <w:sectPr>
           <w:footerReference w:type="even" r:id="rId38"/>
           <w:footerReference w:type="default" r:id="rId39"/>
@@ -3254,6 +3296,116 @@
           <w:docGrid w:type="default" w:linePitch="360" w:charSpace="0"/>
         </w:sectPr>
       </w:pPr>
+      <w:r>
+        <w:rPr>
+          <w:i w:val="false"/>
+          <w:sz w:val="24"/>
+        </w:rPr>
+        <w:t>El informe se organiza en cinco capítulos. El Capítulo I describe la realidad organizacional de Lubricantes y Equipos Varyna, C.A.; el Capítulo II presenta la situación problemática, los objetivos, la planificación integral y el cronograma; el Capítulo III desarrolla los fundamentos teóricos y legales; el Capítulo IV describe las actividades operativas y de análisis realizadas durante las diez semanas; y el Capítulo V contiene las conclusiones y recomendaciones derivadas de la experiencia de pasantía.</w:t>
+      </w:r>
+    </w:p>
+    <w:p>
+      <w:pPr>
+        <w:pStyle w:val="Normal"/>
+        <w:keepNext w:val="true"/>
+        <w:keepLines/>
+        <w:spacing w:before="1140" w:after="480"/>
+        <w:jc w:val="center"/>
+        <w:rPr/>
+      </w:pPr>
+      <w:r>
+        <w:rPr>
+          <w:b/>
+          <w:sz w:val="24"/>
+        </w:rPr>
+        <w:t>CAPÍTULO I</w:t>
+      </w:r>
+    </w:p>
+    <w:p>
+      <w:pPr>
+        <w:pStyle w:val="IUTECPCaptulo"/>
+        <w:spacing w:before="480" w:after="0"/>
+        <w:jc w:val="center"/>
+        <w:rPr/>
+      </w:pPr>
+      <w:bookmarkStart w:id="11" w:name="bm_cap1"/>
+      <w:r>
+        <w:rPr>
+          <w:b/>
+          <w:sz w:val="24"/>
+        </w:rPr>
+        <w:t>REALIDAD ORGANIZACIONAL</w:t>
+      </w:r>
+      <w:bookmarkEnd w:id="11"/>
+    </w:p>
+    <w:p>
+      <w:pPr>
+        <w:pStyle w:val="IUTECPSubttulocentrado"/>
+        <w:spacing w:lineRule="auto" w:line="360" w:before="480" w:after="480"/>
+        <w:jc w:val="center"/>
+        <w:rPr/>
+      </w:pPr>
+      <w:bookmarkStart w:id="12" w:name="bm_cap1_ident"/>
+      <w:r>
+        <w:rPr>
+          <w:b/>
+          <w:sz w:val="24"/>
+        </w:rPr>
+        <w:t>Identificación de la empresa</w:t>
+      </w:r>
+      <w:bookmarkEnd w:id="12"/>
+    </w:p>
+    <w:p>
+      <w:pPr>
+        <w:pStyle w:val="IUTECPTtulo2"/>
+        <w:keepNext w:val="true"/>
+        <w:keepLines/>
+        <w:spacing w:lineRule="auto" w:line="360" w:before="480" w:after="480"/>
+        <w:jc w:val="start"/>
+        <w:rPr/>
+      </w:pPr>
+      <w:r>
+        <w:rPr>
+          <w:b/>
+          <w:sz w:val="24"/>
+        </w:rPr>
+        <w:t>Razón social</w:t>
+      </w:r>
+    </w:p>
+    <w:p>
+      <w:pPr>
+        <w:pStyle w:val="Normal"/>
+        <w:spacing w:lineRule="auto" w:line="360" w:before="0" w:after="0"/>
+        <w:ind w:hanging="0"/>
+        <w:jc w:val="both"/>
+        <w:rPr/>
+      </w:pPr>
+      <w:r>
+        <w:rPr>
+          <w:i w:val="false"/>
+          <w:sz w:val="24"/>
+        </w:rPr>
+        <w:t>Lubricantes y Equipos Varyna, C.A.</w:t>
+      </w:r>
+    </w:p>
+    <w:p>
+      <w:pPr>
+        <w:pStyle w:val="IUTECPTtulo2"/>
+        <w:keepNext w:val="true"/>
+        <w:keepLines/>
+        <w:spacing w:lineRule="auto" w:line="360" w:before="480" w:after="480"/>
+        <w:jc w:val="start"/>
+        <w:rPr/>
+      </w:pPr>
+      <w:bookmarkStart w:id="13" w:name="bm_cap1_resena"/>
+      <w:r>
+        <w:rPr>
+          <w:b/>
+          <w:sz w:val="24"/>
+        </w:rPr>
+        <w:t>Reseña histórica</w:t>
+      </w:r>
+      <w:bookmarkEnd w:id="13"/>
     </w:p>
     <w:p>
       <w:pPr>
@@ -3268,7 +3420,7 @@
           <w:i w:val="false"/>
           <w:sz w:val="24"/>
         </w:rPr>
-        <w:t>Las pasantías profesionales permiten vincular los conocimientos adquiridos durante la formación en Administración con situaciones reales de funcionamiento organizacional. En el área administrativa, la procura representa un proceso de apoyo indispensable porque articula la recepción de requerimientos, búsqueda de cotizaciones, evaluación de alternativas, aprobación y adquisición de bienes o servicios necesarios para la continuidad de las operaciones.</w:t>
+        <w:t>Lubricantes y Equipos Varyna, C.A. es una empresa venezolana fundada con la visión de responder a las crecientes demandas operativas e industriales del país. A lo largo de más de treinta y seis (36) años de trayectoria ininterrumpida, la organización se ha consolidado en el sector petrolero, industrial y de construcción, posicionándose como un aliado estratégico de alta confiabilidad en el mercado nacional gracias a su capacidad de respuesta y solvencia técnica.</w:t>
       </w:r>
     </w:p>
     <w:p>
@@ -3284,7 +3436,7 @@
           <w:i w:val="false"/>
           <w:sz w:val="24"/>
         </w:rPr>
-        <w:t>En Lubricantes y Equipos Varyna, C.A., las actividades de pasantía se desarrollaron en el Departamento Administrativo con énfasis en el área de procura. Durante la práctica se identificaron oportunidades de mejora relacionadas con la recepción de requisiciones, el seguimiento de cotizaciones, la estandarización de formatos y la definición del recorrido que debe seguir cada solicitud de compra. Estas condiciones justificaron la formulación de una propuesta de simplificación administrativa adaptada a la dinámica del departamento.</w:t>
+        <w:t>Desde sus primeros años de operaciones, la empresa enfocó su estrategia en la diversificación técnica de sus servicios, pasando de ser un proveedor local de insumos a una estructura corporativa especializada en el procesamiento y suministro de productos químicos de alto rendimiento, tratamiento químico de crudo y provisión de maquinaria pesada para proyectos de gran escala. Este desarrollo progresivo le permitió establecer estándares operacionales alineados con las exigencias de la industria energética regional y nacional.</w:t>
       </w:r>
     </w:p>
     <w:p>
@@ -3300,8 +3452,27 @@
           <w:i w:val="false"/>
           <w:sz w:val="24"/>
         </w:rPr>
-        <w:t>El propósito del informe es presentar el diagnóstico realizado, los objetivos definidos, la planificación de las actividades y la propuesta formulada. Como soporte conceptual se abordan la procura, el proceso administrativo, el control interno y la simplificación de procedimientos, complementados con un marco legal general relacionado con la actividad económica y el orden de los registros mercantiles.</w:t>
-      </w:r>
+        <w:t>Su integración como parte fundamental del Grupo Corporativo VTC marcó un hito en su madurez organizacional, impulsando un crecimiento sostenido mediante la profesionalización de sus procesos, la adopción de tecnologías de vanguardia y la consolidación de alianzas comerciales de largo alcance. Hoy en día, Lubricantes y Equipos Varyna, C.A. mantiene su compromiso con el desarrollo productivo del país, sustentando su liderazgo en la innovación continua, la calidad de servicio y el fortalecimiento constante de su capital humano y capacidad logística.</w:t>
+      </w:r>
+    </w:p>
+    <w:p>
+      <w:pPr>
+        <w:pStyle w:val="IUTECPTtulo2"/>
+        <w:keepNext w:val="true"/>
+        <w:keepLines/>
+        <w:spacing w:lineRule="auto" w:line="360" w:before="480" w:after="480"/>
+        <w:jc w:val="start"/>
+        <w:rPr/>
+      </w:pPr>
+      <w:bookmarkStart w:id="14" w:name="bm_cap1_mision"/>
+      <w:r>
+        <w:rPr>
+          <w:b/>
+          <w:sz w:val="24"/>
+        </w:rPr>
+        <w:t>Misión</w:t>
+      </w:r>
+      <w:bookmarkEnd w:id="14"/>
     </w:p>
     <w:p>
       <w:pPr>
@@ -3316,135 +3487,27 @@
           <w:i w:val="false"/>
           <w:sz w:val="24"/>
         </w:rPr>
-        <w:t>El informe se organiza en cinco capítulos. El Capítulo I describe la realidad organizacional de Lubricantes y Equipos Varyna, C.A.; el Capítulo II presenta la situación problemática, los objetivos, la planificación integral y el cronograma; el Capítulo III desarrolla los fundamentos teóricos y legales; el Capítulo IV describe las actividades operativas y de análisis realizadas durante las diez semanas; y el Capítulo V contiene las conclusiones y recomendaciones derivadas de la experiencia de pasantía.</w:t>
-      </w:r>
-    </w:p>
-    <w:p>
-      <w:pPr>
-        <w:sectPr>
-          <w:type w:val="continuous"/>
-          <w:pgSz w:w="12240" w:h="15840"/>
-          <w:pgMar w:left="2268" w:right="1701" w:gutter="0" w:header="0" w:top="1701" w:footer="720" w:bottom="1701"/>
-          <w:formProt w:val="false"/>
-          <w:titlePg/>
-          <w:textDirection w:val="lrTb"/>
-          <w:docGrid w:type="default" w:linePitch="360" w:charSpace="0"/>
-        </w:sectPr>
-      </w:pPr>
-    </w:p>
-    <w:p>
-      <w:pPr>
-        <w:pStyle w:val="Normal"/>
-        <w:spacing w:before="1140" w:after="480"/>
-        <w:jc w:val="center"/>
-        <w:rPr/>
-      </w:pPr>
-      <w:r>
-        <w:rPr>
-          <w:b/>
-          <w:sz w:val="24"/>
-        </w:rPr>
-        <w:t>CAPÍTULO I</w:t>
-      </w:r>
-    </w:p>
-    <w:p>
-      <w:pPr>
-        <w:pStyle w:val="Normal"/>
-        <w:spacing w:before="480" w:after="0"/>
-        <w:jc w:val="center"/>
-        <w:rPr/>
-      </w:pPr>
-      <w:bookmarkStart w:id="11" w:name="bm_cap1"/>
-      <w:r>
-        <w:rPr>
-          <w:b/>
-          <w:sz w:val="24"/>
-        </w:rPr>
-        <w:t>REALIDAD ORGANIZACIONAL</w:t>
-      </w:r>
-      <w:bookmarkEnd w:id="11"/>
-    </w:p>
-    <w:p>
-      <w:pPr>
-        <w:sectPr>
-          <w:footerReference w:type="even" r:id="rId41"/>
-          <w:footerReference w:type="default" r:id="rId42"/>
-          <w:footerReference w:type="first" r:id="rId43"/>
-          <w:type w:val="nextPage"/>
-          <w:pgSz w:w="12240" w:h="15840"/>
-          <w:pgMar w:left="2268" w:right="1701" w:gutter="0" w:header="0" w:top="1701" w:footer="720" w:bottom="1701"/>
-          <w:pgNumType w:fmt="decimal"/>
-          <w:formProt w:val="false"/>
-          <w:titlePg/>
-          <w:textDirection w:val="lrTb"/>
-          <w:docGrid w:type="default" w:linePitch="360" w:charSpace="0"/>
-        </w:sectPr>
-      </w:pPr>
-    </w:p>
-    <w:p>
-      <w:pPr>
-        <w:pStyle w:val="Normal"/>
-        <w:spacing w:lineRule="auto" w:line="360" w:before="480" w:after="480"/>
-        <w:jc w:val="center"/>
-        <w:rPr/>
-      </w:pPr>
-      <w:bookmarkStart w:id="12" w:name="bm_cap1_ident"/>
-      <w:r>
-        <w:rPr>
-          <w:b/>
-          <w:sz w:val="24"/>
-        </w:rPr>
-        <w:t>Identificación de la empresa</w:t>
-      </w:r>
-      <w:bookmarkEnd w:id="12"/>
-    </w:p>
-    <w:p>
-      <w:pPr>
-        <w:pStyle w:val="Normal"/>
+        <w:t>Brindar a nuestros clientes objetivos, soluciones de calidad en las áreas en las cuales nos desempeñamos, para contribuir de manera significativa en sus resultados. Aportando valor con nuestras respuestas a sus requerimientos. En la búsqueda de un mejor país y de una mejor humanidad.</w:t>
+      </w:r>
+    </w:p>
+    <w:p>
+      <w:pPr>
+        <w:pStyle w:val="IUTECPTtulo2"/>
+        <w:keepNext w:val="true"/>
+        <w:keepLines/>
         <w:spacing w:lineRule="auto" w:line="360" w:before="480" w:after="480"/>
         <w:jc w:val="start"/>
         <w:rPr/>
       </w:pPr>
+      <w:bookmarkStart w:id="15" w:name="bm_cap1_vision"/>
       <w:r>
         <w:rPr>
           <w:b/>
           <w:sz w:val="24"/>
         </w:rPr>
-        <w:t>Razón social</w:t>
-      </w:r>
-    </w:p>
-    <w:p>
-      <w:pPr>
-        <w:pStyle w:val="Normal"/>
-        <w:spacing w:lineRule="auto" w:line="360" w:before="0" w:after="0"/>
-        <w:ind w:hanging="0"/>
-        <w:jc w:val="both"/>
-        <w:rPr/>
-      </w:pPr>
-      <w:r>
-        <w:rPr>
-          <w:i w:val="false"/>
-          <w:sz w:val="24"/>
-        </w:rPr>
-        <w:t>Lubricantes y Equipos Varyna, C.A.</w:t>
-      </w:r>
-    </w:p>
-    <w:p>
-      <w:pPr>
-        <w:pStyle w:val="Normal"/>
-        <w:spacing w:lineRule="auto" w:line="360" w:before="480" w:after="480"/>
-        <w:jc w:val="start"/>
-        <w:rPr/>
-      </w:pPr>
-      <w:bookmarkStart w:id="13" w:name="bm_cap1_resena"/>
-      <w:r>
-        <w:rPr>
-          <w:b/>
-          <w:sz w:val="24"/>
-        </w:rPr>
-        <w:t>Reseña histórica</w:t>
-      </w:r>
-      <w:bookmarkEnd w:id="13"/>
+        <w:t>Visión</w:t>
+      </w:r>
+      <w:bookmarkEnd w:id="15"/>
     </w:p>
     <w:p>
       <w:pPr>
@@ -3459,8 +3522,27 @@
           <w:i w:val="false"/>
           <w:sz w:val="24"/>
         </w:rPr>
-        <w:t>Lubricantes y Equipos Varyna, C.A. es una empresa venezolana fundada con la visión de responder a las crecientes demandas operativas e industriales del país. A lo largo de más de treinta y seis (36) años de trayectoria ininterrumpida, la organización se ha consolidado en el sector petrolero, industrial y de construcción, posicionándose como un aliado estratégico de alta confiabilidad en el mercado nacional gracias a su capacidad de respuesta y solvencia técnica.</w:t>
-      </w:r>
+        <w:t>Ser el conglomerado de empresas líderes en cada una de las categorías en las que participamos, generando modelos de negocios altamente competitivos, atendiendo a nuestros distintos beneficiarios con productos y servicios de calidad.</w:t>
+      </w:r>
+    </w:p>
+    <w:p>
+      <w:pPr>
+        <w:pStyle w:val="IUTECPTtulo2"/>
+        <w:keepNext w:val="true"/>
+        <w:keepLines/>
+        <w:spacing w:lineRule="auto" w:line="360" w:before="480" w:after="480"/>
+        <w:jc w:val="start"/>
+        <w:rPr/>
+      </w:pPr>
+      <w:bookmarkStart w:id="16" w:name="bm_cap1_valores"/>
+      <w:r>
+        <w:rPr>
+          <w:b/>
+          <w:sz w:val="24"/>
+        </w:rPr>
+        <w:t>Valores</w:t>
+      </w:r>
+      <w:bookmarkEnd w:id="16"/>
     </w:p>
     <w:p>
       <w:pPr>
@@ -3475,7 +3557,155 @@
           <w:i w:val="false"/>
           <w:sz w:val="24"/>
         </w:rPr>
-        <w:t>Desde sus primeros años de operaciones, la empresa enfocó su estrategia en la diversificación técnica de sus servicios, pasando de ser un proveedor local de insumos a una estructura corporativa especializada en el procesamiento y suministro de productos químicos de alto rendimiento, tratamiento químico de crudo y provisión de maquinaria pesada para proyectos de gran escala. Este desarrollo progresivo le permitió establecer estándares operacionales alineados con las exigencias de la industria energética regional y nacional.</w:t>
+        <w:t>Los valores que orientan las actividades de la organización destacan:</w:t>
+      </w:r>
+    </w:p>
+    <w:p>
+      <w:pPr>
+        <w:pStyle w:val="Normal"/>
+        <w:spacing w:lineRule="auto" w:line="360"/>
+        <w:ind w:firstLine="709"/>
+        <w:jc w:val="both"/>
+        <w:rPr/>
+      </w:pPr>
+      <w:r>
+        <w:rPr>
+          <w:sz w:val="24"/>
+        </w:rPr>
+        <w:t xml:space="preserve">1. </w:t>
+      </w:r>
+      <w:r>
+        <w:rPr>
+          <w:b/>
+          <w:sz w:val="24"/>
+        </w:rPr>
+        <w:t xml:space="preserve">Planificación: </w:t>
+      </w:r>
+      <w:r>
+        <w:rPr>
+          <w:sz w:val="24"/>
+        </w:rPr>
+        <w:t>Estructuración anticipada de las adquisiciones para optimizar los recursos financieros de la organización.</w:t>
+      </w:r>
+    </w:p>
+    <w:p>
+      <w:pPr>
+        <w:pStyle w:val="Normal"/>
+        <w:spacing w:lineRule="auto" w:line="360"/>
+        <w:ind w:firstLine="709"/>
+        <w:jc w:val="both"/>
+        <w:rPr/>
+      </w:pPr>
+      <w:r>
+        <w:rPr>
+          <w:sz w:val="24"/>
+        </w:rPr>
+        <w:t xml:space="preserve">2. </w:t>
+      </w:r>
+      <w:r>
+        <w:rPr>
+          <w:b/>
+          <w:sz w:val="24"/>
+        </w:rPr>
+        <w:t xml:space="preserve">Responsabilidad: </w:t>
+      </w:r>
+      <w:r>
+        <w:rPr>
+          <w:sz w:val="24"/>
+        </w:rPr>
+        <w:t>Cumplimiento eficiente de los compromisos adquiridos con clientes, proveedores y trabajadores.</w:t>
+      </w:r>
+    </w:p>
+    <w:p>
+      <w:pPr>
+        <w:pStyle w:val="Normal"/>
+        <w:spacing w:lineRule="auto" w:line="360"/>
+        <w:ind w:firstLine="709"/>
+        <w:jc w:val="both"/>
+        <w:rPr/>
+      </w:pPr>
+      <w:r>
+        <w:rPr>
+          <w:sz w:val="24"/>
+        </w:rPr>
+        <w:t xml:space="preserve">3. </w:t>
+      </w:r>
+      <w:r>
+        <w:rPr>
+          <w:b/>
+          <w:sz w:val="24"/>
+        </w:rPr>
+        <w:t xml:space="preserve">Integridad: </w:t>
+      </w:r>
+      <w:r>
+        <w:rPr>
+          <w:sz w:val="24"/>
+        </w:rPr>
+        <w:t>Actuar con honestidad, ética y transparencia en todas las operaciones de la empresa.</w:t>
+      </w:r>
+    </w:p>
+    <w:p>
+      <w:pPr>
+        <w:pStyle w:val="Normal"/>
+        <w:spacing w:lineRule="auto" w:line="360"/>
+        <w:ind w:firstLine="709"/>
+        <w:jc w:val="both"/>
+        <w:rPr/>
+      </w:pPr>
+      <w:r>
+        <w:rPr>
+          <w:sz w:val="24"/>
+        </w:rPr>
+        <w:t xml:space="preserve">4. </w:t>
+      </w:r>
+      <w:r>
+        <w:rPr>
+          <w:b/>
+          <w:sz w:val="24"/>
+        </w:rPr>
+        <w:t xml:space="preserve">Transparencia: </w:t>
+      </w:r>
+      <w:r>
+        <w:rPr>
+          <w:sz w:val="24"/>
+        </w:rPr>
+        <w:t>Garantizar la trazabilidad y la claridad en los procesos de selección y adjudicación de compras.</w:t>
+      </w:r>
+    </w:p>
+    <w:p>
+      <w:pPr>
+        <w:pStyle w:val="IUTECPTtulo2"/>
+        <w:keepNext w:val="true"/>
+        <w:keepLines/>
+        <w:spacing w:lineRule="auto" w:line="360" w:before="480" w:after="480"/>
+        <w:jc w:val="start"/>
+        <w:rPr/>
+      </w:pPr>
+      <w:bookmarkStart w:id="17" w:name="bm_cap1_obj"/>
+      <w:r>
+        <w:rPr>
+          <w:b/>
+          <w:sz w:val="24"/>
+        </w:rPr>
+        <w:t>Objetivos Organizacionales</w:t>
+      </w:r>
+      <w:bookmarkEnd w:id="17"/>
+    </w:p>
+    <w:p>
+      <w:pPr>
+        <w:pStyle w:val="IUTECPTtulo2"/>
+        <w:keepNext w:val="true"/>
+        <w:keepLines/>
+        <w:spacing w:lineRule="auto" w:line="360" w:before="480" w:after="480"/>
+        <w:jc w:val="start"/>
+        <w:rPr/>
+      </w:pPr>
+      <w:r>
+        <w:rPr>
+          <w:b/>
+          <w:sz w:val="24"/>
+        </w:rPr>
+        <w:t>Objetivo General</w:t>
       </w:r>
     </w:p>
     <w:p>
@@ -3491,106 +3721,24 @@
           <w:i w:val="false"/>
           <w:sz w:val="24"/>
         </w:rPr>
-        <w:t>Su integración como parte fundamental del Grupo Corporativo VTC marcó un hito en su madurez organizacional, impulsando un crecimiento sostenido mediante la profesionalización de sus procesos, la adopción de tecnologías de vanguardia y la consolidación de alianzas comerciales de largo alcance. Hoy en día, Lubricantes y Equipos Varyna, C.A. mantiene su compromiso con el desarrollo productivo del país, sustentando su liderazgo en la innovación continua, la calidad de servicio y el fortalecimiento constante de su capital humano y capacidad logística.</w:t>
-      </w:r>
-    </w:p>
-    <w:p>
-      <w:pPr>
-        <w:pStyle w:val="Normal"/>
+        <w:t>Posicionarse como una empresa líder en el sector petrolero, industrial y de construcción a nivel nacional, garantizando la provisión oportuna de productos químicos especializados, tratamiento de crudo y maquinaria pesada, mediante una gestión administrativa, operacional y de procura transparente, eficiente y orientada a la calidad total.</w:t>
+      </w:r>
+    </w:p>
+    <w:p>
+      <w:pPr>
+        <w:pStyle w:val="IUTECPTtulo2"/>
+        <w:keepNext w:val="true"/>
+        <w:keepLines/>
         <w:spacing w:lineRule="auto" w:line="360" w:before="480" w:after="480"/>
         <w:jc w:val="start"/>
         <w:rPr/>
       </w:pPr>
-      <w:bookmarkStart w:id="14" w:name="bm_cap1_mision"/>
       <w:r>
         <w:rPr>
           <w:b/>
           <w:sz w:val="24"/>
         </w:rPr>
-        <w:t>Misión</w:t>
-      </w:r>
-      <w:bookmarkEnd w:id="14"/>
-    </w:p>
-    <w:p>
-      <w:pPr>
-        <w:pStyle w:val="Normal"/>
-        <w:spacing w:lineRule="auto" w:line="360" w:before="0" w:after="0"/>
-        <w:ind w:firstLine="709"/>
-        <w:jc w:val="both"/>
-        <w:rPr/>
-      </w:pPr>
-      <w:r>
-        <w:rPr>
-          <w:i w:val="false"/>
-          <w:sz w:val="24"/>
-        </w:rPr>
-        <w:t>Brindar a nuestros clientes objetivos, soluciones de calidad en las áreas en las cuales nos desempeñamos, para contribuir de manera significativa en sus resultados. Aportando valor con nuestras respuestas a sus requerimientos. En la búsqueda de un mejor país y de una mejor humanidad.</w:t>
-      </w:r>
-    </w:p>
-    <w:p>
-      <w:pPr>
-        <w:pStyle w:val="Normal"/>
-        <w:spacing w:lineRule="auto" w:line="360" w:before="480" w:after="480"/>
-        <w:jc w:val="start"/>
-        <w:rPr/>
-      </w:pPr>
-      <w:bookmarkStart w:id="15" w:name="bm_cap1_vision"/>
-      <w:r>
-        <w:rPr>
-          <w:b/>
-          <w:sz w:val="24"/>
-        </w:rPr>
-        <w:t>Visión</w:t>
-      </w:r>
-      <w:bookmarkEnd w:id="15"/>
-    </w:p>
-    <w:p>
-      <w:pPr>
-        <w:pStyle w:val="Normal"/>
-        <w:spacing w:lineRule="auto" w:line="360" w:before="0" w:after="0"/>
-        <w:ind w:firstLine="709"/>
-        <w:jc w:val="both"/>
-        <w:rPr/>
-      </w:pPr>
-      <w:r>
-        <w:rPr>
-          <w:i w:val="false"/>
-          <w:sz w:val="24"/>
-        </w:rPr>
-        <w:t>Ser el conglomerado de empresas líderes en cada una de las categorías en las que participamos, generando modelos de negocios altamente competitivos, atendiendo a nuestros distintos beneficiarios con productos y servicios de calidad.</w:t>
-      </w:r>
-    </w:p>
-    <w:p>
-      <w:pPr>
-        <w:pStyle w:val="Normal"/>
-        <w:spacing w:lineRule="auto" w:line="360" w:before="480" w:after="480"/>
-        <w:jc w:val="start"/>
-        <w:rPr/>
-      </w:pPr>
-      <w:bookmarkStart w:id="16" w:name="bm_cap1_valores"/>
-      <w:r>
-        <w:rPr>
-          <w:b/>
-          <w:sz w:val="24"/>
-        </w:rPr>
-        <w:t>Valores</w:t>
-      </w:r>
-      <w:bookmarkEnd w:id="16"/>
-    </w:p>
-    <w:p>
-      <w:pPr>
-        <w:pStyle w:val="Normal"/>
-        <w:spacing w:lineRule="auto" w:line="360" w:before="0" w:after="0"/>
-        <w:ind w:firstLine="709"/>
-        <w:jc w:val="both"/>
-        <w:rPr/>
-      </w:pPr>
-      <w:r>
-        <w:rPr>
-          <w:i w:val="false"/>
-          <w:sz w:val="24"/>
-        </w:rPr>
-        <w:t>Los valores que orientan las actividades de la organización destacan:</w:t>
+        <w:t>Objetivos Específicos</w:t>
       </w:r>
     </w:p>
     <w:p>
@@ -3605,20 +3753,7 @@
         <w:rPr>
           <w:sz w:val="24"/>
         </w:rPr>
-        <w:t xml:space="preserve">1. </w:t>
-      </w:r>
-      <w:r>
-        <w:rPr>
-          <w:b/>
-          <w:sz w:val="24"/>
-        </w:rPr>
-        <w:t xml:space="preserve">Planificación: </w:t>
-      </w:r>
-      <w:r>
-        <w:rPr>
-          <w:sz w:val="24"/>
-        </w:rPr>
-        <w:t>Estructuración anticipada de las adquisiciones para optimizar los recursos financieros de la organización.</w:t>
+        <w:t>1. Proporcionar soluciones eficientes y oportunas a las necesidades de sus clientes.</w:t>
       </w:r>
     </w:p>
     <w:p>
@@ -3633,20 +3768,7 @@
         <w:rPr>
           <w:sz w:val="24"/>
         </w:rPr>
-        <w:t xml:space="preserve">2. </w:t>
-      </w:r>
-      <w:r>
-        <w:rPr>
-          <w:b/>
-          <w:sz w:val="24"/>
-        </w:rPr>
-        <w:t xml:space="preserve">Responsabilidad: </w:t>
-      </w:r>
-      <w:r>
-        <w:rPr>
-          <w:sz w:val="24"/>
-        </w:rPr>
-        <w:t>Cumplimiento eficiente de los compromisos adquiridos con clientes, proveedores y trabajadores.</w:t>
+        <w:t>2. Mantener altos estándares de calidad en los productos y servicios ofrecidos.</w:t>
       </w:r>
     </w:p>
     <w:p>
@@ -3661,161 +3783,14 @@
         <w:rPr>
           <w:sz w:val="24"/>
         </w:rPr>
-        <w:t xml:space="preserve">3. </w:t>
-      </w:r>
-      <w:r>
-        <w:rPr>
-          <w:b/>
-          <w:sz w:val="24"/>
-        </w:rPr>
-        <w:t xml:space="preserve">Integridad: </w:t>
-      </w:r>
-      <w:r>
-        <w:rPr>
-          <w:sz w:val="24"/>
-        </w:rPr>
-        <w:t>Actuar con honestidad, ética y transparencia en todas las operaciones de la empresa.</w:t>
-      </w:r>
-    </w:p>
-    <w:p>
-      <w:pPr>
-        <w:pStyle w:val="Normal"/>
-        <w:spacing w:lineRule="auto" w:line="360"/>
-        <w:ind w:firstLine="709"/>
-        <w:jc w:val="both"/>
-        <w:rPr/>
-      </w:pPr>
-      <w:r>
-        <w:rPr>
-          <w:sz w:val="24"/>
-        </w:rPr>
-        <w:t xml:space="preserve">4. </w:t>
-      </w:r>
-      <w:r>
-        <w:rPr>
-          <w:b/>
-          <w:sz w:val="24"/>
-        </w:rPr>
-        <w:t xml:space="preserve">Transparencia: </w:t>
-      </w:r>
-      <w:r>
-        <w:rPr>
-          <w:sz w:val="24"/>
-        </w:rPr>
-        <w:t>Garantizar la trazabilidad y la claridad en los procesos de selección y adjudicación de compras.</w:t>
-      </w:r>
-    </w:p>
-    <w:p>
-      <w:pPr>
-        <w:pStyle w:val="Normal"/>
-        <w:spacing w:lineRule="auto" w:line="360" w:before="480" w:after="480"/>
-        <w:jc w:val="start"/>
-        <w:rPr/>
-      </w:pPr>
-      <w:bookmarkStart w:id="17" w:name="bm_cap1_obj"/>
-      <w:r>
-        <w:rPr>
-          <w:b/>
-          <w:sz w:val="24"/>
-        </w:rPr>
-        <w:t>Objetivos Organizacionales</w:t>
-      </w:r>
-      <w:bookmarkEnd w:id="17"/>
-    </w:p>
-    <w:p>
-      <w:pPr>
-        <w:pStyle w:val="Normal"/>
-        <w:spacing w:lineRule="auto" w:line="360" w:before="480" w:after="480"/>
-        <w:jc w:val="start"/>
-        <w:rPr/>
-      </w:pPr>
-      <w:r>
-        <w:rPr>
-          <w:b/>
-          <w:sz w:val="24"/>
-        </w:rPr>
-        <w:t>Objetivo General</w:t>
-      </w:r>
-    </w:p>
-    <w:p>
-      <w:pPr>
-        <w:pStyle w:val="Normal"/>
-        <w:spacing w:lineRule="auto" w:line="360" w:before="0" w:after="0"/>
-        <w:ind w:firstLine="709"/>
-        <w:jc w:val="both"/>
-        <w:rPr/>
-      </w:pPr>
-      <w:r>
-        <w:rPr>
-          <w:i w:val="false"/>
-          <w:sz w:val="24"/>
-        </w:rPr>
-        <w:t>Posicionarse como una empresa líder en el sector petrolero, industrial y de construcción a nivel nacional, garantizando la provisión oportuna de productos químicos especializados, tratamiento de crudo y maquinaria pesada, mediante una gestión administrativa, operacional y de procura transparente, eficiente y orientada a la calidad total.</w:t>
-      </w:r>
-    </w:p>
-    <w:p>
-      <w:pPr>
-        <w:pStyle w:val="Normal"/>
-        <w:spacing w:lineRule="auto" w:line="360" w:before="480" w:after="480"/>
-        <w:jc w:val="start"/>
-        <w:rPr/>
-      </w:pPr>
-      <w:r>
-        <w:rPr>
-          <w:b/>
-          <w:sz w:val="24"/>
-        </w:rPr>
-        <w:t>Objetivos Específicos</w:t>
-      </w:r>
-    </w:p>
-    <w:p>
-      <w:pPr>
-        <w:pStyle w:val="Normal"/>
-        <w:spacing w:lineRule="auto" w:line="360"/>
-        <w:ind w:firstLine="709"/>
-        <w:jc w:val="both"/>
-        <w:rPr/>
-      </w:pPr>
-      <w:r>
-        <w:rPr>
-          <w:sz w:val="24"/>
-        </w:rPr>
-        <w:t>1. Proporcionar soluciones eficientes y oportunas a las necesidades de sus clientes.</w:t>
-      </w:r>
-    </w:p>
-    <w:p>
-      <w:pPr>
-        <w:pStyle w:val="Normal"/>
-        <w:spacing w:lineRule="auto" w:line="360"/>
-        <w:ind w:firstLine="709"/>
-        <w:jc w:val="both"/>
-        <w:rPr/>
-      </w:pPr>
-      <w:r>
-        <w:rPr>
-          <w:sz w:val="24"/>
-        </w:rPr>
-        <w:t>2. Mantener altos estándares de calidad en los productos y servicios ofrecidos.</w:t>
-      </w:r>
-    </w:p>
-    <w:p>
-      <w:pPr>
-        <w:pStyle w:val="Normal"/>
-        <w:spacing w:lineRule="auto" w:line="360"/>
-        <w:ind w:firstLine="709"/>
-        <w:jc w:val="both"/>
-        <w:rPr/>
-      </w:pPr>
-      <w:r>
-        <w:rPr>
-          <w:sz w:val="24"/>
-        </w:rPr>
         <w:t>3. Asegurar el abastecimiento continuo y eficiente de insumos mediante una gestión administrativa transparente.</w:t>
       </w:r>
     </w:p>
     <w:p>
       <w:pPr>
         <w:pStyle w:val="Normal"/>
+        <w:keepNext w:val="true"/>
+        <w:keepLines/>
         <w:spacing w:before="480" w:after="0"/>
         <w:jc w:val="center"/>
         <w:rPr/>
@@ -3840,7 +3815,7 @@
                     </pic:cNvPicPr>
                   </pic:nvPicPr>
                   <pic:blipFill>
-                    <a:blip r:embed="rId44"/>
+                    <a:blip r:embed="rId41"/>
                     <a:stretch>
                       <a:fillRect/>
                     </a:stretch>
@@ -3865,6 +3840,8 @@
     <w:p>
       <w:pPr>
         <w:pStyle w:val="Normal"/>
+        <w:keepNext w:val="true"/>
+        <w:keepLines/>
         <w:spacing w:before="120" w:after="480"/>
         <w:jc w:val="center"/>
         <w:rPr/>
@@ -3873,14 +3850,14 @@
       <w:r>
         <w:rPr>
           <w:i/>
-          <w:sz w:val="24"/>
+          <w:sz w:val="20"/>
         </w:rPr>
         <w:t xml:space="preserve">Gráfico 1. </w:t>
       </w:r>
       <w:r>
         <w:rPr>
           <w:b/>
-          <w:sz w:val="24"/>
+          <w:sz w:val="20"/>
         </w:rPr>
         <w:t>Logotipo de Lubricantes y Equipos Varyna, C.A.</w:t>
       </w:r>
@@ -3889,27 +3866,30 @@
     <w:p>
       <w:pPr>
         <w:pStyle w:val="Normal"/>
-        <w:spacing w:before="0" w:after="240"/>
+        <w:spacing w:lineRule="auto" w:line="240" w:before="0" w:after="240"/>
+        <w:ind w:hanging="0"/>
         <w:jc w:val="center"/>
         <w:rPr/>
       </w:pPr>
       <w:r>
         <w:rPr>
           <w:i/>
-          <w:sz w:val="24"/>
+          <w:sz w:val="20"/>
         </w:rPr>
         <w:t xml:space="preserve">Fuente: </w:t>
       </w:r>
       <w:r>
         <w:rPr>
-          <w:sz w:val="24"/>
+          <w:sz w:val="20"/>
         </w:rPr>
         <w:t>Lubricantes y Equipos Varyna, C.A. (2026).</w:t>
       </w:r>
     </w:p>
     <w:p>
       <w:pPr>
-        <w:pStyle w:val="Normal"/>
+        <w:pStyle w:val="IUTECPTtulo2"/>
+        <w:keepNext w:val="true"/>
+        <w:keepLines/>
         <w:spacing w:lineRule="auto" w:line="360" w:before="480" w:after="480"/>
         <w:jc w:val="start"/>
         <w:rPr/>
@@ -3943,6 +3923,8 @@
     <w:p>
       <w:pPr>
         <w:pStyle w:val="Normal"/>
+        <w:keepNext w:val="true"/>
+        <w:keepLines/>
         <w:spacing w:before="480" w:after="0"/>
         <w:jc w:val="center"/>
         <w:rPr/>
@@ -3967,7 +3949,7 @@
                     </pic:cNvPicPr>
                   </pic:nvPicPr>
                   <pic:blipFill>
-                    <a:blip r:embed="rId45"/>
+                    <a:blip r:embed="rId42"/>
                     <a:stretch>
                       <a:fillRect/>
                     </a:stretch>
@@ -3992,6 +3974,8 @@
     <w:p>
       <w:pPr>
         <w:pStyle w:val="Normal"/>
+        <w:keepNext w:val="true"/>
+        <w:keepLines/>
         <w:spacing w:before="120" w:after="480"/>
         <w:jc w:val="center"/>
         <w:rPr/>
@@ -4000,14 +3984,14 @@
       <w:r>
         <w:rPr>
           <w:i/>
-          <w:sz w:val="24"/>
+          <w:sz w:val="20"/>
         </w:rPr>
         <w:t xml:space="preserve">Gráfico 2. </w:t>
       </w:r>
       <w:r>
         <w:rPr>
           <w:b/>
-          <w:sz w:val="24"/>
+          <w:sz w:val="20"/>
         </w:rPr>
         <w:t>Representación cartográfica y ubicación espacial de la empresa.</w:t>
       </w:r>
@@ -4016,6 +4000,30 @@
     <w:p>
       <w:pPr>
         <w:pStyle w:val="Normal"/>
+        <w:spacing w:lineRule="auto" w:line="240" w:before="0" w:after="240"/>
+        <w:ind w:hanging="0"/>
+        <w:jc w:val="center"/>
+        <w:rPr/>
+      </w:pPr>
+      <w:r>
+        <w:rPr>
+          <w:i/>
+          <w:sz w:val="20"/>
+        </w:rPr>
+        <w:t xml:space="preserve">Fuente: </w:t>
+      </w:r>
+      <w:r>
+        <w:rPr>
+          <w:sz w:val="20"/>
+        </w:rPr>
+        <w:t>Google Maps (2026).</w:t>
+      </w:r>
+    </w:p>
+    <w:p>
+      <w:pPr>
+        <w:pStyle w:val="IUTECPTtulo2"/>
+        <w:keepNext w:val="true"/>
+        <w:keepLines/>
         <w:spacing w:lineRule="auto" w:line="360" w:before="480" w:after="480"/>
         <w:jc w:val="start"/>
         <w:rPr/>
@@ -4033,12 +4041,28 @@
     <w:p>
       <w:pPr>
         <w:pStyle w:val="Normal"/>
-        <w:spacing w:before="0" w:after="120"/>
-        <w:rPr/>
-      </w:pPr>
-      <w:r>
-        <w:rPr/>
-      </w:r>
+        <w:keepNext w:val="true"/>
+        <w:keepLines/>
+        <w:spacing w:lineRule="auto" w:line="360" w:before="480" w:after="240"/>
+        <w:jc w:val="start"/>
+        <w:rPr/>
+      </w:pPr>
+      <w:bookmarkStart w:id="22" w:name="bm_cuadro1"/>
+      <w:r>
+        <w:rPr>
+          <w:b/>
+          <w:sz w:val="20"/>
+        </w:rPr>
+        <w:t xml:space="preserve">Cuadro 1. </w:t>
+      </w:r>
+      <w:r>
+        <w:rPr>
+          <w:i/>
+          <w:sz w:val="20"/>
+        </w:rPr>
+        <w:t>Población de los trabajadores de la empresa.</w:t>
+      </w:r>
+      <w:bookmarkEnd w:id="22"/>
     </w:p>
     <w:tbl>
       <w:tblPr>
@@ -4063,7 +4087,9 @@
         <w:gridCol w:w="1135"/>
       </w:tblGrid>
       <w:tr>
-        <w:trPr/>
+        <w:trPr>
+          <w:tblHeader w:val="true"/>
+        </w:trPr>
         <w:tc>
           <w:tcPr>
             <w:tcW w:w="1983" w:type="dxa"/>
@@ -6359,7 +6385,9 @@
     <w:p>
       <w:pPr>
         <w:pStyle w:val="Normal"/>
-        <w:spacing w:lineRule="auto" w:line="240" w:before="120" w:after="0"/>
+        <w:spacing w:lineRule="auto" w:line="240" w:before="0" w:after="240"/>
+        <w:ind w:hanging="0"/>
+        <w:jc w:val="start"/>
         <w:rPr/>
       </w:pPr>
       <w:r>
@@ -6367,17 +6395,25 @@
           <w:i/>
           <w:sz w:val="20"/>
         </w:rPr>
-        <w:t>Fuente: Información suministrada por Lubricantes y Equipos Varyna, C.A. (2026).</w:t>
-      </w:r>
-    </w:p>
-    <w:p>
-      <w:pPr>
-        <w:pStyle w:val="Normal"/>
+        <w:t xml:space="preserve">Fuente: </w:t>
+      </w:r>
+      <w:r>
+        <w:rPr>
+          <w:sz w:val="20"/>
+        </w:rPr>
+        <w:t>Información suministrada por Lubricantes y Equipos Varyna, C.A. (2026).</w:t>
+      </w:r>
+    </w:p>
+    <w:p>
+      <w:pPr>
+        <w:pStyle w:val="IUTECPTtulo2"/>
+        <w:keepNext w:val="true"/>
+        <w:keepLines/>
         <w:spacing w:lineRule="auto" w:line="360" w:before="480" w:after="480"/>
         <w:jc w:val="start"/>
         <w:rPr/>
       </w:pPr>
-      <w:bookmarkStart w:id="22" w:name="bm_cap1_estruct"/>
+      <w:bookmarkStart w:id="23" w:name="bm_cap1_estruct"/>
       <w:r>
         <w:rPr>
           <w:b/>
@@ -6385,7 +6421,7 @@
         </w:rPr>
         <w:t>Estructura Organizativa</w:t>
       </w:r>
-      <w:bookmarkEnd w:id="22"/>
+      <w:bookmarkEnd w:id="23"/>
     </w:p>
     <w:p>
       <w:pPr>
@@ -6406,6 +6442,8 @@
     <w:p>
       <w:pPr>
         <w:pStyle w:val="Normal"/>
+        <w:keepNext w:val="true"/>
+        <w:keepLines/>
         <w:spacing w:before="480" w:after="0"/>
         <w:jc w:val="center"/>
         <w:rPr/>
@@ -6430,7 +6468,7 @@
                     </pic:cNvPicPr>
                   </pic:nvPicPr>
                   <pic:blipFill>
-                    <a:blip r:embed="rId46"/>
+                    <a:blip r:embed="rId43"/>
                     <a:stretch>
                       <a:fillRect/>
                     </a:stretch>
@@ -6455,35 +6493,61 @@
     <w:p>
       <w:pPr>
         <w:pStyle w:val="Normal"/>
+        <w:keepNext w:val="true"/>
+        <w:keepLines/>
         <w:spacing w:before="120" w:after="480"/>
         <w:jc w:val="center"/>
         <w:rPr/>
       </w:pPr>
-      <w:bookmarkStart w:id="23" w:name="bm_grafico3"/>
+      <w:bookmarkStart w:id="24" w:name="bm_grafico3"/>
       <w:r>
         <w:rPr>
           <w:i/>
-          <w:sz w:val="24"/>
+          <w:sz w:val="20"/>
         </w:rPr>
         <w:t xml:space="preserve">Gráfico 3. </w:t>
       </w:r>
       <w:r>
         <w:rPr>
           <w:b/>
-          <w:sz w:val="24"/>
+          <w:sz w:val="20"/>
         </w:rPr>
         <w:t>Organigrama estructural y niveles jerárquicos de la organización.</w:t>
       </w:r>
-      <w:bookmarkEnd w:id="23"/>
-    </w:p>
-    <w:p>
-      <w:pPr>
-        <w:pStyle w:val="Normal"/>
+      <w:bookmarkEnd w:id="24"/>
+    </w:p>
+    <w:p>
+      <w:pPr>
+        <w:pStyle w:val="Normal"/>
+        <w:spacing w:lineRule="auto" w:line="240" w:before="0" w:after="240"/>
+        <w:ind w:hanging="0"/>
+        <w:jc w:val="center"/>
+        <w:rPr/>
+      </w:pPr>
+      <w:r>
+        <w:rPr>
+          <w:i/>
+          <w:sz w:val="20"/>
+        </w:rPr>
+        <w:t xml:space="preserve">Fuente: </w:t>
+      </w:r>
+      <w:r>
+        <w:rPr>
+          <w:sz w:val="20"/>
+        </w:rPr>
+        <w:t>Lubricantes y Equipos Varyna, C.A. (2026).</w:t>
+      </w:r>
+    </w:p>
+    <w:p>
+      <w:pPr>
+        <w:pStyle w:val="IUTECPTtulo2"/>
+        <w:keepNext w:val="true"/>
+        <w:keepLines/>
         <w:spacing w:lineRule="auto" w:line="360" w:before="480" w:after="480"/>
         <w:jc w:val="start"/>
         <w:rPr/>
       </w:pPr>
-      <w:bookmarkStart w:id="24" w:name="bm_cap1_departamento"/>
+      <w:bookmarkStart w:id="25" w:name="bm_cap1_departamento"/>
       <w:r>
         <w:rPr>
           <w:b/>
@@ -6491,7 +6555,7 @@
         </w:rPr>
         <w:t>Descripción del departamento donde realizó la pasantía</w:t>
       </w:r>
-      <w:bookmarkEnd w:id="24"/>
+      <w:bookmarkEnd w:id="25"/>
     </w:p>
     <w:p>
       <w:pPr>
@@ -6500,66 +6564,10 @@
         <w:ind w:firstLine="709"/>
         <w:jc w:val="both"/>
         <w:rPr/>
-      </w:pPr>
-      <w:r>
-        <w:rPr>
-          <w:i w:val="false"/>
-          <w:sz w:val="24"/>
-        </w:rPr>
-        <w:t>El Departamento Administrativo fue el área en la que se desarrollaron las pasantías profesionales. Dentro de esta unidad se realizan actividades relacionadas con administración, control de documentación, logística y procura. En lo relativo al proceso de compras, el departamento recibe requerimientos, gestiona solicitudes de cotización, mantiene comunicación con proveedores, prepara y tramita documentación de compra y realiza seguimiento a las adquisiciones hasta su correspondiente cierre administrativo. La pasantía se concentró especialmente en estas actividades de procura, lo que permitió observar el recorrido de las requisiciones, identificar oportunidades de simplificación y formular una propuesta ajustada a las necesidades operativas del área.</w:t>
-      </w:r>
-    </w:p>
-    <w:p>
-      <w:pPr>
         <w:sectPr>
-          <w:type w:val="continuous"/>
-          <w:pgSz w:w="12240" w:h="15840"/>
-          <w:pgMar w:left="2268" w:right="1701" w:gutter="0" w:header="0" w:top="1701" w:footer="720" w:bottom="1701"/>
-          <w:formProt w:val="false"/>
-          <w:titlePg/>
-          <w:textDirection w:val="lrTb"/>
-          <w:docGrid w:type="default" w:linePitch="360" w:charSpace="0"/>
-        </w:sectPr>
-      </w:pPr>
-    </w:p>
-    <w:p>
-      <w:pPr>
-        <w:pStyle w:val="Normal"/>
-        <w:spacing w:before="1140" w:after="480"/>
-        <w:jc w:val="center"/>
-        <w:rPr/>
-      </w:pPr>
-      <w:r>
-        <w:rPr>
-          <w:b/>
-          <w:sz w:val="24"/>
-        </w:rPr>
-        <w:t>CAPÍTULO II</w:t>
-      </w:r>
-    </w:p>
-    <w:p>
-      <w:pPr>
-        <w:pStyle w:val="Normal"/>
-        <w:spacing w:before="480" w:after="0"/>
-        <w:jc w:val="center"/>
-        <w:rPr/>
-      </w:pPr>
-      <w:bookmarkStart w:id="25" w:name="bm_cap2"/>
-      <w:r>
-        <w:rPr>
-          <w:b/>
-          <w:sz w:val="24"/>
-        </w:rPr>
-        <w:t>DIAGNÓSTICO SITUACIONAL</w:t>
-      </w:r>
-      <w:bookmarkEnd w:id="25"/>
-    </w:p>
-    <w:p>
-      <w:pPr>
-        <w:sectPr>
-          <w:footerReference w:type="even" r:id="rId47"/>
-          <w:footerReference w:type="default" r:id="rId48"/>
-          <w:footerReference w:type="first" r:id="rId49"/>
+          <w:footerReference w:type="even" r:id="rId44"/>
+          <w:footerReference w:type="default" r:id="rId45"/>
+          <w:footerReference w:type="first" r:id="rId46"/>
           <w:type w:val="nextPage"/>
           <w:pgSz w:w="12240" w:h="15840"/>
           <w:pgMar w:left="2268" w:right="1701" w:gutter="0" w:header="0" w:top="1701" w:footer="720" w:bottom="1701"/>
@@ -6570,15 +6578,58 @@
           <w:docGrid w:type="default" w:linePitch="360" w:charSpace="0"/>
         </w:sectPr>
       </w:pPr>
-    </w:p>
-    <w:p>
-      <w:pPr>
-        <w:pStyle w:val="Normal"/>
+      <w:r>
+        <w:rPr>
+          <w:i w:val="false"/>
+          <w:sz w:val="24"/>
+        </w:rPr>
+        <w:t>El Departamento Administrativo fue el área en la que se desarrollaron las pasantías profesionales. Dentro de esta unidad se realizan actividades relacionadas con administración, control de documentación, logística y procura. En lo relativo al proceso de compras, el departamento recibe requerimientos, gestiona solicitudes de cotización, mantiene comunicación con proveedores, prepara y tramita documentación de compra y realiza seguimiento a las adquisiciones hasta su correspondiente cierre administrativo. La pasantía se concentró especialmente en estas actividades de procura, lo que permitió observar el recorrido de las requisiciones, identificar oportunidades de simplificación y formular una propuesta ajustada a las necesidades operativas del área.</w:t>
+      </w:r>
+    </w:p>
+    <w:p>
+      <w:pPr>
+        <w:pStyle w:val="Normal"/>
+        <w:keepNext w:val="true"/>
+        <w:keepLines/>
+        <w:spacing w:before="1140" w:after="480"/>
+        <w:jc w:val="center"/>
+        <w:rPr/>
+      </w:pPr>
+      <w:r>
+        <w:rPr>
+          <w:b/>
+          <w:sz w:val="24"/>
+        </w:rPr>
+        <w:t>CAPÍTULO II</w:t>
+      </w:r>
+    </w:p>
+    <w:p>
+      <w:pPr>
+        <w:pStyle w:val="IUTECPCaptulo"/>
+        <w:spacing w:before="480" w:after="0"/>
+        <w:jc w:val="center"/>
+        <w:rPr/>
+      </w:pPr>
+      <w:bookmarkStart w:id="26" w:name="bm_cap2"/>
+      <w:r>
+        <w:rPr>
+          <w:b/>
+          <w:sz w:val="24"/>
+        </w:rPr>
+        <w:t>DIAGNÓSTICO SITUACIONAL</w:t>
+      </w:r>
+      <w:bookmarkEnd w:id="26"/>
+    </w:p>
+    <w:p>
+      <w:pPr>
+        <w:pStyle w:val="IUTECPTtulo2"/>
+        <w:keepNext w:val="true"/>
+        <w:keepLines/>
         <w:spacing w:lineRule="auto" w:line="360" w:before="480" w:after="480"/>
         <w:jc w:val="start"/>
         <w:rPr/>
       </w:pPr>
-      <w:bookmarkStart w:id="26" w:name="bm_cap2_sit"/>
+      <w:bookmarkStart w:id="27" w:name="bm_cap2_sit"/>
       <w:r>
         <w:rPr>
           <w:b/>
@@ -6586,11 +6637,13 @@
         </w:rPr>
         <w:t>Identificación de la Situación Problemática</w:t>
       </w:r>
-      <w:bookmarkEnd w:id="26"/>
-    </w:p>
-    <w:p>
-      <w:pPr>
-        <w:pStyle w:val="Normal"/>
+      <w:bookmarkEnd w:id="27"/>
+    </w:p>
+    <w:p>
+      <w:pPr>
+        <w:pStyle w:val="IUTECPTtulo2"/>
+        <w:keepNext w:val="true"/>
+        <w:keepLines/>
         <w:spacing w:lineRule="auto" w:line="360" w:before="480" w:after="480"/>
         <w:jc w:val="start"/>
         <w:rPr/>
@@ -6637,7 +6690,9 @@
     </w:p>
     <w:p>
       <w:pPr>
-        <w:pStyle w:val="Normal"/>
+        <w:pStyle w:val="IUTECPTtulo2"/>
+        <w:keepNext w:val="true"/>
+        <w:keepLines/>
         <w:spacing w:lineRule="auto" w:line="360" w:before="480" w:after="480"/>
         <w:jc w:val="start"/>
         <w:rPr/>
@@ -6684,7 +6739,9 @@
     </w:p>
     <w:p>
       <w:pPr>
-        <w:pStyle w:val="Normal"/>
+        <w:pStyle w:val="IUTECPTtulo2"/>
+        <w:keepNext w:val="true"/>
+        <w:keepLines/>
         <w:spacing w:lineRule="auto" w:line="360" w:before="480" w:after="480"/>
         <w:jc w:val="start"/>
         <w:rPr/>
@@ -6747,7 +6804,9 @@
     </w:p>
     <w:p>
       <w:pPr>
-        <w:pStyle w:val="Normal"/>
+        <w:pStyle w:val="IUTECPTtulo2"/>
+        <w:keepNext w:val="true"/>
+        <w:keepLines/>
         <w:spacing w:lineRule="auto" w:line="360" w:before="480" w:after="480"/>
         <w:jc w:val="start"/>
         <w:rPr/>
@@ -6778,7 +6837,9 @@
     </w:p>
     <w:p>
       <w:pPr>
-        <w:pStyle w:val="Normal"/>
+        <w:pStyle w:val="IUTECPTtulo2"/>
+        <w:keepNext w:val="true"/>
+        <w:keepLines/>
         <w:spacing w:lineRule="auto" w:line="360" w:before="480" w:after="480"/>
         <w:jc w:val="start"/>
         <w:rPr/>
@@ -6809,12 +6870,14 @@
     </w:p>
     <w:p>
       <w:pPr>
-        <w:pStyle w:val="Normal"/>
+        <w:pStyle w:val="IUTECPTtulo2"/>
+        <w:keepNext w:val="true"/>
+        <w:keepLines/>
         <w:spacing w:lineRule="auto" w:line="360" w:before="480" w:after="480"/>
         <w:jc w:val="start"/>
         <w:rPr/>
       </w:pPr>
-      <w:bookmarkStart w:id="27" w:name="bm_cap2_objg"/>
+      <w:bookmarkStart w:id="28" w:name="bm_cap2_objg"/>
       <w:r>
         <w:rPr>
           <w:b/>
@@ -6822,7 +6885,7 @@
         </w:rPr>
         <w:t>Objetivo General</w:t>
       </w:r>
-      <w:bookmarkEnd w:id="27"/>
+      <w:bookmarkEnd w:id="28"/>
     </w:p>
     <w:p>
       <w:pPr>
@@ -6842,12 +6905,14 @@
     </w:p>
     <w:p>
       <w:pPr>
-        <w:pStyle w:val="Normal"/>
+        <w:pStyle w:val="IUTECPTtulo2"/>
+        <w:keepNext w:val="true"/>
+        <w:keepLines/>
         <w:spacing w:lineRule="auto" w:line="360" w:before="480" w:after="480"/>
         <w:jc w:val="start"/>
         <w:rPr/>
       </w:pPr>
-      <w:bookmarkStart w:id="28" w:name="bm_cap2_obje"/>
+      <w:bookmarkStart w:id="29" w:name="bm_cap2_obje"/>
       <w:r>
         <w:rPr>
           <w:b/>
@@ -6855,7 +6920,7 @@
         </w:rPr>
         <w:t>Objetivos Específicos</w:t>
       </w:r>
-      <w:bookmarkEnd w:id="28"/>
+      <w:bookmarkEnd w:id="29"/>
     </w:p>
     <w:p>
       <w:pPr>
@@ -6904,12 +6969,14 @@
     </w:p>
     <w:p>
       <w:pPr>
-        <w:pStyle w:val="Normal"/>
+        <w:pStyle w:val="IUTECPTtulo2"/>
+        <w:keepNext w:val="true"/>
+        <w:keepLines/>
         <w:spacing w:lineRule="auto" w:line="360" w:before="480" w:after="480"/>
         <w:jc w:val="start"/>
         <w:rPr/>
       </w:pPr>
-      <w:bookmarkStart w:id="29" w:name="bm_cap2_planif"/>
+      <w:bookmarkStart w:id="30" w:name="bm_cap2_planif"/>
       <w:r>
         <w:rPr>
           <w:b/>
@@ -6917,7 +6984,7 @@
         </w:rPr>
         <w:t>Planificación integral de objetivos</w:t>
       </w:r>
-      <w:bookmarkEnd w:id="29"/>
+      <w:bookmarkEnd w:id="30"/>
     </w:p>
     <w:p>
       <w:pPr>
@@ -6938,26 +7005,28 @@
     <w:p>
       <w:pPr>
         <w:pStyle w:val="Normal"/>
+        <w:keepNext w:val="true"/>
+        <w:keepLines/>
         <w:spacing w:lineRule="auto" w:line="360" w:before="480" w:after="240"/>
         <w:jc w:val="start"/>
         <w:rPr/>
       </w:pPr>
-      <w:bookmarkStart w:id="30" w:name="bm_cuadro1"/>
+      <w:bookmarkStart w:id="31" w:name="bm_cuadro2"/>
       <w:r>
         <w:rPr>
           <w:b/>
-          <w:sz w:val="24"/>
-        </w:rPr>
-        <w:t xml:space="preserve">Cuadro 1. </w:t>
+          <w:sz w:val="20"/>
+        </w:rPr>
+        <w:t xml:space="preserve">Cuadro 2. </w:t>
       </w:r>
       <w:r>
         <w:rPr>
           <w:i/>
-          <w:sz w:val="24"/>
+          <w:sz w:val="20"/>
         </w:rPr>
         <w:t>Planificación integral de objetivos específicos.</w:t>
       </w:r>
-      <w:bookmarkEnd w:id="30"/>
+      <w:bookmarkEnd w:id="31"/>
     </w:p>
     <w:tbl>
       <w:tblPr>
@@ -6982,7 +7051,9 @@
         <w:gridCol w:w="1695"/>
       </w:tblGrid>
       <w:tr>
-        <w:trPr/>
+        <w:trPr>
+          <w:tblHeader w:val="true"/>
+        </w:trPr>
         <w:tc>
           <w:tcPr>
             <w:tcW w:w="1644" w:type="dxa"/>
@@ -7657,20 +7728,44 @@
     <w:p>
       <w:pPr>
         <w:pStyle w:val="Normal"/>
-        <w:rPr/>
-      </w:pPr>
-      <w:r>
-        <w:rPr/>
-      </w:r>
-    </w:p>
-    <w:p>
-      <w:pPr>
-        <w:pStyle w:val="Normal"/>
+        <w:spacing w:lineRule="auto" w:line="240" w:before="0" w:after="240"/>
+        <w:ind w:hanging="0"/>
+        <w:jc w:val="start"/>
+        <w:rPr/>
+      </w:pPr>
+      <w:r>
+        <w:rPr>
+          <w:i/>
+          <w:sz w:val="20"/>
+        </w:rPr>
+        <w:t xml:space="preserve">Fuente: </w:t>
+      </w:r>
+      <w:r>
+        <w:rPr>
+          <w:sz w:val="20"/>
+        </w:rPr>
+        <w:t>Elaboración propia (2026).</w:t>
+      </w:r>
+    </w:p>
+    <w:p>
+      <w:pPr>
+        <w:pStyle w:val="Normal"/>
+        <w:rPr/>
+      </w:pPr>
+      <w:r>
+        <w:rPr/>
+      </w:r>
+    </w:p>
+    <w:p>
+      <w:pPr>
+        <w:pStyle w:val="IUTECPTtulo2"/>
+        <w:keepNext w:val="true"/>
+        <w:keepLines/>
         <w:spacing w:lineRule="auto" w:line="360" w:before="480" w:after="480"/>
         <w:jc w:val="start"/>
         <w:rPr/>
       </w:pPr>
-      <w:bookmarkStart w:id="31" w:name="bm_cap2_crono"/>
+      <w:bookmarkStart w:id="32" w:name="bm_cap2_crono"/>
       <w:r>
         <w:rPr>
           <w:b/>
@@ -7678,7 +7773,7 @@
         </w:rPr>
         <w:t>Cronograma de actividades</w:t>
       </w:r>
-      <w:bookmarkEnd w:id="31"/>
+      <w:bookmarkEnd w:id="32"/>
     </w:p>
     <w:p>
       <w:pPr>
@@ -7699,26 +7794,28 @@
     <w:p>
       <w:pPr>
         <w:pStyle w:val="Normal"/>
+        <w:keepNext w:val="true"/>
+        <w:keepLines/>
         <w:spacing w:lineRule="auto" w:line="360" w:before="480" w:after="240"/>
         <w:jc w:val="start"/>
         <w:rPr/>
       </w:pPr>
-      <w:bookmarkStart w:id="32" w:name="bm_cuadro2"/>
+      <w:bookmarkStart w:id="33" w:name="bm_cuadro3"/>
       <w:r>
         <w:rPr>
           <w:b/>
-          <w:sz w:val="24"/>
-        </w:rPr>
-        <w:t xml:space="preserve">Cuadro 2. </w:t>
+          <w:sz w:val="20"/>
+        </w:rPr>
+        <w:t xml:space="preserve">Cuadro 3. </w:t>
       </w:r>
       <w:r>
         <w:rPr>
           <w:i/>
-          <w:sz w:val="24"/>
+          <w:sz w:val="20"/>
         </w:rPr>
         <w:t>Cronograma de actividades de la pasantía.</w:t>
       </w:r>
-      <w:bookmarkEnd w:id="32"/>
+      <w:bookmarkEnd w:id="33"/>
     </w:p>
     <w:tbl>
       <w:tblPr>
@@ -7749,7 +7846,9 @@
         <w:gridCol w:w="567"/>
       </w:tblGrid>
       <w:tr>
-        <w:trPr/>
+        <w:trPr>
+          <w:tblHeader w:val="true"/>
+        </w:trPr>
         <w:tc>
           <w:tcPr>
             <w:tcW w:w="2682" w:type="dxa"/>
@@ -7887,7 +7986,9 @@
         </w:tc>
       </w:tr>
       <w:tr>
-        <w:trPr/>
+        <w:trPr>
+          <w:tblHeader w:val="true"/>
+        </w:trPr>
         <w:tc>
           <w:tcPr>
             <w:tcW w:w="2682" w:type="dxa"/>
@@ -11599,20 +11700,44 @@
     </w:tbl>
     <w:p>
       <w:pPr>
+        <w:pStyle w:val="Normal"/>
+        <w:spacing w:lineRule="auto" w:line="240" w:before="0" w:after="0"/>
+        <w:ind w:hanging="0"/>
+        <w:jc w:val="start"/>
+        <w:rPr/>
         <w:sectPr>
-          <w:type w:val="continuous"/>
+          <w:footerReference w:type="even" r:id="rId47"/>
+          <w:footerReference w:type="default" r:id="rId48"/>
+          <w:footerReference w:type="first" r:id="rId49"/>
+          <w:type w:val="nextPage"/>
           <w:pgSz w:w="12240" w:h="15840"/>
           <w:pgMar w:left="2268" w:right="1701" w:gutter="0" w:header="0" w:top="1701" w:footer="720" w:bottom="1701"/>
+          <w:pgNumType w:fmt="decimal"/>
           <w:formProt w:val="false"/>
           <w:titlePg/>
           <w:textDirection w:val="lrTb"/>
           <w:docGrid w:type="default" w:linePitch="360" w:charSpace="0"/>
         </w:sectPr>
       </w:pPr>
-    </w:p>
-    <w:p>
-      <w:pPr>
-        <w:pStyle w:val="Normal"/>
+      <w:r>
+        <w:rPr>
+          <w:i/>
+          <w:sz w:val="20"/>
+        </w:rPr>
+        <w:t xml:space="preserve">Fuente: </w:t>
+      </w:r>
+      <w:r>
+        <w:rPr>
+          <w:sz w:val="20"/>
+        </w:rPr>
+        <w:t>Elaboración propia (2026).</w:t>
+      </w:r>
+    </w:p>
+    <w:p>
+      <w:pPr>
+        <w:pStyle w:val="Normal"/>
+        <w:keepNext w:val="true"/>
+        <w:keepLines/>
         <w:spacing w:before="1140" w:after="480"/>
         <w:jc w:val="center"/>
         <w:rPr/>
@@ -11627,12 +11752,12 @@
     </w:p>
     <w:p>
       <w:pPr>
-        <w:pStyle w:val="Normal"/>
+        <w:pStyle w:val="IUTECPCaptulo"/>
         <w:spacing w:before="480" w:after="0"/>
         <w:jc w:val="center"/>
         <w:rPr/>
       </w:pPr>
-      <w:bookmarkStart w:id="33" w:name="bm_cap3"/>
+      <w:bookmarkStart w:id="34" w:name="bm_cap3"/>
       <w:r>
         <w:rPr>
           <w:b/>
@@ -11640,10 +11765,404 @@
         </w:rPr>
         <w:t>MARCO TEÓRICO</w:t>
       </w:r>
-      <w:bookmarkEnd w:id="33"/>
-    </w:p>
-    <w:p>
-      <w:pPr>
+      <w:bookmarkEnd w:id="34"/>
+    </w:p>
+    <w:p>
+      <w:pPr>
+        <w:pStyle w:val="IUTECPTtulo2"/>
+        <w:keepNext w:val="true"/>
+        <w:keepLines/>
+        <w:spacing w:lineRule="auto" w:line="360" w:before="480" w:after="480"/>
+        <w:jc w:val="start"/>
+        <w:rPr/>
+      </w:pPr>
+      <w:bookmarkStart w:id="35" w:name="bm_cap3_bases"/>
+      <w:r>
+        <w:rPr>
+          <w:b/>
+          <w:sz w:val="24"/>
+        </w:rPr>
+        <w:t>Procura y Gestión de Compras</w:t>
+      </w:r>
+      <w:bookmarkEnd w:id="35"/>
+    </w:p>
+    <w:p>
+      <w:pPr>
+        <w:pStyle w:val="Normal"/>
+        <w:spacing w:lineRule="auto" w:line="360" w:before="0" w:after="0"/>
+        <w:ind w:firstLine="709"/>
+        <w:jc w:val="both"/>
+        <w:rPr/>
+      </w:pPr>
+      <w:r>
+        <w:rPr>
+          <w:i w:val="false"/>
+          <w:sz w:val="24"/>
+        </w:rPr>
+        <w:t>La procura se define como el conjunto de actividades orientadas a la adquisición de bienes, materiales e insumos necesarios para el funcionamiento continuo de una organización. Monterroso (2002) establece que la gestión de abastecimiento eficiente no se limita a la ejecución de compras, sino que abarca la planificación de necesidades, la selección de proveedores, la negociación de condiciones y el control del cumplimiento de los requerimientos en tiempo, calidad y costo.</w:t>
+      </w:r>
+    </w:p>
+    <w:p>
+      <w:pPr>
+        <w:pStyle w:val="Normal"/>
+        <w:spacing w:lineRule="auto" w:line="360" w:before="0" w:after="0"/>
+        <w:ind w:firstLine="709"/>
+        <w:jc w:val="both"/>
+        <w:rPr/>
+      </w:pPr>
+      <w:r>
+        <w:rPr>
+          <w:i w:val="false"/>
+          <w:sz w:val="24"/>
+        </w:rPr>
+        <w:t>Lo anterior cobra especial relevancia en el contexto de Lubricantes y Equipos Varyna, C.A., donde la procura constituye una función crítica para sostener las operaciones industriales y de campo. Durante el diagnóstico realizado, se pudo constatar que el departamento administrativo no cuenta con un canal formalizado de recepción de requisiciones, lo que impide que el proceso de abastecimiento se desarrolle de forma planificada y controlada tal como lo exige la teoría. En criterio de quien suscribe, esta ausencia de estructura procedimental es la causa raíz de los retrasos identificados, por encima incluso de factores humanos o tecnológicos.</w:t>
+      </w:r>
+    </w:p>
+    <w:p>
+      <w:pPr>
+        <w:pStyle w:val="Normal"/>
+        <w:spacing w:lineRule="auto" w:line="360" w:before="0" w:after="0"/>
+        <w:ind w:firstLine="709"/>
+        <w:jc w:val="both"/>
+        <w:rPr/>
+      </w:pPr>
+      <w:r>
+        <w:rPr>
+          <w:i w:val="false"/>
+          <w:sz w:val="24"/>
+        </w:rPr>
+        <w:t>Comprender la procura desde esta perspectiva teórica es el punto de partida indispensable para cualquier propuesta de mejora, pues permite identificar con precisión en cuáles fases del ciclo se concentran las ineficiencias. Para ello, resulta igualmente necesario examinar el marco administrativo general que debe regir la gestión de cualquier proceso organizacional, tal como se desarrolla en el apartado siguiente.</w:t>
+      </w:r>
+    </w:p>
+    <w:p>
+      <w:pPr>
+        <w:pStyle w:val="Normal"/>
+        <w:spacing w:lineRule="auto" w:line="240" w:before="720" w:after="240"/>
+        <w:ind w:start="709" w:end="709"/>
+        <w:jc w:val="both"/>
+        <w:rPr/>
+      </w:pPr>
+      <w:r>
+        <w:rPr>
+          <w:sz w:val="24"/>
+        </w:rPr>
+        <w:t>La gestión de compras y abastecimiento comprende un conjunto de actividades que permiten identificar las necesidades de materiales e insumos de la organización, seleccionar adecuadamente a los proveedores, negociar las condiciones de adquisición más convenientes y asegurar que los bienes requeridos lleguen en las cantidades correctas, en el momento oportuno y al menor costo posible, contribuyendo directamente a la eficiencia operativa de la empresa. (Monterroso, 2002, p. 3)</w:t>
+      </w:r>
+    </w:p>
+    <w:p>
+      <w:pPr>
+        <w:pStyle w:val="IUTECPTtulo2"/>
+        <w:keepNext w:val="true"/>
+        <w:keepLines/>
+        <w:spacing w:lineRule="auto" w:line="360" w:before="480" w:after="480"/>
+        <w:jc w:val="start"/>
+        <w:rPr/>
+      </w:pPr>
+      <w:r>
+        <w:rPr>
+          <w:b/>
+          <w:sz w:val="24"/>
+        </w:rPr>
+        <w:t>Proceso Administrativo</w:t>
+      </w:r>
+    </w:p>
+    <w:p>
+      <w:pPr>
+        <w:pStyle w:val="Normal"/>
+        <w:spacing w:lineRule="auto" w:line="360" w:before="0" w:after="0"/>
+        <w:ind w:firstLine="709"/>
+        <w:jc w:val="both"/>
+        <w:rPr/>
+      </w:pPr>
+      <w:r>
+        <w:rPr>
+          <w:i w:val="false"/>
+          <w:sz w:val="24"/>
+        </w:rPr>
+        <w:t>El proceso administrativo constituye el marco conceptual fundamental que rige el funcionamiento de las organizaciones modernas. Chiavenato (2006) lo describe como el conjunto secuencial e interrelacionado de funciones de planificación, organización, dirección y control, orientadas al logro eficiente de los objetivos organizacionales mediante el uso racional de los recursos disponibles.</w:t>
+      </w:r>
+    </w:p>
+    <w:p>
+      <w:pPr>
+        <w:pStyle w:val="Normal"/>
+        <w:spacing w:lineRule="auto" w:line="360" w:before="0" w:after="0"/>
+        <w:ind w:firstLine="709"/>
+        <w:jc w:val="both"/>
+        <w:rPr/>
+      </w:pPr>
+      <w:r>
+        <w:rPr>
+          <w:i w:val="false"/>
+          <w:sz w:val="24"/>
+        </w:rPr>
+        <w:t>Aplicado al contexto de la procura, el proceso administrativo provee la estructura metodológica necesaria para formalizar cada etapa del ciclo de compras. La planificación define las necesidades y tiempos de adquisición; la organización asigna responsabilidades claras a cada actor del proceso; la dirección asegura la ejecución coordinada de las actividades; y el control verifica el cumplimiento de los procedimientos y detecta desviaciones que requieren corrección.</w:t>
+      </w:r>
+    </w:p>
+    <w:p>
+      <w:pPr>
+        <w:pStyle w:val="Normal"/>
+        <w:spacing w:lineRule="auto" w:line="360" w:before="0" w:after="0"/>
+        <w:ind w:firstLine="709"/>
+        <w:jc w:val="both"/>
+        <w:rPr/>
+      </w:pPr>
+      <w:r>
+        <w:rPr>
+          <w:i w:val="false"/>
+          <w:sz w:val="24"/>
+        </w:rPr>
+        <w:t>Durante la observación directa realizada en Lubricantes y Equipos Varyna, C.A., se evidenció que ninguna de estas cuatro funciones se ejecuta de manera formal dentro del ciclo de compras. Las requisiciones se reciben sin planificación previa, las responsabilidades no están escritas ni asignadas con claridad, y no existe un mecanismo de control que permita detectar en qué fase se detiene cada expediente. Desde la perspectiva de quien elabora este trabajo, la ausencia del proceso administrativo como eje rector es lo que convierte un procedimiento que debería ser simple en una secuencia compleja y propensa a errores. La propuesta de simplificación desarrollada en los capítulos siguientes busca precisamente instaurar estas cuatro funciones de forma explícita dentro del nuevo flujo de procura. Para que dicho control sea efectivo, es necesario además comprender los mecanismos de control interno aplicables específicamente al área de compras, como se expone a continuación.</w:t>
+      </w:r>
+    </w:p>
+    <w:p>
+      <w:pPr>
+        <w:pStyle w:val="IUTECPTtulo2"/>
+        <w:keepNext w:val="true"/>
+        <w:keepLines/>
+        <w:spacing w:lineRule="auto" w:line="360" w:before="480" w:after="480"/>
+        <w:jc w:val="start"/>
+        <w:rPr/>
+      </w:pPr>
+      <w:r>
+        <w:rPr>
+          <w:b/>
+          <w:sz w:val="24"/>
+        </w:rPr>
+        <w:t>Control Interno en los Procesos de Compras</w:t>
+      </w:r>
+    </w:p>
+    <w:p>
+      <w:pPr>
+        <w:pStyle w:val="Normal"/>
+        <w:spacing w:lineRule="auto" w:line="360" w:before="0" w:after="0"/>
+        <w:ind w:firstLine="709"/>
+        <w:jc w:val="both"/>
+        <w:rPr/>
+      </w:pPr>
+      <w:r>
+        <w:rPr>
+          <w:i w:val="false"/>
+          <w:sz w:val="24"/>
+        </w:rPr>
+        <w:t>El control interno se define como el proceso diseñado e implementado por la dirección de una organización para proporcionar una seguridad razonable sobre la consecución de los objetivos en las categorías de eficiencia operativa, confiabilidad de la información financiera y cumplimiento de las normas aplicables. Mantilla (2005) señala que un sistema de control interno robusto en el área de compras minimiza los riesgos de fraude, duplicidad de pagos y adquisiciones no autorizadas.</w:t>
+      </w:r>
+    </w:p>
+    <w:p>
+      <w:pPr>
+        <w:pStyle w:val="Normal"/>
+        <w:spacing w:lineRule="auto" w:line="360" w:before="0" w:after="0"/>
+        <w:ind w:firstLine="709"/>
+        <w:jc w:val="both"/>
+        <w:rPr/>
+      </w:pPr>
+      <w:r>
+        <w:rPr>
+          <w:i w:val="false"/>
+          <w:sz w:val="24"/>
+        </w:rPr>
+        <w:t>En el proceso de procura de Lubricantes y Equipos Varyna, C.A., el fortalecimiento del control interno implica la definición de niveles de autorización por monto de compra, la implementación de formularios estandarizados de solicitud y la trazabilidad documental de cada expediente desde la requisición hasta la orden de compra cerrada. Estas medidas reducen la discrecionalidad en las decisiones de adquisición y aumentan la transparencia del proceso.</w:t>
+      </w:r>
+    </w:p>
+    <w:p>
+      <w:pPr>
+        <w:pStyle w:val="Normal"/>
+        <w:spacing w:lineRule="auto" w:line="360" w:before="0" w:after="0"/>
+        <w:ind w:firstLine="709"/>
+        <w:jc w:val="both"/>
+        <w:rPr/>
+      </w:pPr>
+      <w:r>
+        <w:rPr>
+          <w:i w:val="false"/>
+          <w:sz w:val="24"/>
+        </w:rPr>
+        <w:t>A juicio de quien suscribe, el control interno no debe entenderse como una carga burocrática adicional, sino como la garantía de que cada paso del proceso de compras tiene un propósito definido y un responsable identificable. En Lubricantes y Equipos Varyna, C.A., la inexistencia de niveles de autorización formales ha generado que decisiones de adquisición recaigan de manera discrecional sobre el personal disponible en el momento, sin criterios objetivos ni registros verificables. Incorporar mecanismos de control interno dentro del nuevo procedimiento simplificado no agrega complejidad al proceso, sino que le otorga la transparencia y trazabilidad que actualmente le faltan. Este enfoque de control se articula directamente con la noción de simplificación administrativa que fundamenta la propuesta, concepto que se desarrolla en el siguiente apartado.</w:t>
+      </w:r>
+    </w:p>
+    <w:p>
+      <w:pPr>
+        <w:pStyle w:val="IUTECPTtulo2"/>
+        <w:keepNext w:val="true"/>
+        <w:keepLines/>
+        <w:spacing w:lineRule="auto" w:line="360" w:before="480" w:after="480"/>
+        <w:jc w:val="start"/>
+        <w:rPr/>
+      </w:pPr>
+      <w:r>
+        <w:rPr>
+          <w:b/>
+          <w:sz w:val="24"/>
+        </w:rPr>
+        <w:t>Simplificación Administrativa de Procesos</w:t>
+      </w:r>
+    </w:p>
+    <w:p>
+      <w:pPr>
+        <w:pStyle w:val="Normal"/>
+        <w:spacing w:lineRule="auto" w:line="360" w:before="0" w:after="0"/>
+        <w:ind w:firstLine="709"/>
+        <w:jc w:val="both"/>
+        <w:rPr/>
+      </w:pPr>
+      <w:r>
+        <w:rPr>
+          <w:i w:val="false"/>
+          <w:sz w:val="24"/>
+        </w:rPr>
+        <w:t>La simplificación administrativa consiste en la revisión sistemática y el rediseño de los procedimientos organizacionales con el propósito de eliminar pasos innecesarios, reducir la burocracia interna y facilitar la ejecución ágil de las operaciones. Según Harrington (1993), un proceso simplificado debe ser comprensible para todos los actores involucrados, ejecutable con el menor número de pasos posible y orientado a resultados medibles y verificables.</w:t>
+      </w:r>
+    </w:p>
+    <w:p>
+      <w:pPr>
+        <w:pStyle w:val="Normal"/>
+        <w:spacing w:lineRule="auto" w:line="360" w:before="0" w:after="0"/>
+        <w:ind w:firstLine="709"/>
+        <w:jc w:val="both"/>
+        <w:rPr/>
+      </w:pPr>
+      <w:r>
+        <w:rPr>
+          <w:i w:val="false"/>
+          <w:sz w:val="24"/>
+        </w:rPr>
+        <w:t>En el ámbito de la administración de compras, la simplificación procedimental se traduce en la reducción de los ciclos de aprobación, la unificación de los formatos de cotización y la clarificación de los roles y responsabilidades de cada actor. El resultado esperado es una disminución verificable de los tiempos de respuesta en la adquisición de insumos y una mayor capacidad de la organización para atender sus necesidades de abastecimiento de forma oportuna y transparente.</w:t>
+      </w:r>
+    </w:p>
+    <w:p>
+      <w:pPr>
+        <w:pStyle w:val="Normal"/>
+        <w:spacing w:lineRule="auto" w:line="360" w:before="0" w:after="0"/>
+        <w:ind w:firstLine="709"/>
+        <w:jc w:val="both"/>
+        <w:rPr/>
+      </w:pPr>
+      <w:r>
+        <w:rPr>
+          <w:i w:val="false"/>
+          <w:sz w:val="24"/>
+        </w:rPr>
+        <w:t>Esta definición describe con precisión la situación identificada en Lubricantes y Equipos Varyna, C.A.: un proceso que ha crecido en pasos y actores sin que todos esos añadidos respondan a una secuencia formalmente definida. Quien elabora este trabajo considera que la simplificación no implica eliminar controles, sino reducir redundancias y clarificar responsabilidades. La propuesta formulada durante las pasantías parte de este principio y organiza los pasos necesarios para que una requisición avance de manera comprensible desde su recepción hasta el cierre de la orden de compra, manteniendo responsables, criterios de autorización y mecanismos de seguimiento que favorezcan el control administrativo del proceso.</w:t>
+      </w:r>
+    </w:p>
+    <w:p>
+      <w:pPr>
+        <w:pStyle w:val="IUTECPTtulo2"/>
+        <w:keepNext w:val="true"/>
+        <w:keepLines/>
+        <w:spacing w:lineRule="auto" w:line="360" w:before="480" w:after="480"/>
+        <w:jc w:val="start"/>
+        <w:rPr/>
+      </w:pPr>
+      <w:r>
+        <w:rPr>
+          <w:b/>
+          <w:sz w:val="24"/>
+        </w:rPr>
+        <w:t>Base Legal: Constitución de la República Bolivariana de Venezuela — Artículo 112</w:t>
+      </w:r>
+    </w:p>
+    <w:p>
+      <w:pPr>
+        <w:pStyle w:val="Normal"/>
+        <w:spacing w:lineRule="auto" w:line="360" w:before="0" w:after="0"/>
+        <w:ind w:firstLine="709"/>
+        <w:jc w:val="both"/>
+        <w:rPr/>
+      </w:pPr>
+      <w:r>
+        <w:rPr>
+          <w:i w:val="false"/>
+          <w:sz w:val="24"/>
+        </w:rPr>
+        <w:t>Como marco general de la actividad económica privada, la Constitución reconoce la iniciativa empresarial dentro de los límites establecidos por el ordenamiento jurídico.</w:t>
+      </w:r>
+    </w:p>
+    <w:p>
+      <w:pPr>
+        <w:pStyle w:val="Normal"/>
+        <w:spacing w:lineRule="auto" w:line="240" w:before="720" w:after="240"/>
+        <w:ind w:start="709" w:end="709"/>
+        <w:jc w:val="both"/>
+        <w:rPr/>
+      </w:pPr>
+      <w:r>
+        <w:rPr>
+          <w:sz w:val="24"/>
+        </w:rPr>
+        <w:t>Todas las personas pueden dedicarse libremente a la actividad económica de su preferencia, sin más limitaciones que las previstas en esta Constitución y las que establezcan las leyes, por razones de desarrollo humano, seguridad, sanidad, protección del ambiente u otras de interés social. El Estado promoverá la iniciativa privada, garantizando la creación y justa distribución de la riqueza, así como la producción de bienes y servicios que satisfagan las necesidades de la población, la libertad de trabajo, empresa, comercio, industria, sin perjuicio de su facultad para dictar medidas para planificar, racionalizar y regular la economía e impulsar el desarrollo integral del país. (Constitución de la República Bolivariana de Venezuela, 1999, art. 112)</w:t>
+      </w:r>
+    </w:p>
+    <w:p>
+      <w:pPr>
+        <w:pStyle w:val="Normal"/>
+        <w:spacing w:lineRule="auto" w:line="360" w:before="0" w:after="0"/>
+        <w:ind w:firstLine="709"/>
+        <w:jc w:val="both"/>
+        <w:rPr/>
+      </w:pPr>
+      <w:r>
+        <w:rPr>
+          <w:i w:val="false"/>
+          <w:sz w:val="24"/>
+        </w:rPr>
+        <w:t>El aporte de este artículo al informe es de carácter general: reconoce el ejercicio de la actividad empresarial y permite ubicar la propuesta dentro de la necesidad de organizar racionalmente los procesos internos de una empresa privada. No establece un procedimiento específico de procura, por lo que su función es servir como fundamento constitucional amplio y no como regla operativa de compras.</w:t>
+      </w:r>
+    </w:p>
+    <w:p>
+      <w:pPr>
+        <w:pStyle w:val="IUTECPTtulo2"/>
+        <w:keepNext w:val="true"/>
+        <w:keepLines/>
+        <w:spacing w:lineRule="auto" w:line="360" w:before="480" w:after="480"/>
+        <w:jc w:val="start"/>
+        <w:rPr/>
+      </w:pPr>
+      <w:r>
+        <w:rPr>
+          <w:b/>
+          <w:sz w:val="24"/>
+        </w:rPr>
+        <w:t>Base Legal: Código de Comercio — Artículo 32</w:t>
+      </w:r>
+    </w:p>
+    <w:p>
+      <w:pPr>
+        <w:pStyle w:val="Normal"/>
+        <w:spacing w:lineRule="auto" w:line="360" w:before="0" w:after="0"/>
+        <w:ind w:firstLine="709"/>
+        <w:jc w:val="both"/>
+        <w:rPr/>
+      </w:pPr>
+      <w:r>
+        <w:rPr>
+          <w:i w:val="false"/>
+          <w:sz w:val="24"/>
+        </w:rPr>
+        <w:t>El Código de Comercio establece obligaciones vinculadas con el orden y claridad de los registros de los comerciantes, aspecto que guarda relación con la necesidad de mantener información organizada y verificable en los procesos administrativos.</w:t>
+      </w:r>
+    </w:p>
+    <w:p>
+      <w:pPr>
+        <w:pStyle w:val="Normal"/>
+        <w:spacing w:lineRule="auto" w:line="240" w:before="720" w:after="240"/>
+        <w:ind w:start="709" w:end="709"/>
+        <w:jc w:val="both"/>
+        <w:rPr/>
+      </w:pPr>
+      <w:r>
+        <w:rPr>
+          <w:sz w:val="24"/>
+        </w:rPr>
+        <w:t>Todo comerciante debe llevar en idioma castellano su contabilidad, la cual comprenderá, obligatoriamente, el libro Diario, el libro Mayor y el de Inventarios. Podrá llevar, además, todos los libros auxiliares que estimara conveniente para el mayor orden y claridad de sus operaciones. (Código de Comercio, 1955, art. 32)</w:t>
+      </w:r>
+    </w:p>
+    <w:p>
+      <w:pPr>
+        <w:pStyle w:val="Normal"/>
+        <w:spacing w:lineRule="auto" w:line="360" w:before="0" w:after="0"/>
+        <w:ind w:firstLine="709"/>
+        <w:jc w:val="both"/>
+        <w:rPr/>
         <w:sectPr>
           <w:footerReference w:type="even" r:id="rId50"/>
           <w:footerReference w:type="default" r:id="rId51"/>
@@ -11658,23 +12177,66 @@
           <w:docGrid w:type="default" w:linePitch="360" w:charSpace="0"/>
         </w:sectPr>
       </w:pPr>
-    </w:p>
-    <w:p>
-      <w:pPr>
-        <w:pStyle w:val="Normal"/>
+      <w:r>
+        <w:rPr>
+          <w:i w:val="false"/>
+          <w:sz w:val="24"/>
+        </w:rPr>
+        <w:t>La relación con la propuesta se encuentra en el principio de orden y claridad de las operaciones mercantiles. Los formatos y mecanismos de seguimiento diseñados para la procura no sustituyen los libros contables exigidos por la ley, pero complementan el control administrativo al organizar la documentación que antecede y acompaña las compras de la empresa.</w:t>
+      </w:r>
+    </w:p>
+    <w:p>
+      <w:pPr>
+        <w:pStyle w:val="Normal"/>
+        <w:keepNext w:val="true"/>
+        <w:keepLines/>
+        <w:spacing w:before="1140" w:after="480"/>
+        <w:jc w:val="center"/>
+        <w:rPr/>
+      </w:pPr>
+      <w:r>
+        <w:rPr>
+          <w:b/>
+          <w:sz w:val="24"/>
+        </w:rPr>
+        <w:t>CAPÍTULO IV</w:t>
+      </w:r>
+    </w:p>
+    <w:p>
+      <w:pPr>
+        <w:pStyle w:val="IUTECPCaptulo"/>
+        <w:spacing w:before="480" w:after="0"/>
+        <w:jc w:val="center"/>
+        <w:rPr/>
+      </w:pPr>
+      <w:bookmarkStart w:id="36" w:name="bm_cap4"/>
+      <w:r>
+        <w:rPr>
+          <w:b/>
+          <w:sz w:val="24"/>
+        </w:rPr>
+        <w:t>ACTIVIDADES REALIZADAS</w:t>
+      </w:r>
+      <w:bookmarkEnd w:id="36"/>
+    </w:p>
+    <w:p>
+      <w:pPr>
+        <w:pStyle w:val="IUTECPTtulo2"/>
+        <w:keepNext w:val="true"/>
+        <w:keepLines/>
         <w:spacing w:lineRule="auto" w:line="360" w:before="480" w:after="480"/>
         <w:jc w:val="start"/>
         <w:rPr/>
       </w:pPr>
-      <w:bookmarkStart w:id="34" w:name="bm_cap3_bases"/>
+      <w:bookmarkStart w:id="37" w:name="bm_cap4_desc"/>
       <w:r>
         <w:rPr>
           <w:b/>
           <w:sz w:val="24"/>
         </w:rPr>
-        <w:t>Procura y Gestión de Compras</w:t>
-      </w:r>
-      <w:bookmarkEnd w:id="34"/>
+        <w:t>Descripción de Actividades Ejecutadas por Semana</w:t>
+      </w:r>
+      <w:bookmarkEnd w:id="37"/>
     </w:p>
     <w:p>
       <w:pPr>
@@ -11689,7 +12251,709 @@
           <w:i w:val="false"/>
           <w:sz w:val="24"/>
         </w:rPr>
-        <w:t>La procura se define como el conjunto de actividades orientadas a la adquisición de bienes, materiales e insumos necesarios para el funcionamiento continuo de una organización. Monterroso (2002) establece que la gestión de abastecimiento eficiente no se limita a la ejecución de compras, sino que abarca la planificación de necesidades, la selección de proveedores, la negociación de condiciones y el control del cumplimiento de los requerimientos en tiempo, calidad y costo.</w:t>
+        <w:t>Durante las diez (10) semanas de práctica profesional se desarrollaron actividades operativas de apoyo a la procura y actividades de diagnóstico, análisis y formulación de la propuesta de simplificación administrativa:</w:t>
+      </w:r>
+    </w:p>
+    <w:p>
+      <w:pPr>
+        <w:pStyle w:val="IUTECPTtulo2"/>
+        <w:keepNext w:val="true"/>
+        <w:keepLines/>
+        <w:spacing w:lineRule="auto" w:line="360" w:before="480" w:after="480"/>
+        <w:jc w:val="start"/>
+        <w:rPr/>
+      </w:pPr>
+      <w:r>
+        <w:rPr>
+          <w:b/>
+          <w:sz w:val="24"/>
+        </w:rPr>
+        <w:t>Semana 1</w:t>
+      </w:r>
+    </w:p>
+    <w:p>
+      <w:pPr>
+        <w:pStyle w:val="Normal"/>
+        <w:spacing w:lineRule="auto" w:line="360"/>
+        <w:ind w:firstLine="709"/>
+        <w:jc w:val="both"/>
+        <w:rPr/>
+      </w:pPr>
+      <w:r>
+        <w:rPr>
+          <w:sz w:val="24"/>
+        </w:rPr>
+        <w:t xml:space="preserve">1. </w:t>
+      </w:r>
+      <w:r>
+        <w:rPr>
+          <w:b/>
+          <w:sz w:val="24"/>
+        </w:rPr>
+        <w:t xml:space="preserve">Actividad operativa: </w:t>
+      </w:r>
+      <w:r>
+        <w:rPr>
+          <w:sz w:val="24"/>
+        </w:rPr>
+        <w:t>Inducción institucional, recorrido por las instalaciones, presentación ante el equipo del Departamento Administrativo y familiarización con los procedimientos generales de la empresa y del área de procura.</w:t>
+      </w:r>
+    </w:p>
+    <w:p>
+      <w:pPr>
+        <w:pStyle w:val="Normal"/>
+        <w:spacing w:lineRule="auto" w:line="360"/>
+        <w:ind w:firstLine="709"/>
+        <w:jc w:val="both"/>
+        <w:rPr/>
+      </w:pPr>
+      <w:r>
+        <w:rPr>
+          <w:sz w:val="24"/>
+        </w:rPr>
+        <w:t xml:space="preserve">2. </w:t>
+      </w:r>
+      <w:r>
+        <w:rPr>
+          <w:b/>
+          <w:sz w:val="24"/>
+        </w:rPr>
+        <w:t xml:space="preserve">Actividad de análisis: </w:t>
+      </w:r>
+      <w:r>
+        <w:rPr>
+          <w:sz w:val="24"/>
+        </w:rPr>
+        <w:t>Observación directa del flujo de requisiciones y registro de las primeras situaciones relacionadas con la recepción, seguimiento y control de las solicitudes de compra.</w:t>
+      </w:r>
+    </w:p>
+    <w:p>
+      <w:pPr>
+        <w:pStyle w:val="IUTECPTtulo2"/>
+        <w:keepNext w:val="true"/>
+        <w:keepLines/>
+        <w:spacing w:lineRule="auto" w:line="360" w:before="480" w:after="480"/>
+        <w:jc w:val="start"/>
+        <w:rPr/>
+      </w:pPr>
+      <w:r>
+        <w:rPr>
+          <w:b/>
+          <w:sz w:val="24"/>
+        </w:rPr>
+        <w:t>Semana 2</w:t>
+      </w:r>
+    </w:p>
+    <w:p>
+      <w:pPr>
+        <w:pStyle w:val="Normal"/>
+        <w:spacing w:lineRule="auto" w:line="360"/>
+        <w:ind w:firstLine="709"/>
+        <w:jc w:val="both"/>
+        <w:rPr/>
+      </w:pPr>
+      <w:r>
+        <w:rPr>
+          <w:sz w:val="24"/>
+        </w:rPr>
+        <w:t xml:space="preserve">1. </w:t>
+      </w:r>
+      <w:r>
+        <w:rPr>
+          <w:b/>
+          <w:sz w:val="24"/>
+        </w:rPr>
+        <w:t xml:space="preserve">Actividad operativa: </w:t>
+      </w:r>
+      <w:r>
+        <w:rPr>
+          <w:sz w:val="24"/>
+        </w:rPr>
+        <w:t>Apoyo en la recepción, clasificación y registro de solicitudes de compra, además de la familiarización con los expedientes y mecanismos de seguimiento de cotizaciones del departamento.</w:t>
+      </w:r>
+    </w:p>
+    <w:p>
+      <w:pPr>
+        <w:pStyle w:val="Normal"/>
+        <w:spacing w:lineRule="auto" w:line="360"/>
+        <w:ind w:firstLine="709"/>
+        <w:jc w:val="both"/>
+        <w:rPr/>
+      </w:pPr>
+      <w:r>
+        <w:rPr>
+          <w:sz w:val="24"/>
+        </w:rPr>
+        <w:t xml:space="preserve">2. </w:t>
+      </w:r>
+      <w:r>
+        <w:rPr>
+          <w:b/>
+          <w:sz w:val="24"/>
+        </w:rPr>
+        <w:t xml:space="preserve">Actividad de análisis: </w:t>
+      </w:r>
+      <w:r>
+        <w:rPr>
+          <w:sz w:val="24"/>
+        </w:rPr>
+        <w:t>Levantamiento del flujo secuencial del proceso de procura mediante observación directa y conversaciones de reconocimiento con el personal encargado.</w:t>
+      </w:r>
+    </w:p>
+    <w:p>
+      <w:pPr>
+        <w:pStyle w:val="IUTECPTtulo2"/>
+        <w:keepNext w:val="true"/>
+        <w:keepLines/>
+        <w:spacing w:lineRule="auto" w:line="360" w:before="480" w:after="480"/>
+        <w:jc w:val="start"/>
+        <w:rPr/>
+      </w:pPr>
+      <w:r>
+        <w:rPr>
+          <w:b/>
+          <w:sz w:val="24"/>
+        </w:rPr>
+        <w:t>Semana 3</w:t>
+      </w:r>
+    </w:p>
+    <w:p>
+      <w:pPr>
+        <w:pStyle w:val="Normal"/>
+        <w:spacing w:lineRule="auto" w:line="360"/>
+        <w:ind w:firstLine="709"/>
+        <w:jc w:val="both"/>
+        <w:rPr/>
+      </w:pPr>
+      <w:r>
+        <w:rPr>
+          <w:sz w:val="24"/>
+        </w:rPr>
+        <w:t xml:space="preserve">1. </w:t>
+      </w:r>
+      <w:r>
+        <w:rPr>
+          <w:b/>
+          <w:sz w:val="24"/>
+        </w:rPr>
+        <w:t xml:space="preserve">Actividad operativa: </w:t>
+      </w:r>
+      <w:r>
+        <w:rPr>
+          <w:sz w:val="24"/>
+        </w:rPr>
+        <w:t>Colaboración en la tramitación de requisiciones, comunicación con proveedores y actualización del registro de cotizaciones en proceso.</w:t>
+      </w:r>
+    </w:p>
+    <w:p>
+      <w:pPr>
+        <w:pStyle w:val="Normal"/>
+        <w:spacing w:lineRule="auto" w:line="360"/>
+        <w:ind w:firstLine="709"/>
+        <w:jc w:val="both"/>
+        <w:rPr/>
+      </w:pPr>
+      <w:r>
+        <w:rPr>
+          <w:sz w:val="24"/>
+        </w:rPr>
+        <w:t xml:space="preserve">2. </w:t>
+      </w:r>
+      <w:r>
+        <w:rPr>
+          <w:b/>
+          <w:sz w:val="24"/>
+        </w:rPr>
+        <w:t xml:space="preserve">Actividad de análisis: </w:t>
+      </w:r>
+      <w:r>
+        <w:rPr>
+          <w:sz w:val="24"/>
+        </w:rPr>
+        <w:t>Aplicación de una guía de entrevista estructurada al personal relacionado con compras y administración para identificar demoras, duplicidades y dificultades de seguimiento.</w:t>
+      </w:r>
+    </w:p>
+    <w:p>
+      <w:pPr>
+        <w:pStyle w:val="IUTECPTtulo2"/>
+        <w:keepNext w:val="true"/>
+        <w:keepLines/>
+        <w:spacing w:lineRule="auto" w:line="360" w:before="480" w:after="480"/>
+        <w:jc w:val="start"/>
+        <w:rPr/>
+      </w:pPr>
+      <w:r>
+        <w:rPr>
+          <w:b/>
+          <w:sz w:val="24"/>
+        </w:rPr>
+        <w:t>Semana 4</w:t>
+      </w:r>
+    </w:p>
+    <w:p>
+      <w:pPr>
+        <w:pStyle w:val="Normal"/>
+        <w:spacing w:lineRule="auto" w:line="360"/>
+        <w:ind w:firstLine="709"/>
+        <w:jc w:val="both"/>
+        <w:rPr/>
+      </w:pPr>
+      <w:r>
+        <w:rPr>
+          <w:sz w:val="24"/>
+        </w:rPr>
+        <w:t xml:space="preserve">1. </w:t>
+      </w:r>
+      <w:r>
+        <w:rPr>
+          <w:b/>
+          <w:sz w:val="24"/>
+        </w:rPr>
+        <w:t xml:space="preserve">Actividad operativa: </w:t>
+      </w:r>
+      <w:r>
+        <w:rPr>
+          <w:sz w:val="24"/>
+        </w:rPr>
+        <w:t>Seguimiento de órdenes de compra abiertas, verificación del estatus de cotizaciones pendientes y actualización del registro de proveedores activos.</w:t>
+      </w:r>
+    </w:p>
+    <w:p>
+      <w:pPr>
+        <w:pStyle w:val="Normal"/>
+        <w:spacing w:lineRule="auto" w:line="360"/>
+        <w:ind w:firstLine="709"/>
+        <w:jc w:val="both"/>
+        <w:rPr/>
+      </w:pPr>
+      <w:r>
+        <w:rPr>
+          <w:sz w:val="24"/>
+        </w:rPr>
+        <w:t xml:space="preserve">2. </w:t>
+      </w:r>
+      <w:r>
+        <w:rPr>
+          <w:b/>
+          <w:sz w:val="24"/>
+        </w:rPr>
+        <w:t xml:space="preserve">Actividad de análisis: </w:t>
+      </w:r>
+      <w:r>
+        <w:rPr>
+          <w:sz w:val="24"/>
+        </w:rPr>
+        <w:t>Revisión de expedientes históricos y análisis de tiempos de respuesta por fase con el propósito de determinar las etapas donde se concentran los mayores retrasos.</w:t>
+      </w:r>
+    </w:p>
+    <w:p>
+      <w:pPr>
+        <w:pStyle w:val="IUTECPTtulo2"/>
+        <w:keepNext w:val="true"/>
+        <w:keepLines/>
+        <w:spacing w:lineRule="auto" w:line="360" w:before="480" w:after="480"/>
+        <w:jc w:val="start"/>
+        <w:rPr/>
+      </w:pPr>
+      <w:r>
+        <w:rPr>
+          <w:b/>
+          <w:sz w:val="24"/>
+        </w:rPr>
+        <w:t>Semana 5</w:t>
+      </w:r>
+    </w:p>
+    <w:p>
+      <w:pPr>
+        <w:pStyle w:val="Normal"/>
+        <w:spacing w:lineRule="auto" w:line="360"/>
+        <w:ind w:firstLine="709"/>
+        <w:jc w:val="both"/>
+        <w:rPr/>
+      </w:pPr>
+      <w:r>
+        <w:rPr>
+          <w:sz w:val="24"/>
+        </w:rPr>
+        <w:t xml:space="preserve">1. </w:t>
+      </w:r>
+      <w:r>
+        <w:rPr>
+          <w:b/>
+          <w:sz w:val="24"/>
+        </w:rPr>
+        <w:t xml:space="preserve">Actividad operativa: </w:t>
+      </w:r>
+      <w:r>
+        <w:rPr>
+          <w:sz w:val="24"/>
+        </w:rPr>
+        <w:t>Tramitación de solicitudes de compra, apoyo en cuadros comparativos de cotizaciones y actualización de información de proveedores.</w:t>
+      </w:r>
+    </w:p>
+    <w:p>
+      <w:pPr>
+        <w:pStyle w:val="Normal"/>
+        <w:spacing w:lineRule="auto" w:line="360"/>
+        <w:ind w:firstLine="709"/>
+        <w:jc w:val="both"/>
+        <w:rPr/>
+      </w:pPr>
+      <w:r>
+        <w:rPr>
+          <w:sz w:val="24"/>
+        </w:rPr>
+        <w:t xml:space="preserve">2. </w:t>
+      </w:r>
+      <w:r>
+        <w:rPr>
+          <w:b/>
+          <w:sz w:val="24"/>
+        </w:rPr>
+        <w:t xml:space="preserve">Actividad de análisis: </w:t>
+      </w:r>
+      <w:r>
+        <w:rPr>
+          <w:sz w:val="24"/>
+        </w:rPr>
+        <w:t>Elaboración del diagrama de Ishikawa y jerarquización de las causas asociadas con retrasos, redundancias, falta de estandarización y dificultades de trazabilidad en la procura.</w:t>
+      </w:r>
+    </w:p>
+    <w:p>
+      <w:pPr>
+        <w:pStyle w:val="IUTECPTtulo2"/>
+        <w:keepNext w:val="true"/>
+        <w:keepLines/>
+        <w:spacing w:lineRule="auto" w:line="360" w:before="480" w:after="480"/>
+        <w:jc w:val="start"/>
+        <w:rPr/>
+      </w:pPr>
+      <w:r>
+        <w:rPr>
+          <w:b/>
+          <w:sz w:val="24"/>
+        </w:rPr>
+        <w:t>Semana 6</w:t>
+      </w:r>
+    </w:p>
+    <w:p>
+      <w:pPr>
+        <w:pStyle w:val="Normal"/>
+        <w:spacing w:lineRule="auto" w:line="360"/>
+        <w:ind w:firstLine="709"/>
+        <w:jc w:val="both"/>
+        <w:rPr/>
+      </w:pPr>
+      <w:r>
+        <w:rPr>
+          <w:sz w:val="24"/>
+        </w:rPr>
+        <w:t xml:space="preserve">1. </w:t>
+      </w:r>
+      <w:r>
+        <w:rPr>
+          <w:b/>
+          <w:sz w:val="24"/>
+        </w:rPr>
+        <w:t xml:space="preserve">Actividad operativa: </w:t>
+      </w:r>
+      <w:r>
+        <w:rPr>
+          <w:sz w:val="24"/>
+        </w:rPr>
+        <w:t>Seguimiento de cotizaciones pendientes de aprobación y actualización de los expedientes de compras activos del período.</w:t>
+      </w:r>
+    </w:p>
+    <w:p>
+      <w:pPr>
+        <w:pStyle w:val="Normal"/>
+        <w:spacing w:lineRule="auto" w:line="360"/>
+        <w:ind w:firstLine="709"/>
+        <w:jc w:val="both"/>
+        <w:rPr/>
+      </w:pPr>
+      <w:r>
+        <w:rPr>
+          <w:sz w:val="24"/>
+        </w:rPr>
+        <w:t xml:space="preserve">2. </w:t>
+      </w:r>
+      <w:r>
+        <w:rPr>
+          <w:b/>
+          <w:sz w:val="24"/>
+        </w:rPr>
+        <w:t xml:space="preserve">Actividad de análisis: </w:t>
+      </w:r>
+      <w:r>
+        <w:rPr>
+          <w:sz w:val="24"/>
+        </w:rPr>
+        <w:t>Diseño del nuevo flujo simplificado del proceso de procura, definiendo etapas, responsables, puntos de control y tiempos de referencia para el seguimiento administrativo.</w:t>
+      </w:r>
+    </w:p>
+    <w:p>
+      <w:pPr>
+        <w:pStyle w:val="IUTECPTtulo2"/>
+        <w:keepNext w:val="true"/>
+        <w:keepLines/>
+        <w:spacing w:lineRule="auto" w:line="360" w:before="480" w:after="480"/>
+        <w:jc w:val="start"/>
+        <w:rPr/>
+      </w:pPr>
+      <w:r>
+        <w:rPr>
+          <w:b/>
+          <w:sz w:val="24"/>
+        </w:rPr>
+        <w:t>Semana 7</w:t>
+      </w:r>
+    </w:p>
+    <w:p>
+      <w:pPr>
+        <w:pStyle w:val="Normal"/>
+        <w:spacing w:lineRule="auto" w:line="360"/>
+        <w:ind w:firstLine="709"/>
+        <w:jc w:val="both"/>
+        <w:rPr/>
+      </w:pPr>
+      <w:r>
+        <w:rPr>
+          <w:sz w:val="24"/>
+        </w:rPr>
+        <w:t xml:space="preserve">1. </w:t>
+      </w:r>
+      <w:r>
+        <w:rPr>
+          <w:b/>
+          <w:sz w:val="24"/>
+        </w:rPr>
+        <w:t xml:space="preserve">Actividad operativa: </w:t>
+      </w:r>
+      <w:r>
+        <w:rPr>
+          <w:sz w:val="24"/>
+        </w:rPr>
+        <w:t>Apoyo en el procesamiento de requisiciones y verificación de información necesaria para compras en trámite.</w:t>
+      </w:r>
+    </w:p>
+    <w:p>
+      <w:pPr>
+        <w:pStyle w:val="Normal"/>
+        <w:spacing w:lineRule="auto" w:line="360"/>
+        <w:ind w:firstLine="709"/>
+        <w:jc w:val="both"/>
+        <w:rPr/>
+      </w:pPr>
+      <w:r>
+        <w:rPr>
+          <w:sz w:val="24"/>
+        </w:rPr>
+        <w:t xml:space="preserve">2. </w:t>
+      </w:r>
+      <w:r>
+        <w:rPr>
+          <w:b/>
+          <w:sz w:val="24"/>
+        </w:rPr>
+        <w:t xml:space="preserve">Actividad de análisis: </w:t>
+      </w:r>
+      <w:r>
+        <w:rPr>
+          <w:sz w:val="24"/>
+        </w:rPr>
+        <w:t>Diseño de los formatos estandarizados de solicitud de cotización y orden de compra, elaboración de la matriz de autorización por monto y definición de indicadores básicos para el seguimiento del proceso.</w:t>
+      </w:r>
+    </w:p>
+    <w:p>
+      <w:pPr>
+        <w:pStyle w:val="IUTECPTtulo2"/>
+        <w:keepNext w:val="true"/>
+        <w:keepLines/>
+        <w:spacing w:lineRule="auto" w:line="360" w:before="480" w:after="480"/>
+        <w:jc w:val="start"/>
+        <w:rPr/>
+      </w:pPr>
+      <w:r>
+        <w:rPr>
+          <w:b/>
+          <w:sz w:val="24"/>
+        </w:rPr>
+        <w:t>Semana 8</w:t>
+      </w:r>
+    </w:p>
+    <w:p>
+      <w:pPr>
+        <w:pStyle w:val="Normal"/>
+        <w:spacing w:lineRule="auto" w:line="360"/>
+        <w:ind w:firstLine="709"/>
+        <w:jc w:val="both"/>
+        <w:rPr/>
+      </w:pPr>
+      <w:r>
+        <w:rPr>
+          <w:sz w:val="24"/>
+        </w:rPr>
+        <w:t xml:space="preserve">1. </w:t>
+      </w:r>
+      <w:r>
+        <w:rPr>
+          <w:b/>
+          <w:sz w:val="24"/>
+        </w:rPr>
+        <w:t xml:space="preserve">Actividad operativa: </w:t>
+      </w:r>
+      <w:r>
+        <w:rPr>
+          <w:sz w:val="24"/>
+        </w:rPr>
+        <w:t>Seguimiento de órdenes en proceso y actualización de registros de proveedores y expedientes de adquisiciones.</w:t>
+      </w:r>
+    </w:p>
+    <w:p>
+      <w:pPr>
+        <w:pStyle w:val="Normal"/>
+        <w:spacing w:lineRule="auto" w:line="360"/>
+        <w:ind w:firstLine="709"/>
+        <w:jc w:val="both"/>
+        <w:rPr/>
+      </w:pPr>
+      <w:r>
+        <w:rPr>
+          <w:sz w:val="24"/>
+        </w:rPr>
+        <w:t xml:space="preserve">2. </w:t>
+      </w:r>
+      <w:r>
+        <w:rPr>
+          <w:b/>
+          <w:sz w:val="24"/>
+        </w:rPr>
+        <w:t xml:space="preserve">Actividad de análisis: </w:t>
+      </w:r>
+      <w:r>
+        <w:rPr>
+          <w:sz w:val="24"/>
+        </w:rPr>
+        <w:t>Redacción de la propuesta de simplificación administrativa integrando el flujo diseñado, los formatos, la matriz de autorización y los mecanismos de seguimiento.</w:t>
+      </w:r>
+    </w:p>
+    <w:p>
+      <w:pPr>
+        <w:pStyle w:val="IUTECPTtulo2"/>
+        <w:keepNext w:val="true"/>
+        <w:keepLines/>
+        <w:spacing w:lineRule="auto" w:line="360" w:before="480" w:after="480"/>
+        <w:jc w:val="start"/>
+        <w:rPr/>
+      </w:pPr>
+      <w:r>
+        <w:rPr>
+          <w:b/>
+          <w:sz w:val="24"/>
+        </w:rPr>
+        <w:t>Semana 9</w:t>
+      </w:r>
+    </w:p>
+    <w:p>
+      <w:pPr>
+        <w:pStyle w:val="Normal"/>
+        <w:spacing w:lineRule="auto" w:line="360"/>
+        <w:ind w:firstLine="709"/>
+        <w:jc w:val="both"/>
+        <w:rPr/>
+      </w:pPr>
+      <w:r>
+        <w:rPr>
+          <w:sz w:val="24"/>
+        </w:rPr>
+        <w:t xml:space="preserve">1. </w:t>
+      </w:r>
+      <w:r>
+        <w:rPr>
+          <w:b/>
+          <w:sz w:val="24"/>
+        </w:rPr>
+        <w:t xml:space="preserve">Actividad operativa: </w:t>
+      </w:r>
+      <w:r>
+        <w:rPr>
+          <w:sz w:val="24"/>
+        </w:rPr>
+        <w:t>Apoyo en el cierre administrativo del ciclo de compras y organización de las órdenes de compra gestionadas durante el período.</w:t>
+      </w:r>
+    </w:p>
+    <w:p>
+      <w:pPr>
+        <w:pStyle w:val="Normal"/>
+        <w:spacing w:lineRule="auto" w:line="360"/>
+        <w:ind w:firstLine="709"/>
+        <w:jc w:val="both"/>
+        <w:rPr/>
+      </w:pPr>
+      <w:r>
+        <w:rPr>
+          <w:sz w:val="24"/>
+        </w:rPr>
+        <w:t xml:space="preserve">2. </w:t>
+      </w:r>
+      <w:r>
+        <w:rPr>
+          <w:b/>
+          <w:sz w:val="24"/>
+        </w:rPr>
+        <w:t xml:space="preserve">Actividad de análisis: </w:t>
+      </w:r>
+      <w:r>
+        <w:rPr>
+          <w:sz w:val="24"/>
+        </w:rPr>
+        <w:t>Presentación de la propuesta al tutor industrial, registro de observaciones e incorporación de ajustes al documento final.</w:t>
+      </w:r>
+    </w:p>
+    <w:p>
+      <w:pPr>
+        <w:pStyle w:val="IUTECPTtulo2"/>
+        <w:keepNext w:val="true"/>
+        <w:keepLines/>
+        <w:spacing w:lineRule="auto" w:line="360" w:before="480" w:after="480"/>
+        <w:jc w:val="start"/>
+        <w:rPr/>
+      </w:pPr>
+      <w:r>
+        <w:rPr>
+          <w:b/>
+          <w:sz w:val="24"/>
+        </w:rPr>
+        <w:t>Semana 10</w:t>
+      </w:r>
+    </w:p>
+    <w:p>
+      <w:pPr>
+        <w:pStyle w:val="Normal"/>
+        <w:spacing w:lineRule="auto" w:line="360"/>
+        <w:ind w:firstLine="709"/>
+        <w:jc w:val="both"/>
+        <w:rPr/>
+      </w:pPr>
+      <w:r>
+        <w:rPr>
+          <w:sz w:val="24"/>
+        </w:rPr>
+        <w:t xml:space="preserve">1. </w:t>
+      </w:r>
+      <w:r>
+        <w:rPr>
+          <w:b/>
+          <w:sz w:val="24"/>
+        </w:rPr>
+        <w:t xml:space="preserve">Actividad operativa: </w:t>
+      </w:r>
+      <w:r>
+        <w:rPr>
+          <w:sz w:val="24"/>
+        </w:rPr>
+        <w:t>Presentación formal de la propuesta ante la gerencia del área y gestión de los recaudos institucionales correspondientes al cierre de las pasantías.</w:t>
       </w:r>
     </w:p>
     <w:p>
@@ -11699,406 +12963,6 @@
         <w:ind w:firstLine="709"/>
         <w:jc w:val="both"/>
         <w:rPr/>
-      </w:pPr>
-      <w:r>
-        <w:rPr>
-          <w:i w:val="false"/>
-          <w:sz w:val="24"/>
-        </w:rPr>
-        <w:t>Lo anterior cobra especial relevancia en el contexto de Lubricantes y Equipos Varyna, C.A., donde la procura constituye una función crítica para sostener las operaciones industriales y de campo. Durante el diagnóstico realizado, se pudo constatar que el departamento administrativo no cuenta con un canal formalizado de recepción de requisiciones, lo que impide que el proceso de abastecimiento se desarrolle de forma planificada y controlada tal como lo exige la teoría. En criterio de quien suscribe, esta ausencia de estructura procedimental es la causa raíz de los retrasos identificados, por encima incluso de factores humanos o tecnológicos.</w:t>
-      </w:r>
-    </w:p>
-    <w:p>
-      <w:pPr>
-        <w:pStyle w:val="Normal"/>
-        <w:spacing w:lineRule="auto" w:line="360" w:before="0" w:after="0"/>
-        <w:ind w:firstLine="709"/>
-        <w:jc w:val="both"/>
-        <w:rPr/>
-      </w:pPr>
-      <w:r>
-        <w:rPr>
-          <w:i w:val="false"/>
-          <w:sz w:val="24"/>
-        </w:rPr>
-        <w:t>Comprender la procura desde esta perspectiva teórica es el punto de partida indispensable para cualquier propuesta de mejora, pues permite identificar con precisión en cuáles fases del ciclo se concentran las ineficiencias. Para ello, resulta igualmente necesario examinar el marco administrativo general que debe regir la gestión de cualquier proceso organizacional, tal como se desarrolla en el apartado siguiente.</w:t>
-      </w:r>
-    </w:p>
-    <w:p>
-      <w:pPr>
-        <w:pStyle w:val="Normal"/>
-        <w:spacing w:lineRule="auto" w:line="240" w:before="720" w:after="240"/>
-        <w:ind w:start="709" w:end="709"/>
-        <w:jc w:val="both"/>
-        <w:rPr/>
-      </w:pPr>
-      <w:r>
-        <w:rPr>
-          <w:sz w:val="24"/>
-        </w:rPr>
-        <w:t>La gestión de compras y abastecimiento comprende un conjunto de actividades que permiten identificar las necesidades de materiales e insumos de la organización, seleccionar adecuadamente a los proveedores, negociar las condiciones de adquisición más convenientes y asegurar que los bienes requeridos lleguen en las cantidades correctas, en el momento oportuno y al menor costo posible, contribuyendo directamente a la eficiencia operativa de la empresa. (Monterroso, 2002, p. 3)</w:t>
-      </w:r>
-    </w:p>
-    <w:p>
-      <w:pPr>
-        <w:pStyle w:val="Normal"/>
-        <w:spacing w:lineRule="auto" w:line="360" w:before="480" w:after="480"/>
-        <w:jc w:val="start"/>
-        <w:rPr/>
-      </w:pPr>
-      <w:r>
-        <w:rPr>
-          <w:b/>
-          <w:sz w:val="24"/>
-        </w:rPr>
-        <w:t>Proceso Administrativo</w:t>
-      </w:r>
-    </w:p>
-    <w:p>
-      <w:pPr>
-        <w:pStyle w:val="Normal"/>
-        <w:spacing w:lineRule="auto" w:line="360" w:before="0" w:after="0"/>
-        <w:ind w:firstLine="709"/>
-        <w:jc w:val="both"/>
-        <w:rPr/>
-      </w:pPr>
-      <w:r>
-        <w:rPr>
-          <w:i w:val="false"/>
-          <w:sz w:val="24"/>
-        </w:rPr>
-        <w:t>El proceso administrativo constituye el marco conceptual fundamental que rige el funcionamiento de las organizaciones modernas. Chiavenato (2006) lo describe como el conjunto secuencial e interrelacionado de funciones de planificación, organización, dirección y control, orientadas al logro eficiente de los objetivos organizacionales mediante el uso racional de los recursos disponibles.</w:t>
-      </w:r>
-    </w:p>
-    <w:p>
-      <w:pPr>
-        <w:pStyle w:val="Normal"/>
-        <w:spacing w:lineRule="auto" w:line="360" w:before="0" w:after="0"/>
-        <w:ind w:firstLine="709"/>
-        <w:jc w:val="both"/>
-        <w:rPr/>
-      </w:pPr>
-      <w:r>
-        <w:rPr>
-          <w:i w:val="false"/>
-          <w:sz w:val="24"/>
-        </w:rPr>
-        <w:t>Aplicado al contexto de la procura, el proceso administrativo provee la estructura metodológica necesaria para formalizar cada etapa del ciclo de compras. La planificación define las necesidades y tiempos de adquisición; la organización asigna responsabilidades claras a cada actor del proceso; la dirección asegura la ejecución coordinada de las actividades; y el control verifica el cumplimiento de los procedimientos y detecta desviaciones que requieren corrección.</w:t>
-      </w:r>
-    </w:p>
-    <w:p>
-      <w:pPr>
-        <w:pStyle w:val="Normal"/>
-        <w:spacing w:lineRule="auto" w:line="360" w:before="0" w:after="0"/>
-        <w:ind w:firstLine="709"/>
-        <w:jc w:val="both"/>
-        <w:rPr/>
-      </w:pPr>
-      <w:r>
-        <w:rPr>
-          <w:i w:val="false"/>
-          <w:sz w:val="24"/>
-        </w:rPr>
-        <w:t>Durante la observación directa realizada en Lubricantes y Equipos Varyna, C.A., se evidenció que ninguna de estas cuatro funciones se ejecuta de manera formal dentro del ciclo de compras. Las requisiciones se reciben sin planificación previa, las responsabilidades no están escritas ni asignadas con claridad, y no existe un mecanismo de control que permita detectar en qué fase se detiene cada expediente. Desde la perspectiva de quien elabora este trabajo, la ausencia del proceso administrativo como eje rector es lo que convierte un procedimiento que debería ser simple en una secuencia compleja y propensa a errores. La propuesta de simplificación desarrollada en los capítulos siguientes busca precisamente instaurar estas cuatro funciones de forma explícita dentro del nuevo flujo de procura. Para que dicho control sea efectivo, es necesario además comprender los mecanismos de control interno aplicables específicamente al área de compras, como se expone a continuación.</w:t>
-      </w:r>
-    </w:p>
-    <w:p>
-      <w:pPr>
-        <w:pStyle w:val="Normal"/>
-        <w:spacing w:lineRule="auto" w:line="360" w:before="480" w:after="480"/>
-        <w:jc w:val="start"/>
-        <w:rPr/>
-      </w:pPr>
-      <w:r>
-        <w:rPr>
-          <w:b/>
-          <w:sz w:val="24"/>
-        </w:rPr>
-        <w:t>Control Interno en los Procesos de Compras</w:t>
-      </w:r>
-    </w:p>
-    <w:p>
-      <w:pPr>
-        <w:pStyle w:val="Normal"/>
-        <w:spacing w:lineRule="auto" w:line="360" w:before="0" w:after="0"/>
-        <w:ind w:firstLine="709"/>
-        <w:jc w:val="both"/>
-        <w:rPr/>
-      </w:pPr>
-      <w:r>
-        <w:rPr>
-          <w:i w:val="false"/>
-          <w:sz w:val="24"/>
-        </w:rPr>
-        <w:t>El control interno se define como el proceso diseñado e implementado por la dirección de una organización para proporcionar una seguridad razonable sobre la consecución de los objetivos en las categorías de eficiencia operativa, confiabilidad de la información financiera y cumplimiento de las normas aplicables. Mantilla (2005) señala que un sistema de control interno robusto en el área de compras minimiza los riesgos de fraude, duplicidad de pagos y adquisiciones no autorizadas.</w:t>
-      </w:r>
-    </w:p>
-    <w:p>
-      <w:pPr>
-        <w:pStyle w:val="Normal"/>
-        <w:spacing w:lineRule="auto" w:line="360" w:before="0" w:after="0"/>
-        <w:ind w:firstLine="709"/>
-        <w:jc w:val="both"/>
-        <w:rPr/>
-      </w:pPr>
-      <w:r>
-        <w:rPr>
-          <w:i w:val="false"/>
-          <w:sz w:val="24"/>
-        </w:rPr>
-        <w:t>En el proceso de procura de Lubricantes y Equipos Varyna, C.A., el fortalecimiento del control interno implica la definición de niveles de autorización por monto de compra, la implementación de formularios estandarizados de solicitud y la trazabilidad documental de cada expediente desde la requisición hasta la orden de compra cerrada. Estas medidas reducen la discrecionalidad en las decisiones de adquisición y aumentan la transparencia del proceso.</w:t>
-      </w:r>
-    </w:p>
-    <w:p>
-      <w:pPr>
-        <w:pStyle w:val="Normal"/>
-        <w:spacing w:lineRule="auto" w:line="360" w:before="0" w:after="0"/>
-        <w:ind w:firstLine="709"/>
-        <w:jc w:val="both"/>
-        <w:rPr/>
-      </w:pPr>
-      <w:r>
-        <w:rPr>
-          <w:i w:val="false"/>
-          <w:sz w:val="24"/>
-        </w:rPr>
-        <w:t>A juicio de quien suscribe, el control interno no debe entenderse como una carga burocrática adicional, sino como la garantía de que cada paso del proceso de compras tiene un propósito definido y un responsable identificable. En Lubricantes y Equipos Varyna, C.A., la inexistencia de niveles de autorización formales ha generado que decisiones de adquisición recaigan de manera discrecional sobre el personal disponible en el momento, sin criterios objetivos ni registros verificables. Incorporar mecanismos de control interno dentro del nuevo procedimiento simplificado no agrega complejidad al proceso, sino que le otorga la transparencia y trazabilidad que actualmente le faltan. Este enfoque de control se articula directamente con la noción de simplificación administrativa que fundamenta la propuesta, concepto que se desarrolla en el siguiente apartado.</w:t>
-      </w:r>
-    </w:p>
-    <w:p>
-      <w:pPr>
-        <w:pStyle w:val="Normal"/>
-        <w:spacing w:lineRule="auto" w:line="360" w:before="480" w:after="480"/>
-        <w:jc w:val="start"/>
-        <w:rPr/>
-      </w:pPr>
-      <w:r>
-        <w:rPr>
-          <w:b/>
-          <w:sz w:val="24"/>
-        </w:rPr>
-        <w:t>Simplificación Administrativa de Procesos</w:t>
-      </w:r>
-    </w:p>
-    <w:p>
-      <w:pPr>
-        <w:pStyle w:val="Normal"/>
-        <w:spacing w:lineRule="auto" w:line="360" w:before="0" w:after="0"/>
-        <w:ind w:firstLine="709"/>
-        <w:jc w:val="both"/>
-        <w:rPr/>
-      </w:pPr>
-      <w:r>
-        <w:rPr>
-          <w:i w:val="false"/>
-          <w:sz w:val="24"/>
-        </w:rPr>
-        <w:t>La simplificación administrativa consiste en la revisión sistemática y el rediseño de los procedimientos organizacionales con el propósito de eliminar pasos innecesarios, reducir la burocracia interna y facilitar la ejecución ágil de las operaciones. Según Harrington (1993), un proceso simplificado debe ser comprensible para todos los actores involucrados, ejecutable con el menor número de pasos posible y orientado a resultados medibles y verificables.</w:t>
-      </w:r>
-    </w:p>
-    <w:p>
-      <w:pPr>
-        <w:pStyle w:val="Normal"/>
-        <w:spacing w:lineRule="auto" w:line="360" w:before="0" w:after="0"/>
-        <w:ind w:firstLine="709"/>
-        <w:jc w:val="both"/>
-        <w:rPr/>
-      </w:pPr>
-      <w:r>
-        <w:rPr>
-          <w:i w:val="false"/>
-          <w:sz w:val="24"/>
-        </w:rPr>
-        <w:t>En el ámbito de la administración de compras, la simplificación procedimental se traduce en la reducción de los ciclos de aprobación, la unificación de los formatos de cotización y la clarificación de los roles y responsabilidades de cada actor. El resultado esperado es una disminución verificable de los tiempos de respuesta en la adquisición de insumos y una mayor capacidad de la organización para atender sus necesidades de abastecimiento de forma oportuna y transparente.</w:t>
-      </w:r>
-    </w:p>
-    <w:p>
-      <w:pPr>
-        <w:pStyle w:val="Normal"/>
-        <w:spacing w:lineRule="auto" w:line="360" w:before="0" w:after="0"/>
-        <w:ind w:firstLine="709"/>
-        <w:jc w:val="both"/>
-        <w:rPr/>
-      </w:pPr>
-      <w:r>
-        <w:rPr>
-          <w:i w:val="false"/>
-          <w:sz w:val="24"/>
-        </w:rPr>
-        <w:t>Esta definición describe con precisión la situación identificada en Lubricantes y Equipos Varyna, C.A.: un proceso que ha crecido en pasos y actores sin que todos esos añadidos respondan a una secuencia formalmente definida. Quien elabora este trabajo considera que la simplificación no implica eliminar controles, sino reducir redundancias y clarificar responsabilidades. La propuesta formulada durante las pasantías parte de este principio y organiza los pasos necesarios para que una requisición avance de manera comprensible desde su recepción hasta el cierre de la orden de compra, manteniendo responsables, criterios de autorización y mecanismos de seguimiento que favorezcan el control administrativo del proceso.</w:t>
-      </w:r>
-    </w:p>
-    <w:p>
-      <w:pPr>
-        <w:pStyle w:val="Normal"/>
-        <w:spacing w:lineRule="auto" w:line="360" w:before="480" w:after="480"/>
-        <w:jc w:val="start"/>
-        <w:rPr/>
-      </w:pPr>
-      <w:r>
-        <w:rPr>
-          <w:b/>
-          <w:sz w:val="24"/>
-        </w:rPr>
-        <w:t>Base Legal: Constitución de la República Bolivariana de Venezuela — Artículo 112</w:t>
-      </w:r>
-    </w:p>
-    <w:p>
-      <w:pPr>
-        <w:pStyle w:val="Normal"/>
-        <w:spacing w:lineRule="auto" w:line="360" w:before="0" w:after="0"/>
-        <w:ind w:firstLine="709"/>
-        <w:jc w:val="both"/>
-        <w:rPr/>
-      </w:pPr>
-      <w:r>
-        <w:rPr>
-          <w:i w:val="false"/>
-          <w:sz w:val="24"/>
-        </w:rPr>
-        <w:t>Como marco general de la actividad económica privada, la Constitución reconoce la iniciativa empresarial dentro de los límites establecidos por el ordenamiento jurídico.</w:t>
-      </w:r>
-    </w:p>
-    <w:p>
-      <w:pPr>
-        <w:pStyle w:val="Normal"/>
-        <w:spacing w:lineRule="auto" w:line="240" w:before="720" w:after="240"/>
-        <w:ind w:start="709" w:end="709"/>
-        <w:jc w:val="both"/>
-        <w:rPr/>
-      </w:pPr>
-      <w:r>
-        <w:rPr>
-          <w:sz w:val="24"/>
-        </w:rPr>
-        <w:t>Todas las personas pueden dedicarse libremente a la actividad económica de su preferencia, sin más limitaciones que las previstas en esta Constitución y las que establezcan las leyes, por razones de desarrollo humano, seguridad, sanidad, protección del ambiente u otras de interés social. El Estado promoverá la iniciativa privada, garantizando la creación y justa distribución de la riqueza, así como la producción de bienes y servicios que satisfagan las necesidades de la población, la libertad de trabajo, empresa, comercio, industria, sin perjuicio de su facultad para dictar medidas para planificar, racionalizar y regular la economía e impulsar el desarrollo integral del país. (Constitución de la República Bolivariana de Venezuela, 1999, art. 112)</w:t>
-      </w:r>
-    </w:p>
-    <w:p>
-      <w:pPr>
-        <w:pStyle w:val="Normal"/>
-        <w:spacing w:lineRule="auto" w:line="360" w:before="0" w:after="0"/>
-        <w:ind w:firstLine="709"/>
-        <w:jc w:val="both"/>
-        <w:rPr/>
-      </w:pPr>
-      <w:r>
-        <w:rPr>
-          <w:i w:val="false"/>
-          <w:sz w:val="24"/>
-        </w:rPr>
-        <w:t>El aporte de este artículo al informe es de carácter general: reconoce el ejercicio de la actividad empresarial y permite ubicar la propuesta dentro de la necesidad de organizar racionalmente los procesos internos de una empresa privada. No establece un procedimiento específico de procura, por lo que su función es servir como fundamento constitucional amplio y no como regla operativa de compras.</w:t>
-      </w:r>
-    </w:p>
-    <w:p>
-      <w:pPr>
-        <w:pStyle w:val="Normal"/>
-        <w:spacing w:lineRule="auto" w:line="360" w:before="480" w:after="480"/>
-        <w:jc w:val="start"/>
-        <w:rPr/>
-      </w:pPr>
-      <w:r>
-        <w:rPr>
-          <w:b/>
-          <w:sz w:val="24"/>
-        </w:rPr>
-        <w:t>Base Legal: Código de Comercio — Artículo 32</w:t>
-      </w:r>
-    </w:p>
-    <w:p>
-      <w:pPr>
-        <w:pStyle w:val="Normal"/>
-        <w:spacing w:lineRule="auto" w:line="360" w:before="0" w:after="0"/>
-        <w:ind w:firstLine="709"/>
-        <w:jc w:val="both"/>
-        <w:rPr/>
-      </w:pPr>
-      <w:r>
-        <w:rPr>
-          <w:i w:val="false"/>
-          <w:sz w:val="24"/>
-        </w:rPr>
-        <w:t>El Código de Comercio establece obligaciones vinculadas con el orden y claridad de los registros de los comerciantes, aspecto que guarda relación con la necesidad de mantener información organizada y verificable en los procesos administrativos.</w:t>
-      </w:r>
-    </w:p>
-    <w:p>
-      <w:pPr>
-        <w:pStyle w:val="Normal"/>
-        <w:spacing w:lineRule="auto" w:line="240" w:before="720" w:after="240"/>
-        <w:ind w:start="709" w:end="709"/>
-        <w:jc w:val="both"/>
-        <w:rPr/>
-      </w:pPr>
-      <w:r>
-        <w:rPr>
-          <w:sz w:val="24"/>
-        </w:rPr>
-        <w:t>Todo comerciante debe llevar en idioma castellano su contabilidad, la cual comprenderá, obligatoriamente, el libro Diario, el libro Mayor y el de Inventarios. Podrá llevar, además, todos los libros auxiliares que estimara conveniente para el mayor orden y claridad de sus operaciones. (Código de Comercio, 1955, art. 32)</w:t>
-      </w:r>
-    </w:p>
-    <w:p>
-      <w:pPr>
-        <w:pStyle w:val="Normal"/>
-        <w:spacing w:lineRule="auto" w:line="360" w:before="0" w:after="0"/>
-        <w:ind w:firstLine="709"/>
-        <w:jc w:val="both"/>
-        <w:rPr/>
-      </w:pPr>
-      <w:r>
-        <w:rPr>
-          <w:i w:val="false"/>
-          <w:sz w:val="24"/>
-        </w:rPr>
-        <w:t>La relación con la propuesta se encuentra en el principio de orden y claridad de las operaciones mercantiles. Los formatos y mecanismos de seguimiento diseñados para la procura no sustituyen los libros contables exigidos por la ley, pero complementan el control administrativo al organizar la documentación que antecede y acompaña las compras de la empresa.</w:t>
-      </w:r>
-    </w:p>
-    <w:p>
-      <w:pPr>
-        <w:sectPr>
-          <w:type w:val="continuous"/>
-          <w:pgSz w:w="12240" w:h="15840"/>
-          <w:pgMar w:left="2268" w:right="1701" w:gutter="0" w:header="0" w:top="1701" w:footer="720" w:bottom="1701"/>
-          <w:formProt w:val="false"/>
-          <w:titlePg/>
-          <w:textDirection w:val="lrTb"/>
-          <w:docGrid w:type="default" w:linePitch="360" w:charSpace="0"/>
-        </w:sectPr>
-      </w:pPr>
-    </w:p>
-    <w:p>
-      <w:pPr>
-        <w:pStyle w:val="Normal"/>
-        <w:spacing w:before="1140" w:after="480"/>
-        <w:jc w:val="center"/>
-        <w:rPr/>
-      </w:pPr>
-      <w:r>
-        <w:rPr>
-          <w:b/>
-          <w:sz w:val="24"/>
-        </w:rPr>
-        <w:t>CAPÍTULO IV</w:t>
-      </w:r>
-    </w:p>
-    <w:p>
-      <w:pPr>
-        <w:pStyle w:val="Normal"/>
-        <w:spacing w:before="480" w:after="0"/>
-        <w:jc w:val="center"/>
-        <w:rPr/>
-      </w:pPr>
-      <w:bookmarkStart w:id="35" w:name="bm_cap4"/>
-      <w:r>
-        <w:rPr>
-          <w:b/>
-          <w:sz w:val="24"/>
-        </w:rPr>
-        <w:t>ACTIVIDADES REALIZADAS</w:t>
-      </w:r>
-      <w:bookmarkEnd w:id="35"/>
-    </w:p>
-    <w:p>
-      <w:pPr>
         <w:sectPr>
           <w:footerReference w:type="even" r:id="rId53"/>
           <w:footerReference w:type="default" r:id="rId54"/>
@@ -12113,23 +12977,187 @@
           <w:docGrid w:type="default" w:linePitch="360" w:charSpace="0"/>
         </w:sectPr>
       </w:pPr>
-    </w:p>
-    <w:p>
-      <w:pPr>
-        <w:pStyle w:val="Normal"/>
+      <w:r>
+        <w:rPr>
+          <w:sz w:val="24"/>
+        </w:rPr>
+        <w:t xml:space="preserve">2. </w:t>
+      </w:r>
+      <w:r>
+        <w:rPr>
+          <w:b/>
+          <w:sz w:val="24"/>
+        </w:rPr>
+        <w:t xml:space="preserve">Actividad de análisis: </w:t>
+      </w:r>
+      <w:r>
+        <w:rPr>
+          <w:sz w:val="24"/>
+        </w:rPr>
+        <w:t>Consolidación del informe de pasantías, revisión de la normativa de presentación e incorporación de los anexos y correcciones finales antes de la entrega institucional.</w:t>
+      </w:r>
+    </w:p>
+    <w:p>
+      <w:pPr>
+        <w:pStyle w:val="Normal"/>
+        <w:keepNext w:val="true"/>
+        <w:keepLines/>
+        <w:spacing w:before="1140" w:after="480"/>
+        <w:jc w:val="center"/>
+        <w:rPr/>
+      </w:pPr>
+      <w:r>
+        <w:rPr>
+          <w:b/>
+          <w:sz w:val="24"/>
+        </w:rPr>
+        <w:t>CAPÍTULO V</w:t>
+      </w:r>
+    </w:p>
+    <w:p>
+      <w:pPr>
+        <w:pStyle w:val="IUTECPCaptulo"/>
+        <w:spacing w:before="480" w:after="0"/>
+        <w:jc w:val="center"/>
+        <w:rPr/>
+      </w:pPr>
+      <w:bookmarkStart w:id="38" w:name="bm_cap5"/>
+      <w:r>
+        <w:rPr>
+          <w:b/>
+          <w:sz w:val="24"/>
+        </w:rPr>
+        <w:t>CONCLUSIONES Y RECOMENDACIONES</w:t>
+      </w:r>
+      <w:bookmarkEnd w:id="38"/>
+    </w:p>
+    <w:p>
+      <w:pPr>
+        <w:pStyle w:val="IUTECPTtulo2"/>
+        <w:keepNext w:val="true"/>
+        <w:keepLines/>
         <w:spacing w:lineRule="auto" w:line="360" w:before="480" w:after="480"/>
         <w:jc w:val="start"/>
         <w:rPr/>
       </w:pPr>
-      <w:bookmarkStart w:id="36" w:name="bm_cap4_desc"/>
+      <w:bookmarkStart w:id="39" w:name="bm_cap5_concl"/>
       <w:r>
         <w:rPr>
           <w:b/>
           <w:sz w:val="24"/>
         </w:rPr>
-        <w:t>Descripción de Actividades Ejecutadas por Semana</w:t>
-      </w:r>
-      <w:bookmarkEnd w:id="36"/>
+        <w:t>Conclusiones</w:t>
+      </w:r>
+      <w:bookmarkEnd w:id="39"/>
+    </w:p>
+    <w:p>
+      <w:pPr>
+        <w:pStyle w:val="Normal"/>
+        <w:spacing w:lineRule="auto" w:line="360"/>
+        <w:ind w:firstLine="709"/>
+        <w:jc w:val="both"/>
+        <w:rPr/>
+      </w:pPr>
+      <w:r>
+        <w:rPr>
+          <w:sz w:val="24"/>
+        </w:rPr>
+        <w:t>1. Se diagnosticó que el proceso de procura presenta un recorrido administrativo susceptible de simplificación, debido a la ausencia de un canal único de recepción de requisiciones y a la dispersión de algunos mecanismos de seguimiento utilizados durante las fases de compra.</w:t>
+      </w:r>
+    </w:p>
+    <w:p>
+      <w:pPr>
+        <w:pStyle w:val="Normal"/>
+        <w:spacing w:lineRule="auto" w:line="360"/>
+        <w:ind w:firstLine="709"/>
+        <w:jc w:val="both"/>
+        <w:rPr/>
+      </w:pPr>
+      <w:r>
+        <w:rPr>
+          <w:sz w:val="24"/>
+        </w:rPr>
+        <w:t>2. Se identificaron como principales factores de demora la falta de formatos uniformes, la limitada definición de criterios de autorización, el seguimiento manual del estatus de cotizaciones y la inexistencia de indicadores sencillos que permitan valorar el comportamiento del ciclo de adquisición.</w:t>
+      </w:r>
+    </w:p>
+    <w:p>
+      <w:pPr>
+        <w:pStyle w:val="Normal"/>
+        <w:spacing w:lineRule="auto" w:line="360"/>
+        <w:ind w:firstLine="709"/>
+        <w:jc w:val="both"/>
+        <w:rPr/>
+      </w:pPr>
+      <w:r>
+        <w:rPr>
+          <w:sz w:val="24"/>
+        </w:rPr>
+        <w:t>3. Se formuló una propuesta de simplificación administrativa que integra un flujo de trabajo con responsables definidos, formatos estandarizados, una matriz de autorización por monto e indicadores de seguimiento, orientados a mejorar la trazabilidad y facilitar el control interno del proceso de procura.</w:t>
+      </w:r>
+    </w:p>
+    <w:p>
+      <w:pPr>
+        <w:pStyle w:val="IUTECPTtulo2"/>
+        <w:keepNext w:val="true"/>
+        <w:keepLines/>
+        <w:spacing w:lineRule="auto" w:line="360" w:before="480" w:after="480"/>
+        <w:jc w:val="start"/>
+        <w:rPr/>
+      </w:pPr>
+      <w:bookmarkStart w:id="40" w:name="bm_cap5_recom"/>
+      <w:r>
+        <w:rPr>
+          <w:b/>
+          <w:sz w:val="24"/>
+        </w:rPr>
+        <w:t>Recomendaciones</w:t>
+      </w:r>
+      <w:bookmarkEnd w:id="40"/>
+    </w:p>
+    <w:p>
+      <w:pPr>
+        <w:pStyle w:val="Normal"/>
+        <w:spacing w:lineRule="auto" w:line="360"/>
+        <w:ind w:firstLine="709"/>
+        <w:jc w:val="both"/>
+        <w:rPr/>
+      </w:pPr>
+      <w:r>
+        <w:rPr>
+          <w:sz w:val="24"/>
+        </w:rPr>
+        <w:t>1. Implementar la propuesta de manera gradual, iniciando con la formalización del canal de recepción de requisiciones y la utilización uniforme de los formatos diseñados.</w:t>
+      </w:r>
+    </w:p>
+    <w:p>
+      <w:pPr>
+        <w:pStyle w:val="Normal"/>
+        <w:spacing w:lineRule="auto" w:line="360"/>
+        <w:ind w:firstLine="709"/>
+        <w:jc w:val="both"/>
+        <w:rPr/>
+      </w:pPr>
+      <w:r>
+        <w:rPr>
+          <w:sz w:val="24"/>
+        </w:rPr>
+        <w:t>2. Socializar el flujo simplificado, los responsables y los criterios de autorización con el personal involucrado en la procura antes de su aplicación general.</w:t>
+      </w:r>
+    </w:p>
+    <w:p>
+      <w:pPr>
+        <w:pStyle w:val="Normal"/>
+        <w:spacing w:lineRule="auto" w:line="360"/>
+        <w:ind w:firstLine="709"/>
+        <w:jc w:val="both"/>
+        <w:rPr/>
+      </w:pPr>
+      <w:r>
+        <w:rPr>
+          <w:sz w:val="24"/>
+        </w:rPr>
+        <w:t>3. Registrar mensualmente indicadores básicos, como tiempo promedio del ciclo de compra, solicitudes pendientes y requisiciones tramitadas dentro del plazo definido, para valorar los resultados de la simplificación.</w:t>
+      </w:r>
     </w:p>
     <w:p>
       <w:pPr>
@@ -12138,772 +13166,6 @@
         <w:ind w:firstLine="709"/>
         <w:jc w:val="both"/>
         <w:rPr/>
-      </w:pPr>
-      <w:r>
-        <w:rPr>
-          <w:i w:val="false"/>
-          <w:sz w:val="24"/>
-        </w:rPr>
-        <w:t>Durante las diez (10) semanas de práctica profesional se desarrollaron actividades operativas de apoyo a la procura y actividades de diagnóstico, análisis y formulación de la propuesta de simplificación administrativa:</w:t>
-      </w:r>
-    </w:p>
-    <w:p>
-      <w:pPr>
-        <w:pStyle w:val="Normal"/>
-        <w:spacing w:lineRule="auto" w:line="360" w:before="480" w:after="480"/>
-        <w:jc w:val="start"/>
-        <w:rPr/>
-      </w:pPr>
-      <w:r>
-        <w:rPr>
-          <w:b/>
-          <w:sz w:val="24"/>
-        </w:rPr>
-        <w:t>Semana 1</w:t>
-      </w:r>
-    </w:p>
-    <w:p>
-      <w:pPr>
-        <w:pStyle w:val="Normal"/>
-        <w:spacing w:lineRule="auto" w:line="360"/>
-        <w:ind w:firstLine="709"/>
-        <w:jc w:val="both"/>
-        <w:rPr/>
-      </w:pPr>
-      <w:r>
-        <w:rPr>
-          <w:sz w:val="24"/>
-        </w:rPr>
-        <w:t xml:space="preserve">1. </w:t>
-      </w:r>
-      <w:r>
-        <w:rPr>
-          <w:b/>
-          <w:sz w:val="24"/>
-        </w:rPr>
-        <w:t xml:space="preserve">Actividad operativa: </w:t>
-      </w:r>
-      <w:r>
-        <w:rPr>
-          <w:sz w:val="24"/>
-        </w:rPr>
-        <w:t>Inducción institucional, recorrido por las instalaciones, presentación ante el equipo del Departamento Administrativo y familiarización con los procedimientos generales de la empresa y del área de procura.</w:t>
-      </w:r>
-    </w:p>
-    <w:p>
-      <w:pPr>
-        <w:pStyle w:val="Normal"/>
-        <w:spacing w:lineRule="auto" w:line="360"/>
-        <w:ind w:firstLine="709"/>
-        <w:jc w:val="both"/>
-        <w:rPr/>
-      </w:pPr>
-      <w:r>
-        <w:rPr>
-          <w:sz w:val="24"/>
-        </w:rPr>
-        <w:t xml:space="preserve">2. </w:t>
-      </w:r>
-      <w:r>
-        <w:rPr>
-          <w:b/>
-          <w:sz w:val="24"/>
-        </w:rPr>
-        <w:t xml:space="preserve">Actividad de investigación: </w:t>
-      </w:r>
-      <w:r>
-        <w:rPr>
-          <w:sz w:val="24"/>
-        </w:rPr>
-        <w:t>Observación directa del flujo de requisiciones y registro de las primeras situaciones relacionadas con la recepción, seguimiento y control de las solicitudes de compra.</w:t>
-      </w:r>
-    </w:p>
-    <w:p>
-      <w:pPr>
-        <w:pStyle w:val="Normal"/>
-        <w:spacing w:lineRule="auto" w:line="360" w:before="480" w:after="480"/>
-        <w:jc w:val="start"/>
-        <w:rPr/>
-      </w:pPr>
-      <w:r>
-        <w:rPr>
-          <w:b/>
-          <w:sz w:val="24"/>
-        </w:rPr>
-        <w:t>Semana 2</w:t>
-      </w:r>
-    </w:p>
-    <w:p>
-      <w:pPr>
-        <w:pStyle w:val="Normal"/>
-        <w:spacing w:lineRule="auto" w:line="360"/>
-        <w:ind w:firstLine="709"/>
-        <w:jc w:val="both"/>
-        <w:rPr/>
-      </w:pPr>
-      <w:r>
-        <w:rPr>
-          <w:sz w:val="24"/>
-        </w:rPr>
-        <w:t xml:space="preserve">1. </w:t>
-      </w:r>
-      <w:r>
-        <w:rPr>
-          <w:b/>
-          <w:sz w:val="24"/>
-        </w:rPr>
-        <w:t xml:space="preserve">Actividad operativa: </w:t>
-      </w:r>
-      <w:r>
-        <w:rPr>
-          <w:sz w:val="24"/>
-        </w:rPr>
-        <w:t>Apoyo en la recepción, clasificación y registro de solicitudes de compra, además de la familiarización con los expedientes y mecanismos de seguimiento de cotizaciones del departamento.</w:t>
-      </w:r>
-    </w:p>
-    <w:p>
-      <w:pPr>
-        <w:pStyle w:val="Normal"/>
-        <w:spacing w:lineRule="auto" w:line="360"/>
-        <w:ind w:firstLine="709"/>
-        <w:jc w:val="both"/>
-        <w:rPr/>
-      </w:pPr>
-      <w:r>
-        <w:rPr>
-          <w:sz w:val="24"/>
-        </w:rPr>
-        <w:t xml:space="preserve">2. </w:t>
-      </w:r>
-      <w:r>
-        <w:rPr>
-          <w:b/>
-          <w:sz w:val="24"/>
-        </w:rPr>
-        <w:t xml:space="preserve">Actividad de investigación: </w:t>
-      </w:r>
-      <w:r>
-        <w:rPr>
-          <w:sz w:val="24"/>
-        </w:rPr>
-        <w:t>Levantamiento del flujo secuencial del proceso de procura mediante observación directa y conversaciones de reconocimiento con el personal encargado.</w:t>
-      </w:r>
-    </w:p>
-    <w:p>
-      <w:pPr>
-        <w:pStyle w:val="Normal"/>
-        <w:spacing w:lineRule="auto" w:line="360" w:before="480" w:after="480"/>
-        <w:jc w:val="start"/>
-        <w:rPr/>
-      </w:pPr>
-      <w:r>
-        <w:rPr>
-          <w:b/>
-          <w:sz w:val="24"/>
-        </w:rPr>
-        <w:t>Semana 3</w:t>
-      </w:r>
-    </w:p>
-    <w:p>
-      <w:pPr>
-        <w:pStyle w:val="Normal"/>
-        <w:spacing w:lineRule="auto" w:line="360"/>
-        <w:ind w:firstLine="709"/>
-        <w:jc w:val="both"/>
-        <w:rPr/>
-      </w:pPr>
-      <w:r>
-        <w:rPr>
-          <w:sz w:val="24"/>
-        </w:rPr>
-        <w:t xml:space="preserve">1. </w:t>
-      </w:r>
-      <w:r>
-        <w:rPr>
-          <w:b/>
-          <w:sz w:val="24"/>
-        </w:rPr>
-        <w:t xml:space="preserve">Actividad operativa: </w:t>
-      </w:r>
-      <w:r>
-        <w:rPr>
-          <w:sz w:val="24"/>
-        </w:rPr>
-        <w:t>Colaboración en la tramitación de requisiciones, comunicación con proveedores y actualización del registro de cotizaciones en proceso.</w:t>
-      </w:r>
-    </w:p>
-    <w:p>
-      <w:pPr>
-        <w:pStyle w:val="Normal"/>
-        <w:spacing w:lineRule="auto" w:line="360"/>
-        <w:ind w:firstLine="709"/>
-        <w:jc w:val="both"/>
-        <w:rPr/>
-      </w:pPr>
-      <w:r>
-        <w:rPr>
-          <w:sz w:val="24"/>
-        </w:rPr>
-        <w:t xml:space="preserve">2. </w:t>
-      </w:r>
-      <w:r>
-        <w:rPr>
-          <w:b/>
-          <w:sz w:val="24"/>
-        </w:rPr>
-        <w:t xml:space="preserve">Actividad de investigación: </w:t>
-      </w:r>
-      <w:r>
-        <w:rPr>
-          <w:sz w:val="24"/>
-        </w:rPr>
-        <w:t>Aplicación de una guía de entrevista estructurada al personal relacionado con compras y administración para identificar demoras, duplicidades y dificultades de seguimiento.</w:t>
-      </w:r>
-    </w:p>
-    <w:p>
-      <w:pPr>
-        <w:pStyle w:val="Normal"/>
-        <w:spacing w:lineRule="auto" w:line="360" w:before="480" w:after="480"/>
-        <w:jc w:val="start"/>
-        <w:rPr/>
-      </w:pPr>
-      <w:r>
-        <w:rPr>
-          <w:b/>
-          <w:sz w:val="24"/>
-        </w:rPr>
-        <w:t>Semana 4</w:t>
-      </w:r>
-    </w:p>
-    <w:p>
-      <w:pPr>
-        <w:pStyle w:val="Normal"/>
-        <w:spacing w:lineRule="auto" w:line="360"/>
-        <w:ind w:firstLine="709"/>
-        <w:jc w:val="both"/>
-        <w:rPr/>
-      </w:pPr>
-      <w:r>
-        <w:rPr>
-          <w:sz w:val="24"/>
-        </w:rPr>
-        <w:t xml:space="preserve">1. </w:t>
-      </w:r>
-      <w:r>
-        <w:rPr>
-          <w:b/>
-          <w:sz w:val="24"/>
-        </w:rPr>
-        <w:t xml:space="preserve">Actividad operativa: </w:t>
-      </w:r>
-      <w:r>
-        <w:rPr>
-          <w:sz w:val="24"/>
-        </w:rPr>
-        <w:t>Seguimiento de órdenes de compra abiertas, verificación del estatus de cotizaciones pendientes y actualización del registro de proveedores activos.</w:t>
-      </w:r>
-    </w:p>
-    <w:p>
-      <w:pPr>
-        <w:pStyle w:val="Normal"/>
-        <w:spacing w:lineRule="auto" w:line="360"/>
-        <w:ind w:firstLine="709"/>
-        <w:jc w:val="both"/>
-        <w:rPr/>
-      </w:pPr>
-      <w:r>
-        <w:rPr>
-          <w:sz w:val="24"/>
-        </w:rPr>
-        <w:t xml:space="preserve">2. </w:t>
-      </w:r>
-      <w:r>
-        <w:rPr>
-          <w:b/>
-          <w:sz w:val="24"/>
-        </w:rPr>
-        <w:t xml:space="preserve">Actividad de investigación: </w:t>
-      </w:r>
-      <w:r>
-        <w:rPr>
-          <w:sz w:val="24"/>
-        </w:rPr>
-        <w:t>Revisión de expedientes históricos y análisis de tiempos de respuesta por fase con el propósito de determinar las etapas donde se concentran los mayores retrasos.</w:t>
-      </w:r>
-    </w:p>
-    <w:p>
-      <w:pPr>
-        <w:pStyle w:val="Normal"/>
-        <w:spacing w:lineRule="auto" w:line="360" w:before="480" w:after="480"/>
-        <w:jc w:val="start"/>
-        <w:rPr/>
-      </w:pPr>
-      <w:r>
-        <w:rPr>
-          <w:b/>
-          <w:sz w:val="24"/>
-        </w:rPr>
-        <w:t>Semana 5</w:t>
-      </w:r>
-    </w:p>
-    <w:p>
-      <w:pPr>
-        <w:pStyle w:val="Normal"/>
-        <w:spacing w:lineRule="auto" w:line="360"/>
-        <w:ind w:firstLine="709"/>
-        <w:jc w:val="both"/>
-        <w:rPr/>
-      </w:pPr>
-      <w:r>
-        <w:rPr>
-          <w:sz w:val="24"/>
-        </w:rPr>
-        <w:t xml:space="preserve">1. </w:t>
-      </w:r>
-      <w:r>
-        <w:rPr>
-          <w:b/>
-          <w:sz w:val="24"/>
-        </w:rPr>
-        <w:t xml:space="preserve">Actividad operativa: </w:t>
-      </w:r>
-      <w:r>
-        <w:rPr>
-          <w:sz w:val="24"/>
-        </w:rPr>
-        <w:t>Tramitación de solicitudes de compra, apoyo en cuadros comparativos de cotizaciones y actualización de información de proveedores.</w:t>
-      </w:r>
-    </w:p>
-    <w:p>
-      <w:pPr>
-        <w:pStyle w:val="Normal"/>
-        <w:spacing w:lineRule="auto" w:line="360"/>
-        <w:ind w:firstLine="709"/>
-        <w:jc w:val="both"/>
-        <w:rPr/>
-      </w:pPr>
-      <w:r>
-        <w:rPr>
-          <w:sz w:val="24"/>
-        </w:rPr>
-        <w:t xml:space="preserve">2. </w:t>
-      </w:r>
-      <w:r>
-        <w:rPr>
-          <w:b/>
-          <w:sz w:val="24"/>
-        </w:rPr>
-        <w:t xml:space="preserve">Actividad de investigación: </w:t>
-      </w:r>
-      <w:r>
-        <w:rPr>
-          <w:sz w:val="24"/>
-        </w:rPr>
-        <w:t>Elaboración del diagrama de Ishikawa y jerarquización de las causas asociadas con retrasos, redundancias, falta de estandarización y dificultades de trazabilidad en la procura.</w:t>
-      </w:r>
-    </w:p>
-    <w:p>
-      <w:pPr>
-        <w:pStyle w:val="Normal"/>
-        <w:spacing w:lineRule="auto" w:line="360" w:before="480" w:after="480"/>
-        <w:jc w:val="start"/>
-        <w:rPr/>
-      </w:pPr>
-      <w:r>
-        <w:rPr>
-          <w:b/>
-          <w:sz w:val="24"/>
-        </w:rPr>
-        <w:t>Semana 6</w:t>
-      </w:r>
-    </w:p>
-    <w:p>
-      <w:pPr>
-        <w:pStyle w:val="Normal"/>
-        <w:spacing w:lineRule="auto" w:line="360"/>
-        <w:ind w:firstLine="709"/>
-        <w:jc w:val="both"/>
-        <w:rPr/>
-      </w:pPr>
-      <w:r>
-        <w:rPr>
-          <w:sz w:val="24"/>
-        </w:rPr>
-        <w:t xml:space="preserve">1. </w:t>
-      </w:r>
-      <w:r>
-        <w:rPr>
-          <w:b/>
-          <w:sz w:val="24"/>
-        </w:rPr>
-        <w:t xml:space="preserve">Actividad operativa: </w:t>
-      </w:r>
-      <w:r>
-        <w:rPr>
-          <w:sz w:val="24"/>
-        </w:rPr>
-        <w:t>Seguimiento de cotizaciones pendientes de aprobación y actualización de los expedientes de compras activos del período.</w:t>
-      </w:r>
-    </w:p>
-    <w:p>
-      <w:pPr>
-        <w:pStyle w:val="Normal"/>
-        <w:spacing w:lineRule="auto" w:line="360"/>
-        <w:ind w:firstLine="709"/>
-        <w:jc w:val="both"/>
-        <w:rPr/>
-      </w:pPr>
-      <w:r>
-        <w:rPr>
-          <w:sz w:val="24"/>
-        </w:rPr>
-        <w:t xml:space="preserve">2. </w:t>
-      </w:r>
-      <w:r>
-        <w:rPr>
-          <w:b/>
-          <w:sz w:val="24"/>
-        </w:rPr>
-        <w:t xml:space="preserve">Actividad de investigación: </w:t>
-      </w:r>
-      <w:r>
-        <w:rPr>
-          <w:sz w:val="24"/>
-        </w:rPr>
-        <w:t>Diseño del nuevo flujo simplificado del proceso de procura, definiendo etapas, responsables, puntos de control y tiempos de referencia para el seguimiento administrativo.</w:t>
-      </w:r>
-    </w:p>
-    <w:p>
-      <w:pPr>
-        <w:pStyle w:val="Normal"/>
-        <w:spacing w:lineRule="auto" w:line="360" w:before="480" w:after="480"/>
-        <w:jc w:val="start"/>
-        <w:rPr/>
-      </w:pPr>
-      <w:r>
-        <w:rPr>
-          <w:b/>
-          <w:sz w:val="24"/>
-        </w:rPr>
-        <w:t>Semana 7</w:t>
-      </w:r>
-    </w:p>
-    <w:p>
-      <w:pPr>
-        <w:pStyle w:val="Normal"/>
-        <w:spacing w:lineRule="auto" w:line="360"/>
-        <w:ind w:firstLine="709"/>
-        <w:jc w:val="both"/>
-        <w:rPr/>
-      </w:pPr>
-      <w:r>
-        <w:rPr>
-          <w:sz w:val="24"/>
-        </w:rPr>
-        <w:t xml:space="preserve">1. </w:t>
-      </w:r>
-      <w:r>
-        <w:rPr>
-          <w:b/>
-          <w:sz w:val="24"/>
-        </w:rPr>
-        <w:t xml:space="preserve">Actividad operativa: </w:t>
-      </w:r>
-      <w:r>
-        <w:rPr>
-          <w:sz w:val="24"/>
-        </w:rPr>
-        <w:t>Apoyo en el procesamiento de requisiciones y verificación de información necesaria para compras en trámite.</w:t>
-      </w:r>
-    </w:p>
-    <w:p>
-      <w:pPr>
-        <w:pStyle w:val="Normal"/>
-        <w:spacing w:lineRule="auto" w:line="360"/>
-        <w:ind w:firstLine="709"/>
-        <w:jc w:val="both"/>
-        <w:rPr/>
-      </w:pPr>
-      <w:r>
-        <w:rPr>
-          <w:sz w:val="24"/>
-        </w:rPr>
-        <w:t xml:space="preserve">2. </w:t>
-      </w:r>
-      <w:r>
-        <w:rPr>
-          <w:b/>
-          <w:sz w:val="24"/>
-        </w:rPr>
-        <w:t xml:space="preserve">Actividad de investigación: </w:t>
-      </w:r>
-      <w:r>
-        <w:rPr>
-          <w:sz w:val="24"/>
-        </w:rPr>
-        <w:t>Diseño de los formatos estandarizados de solicitud de cotización y orden de compra, elaboración de la matriz de autorización por monto y definición de indicadores básicos para el seguimiento del proceso.</w:t>
-      </w:r>
-    </w:p>
-    <w:p>
-      <w:pPr>
-        <w:pStyle w:val="Normal"/>
-        <w:spacing w:lineRule="auto" w:line="360" w:before="480" w:after="480"/>
-        <w:jc w:val="start"/>
-        <w:rPr/>
-      </w:pPr>
-      <w:r>
-        <w:rPr>
-          <w:b/>
-          <w:sz w:val="24"/>
-        </w:rPr>
-        <w:t>Semana 8</w:t>
-      </w:r>
-    </w:p>
-    <w:p>
-      <w:pPr>
-        <w:pStyle w:val="Normal"/>
-        <w:spacing w:lineRule="auto" w:line="360"/>
-        <w:ind w:firstLine="709"/>
-        <w:jc w:val="both"/>
-        <w:rPr/>
-      </w:pPr>
-      <w:r>
-        <w:rPr>
-          <w:sz w:val="24"/>
-        </w:rPr>
-        <w:t xml:space="preserve">1. </w:t>
-      </w:r>
-      <w:r>
-        <w:rPr>
-          <w:b/>
-          <w:sz w:val="24"/>
-        </w:rPr>
-        <w:t xml:space="preserve">Actividad operativa: </w:t>
-      </w:r>
-      <w:r>
-        <w:rPr>
-          <w:sz w:val="24"/>
-        </w:rPr>
-        <w:t>Seguimiento de órdenes en proceso y actualización de registros de proveedores y expedientes de adquisiciones.</w:t>
-      </w:r>
-    </w:p>
-    <w:p>
-      <w:pPr>
-        <w:pStyle w:val="Normal"/>
-        <w:spacing w:lineRule="auto" w:line="360"/>
-        <w:ind w:firstLine="709"/>
-        <w:jc w:val="both"/>
-        <w:rPr/>
-      </w:pPr>
-      <w:r>
-        <w:rPr>
-          <w:sz w:val="24"/>
-        </w:rPr>
-        <w:t xml:space="preserve">2. </w:t>
-      </w:r>
-      <w:r>
-        <w:rPr>
-          <w:b/>
-          <w:sz w:val="24"/>
-        </w:rPr>
-        <w:t xml:space="preserve">Actividad de investigación: </w:t>
-      </w:r>
-      <w:r>
-        <w:rPr>
-          <w:sz w:val="24"/>
-        </w:rPr>
-        <w:t>Redacción de la propuesta de simplificación administrativa integrando el flujo diseñado, los formatos, la matriz de autorización y los mecanismos de seguimiento.</w:t>
-      </w:r>
-    </w:p>
-    <w:p>
-      <w:pPr>
-        <w:pStyle w:val="Normal"/>
-        <w:spacing w:lineRule="auto" w:line="360" w:before="480" w:after="480"/>
-        <w:jc w:val="start"/>
-        <w:rPr/>
-      </w:pPr>
-      <w:r>
-        <w:rPr>
-          <w:b/>
-          <w:sz w:val="24"/>
-        </w:rPr>
-        <w:t>Semana 9</w:t>
-      </w:r>
-    </w:p>
-    <w:p>
-      <w:pPr>
-        <w:pStyle w:val="Normal"/>
-        <w:spacing w:lineRule="auto" w:line="360"/>
-        <w:ind w:firstLine="709"/>
-        <w:jc w:val="both"/>
-        <w:rPr/>
-      </w:pPr>
-      <w:r>
-        <w:rPr>
-          <w:sz w:val="24"/>
-        </w:rPr>
-        <w:t xml:space="preserve">1. </w:t>
-      </w:r>
-      <w:r>
-        <w:rPr>
-          <w:b/>
-          <w:sz w:val="24"/>
-        </w:rPr>
-        <w:t xml:space="preserve">Actividad operativa: </w:t>
-      </w:r>
-      <w:r>
-        <w:rPr>
-          <w:sz w:val="24"/>
-        </w:rPr>
-        <w:t>Apoyo en el cierre administrativo del ciclo de compras y organización de las órdenes de compra gestionadas durante el período.</w:t>
-      </w:r>
-    </w:p>
-    <w:p>
-      <w:pPr>
-        <w:pStyle w:val="Normal"/>
-        <w:spacing w:lineRule="auto" w:line="360"/>
-        <w:ind w:firstLine="709"/>
-        <w:jc w:val="both"/>
-        <w:rPr/>
-      </w:pPr>
-      <w:r>
-        <w:rPr>
-          <w:sz w:val="24"/>
-        </w:rPr>
-        <w:t xml:space="preserve">2. </w:t>
-      </w:r>
-      <w:r>
-        <w:rPr>
-          <w:b/>
-          <w:sz w:val="24"/>
-        </w:rPr>
-        <w:t xml:space="preserve">Actividad de investigación: </w:t>
-      </w:r>
-      <w:r>
-        <w:rPr>
-          <w:sz w:val="24"/>
-        </w:rPr>
-        <w:t>Presentación de la propuesta al tutor industrial, registro de observaciones e incorporación de ajustes al documento final.</w:t>
-      </w:r>
-    </w:p>
-    <w:p>
-      <w:pPr>
-        <w:pStyle w:val="Normal"/>
-        <w:spacing w:lineRule="auto" w:line="360" w:before="480" w:after="480"/>
-        <w:jc w:val="start"/>
-        <w:rPr/>
-      </w:pPr>
-      <w:r>
-        <w:rPr>
-          <w:b/>
-          <w:sz w:val="24"/>
-        </w:rPr>
-        <w:t>Semana 10</w:t>
-      </w:r>
-    </w:p>
-    <w:p>
-      <w:pPr>
-        <w:pStyle w:val="Normal"/>
-        <w:spacing w:lineRule="auto" w:line="360"/>
-        <w:ind w:firstLine="709"/>
-        <w:jc w:val="both"/>
-        <w:rPr/>
-      </w:pPr>
-      <w:r>
-        <w:rPr>
-          <w:sz w:val="24"/>
-        </w:rPr>
-        <w:t xml:space="preserve">1. </w:t>
-      </w:r>
-      <w:r>
-        <w:rPr>
-          <w:b/>
-          <w:sz w:val="24"/>
-        </w:rPr>
-        <w:t xml:space="preserve">Actividad operativa: </w:t>
-      </w:r>
-      <w:r>
-        <w:rPr>
-          <w:sz w:val="24"/>
-        </w:rPr>
-        <w:t>Presentación formal de la propuesta ante la gerencia del área y gestión de los recaudos institucionales correspondientes al cierre de las pasantías.</w:t>
-      </w:r>
-    </w:p>
-    <w:p>
-      <w:pPr>
-        <w:pStyle w:val="Normal"/>
-        <w:spacing w:lineRule="auto" w:line="360" w:before="0" w:after="0"/>
-        <w:ind w:firstLine="709"/>
-        <w:jc w:val="both"/>
-        <w:rPr/>
-      </w:pPr>
-      <w:r>
-        <w:rPr>
-          <w:sz w:val="24"/>
-        </w:rPr>
-        <w:t xml:space="preserve">2. </w:t>
-      </w:r>
-      <w:r>
-        <w:rPr>
-          <w:b/>
-          <w:sz w:val="24"/>
-        </w:rPr>
-        <w:t xml:space="preserve">Actividad de investigación: </w:t>
-      </w:r>
-      <w:r>
-        <w:rPr>
-          <w:sz w:val="24"/>
-        </w:rPr>
-        <w:t>Consolidación del informe de pasantías, revisión de la normativa de presentación e incorporación de los anexos y correcciones finales antes de la entrega institucional.</w:t>
-      </w:r>
-    </w:p>
-    <w:p>
-      <w:pPr>
-        <w:sectPr>
-          <w:type w:val="continuous"/>
-          <w:pgSz w:w="12240" w:h="15840"/>
-          <w:pgMar w:left="2268" w:right="1701" w:gutter="0" w:header="0" w:top="1701" w:footer="720" w:bottom="1701"/>
-          <w:formProt w:val="false"/>
-          <w:titlePg/>
-          <w:textDirection w:val="lrTb"/>
-          <w:docGrid w:type="default" w:linePitch="360" w:charSpace="0"/>
-        </w:sectPr>
-      </w:pPr>
-    </w:p>
-    <w:p>
-      <w:pPr>
-        <w:pStyle w:val="Normal"/>
-        <w:spacing w:before="1140" w:after="480"/>
-        <w:jc w:val="center"/>
-        <w:rPr/>
-      </w:pPr>
-      <w:r>
-        <w:rPr>
-          <w:b/>
-          <w:sz w:val="24"/>
-        </w:rPr>
-        <w:t>CAPÍTULO V</w:t>
-      </w:r>
-    </w:p>
-    <w:p>
-      <w:pPr>
-        <w:pStyle w:val="Normal"/>
-        <w:spacing w:before="480" w:after="0"/>
-        <w:jc w:val="center"/>
-        <w:rPr/>
-      </w:pPr>
-      <w:bookmarkStart w:id="37" w:name="bm_cap5"/>
-      <w:r>
-        <w:rPr>
-          <w:b/>
-          <w:sz w:val="24"/>
-        </w:rPr>
-        <w:t>CONCLUSIONES Y RECOMENDACIONES</w:t>
-      </w:r>
-      <w:bookmarkEnd w:id="37"/>
-    </w:p>
-    <w:p>
-      <w:pPr>
         <w:sectPr>
           <w:footerReference w:type="even" r:id="rId56"/>
           <w:footerReference w:type="default" r:id="rId57"/>
@@ -12918,139 +13180,6 @@
           <w:docGrid w:type="default" w:linePitch="360" w:charSpace="0"/>
         </w:sectPr>
       </w:pPr>
-    </w:p>
-    <w:p>
-      <w:pPr>
-        <w:pStyle w:val="Normal"/>
-        <w:spacing w:lineRule="auto" w:line="360" w:before="480" w:after="480"/>
-        <w:jc w:val="start"/>
-        <w:rPr/>
-      </w:pPr>
-      <w:bookmarkStart w:id="38" w:name="bm_cap5_concl"/>
-      <w:r>
-        <w:rPr>
-          <w:b/>
-          <w:sz w:val="24"/>
-        </w:rPr>
-        <w:t>Conclusiones</w:t>
-      </w:r>
-      <w:bookmarkEnd w:id="38"/>
-    </w:p>
-    <w:p>
-      <w:pPr>
-        <w:pStyle w:val="Normal"/>
-        <w:spacing w:lineRule="auto" w:line="360"/>
-        <w:ind w:firstLine="709"/>
-        <w:jc w:val="both"/>
-        <w:rPr/>
-      </w:pPr>
-      <w:r>
-        <w:rPr>
-          <w:sz w:val="24"/>
-        </w:rPr>
-        <w:t>1. Se diagnosticó que el proceso de procura presenta un recorrido administrativo susceptible de simplificación, debido a la ausencia de un canal único de recepción de requisiciones y a la dispersión de algunos mecanismos de seguimiento utilizados durante las fases de compra.</w:t>
-      </w:r>
-    </w:p>
-    <w:p>
-      <w:pPr>
-        <w:pStyle w:val="Normal"/>
-        <w:spacing w:lineRule="auto" w:line="360"/>
-        <w:ind w:firstLine="709"/>
-        <w:jc w:val="both"/>
-        <w:rPr/>
-      </w:pPr>
-      <w:r>
-        <w:rPr>
-          <w:sz w:val="24"/>
-        </w:rPr>
-        <w:t>2. Se identificaron como principales factores de demora la falta de formatos uniformes, la limitada definición de criterios de autorización, el seguimiento manual del estatus de cotizaciones y la inexistencia de indicadores sencillos que permitan valorar el comportamiento del ciclo de adquisición.</w:t>
-      </w:r>
-    </w:p>
-    <w:p>
-      <w:pPr>
-        <w:pStyle w:val="Normal"/>
-        <w:spacing w:lineRule="auto" w:line="360"/>
-        <w:ind w:firstLine="709"/>
-        <w:jc w:val="both"/>
-        <w:rPr/>
-      </w:pPr>
-      <w:r>
-        <w:rPr>
-          <w:sz w:val="24"/>
-        </w:rPr>
-        <w:t>3. Se formuló una propuesta de simplificación administrativa que integra un flujo de trabajo con responsables definidos, formatos estandarizados, una matriz de autorización por monto e indicadores de seguimiento, orientados a mejorar la trazabilidad y facilitar el control interno del proceso de procura.</w:t>
-      </w:r>
-    </w:p>
-    <w:p>
-      <w:pPr>
-        <w:pStyle w:val="Normal"/>
-        <w:spacing w:lineRule="auto" w:line="360" w:before="480" w:after="480"/>
-        <w:jc w:val="start"/>
-        <w:rPr/>
-      </w:pPr>
-      <w:bookmarkStart w:id="39" w:name="bm_cap5_recom"/>
-      <w:r>
-        <w:rPr>
-          <w:b/>
-          <w:sz w:val="24"/>
-        </w:rPr>
-        <w:t>Recomendaciones</w:t>
-      </w:r>
-      <w:bookmarkEnd w:id="39"/>
-    </w:p>
-    <w:p>
-      <w:pPr>
-        <w:pStyle w:val="Normal"/>
-        <w:spacing w:lineRule="auto" w:line="360"/>
-        <w:ind w:firstLine="709"/>
-        <w:jc w:val="both"/>
-        <w:rPr/>
-      </w:pPr>
-      <w:r>
-        <w:rPr>
-          <w:sz w:val="24"/>
-        </w:rPr>
-        <w:t>1. Implementar la propuesta de manera gradual, iniciando con la formalización del canal de recepción de requisiciones y la utilización uniforme de los formatos diseñados.</w:t>
-      </w:r>
-    </w:p>
-    <w:p>
-      <w:pPr>
-        <w:pStyle w:val="Normal"/>
-        <w:spacing w:lineRule="auto" w:line="360"/>
-        <w:ind w:firstLine="709"/>
-        <w:jc w:val="both"/>
-        <w:rPr/>
-      </w:pPr>
-      <w:r>
-        <w:rPr>
-          <w:sz w:val="24"/>
-        </w:rPr>
-        <w:t>2. Socializar el flujo simplificado, los responsables y los criterios de autorización con el personal involucrado en la procura antes de su aplicación general.</w:t>
-      </w:r>
-    </w:p>
-    <w:p>
-      <w:pPr>
-        <w:pStyle w:val="Normal"/>
-        <w:spacing w:lineRule="auto" w:line="360"/>
-        <w:ind w:firstLine="709"/>
-        <w:jc w:val="both"/>
-        <w:rPr/>
-      </w:pPr>
-      <w:r>
-        <w:rPr>
-          <w:sz w:val="24"/>
-        </w:rPr>
-        <w:t>3. Registrar mensualmente indicadores básicos, como tiempo promedio del ciclo de compra, solicitudes pendientes y requisiciones tramitadas dentro del plazo definido, para valorar los resultados de la simplificación.</w:t>
-      </w:r>
-    </w:p>
-    <w:p>
-      <w:pPr>
-        <w:pStyle w:val="Normal"/>
-        <w:spacing w:lineRule="auto" w:line="360" w:before="0" w:after="0"/>
-        <w:ind w:firstLine="709"/>
-        <w:jc w:val="both"/>
-        <w:rPr/>
-      </w:pPr>
       <w:r>
         <w:rPr>
           <w:sz w:val="24"/>
@@ -13060,25 +13189,14 @@
     </w:p>
     <w:p>
       <w:pPr>
-        <w:sectPr>
-          <w:type w:val="continuous"/>
-          <w:pgSz w:w="12240" w:h="15840"/>
-          <w:pgMar w:left="2268" w:right="1701" w:gutter="0" w:header="0" w:top="1701" w:footer="720" w:bottom="1701"/>
-          <w:formProt w:val="false"/>
-          <w:titlePg/>
-          <w:textDirection w:val="lrTb"/>
-          <w:docGrid w:type="default" w:linePitch="360" w:charSpace="0"/>
-        </w:sectPr>
-      </w:pPr>
-    </w:p>
-    <w:p>
-      <w:pPr>
-        <w:pStyle w:val="Normal"/>
+        <w:pStyle w:val="IUTECPPreliminar"/>
+        <w:keepNext w:val="true"/>
+        <w:keepLines/>
         <w:spacing w:before="1140" w:after="480"/>
         <w:jc w:val="center"/>
         <w:rPr/>
       </w:pPr>
-      <w:bookmarkStart w:id="40" w:name="bm_referencias"/>
+      <w:bookmarkStart w:id="41" w:name="bm_referencias"/>
       <w:r>
         <w:rPr>
           <w:b/>
@@ -13086,10 +13204,175 @@
         </w:rPr>
         <w:t>REFERENCIAS</w:t>
       </w:r>
-      <w:bookmarkEnd w:id="40"/>
-    </w:p>
-    <w:p>
-      <w:pPr>
+      <w:bookmarkEnd w:id="41"/>
+    </w:p>
+    <w:p>
+      <w:pPr>
+        <w:pStyle w:val="Normal"/>
+        <w:spacing w:before="480" w:after="0"/>
+        <w:rPr/>
+      </w:pPr>
+      <w:r>
+        <w:rPr/>
+      </w:r>
+    </w:p>
+    <w:p>
+      <w:pPr>
+        <w:pStyle w:val="Normal"/>
+        <w:spacing w:lineRule="auto" w:line="240" w:before="0" w:after="480"/>
+        <w:ind w:hanging="425" w:start="425"/>
+        <w:jc w:val="both"/>
+        <w:rPr/>
+      </w:pPr>
+      <w:r>
+        <w:rPr>
+          <w:b w:val="false"/>
+          <w:sz w:val="24"/>
+        </w:rPr>
+        <w:t xml:space="preserve">Asamblea Nacional Constituyente. (1999). </w:t>
+      </w:r>
+      <w:r>
+        <w:rPr>
+          <w:b/>
+          <w:sz w:val="24"/>
+        </w:rPr>
+        <w:t>Constitución de la República Bolivariana de Venezuela</w:t>
+      </w:r>
+      <w:r>
+        <w:rPr>
+          <w:b w:val="false"/>
+          <w:sz w:val="24"/>
+        </w:rPr>
+        <w:t>. Gaceta Oficial de la República Bolivariana de Venezuela.</w:t>
+      </w:r>
+    </w:p>
+    <w:p>
+      <w:pPr>
+        <w:pStyle w:val="Normal"/>
+        <w:spacing w:lineRule="auto" w:line="240" w:before="0" w:after="480"/>
+        <w:ind w:hanging="425" w:start="425"/>
+        <w:jc w:val="both"/>
+        <w:rPr/>
+      </w:pPr>
+      <w:r>
+        <w:rPr>
+          <w:b w:val="false"/>
+          <w:sz w:val="24"/>
+        </w:rPr>
+        <w:t xml:space="preserve">Chiavenato, I. (2006). </w:t>
+      </w:r>
+      <w:r>
+        <w:rPr>
+          <w:b/>
+          <w:sz w:val="24"/>
+        </w:rPr>
+        <w:t>Introducción a la teoría general de la administración (7ma ed.)</w:t>
+      </w:r>
+      <w:r>
+        <w:rPr>
+          <w:b w:val="false"/>
+          <w:sz w:val="24"/>
+        </w:rPr>
+        <w:t>. McGraw-Hill, México.</w:t>
+      </w:r>
+    </w:p>
+    <w:p>
+      <w:pPr>
+        <w:pStyle w:val="Normal"/>
+        <w:spacing w:lineRule="auto" w:line="240" w:before="0" w:after="480"/>
+        <w:ind w:hanging="425" w:start="425"/>
+        <w:jc w:val="both"/>
+        <w:rPr/>
+      </w:pPr>
+      <w:r>
+        <w:rPr>
+          <w:b w:val="false"/>
+          <w:sz w:val="24"/>
+        </w:rPr>
+        <w:t xml:space="preserve">Congreso de la República de Venezuela. (1955). </w:t>
+      </w:r>
+      <w:r>
+        <w:rPr>
+          <w:b/>
+          <w:sz w:val="24"/>
+        </w:rPr>
+        <w:t>Código de Comercio</w:t>
+      </w:r>
+      <w:r>
+        <w:rPr>
+          <w:b w:val="false"/>
+          <w:sz w:val="24"/>
+        </w:rPr>
+        <w:t>. Gaceta Oficial Extraordinaria N.º 475.</w:t>
+      </w:r>
+    </w:p>
+    <w:p>
+      <w:pPr>
+        <w:pStyle w:val="Normal"/>
+        <w:spacing w:lineRule="auto" w:line="240" w:before="0" w:after="480"/>
+        <w:ind w:hanging="425" w:start="425"/>
+        <w:jc w:val="both"/>
+        <w:rPr/>
+      </w:pPr>
+      <w:r>
+        <w:rPr>
+          <w:b w:val="false"/>
+          <w:sz w:val="24"/>
+        </w:rPr>
+        <w:t xml:space="preserve">Harrington, H. J. (1993). </w:t>
+      </w:r>
+      <w:r>
+        <w:rPr>
+          <w:b/>
+          <w:sz w:val="24"/>
+        </w:rPr>
+        <w:t>Mejoramiento de los procesos de la empresa</w:t>
+      </w:r>
+      <w:r>
+        <w:rPr>
+          <w:b w:val="false"/>
+          <w:sz w:val="24"/>
+        </w:rPr>
+        <w:t>. McGraw-Hill, Colombia.</w:t>
+      </w:r>
+    </w:p>
+    <w:p>
+      <w:pPr>
+        <w:pStyle w:val="Normal"/>
+        <w:spacing w:lineRule="auto" w:line="240" w:before="0" w:after="480"/>
+        <w:ind w:hanging="425" w:start="425"/>
+        <w:jc w:val="both"/>
+        <w:rPr/>
+      </w:pPr>
+      <w:r>
+        <w:rPr>
+          <w:b w:val="false"/>
+          <w:sz w:val="24"/>
+        </w:rPr>
+        <w:t xml:space="preserve">Mantilla, S. (2005). </w:t>
+      </w:r>
+      <w:r>
+        <w:rPr>
+          <w:b/>
+          <w:sz w:val="24"/>
+        </w:rPr>
+        <w:t>Control interno: Informe COSO (4ta ed.)</w:t>
+      </w:r>
+      <w:r>
+        <w:rPr>
+          <w:b w:val="false"/>
+          <w:sz w:val="24"/>
+        </w:rPr>
+        <w:t>. Ecoe Ediciones, Colombia.</w:t>
+      </w:r>
+    </w:p>
+    <w:p>
+      <w:pPr>
+        <w:pStyle w:val="Normal"/>
+        <w:spacing w:lineRule="auto" w:line="240" w:before="0" w:after="0"/>
+        <w:ind w:hanging="425" w:start="425"/>
+        <w:jc w:val="both"/>
+        <w:rPr/>
         <w:sectPr>
           <w:footerReference w:type="even" r:id="rId59"/>
           <w:footerReference w:type="default" r:id="rId60"/>
@@ -13104,124 +13387,32 @@
           <w:docGrid w:type="default" w:linePitch="360" w:charSpace="0"/>
         </w:sectPr>
       </w:pPr>
-    </w:p>
-    <w:p>
-      <w:pPr>
-        <w:pStyle w:val="Normal"/>
-        <w:spacing w:before="480" w:after="0"/>
-        <w:rPr/>
-      </w:pPr>
-      <w:r>
-        <w:rPr/>
-      </w:r>
-    </w:p>
-    <w:p>
-      <w:pPr>
-        <w:pStyle w:val="Normal"/>
-        <w:spacing w:lineRule="auto" w:line="240" w:before="0" w:after="480"/>
-        <w:ind w:hanging="425" w:start="425"/>
-        <w:jc w:val="both"/>
-        <w:rPr/>
-      </w:pPr>
-      <w:r>
-        <w:rPr>
-          <w:sz w:val="24"/>
-        </w:rPr>
-        <w:t>Asamblea Nacional Constituyente. (1999). Constitución de la República Bolivariana de Venezuela. Gaceta Oficial de la República Bolivariana de Venezuela.</w:t>
-      </w:r>
-    </w:p>
-    <w:p>
-      <w:pPr>
-        <w:pStyle w:val="Normal"/>
-        <w:spacing w:lineRule="auto" w:line="240" w:before="0" w:after="480"/>
-        <w:ind w:hanging="425" w:start="425"/>
-        <w:jc w:val="both"/>
-        <w:rPr/>
-      </w:pPr>
-      <w:r>
-        <w:rPr>
-          <w:sz w:val="24"/>
-        </w:rPr>
-        <w:t>Chiavenato, I. (2006). Introducción a la teoría general de la administración (7ma ed.). McGraw-Hill, México.</w:t>
-      </w:r>
-    </w:p>
-    <w:p>
-      <w:pPr>
-        <w:pStyle w:val="Normal"/>
-        <w:spacing w:lineRule="auto" w:line="240" w:before="0" w:after="480"/>
-        <w:ind w:hanging="425" w:start="425"/>
-        <w:jc w:val="both"/>
-        <w:rPr/>
-      </w:pPr>
-      <w:r>
-        <w:rPr>
-          <w:sz w:val="24"/>
-        </w:rPr>
-        <w:t>Congreso de la República de Venezuela. (1955). Código de Comercio. Gaceta Oficial Extraordinaria N.º 475.</w:t>
-      </w:r>
-    </w:p>
-    <w:p>
-      <w:pPr>
-        <w:pStyle w:val="Normal"/>
-        <w:spacing w:lineRule="auto" w:line="240" w:before="0" w:after="480"/>
-        <w:ind w:hanging="425" w:start="425"/>
-        <w:jc w:val="both"/>
-        <w:rPr/>
-      </w:pPr>
-      <w:r>
-        <w:rPr>
-          <w:sz w:val="24"/>
-        </w:rPr>
-        <w:t>Harrington, H. J. (1993). Mejoramiento de los procesos de la empresa. McGraw-Hill, Colombia.</w:t>
-      </w:r>
-    </w:p>
-    <w:p>
-      <w:pPr>
-        <w:pStyle w:val="Normal"/>
-        <w:spacing w:lineRule="auto" w:line="240" w:before="0" w:after="480"/>
-        <w:ind w:hanging="425" w:start="425"/>
-        <w:jc w:val="both"/>
-        <w:rPr/>
-      </w:pPr>
-      <w:r>
-        <w:rPr>
-          <w:sz w:val="24"/>
-        </w:rPr>
-        <w:t>Mantilla, S. (2005). Control interno: Informe COSO (4ta ed.). Ecoe Ediciones, Colombia.</w:t>
-      </w:r>
-    </w:p>
-    <w:p>
-      <w:pPr>
-        <w:pStyle w:val="Normal"/>
-        <w:spacing w:lineRule="auto" w:line="240" w:before="0" w:after="0"/>
-        <w:ind w:hanging="425" w:start="425"/>
-        <w:jc w:val="both"/>
-        <w:rPr/>
-      </w:pPr>
-      <w:r>
-        <w:rPr>
-          <w:sz w:val="24"/>
-        </w:rPr>
-        <w:t>Monterroso, E. (2002). El proceso de abastecimiento: El aprovisionamiento. Universidad Nacional de Luján, Argentina.</w:t>
-      </w:r>
-    </w:p>
-    <w:p>
-      <w:pPr>
-        <w:sectPr>
-          <w:type w:val="continuous"/>
-          <w:pgSz w:w="12240" w:h="15840"/>
-          <w:pgMar w:left="2268" w:right="1701" w:gutter="0" w:header="0" w:top="1701" w:footer="720" w:bottom="1701"/>
-          <w:formProt w:val="false"/>
-          <w:titlePg/>
-          <w:textDirection w:val="lrTb"/>
-          <w:docGrid w:type="default" w:linePitch="360" w:charSpace="0"/>
-        </w:sectPr>
-      </w:pPr>
-    </w:p>
-    <w:p>
-      <w:pPr>
-        <w:pStyle w:val="Normal"/>
-        <w:spacing w:before="4740" w:after="0"/>
+      <w:r>
+        <w:rPr>
+          <w:b w:val="false"/>
+          <w:sz w:val="24"/>
+        </w:rPr>
+        <w:t xml:space="preserve">Monterroso, E. (2002). </w:t>
+      </w:r>
+      <w:r>
+        <w:rPr>
+          <w:b/>
+          <w:sz w:val="24"/>
+        </w:rPr>
+        <w:t>El proceso de abastecimiento: El aprovisionamiento</w:t>
+      </w:r>
+      <w:r>
+        <w:rPr>
+          <w:b w:val="false"/>
+          <w:sz w:val="24"/>
+        </w:rPr>
+        <w:t>. Universidad Nacional de Luján, Argentina.</w:t>
+      </w:r>
+    </w:p>
+    <w:p>
+      <w:pPr>
+        <w:pStyle w:val="Normal"/>
+        <w:spacing w:before="6075" w:after="0"/>
         <w:jc w:val="center"/>
         <w:rPr/>
         <w:sectPr>
@@ -13237,29 +13428,31 @@
           <w:docGrid w:type="default" w:linePitch="360" w:charSpace="0"/>
         </w:sectPr>
       </w:pPr>
-      <w:bookmarkStart w:id="41" w:name="bm_anexos"/>
+      <w:bookmarkStart w:id="42" w:name="bm_anexos"/>
       <w:r>
         <w:rPr>
           <w:b/>
-          <w:sz w:val="32"/>
+          <w:sz w:val="24"/>
         </w:rPr>
         <w:t>ANEXOS</w:t>
       </w:r>
-      <w:bookmarkEnd w:id="41"/>
-    </w:p>
-    <w:p>
-      <w:pPr>
-        <w:pStyle w:val="Normal"/>
+      <w:bookmarkEnd w:id="42"/>
+    </w:p>
+    <w:p>
+      <w:pPr>
+        <w:pStyle w:val="Normal"/>
+        <w:keepNext w:val="true"/>
+        <w:keepLines/>
         <w:spacing w:before="0" w:after="480"/>
         <w:jc w:val="center"/>
         <w:rPr/>
       </w:pPr>
-      <w:bookmarkStart w:id="42" w:name="bm_anexoA"/>
-      <w:bookmarkEnd w:id="42"/>
+      <w:bookmarkStart w:id="43" w:name="bm_anexoA"/>
+      <w:bookmarkEnd w:id="43"/>
       <w:r>
         <w:rPr>
           <w:b/>
-          <w:sz w:val="24"/>
+          <w:sz w:val="20"/>
         </w:rPr>
         <w:t>ANEXO A</w:t>
       </w:r>
@@ -13267,6 +13460,8 @@
     <w:p>
       <w:pPr>
         <w:pStyle w:val="Normal"/>
+        <w:keepNext w:val="true"/>
+        <w:keepLines/>
         <w:spacing w:before="240" w:after="480"/>
         <w:jc w:val="center"/>
         <w:rPr/>
@@ -13274,7 +13469,7 @@
       <w:r>
         <w:rPr>
           <w:b/>
-          <w:sz w:val="24"/>
+          <w:sz w:val="20"/>
         </w:rPr>
         <w:t>[Diagrama de Ishikawa de las causas asociadas a las demoras del proceso de procura]</w:t>
       </w:r>
@@ -13282,6 +13477,8 @@
     <w:p>
       <w:pPr>
         <w:pStyle w:val="Normal"/>
+        <w:keepNext w:val="true"/>
+        <w:keepLines/>
         <w:jc w:val="center"/>
         <w:rPr/>
       </w:pPr>
@@ -13330,9 +13527,9 @@
     <w:p>
       <w:pPr>
         <w:pStyle w:val="Normal"/>
-        <w:spacing w:lineRule="auto" w:line="360" w:before="0" w:after="0"/>
-        <w:ind w:firstLine="709"/>
-        <w:jc w:val="both"/>
+        <w:spacing w:lineRule="auto" w:line="240" w:before="0" w:after="0"/>
+        <w:ind w:hanging="0"/>
+        <w:jc w:val="center"/>
         <w:rPr/>
         <w:sectPr>
           <w:footerReference w:type="even" r:id="rId66"/>
@@ -13349,25 +13546,33 @@
       </w:pPr>
       <w:r>
         <w:rPr>
-          <w:i w:val="false"/>
-          <w:sz w:val="24"/>
-        </w:rPr>
-        <w:t>Fuente: Elaboración propia (2026).</w:t>
-      </w:r>
-    </w:p>
-    <w:p>
-      <w:pPr>
-        <w:pStyle w:val="Normal"/>
+          <w:i/>
+          <w:sz w:val="20"/>
+        </w:rPr>
+        <w:t xml:space="preserve">Fuente: </w:t>
+      </w:r>
+      <w:r>
+        <w:rPr>
+          <w:sz w:val="20"/>
+        </w:rPr>
+        <w:t>Elaboración propia (2026).</w:t>
+      </w:r>
+    </w:p>
+    <w:p>
+      <w:pPr>
+        <w:pStyle w:val="Normal"/>
+        <w:keepNext w:val="true"/>
+        <w:keepLines/>
         <w:spacing w:before="0" w:after="480"/>
         <w:jc w:val="center"/>
         <w:rPr/>
       </w:pPr>
-      <w:bookmarkStart w:id="43" w:name="bm_anexoB"/>
-      <w:bookmarkEnd w:id="43"/>
+      <w:bookmarkStart w:id="44" w:name="bm_anexoB"/>
+      <w:bookmarkEnd w:id="44"/>
       <w:r>
         <w:rPr>
           <w:b/>
-          <w:sz w:val="24"/>
+          <w:sz w:val="20"/>
         </w:rPr>
         <w:t>ANEXO B</w:t>
       </w:r>
@@ -13375,6 +13580,8 @@
     <w:p>
       <w:pPr>
         <w:pStyle w:val="Normal"/>
+        <w:keepNext w:val="true"/>
+        <w:keepLines/>
         <w:spacing w:before="240" w:after="480"/>
         <w:jc w:val="center"/>
         <w:rPr/>
@@ -13382,7 +13589,7 @@
       <w:r>
         <w:rPr>
           <w:b/>
-          <w:sz w:val="24"/>
+          <w:sz w:val="20"/>
         </w:rPr>
         <w:t>[Flujograma AS-IS del proceso actual de procura]</w:t>
       </w:r>
@@ -13390,6 +13597,8 @@
     <w:p>
       <w:pPr>
         <w:pStyle w:val="Normal"/>
+        <w:keepNext w:val="true"/>
+        <w:keepLines/>
         <w:jc w:val="center"/>
         <w:rPr/>
       </w:pPr>
@@ -13438,9 +13647,9 @@
     <w:p>
       <w:pPr>
         <w:pStyle w:val="Normal"/>
-        <w:spacing w:lineRule="auto" w:line="360" w:before="0" w:after="0"/>
-        <w:ind w:firstLine="709"/>
-        <w:jc w:val="both"/>
+        <w:spacing w:lineRule="auto" w:line="240" w:before="0" w:after="0"/>
+        <w:ind w:hanging="0"/>
+        <w:jc w:val="center"/>
         <w:rPr/>
         <w:sectPr>
           <w:footerReference w:type="even" r:id="rId70"/>
@@ -13457,25 +13666,33 @@
       </w:pPr>
       <w:r>
         <w:rPr>
-          <w:i w:val="false"/>
-          <w:sz w:val="24"/>
-        </w:rPr>
-        <w:t>Fuente: Elaboración propia (2026).</w:t>
-      </w:r>
-    </w:p>
-    <w:p>
-      <w:pPr>
-        <w:pStyle w:val="Normal"/>
+          <w:i/>
+          <w:sz w:val="20"/>
+        </w:rPr>
+        <w:t xml:space="preserve">Fuente: </w:t>
+      </w:r>
+      <w:r>
+        <w:rPr>
+          <w:sz w:val="20"/>
+        </w:rPr>
+        <w:t>Elaboración propia (2026).</w:t>
+      </w:r>
+    </w:p>
+    <w:p>
+      <w:pPr>
+        <w:pStyle w:val="Normal"/>
+        <w:keepNext w:val="true"/>
+        <w:keepLines/>
         <w:spacing w:before="0" w:after="480"/>
         <w:jc w:val="center"/>
         <w:rPr/>
       </w:pPr>
-      <w:bookmarkStart w:id="44" w:name="bm_anexoC"/>
-      <w:bookmarkEnd w:id="44"/>
+      <w:bookmarkStart w:id="45" w:name="bm_anexoC"/>
+      <w:bookmarkEnd w:id="45"/>
       <w:r>
         <w:rPr>
           <w:b/>
-          <w:sz w:val="24"/>
+          <w:sz w:val="20"/>
         </w:rPr>
         <w:t>ANEXO C</w:t>
       </w:r>
@@ -13483,6 +13700,8 @@
     <w:p>
       <w:pPr>
         <w:pStyle w:val="Normal"/>
+        <w:keepNext w:val="true"/>
+        <w:keepLines/>
         <w:spacing w:before="240" w:after="480"/>
         <w:jc w:val="center"/>
         <w:rPr/>
@@ -13490,7 +13709,7 @@
       <w:r>
         <w:rPr>
           <w:b/>
-          <w:sz w:val="24"/>
+          <w:sz w:val="20"/>
         </w:rPr>
         <w:t>[Flujograma TO-BE del proceso simplificado propuesto]</w:t>
       </w:r>
@@ -13498,6 +13717,8 @@
     <w:p>
       <w:pPr>
         <w:pStyle w:val="Normal"/>
+        <w:keepNext w:val="true"/>
+        <w:keepLines/>
         <w:jc w:val="center"/>
         <w:rPr/>
       </w:pPr>
@@ -13546,9 +13767,9 @@
     <w:p>
       <w:pPr>
         <w:pStyle w:val="Normal"/>
-        <w:spacing w:lineRule="auto" w:line="360" w:before="0" w:after="0"/>
-        <w:ind w:firstLine="709"/>
-        <w:jc w:val="both"/>
+        <w:spacing w:lineRule="auto" w:line="240" w:before="0" w:after="0"/>
+        <w:ind w:hanging="0"/>
+        <w:jc w:val="center"/>
         <w:rPr/>
         <w:sectPr>
           <w:footerReference w:type="even" r:id="rId74"/>
@@ -13565,25 +13786,33 @@
       </w:pPr>
       <w:r>
         <w:rPr>
-          <w:i w:val="false"/>
-          <w:sz w:val="24"/>
-        </w:rPr>
-        <w:t>Fuente: Elaboración propia (2026).</w:t>
-      </w:r>
-    </w:p>
-    <w:p>
-      <w:pPr>
-        <w:pStyle w:val="Normal"/>
+          <w:i/>
+          <w:sz w:val="20"/>
+        </w:rPr>
+        <w:t xml:space="preserve">Fuente: </w:t>
+      </w:r>
+      <w:r>
+        <w:rPr>
+          <w:sz w:val="20"/>
+        </w:rPr>
+        <w:t>Elaboración propia (2026).</w:t>
+      </w:r>
+    </w:p>
+    <w:p>
+      <w:pPr>
+        <w:pStyle w:val="Normal"/>
+        <w:keepNext w:val="true"/>
+        <w:keepLines/>
         <w:spacing w:before="0" w:after="480"/>
         <w:jc w:val="center"/>
         <w:rPr/>
       </w:pPr>
-      <w:bookmarkStart w:id="45" w:name="bm_anexoD"/>
-      <w:bookmarkEnd w:id="45"/>
+      <w:bookmarkStart w:id="46" w:name="bm_anexoD"/>
+      <w:bookmarkEnd w:id="46"/>
       <w:r>
         <w:rPr>
           <w:b/>
-          <w:sz w:val="24"/>
+          <w:sz w:val="20"/>
         </w:rPr>
         <w:t>ANEXO D</w:t>
       </w:r>
@@ -13591,6 +13820,8 @@
     <w:p>
       <w:pPr>
         <w:pStyle w:val="Normal"/>
+        <w:keepNext w:val="true"/>
+        <w:keepLines/>
         <w:spacing w:before="240" w:after="480"/>
         <w:jc w:val="center"/>
         <w:rPr/>
@@ -13598,7 +13829,7 @@
       <w:r>
         <w:rPr>
           <w:b/>
-          <w:sz w:val="24"/>
+          <w:sz w:val="20"/>
         </w:rPr>
         <w:t>[Swimlane del proceso propuesto de procura]</w:t>
       </w:r>
@@ -13606,6 +13837,8 @@
     <w:p>
       <w:pPr>
         <w:pStyle w:val="Normal"/>
+        <w:keepNext w:val="true"/>
+        <w:keepLines/>
         <w:jc w:val="center"/>
         <w:rPr/>
       </w:pPr>
@@ -13654,9 +13887,9 @@
     <w:p>
       <w:pPr>
         <w:pStyle w:val="Normal"/>
-        <w:spacing w:lineRule="auto" w:line="360" w:before="0" w:after="0"/>
-        <w:ind w:firstLine="709"/>
-        <w:jc w:val="both"/>
+        <w:spacing w:lineRule="auto" w:line="240" w:before="0" w:after="0"/>
+        <w:ind w:hanging="0"/>
+        <w:jc w:val="center"/>
         <w:rPr/>
         <w:sectPr>
           <w:footerReference w:type="even" r:id="rId78"/>
@@ -13673,25 +13906,33 @@
       </w:pPr>
       <w:r>
         <w:rPr>
-          <w:i w:val="false"/>
-          <w:sz w:val="24"/>
-        </w:rPr>
-        <w:t>Fuente: Elaboración propia (2026).</w:t>
-      </w:r>
-    </w:p>
-    <w:p>
-      <w:pPr>
-        <w:pStyle w:val="Normal"/>
+          <w:i/>
+          <w:sz w:val="20"/>
+        </w:rPr>
+        <w:t xml:space="preserve">Fuente: </w:t>
+      </w:r>
+      <w:r>
+        <w:rPr>
+          <w:sz w:val="20"/>
+        </w:rPr>
+        <w:t>Elaboración propia (2026).</w:t>
+      </w:r>
+    </w:p>
+    <w:p>
+      <w:pPr>
+        <w:pStyle w:val="Normal"/>
+        <w:keepNext w:val="true"/>
+        <w:keepLines/>
         <w:spacing w:before="0" w:after="480"/>
         <w:jc w:val="center"/>
         <w:rPr/>
       </w:pPr>
-      <w:bookmarkStart w:id="46" w:name="bm_anexoE"/>
-      <w:bookmarkEnd w:id="46"/>
+      <w:bookmarkStart w:id="47" w:name="bm_anexoE"/>
+      <w:bookmarkEnd w:id="47"/>
       <w:r>
         <w:rPr>
           <w:b/>
-          <w:sz w:val="24"/>
+          <w:sz w:val="20"/>
         </w:rPr>
         <w:t>ANEXO E</w:t>
       </w:r>
@@ -13699,6 +13940,8 @@
     <w:p>
       <w:pPr>
         <w:pStyle w:val="Normal"/>
+        <w:keepNext w:val="true"/>
+        <w:keepLines/>
         <w:spacing w:before="240" w:after="480"/>
         <w:jc w:val="center"/>
         <w:rPr/>
@@ -13706,7 +13949,7 @@
       <w:r>
         <w:rPr>
           <w:b/>
-          <w:sz w:val="24"/>
+          <w:sz w:val="20"/>
         </w:rPr>
         <w:t>[SIPOC del proceso de procura]</w:t>
       </w:r>
@@ -13714,6 +13957,8 @@
     <w:p>
       <w:pPr>
         <w:pStyle w:val="Normal"/>
+        <w:keepNext w:val="true"/>
+        <w:keepLines/>
         <w:jc w:val="center"/>
         <w:rPr/>
       </w:pPr>
@@ -13762,9 +14007,9 @@
     <w:p>
       <w:pPr>
         <w:pStyle w:val="Normal"/>
-        <w:spacing w:lineRule="auto" w:line="360" w:before="0" w:after="0"/>
-        <w:ind w:firstLine="709"/>
-        <w:jc w:val="both"/>
+        <w:spacing w:lineRule="auto" w:line="240" w:before="0" w:after="0"/>
+        <w:ind w:hanging="0"/>
+        <w:jc w:val="center"/>
         <w:rPr/>
         <w:sectPr>
           <w:footerReference w:type="even" r:id="rId82"/>
@@ -13781,25 +14026,33 @@
       </w:pPr>
       <w:r>
         <w:rPr>
-          <w:i w:val="false"/>
-          <w:sz w:val="24"/>
-        </w:rPr>
-        <w:t>Fuente: Elaboración propia (2026).</w:t>
-      </w:r>
-    </w:p>
-    <w:p>
-      <w:pPr>
-        <w:pStyle w:val="Normal"/>
+          <w:i/>
+          <w:sz w:val="20"/>
+        </w:rPr>
+        <w:t xml:space="preserve">Fuente: </w:t>
+      </w:r>
+      <w:r>
+        <w:rPr>
+          <w:sz w:val="20"/>
+        </w:rPr>
+        <w:t>Elaboración propia (2026).</w:t>
+      </w:r>
+    </w:p>
+    <w:p>
+      <w:pPr>
+        <w:pStyle w:val="Normal"/>
+        <w:keepNext w:val="true"/>
+        <w:keepLines/>
         <w:spacing w:before="0" w:after="480"/>
         <w:jc w:val="center"/>
         <w:rPr/>
       </w:pPr>
-      <w:bookmarkStart w:id="47" w:name="bm_anexoF"/>
-      <w:bookmarkEnd w:id="47"/>
+      <w:bookmarkStart w:id="48" w:name="bm_anexoF"/>
+      <w:bookmarkEnd w:id="48"/>
       <w:r>
         <w:rPr>
           <w:b/>
-          <w:sz w:val="24"/>
+          <w:sz w:val="20"/>
         </w:rPr>
         <w:t>ANEXO F</w:t>
       </w:r>
@@ -13807,6 +14060,8 @@
     <w:p>
       <w:pPr>
         <w:pStyle w:val="Normal"/>
+        <w:keepNext w:val="true"/>
+        <w:keepLines/>
         <w:spacing w:before="240" w:after="480"/>
         <w:jc w:val="center"/>
         <w:rPr/>
@@ -13814,7 +14069,7 @@
       <w:r>
         <w:rPr>
           <w:b/>
-          <w:sz w:val="24"/>
+          <w:sz w:val="20"/>
         </w:rPr>
         <w:t>[Matriz RACI propuesta del proceso de procura]</w:t>
       </w:r>
@@ -13822,6 +14077,8 @@
     <w:p>
       <w:pPr>
         <w:pStyle w:val="Normal"/>
+        <w:keepNext w:val="true"/>
+        <w:keepLines/>
         <w:jc w:val="center"/>
         <w:rPr/>
       </w:pPr>
@@ -13870,9 +14127,9 @@
     <w:p>
       <w:pPr>
         <w:pStyle w:val="Normal"/>
-        <w:spacing w:lineRule="auto" w:line="360" w:before="0" w:after="0"/>
-        <w:ind w:firstLine="709"/>
-        <w:jc w:val="both"/>
+        <w:spacing w:lineRule="auto" w:line="240" w:before="0" w:after="0"/>
+        <w:ind w:hanging="0"/>
+        <w:jc w:val="center"/>
         <w:rPr/>
         <w:sectPr>
           <w:footerReference w:type="even" r:id="rId86"/>
@@ -13889,25 +14146,33 @@
       </w:pPr>
       <w:r>
         <w:rPr>
-          <w:i w:val="false"/>
-          <w:sz w:val="24"/>
-        </w:rPr>
-        <w:t>Fuente: Elaboración propia (2026).</w:t>
-      </w:r>
-    </w:p>
-    <w:p>
-      <w:pPr>
-        <w:pStyle w:val="Normal"/>
+          <w:i/>
+          <w:sz w:val="20"/>
+        </w:rPr>
+        <w:t xml:space="preserve">Fuente: </w:t>
+      </w:r>
+      <w:r>
+        <w:rPr>
+          <w:sz w:val="20"/>
+        </w:rPr>
+        <w:t>Elaboración propia (2026).</w:t>
+      </w:r>
+    </w:p>
+    <w:p>
+      <w:pPr>
+        <w:pStyle w:val="Normal"/>
+        <w:keepNext w:val="true"/>
+        <w:keepLines/>
         <w:spacing w:before="0" w:after="480"/>
         <w:jc w:val="center"/>
         <w:rPr/>
       </w:pPr>
-      <w:bookmarkStart w:id="48" w:name="bm_anexoG"/>
-      <w:bookmarkEnd w:id="48"/>
+      <w:bookmarkStart w:id="49" w:name="bm_anexoG"/>
+      <w:bookmarkEnd w:id="49"/>
       <w:r>
         <w:rPr>
           <w:b/>
-          <w:sz w:val="24"/>
+          <w:sz w:val="20"/>
         </w:rPr>
         <w:t>ANEXO G</w:t>
       </w:r>
@@ -13915,6 +14180,8 @@
     <w:p>
       <w:pPr>
         <w:pStyle w:val="Normal"/>
+        <w:keepNext w:val="true"/>
+        <w:keepLines/>
         <w:spacing w:before="240" w:after="480"/>
         <w:jc w:val="center"/>
         <w:rPr/>
@@ -13922,7 +14189,7 @@
       <w:r>
         <w:rPr>
           <w:b/>
-          <w:sz w:val="24"/>
+          <w:sz w:val="20"/>
         </w:rPr>
         <w:t>[Diagrama de Ishikawa definitivo de las causas asociadas a las demoras y pérdida de trazabilidad del proceso de procura]</w:t>
       </w:r>
@@ -13930,6 +14197,8 @@
     <w:p>
       <w:pPr>
         <w:pStyle w:val="Normal"/>
+        <w:keepNext w:val="true"/>
+        <w:keepLines/>
         <w:jc w:val="center"/>
         <w:rPr/>
       </w:pPr>
@@ -13978,42 +14247,42 @@
     <w:p>
       <w:pPr>
         <w:pStyle w:val="Normal"/>
-        <w:spacing w:lineRule="auto" w:line="360" w:before="0" w:after="0"/>
-        <w:ind w:firstLine="709"/>
-        <w:jc w:val="both"/>
+        <w:spacing w:lineRule="auto" w:line="240" w:before="0" w:after="240"/>
+        <w:ind w:hanging="0"/>
+        <w:jc w:val="center"/>
+        <w:rPr/>
+      </w:pPr>
+      <w:r>
+        <w:rPr>
+          <w:i/>
+          <w:sz w:val="20"/>
+        </w:rPr>
+        <w:t xml:space="preserve">Fuente: </w:t>
+      </w:r>
+      <w:r>
+        <w:rPr>
+          <w:sz w:val="20"/>
+        </w:rPr>
+        <w:t>Elaboración propia (2026).</w:t>
+      </w:r>
+      <w:r>
+        <w:br w:type="page"/>
+      </w:r>
+    </w:p>
+    <w:p>
+      <w:pPr>
+        <w:pStyle w:val="Normal"/>
+        <w:spacing w:lineRule="auto" w:line="240" w:before="0" w:after="240"/>
+        <w:ind w:hanging="0"/>
+        <w:jc w:val="center"/>
         <w:rPr>
           <w:rFonts w:ascii="Times New Roman" w:hAnsi="Times New Roman"/>
-          <w:i w:val="false"/>
-          <w:sz w:val="24"/>
-        </w:rPr>
-      </w:pPr>
-      <w:r>
-        <w:rPr>
-          <w:i w:val="false"/>
-          <w:sz w:val="24"/>
-        </w:rPr>
-        <w:t>Fuente: Elaboración propia (2026).</w:t>
-      </w:r>
-      <w:r>
-        <w:br w:type="page"/>
-      </w:r>
-    </w:p>
-    <w:p>
-      <w:pPr>
-        <w:pStyle w:val="Normal"/>
-        <w:spacing w:lineRule="auto" w:line="360" w:before="0" w:after="0"/>
-        <w:ind w:firstLine="709"/>
-        <w:jc w:val="both"/>
-        <w:rPr>
-          <w:rFonts w:ascii="Times New Roman" w:hAnsi="Times New Roman"/>
-          <w:i w:val="false"/>
-          <w:sz w:val="24"/>
-        </w:rPr>
-      </w:pPr>
-      <w:r>
-        <w:rPr>
-          <w:i w:val="false"/>
-          <w:sz w:val="24"/>
+          <w:sz w:val="20"/>
+        </w:rPr>
+      </w:pPr>
+      <w:r>
+        <w:rPr>
+          <w:sz w:val="20"/>
         </w:rPr>
       </w:r>
     </w:p>
@@ -28633,7 +28902,7 @@
     </w:r>
     <w:r>
       <w:rPr/>
-      <w:t>7</w:t>
+      <w:t>8</w:t>
     </w:r>
     <w:r>
       <w:rPr/>
@@ -28707,7 +28976,7 @@
     </w:r>
     <w:r>
       <w:rPr/>
-      <w:t>13</w:t>
+      <w:t>14</w:t>
     </w:r>
     <w:r>
       <w:rPr/>
@@ -28767,7 +29036,7 @@
     </w:r>
     <w:r>
       <w:rPr/>
-      <w:t>19</w:t>
+      <w:t>20</w:t>
     </w:r>
     <w:r>
       <w:rPr/>
@@ -28827,7 +29096,7 @@
     </w:r>
     <w:r>
       <w:rPr/>
-      <w:t>23</w:t>
+      <w:t>24</w:t>
     </w:r>
     <w:r>
       <w:rPr/>
@@ -28870,10 +29139,28 @@
   <w:p>
     <w:pPr>
       <w:pStyle w:val="Normal"/>
+      <w:jc w:val="center"/>
       <w:rPr/>
     </w:pPr>
     <w:r>
       <w:rPr/>
+      <w:fldChar w:fldCharType="begin"/>
+    </w:r>
+    <w:r>
+      <w:rPr/>
+      <w:instrText xml:space="preserve"> PAGE </w:instrText>
+    </w:r>
+    <w:r>
+      <w:rPr/>
+      <w:fldChar w:fldCharType="separate"/>
+    </w:r>
+    <w:r>
+      <w:rPr/>
+      <w:t>ii</w:t>
+    </w:r>
+    <w:r>
+      <w:rPr/>
+      <w:fldChar w:fldCharType="end"/>
     </w:r>
   </w:p>
 </w:ftr>
@@ -28901,7 +29188,7 @@
     </w:r>
     <w:r>
       <w:rPr/>
-      <w:t>25</w:t>
+      <w:t>26</w:t>
     </w:r>
     <w:r>
       <w:rPr/>
@@ -29021,7 +29308,7 @@
     </w:r>
     <w:r>
       <w:rPr/>
-      <w:t>27</w:t>
+      <w:t>28</w:t>
     </w:r>
     <w:r>
       <w:rPr/>
@@ -29053,7 +29340,7 @@
     </w:r>
     <w:r>
       <w:rPr/>
-      <w:t>27</w:t>
+      <w:t>28</w:t>
     </w:r>
     <w:r>
       <w:rPr/>
@@ -29099,7 +29386,7 @@
     </w:r>
     <w:r>
       <w:rPr/>
-      <w:t>28</w:t>
+      <w:t>29</w:t>
     </w:r>
     <w:r>
       <w:rPr/>
@@ -29114,10 +29401,28 @@
   <w:p>
     <w:pPr>
       <w:pStyle w:val="Normal"/>
+      <w:jc w:val="center"/>
       <w:rPr/>
     </w:pPr>
     <w:r>
       <w:rPr/>
+      <w:fldChar w:fldCharType="begin"/>
+    </w:r>
+    <w:r>
+      <w:rPr/>
+      <w:instrText xml:space="preserve"> PAGE </w:instrText>
+    </w:r>
+    <w:r>
+      <w:rPr/>
+      <w:fldChar w:fldCharType="separate"/>
+    </w:r>
+    <w:r>
+      <w:rPr/>
+      <w:t>ii</w:t>
+    </w:r>
+    <w:r>
+      <w:rPr/>
+      <w:fldChar w:fldCharType="end"/>
     </w:r>
   </w:p>
 </w:ftr>
@@ -29145,7 +29450,7 @@
     </w:r>
     <w:r>
       <w:rPr/>
-      <w:t>28</w:t>
+      <w:t>29</w:t>
     </w:r>
     <w:r>
       <w:rPr/>
@@ -29191,7 +29496,7 @@
     </w:r>
     <w:r>
       <w:rPr/>
-      <w:t>29</w:t>
+      <w:t>30</w:t>
     </w:r>
     <w:r>
       <w:rPr/>
@@ -29223,7 +29528,7 @@
     </w:r>
     <w:r>
       <w:rPr/>
-      <w:t>29</w:t>
+      <w:t>30</w:t>
     </w:r>
     <w:r>
       <w:rPr/>
@@ -29269,7 +29574,7 @@
     </w:r>
     <w:r>
       <w:rPr/>
-      <w:t>30</w:t>
+      <w:t>31</w:t>
     </w:r>
     <w:r>
       <w:rPr/>
@@ -29301,7 +29606,7 @@
     </w:r>
     <w:r>
       <w:rPr/>
-      <w:t>30</w:t>
+      <w:t>31</w:t>
     </w:r>
     <w:r>
       <w:rPr/>
@@ -29347,7 +29652,7 @@
     </w:r>
     <w:r>
       <w:rPr/>
-      <w:t>31</w:t>
+      <w:t>32</w:t>
     </w:r>
     <w:r>
       <w:rPr/>
@@ -29379,7 +29684,7 @@
     </w:r>
     <w:r>
       <w:rPr/>
-      <w:t>31</w:t>
+      <w:t>32</w:t>
     </w:r>
     <w:r>
       <w:rPr/>
@@ -29439,7 +29744,7 @@
     </w:r>
     <w:r>
       <w:rPr/>
-      <w:t>32</w:t>
+      <w:t>33</w:t>
     </w:r>
     <w:r>
       <w:rPr/>
@@ -29471,7 +29776,7 @@
     </w:r>
     <w:r>
       <w:rPr/>
-      <w:t>32</w:t>
+      <w:t>33</w:t>
     </w:r>
     <w:r>
       <w:rPr/>
@@ -29517,7 +29822,7 @@
     </w:r>
     <w:r>
       <w:rPr/>
-      <w:t>33</w:t>
+      <w:t>34</w:t>
     </w:r>
     <w:r>
       <w:rPr/>
@@ -29549,7 +29854,7 @@
     </w:r>
     <w:r>
       <w:rPr/>
-      <w:t>33</w:t>
+      <w:t>34</w:t>
     </w:r>
     <w:r>
       <w:rPr/>
@@ -29583,36 +29888,31 @@
     </w:pPr>
     <w:r>
       <w:rPr>
-        <w:i w:val="false"/>
-        <w:sz w:val="24"/>
+        <w:sz w:val="20"/>
       </w:rPr>
       <w:fldChar w:fldCharType="begin"/>
     </w:r>
     <w:r>
       <w:rPr>
-        <w:i w:val="false"/>
-        <w:sz w:val="24"/>
+        <w:sz w:val="20"/>
       </w:rPr>
       <w:instrText xml:space="preserve"> PAGE </w:instrText>
     </w:r>
     <w:r>
       <w:rPr>
-        <w:i w:val="false"/>
-        <w:sz w:val="24"/>
+        <w:sz w:val="20"/>
       </w:rPr>
       <w:fldChar w:fldCharType="separate"/>
     </w:r>
     <w:r>
       <w:rPr>
-        <w:i w:val="false"/>
-        <w:sz w:val="24"/>
+        <w:sz w:val="20"/>
       </w:rPr>
-      <w:t>54</w:t>
+      <w:t>55</w:t>
     </w:r>
     <w:r>
       <w:rPr>
-        <w:i w:val="false"/>
-        <w:sz w:val="24"/>
+        <w:sz w:val="20"/>
       </w:rPr>
       <w:fldChar w:fldCharType="end"/>
     </w:r>
@@ -29630,36 +29930,31 @@
     </w:pPr>
     <w:r>
       <w:rPr>
-        <w:i w:val="false"/>
-        <w:sz w:val="24"/>
+        <w:sz w:val="20"/>
       </w:rPr>
       <w:fldChar w:fldCharType="begin"/>
     </w:r>
     <w:r>
       <w:rPr>
-        <w:i w:val="false"/>
-        <w:sz w:val="24"/>
+        <w:sz w:val="20"/>
       </w:rPr>
       <w:instrText xml:space="preserve"> PAGE </w:instrText>
     </w:r>
     <w:r>
       <w:rPr>
-        <w:i w:val="false"/>
-        <w:sz w:val="24"/>
+        <w:sz w:val="20"/>
       </w:rPr>
       <w:fldChar w:fldCharType="separate"/>
     </w:r>
     <w:r>
       <w:rPr>
-        <w:i w:val="false"/>
-        <w:sz w:val="24"/>
+        <w:sz w:val="20"/>
       </w:rPr>
-      <w:t>54</w:t>
+      <w:t>55</w:t>
     </w:r>
     <w:r>
       <w:rPr>
-        <w:i w:val="false"/>
-        <w:sz w:val="24"/>
+        <w:sz w:val="20"/>
       </w:rPr>
       <w:fldChar w:fldCharType="end"/>
     </w:r>
@@ -31757,6 +32052,86 @@
     </w:pPr>
     <w:rPr/>
   </w:style>
+  <w:style w:type="paragraph" w:styleId="IUTECPCaptulo" w:customStyle="1">
+    <w:name w:val="IUTECP Capítulo"/>
+    <w:basedOn w:val="Normal"/>
+    <w:qFormat/>
+    <w:pPr>
+      <w:keepNext w:val="true"/>
+      <w:keepLines/>
+      <w:jc w:val="center"/>
+      <w:outlineLvl w:val="0"/>
+    </w:pPr>
+    <w:rPr>
+      <w:rFonts w:ascii="Times New Roman" w:hAnsi="Times New Roman"/>
+      <w:b/>
+      <w:sz w:val="24"/>
+    </w:rPr>
+  </w:style>
+  <w:style w:type="paragraph" w:styleId="IUTECPPreliminar" w:customStyle="1">
+    <w:name w:val="IUTECP Preliminar"/>
+    <w:basedOn w:val="Normal"/>
+    <w:qFormat/>
+    <w:pPr>
+      <w:keepNext w:val="true"/>
+      <w:keepLines/>
+      <w:jc w:val="center"/>
+      <w:outlineLvl w:val="0"/>
+    </w:pPr>
+    <w:rPr>
+      <w:rFonts w:ascii="Times New Roman" w:hAnsi="Times New Roman"/>
+      <w:b/>
+      <w:sz w:val="24"/>
+    </w:rPr>
+  </w:style>
+  <w:style w:type="paragraph" w:styleId="IUTECPTtulo2" w:customStyle="1">
+    <w:name w:val="IUTECP Título 2"/>
+    <w:basedOn w:val="Normal"/>
+    <w:qFormat/>
+    <w:pPr>
+      <w:keepNext w:val="true"/>
+      <w:keepLines/>
+      <w:jc w:val="start"/>
+      <w:outlineLvl w:val="1"/>
+    </w:pPr>
+    <w:rPr>
+      <w:rFonts w:ascii="Times New Roman" w:hAnsi="Times New Roman"/>
+      <w:b/>
+      <w:sz w:val="24"/>
+    </w:rPr>
+  </w:style>
+  <w:style w:type="paragraph" w:styleId="IUTECPTtulo3" w:customStyle="1">
+    <w:name w:val="IUTECP Título 3"/>
+    <w:basedOn w:val="Normal"/>
+    <w:qFormat/>
+    <w:pPr>
+      <w:keepNext w:val="true"/>
+      <w:keepLines/>
+      <w:jc w:val="start"/>
+      <w:outlineLvl w:val="2"/>
+    </w:pPr>
+    <w:rPr>
+      <w:rFonts w:ascii="Times New Roman" w:hAnsi="Times New Roman"/>
+      <w:b/>
+      <w:sz w:val="24"/>
+    </w:rPr>
+  </w:style>
+  <w:style w:type="paragraph" w:styleId="IUTECPSubttulocentrado" w:customStyle="1">
+    <w:name w:val="IUTECP Subtítulo centrado"/>
+    <w:basedOn w:val="Normal"/>
+    <w:qFormat/>
+    <w:pPr>
+      <w:keepNext w:val="true"/>
+      <w:keepLines/>
+      <w:jc w:val="center"/>
+      <w:outlineLvl w:val="1"/>
+    </w:pPr>
+    <w:rPr>
+      <w:rFonts w:ascii="Times New Roman" w:hAnsi="Times New Roman"/>
+      <w:b/>
+      <w:sz w:val="24"/>
+    </w:rPr>
+  </w:style>
   <w:style w:type="numbering" w:styleId="NoList" w:default="1">
     <w:name w:val="No List"/>
     <w:uiPriority w:val="99"/>

--- a/keidy/reportes/Informe_Pasantia_IUTECP_con_Cronogramas.docx
+++ b/keidy/reportes/Informe_Pasantia_IUTECP_con_Cronogramas.docx
@@ -415,9 +415,52 @@
       </w:pPr>
       <w:r>
         <w:rPr>
-          <w:sz w:val="24"/>
-        </w:rPr>
-        <w:t>En mi carácter de tutor industrial del informe de pasantías presentado por: Guzmán, Keidy, de Cédula de Identidad V-28.706.352; para optar al grado de Técnico Superior Universitario en la especialidad de: Administración, cuyo título es; “PROPUESTA DE SIMPLIFICACIÓN ADMINISTRATIVA DE LA PROCURA EN LUBRICANTES Y EQUIPOS VARYNA, C.A.”, manifiesto que cumple con los requisitos exigidos por el Instituto Universitario de Tecnología “Elías Calixto Pompa” (IUTECP); y que, por lo tanto, considero que reúne los méritos suficientes para ser evaluado por el jurado que se decida designar a tal fin.</w:t>
+          <w:b w:val="false"/>
+          <w:sz w:val="24"/>
+        </w:rPr>
+        <w:t xml:space="preserve">En mi carácter de tutor industrial del informe de pasantías presentado por: </w:t>
+      </w:r>
+      <w:r>
+        <w:rPr>
+          <w:b/>
+          <w:sz w:val="24"/>
+        </w:rPr>
+        <w:t>GUZMÁN, KEIDY</w:t>
+      </w:r>
+      <w:r>
+        <w:rPr>
+          <w:b w:val="false"/>
+          <w:sz w:val="24"/>
+        </w:rPr>
+        <w:t>, de Cédula de Identidad V-28.706.352; para optar al grado de Técnico Superior Universitario en la especialidad de: Administración, cuyo título es; “</w:t>
+      </w:r>
+      <w:r>
+        <w:rPr>
+          <w:b/>
+          <w:sz w:val="24"/>
+        </w:rPr>
+        <w:t>PROPUESTA DE SIMPLIFICACIÓN ADMINISTRATIVA DE LA PROCURA EN LUBRICANTES Y EQUIPOS VARYNA, C.A.</w:t>
+      </w:r>
+      <w:r>
+        <w:rPr>
+          <w:b w:val="false"/>
+          <w:sz w:val="24"/>
+        </w:rPr>
+        <w:t xml:space="preserve">”, manifiesto que cumple con los requisitos exigidos por el </w:t>
+      </w:r>
+      <w:r>
+        <w:rPr>
+          <w:b/>
+          <w:sz w:val="24"/>
+        </w:rPr>
+        <w:t>INSTITUTO UNIVERSITARIO DE TECNOLOGÍA “ELÍAS CALIXTO POMPA” (IUTECP)</w:t>
+      </w:r>
+      <w:r>
+        <w:rPr>
+          <w:b w:val="false"/>
+          <w:sz w:val="24"/>
+        </w:rPr>
+        <w:t>; y que, por lo tanto, considero que reúne los méritos suficientes para ser evaluado por el jurado que se decida designar a tal fin.</w:t>
       </w:r>
     </w:p>
     <w:p>
@@ -670,9 +713,52 @@
       </w:pPr>
       <w:r>
         <w:rPr>
-          <w:sz w:val="24"/>
-        </w:rPr>
-        <w:t>En mi carácter de tutor académico del informe de pasantías presentado por: Guzmán, Keidy, de Cédula de Identidad V-28.706.352; para optar al grado de Técnico Superior Universitario en la especialidad de: Administración, cuyo título es; “PROPUESTA DE SIMPLIFICACIÓN ADMINISTRATIVA DE LA PROCURA EN LUBRICANTES Y EQUIPOS VARYNA, C.A.”, manifiesto que cumple con los requisitos exigidos por el Instituto Universitario de Tecnología “Elías Calixto Pompa” (IUTECP); y que, por lo tanto, considero que reúne los méritos suficientes para ser evaluado por el jurado que se decida designar a tal fin.</w:t>
+          <w:b w:val="false"/>
+          <w:sz w:val="24"/>
+        </w:rPr>
+        <w:t xml:space="preserve">En mi carácter de tutor académico del informe de pasantías presentado por: </w:t>
+      </w:r>
+      <w:r>
+        <w:rPr>
+          <w:b/>
+          <w:sz w:val="24"/>
+        </w:rPr>
+        <w:t>GUZMÁN, KEIDY</w:t>
+      </w:r>
+      <w:r>
+        <w:rPr>
+          <w:b w:val="false"/>
+          <w:sz w:val="24"/>
+        </w:rPr>
+        <w:t>, de Cédula de Identidad V-28.706.352; para optar al grado de Técnico Superior Universitario en la especialidad de: Administración, cuyo título es; “</w:t>
+      </w:r>
+      <w:r>
+        <w:rPr>
+          <w:b/>
+          <w:sz w:val="24"/>
+        </w:rPr>
+        <w:t>PROPUESTA DE SIMPLIFICACIÓN ADMINISTRATIVA DE LA PROCURA EN LUBRICANTES Y EQUIPOS VARYNA, C.A.</w:t>
+      </w:r>
+      <w:r>
+        <w:rPr>
+          <w:b w:val="false"/>
+          <w:sz w:val="24"/>
+        </w:rPr>
+        <w:t xml:space="preserve">”, manifiesto que cumple con los requisitos exigidos por el </w:t>
+      </w:r>
+      <w:r>
+        <w:rPr>
+          <w:b/>
+          <w:sz w:val="24"/>
+        </w:rPr>
+        <w:t>INSTITUTO UNIVERSITARIO DE TECNOLOGÍA “ELÍAS CALIXTO POMPA” (IUTECP)</w:t>
+      </w:r>
+      <w:r>
+        <w:rPr>
+          <w:b w:val="false"/>
+          <w:sz w:val="24"/>
+        </w:rPr>
+        <w:t>; y que, por lo tanto, considero que reúne los méritos suficientes para ser evaluado por el jurado que se decida designar a tal fin.</w:t>
       </w:r>
     </w:p>
     <w:p>
@@ -1582,7 +1668,7 @@
           <w:b w:val="false"/>
           <w:sz w:val="24"/>
         </w:rPr>
-        <w:t>Estructura organizacional de la empresa (organigrama)</w:t>
+        <w:t>Estructura organizativa de la empresa (Organigrama)</w:t>
         <w:tab/>
       </w:r>
       <w:r>
@@ -1869,7 +1955,7 @@
           <w:b w:val="false"/>
           <w:sz w:val="24"/>
         </w:rPr>
-        <w:t>Cronograma de actividades</w:t>
+        <w:t>CRONOGRAMA DE ACTIVIDADES (DIAGRAMA DE GANTT)</w:t>
         <w:tab/>
       </w:r>
       <w:r>
@@ -6419,7 +6505,7 @@
           <w:b/>
           <w:sz w:val="24"/>
         </w:rPr>
-        <w:t>Estructura Organizativa</w:t>
+        <w:t>Estructura organizativa de la empresa (Organigrama)</w:t>
       </w:r>
       <w:bookmarkEnd w:id="23"/>
     </w:p>
@@ -6641,6 +6727,22 @@
     </w:p>
     <w:p>
       <w:pPr>
+        <w:pStyle w:val="Normal"/>
+        <w:spacing w:lineRule="auto" w:line="360" w:before="0" w:after="0"/>
+        <w:ind w:firstLine="709"/>
+        <w:jc w:val="both"/>
+        <w:rPr/>
+      </w:pPr>
+      <w:r>
+        <w:rPr>
+          <w:i w:val="false"/>
+          <w:sz w:val="24"/>
+        </w:rPr>
+        <w:t>La identificación de la situación problemática permite analizar las condiciones que afectan el proceso administrativo de procura en el Departamento Administrativo de Lubricantes y Equipos Varyna, C.A. Para comprender la problemática de manera progresiva, se consideran aspectos generales relacionados con la gestión de compras en las organizaciones, las exigencias propias del sector industrial y, finalmente, las condiciones observadas directamente en la empresa durante el período de pasantías.</w:t>
+      </w:r>
+    </w:p>
+    <w:p>
+      <w:pPr>
         <w:pStyle w:val="IUTECPTtulo2"/>
         <w:keepNext w:val="true"/>
         <w:keepLines/>
@@ -6800,23 +6902,6 @@
           <w:sz w:val="24"/>
         </w:rPr>
         <w:t>La situación descrita evidencia la necesidad de formular una propuesta de simplificación administrativa que organice el recorrido de las requisiciones, defina responsables, estandarice documentos y establezca mecanismos de seguimiento compatibles con el control interno del departamento.</w:t>
-      </w:r>
-    </w:p>
-    <w:p>
-      <w:pPr>
-        <w:pStyle w:val="IUTECPTtulo2"/>
-        <w:keepNext w:val="true"/>
-        <w:keepLines/>
-        <w:spacing w:lineRule="auto" w:line="360" w:before="480" w:after="480"/>
-        <w:jc w:val="start"/>
-        <w:rPr/>
-      </w:pPr>
-      <w:r>
-        <w:rPr>
-          <w:b/>
-          <w:sz w:val="24"/>
-        </w:rPr>
-        <w:t>Técnica empleada para el diagnóstico</w:t>
       </w:r>
     </w:p>
     <w:p>
@@ -7744,7 +7829,7 @@
         <w:rPr>
           <w:sz w:val="20"/>
         </w:rPr>
-        <w:t>Elaboración propia (2026).</w:t>
+        <w:t>Guzmán K. (2026).</w:t>
       </w:r>
     </w:p>
     <w:p>
@@ -7771,7 +7856,7 @@
           <w:b/>
           <w:sz w:val="24"/>
         </w:rPr>
-        <w:t>Cronograma de actividades</w:t>
+        <w:t>CRONOGRAMA DE ACTIVIDADES (DIAGRAMA DE GANTT)</w:t>
       </w:r>
       <w:bookmarkEnd w:id="32"/>
     </w:p>
@@ -13117,6 +13202,21 @@
     <w:p>
       <w:pPr>
         <w:pStyle w:val="Normal"/>
+        <w:keepNext w:val="true"/>
+        <w:spacing w:before="240" w:after="0"/>
+        <w:rPr/>
+      </w:pPr>
+      <w:r>
+        <w:rPr>
+          <w:b/>
+          <w:sz w:val="24"/>
+        </w:rPr>
+        <w:t>A la empresa Lubricantes y Equipos Varyna, C.A.</w:t>
+      </w:r>
+    </w:p>
+    <w:p>
+      <w:pPr>
+        <w:pStyle w:val="Normal"/>
         <w:spacing w:lineRule="auto" w:line="360"/>
         <w:ind w:firstLine="709"/>
         <w:jc w:val="both"/>
@@ -13157,6 +13257,66 @@
           <w:sz w:val="24"/>
         </w:rPr>
         <w:t>3. Registrar mensualmente indicadores básicos, como tiempo promedio del ciclo de compra, solicitudes pendientes y requisiciones tramitadas dentro del plazo definido, para valorar los resultados de la simplificación.</w:t>
+      </w:r>
+    </w:p>
+    <w:p>
+      <w:pPr>
+        <w:pStyle w:val="Normal"/>
+        <w:spacing w:lineRule="auto" w:line="360"/>
+        <w:ind w:firstLine="709"/>
+        <w:jc w:val="both"/>
+        <w:rPr/>
+      </w:pPr>
+      <w:r>
+        <w:rPr>
+          <w:sz w:val="24"/>
+        </w:rPr>
+        <w:t>4. Revisar periódicamente el procedimiento y los formatos con el personal del Departamento Administrativo, incorporando ajustes cuando cambien las necesidades operativas de la empresa.</w:t>
+      </w:r>
+    </w:p>
+    <w:p>
+      <w:pPr>
+        <w:pStyle w:val="Normal"/>
+        <w:keepNext w:val="true"/>
+        <w:spacing w:before="240" w:after="0"/>
+        <w:rPr/>
+      </w:pPr>
+      <w:r>
+        <w:rPr>
+          <w:b/>
+          <w:sz w:val="24"/>
+        </w:rPr>
+        <w:t>Al Instituto Universitario de Tecnología “Elías Calixto Pompa” (IUTECP).</w:t>
+      </w:r>
+    </w:p>
+    <w:p>
+      <w:pPr>
+        <w:pStyle w:val="Normal"/>
+        <w:spacing w:lineRule="auto" w:line="360"/>
+        <w:ind w:firstLine="709"/>
+        <w:jc w:val="both"/>
+        <w:rPr/>
+      </w:pPr>
+      <w:r>
+        <w:rPr>
+          <w:sz w:val="24"/>
+        </w:rPr>
+        <w:t>1. Continuar fortaleciendo el acompañamiento académico durante las pasantías y la articulación entre los conocimientos adquiridos en la carrera y las situaciones administrativas observadas en las empresas.</w:t>
+      </w:r>
+    </w:p>
+    <w:p>
+      <w:pPr>
+        <w:pStyle w:val="Normal"/>
+        <w:keepNext w:val="true"/>
+        <w:spacing w:before="240" w:after="0"/>
+        <w:rPr/>
+      </w:pPr>
+      <w:r>
+        <w:rPr>
+          <w:b/>
+          <w:sz w:val="24"/>
+        </w:rPr>
+        <w:t>A futuros pasantes.</w:t>
       </w:r>
     </w:p>
     <w:p>
@@ -13184,7 +13344,7 @@
         <w:rPr>
           <w:sz w:val="24"/>
         </w:rPr>
-        <w:t>4. Revisar periódicamente el procedimiento y los formatos con el personal del Departamento Administrativo, incorporando ajustes cuando cambien las necesidades operativas de la empresa.</w:t>
+        <w:t>1. Llevar un registro sistemático de las actividades desde las primeras semanas, observar los procesos administrativos, conservar las evidencias pertinentes y relacionar las tareas realizadas con los objetivos establecidos en el informe.</w:t>
       </w:r>
     </w:p>
     <w:p>
@@ -15318,10 +15478,22 @@
     <w:p>
       <w:pPr>
         <w:pStyle w:val="Normal"/>
-        <w:rPr/>
-      </w:pPr>
-      <w:r>
-        <w:rPr/>
+        <w:spacing w:lineRule="auto" w:line="240" w:before="0" w:after="120"/>
+        <w:ind w:hanging="0"/>
+        <w:rPr/>
+      </w:pPr>
+      <w:r>
+        <w:rPr>
+          <w:i/>
+          <w:sz w:val="20"/>
+        </w:rPr>
+        <w:t xml:space="preserve">Fuente: </w:t>
+      </w:r>
+      <w:r>
+        <w:rPr>
+          <w:sz w:val="20"/>
+        </w:rPr>
+        <w:t>Guzmán K. (2026).</w:t>
       </w:r>
     </w:p>
     <w:p>
@@ -16703,10 +16875,22 @@
     <w:p>
       <w:pPr>
         <w:pStyle w:val="Normal"/>
-        <w:rPr/>
-      </w:pPr>
-      <w:r>
-        <w:rPr/>
+        <w:spacing w:lineRule="auto" w:line="240" w:before="0" w:after="120"/>
+        <w:ind w:hanging="0"/>
+        <w:rPr/>
+      </w:pPr>
+      <w:r>
+        <w:rPr>
+          <w:i/>
+          <w:sz w:val="20"/>
+        </w:rPr>
+        <w:t xml:space="preserve">Fuente: </w:t>
+      </w:r>
+      <w:r>
+        <w:rPr>
+          <w:sz w:val="20"/>
+        </w:rPr>
+        <w:t>Guzmán K. (2026).</w:t>
       </w:r>
     </w:p>
     <w:p>
@@ -18088,10 +18272,22 @@
     <w:p>
       <w:pPr>
         <w:pStyle w:val="Normal"/>
-        <w:rPr/>
-      </w:pPr>
-      <w:r>
-        <w:rPr/>
+        <w:spacing w:lineRule="auto" w:line="240" w:before="0" w:after="120"/>
+        <w:ind w:hanging="0"/>
+        <w:rPr/>
+      </w:pPr>
+      <w:r>
+        <w:rPr>
+          <w:i/>
+          <w:sz w:val="20"/>
+        </w:rPr>
+        <w:t xml:space="preserve">Fuente: </w:t>
+      </w:r>
+      <w:r>
+        <w:rPr>
+          <w:sz w:val="20"/>
+        </w:rPr>
+        <w:t>Guzmán K. (2026).</w:t>
       </w:r>
     </w:p>
     <w:p>
@@ -19473,10 +19669,22 @@
     <w:p>
       <w:pPr>
         <w:pStyle w:val="Normal"/>
-        <w:rPr/>
-      </w:pPr>
-      <w:r>
-        <w:rPr/>
+        <w:spacing w:lineRule="auto" w:line="240" w:before="0" w:after="120"/>
+        <w:ind w:hanging="0"/>
+        <w:rPr/>
+      </w:pPr>
+      <w:r>
+        <w:rPr>
+          <w:i/>
+          <w:sz w:val="20"/>
+        </w:rPr>
+        <w:t xml:space="preserve">Fuente: </w:t>
+      </w:r>
+      <w:r>
+        <w:rPr>
+          <w:sz w:val="20"/>
+        </w:rPr>
+        <w:t>Guzmán K. (2026).</w:t>
       </w:r>
     </w:p>
     <w:p>
@@ -20858,10 +21066,22 @@
     <w:p>
       <w:pPr>
         <w:pStyle w:val="Normal"/>
-        <w:rPr/>
-      </w:pPr>
-      <w:r>
-        <w:rPr/>
+        <w:spacing w:lineRule="auto" w:line="240" w:before="0" w:after="120"/>
+        <w:ind w:hanging="0"/>
+        <w:rPr/>
+      </w:pPr>
+      <w:r>
+        <w:rPr>
+          <w:i/>
+          <w:sz w:val="20"/>
+        </w:rPr>
+        <w:t xml:space="preserve">Fuente: </w:t>
+      </w:r>
+      <w:r>
+        <w:rPr>
+          <w:sz w:val="20"/>
+        </w:rPr>
+        <w:t>Guzmán K. (2026).</w:t>
       </w:r>
     </w:p>
     <w:p>
@@ -22243,10 +22463,22 @@
     <w:p>
       <w:pPr>
         <w:pStyle w:val="Normal"/>
-        <w:rPr/>
-      </w:pPr>
-      <w:r>
-        <w:rPr/>
+        <w:spacing w:lineRule="auto" w:line="240" w:before="0" w:after="120"/>
+        <w:ind w:hanging="0"/>
+        <w:rPr/>
+      </w:pPr>
+      <w:r>
+        <w:rPr>
+          <w:i/>
+          <w:sz w:val="20"/>
+        </w:rPr>
+        <w:t xml:space="preserve">Fuente: </w:t>
+      </w:r>
+      <w:r>
+        <w:rPr>
+          <w:sz w:val="20"/>
+        </w:rPr>
+        <w:t>Guzmán K. (2026).</w:t>
       </w:r>
     </w:p>
     <w:p>
@@ -23628,10 +23860,22 @@
     <w:p>
       <w:pPr>
         <w:pStyle w:val="Normal"/>
-        <w:rPr/>
-      </w:pPr>
-      <w:r>
-        <w:rPr/>
+        <w:spacing w:lineRule="auto" w:line="240" w:before="0" w:after="120"/>
+        <w:ind w:hanging="0"/>
+        <w:rPr/>
+      </w:pPr>
+      <w:r>
+        <w:rPr>
+          <w:i/>
+          <w:sz w:val="20"/>
+        </w:rPr>
+        <w:t xml:space="preserve">Fuente: </w:t>
+      </w:r>
+      <w:r>
+        <w:rPr>
+          <w:sz w:val="20"/>
+        </w:rPr>
+        <w:t>Guzmán K. (2026).</w:t>
       </w:r>
     </w:p>
     <w:p>
@@ -25013,10 +25257,22 @@
     <w:p>
       <w:pPr>
         <w:pStyle w:val="Normal"/>
-        <w:rPr/>
-      </w:pPr>
-      <w:r>
-        <w:rPr/>
+        <w:spacing w:lineRule="auto" w:line="240" w:before="0" w:after="120"/>
+        <w:ind w:hanging="0"/>
+        <w:rPr/>
+      </w:pPr>
+      <w:r>
+        <w:rPr>
+          <w:i/>
+          <w:sz w:val="20"/>
+        </w:rPr>
+        <w:t xml:space="preserve">Fuente: </w:t>
+      </w:r>
+      <w:r>
+        <w:rPr>
+          <w:sz w:val="20"/>
+        </w:rPr>
+        <w:t>Guzmán K. (2026).</w:t>
       </w:r>
     </w:p>
     <w:p>
@@ -26398,10 +26654,22 @@
     <w:p>
       <w:pPr>
         <w:pStyle w:val="Normal"/>
-        <w:rPr/>
-      </w:pPr>
-      <w:r>
-        <w:rPr/>
+        <w:spacing w:lineRule="auto" w:line="240" w:before="0" w:after="120"/>
+        <w:ind w:hanging="0"/>
+        <w:rPr/>
+      </w:pPr>
+      <w:r>
+        <w:rPr>
+          <w:i/>
+          <w:sz w:val="20"/>
+        </w:rPr>
+        <w:t xml:space="preserve">Fuente: </w:t>
+      </w:r>
+      <w:r>
+        <w:rPr>
+          <w:sz w:val="20"/>
+        </w:rPr>
+        <w:t>Guzmán K. (2026).</w:t>
       </w:r>
     </w:p>
     <w:p>
@@ -27783,10 +28051,22 @@
     <w:p>
       <w:pPr>
         <w:pStyle w:val="Normal"/>
-        <w:rPr/>
-      </w:pPr>
-      <w:r>
-        <w:rPr/>
+        <w:spacing w:lineRule="auto" w:line="240" w:before="0" w:after="120"/>
+        <w:ind w:hanging="0"/>
+        <w:rPr/>
+      </w:pPr>
+      <w:r>
+        <w:rPr>
+          <w:i/>
+          <w:sz w:val="20"/>
+        </w:rPr>
+        <w:t xml:space="preserve">Fuente: </w:t>
+      </w:r>
+      <w:r>
+        <w:rPr>
+          <w:sz w:val="20"/>
+        </w:rPr>
+        <w:t>Guzmán K. (2026).</w:t>
       </w:r>
     </w:p>
     <w:p>

--- a/keidy/reportes/Informe_Pasantia_IUTECP_con_Cronogramas.docx
+++ b/keidy/reportes/Informe_Pasantia_IUTECP_con_Cronogramas.docx
@@ -2811,7 +2811,7 @@
         </w:rPr>
         <w:t>A</w:t>
         <w:tab/>
-        <w:t>Diagrama de Ishikawa de las causas asociadas a las demoras del proceso de procura</w:t>
+        <w:t>Diagrama de Ishikawa definitivo de las causas asociadas a las demoras y pérdida de trazabilidad del proceso de procura</w:t>
         <w:tab/>
       </w:r>
       <w:r>
@@ -2993,49 +2993,6 @@
       <w:r>
         <w:rPr/>
         <w:instrText xml:space="preserve"> PAGEREF bm_anexoE \h </w:instrText>
-      </w:r>
-      <w:r>
-        <w:rPr/>
-        <w:fldChar w:fldCharType="separate"/>
-      </w:r>
-      <w:r>
-        <w:rPr/>
-        <w:t>?</w:t>
-      </w:r>
-      <w:r>
-        <w:rPr/>
-        <w:fldChar w:fldCharType="end"/>
-      </w:r>
-    </w:p>
-    <w:p>
-      <w:pPr>
-        <w:pStyle w:val="Normal"/>
-        <w:keepLines/>
-        <w:tabs>
-          <w:tab w:val="clear" w:pos="720"/>
-          <w:tab w:val="left" w:pos="1020" w:leader="none"/>
-          <w:tab w:val="right" w:pos="8271" w:leader="dot"/>
-        </w:tabs>
-        <w:spacing w:lineRule="auto" w:line="360" w:before="0" w:after="80"/>
-        <w:ind w:hanging="1020" w:start="1020"/>
-        <w:rPr/>
-      </w:pPr>
-      <w:r>
-        <w:rPr>
-          <w:sz w:val="24"/>
-        </w:rPr>
-        <w:t>F</w:t>
-        <w:tab/>
-        <w:t>Matriz RACI propuesta del proceso de procura</w:t>
-        <w:tab/>
-      </w:r>
-      <w:r>
-        <w:rPr/>
-        <w:fldChar w:fldCharType="begin"/>
-      </w:r>
-      <w:r>
-        <w:rPr/>
-        <w:instrText xml:space="preserve"> PAGEREF bm_anexoF \h </w:instrText>
       </w:r>
       <w:r>
         <w:rPr/>
@@ -3079,9 +3036,9 @@
         <w:rPr>
           <w:sz w:val="24"/>
         </w:rPr>
-        <w:t>G</w:t>
+        <w:t>F</w:t>
         <w:tab/>
-        <w:t>Diagrama de Ishikawa definitivo de las causas asociadas a las demoras y pérdida de trazabilidad del proceso de procura</w:t>
+        <w:t>Matriz RACI propuesta del proceso de procura</w:t>
         <w:tab/>
       </w:r>
       <w:r>
@@ -3090,7 +3047,7 @@
       </w:r>
       <w:r>
         <w:rPr/>
-        <w:instrText xml:space="preserve"> PAGEREF bm_anexoG \h </w:instrText>
+        <w:instrText xml:space="preserve"> PAGEREF bm_anexoF \h </w:instrText>
       </w:r>
       <w:r>
         <w:rPr/>
@@ -6917,7 +6874,23 @@
           <w:i w:val="false"/>
           <w:sz w:val="24"/>
         </w:rPr>
-        <w:t>Para organizar las causas de la problemática se utilizó el diagrama de causa-efecto o diagrama de Ishikawa, complementado con observación directa del flujo de procura, entrevistas estructuradas al personal y revisión de expedientes de compras. La técnica permitió agrupar factores asociados a procedimientos, responsabilidades, documentación y seguimiento, facilitando la identificación de los puntos que debían atenderse en la propuesta.</w:t>
+        <w:t>El recorrido observado del proceso se sintetiza en el flujograma AS-IS incorporado como Anexo B, donde se muestran las etapas de recepción, cotización, aprobación, orden de compra, seguimiento y cierre, junto con los principales puntos críticos identificados.</w:t>
+      </w:r>
+    </w:p>
+    <w:p>
+      <w:pPr>
+        <w:pStyle w:val="Normal"/>
+        <w:spacing w:lineRule="auto" w:line="360" w:before="0" w:after="0"/>
+        <w:ind w:firstLine="709"/>
+        <w:jc w:val="both"/>
+        <w:rPr/>
+      </w:pPr>
+      <w:r>
+        <w:rPr>
+          <w:i w:val="false"/>
+          <w:sz w:val="24"/>
+        </w:rPr>
+        <w:t>Para organizar las causas de la problemática se utilizó el diagrama de causa-efecto o diagrama de Ishikawa, complementado con observación directa del flujo de procura, entrevistas estructuradas al personal y revisión de expedientes de compras. La técnica permitió agrupar factores asociados a procedimientos, responsabilidades, documentación y seguimiento, facilitando la identificación de los puntos que debían atenderse en la propuesta (véase Anexo A).</w:t>
       </w:r>
     </w:p>
     <w:p>
@@ -7116,7 +7089,7 @@
     <w:tbl>
       <w:tblPr>
         <w:tblStyle w:val="TableGrid"/>
-        <w:tblW w:w="8271" w:type="dxa"/>
+        <w:tblW w:w="8276" w:type="dxa"/>
         <w:jc w:val="start"/>
         <w:tblInd w:w="0" w:type="dxa"/>
         <w:tblLayout w:type="fixed"/>
@@ -7129,19 +7102,20 @@
         <w:tblLook w:noHBand="0" w:noVBand="1" w:firstColumn="1" w:lastRow="0" w:lastColumn="0" w:firstRow="1" w:val="04a0"/>
       </w:tblPr>
       <w:tblGrid>
-        <w:gridCol w:w="1644"/>
-        <w:gridCol w:w="1643"/>
-        <w:gridCol w:w="1644"/>
-        <w:gridCol w:w="1645"/>
-        <w:gridCol w:w="1695"/>
+        <w:gridCol w:w="1728"/>
+        <w:gridCol w:w="1531"/>
+        <w:gridCol w:w="1786"/>
+        <w:gridCol w:w="1530"/>
+        <w:gridCol w:w="1701"/>
       </w:tblGrid>
       <w:tr>
         <w:trPr>
           <w:tblHeader w:val="true"/>
+          <w:cantSplit/>
         </w:trPr>
         <w:tc>
           <w:tcPr>
-            <w:tcW w:w="1644" w:type="dxa"/>
+            <w:tcW w:w="1728" w:type="dxa"/>
             <w:tcBorders/>
             <w:shd w:color="auto" w:fill="4472C4" w:val="clear"/>
           </w:tcPr>
@@ -7149,7 +7123,7 @@
             <w:pPr>
               <w:pStyle w:val="Normal"/>
               <w:widowControl/>
-              <w:spacing w:lineRule="auto" w:line="240" w:before="60" w:after="60"/>
+              <w:spacing w:lineRule="auto" w:line="240" w:before="20" w:after="20"/>
               <w:jc w:val="center"/>
               <w:rPr>
                 <w:rFonts w:eastAsia="ＭＳ 明朝" w:cs=""/>
@@ -7164,7 +7138,7 @@
                 <w:b/>
                 <w:color w:val="FFFFFF"/>
                 <w:kern w:val="0"/>
-                <w:sz w:val="20"/>
+                <w:sz w:val="18"/>
                 <w:szCs w:val="22"/>
                 <w:lang w:val="en-US" w:eastAsia="en-US" w:bidi="ar-SA"/>
               </w:rPr>
@@ -7174,7 +7148,7 @@
         </w:tc>
         <w:tc>
           <w:tcPr>
-            <w:tcW w:w="1643" w:type="dxa"/>
+            <w:tcW w:w="1531" w:type="dxa"/>
             <w:tcBorders/>
             <w:shd w:color="auto" w:fill="4472C4" w:val="clear"/>
           </w:tcPr>
@@ -7182,7 +7156,7 @@
             <w:pPr>
               <w:pStyle w:val="Normal"/>
               <w:widowControl/>
-              <w:spacing w:lineRule="auto" w:line="240" w:before="60" w:after="60"/>
+              <w:spacing w:lineRule="auto" w:line="240" w:before="20" w:after="20"/>
               <w:jc w:val="center"/>
               <w:rPr>
                 <w:rFonts w:eastAsia="ＭＳ 明朝" w:cs=""/>
@@ -7197,7 +7171,7 @@
                 <w:b/>
                 <w:color w:val="FFFFFF"/>
                 <w:kern w:val="0"/>
-                <w:sz w:val="20"/>
+                <w:sz w:val="18"/>
                 <w:szCs w:val="22"/>
                 <w:lang w:val="en-US" w:eastAsia="en-US" w:bidi="ar-SA"/>
               </w:rPr>
@@ -7207,7 +7181,7 @@
         </w:tc>
         <w:tc>
           <w:tcPr>
-            <w:tcW w:w="1644" w:type="dxa"/>
+            <w:tcW w:w="1786" w:type="dxa"/>
             <w:tcBorders/>
             <w:shd w:color="auto" w:fill="4472C4" w:val="clear"/>
           </w:tcPr>
@@ -7215,7 +7189,7 @@
             <w:pPr>
               <w:pStyle w:val="Normal"/>
               <w:widowControl/>
-              <w:spacing w:lineRule="auto" w:line="240" w:before="60" w:after="60"/>
+              <w:spacing w:lineRule="auto" w:line="240" w:before="20" w:after="20"/>
               <w:jc w:val="center"/>
               <w:rPr>
                 <w:rFonts w:eastAsia="ＭＳ 明朝" w:cs=""/>
@@ -7230,7 +7204,7 @@
                 <w:b/>
                 <w:color w:val="FFFFFF"/>
                 <w:kern w:val="0"/>
-                <w:sz w:val="20"/>
+                <w:sz w:val="18"/>
                 <w:szCs w:val="22"/>
                 <w:lang w:val="en-US" w:eastAsia="en-US" w:bidi="ar-SA"/>
               </w:rPr>
@@ -7240,7 +7214,7 @@
         </w:tc>
         <w:tc>
           <w:tcPr>
-            <w:tcW w:w="1645" w:type="dxa"/>
+            <w:tcW w:w="1530" w:type="dxa"/>
             <w:tcBorders/>
             <w:shd w:color="auto" w:fill="4472C4" w:val="clear"/>
           </w:tcPr>
@@ -7248,7 +7222,7 @@
             <w:pPr>
               <w:pStyle w:val="Normal"/>
               <w:widowControl/>
-              <w:spacing w:lineRule="auto" w:line="240" w:before="60" w:after="60"/>
+              <w:spacing w:lineRule="auto" w:line="240" w:before="20" w:after="20"/>
               <w:jc w:val="center"/>
               <w:rPr>
                 <w:rFonts w:eastAsia="ＭＳ 明朝" w:cs=""/>
@@ -7263,7 +7237,7 @@
                 <w:b/>
                 <w:color w:val="FFFFFF"/>
                 <w:kern w:val="0"/>
-                <w:sz w:val="20"/>
+                <w:sz w:val="18"/>
                 <w:szCs w:val="22"/>
                 <w:lang w:val="en-US" w:eastAsia="en-US" w:bidi="ar-SA"/>
               </w:rPr>
@@ -7273,7 +7247,7 @@
         </w:tc>
         <w:tc>
           <w:tcPr>
-            <w:tcW w:w="1695" w:type="dxa"/>
+            <w:tcW w:w="1701" w:type="dxa"/>
             <w:tcBorders/>
             <w:shd w:color="auto" w:fill="4472C4" w:val="clear"/>
           </w:tcPr>
@@ -7281,7 +7255,7 @@
             <w:pPr>
               <w:pStyle w:val="Normal"/>
               <w:widowControl/>
-              <w:spacing w:lineRule="auto" w:line="240" w:before="60" w:after="60"/>
+              <w:spacing w:lineRule="auto" w:line="240" w:before="20" w:after="20"/>
               <w:jc w:val="center"/>
               <w:rPr>
                 <w:rFonts w:eastAsia="ＭＳ 明朝" w:cs=""/>
@@ -7296,7 +7270,7 @@
                 <w:b/>
                 <w:color w:val="FFFFFF"/>
                 <w:kern w:val="0"/>
-                <w:sz w:val="20"/>
+                <w:sz w:val="18"/>
                 <w:szCs w:val="22"/>
                 <w:lang w:val="en-US" w:eastAsia="en-US" w:bidi="ar-SA"/>
               </w:rPr>
@@ -7306,10 +7280,12 @@
         </w:tc>
       </w:tr>
       <w:tr>
-        <w:trPr/>
-        <w:tc>
-          <w:tcPr>
-            <w:tcW w:w="1644" w:type="dxa"/>
+        <w:trPr>
+          <w:cantSplit/>
+        </w:trPr>
+        <w:tc>
+          <w:tcPr>
+            <w:tcW w:w="1728" w:type="dxa"/>
             <w:tcBorders/>
             <w:shd w:color="auto" w:fill="FFFFFF" w:val="clear"/>
           </w:tcPr>
@@ -7317,8 +7293,8 @@
             <w:pPr>
               <w:pStyle w:val="Normal"/>
               <w:widowControl/>
-              <w:spacing w:lineRule="auto" w:line="240" w:before="60" w:after="60"/>
-              <w:jc w:val="both"/>
+              <w:spacing w:lineRule="auto" w:line="240" w:before="20" w:after="20"/>
+              <w:jc w:val="start"/>
               <w:rPr>
                 <w:rFonts w:eastAsia="ＭＳ 明朝" w:cs=""/>
                 <w:kern w:val="0"/>
@@ -7332,7 +7308,7 @@
                 <w:b w:val="false"/>
                 <w:color w:val="000000"/>
                 <w:kern w:val="0"/>
-                <w:sz w:val="20"/>
+                <w:sz w:val="17"/>
                 <w:szCs w:val="22"/>
                 <w:lang w:val="en-US" w:eastAsia="en-US" w:bidi="ar-SA"/>
               </w:rPr>
@@ -7342,7 +7318,7 @@
         </w:tc>
         <w:tc>
           <w:tcPr>
-            <w:tcW w:w="1643" w:type="dxa"/>
+            <w:tcW w:w="1531" w:type="dxa"/>
             <w:tcBorders/>
             <w:shd w:color="auto" w:fill="FFFFFF" w:val="clear"/>
           </w:tcPr>
@@ -7350,8 +7326,8 @@
             <w:pPr>
               <w:pStyle w:val="Normal"/>
               <w:widowControl/>
-              <w:spacing w:lineRule="auto" w:line="240" w:before="60" w:after="60"/>
-              <w:jc w:val="both"/>
+              <w:spacing w:lineRule="auto" w:line="240" w:before="20" w:after="20"/>
+              <w:jc w:val="start"/>
               <w:rPr>
                 <w:rFonts w:eastAsia="ＭＳ 明朝" w:cs=""/>
                 <w:kern w:val="0"/>
@@ -7365,7 +7341,7 @@
                 <w:b w:val="false"/>
                 <w:color w:val="000000"/>
                 <w:kern w:val="0"/>
-                <w:sz w:val="20"/>
+                <w:sz w:val="17"/>
                 <w:szCs w:val="22"/>
                 <w:lang w:val="en-US" w:eastAsia="en-US" w:bidi="ar-SA"/>
               </w:rPr>
@@ -7375,7 +7351,7 @@
         </w:tc>
         <w:tc>
           <w:tcPr>
-            <w:tcW w:w="1644" w:type="dxa"/>
+            <w:tcW w:w="1786" w:type="dxa"/>
             <w:tcBorders/>
             <w:shd w:color="auto" w:fill="FFFFFF" w:val="clear"/>
           </w:tcPr>
@@ -7383,8 +7359,8 @@
             <w:pPr>
               <w:pStyle w:val="Normal"/>
               <w:widowControl/>
-              <w:spacing w:lineRule="auto" w:line="240" w:before="60" w:after="60"/>
-              <w:jc w:val="both"/>
+              <w:spacing w:lineRule="auto" w:line="240" w:before="20" w:after="20"/>
+              <w:jc w:val="start"/>
               <w:rPr>
                 <w:rFonts w:eastAsia="ＭＳ 明朝" w:cs=""/>
                 <w:kern w:val="0"/>
@@ -7398,7 +7374,7 @@
                 <w:b w:val="false"/>
                 <w:color w:val="000000"/>
                 <w:kern w:val="0"/>
-                <w:sz w:val="20"/>
+                <w:sz w:val="17"/>
                 <w:szCs w:val="22"/>
                 <w:lang w:val="en-US" w:eastAsia="en-US" w:bidi="ar-SA"/>
               </w:rPr>
@@ -7408,7 +7384,7 @@
         </w:tc>
         <w:tc>
           <w:tcPr>
-            <w:tcW w:w="1645" w:type="dxa"/>
+            <w:tcW w:w="1530" w:type="dxa"/>
             <w:tcBorders/>
             <w:shd w:color="auto" w:fill="FFFFFF" w:val="clear"/>
           </w:tcPr>
@@ -7416,8 +7392,8 @@
             <w:pPr>
               <w:pStyle w:val="Normal"/>
               <w:widowControl/>
-              <w:spacing w:lineRule="auto" w:line="240" w:before="60" w:after="60"/>
-              <w:jc w:val="both"/>
+              <w:spacing w:lineRule="auto" w:line="240" w:before="20" w:after="20"/>
+              <w:jc w:val="start"/>
               <w:rPr>
                 <w:rFonts w:eastAsia="ＭＳ 明朝" w:cs=""/>
                 <w:kern w:val="0"/>
@@ -7431,7 +7407,7 @@
                 <w:b w:val="false"/>
                 <w:color w:val="000000"/>
                 <w:kern w:val="0"/>
-                <w:sz w:val="20"/>
+                <w:sz w:val="17"/>
                 <w:szCs w:val="22"/>
                 <w:lang w:val="en-US" w:eastAsia="en-US" w:bidi="ar-SA"/>
               </w:rPr>
@@ -7441,7 +7417,7 @@
         </w:tc>
         <w:tc>
           <w:tcPr>
-            <w:tcW w:w="1695" w:type="dxa"/>
+            <w:tcW w:w="1701" w:type="dxa"/>
             <w:tcBorders/>
             <w:shd w:color="auto" w:fill="FFFFFF" w:val="clear"/>
           </w:tcPr>
@@ -7449,8 +7425,8 @@
             <w:pPr>
               <w:pStyle w:val="Normal"/>
               <w:widowControl/>
-              <w:spacing w:lineRule="auto" w:line="240" w:before="60" w:after="60"/>
-              <w:jc w:val="both"/>
+              <w:spacing w:lineRule="auto" w:line="240" w:before="20" w:after="20"/>
+              <w:jc w:val="start"/>
               <w:rPr>
                 <w:rFonts w:eastAsia="ＭＳ 明朝" w:cs=""/>
                 <w:kern w:val="0"/>
@@ -7464,7 +7440,7 @@
                 <w:b w:val="false"/>
                 <w:color w:val="000000"/>
                 <w:kern w:val="0"/>
-                <w:sz w:val="20"/>
+                <w:sz w:val="17"/>
                 <w:szCs w:val="22"/>
                 <w:lang w:val="en-US" w:eastAsia="en-US" w:bidi="ar-SA"/>
               </w:rPr>
@@ -7474,10 +7450,12 @@
         </w:tc>
       </w:tr>
       <w:tr>
-        <w:trPr/>
-        <w:tc>
-          <w:tcPr>
-            <w:tcW w:w="1644" w:type="dxa"/>
+        <w:trPr>
+          <w:cantSplit/>
+        </w:trPr>
+        <w:tc>
+          <w:tcPr>
+            <w:tcW w:w="1728" w:type="dxa"/>
             <w:tcBorders/>
             <w:shd w:color="auto" w:fill="D9E1F2" w:val="clear"/>
           </w:tcPr>
@@ -7485,8 +7463,8 @@
             <w:pPr>
               <w:pStyle w:val="Normal"/>
               <w:widowControl/>
-              <w:spacing w:lineRule="auto" w:line="240" w:before="60" w:after="60"/>
-              <w:jc w:val="both"/>
+              <w:spacing w:lineRule="auto" w:line="240" w:before="20" w:after="20"/>
+              <w:jc w:val="start"/>
               <w:rPr>
                 <w:rFonts w:eastAsia="ＭＳ 明朝" w:cs=""/>
                 <w:kern w:val="0"/>
@@ -7500,7 +7478,7 @@
                 <w:b w:val="false"/>
                 <w:color w:val="000000"/>
                 <w:kern w:val="0"/>
-                <w:sz w:val="20"/>
+                <w:sz w:val="17"/>
                 <w:szCs w:val="22"/>
                 <w:lang w:val="en-US" w:eastAsia="en-US" w:bidi="ar-SA"/>
               </w:rPr>
@@ -7510,7 +7488,7 @@
         </w:tc>
         <w:tc>
           <w:tcPr>
-            <w:tcW w:w="1643" w:type="dxa"/>
+            <w:tcW w:w="1531" w:type="dxa"/>
             <w:tcBorders/>
             <w:shd w:color="auto" w:fill="D9E1F2" w:val="clear"/>
           </w:tcPr>
@@ -7518,8 +7496,8 @@
             <w:pPr>
               <w:pStyle w:val="Normal"/>
               <w:widowControl/>
-              <w:spacing w:lineRule="auto" w:line="240" w:before="60" w:after="60"/>
-              <w:jc w:val="both"/>
+              <w:spacing w:lineRule="auto" w:line="240" w:before="20" w:after="20"/>
+              <w:jc w:val="start"/>
               <w:rPr>
                 <w:rFonts w:eastAsia="ＭＳ 明朝" w:cs=""/>
                 <w:kern w:val="0"/>
@@ -7533,7 +7511,7 @@
                 <w:b w:val="false"/>
                 <w:color w:val="000000"/>
                 <w:kern w:val="0"/>
-                <w:sz w:val="20"/>
+                <w:sz w:val="17"/>
                 <w:szCs w:val="22"/>
                 <w:lang w:val="en-US" w:eastAsia="en-US" w:bidi="ar-SA"/>
               </w:rPr>
@@ -7543,7 +7521,7 @@
         </w:tc>
         <w:tc>
           <w:tcPr>
-            <w:tcW w:w="1644" w:type="dxa"/>
+            <w:tcW w:w="1786" w:type="dxa"/>
             <w:tcBorders/>
             <w:shd w:color="auto" w:fill="D9E1F2" w:val="clear"/>
           </w:tcPr>
@@ -7551,8 +7529,8 @@
             <w:pPr>
               <w:pStyle w:val="Normal"/>
               <w:widowControl/>
-              <w:spacing w:lineRule="auto" w:line="240" w:before="60" w:after="60"/>
-              <w:jc w:val="both"/>
+              <w:spacing w:lineRule="auto" w:line="240" w:before="20" w:after="20"/>
+              <w:jc w:val="start"/>
               <w:rPr>
                 <w:rFonts w:eastAsia="ＭＳ 明朝" w:cs=""/>
                 <w:kern w:val="0"/>
@@ -7566,7 +7544,7 @@
                 <w:b w:val="false"/>
                 <w:color w:val="000000"/>
                 <w:kern w:val="0"/>
-                <w:sz w:val="20"/>
+                <w:sz w:val="17"/>
                 <w:szCs w:val="22"/>
                 <w:lang w:val="en-US" w:eastAsia="en-US" w:bidi="ar-SA"/>
               </w:rPr>
@@ -7576,7 +7554,7 @@
         </w:tc>
         <w:tc>
           <w:tcPr>
-            <w:tcW w:w="1645" w:type="dxa"/>
+            <w:tcW w:w="1530" w:type="dxa"/>
             <w:tcBorders/>
             <w:shd w:color="auto" w:fill="D9E1F2" w:val="clear"/>
           </w:tcPr>
@@ -7584,8 +7562,8 @@
             <w:pPr>
               <w:pStyle w:val="Normal"/>
               <w:widowControl/>
-              <w:spacing w:lineRule="auto" w:line="240" w:before="60" w:after="60"/>
-              <w:jc w:val="both"/>
+              <w:spacing w:lineRule="auto" w:line="240" w:before="20" w:after="20"/>
+              <w:jc w:val="start"/>
               <w:rPr>
                 <w:rFonts w:eastAsia="ＭＳ 明朝" w:cs=""/>
                 <w:kern w:val="0"/>
@@ -7599,7 +7577,7 @@
                 <w:b w:val="false"/>
                 <w:color w:val="000000"/>
                 <w:kern w:val="0"/>
-                <w:sz w:val="20"/>
+                <w:sz w:val="17"/>
                 <w:szCs w:val="22"/>
                 <w:lang w:val="en-US" w:eastAsia="en-US" w:bidi="ar-SA"/>
               </w:rPr>
@@ -7609,7 +7587,7 @@
         </w:tc>
         <w:tc>
           <w:tcPr>
-            <w:tcW w:w="1695" w:type="dxa"/>
+            <w:tcW w:w="1701" w:type="dxa"/>
             <w:tcBorders/>
             <w:shd w:color="auto" w:fill="D9E1F2" w:val="clear"/>
           </w:tcPr>
@@ -7617,8 +7595,8 @@
             <w:pPr>
               <w:pStyle w:val="Normal"/>
               <w:widowControl/>
-              <w:spacing w:lineRule="auto" w:line="240" w:before="60" w:after="60"/>
-              <w:jc w:val="both"/>
+              <w:spacing w:lineRule="auto" w:line="240" w:before="20" w:after="20"/>
+              <w:jc w:val="start"/>
               <w:rPr>
                 <w:rFonts w:eastAsia="ＭＳ 明朝" w:cs=""/>
                 <w:kern w:val="0"/>
@@ -7632,7 +7610,7 @@
                 <w:b w:val="false"/>
                 <w:color w:val="000000"/>
                 <w:kern w:val="0"/>
-                <w:sz w:val="20"/>
+                <w:sz w:val="17"/>
                 <w:szCs w:val="22"/>
                 <w:lang w:val="en-US" w:eastAsia="en-US" w:bidi="ar-SA"/>
               </w:rPr>
@@ -7642,10 +7620,12 @@
         </w:tc>
       </w:tr>
       <w:tr>
-        <w:trPr/>
-        <w:tc>
-          <w:tcPr>
-            <w:tcW w:w="1644" w:type="dxa"/>
+        <w:trPr>
+          <w:cantSplit/>
+        </w:trPr>
+        <w:tc>
+          <w:tcPr>
+            <w:tcW w:w="1728" w:type="dxa"/>
             <w:tcBorders/>
             <w:shd w:color="auto" w:fill="FFFFFF" w:val="clear"/>
           </w:tcPr>
@@ -7653,8 +7633,8 @@
             <w:pPr>
               <w:pStyle w:val="Normal"/>
               <w:widowControl/>
-              <w:spacing w:lineRule="auto" w:line="240" w:before="60" w:after="60"/>
-              <w:jc w:val="both"/>
+              <w:spacing w:lineRule="auto" w:line="240" w:before="20" w:after="20"/>
+              <w:jc w:val="start"/>
               <w:rPr>
                 <w:rFonts w:eastAsia="ＭＳ 明朝" w:cs=""/>
                 <w:kern w:val="0"/>
@@ -7668,7 +7648,7 @@
                 <w:b w:val="false"/>
                 <w:color w:val="000000"/>
                 <w:kern w:val="0"/>
-                <w:sz w:val="20"/>
+                <w:sz w:val="17"/>
                 <w:szCs w:val="22"/>
                 <w:lang w:val="en-US" w:eastAsia="en-US" w:bidi="ar-SA"/>
               </w:rPr>
@@ -7678,7 +7658,7 @@
         </w:tc>
         <w:tc>
           <w:tcPr>
-            <w:tcW w:w="1643" w:type="dxa"/>
+            <w:tcW w:w="1531" w:type="dxa"/>
             <w:tcBorders/>
             <w:shd w:color="auto" w:fill="FFFFFF" w:val="clear"/>
           </w:tcPr>
@@ -7686,8 +7666,8 @@
             <w:pPr>
               <w:pStyle w:val="Normal"/>
               <w:widowControl/>
-              <w:spacing w:lineRule="auto" w:line="240" w:before="60" w:after="60"/>
-              <w:jc w:val="both"/>
+              <w:spacing w:lineRule="auto" w:line="240" w:before="20" w:after="20"/>
+              <w:jc w:val="start"/>
               <w:rPr>
                 <w:rFonts w:eastAsia="ＭＳ 明朝" w:cs=""/>
                 <w:kern w:val="0"/>
@@ -7701,7 +7681,7 @@
                 <w:b w:val="false"/>
                 <w:color w:val="000000"/>
                 <w:kern w:val="0"/>
-                <w:sz w:val="20"/>
+                <w:sz w:val="17"/>
                 <w:szCs w:val="22"/>
                 <w:lang w:val="en-US" w:eastAsia="en-US" w:bidi="ar-SA"/>
               </w:rPr>
@@ -7711,7 +7691,7 @@
         </w:tc>
         <w:tc>
           <w:tcPr>
-            <w:tcW w:w="1644" w:type="dxa"/>
+            <w:tcW w:w="1786" w:type="dxa"/>
             <w:tcBorders/>
             <w:shd w:color="auto" w:fill="FFFFFF" w:val="clear"/>
           </w:tcPr>
@@ -7719,8 +7699,8 @@
             <w:pPr>
               <w:pStyle w:val="Normal"/>
               <w:widowControl/>
-              <w:spacing w:lineRule="auto" w:line="240" w:before="60" w:after="60"/>
-              <w:jc w:val="both"/>
+              <w:spacing w:lineRule="auto" w:line="240" w:before="20" w:after="20"/>
+              <w:jc w:val="start"/>
               <w:rPr>
                 <w:rFonts w:eastAsia="ＭＳ 明朝" w:cs=""/>
                 <w:kern w:val="0"/>
@@ -7734,7 +7714,7 @@
                 <w:b w:val="false"/>
                 <w:color w:val="000000"/>
                 <w:kern w:val="0"/>
-                <w:sz w:val="20"/>
+                <w:sz w:val="17"/>
                 <w:szCs w:val="22"/>
                 <w:lang w:val="en-US" w:eastAsia="en-US" w:bidi="ar-SA"/>
               </w:rPr>
@@ -7744,7 +7724,7 @@
         </w:tc>
         <w:tc>
           <w:tcPr>
-            <w:tcW w:w="1645" w:type="dxa"/>
+            <w:tcW w:w="1530" w:type="dxa"/>
             <w:tcBorders/>
             <w:shd w:color="auto" w:fill="FFFFFF" w:val="clear"/>
           </w:tcPr>
@@ -7752,8 +7732,8 @@
             <w:pPr>
               <w:pStyle w:val="Normal"/>
               <w:widowControl/>
-              <w:spacing w:lineRule="auto" w:line="240" w:before="60" w:after="60"/>
-              <w:jc w:val="both"/>
+              <w:spacing w:lineRule="auto" w:line="240" w:before="20" w:after="20"/>
+              <w:jc w:val="start"/>
               <w:rPr>
                 <w:rFonts w:eastAsia="ＭＳ 明朝" w:cs=""/>
                 <w:kern w:val="0"/>
@@ -7767,7 +7747,7 @@
                 <w:b w:val="false"/>
                 <w:color w:val="000000"/>
                 <w:kern w:val="0"/>
-                <w:sz w:val="20"/>
+                <w:sz w:val="17"/>
                 <w:szCs w:val="22"/>
                 <w:lang w:val="en-US" w:eastAsia="en-US" w:bidi="ar-SA"/>
               </w:rPr>
@@ -7777,7 +7757,7 @@
         </w:tc>
         <w:tc>
           <w:tcPr>
-            <w:tcW w:w="1695" w:type="dxa"/>
+            <w:tcW w:w="1701" w:type="dxa"/>
             <w:tcBorders/>
             <w:shd w:color="auto" w:fill="FFFFFF" w:val="clear"/>
           </w:tcPr>
@@ -7785,8 +7765,8 @@
             <w:pPr>
               <w:pStyle w:val="Normal"/>
               <w:widowControl/>
-              <w:spacing w:lineRule="auto" w:line="240" w:before="60" w:after="60"/>
-              <w:jc w:val="both"/>
+              <w:spacing w:lineRule="auto" w:line="240" w:before="20" w:after="20"/>
+              <w:jc w:val="start"/>
               <w:rPr>
                 <w:rFonts w:eastAsia="ＭＳ 明朝" w:cs=""/>
                 <w:kern w:val="0"/>
@@ -7800,7 +7780,7 @@
                 <w:b w:val="false"/>
                 <w:color w:val="000000"/>
                 <w:kern w:val="0"/>
-                <w:sz w:val="20"/>
+                <w:sz w:val="17"/>
                 <w:szCs w:val="22"/>
                 <w:lang w:val="en-US" w:eastAsia="en-US" w:bidi="ar-SA"/>
               </w:rPr>
@@ -12774,7 +12754,7 @@
         <w:rPr>
           <w:sz w:val="24"/>
         </w:rPr>
-        <w:t>Diseño del nuevo flujo simplificado del proceso de procura, definiendo etapas, responsables, puntos de control y tiempos de referencia para el seguimiento administrativo.</w:t>
+        <w:t>Diseño del nuevo flujo simplificado del proceso de procura, definiendo etapas, responsables, puntos de control y tiempos de referencia para el seguimiento administrativo; el flujo TO-BE y su distribución por responsables se presentan en los Anexos C y D.</w:t>
       </w:r>
     </w:p>
     <w:p>
@@ -12847,7 +12827,7 @@
         <w:rPr>
           <w:sz w:val="24"/>
         </w:rPr>
-        <w:t>Diseño de los formatos estandarizados de solicitud de cotización y orden de compra, elaboración de la matriz de autorización por monto y definición de indicadores básicos para el seguimiento del proceso.</w:t>
+        <w:t>Diseño de los formatos estandarizados de solicitud de cotización y orden de compra, elaboración de la matriz de autorización por monto y definición de indicadores básicos para el seguimiento del proceso. Como apoyos de organización y asignación de responsabilidades se incorporan el SIPOC y la matriz RACI en los Anexos E y F.</w:t>
       </w:r>
     </w:p>
     <w:p>
@@ -13182,6 +13162,21 @@
     </w:p>
     <w:p>
       <w:pPr>
+        <w:pStyle w:val="Normal"/>
+        <w:spacing w:lineRule="auto" w:line="360"/>
+        <w:ind w:firstLine="709"/>
+        <w:jc w:val="both"/>
+        <w:rPr/>
+      </w:pPr>
+      <w:r>
+        <w:rPr>
+          <w:sz w:val="24"/>
+        </w:rPr>
+        <w:t>4. La experiencia de pasantía permitió aplicar conocimientos y competencias de Administración relacionados con planificación, organización, control, análisis de procesos y gestión documental, fortaleciendo la capacidad para relacionar la formación académica con situaciones reales del funcionamiento organizacional.</w:t>
+      </w:r>
+    </w:p>
+    <w:p>
+      <w:pPr>
         <w:pStyle w:val="IUTECPTtulo2"/>
         <w:keepNext w:val="true"/>
         <w:keepLines/>
@@ -13301,7 +13296,7 @@
         <w:rPr>
           <w:sz w:val="24"/>
         </w:rPr>
-        <w:t>1. Continuar fortaleciendo el acompañamiento académico durante las pasantías y la articulación entre los conocimientos adquiridos en la carrera y las situaciones administrativas observadas en las empresas.</w:t>
+        <w:t>1. Continuar fortaleciendo el acompañamiento académico durante las pasantías, promoviendo la aplicación de conocimientos de planificación, organización, control y análisis de procesos frente a situaciones administrativas reales de las empresas.</w:t>
       </w:r>
     </w:p>
     <w:p>
@@ -13631,7 +13626,7 @@
           <w:b/>
           <w:sz w:val="20"/>
         </w:rPr>
-        <w:t>[Diagrama de Ishikawa de las causas asociadas a las demoras del proceso de procura]</w:t>
+        <w:t>[Diagrama de Ishikawa definitivo de las causas asociadas a las demoras y pérdida de trazabilidad del proceso de procura]</w:t>
       </w:r>
     </w:p>
     <w:p>
@@ -13646,7 +13641,7 @@
         <w:rPr/>
         <w:drawing>
           <wp:inline distT="0" distB="0" distL="0" distR="0">
-            <wp:extent cx="4679950" cy="778510"/>
+            <wp:extent cx="5039995" cy="1524635"/>
             <wp:effectExtent l="0" t="0" r="0" b="0"/>
             <wp:docPr id="7" name="Picture 7"/>
             <wp:cNvGraphicFramePr>
@@ -13670,7 +13665,7 @@
                   <pic:spPr bwMode="auto">
                     <a:xfrm>
                       <a:off x="0" y="0"/>
-                      <a:ext cx="4679950" cy="778510"/>
+                      <a:ext cx="5039995" cy="1524635"/>
                     </a:xfrm>
                     <a:prstGeom prst="rect">
                       <a:avLst/>
@@ -14287,126 +14282,6 @@
     <w:p>
       <w:pPr>
         <w:pStyle w:val="Normal"/>
-        <w:spacing w:lineRule="auto" w:line="240" w:before="0" w:after="0"/>
-        <w:ind w:hanging="0"/>
-        <w:jc w:val="center"/>
-        <w:rPr/>
-        <w:sectPr>
-          <w:footerReference w:type="even" r:id="rId86"/>
-          <w:footerReference w:type="default" r:id="rId87"/>
-          <w:footerReference w:type="first" r:id="rId88"/>
-          <w:type w:val="nextPage"/>
-          <w:pgSz w:w="12240" w:h="15840"/>
-          <w:pgMar w:left="2268" w:right="1701" w:gutter="0" w:header="0" w:top="1701" w:footer="720" w:bottom="1701"/>
-          <w:pgNumType w:fmt="decimal"/>
-          <w:formProt w:val="false"/>
-          <w:textDirection w:val="lrTb"/>
-          <w:docGrid w:type="default" w:linePitch="360" w:charSpace="0"/>
-        </w:sectPr>
-      </w:pPr>
-      <w:r>
-        <w:rPr>
-          <w:i/>
-          <w:sz w:val="20"/>
-        </w:rPr>
-        <w:t xml:space="preserve">Fuente: </w:t>
-      </w:r>
-      <w:r>
-        <w:rPr>
-          <w:sz w:val="20"/>
-        </w:rPr>
-        <w:t>Elaboración propia (2026).</w:t>
-      </w:r>
-    </w:p>
-    <w:p>
-      <w:pPr>
-        <w:pStyle w:val="Normal"/>
-        <w:keepNext w:val="true"/>
-        <w:keepLines/>
-        <w:spacing w:before="0" w:after="480"/>
-        <w:jc w:val="center"/>
-        <w:rPr/>
-      </w:pPr>
-      <w:bookmarkStart w:id="49" w:name="bm_anexoG"/>
-      <w:bookmarkEnd w:id="49"/>
-      <w:r>
-        <w:rPr>
-          <w:b/>
-          <w:sz w:val="20"/>
-        </w:rPr>
-        <w:t>ANEXO G</w:t>
-      </w:r>
-    </w:p>
-    <w:p>
-      <w:pPr>
-        <w:pStyle w:val="Normal"/>
-        <w:keepNext w:val="true"/>
-        <w:keepLines/>
-        <w:spacing w:before="240" w:after="480"/>
-        <w:jc w:val="center"/>
-        <w:rPr/>
-      </w:pPr>
-      <w:r>
-        <w:rPr>
-          <w:b/>
-          <w:sz w:val="20"/>
-        </w:rPr>
-        <w:t>[Diagrama de Ishikawa definitivo de las causas asociadas a las demoras y pérdida de trazabilidad del proceso de procura]</w:t>
-      </w:r>
-    </w:p>
-    <w:p>
-      <w:pPr>
-        <w:pStyle w:val="Normal"/>
-        <w:keepNext w:val="true"/>
-        <w:keepLines/>
-        <w:jc w:val="center"/>
-        <w:rPr/>
-      </w:pPr>
-      <w:r>
-        <w:rPr/>
-        <w:drawing>
-          <wp:inline distT="0" distB="0" distL="0" distR="0">
-            <wp:extent cx="5039995" cy="1524635"/>
-            <wp:effectExtent l="0" t="0" r="0" b="0"/>
-            <wp:docPr id="13" name="Picture 13"/>
-            <wp:cNvGraphicFramePr>
-              <a:graphicFrameLocks xmlns:a="http://schemas.openxmlformats.org/drawingml/2006/main" noChangeAspect="1"/>
-            </wp:cNvGraphicFramePr>
-            <a:graphic xmlns:a="http://schemas.openxmlformats.org/drawingml/2006/main">
-              <a:graphicData uri="http://schemas.openxmlformats.org/drawingml/2006/picture">
-                <pic:pic xmlns:pic="http://schemas.openxmlformats.org/drawingml/2006/picture">
-                  <pic:nvPicPr>
-                    <pic:cNvPr id="13" name="Picture 13"/>
-                    <pic:cNvPicPr>
-                      <a:picLocks noChangeAspect="1" noChangeArrowheads="1"/>
-                    </pic:cNvPicPr>
-                  </pic:nvPicPr>
-                  <pic:blipFill>
-                    <a:blip r:embed="rId89"/>
-                    <a:stretch>
-                      <a:fillRect/>
-                    </a:stretch>
-                  </pic:blipFill>
-                  <pic:spPr bwMode="auto">
-                    <a:xfrm>
-                      <a:off x="0" y="0"/>
-                      <a:ext cx="5039995" cy="1524635"/>
-                    </a:xfrm>
-                    <a:prstGeom prst="rect">
-                      <a:avLst/>
-                    </a:prstGeom>
-                    <a:noFill/>
-                  </pic:spPr>
-                </pic:pic>
-              </a:graphicData>
-            </a:graphic>
-          </wp:inline>
-        </w:drawing>
-      </w:r>
-    </w:p>
-    <w:p>
-      <w:pPr>
-        <w:pStyle w:val="Normal"/>
         <w:spacing w:lineRule="auto" w:line="240" w:before="0" w:after="240"/>
         <w:ind w:hanging="0"/>
         <w:jc w:val="center"/>
@@ -15619,7 +15494,7 @@
                 <wp:inline distT="0" distB="0" distL="0" distR="0">
                   <wp:extent cx="1259840" cy="581660"/>
                   <wp:effectExtent l="0" t="0" r="0" b="0"/>
-                  <wp:docPr id="14" name="Image2"/>
+                  <wp:docPr id="13" name="Image2"/>
                   <wp:cNvGraphicFramePr>
                     <a:graphicFrameLocks xmlns:a="http://schemas.openxmlformats.org/drawingml/2006/main" noChangeAspect="1"/>
                   </wp:cNvGraphicFramePr>
@@ -15627,13 +15502,13 @@
                     <a:graphicData uri="http://schemas.openxmlformats.org/drawingml/2006/picture">
                       <pic:pic xmlns:pic="http://schemas.openxmlformats.org/drawingml/2006/picture">
                         <pic:nvPicPr>
-                          <pic:cNvPr id="14" name="Image2"/>
+                          <pic:cNvPr id="13" name="Image2"/>
                           <pic:cNvPicPr>
                             <a:picLocks noChangeAspect="1" noChangeArrowheads="1"/>
                           </pic:cNvPicPr>
                         </pic:nvPicPr>
                         <pic:blipFill>
-                          <a:blip r:embed="rId90"/>
+                          <a:blip r:embed="rId86"/>
                           <a:stretch>
                             <a:fillRect/>
                           </a:stretch>
@@ -15674,7 +15549,7 @@
                 <wp:inline distT="0" distB="0" distL="0" distR="0">
                   <wp:extent cx="1259840" cy="746760"/>
                   <wp:effectExtent l="0" t="0" r="0" b="0"/>
-                  <wp:docPr id="15" name="Image3"/>
+                  <wp:docPr id="14" name="Image3"/>
                   <wp:cNvGraphicFramePr>
                     <a:graphicFrameLocks xmlns:a="http://schemas.openxmlformats.org/drawingml/2006/main" noChangeAspect="1"/>
                   </wp:cNvGraphicFramePr>
@@ -15682,13 +15557,13 @@
                     <a:graphicData uri="http://schemas.openxmlformats.org/drawingml/2006/picture">
                       <pic:pic xmlns:pic="http://schemas.openxmlformats.org/drawingml/2006/picture">
                         <pic:nvPicPr>
-                          <pic:cNvPr id="15" name="Image3"/>
+                          <pic:cNvPr id="14" name="Image3"/>
                           <pic:cNvPicPr>
                             <a:picLocks noChangeAspect="1" noChangeArrowheads="1"/>
                           </pic:cNvPicPr>
                         </pic:nvPicPr>
                         <pic:blipFill>
-                          <a:blip r:embed="rId91"/>
+                          <a:blip r:embed="rId87"/>
                           <a:stretch>
                             <a:fillRect/>
                           </a:stretch>
@@ -15786,7 +15661,7 @@
           <wp:inline distT="0" distB="0" distL="0" distR="0">
             <wp:extent cx="1440180" cy="633095"/>
             <wp:effectExtent l="0" t="0" r="0" b="0"/>
-            <wp:docPr id="16" name="Image4"/>
+            <wp:docPr id="15" name="Image4"/>
             <wp:cNvGraphicFramePr>
               <a:graphicFrameLocks xmlns:a="http://schemas.openxmlformats.org/drawingml/2006/main" noChangeAspect="1"/>
             </wp:cNvGraphicFramePr>
@@ -15794,13 +15669,13 @@
               <a:graphicData uri="http://schemas.openxmlformats.org/drawingml/2006/picture">
                 <pic:pic xmlns:pic="http://schemas.openxmlformats.org/drawingml/2006/picture">
                   <pic:nvPicPr>
-                    <pic:cNvPr id="16" name="Image4"/>
+                    <pic:cNvPr id="15" name="Image4"/>
                     <pic:cNvPicPr>
                       <a:picLocks noChangeAspect="1" noChangeArrowheads="1"/>
                     </pic:cNvPicPr>
                   </pic:nvPicPr>
                   <pic:blipFill>
-                    <a:blip r:embed="rId92"/>
+                    <a:blip r:embed="rId88"/>
                     <a:stretch>
                       <a:fillRect/>
                     </a:stretch>
@@ -17016,7 +16891,7 @@
                 <wp:inline distT="0" distB="0" distL="0" distR="0">
                   <wp:extent cx="1259840" cy="581660"/>
                   <wp:effectExtent l="0" t="0" r="0" b="0"/>
-                  <wp:docPr id="17" name="Image5"/>
+                  <wp:docPr id="16" name="Image5"/>
                   <wp:cNvGraphicFramePr>
                     <a:graphicFrameLocks xmlns:a="http://schemas.openxmlformats.org/drawingml/2006/main" noChangeAspect="1"/>
                   </wp:cNvGraphicFramePr>
@@ -17024,13 +16899,13 @@
                     <a:graphicData uri="http://schemas.openxmlformats.org/drawingml/2006/picture">
                       <pic:pic xmlns:pic="http://schemas.openxmlformats.org/drawingml/2006/picture">
                         <pic:nvPicPr>
-                          <pic:cNvPr id="17" name="Image5"/>
+                          <pic:cNvPr id="16" name="Image5"/>
                           <pic:cNvPicPr>
                             <a:picLocks noChangeAspect="1" noChangeArrowheads="1"/>
                           </pic:cNvPicPr>
                         </pic:nvPicPr>
                         <pic:blipFill>
-                          <a:blip r:embed="rId93"/>
+                          <a:blip r:embed="rId89"/>
                           <a:stretch>
                             <a:fillRect/>
                           </a:stretch>
@@ -17071,7 +16946,7 @@
                 <wp:inline distT="0" distB="0" distL="0" distR="0">
                   <wp:extent cx="1259840" cy="746760"/>
                   <wp:effectExtent l="0" t="0" r="0" b="0"/>
-                  <wp:docPr id="18" name="Image6"/>
+                  <wp:docPr id="17" name="Image6"/>
                   <wp:cNvGraphicFramePr>
                     <a:graphicFrameLocks xmlns:a="http://schemas.openxmlformats.org/drawingml/2006/main" noChangeAspect="1"/>
                   </wp:cNvGraphicFramePr>
@@ -17079,13 +16954,13 @@
                     <a:graphicData uri="http://schemas.openxmlformats.org/drawingml/2006/picture">
                       <pic:pic xmlns:pic="http://schemas.openxmlformats.org/drawingml/2006/picture">
                         <pic:nvPicPr>
-                          <pic:cNvPr id="18" name="Image6"/>
+                          <pic:cNvPr id="17" name="Image6"/>
                           <pic:cNvPicPr>
                             <a:picLocks noChangeAspect="1" noChangeArrowheads="1"/>
                           </pic:cNvPicPr>
                         </pic:nvPicPr>
                         <pic:blipFill>
-                          <a:blip r:embed="rId94"/>
+                          <a:blip r:embed="rId90"/>
                           <a:stretch>
                             <a:fillRect/>
                           </a:stretch>
@@ -17183,7 +17058,7 @@
           <wp:inline distT="0" distB="0" distL="0" distR="0">
             <wp:extent cx="1440180" cy="633095"/>
             <wp:effectExtent l="0" t="0" r="0" b="0"/>
-            <wp:docPr id="19" name="Image7"/>
+            <wp:docPr id="18" name="Image7"/>
             <wp:cNvGraphicFramePr>
               <a:graphicFrameLocks xmlns:a="http://schemas.openxmlformats.org/drawingml/2006/main" noChangeAspect="1"/>
             </wp:cNvGraphicFramePr>
@@ -17191,13 +17066,13 @@
               <a:graphicData uri="http://schemas.openxmlformats.org/drawingml/2006/picture">
                 <pic:pic xmlns:pic="http://schemas.openxmlformats.org/drawingml/2006/picture">
                   <pic:nvPicPr>
-                    <pic:cNvPr id="19" name="Image7"/>
+                    <pic:cNvPr id="18" name="Image7"/>
                     <pic:cNvPicPr>
                       <a:picLocks noChangeAspect="1" noChangeArrowheads="1"/>
                     </pic:cNvPicPr>
                   </pic:nvPicPr>
                   <pic:blipFill>
-                    <a:blip r:embed="rId95"/>
+                    <a:blip r:embed="rId91"/>
                     <a:stretch>
                       <a:fillRect/>
                     </a:stretch>
@@ -18413,7 +18288,7 @@
                 <wp:inline distT="0" distB="0" distL="0" distR="0">
                   <wp:extent cx="1259840" cy="581660"/>
                   <wp:effectExtent l="0" t="0" r="0" b="0"/>
-                  <wp:docPr id="20" name="Image8"/>
+                  <wp:docPr id="19" name="Image8"/>
                   <wp:cNvGraphicFramePr>
                     <a:graphicFrameLocks xmlns:a="http://schemas.openxmlformats.org/drawingml/2006/main" noChangeAspect="1"/>
                   </wp:cNvGraphicFramePr>
@@ -18421,13 +18296,13 @@
                     <a:graphicData uri="http://schemas.openxmlformats.org/drawingml/2006/picture">
                       <pic:pic xmlns:pic="http://schemas.openxmlformats.org/drawingml/2006/picture">
                         <pic:nvPicPr>
-                          <pic:cNvPr id="20" name="Image8"/>
+                          <pic:cNvPr id="19" name="Image8"/>
                           <pic:cNvPicPr>
                             <a:picLocks noChangeAspect="1" noChangeArrowheads="1"/>
                           </pic:cNvPicPr>
                         </pic:nvPicPr>
                         <pic:blipFill>
-                          <a:blip r:embed="rId96"/>
+                          <a:blip r:embed="rId92"/>
                           <a:stretch>
                             <a:fillRect/>
                           </a:stretch>
@@ -18468,7 +18343,7 @@
                 <wp:inline distT="0" distB="0" distL="0" distR="0">
                   <wp:extent cx="1259840" cy="746760"/>
                   <wp:effectExtent l="0" t="0" r="0" b="0"/>
-                  <wp:docPr id="21" name="Image9"/>
+                  <wp:docPr id="20" name="Image9"/>
                   <wp:cNvGraphicFramePr>
                     <a:graphicFrameLocks xmlns:a="http://schemas.openxmlformats.org/drawingml/2006/main" noChangeAspect="1"/>
                   </wp:cNvGraphicFramePr>
@@ -18476,13 +18351,13 @@
                     <a:graphicData uri="http://schemas.openxmlformats.org/drawingml/2006/picture">
                       <pic:pic xmlns:pic="http://schemas.openxmlformats.org/drawingml/2006/picture">
                         <pic:nvPicPr>
-                          <pic:cNvPr id="21" name="Image9"/>
+                          <pic:cNvPr id="20" name="Image9"/>
                           <pic:cNvPicPr>
                             <a:picLocks noChangeAspect="1" noChangeArrowheads="1"/>
                           </pic:cNvPicPr>
                         </pic:nvPicPr>
                         <pic:blipFill>
-                          <a:blip r:embed="rId97"/>
+                          <a:blip r:embed="rId93"/>
                           <a:stretch>
                             <a:fillRect/>
                           </a:stretch>
@@ -18580,7 +18455,7 @@
           <wp:inline distT="0" distB="0" distL="0" distR="0">
             <wp:extent cx="1440180" cy="633095"/>
             <wp:effectExtent l="0" t="0" r="0" b="0"/>
-            <wp:docPr id="22" name="Image10"/>
+            <wp:docPr id="21" name="Image10"/>
             <wp:cNvGraphicFramePr>
               <a:graphicFrameLocks xmlns:a="http://schemas.openxmlformats.org/drawingml/2006/main" noChangeAspect="1"/>
             </wp:cNvGraphicFramePr>
@@ -18588,13 +18463,13 @@
               <a:graphicData uri="http://schemas.openxmlformats.org/drawingml/2006/picture">
                 <pic:pic xmlns:pic="http://schemas.openxmlformats.org/drawingml/2006/picture">
                   <pic:nvPicPr>
-                    <pic:cNvPr id="22" name="Image10"/>
+                    <pic:cNvPr id="21" name="Image10"/>
                     <pic:cNvPicPr>
                       <a:picLocks noChangeAspect="1" noChangeArrowheads="1"/>
                     </pic:cNvPicPr>
                   </pic:nvPicPr>
                   <pic:blipFill>
-                    <a:blip r:embed="rId98"/>
+                    <a:blip r:embed="rId94"/>
                     <a:stretch>
                       <a:fillRect/>
                     </a:stretch>
@@ -19810,7 +19685,7 @@
                 <wp:inline distT="0" distB="0" distL="0" distR="0">
                   <wp:extent cx="1259840" cy="581660"/>
                   <wp:effectExtent l="0" t="0" r="0" b="0"/>
-                  <wp:docPr id="23" name="Image11"/>
+                  <wp:docPr id="22" name="Image11"/>
                   <wp:cNvGraphicFramePr>
                     <a:graphicFrameLocks xmlns:a="http://schemas.openxmlformats.org/drawingml/2006/main" noChangeAspect="1"/>
                   </wp:cNvGraphicFramePr>
@@ -19818,13 +19693,13 @@
                     <a:graphicData uri="http://schemas.openxmlformats.org/drawingml/2006/picture">
                       <pic:pic xmlns:pic="http://schemas.openxmlformats.org/drawingml/2006/picture">
                         <pic:nvPicPr>
-                          <pic:cNvPr id="23" name="Image11"/>
+                          <pic:cNvPr id="22" name="Image11"/>
                           <pic:cNvPicPr>
                             <a:picLocks noChangeAspect="1" noChangeArrowheads="1"/>
                           </pic:cNvPicPr>
                         </pic:nvPicPr>
                         <pic:blipFill>
-                          <a:blip r:embed="rId99"/>
+                          <a:blip r:embed="rId95"/>
                           <a:stretch>
                             <a:fillRect/>
                           </a:stretch>
@@ -19865,7 +19740,7 @@
                 <wp:inline distT="0" distB="0" distL="0" distR="0">
                   <wp:extent cx="1259840" cy="746760"/>
                   <wp:effectExtent l="0" t="0" r="0" b="0"/>
-                  <wp:docPr id="24" name="Image12"/>
+                  <wp:docPr id="23" name="Image12"/>
                   <wp:cNvGraphicFramePr>
                     <a:graphicFrameLocks xmlns:a="http://schemas.openxmlformats.org/drawingml/2006/main" noChangeAspect="1"/>
                   </wp:cNvGraphicFramePr>
@@ -19873,13 +19748,13 @@
                     <a:graphicData uri="http://schemas.openxmlformats.org/drawingml/2006/picture">
                       <pic:pic xmlns:pic="http://schemas.openxmlformats.org/drawingml/2006/picture">
                         <pic:nvPicPr>
-                          <pic:cNvPr id="24" name="Image12"/>
+                          <pic:cNvPr id="23" name="Image12"/>
                           <pic:cNvPicPr>
                             <a:picLocks noChangeAspect="1" noChangeArrowheads="1"/>
                           </pic:cNvPicPr>
                         </pic:nvPicPr>
                         <pic:blipFill>
-                          <a:blip r:embed="rId100"/>
+                          <a:blip r:embed="rId96"/>
                           <a:stretch>
                             <a:fillRect/>
                           </a:stretch>
@@ -19977,7 +19852,7 @@
           <wp:inline distT="0" distB="0" distL="0" distR="0">
             <wp:extent cx="1440180" cy="633095"/>
             <wp:effectExtent l="0" t="0" r="0" b="0"/>
-            <wp:docPr id="25" name="Image13"/>
+            <wp:docPr id="24" name="Image13"/>
             <wp:cNvGraphicFramePr>
               <a:graphicFrameLocks xmlns:a="http://schemas.openxmlformats.org/drawingml/2006/main" noChangeAspect="1"/>
             </wp:cNvGraphicFramePr>
@@ -19985,13 +19860,13 @@
               <a:graphicData uri="http://schemas.openxmlformats.org/drawingml/2006/picture">
                 <pic:pic xmlns:pic="http://schemas.openxmlformats.org/drawingml/2006/picture">
                   <pic:nvPicPr>
-                    <pic:cNvPr id="25" name="Image13"/>
+                    <pic:cNvPr id="24" name="Image13"/>
                     <pic:cNvPicPr>
                       <a:picLocks noChangeAspect="1" noChangeArrowheads="1"/>
                     </pic:cNvPicPr>
                   </pic:nvPicPr>
                   <pic:blipFill>
-                    <a:blip r:embed="rId101"/>
+                    <a:blip r:embed="rId97"/>
                     <a:stretch>
                       <a:fillRect/>
                     </a:stretch>
@@ -21207,7 +21082,7 @@
                 <wp:inline distT="0" distB="0" distL="0" distR="0">
                   <wp:extent cx="1259840" cy="581660"/>
                   <wp:effectExtent l="0" t="0" r="0" b="0"/>
-                  <wp:docPr id="26" name="Image14"/>
+                  <wp:docPr id="25" name="Image14"/>
                   <wp:cNvGraphicFramePr>
                     <a:graphicFrameLocks xmlns:a="http://schemas.openxmlformats.org/drawingml/2006/main" noChangeAspect="1"/>
                   </wp:cNvGraphicFramePr>
@@ -21215,13 +21090,13 @@
                     <a:graphicData uri="http://schemas.openxmlformats.org/drawingml/2006/picture">
                       <pic:pic xmlns:pic="http://schemas.openxmlformats.org/drawingml/2006/picture">
                         <pic:nvPicPr>
-                          <pic:cNvPr id="26" name="Image14"/>
+                          <pic:cNvPr id="25" name="Image14"/>
                           <pic:cNvPicPr>
                             <a:picLocks noChangeAspect="1" noChangeArrowheads="1"/>
                           </pic:cNvPicPr>
                         </pic:nvPicPr>
                         <pic:blipFill>
-                          <a:blip r:embed="rId102"/>
+                          <a:blip r:embed="rId98"/>
                           <a:stretch>
                             <a:fillRect/>
                           </a:stretch>
@@ -21262,7 +21137,7 @@
                 <wp:inline distT="0" distB="0" distL="0" distR="0">
                   <wp:extent cx="1259840" cy="746760"/>
                   <wp:effectExtent l="0" t="0" r="0" b="0"/>
-                  <wp:docPr id="27" name="Image15"/>
+                  <wp:docPr id="26" name="Image15"/>
                   <wp:cNvGraphicFramePr>
                     <a:graphicFrameLocks xmlns:a="http://schemas.openxmlformats.org/drawingml/2006/main" noChangeAspect="1"/>
                   </wp:cNvGraphicFramePr>
@@ -21270,13 +21145,13 @@
                     <a:graphicData uri="http://schemas.openxmlformats.org/drawingml/2006/picture">
                       <pic:pic xmlns:pic="http://schemas.openxmlformats.org/drawingml/2006/picture">
                         <pic:nvPicPr>
-                          <pic:cNvPr id="27" name="Image15"/>
+                          <pic:cNvPr id="26" name="Image15"/>
                           <pic:cNvPicPr>
                             <a:picLocks noChangeAspect="1" noChangeArrowheads="1"/>
                           </pic:cNvPicPr>
                         </pic:nvPicPr>
                         <pic:blipFill>
-                          <a:blip r:embed="rId103"/>
+                          <a:blip r:embed="rId99"/>
                           <a:stretch>
                             <a:fillRect/>
                           </a:stretch>
@@ -21374,7 +21249,7 @@
           <wp:inline distT="0" distB="0" distL="0" distR="0">
             <wp:extent cx="1440180" cy="633095"/>
             <wp:effectExtent l="0" t="0" r="0" b="0"/>
-            <wp:docPr id="28" name="Image16"/>
+            <wp:docPr id="27" name="Image16"/>
             <wp:cNvGraphicFramePr>
               <a:graphicFrameLocks xmlns:a="http://schemas.openxmlformats.org/drawingml/2006/main" noChangeAspect="1"/>
             </wp:cNvGraphicFramePr>
@@ -21382,13 +21257,13 @@
               <a:graphicData uri="http://schemas.openxmlformats.org/drawingml/2006/picture">
                 <pic:pic xmlns:pic="http://schemas.openxmlformats.org/drawingml/2006/picture">
                   <pic:nvPicPr>
-                    <pic:cNvPr id="28" name="Image16"/>
+                    <pic:cNvPr id="27" name="Image16"/>
                     <pic:cNvPicPr>
                       <a:picLocks noChangeAspect="1" noChangeArrowheads="1"/>
                     </pic:cNvPicPr>
                   </pic:nvPicPr>
                   <pic:blipFill>
-                    <a:blip r:embed="rId104"/>
+                    <a:blip r:embed="rId100"/>
                     <a:stretch>
                       <a:fillRect/>
                     </a:stretch>
@@ -22604,7 +22479,7 @@
                 <wp:inline distT="0" distB="0" distL="0" distR="0">
                   <wp:extent cx="1259840" cy="581660"/>
                   <wp:effectExtent l="0" t="0" r="0" b="0"/>
-                  <wp:docPr id="29" name="Image17"/>
+                  <wp:docPr id="28" name="Image17"/>
                   <wp:cNvGraphicFramePr>
                     <a:graphicFrameLocks xmlns:a="http://schemas.openxmlformats.org/drawingml/2006/main" noChangeAspect="1"/>
                   </wp:cNvGraphicFramePr>
@@ -22612,13 +22487,13 @@
                     <a:graphicData uri="http://schemas.openxmlformats.org/drawingml/2006/picture">
                       <pic:pic xmlns:pic="http://schemas.openxmlformats.org/drawingml/2006/picture">
                         <pic:nvPicPr>
-                          <pic:cNvPr id="29" name="Image17"/>
+                          <pic:cNvPr id="28" name="Image17"/>
                           <pic:cNvPicPr>
                             <a:picLocks noChangeAspect="1" noChangeArrowheads="1"/>
                           </pic:cNvPicPr>
                         </pic:nvPicPr>
                         <pic:blipFill>
-                          <a:blip r:embed="rId105"/>
+                          <a:blip r:embed="rId101"/>
                           <a:stretch>
                             <a:fillRect/>
                           </a:stretch>
@@ -22659,7 +22534,7 @@
                 <wp:inline distT="0" distB="0" distL="0" distR="0">
                   <wp:extent cx="1259840" cy="746760"/>
                   <wp:effectExtent l="0" t="0" r="0" b="0"/>
-                  <wp:docPr id="30" name="Image18"/>
+                  <wp:docPr id="29" name="Image18"/>
                   <wp:cNvGraphicFramePr>
                     <a:graphicFrameLocks xmlns:a="http://schemas.openxmlformats.org/drawingml/2006/main" noChangeAspect="1"/>
                   </wp:cNvGraphicFramePr>
@@ -22667,13 +22542,13 @@
                     <a:graphicData uri="http://schemas.openxmlformats.org/drawingml/2006/picture">
                       <pic:pic xmlns:pic="http://schemas.openxmlformats.org/drawingml/2006/picture">
                         <pic:nvPicPr>
-                          <pic:cNvPr id="30" name="Image18"/>
+                          <pic:cNvPr id="29" name="Image18"/>
                           <pic:cNvPicPr>
                             <a:picLocks noChangeAspect="1" noChangeArrowheads="1"/>
                           </pic:cNvPicPr>
                         </pic:nvPicPr>
                         <pic:blipFill>
-                          <a:blip r:embed="rId106"/>
+                          <a:blip r:embed="rId102"/>
                           <a:stretch>
                             <a:fillRect/>
                           </a:stretch>
@@ -22771,7 +22646,7 @@
           <wp:inline distT="0" distB="0" distL="0" distR="0">
             <wp:extent cx="1440180" cy="633095"/>
             <wp:effectExtent l="0" t="0" r="0" b="0"/>
-            <wp:docPr id="31" name="Image19"/>
+            <wp:docPr id="30" name="Image19"/>
             <wp:cNvGraphicFramePr>
               <a:graphicFrameLocks xmlns:a="http://schemas.openxmlformats.org/drawingml/2006/main" noChangeAspect="1"/>
             </wp:cNvGraphicFramePr>
@@ -22779,13 +22654,13 @@
               <a:graphicData uri="http://schemas.openxmlformats.org/drawingml/2006/picture">
                 <pic:pic xmlns:pic="http://schemas.openxmlformats.org/drawingml/2006/picture">
                   <pic:nvPicPr>
-                    <pic:cNvPr id="31" name="Image19"/>
+                    <pic:cNvPr id="30" name="Image19"/>
                     <pic:cNvPicPr>
                       <a:picLocks noChangeAspect="1" noChangeArrowheads="1"/>
                     </pic:cNvPicPr>
                   </pic:nvPicPr>
                   <pic:blipFill>
-                    <a:blip r:embed="rId107"/>
+                    <a:blip r:embed="rId103"/>
                     <a:stretch>
                       <a:fillRect/>
                     </a:stretch>
@@ -24001,7 +23876,7 @@
                 <wp:inline distT="0" distB="0" distL="0" distR="0">
                   <wp:extent cx="1259840" cy="581660"/>
                   <wp:effectExtent l="0" t="0" r="0" b="0"/>
-                  <wp:docPr id="32" name="Image20"/>
+                  <wp:docPr id="31" name="Image20"/>
                   <wp:cNvGraphicFramePr>
                     <a:graphicFrameLocks xmlns:a="http://schemas.openxmlformats.org/drawingml/2006/main" noChangeAspect="1"/>
                   </wp:cNvGraphicFramePr>
@@ -24009,13 +23884,13 @@
                     <a:graphicData uri="http://schemas.openxmlformats.org/drawingml/2006/picture">
                       <pic:pic xmlns:pic="http://schemas.openxmlformats.org/drawingml/2006/picture">
                         <pic:nvPicPr>
-                          <pic:cNvPr id="32" name="Image20"/>
+                          <pic:cNvPr id="31" name="Image20"/>
                           <pic:cNvPicPr>
                             <a:picLocks noChangeAspect="1" noChangeArrowheads="1"/>
                           </pic:cNvPicPr>
                         </pic:nvPicPr>
                         <pic:blipFill>
-                          <a:blip r:embed="rId108"/>
+                          <a:blip r:embed="rId104"/>
                           <a:stretch>
                             <a:fillRect/>
                           </a:stretch>
@@ -24056,7 +23931,7 @@
                 <wp:inline distT="0" distB="0" distL="0" distR="0">
                   <wp:extent cx="1259840" cy="746760"/>
                   <wp:effectExtent l="0" t="0" r="0" b="0"/>
-                  <wp:docPr id="33" name="Image21"/>
+                  <wp:docPr id="32" name="Image21"/>
                   <wp:cNvGraphicFramePr>
                     <a:graphicFrameLocks xmlns:a="http://schemas.openxmlformats.org/drawingml/2006/main" noChangeAspect="1"/>
                   </wp:cNvGraphicFramePr>
@@ -24064,13 +23939,13 @@
                     <a:graphicData uri="http://schemas.openxmlformats.org/drawingml/2006/picture">
                       <pic:pic xmlns:pic="http://schemas.openxmlformats.org/drawingml/2006/picture">
                         <pic:nvPicPr>
-                          <pic:cNvPr id="33" name="Image21"/>
+                          <pic:cNvPr id="32" name="Image21"/>
                           <pic:cNvPicPr>
                             <a:picLocks noChangeAspect="1" noChangeArrowheads="1"/>
                           </pic:cNvPicPr>
                         </pic:nvPicPr>
                         <pic:blipFill>
-                          <a:blip r:embed="rId109"/>
+                          <a:blip r:embed="rId105"/>
                           <a:stretch>
                             <a:fillRect/>
                           </a:stretch>
@@ -24168,7 +24043,7 @@
           <wp:inline distT="0" distB="0" distL="0" distR="0">
             <wp:extent cx="1440180" cy="633095"/>
             <wp:effectExtent l="0" t="0" r="0" b="0"/>
-            <wp:docPr id="34" name="Image22"/>
+            <wp:docPr id="33" name="Image22"/>
             <wp:cNvGraphicFramePr>
               <a:graphicFrameLocks xmlns:a="http://schemas.openxmlformats.org/drawingml/2006/main" noChangeAspect="1"/>
             </wp:cNvGraphicFramePr>
@@ -24176,13 +24051,13 @@
               <a:graphicData uri="http://schemas.openxmlformats.org/drawingml/2006/picture">
                 <pic:pic xmlns:pic="http://schemas.openxmlformats.org/drawingml/2006/picture">
                   <pic:nvPicPr>
-                    <pic:cNvPr id="34" name="Image22"/>
+                    <pic:cNvPr id="33" name="Image22"/>
                     <pic:cNvPicPr>
                       <a:picLocks noChangeAspect="1" noChangeArrowheads="1"/>
                     </pic:cNvPicPr>
                   </pic:nvPicPr>
                   <pic:blipFill>
-                    <a:blip r:embed="rId110"/>
+                    <a:blip r:embed="rId106"/>
                     <a:stretch>
                       <a:fillRect/>
                     </a:stretch>
@@ -25398,7 +25273,7 @@
                 <wp:inline distT="0" distB="0" distL="0" distR="0">
                   <wp:extent cx="1259840" cy="581660"/>
                   <wp:effectExtent l="0" t="0" r="0" b="0"/>
-                  <wp:docPr id="35" name="Image23"/>
+                  <wp:docPr id="34" name="Image23"/>
                   <wp:cNvGraphicFramePr>
                     <a:graphicFrameLocks xmlns:a="http://schemas.openxmlformats.org/drawingml/2006/main" noChangeAspect="1"/>
                   </wp:cNvGraphicFramePr>
@@ -25406,13 +25281,13 @@
                     <a:graphicData uri="http://schemas.openxmlformats.org/drawingml/2006/picture">
                       <pic:pic xmlns:pic="http://schemas.openxmlformats.org/drawingml/2006/picture">
                         <pic:nvPicPr>
-                          <pic:cNvPr id="35" name="Image23"/>
+                          <pic:cNvPr id="34" name="Image23"/>
                           <pic:cNvPicPr>
                             <a:picLocks noChangeAspect="1" noChangeArrowheads="1"/>
                           </pic:cNvPicPr>
                         </pic:nvPicPr>
                         <pic:blipFill>
-                          <a:blip r:embed="rId111"/>
+                          <a:blip r:embed="rId107"/>
                           <a:stretch>
                             <a:fillRect/>
                           </a:stretch>
@@ -25453,7 +25328,7 @@
                 <wp:inline distT="0" distB="0" distL="0" distR="0">
                   <wp:extent cx="1259840" cy="746760"/>
                   <wp:effectExtent l="0" t="0" r="0" b="0"/>
-                  <wp:docPr id="36" name="Image24"/>
+                  <wp:docPr id="35" name="Image24"/>
                   <wp:cNvGraphicFramePr>
                     <a:graphicFrameLocks xmlns:a="http://schemas.openxmlformats.org/drawingml/2006/main" noChangeAspect="1"/>
                   </wp:cNvGraphicFramePr>
@@ -25461,13 +25336,13 @@
                     <a:graphicData uri="http://schemas.openxmlformats.org/drawingml/2006/picture">
                       <pic:pic xmlns:pic="http://schemas.openxmlformats.org/drawingml/2006/picture">
                         <pic:nvPicPr>
-                          <pic:cNvPr id="36" name="Image24"/>
+                          <pic:cNvPr id="35" name="Image24"/>
                           <pic:cNvPicPr>
                             <a:picLocks noChangeAspect="1" noChangeArrowheads="1"/>
                           </pic:cNvPicPr>
                         </pic:nvPicPr>
                         <pic:blipFill>
-                          <a:blip r:embed="rId112"/>
+                          <a:blip r:embed="rId108"/>
                           <a:stretch>
                             <a:fillRect/>
                           </a:stretch>
@@ -25565,7 +25440,7 @@
           <wp:inline distT="0" distB="0" distL="0" distR="0">
             <wp:extent cx="1440180" cy="633095"/>
             <wp:effectExtent l="0" t="0" r="0" b="0"/>
-            <wp:docPr id="37" name="Image25"/>
+            <wp:docPr id="36" name="Image25"/>
             <wp:cNvGraphicFramePr>
               <a:graphicFrameLocks xmlns:a="http://schemas.openxmlformats.org/drawingml/2006/main" noChangeAspect="1"/>
             </wp:cNvGraphicFramePr>
@@ -25573,13 +25448,13 @@
               <a:graphicData uri="http://schemas.openxmlformats.org/drawingml/2006/picture">
                 <pic:pic xmlns:pic="http://schemas.openxmlformats.org/drawingml/2006/picture">
                   <pic:nvPicPr>
-                    <pic:cNvPr id="37" name="Image25"/>
+                    <pic:cNvPr id="36" name="Image25"/>
                     <pic:cNvPicPr>
                       <a:picLocks noChangeAspect="1" noChangeArrowheads="1"/>
                     </pic:cNvPicPr>
                   </pic:nvPicPr>
                   <pic:blipFill>
-                    <a:blip r:embed="rId113"/>
+                    <a:blip r:embed="rId109"/>
                     <a:stretch>
                       <a:fillRect/>
                     </a:stretch>
@@ -26795,7 +26670,7 @@
                 <wp:inline distT="0" distB="0" distL="0" distR="0">
                   <wp:extent cx="1259840" cy="581660"/>
                   <wp:effectExtent l="0" t="0" r="0" b="0"/>
-                  <wp:docPr id="38" name="Image26"/>
+                  <wp:docPr id="37" name="Image26"/>
                   <wp:cNvGraphicFramePr>
                     <a:graphicFrameLocks xmlns:a="http://schemas.openxmlformats.org/drawingml/2006/main" noChangeAspect="1"/>
                   </wp:cNvGraphicFramePr>
@@ -26803,13 +26678,13 @@
                     <a:graphicData uri="http://schemas.openxmlformats.org/drawingml/2006/picture">
                       <pic:pic xmlns:pic="http://schemas.openxmlformats.org/drawingml/2006/picture">
                         <pic:nvPicPr>
-                          <pic:cNvPr id="38" name="Image26"/>
+                          <pic:cNvPr id="37" name="Image26"/>
                           <pic:cNvPicPr>
                             <a:picLocks noChangeAspect="1" noChangeArrowheads="1"/>
                           </pic:cNvPicPr>
                         </pic:nvPicPr>
                         <pic:blipFill>
-                          <a:blip r:embed="rId114"/>
+                          <a:blip r:embed="rId110"/>
                           <a:stretch>
                             <a:fillRect/>
                           </a:stretch>
@@ -26850,7 +26725,7 @@
                 <wp:inline distT="0" distB="0" distL="0" distR="0">
                   <wp:extent cx="1259840" cy="746760"/>
                   <wp:effectExtent l="0" t="0" r="0" b="0"/>
-                  <wp:docPr id="39" name="Image27"/>
+                  <wp:docPr id="38" name="Image27"/>
                   <wp:cNvGraphicFramePr>
                     <a:graphicFrameLocks xmlns:a="http://schemas.openxmlformats.org/drawingml/2006/main" noChangeAspect="1"/>
                   </wp:cNvGraphicFramePr>
@@ -26858,13 +26733,13 @@
                     <a:graphicData uri="http://schemas.openxmlformats.org/drawingml/2006/picture">
                       <pic:pic xmlns:pic="http://schemas.openxmlformats.org/drawingml/2006/picture">
                         <pic:nvPicPr>
-                          <pic:cNvPr id="39" name="Image27"/>
+                          <pic:cNvPr id="38" name="Image27"/>
                           <pic:cNvPicPr>
                             <a:picLocks noChangeAspect="1" noChangeArrowheads="1"/>
                           </pic:cNvPicPr>
                         </pic:nvPicPr>
                         <pic:blipFill>
-                          <a:blip r:embed="rId115"/>
+                          <a:blip r:embed="rId111"/>
                           <a:stretch>
                             <a:fillRect/>
                           </a:stretch>
@@ -26962,7 +26837,7 @@
           <wp:inline distT="0" distB="0" distL="0" distR="0">
             <wp:extent cx="1440180" cy="633095"/>
             <wp:effectExtent l="0" t="0" r="0" b="0"/>
-            <wp:docPr id="40" name="Image28"/>
+            <wp:docPr id="39" name="Image28"/>
             <wp:cNvGraphicFramePr>
               <a:graphicFrameLocks xmlns:a="http://schemas.openxmlformats.org/drawingml/2006/main" noChangeAspect="1"/>
             </wp:cNvGraphicFramePr>
@@ -26970,13 +26845,13 @@
               <a:graphicData uri="http://schemas.openxmlformats.org/drawingml/2006/picture">
                 <pic:pic xmlns:pic="http://schemas.openxmlformats.org/drawingml/2006/picture">
                   <pic:nvPicPr>
-                    <pic:cNvPr id="40" name="Image28"/>
+                    <pic:cNvPr id="39" name="Image28"/>
                     <pic:cNvPicPr>
                       <a:picLocks noChangeAspect="1" noChangeArrowheads="1"/>
                     </pic:cNvPicPr>
                   </pic:nvPicPr>
                   <pic:blipFill>
-                    <a:blip r:embed="rId116"/>
+                    <a:blip r:embed="rId112"/>
                     <a:stretch>
                       <a:fillRect/>
                     </a:stretch>
@@ -28192,7 +28067,7 @@
                 <wp:inline distT="0" distB="0" distL="0" distR="0">
                   <wp:extent cx="1259840" cy="581660"/>
                   <wp:effectExtent l="0" t="0" r="0" b="0"/>
-                  <wp:docPr id="41" name="Image29"/>
+                  <wp:docPr id="40" name="Image29"/>
                   <wp:cNvGraphicFramePr>
                     <a:graphicFrameLocks xmlns:a="http://schemas.openxmlformats.org/drawingml/2006/main" noChangeAspect="1"/>
                   </wp:cNvGraphicFramePr>
@@ -28200,13 +28075,13 @@
                     <a:graphicData uri="http://schemas.openxmlformats.org/drawingml/2006/picture">
                       <pic:pic xmlns:pic="http://schemas.openxmlformats.org/drawingml/2006/picture">
                         <pic:nvPicPr>
-                          <pic:cNvPr id="41" name="Image29"/>
+                          <pic:cNvPr id="40" name="Image29"/>
                           <pic:cNvPicPr>
                             <a:picLocks noChangeAspect="1" noChangeArrowheads="1"/>
                           </pic:cNvPicPr>
                         </pic:nvPicPr>
                         <pic:blipFill>
-                          <a:blip r:embed="rId117"/>
+                          <a:blip r:embed="rId113"/>
                           <a:stretch>
                             <a:fillRect/>
                           </a:stretch>
@@ -28247,7 +28122,7 @@
                 <wp:inline distT="0" distB="0" distL="0" distR="0">
                   <wp:extent cx="1259840" cy="746760"/>
                   <wp:effectExtent l="0" t="0" r="0" b="0"/>
-                  <wp:docPr id="42" name="Image30"/>
+                  <wp:docPr id="41" name="Image30"/>
                   <wp:cNvGraphicFramePr>
                     <a:graphicFrameLocks xmlns:a="http://schemas.openxmlformats.org/drawingml/2006/main" noChangeAspect="1"/>
                   </wp:cNvGraphicFramePr>
@@ -28255,13 +28130,13 @@
                     <a:graphicData uri="http://schemas.openxmlformats.org/drawingml/2006/picture">
                       <pic:pic xmlns:pic="http://schemas.openxmlformats.org/drawingml/2006/picture">
                         <pic:nvPicPr>
-                          <pic:cNvPr id="42" name="Image30"/>
+                          <pic:cNvPr id="41" name="Image30"/>
                           <pic:cNvPicPr>
                             <a:picLocks noChangeAspect="1" noChangeArrowheads="1"/>
                           </pic:cNvPicPr>
                         </pic:nvPicPr>
                         <pic:blipFill>
-                          <a:blip r:embed="rId118"/>
+                          <a:blip r:embed="rId114"/>
                           <a:stretch>
                             <a:fillRect/>
                           </a:stretch>
@@ -28359,7 +28234,7 @@
           <wp:inline distT="0" distB="0" distL="0" distR="0">
             <wp:extent cx="1440180" cy="633095"/>
             <wp:effectExtent l="0" t="0" r="0" b="0"/>
-            <wp:docPr id="43" name="Image31"/>
+            <wp:docPr id="42" name="Image31"/>
             <wp:cNvGraphicFramePr>
               <a:graphicFrameLocks xmlns:a="http://schemas.openxmlformats.org/drawingml/2006/main" noChangeAspect="1"/>
             </wp:cNvGraphicFramePr>
@@ -28367,13 +28242,13 @@
               <a:graphicData uri="http://schemas.openxmlformats.org/drawingml/2006/picture">
                 <pic:pic xmlns:pic="http://schemas.openxmlformats.org/drawingml/2006/picture">
                   <pic:nvPicPr>
-                    <pic:cNvPr id="43" name="Image31"/>
+                    <pic:cNvPr id="42" name="Image31"/>
                     <pic:cNvPicPr>
                       <a:picLocks noChangeAspect="1" noChangeArrowheads="1"/>
                     </pic:cNvPicPr>
                   </pic:nvPicPr>
                   <pic:blipFill>
-                    <a:blip r:embed="rId119"/>
+                    <a:blip r:embed="rId115"/>
                     <a:stretch>
                       <a:fillRect/>
                     </a:stretch>
@@ -28405,9 +28280,9 @@
       </w:r>
     </w:p>
     <w:sectPr>
-      <w:footerReference w:type="even" r:id="rId120"/>
-      <w:footerReference w:type="default" r:id="rId121"/>
-      <w:footerReference w:type="first" r:id="rId122"/>
+      <w:footerReference w:type="even" r:id="rId116"/>
+      <w:footerReference w:type="default" r:id="rId117"/>
+      <w:footerReference w:type="first" r:id="rId118"/>
       <w:type w:val="nextPage"/>
       <w:pgSz w:w="12240" w:h="15840"/>
       <w:pgMar w:left="2268" w:right="1701" w:gutter="0" w:header="0" w:top="1701" w:footer="720" w:bottom="1701"/>
@@ -30089,23 +29964,33 @@
       <w:rPr/>
     </w:pPr>
     <w:r>
-      <w:rPr/>
+      <w:rPr>
+        <w:sz w:val="20"/>
+      </w:rPr>
       <w:fldChar w:fldCharType="begin"/>
     </w:r>
     <w:r>
-      <w:rPr/>
+      <w:rPr>
+        <w:sz w:val="20"/>
+      </w:rPr>
       <w:instrText xml:space="preserve"> PAGE </w:instrText>
     </w:r>
     <w:r>
-      <w:rPr/>
+      <w:rPr>
+        <w:sz w:val="20"/>
+      </w:rPr>
       <w:fldChar w:fldCharType="separate"/>
     </w:r>
     <w:r>
-      <w:rPr/>
-      <w:t>34</w:t>
+      <w:rPr>
+        <w:sz w:val="20"/>
+      </w:rPr>
+      <w:t>54</w:t>
     </w:r>
     <w:r>
-      <w:rPr/>
+      <w:rPr>
+        <w:sz w:val="20"/>
+      </w:rPr>
       <w:fldChar w:fldCharType="end"/>
     </w:r>
   </w:p>
@@ -30113,52 +29998,6 @@
 </file>
 
 <file path=word/footer75.xml><?xml version="1.0" encoding="utf-8"?>
-<w:ftr xmlns:o="urn:schemas-microsoft-com:office:office" xmlns:r="http://schemas.openxmlformats.org/officeDocument/2006/relationships" xmlns:v="urn:schemas-microsoft-com:vml" xmlns:w="http://schemas.openxmlformats.org/wordprocessingml/2006/main" xmlns:w10="urn:schemas-microsoft-com:office:word" xmlns:wp="http://schemas.openxmlformats.org/drawingml/2006/wordprocessingDrawing" xmlns:pic="http://schemas.openxmlformats.org/drawingml/2006/picture" xmlns:wps="http://schemas.microsoft.com/office/word/2010/wordprocessingShape" xmlns:wpg="http://schemas.microsoft.com/office/word/2010/wordprocessingGroup" xmlns:mc="http://schemas.openxmlformats.org/markup-compatibility/2006" xmlns:wp14="http://schemas.microsoft.com/office/word/2010/wordprocessingDrawing" xmlns:w14="http://schemas.microsoft.com/office/word/2010/wordml" xmlns:w15="http://schemas.microsoft.com/office/word/2012/wordml" mc:Ignorable="w14 wp14 w15">
-  <w:p>
-    <w:pPr>
-      <w:pStyle w:val="Normal"/>
-      <w:jc w:val="center"/>
-      <w:rPr/>
-    </w:pPr>
-    <w:r>
-      <w:rPr/>
-      <w:fldChar w:fldCharType="begin"/>
-    </w:r>
-    <w:r>
-      <w:rPr/>
-      <w:instrText xml:space="preserve"> PAGE </w:instrText>
-    </w:r>
-    <w:r>
-      <w:rPr/>
-      <w:fldChar w:fldCharType="separate"/>
-    </w:r>
-    <w:r>
-      <w:rPr/>
-      <w:t>34</w:t>
-    </w:r>
-    <w:r>
-      <w:rPr/>
-      <w:fldChar w:fldCharType="end"/>
-    </w:r>
-  </w:p>
-</w:ftr>
-</file>
-
-<file path=word/footer76.xml><?xml version="1.0" encoding="utf-8"?>
-<w:ftr xmlns:o="urn:schemas-microsoft-com:office:office" xmlns:r="http://schemas.openxmlformats.org/officeDocument/2006/relationships" xmlns:v="urn:schemas-microsoft-com:vml" xmlns:w="http://schemas.openxmlformats.org/wordprocessingml/2006/main" xmlns:w10="urn:schemas-microsoft-com:office:word" xmlns:wp="http://schemas.openxmlformats.org/drawingml/2006/wordprocessingDrawing" xmlns:pic="http://schemas.openxmlformats.org/drawingml/2006/picture" xmlns:wps="http://schemas.microsoft.com/office/word/2010/wordprocessingShape" xmlns:wpg="http://schemas.microsoft.com/office/word/2010/wordprocessingGroup" xmlns:mc="http://schemas.openxmlformats.org/markup-compatibility/2006" xmlns:wp14="http://schemas.microsoft.com/office/word/2010/wordprocessingDrawing" xmlns:w14="http://schemas.microsoft.com/office/word/2010/wordml" xmlns:w15="http://schemas.microsoft.com/office/word/2012/wordml" mc:Ignorable="w14 wp14 w15">
-  <w:p>
-    <w:pPr>
-      <w:pStyle w:val="Footer"/>
-      <w:rPr/>
-    </w:pPr>
-    <w:r>
-      <w:rPr/>
-    </w:r>
-  </w:p>
-</w:ftr>
-</file>
-
-<file path=word/footer77.xml><?xml version="1.0" encoding="utf-8"?>
 <w:ftr xmlns:o="urn:schemas-microsoft-com:office:office" xmlns:r="http://schemas.openxmlformats.org/officeDocument/2006/relationships" xmlns:v="urn:schemas-microsoft-com:vml" xmlns:w="http://schemas.openxmlformats.org/wordprocessingml/2006/main" xmlns:w10="urn:schemas-microsoft-com:office:word" xmlns:wp="http://schemas.openxmlformats.org/drawingml/2006/wordprocessingDrawing" xmlns:pic="http://schemas.openxmlformats.org/drawingml/2006/picture" xmlns:wps="http://schemas.microsoft.com/office/word/2010/wordprocessingShape" xmlns:wpg="http://schemas.microsoft.com/office/word/2010/wordprocessingGroup" xmlns:mc="http://schemas.openxmlformats.org/markup-compatibility/2006" xmlns:wp14="http://schemas.microsoft.com/office/word/2010/wordprocessingDrawing" xmlns:w14="http://schemas.microsoft.com/office/word/2010/wordml" xmlns:w15="http://schemas.microsoft.com/office/word/2012/wordml" mc:Ignorable="w14 wp14 w15">
   <w:p>
     <w:pPr>
@@ -30188,49 +30027,7 @@
       <w:rPr>
         <w:sz w:val="20"/>
       </w:rPr>
-      <w:t>55</w:t>
-    </w:r>
-    <w:r>
-      <w:rPr>
-        <w:sz w:val="20"/>
-      </w:rPr>
-      <w:fldChar w:fldCharType="end"/>
-    </w:r>
-  </w:p>
-</w:ftr>
-</file>
-
-<file path=word/footer78.xml><?xml version="1.0" encoding="utf-8"?>
-<w:ftr xmlns:o="urn:schemas-microsoft-com:office:office" xmlns:r="http://schemas.openxmlformats.org/officeDocument/2006/relationships" xmlns:v="urn:schemas-microsoft-com:vml" xmlns:w="http://schemas.openxmlformats.org/wordprocessingml/2006/main" xmlns:w10="urn:schemas-microsoft-com:office:word" xmlns:wp="http://schemas.openxmlformats.org/drawingml/2006/wordprocessingDrawing" xmlns:pic="http://schemas.openxmlformats.org/drawingml/2006/picture" xmlns:wps="http://schemas.microsoft.com/office/word/2010/wordprocessingShape" xmlns:wpg="http://schemas.microsoft.com/office/word/2010/wordprocessingGroup" xmlns:mc="http://schemas.openxmlformats.org/markup-compatibility/2006" xmlns:wp14="http://schemas.microsoft.com/office/word/2010/wordprocessingDrawing" xmlns:w14="http://schemas.microsoft.com/office/word/2010/wordml" xmlns:w15="http://schemas.microsoft.com/office/word/2012/wordml" mc:Ignorable="w14 wp14 w15">
-  <w:p>
-    <w:pPr>
-      <w:pStyle w:val="Normal"/>
-      <w:jc w:val="center"/>
-      <w:rPr/>
-    </w:pPr>
-    <w:r>
-      <w:rPr>
-        <w:sz w:val="20"/>
-      </w:rPr>
-      <w:fldChar w:fldCharType="begin"/>
-    </w:r>
-    <w:r>
-      <w:rPr>
-        <w:sz w:val="20"/>
-      </w:rPr>
-      <w:instrText xml:space="preserve"> PAGE </w:instrText>
-    </w:r>
-    <w:r>
-      <w:rPr>
-        <w:sz w:val="20"/>
-      </w:rPr>
-      <w:fldChar w:fldCharType="separate"/>
-    </w:r>
-    <w:r>
-      <w:rPr>
-        <w:sz w:val="20"/>
-      </w:rPr>
-      <w:t>55</w:t>
+      <w:t>54</w:t>
     </w:r>
     <w:r>
       <w:rPr>

--- a/keidy/reportes/Informe_Pasantia_IUTECP_con_Cronogramas.docx
+++ b/keidy/reportes/Informe_Pasantia_IUTECP_con_Cronogramas.docx
@@ -2696,6 +2696,49 @@
           <w:tab w:val="left" w:pos="1020" w:leader="none"/>
           <w:tab w:val="right" w:pos="8271" w:leader="dot"/>
         </w:tabs>
+        <w:spacing w:lineRule="auto" w:line="360" w:before="0" w:after="80"/>
+        <w:ind w:hanging="1020" w:start="1020"/>
+        <w:rPr/>
+      </w:pPr>
+      <w:r>
+        <w:rPr>
+          <w:sz w:val="24"/>
+        </w:rPr>
+        <w:t>3</w:t>
+        <w:tab/>
+        <w:t>Organigrama estructural y niveles jerárquicos de la organización</w:t>
+        <w:tab/>
+      </w:r>
+      <w:r>
+        <w:rPr/>
+        <w:fldChar w:fldCharType="begin"/>
+      </w:r>
+      <w:r>
+        <w:rPr/>
+        <w:instrText xml:space="preserve"> PAGEREF bm_grafico3 \h </w:instrText>
+      </w:r>
+      <w:r>
+        <w:rPr/>
+        <w:fldChar w:fldCharType="separate"/>
+      </w:r>
+      <w:r>
+        <w:rPr/>
+        <w:t>?</w:t>
+      </w:r>
+      <w:r>
+        <w:rPr/>
+        <w:fldChar w:fldCharType="end"/>
+      </w:r>
+    </w:p>
+    <w:p>
+      <w:pPr>
+        <w:pStyle w:val="Normal"/>
+        <w:keepLines/>
+        <w:tabs>
+          <w:tab w:val="clear" w:pos="720"/>
+          <w:tab w:val="left" w:pos="1020" w:leader="none"/>
+          <w:tab w:val="right" w:pos="8271" w:leader="dot"/>
+        </w:tabs>
         <w:spacing w:lineRule="auto" w:line="360" w:before="0" w:after="0"/>
         <w:ind w:hanging="1020" w:start="1020"/>
         <w:rPr/>
@@ -2716,9 +2759,9 @@
         <w:rPr>
           <w:sz w:val="24"/>
         </w:rPr>
-        <w:t>3</w:t>
+        <w:t>4</w:t>
         <w:tab/>
-        <w:t>Organigrama estructural y niveles jerárquicos de la organización</w:t>
+        <w:t>Diagrama de Ishikawa de las causas asociadas a las demoras y pérdida de trazabilidad del proceso de procura</w:t>
         <w:tab/>
       </w:r>
       <w:r>
@@ -2727,7 +2770,7 @@
       </w:r>
       <w:r>
         <w:rPr/>
-        <w:instrText xml:space="preserve"> PAGEREF bm_grafico3 \h </w:instrText>
+        <w:instrText xml:space="preserve"> PAGEREF bm_grafico4 \h </w:instrText>
       </w:r>
       <w:r>
         <w:rPr/>
@@ -2811,7 +2854,7 @@
         </w:rPr>
         <w:t>A</w:t>
         <w:tab/>
-        <w:t>Diagrama de Ishikawa definitivo de las causas asociadas a las demoras y pérdida de trazabilidad del proceso de procura</w:t>
+        <w:t>Flujograma AS-IS del proceso actual de procura</w:t>
         <w:tab/>
       </w:r>
       <w:r>
@@ -2854,7 +2897,7 @@
         </w:rPr>
         <w:t>B</w:t>
         <w:tab/>
-        <w:t>Flujograma AS-IS del proceso actual de procura</w:t>
+        <w:t>Flujograma TO-BE del proceso simplificado propuesto</w:t>
         <w:tab/>
       </w:r>
       <w:r>
@@ -2897,7 +2940,7 @@
         </w:rPr>
         <w:t>C</w:t>
         <w:tab/>
-        <w:t>Flujograma TO-BE del proceso simplificado propuesto</w:t>
+        <w:t>Swimlane del proceso propuesto de procura</w:t>
         <w:tab/>
       </w:r>
       <w:r>
@@ -2940,49 +2983,6 @@
         </w:rPr>
         <w:t>D</w:t>
         <w:tab/>
-        <w:t>Swimlane del proceso propuesto de procura</w:t>
-        <w:tab/>
-      </w:r>
-      <w:r>
-        <w:rPr/>
-        <w:fldChar w:fldCharType="begin"/>
-      </w:r>
-      <w:r>
-        <w:rPr/>
-        <w:instrText xml:space="preserve"> PAGEREF bm_anexoD \h </w:instrText>
-      </w:r>
-      <w:r>
-        <w:rPr/>
-        <w:fldChar w:fldCharType="separate"/>
-      </w:r>
-      <w:r>
-        <w:rPr/>
-        <w:t>?</w:t>
-      </w:r>
-      <w:r>
-        <w:rPr/>
-        <w:fldChar w:fldCharType="end"/>
-      </w:r>
-    </w:p>
-    <w:p>
-      <w:pPr>
-        <w:pStyle w:val="Normal"/>
-        <w:keepLines/>
-        <w:tabs>
-          <w:tab w:val="clear" w:pos="720"/>
-          <w:tab w:val="left" w:pos="1020" w:leader="none"/>
-          <w:tab w:val="right" w:pos="8271" w:leader="dot"/>
-        </w:tabs>
-        <w:spacing w:lineRule="auto" w:line="360" w:before="0" w:after="80"/>
-        <w:ind w:hanging="1020" w:start="1020"/>
-        <w:rPr/>
-      </w:pPr>
-      <w:r>
-        <w:rPr>
-          <w:sz w:val="24"/>
-        </w:rPr>
-        <w:t>E</w:t>
-        <w:tab/>
         <w:t>SIPOC del proceso de procura</w:t>
         <w:tab/>
       </w:r>
@@ -2992,7 +2992,7 @@
       </w:r>
       <w:r>
         <w:rPr/>
-        <w:instrText xml:space="preserve"> PAGEREF bm_anexoE \h </w:instrText>
+        <w:instrText xml:space="preserve"> PAGEREF bm_anexoD \h </w:instrText>
       </w:r>
       <w:r>
         <w:rPr/>
@@ -3036,7 +3036,7 @@
         <w:rPr>
           <w:sz w:val="24"/>
         </w:rPr>
-        <w:t>F</w:t>
+        <w:t>E</w:t>
         <w:tab/>
         <w:t>Matriz RACI propuesta del proceso de procura</w:t>
         <w:tab/>
@@ -3047,7 +3047,7 @@
       </w:r>
       <w:r>
         <w:rPr/>
-        <w:instrText xml:space="preserve"> PAGEREF bm_anexoF \h </w:instrText>
+        <w:instrText xml:space="preserve"> PAGEREF bm_anexoE \h </w:instrText>
       </w:r>
       <w:r>
         <w:rPr/>
@@ -6874,7 +6874,7 @@
           <w:i w:val="false"/>
           <w:sz w:val="24"/>
         </w:rPr>
-        <w:t>El recorrido observado del proceso se sintetiza en el flujograma AS-IS incorporado como Anexo B, donde se muestran las etapas de recepción, cotización, aprobación, orden de compra, seguimiento y cierre, junto con los principales puntos críticos identificados.</w:t>
+        <w:t>El recorrido observado del proceso se sintetiza en el flujograma AS-IS incorporado como Anexo A, donde se muestran las etapas de recepción, cotización, aprobación, orden de compra, seguimiento y cierre, junto con los principales puntos críticos identificados.</w:t>
       </w:r>
     </w:p>
     <w:p>
@@ -6890,7 +6890,106 @@
           <w:i w:val="false"/>
           <w:sz w:val="24"/>
         </w:rPr>
-        <w:t>Para organizar las causas de la problemática se utilizó el diagrama de causa-efecto o diagrama de Ishikawa, complementado con observación directa del flujo de procura, entrevistas estructuradas al personal y revisión de expedientes de compras. La técnica permitió agrupar factores asociados a procedimientos, responsabilidades, documentación y seguimiento, facilitando la identificación de los puntos que debían atenderse en la propuesta (véase Anexo A).</w:t>
+        <w:t>Para organizar las causas de la problemática se utilizó el diagrama de causa-efecto o diagrama de Ishikawa, complementado con observación directa del flujo de procura, entrevistas estructuradas al personal y revisión de expedientes de compras. La técnica permitió agrupar factores asociados a procedimientos, responsabilidades, documentación y seguimiento, facilitando la identificación de los puntos que debían atenderse en la propuesta. La representación gráfica de esta técnica se presenta a continuación.</w:t>
+      </w:r>
+    </w:p>
+    <w:p>
+      <w:pPr>
+        <w:pStyle w:val="Normal"/>
+        <w:keepNext w:val="true"/>
+        <w:keepLines/>
+        <w:spacing w:before="480" w:after="0"/>
+        <w:jc w:val="center"/>
+        <w:rPr/>
+      </w:pPr>
+      <w:r>
+        <w:rPr/>
+        <w:drawing>
+          <wp:inline distT="0" distB="0" distL="0" distR="0">
+            <wp:extent cx="4500245" cy="1361440"/>
+            <wp:effectExtent l="0" t="0" r="0" b="0"/>
+            <wp:docPr id="7" name="Picture 7"/>
+            <wp:cNvGraphicFramePr>
+              <a:graphicFrameLocks xmlns:a="http://schemas.openxmlformats.org/drawingml/2006/main" noChangeAspect="1"/>
+            </wp:cNvGraphicFramePr>
+            <a:graphic xmlns:a="http://schemas.openxmlformats.org/drawingml/2006/main">
+              <a:graphicData uri="http://schemas.openxmlformats.org/drawingml/2006/picture">
+                <pic:pic xmlns:pic="http://schemas.openxmlformats.org/drawingml/2006/picture">
+                  <pic:nvPicPr>
+                    <pic:cNvPr id="7" name="Picture 7"/>
+                    <pic:cNvPicPr>
+                      <a:picLocks noChangeAspect="1" noChangeArrowheads="1"/>
+                    </pic:cNvPicPr>
+                  </pic:nvPicPr>
+                  <pic:blipFill>
+                    <a:blip r:embed="rId47"/>
+                    <a:stretch>
+                      <a:fillRect/>
+                    </a:stretch>
+                  </pic:blipFill>
+                  <pic:spPr bwMode="auto">
+                    <a:xfrm>
+                      <a:off x="0" y="0"/>
+                      <a:ext cx="4500245" cy="1361440"/>
+                    </a:xfrm>
+                    <a:prstGeom prst="rect">
+                      <a:avLst/>
+                    </a:prstGeom>
+                    <a:noFill/>
+                  </pic:spPr>
+                </pic:pic>
+              </a:graphicData>
+            </a:graphic>
+          </wp:inline>
+        </w:drawing>
+      </w:r>
+    </w:p>
+    <w:p>
+      <w:pPr>
+        <w:pStyle w:val="Normal"/>
+        <w:keepNext w:val="true"/>
+        <w:keepLines/>
+        <w:spacing w:before="120" w:after="480"/>
+        <w:jc w:val="center"/>
+        <w:rPr/>
+      </w:pPr>
+      <w:bookmarkStart w:id="28" w:name="bm_grafico4"/>
+      <w:r>
+        <w:rPr>
+          <w:i/>
+          <w:sz w:val="20"/>
+        </w:rPr>
+        <w:t xml:space="preserve">Gráfico 4. </w:t>
+      </w:r>
+      <w:r>
+        <w:rPr>
+          <w:b/>
+          <w:sz w:val="20"/>
+        </w:rPr>
+        <w:t>Diagrama de Ishikawa de las causas asociadas a las demoras y pérdida de trazabilidad del proceso de procura.</w:t>
+      </w:r>
+      <w:bookmarkEnd w:id="28"/>
+    </w:p>
+    <w:p>
+      <w:pPr>
+        <w:pStyle w:val="Normal"/>
+        <w:spacing w:lineRule="auto" w:line="240" w:before="0" w:after="240"/>
+        <w:ind w:hanging="0"/>
+        <w:jc w:val="center"/>
+        <w:rPr/>
+      </w:pPr>
+      <w:r>
+        <w:rPr>
+          <w:i/>
+          <w:sz w:val="20"/>
+        </w:rPr>
+        <w:t xml:space="preserve">Fuente: </w:t>
+      </w:r>
+      <w:r>
+        <w:rPr>
+          <w:sz w:val="20"/>
+        </w:rPr>
+        <w:t>Guzmán K. (2026).</w:t>
       </w:r>
     </w:p>
     <w:p>
@@ -6935,7 +7034,7 @@
         <w:jc w:val="start"/>
         <w:rPr/>
       </w:pPr>
-      <w:bookmarkStart w:id="28" w:name="bm_cap2_objg"/>
+      <w:bookmarkStart w:id="29" w:name="bm_cap2_objg"/>
       <w:r>
         <w:rPr>
           <w:b/>
@@ -6943,7 +7042,7 @@
         </w:rPr>
         <w:t>Objetivo General</w:t>
       </w:r>
-      <w:bookmarkEnd w:id="28"/>
+      <w:bookmarkEnd w:id="29"/>
     </w:p>
     <w:p>
       <w:pPr>
@@ -6970,7 +7069,7 @@
         <w:jc w:val="start"/>
         <w:rPr/>
       </w:pPr>
-      <w:bookmarkStart w:id="29" w:name="bm_cap2_obje"/>
+      <w:bookmarkStart w:id="30" w:name="bm_cap2_obje"/>
       <w:r>
         <w:rPr>
           <w:b/>
@@ -6978,7 +7077,7 @@
         </w:rPr>
         <w:t>Objetivos Específicos</w:t>
       </w:r>
-      <w:bookmarkEnd w:id="29"/>
+      <w:bookmarkEnd w:id="30"/>
     </w:p>
     <w:p>
       <w:pPr>
@@ -7034,7 +7133,7 @@
         <w:jc w:val="start"/>
         <w:rPr/>
       </w:pPr>
-      <w:bookmarkStart w:id="30" w:name="bm_cap2_planif"/>
+      <w:bookmarkStart w:id="31" w:name="bm_cap2_planif"/>
       <w:r>
         <w:rPr>
           <w:b/>
@@ -7042,7 +7141,7 @@
         </w:rPr>
         <w:t>Planificación integral de objetivos</w:t>
       </w:r>
-      <w:bookmarkEnd w:id="30"/>
+      <w:bookmarkEnd w:id="31"/>
     </w:p>
     <w:p>
       <w:pPr>
@@ -7069,7 +7168,7 @@
         <w:jc w:val="start"/>
         <w:rPr/>
       </w:pPr>
-      <w:bookmarkStart w:id="31" w:name="bm_cuadro2"/>
+      <w:bookmarkStart w:id="32" w:name="bm_cuadro2"/>
       <w:r>
         <w:rPr>
           <w:b/>
@@ -7084,7 +7183,7 @@
         </w:rPr>
         <w:t>Planificación integral de objetivos específicos.</w:t>
       </w:r>
-      <w:bookmarkEnd w:id="31"/>
+      <w:bookmarkEnd w:id="32"/>
     </w:p>
     <w:tbl>
       <w:tblPr>
@@ -7830,7 +7929,7 @@
         <w:jc w:val="start"/>
         <w:rPr/>
       </w:pPr>
-      <w:bookmarkStart w:id="32" w:name="bm_cap2_crono"/>
+      <w:bookmarkStart w:id="33" w:name="bm_cap2_crono"/>
       <w:r>
         <w:rPr>
           <w:b/>
@@ -7838,7 +7937,7 @@
         </w:rPr>
         <w:t>CRONOGRAMA DE ACTIVIDADES (DIAGRAMA DE GANTT)</w:t>
       </w:r>
-      <w:bookmarkEnd w:id="32"/>
+      <w:bookmarkEnd w:id="33"/>
     </w:p>
     <w:p>
       <w:pPr>
@@ -7861,11 +7960,11 @@
         <w:pStyle w:val="Normal"/>
         <w:keepNext w:val="true"/>
         <w:keepLines/>
-        <w:spacing w:lineRule="auto" w:line="360" w:before="480" w:after="240"/>
+        <w:spacing w:lineRule="auto" w:line="240" w:before="120" w:after="60"/>
         <w:jc w:val="start"/>
         <w:rPr/>
       </w:pPr>
-      <w:bookmarkStart w:id="33" w:name="bm_cuadro3"/>
+      <w:bookmarkStart w:id="34" w:name="bm_cuadro3"/>
       <w:r>
         <w:rPr>
           <w:b/>
@@ -7880,7 +7979,7 @@
         </w:rPr>
         <w:t>Cronograma de actividades de la pasantía.</w:t>
       </w:r>
-      <w:bookmarkEnd w:id="33"/>
+      <w:bookmarkEnd w:id="34"/>
     </w:p>
     <w:tbl>
       <w:tblPr>
@@ -7913,6 +8012,7 @@
       <w:tr>
         <w:trPr>
           <w:tblHeader w:val="true"/>
+          <w:cantSplit/>
         </w:trPr>
         <w:tc>
           <w:tcPr>
@@ -7924,7 +8024,7 @@
             <w:pPr>
               <w:pStyle w:val="Normal"/>
               <w:widowControl/>
-              <w:spacing w:lineRule="auto" w:line="240" w:before="60" w:after="60"/>
+              <w:spacing w:lineRule="auto" w:line="240" w:before="0" w:after="0"/>
               <w:jc w:val="center"/>
               <w:rPr>
                 <w:rFonts w:eastAsia="ＭＳ 明朝" w:cs=""/>
@@ -7939,7 +8039,7 @@
                 <w:b/>
                 <w:color w:val="FFFFFF"/>
                 <w:kern w:val="0"/>
-                <w:sz w:val="20"/>
+                <w:sz w:val="15"/>
                 <w:szCs w:val="22"/>
                 <w:lang w:val="en-US" w:eastAsia="en-US" w:bidi="ar-SA"/>
               </w:rPr>
@@ -7958,7 +8058,7 @@
             <w:pPr>
               <w:pStyle w:val="Normal"/>
               <w:widowControl/>
-              <w:spacing w:lineRule="auto" w:line="240" w:before="60" w:after="60"/>
+              <w:spacing w:lineRule="auto" w:line="240" w:before="0" w:after="0"/>
               <w:jc w:val="center"/>
               <w:rPr>
                 <w:rFonts w:eastAsia="ＭＳ 明朝" w:cs=""/>
@@ -7973,7 +8073,7 @@
                 <w:b/>
                 <w:color w:val="FFFFFF"/>
                 <w:kern w:val="0"/>
-                <w:sz w:val="20"/>
+                <w:sz w:val="15"/>
                 <w:szCs w:val="22"/>
                 <w:lang w:val="en-US" w:eastAsia="en-US" w:bidi="ar-SA"/>
               </w:rPr>
@@ -7992,7 +8092,7 @@
             <w:pPr>
               <w:pStyle w:val="Normal"/>
               <w:widowControl/>
-              <w:spacing w:lineRule="auto" w:line="240" w:before="60" w:after="60"/>
+              <w:spacing w:lineRule="auto" w:line="240" w:before="0" w:after="0"/>
               <w:jc w:val="center"/>
               <w:rPr>
                 <w:rFonts w:eastAsia="ＭＳ 明朝" w:cs=""/>
@@ -8007,7 +8107,7 @@
                 <w:b/>
                 <w:color w:val="FFFFFF"/>
                 <w:kern w:val="0"/>
-                <w:sz w:val="20"/>
+                <w:sz w:val="15"/>
                 <w:szCs w:val="22"/>
                 <w:lang w:val="en-US" w:eastAsia="en-US" w:bidi="ar-SA"/>
               </w:rPr>
@@ -8026,7 +8126,7 @@
             <w:pPr>
               <w:pStyle w:val="Normal"/>
               <w:widowControl/>
-              <w:spacing w:lineRule="auto" w:line="240" w:before="60" w:after="60"/>
+              <w:spacing w:lineRule="auto" w:line="240" w:before="0" w:after="0"/>
               <w:jc w:val="center"/>
               <w:rPr>
                 <w:rFonts w:eastAsia="ＭＳ 明朝" w:cs=""/>
@@ -8041,7 +8141,7 @@
                 <w:b/>
                 <w:color w:val="FFFFFF"/>
                 <w:kern w:val="0"/>
-                <w:sz w:val="20"/>
+                <w:sz w:val="15"/>
                 <w:szCs w:val="22"/>
                 <w:lang w:val="en-US" w:eastAsia="en-US" w:bidi="ar-SA"/>
               </w:rPr>
@@ -8053,6 +8153,7 @@
       <w:tr>
         <w:trPr>
           <w:tblHeader w:val="true"/>
+          <w:cantSplit/>
         </w:trPr>
         <w:tc>
           <w:tcPr>
@@ -8064,7 +8165,7 @@
             <w:pPr>
               <w:pStyle w:val="Normal"/>
               <w:widowControl/>
-              <w:spacing w:lineRule="auto" w:line="240" w:before="60" w:after="60"/>
+              <w:spacing w:lineRule="auto" w:line="240" w:before="0" w:after="0"/>
               <w:jc w:val="center"/>
               <w:rPr>
                 <w:rFonts w:eastAsia="ＭＳ 明朝" w:cs=""/>
@@ -8079,7 +8180,7 @@
                 <w:b/>
                 <w:color w:val="FFFFFF"/>
                 <w:kern w:val="0"/>
-                <w:sz w:val="20"/>
+                <w:sz w:val="15"/>
                 <w:szCs w:val="22"/>
                 <w:lang w:val="en-US" w:eastAsia="en-US" w:bidi="ar-SA"/>
               </w:rPr>
@@ -8097,7 +8198,7 @@
             <w:pPr>
               <w:pStyle w:val="Normal"/>
               <w:widowControl/>
-              <w:spacing w:lineRule="auto" w:line="240" w:before="60" w:after="60"/>
+              <w:spacing w:lineRule="auto" w:line="240" w:before="0" w:after="0"/>
               <w:jc w:val="center"/>
               <w:rPr>
                 <w:rFonts w:eastAsia="ＭＳ 明朝" w:cs=""/>
@@ -8112,7 +8213,7 @@
                 <w:b/>
                 <w:color w:val="FFFFFF"/>
                 <w:kern w:val="0"/>
-                <w:sz w:val="20"/>
+                <w:sz w:val="14"/>
                 <w:szCs w:val="22"/>
                 <w:lang w:val="en-US" w:eastAsia="en-US" w:bidi="ar-SA"/>
               </w:rPr>
@@ -8130,7 +8231,7 @@
             <w:pPr>
               <w:pStyle w:val="Normal"/>
               <w:widowControl/>
-              <w:spacing w:lineRule="auto" w:line="240" w:before="60" w:after="60"/>
+              <w:spacing w:lineRule="auto" w:line="240" w:before="0" w:after="0"/>
               <w:jc w:val="center"/>
               <w:rPr>
                 <w:rFonts w:eastAsia="ＭＳ 明朝" w:cs=""/>
@@ -8145,7 +8246,7 @@
                 <w:b/>
                 <w:color w:val="FFFFFF"/>
                 <w:kern w:val="0"/>
-                <w:sz w:val="20"/>
+                <w:sz w:val="14"/>
                 <w:szCs w:val="22"/>
                 <w:lang w:val="en-US" w:eastAsia="en-US" w:bidi="ar-SA"/>
               </w:rPr>
@@ -8163,7 +8264,7 @@
             <w:pPr>
               <w:pStyle w:val="Normal"/>
               <w:widowControl/>
-              <w:spacing w:lineRule="auto" w:line="240" w:before="60" w:after="60"/>
+              <w:spacing w:lineRule="auto" w:line="240" w:before="0" w:after="0"/>
               <w:jc w:val="center"/>
               <w:rPr>
                 <w:rFonts w:eastAsia="ＭＳ 明朝" w:cs=""/>
@@ -8178,7 +8279,7 @@
                 <w:b/>
                 <w:color w:val="FFFFFF"/>
                 <w:kern w:val="0"/>
-                <w:sz w:val="20"/>
+                <w:sz w:val="14"/>
                 <w:szCs w:val="22"/>
                 <w:lang w:val="en-US" w:eastAsia="en-US" w:bidi="ar-SA"/>
               </w:rPr>
@@ -8196,7 +8297,7 @@
             <w:pPr>
               <w:pStyle w:val="Normal"/>
               <w:widowControl/>
-              <w:spacing w:lineRule="auto" w:line="240" w:before="60" w:after="60"/>
+              <w:spacing w:lineRule="auto" w:line="240" w:before="0" w:after="0"/>
               <w:jc w:val="center"/>
               <w:rPr>
                 <w:rFonts w:eastAsia="ＭＳ 明朝" w:cs=""/>
@@ -8211,7 +8312,7 @@
                 <w:b/>
                 <w:color w:val="FFFFFF"/>
                 <w:kern w:val="0"/>
-                <w:sz w:val="20"/>
+                <w:sz w:val="14"/>
                 <w:szCs w:val="22"/>
                 <w:lang w:val="en-US" w:eastAsia="en-US" w:bidi="ar-SA"/>
               </w:rPr>
@@ -8229,7 +8330,7 @@
             <w:pPr>
               <w:pStyle w:val="Normal"/>
               <w:widowControl/>
-              <w:spacing w:lineRule="auto" w:line="240" w:before="60" w:after="60"/>
+              <w:spacing w:lineRule="auto" w:line="240" w:before="0" w:after="0"/>
               <w:jc w:val="center"/>
               <w:rPr>
                 <w:rFonts w:eastAsia="ＭＳ 明朝" w:cs=""/>
@@ -8244,7 +8345,7 @@
                 <w:b/>
                 <w:color w:val="FFFFFF"/>
                 <w:kern w:val="0"/>
-                <w:sz w:val="20"/>
+                <w:sz w:val="14"/>
                 <w:szCs w:val="22"/>
                 <w:lang w:val="en-US" w:eastAsia="en-US" w:bidi="ar-SA"/>
               </w:rPr>
@@ -8262,7 +8363,7 @@
             <w:pPr>
               <w:pStyle w:val="Normal"/>
               <w:widowControl/>
-              <w:spacing w:lineRule="auto" w:line="240" w:before="60" w:after="60"/>
+              <w:spacing w:lineRule="auto" w:line="240" w:before="0" w:after="0"/>
               <w:jc w:val="center"/>
               <w:rPr>
                 <w:rFonts w:eastAsia="ＭＳ 明朝" w:cs=""/>
@@ -8277,7 +8378,7 @@
                 <w:b/>
                 <w:color w:val="FFFFFF"/>
                 <w:kern w:val="0"/>
-                <w:sz w:val="20"/>
+                <w:sz w:val="14"/>
                 <w:szCs w:val="22"/>
                 <w:lang w:val="en-US" w:eastAsia="en-US" w:bidi="ar-SA"/>
               </w:rPr>
@@ -8295,7 +8396,7 @@
             <w:pPr>
               <w:pStyle w:val="Normal"/>
               <w:widowControl/>
-              <w:spacing w:lineRule="auto" w:line="240" w:before="60" w:after="60"/>
+              <w:spacing w:lineRule="auto" w:line="240" w:before="0" w:after="0"/>
               <w:jc w:val="center"/>
               <w:rPr>
                 <w:rFonts w:eastAsia="ＭＳ 明朝" w:cs=""/>
@@ -8310,7 +8411,7 @@
                 <w:b/>
                 <w:color w:val="FFFFFF"/>
                 <w:kern w:val="0"/>
-                <w:sz w:val="20"/>
+                <w:sz w:val="14"/>
                 <w:szCs w:val="22"/>
                 <w:lang w:val="en-US" w:eastAsia="en-US" w:bidi="ar-SA"/>
               </w:rPr>
@@ -8328,7 +8429,7 @@
             <w:pPr>
               <w:pStyle w:val="Normal"/>
               <w:widowControl/>
-              <w:spacing w:lineRule="auto" w:line="240" w:before="60" w:after="60"/>
+              <w:spacing w:lineRule="auto" w:line="240" w:before="0" w:after="0"/>
               <w:jc w:val="center"/>
               <w:rPr>
                 <w:rFonts w:eastAsia="ＭＳ 明朝" w:cs=""/>
@@ -8343,7 +8444,7 @@
                 <w:b/>
                 <w:color w:val="FFFFFF"/>
                 <w:kern w:val="0"/>
-                <w:sz w:val="20"/>
+                <w:sz w:val="14"/>
                 <w:szCs w:val="22"/>
                 <w:lang w:val="en-US" w:eastAsia="en-US" w:bidi="ar-SA"/>
               </w:rPr>
@@ -8361,7 +8462,7 @@
             <w:pPr>
               <w:pStyle w:val="Normal"/>
               <w:widowControl/>
-              <w:spacing w:lineRule="auto" w:line="240" w:before="60" w:after="60"/>
+              <w:spacing w:lineRule="auto" w:line="240" w:before="0" w:after="0"/>
               <w:jc w:val="center"/>
               <w:rPr>
                 <w:rFonts w:eastAsia="ＭＳ 明朝" w:cs=""/>
@@ -8376,7 +8477,7 @@
                 <w:b/>
                 <w:color w:val="FFFFFF"/>
                 <w:kern w:val="0"/>
-                <w:sz w:val="20"/>
+                <w:sz w:val="14"/>
                 <w:szCs w:val="22"/>
                 <w:lang w:val="en-US" w:eastAsia="en-US" w:bidi="ar-SA"/>
               </w:rPr>
@@ -8394,7 +8495,7 @@
             <w:pPr>
               <w:pStyle w:val="Normal"/>
               <w:widowControl/>
-              <w:spacing w:lineRule="auto" w:line="240" w:before="60" w:after="60"/>
+              <w:spacing w:lineRule="auto" w:line="240" w:before="0" w:after="0"/>
               <w:jc w:val="center"/>
               <w:rPr>
                 <w:rFonts w:eastAsia="ＭＳ 明朝" w:cs=""/>
@@ -8409,7 +8510,7 @@
                 <w:b/>
                 <w:color w:val="FFFFFF"/>
                 <w:kern w:val="0"/>
-                <w:sz w:val="20"/>
+                <w:sz w:val="14"/>
                 <w:szCs w:val="22"/>
                 <w:lang w:val="en-US" w:eastAsia="en-US" w:bidi="ar-SA"/>
               </w:rPr>
@@ -8419,7 +8520,9 @@
         </w:tc>
       </w:tr>
       <w:tr>
-        <w:trPr/>
+        <w:trPr>
+          <w:cantSplit/>
+        </w:trPr>
         <w:tc>
           <w:tcPr>
             <w:tcW w:w="2682" w:type="dxa"/>
@@ -8430,8 +8533,8 @@
             <w:pPr>
               <w:pStyle w:val="Normal"/>
               <w:widowControl/>
-              <w:spacing w:lineRule="auto" w:line="240" w:before="60" w:after="60"/>
-              <w:jc w:val="both"/>
+              <w:spacing w:lineRule="auto" w:line="240" w:before="0" w:after="0"/>
+              <w:jc w:val="start"/>
               <w:rPr>
                 <w:rFonts w:eastAsia="ＭＳ 明朝" w:cs=""/>
                 <w:kern w:val="0"/>
@@ -8445,7 +8548,7 @@
                 <w:b w:val="false"/>
                 <w:color w:val="000000"/>
                 <w:kern w:val="0"/>
-                <w:sz w:val="20"/>
+                <w:sz w:val="14"/>
                 <w:szCs w:val="22"/>
                 <w:lang w:val="en-US" w:eastAsia="en-US" w:bidi="ar-SA"/>
               </w:rPr>
@@ -8463,7 +8566,7 @@
             <w:pPr>
               <w:pStyle w:val="Normal"/>
               <w:widowControl/>
-              <w:spacing w:lineRule="auto" w:line="240" w:before="60" w:after="60"/>
+              <w:spacing w:lineRule="auto" w:line="240" w:before="0" w:after="0"/>
               <w:jc w:val="center"/>
               <w:rPr>
                 <w:rFonts w:eastAsia="ＭＳ 明朝" w:cs=""/>
@@ -8478,7 +8581,7 @@
                 <w:b w:val="false"/>
                 <w:color w:val="FFFFFF"/>
                 <w:kern w:val="0"/>
-                <w:sz w:val="20"/>
+                <w:sz w:val="14"/>
                 <w:szCs w:val="22"/>
                 <w:lang w:val="en-US" w:eastAsia="en-US" w:bidi="ar-SA"/>
               </w:rPr>
@@ -8496,7 +8599,7 @@
             <w:pPr>
               <w:pStyle w:val="Normal"/>
               <w:widowControl/>
-              <w:spacing w:lineRule="auto" w:line="240" w:before="60" w:after="60"/>
+              <w:spacing w:lineRule="auto" w:line="240" w:before="0" w:after="0"/>
               <w:jc w:val="center"/>
               <w:rPr>
                 <w:rFonts w:eastAsia="ＭＳ 明朝" w:cs=""/>
@@ -8525,7 +8628,7 @@
             <w:pPr>
               <w:pStyle w:val="Normal"/>
               <w:widowControl/>
-              <w:spacing w:lineRule="auto" w:line="240" w:before="60" w:after="60"/>
+              <w:spacing w:lineRule="auto" w:line="240" w:before="0" w:after="0"/>
               <w:jc w:val="center"/>
               <w:rPr>
                 <w:rFonts w:eastAsia="ＭＳ 明朝" w:cs=""/>
@@ -8554,7 +8657,7 @@
             <w:pPr>
               <w:pStyle w:val="Normal"/>
               <w:widowControl/>
-              <w:spacing w:lineRule="auto" w:line="240" w:before="60" w:after="60"/>
+              <w:spacing w:lineRule="auto" w:line="240" w:before="0" w:after="0"/>
               <w:jc w:val="center"/>
               <w:rPr>
                 <w:rFonts w:eastAsia="ＭＳ 明朝" w:cs=""/>
@@ -8583,7 +8686,7 @@
             <w:pPr>
               <w:pStyle w:val="Normal"/>
               <w:widowControl/>
-              <w:spacing w:lineRule="auto" w:line="240" w:before="60" w:after="60"/>
+              <w:spacing w:lineRule="auto" w:line="240" w:before="0" w:after="0"/>
               <w:jc w:val="center"/>
               <w:rPr>
                 <w:rFonts w:eastAsia="ＭＳ 明朝" w:cs=""/>
@@ -8612,7 +8715,7 @@
             <w:pPr>
               <w:pStyle w:val="Normal"/>
               <w:widowControl/>
-              <w:spacing w:lineRule="auto" w:line="240" w:before="60" w:after="60"/>
+              <w:spacing w:lineRule="auto" w:line="240" w:before="0" w:after="0"/>
               <w:jc w:val="center"/>
               <w:rPr>
                 <w:rFonts w:eastAsia="ＭＳ 明朝" w:cs=""/>
@@ -8641,7 +8744,7 @@
             <w:pPr>
               <w:pStyle w:val="Normal"/>
               <w:widowControl/>
-              <w:spacing w:lineRule="auto" w:line="240" w:before="60" w:after="60"/>
+              <w:spacing w:lineRule="auto" w:line="240" w:before="0" w:after="0"/>
               <w:jc w:val="center"/>
               <w:rPr>
                 <w:rFonts w:eastAsia="ＭＳ 明朝" w:cs=""/>
@@ -8670,7 +8773,7 @@
             <w:pPr>
               <w:pStyle w:val="Normal"/>
               <w:widowControl/>
-              <w:spacing w:lineRule="auto" w:line="240" w:before="60" w:after="60"/>
+              <w:spacing w:lineRule="auto" w:line="240" w:before="0" w:after="0"/>
               <w:jc w:val="center"/>
               <w:rPr>
                 <w:rFonts w:eastAsia="ＭＳ 明朝" w:cs=""/>
@@ -8699,7 +8802,7 @@
             <w:pPr>
               <w:pStyle w:val="Normal"/>
               <w:widowControl/>
-              <w:spacing w:lineRule="auto" w:line="240" w:before="60" w:after="60"/>
+              <w:spacing w:lineRule="auto" w:line="240" w:before="0" w:after="0"/>
               <w:jc w:val="center"/>
               <w:rPr>
                 <w:rFonts w:eastAsia="ＭＳ 明朝" w:cs=""/>
@@ -8728,7 +8831,7 @@
             <w:pPr>
               <w:pStyle w:val="Normal"/>
               <w:widowControl/>
-              <w:spacing w:lineRule="auto" w:line="240" w:before="60" w:after="60"/>
+              <w:spacing w:lineRule="auto" w:line="240" w:before="0" w:after="0"/>
               <w:jc w:val="center"/>
               <w:rPr>
                 <w:rFonts w:eastAsia="ＭＳ 明朝" w:cs=""/>
@@ -8749,7 +8852,9 @@
         </w:tc>
       </w:tr>
       <w:tr>
-        <w:trPr/>
+        <w:trPr>
+          <w:cantSplit/>
+        </w:trPr>
         <w:tc>
           <w:tcPr>
             <w:tcW w:w="2682" w:type="dxa"/>
@@ -8760,8 +8865,8 @@
             <w:pPr>
               <w:pStyle w:val="Normal"/>
               <w:widowControl/>
-              <w:spacing w:lineRule="auto" w:line="240" w:before="60" w:after="60"/>
-              <w:jc w:val="both"/>
+              <w:spacing w:lineRule="auto" w:line="240" w:before="0" w:after="0"/>
+              <w:jc w:val="start"/>
               <w:rPr>
                 <w:rFonts w:eastAsia="ＭＳ 明朝" w:cs=""/>
                 <w:kern w:val="0"/>
@@ -8775,7 +8880,7 @@
                 <w:b w:val="false"/>
                 <w:color w:val="000000"/>
                 <w:kern w:val="0"/>
-                <w:sz w:val="20"/>
+                <w:sz w:val="14"/>
                 <w:szCs w:val="22"/>
                 <w:lang w:val="en-US" w:eastAsia="en-US" w:bidi="ar-SA"/>
               </w:rPr>
@@ -8793,7 +8898,7 @@
             <w:pPr>
               <w:pStyle w:val="Normal"/>
               <w:widowControl/>
-              <w:spacing w:lineRule="auto" w:line="240" w:before="60" w:after="60"/>
+              <w:spacing w:lineRule="auto" w:line="240" w:before="0" w:after="0"/>
               <w:jc w:val="center"/>
               <w:rPr>
                 <w:rFonts w:eastAsia="ＭＳ 明朝" w:cs=""/>
@@ -8808,7 +8913,7 @@
                 <w:b w:val="false"/>
                 <w:color w:val="FFFFFF"/>
                 <w:kern w:val="0"/>
-                <w:sz w:val="20"/>
+                <w:sz w:val="14"/>
                 <w:szCs w:val="22"/>
                 <w:lang w:val="en-US" w:eastAsia="en-US" w:bidi="ar-SA"/>
               </w:rPr>
@@ -8826,7 +8931,7 @@
             <w:pPr>
               <w:pStyle w:val="Normal"/>
               <w:widowControl/>
-              <w:spacing w:lineRule="auto" w:line="240" w:before="60" w:after="60"/>
+              <w:spacing w:lineRule="auto" w:line="240" w:before="0" w:after="0"/>
               <w:jc w:val="center"/>
               <w:rPr>
                 <w:rFonts w:eastAsia="ＭＳ 明朝" w:cs=""/>
@@ -8841,7 +8946,7 @@
                 <w:b w:val="false"/>
                 <w:color w:val="FFFFFF"/>
                 <w:kern w:val="0"/>
-                <w:sz w:val="20"/>
+                <w:sz w:val="14"/>
                 <w:szCs w:val="22"/>
                 <w:lang w:val="en-US" w:eastAsia="en-US" w:bidi="ar-SA"/>
               </w:rPr>
@@ -8859,7 +8964,7 @@
             <w:pPr>
               <w:pStyle w:val="Normal"/>
               <w:widowControl/>
-              <w:spacing w:lineRule="auto" w:line="240" w:before="60" w:after="60"/>
+              <w:spacing w:lineRule="auto" w:line="240" w:before="0" w:after="0"/>
               <w:jc w:val="center"/>
               <w:rPr>
                 <w:rFonts w:eastAsia="ＭＳ 明朝" w:cs=""/>
@@ -8888,7 +8993,7 @@
             <w:pPr>
               <w:pStyle w:val="Normal"/>
               <w:widowControl/>
-              <w:spacing w:lineRule="auto" w:line="240" w:before="60" w:after="60"/>
+              <w:spacing w:lineRule="auto" w:line="240" w:before="0" w:after="0"/>
               <w:jc w:val="center"/>
               <w:rPr>
                 <w:rFonts w:eastAsia="ＭＳ 明朝" w:cs=""/>
@@ -8917,7 +9022,7 @@
             <w:pPr>
               <w:pStyle w:val="Normal"/>
               <w:widowControl/>
-              <w:spacing w:lineRule="auto" w:line="240" w:before="60" w:after="60"/>
+              <w:spacing w:lineRule="auto" w:line="240" w:before="0" w:after="0"/>
               <w:jc w:val="center"/>
               <w:rPr>
                 <w:rFonts w:eastAsia="ＭＳ 明朝" w:cs=""/>
@@ -8946,7 +9051,7 @@
             <w:pPr>
               <w:pStyle w:val="Normal"/>
               <w:widowControl/>
-              <w:spacing w:lineRule="auto" w:line="240" w:before="60" w:after="60"/>
+              <w:spacing w:lineRule="auto" w:line="240" w:before="0" w:after="0"/>
               <w:jc w:val="center"/>
               <w:rPr>
                 <w:rFonts w:eastAsia="ＭＳ 明朝" w:cs=""/>
@@ -8975,7 +9080,7 @@
             <w:pPr>
               <w:pStyle w:val="Normal"/>
               <w:widowControl/>
-              <w:spacing w:lineRule="auto" w:line="240" w:before="60" w:after="60"/>
+              <w:spacing w:lineRule="auto" w:line="240" w:before="0" w:after="0"/>
               <w:jc w:val="center"/>
               <w:rPr>
                 <w:rFonts w:eastAsia="ＭＳ 明朝" w:cs=""/>
@@ -9004,7 +9109,7 @@
             <w:pPr>
               <w:pStyle w:val="Normal"/>
               <w:widowControl/>
-              <w:spacing w:lineRule="auto" w:line="240" w:before="60" w:after="60"/>
+              <w:spacing w:lineRule="auto" w:line="240" w:before="0" w:after="0"/>
               <w:jc w:val="center"/>
               <w:rPr>
                 <w:rFonts w:eastAsia="ＭＳ 明朝" w:cs=""/>
@@ -9033,7 +9138,7 @@
             <w:pPr>
               <w:pStyle w:val="Normal"/>
               <w:widowControl/>
-              <w:spacing w:lineRule="auto" w:line="240" w:before="60" w:after="60"/>
+              <w:spacing w:lineRule="auto" w:line="240" w:before="0" w:after="0"/>
               <w:jc w:val="center"/>
               <w:rPr>
                 <w:rFonts w:eastAsia="ＭＳ 明朝" w:cs=""/>
@@ -9062,7 +9167,7 @@
             <w:pPr>
               <w:pStyle w:val="Normal"/>
               <w:widowControl/>
-              <w:spacing w:lineRule="auto" w:line="240" w:before="60" w:after="60"/>
+              <w:spacing w:lineRule="auto" w:line="240" w:before="0" w:after="0"/>
               <w:jc w:val="center"/>
               <w:rPr>
                 <w:rFonts w:eastAsia="ＭＳ 明朝" w:cs=""/>
@@ -9083,7 +9188,9 @@
         </w:tc>
       </w:tr>
       <w:tr>
-        <w:trPr/>
+        <w:trPr>
+          <w:cantSplit/>
+        </w:trPr>
         <w:tc>
           <w:tcPr>
             <w:tcW w:w="2682" w:type="dxa"/>
@@ -9094,8 +9201,8 @@
             <w:pPr>
               <w:pStyle w:val="Normal"/>
               <w:widowControl/>
-              <w:spacing w:lineRule="auto" w:line="240" w:before="60" w:after="60"/>
-              <w:jc w:val="both"/>
+              <w:spacing w:lineRule="auto" w:line="240" w:before="0" w:after="0"/>
+              <w:jc w:val="start"/>
               <w:rPr>
                 <w:rFonts w:eastAsia="ＭＳ 明朝" w:cs=""/>
                 <w:kern w:val="0"/>
@@ -9109,7 +9216,7 @@
                 <w:b w:val="false"/>
                 <w:color w:val="000000"/>
                 <w:kern w:val="0"/>
-                <w:sz w:val="20"/>
+                <w:sz w:val="14"/>
                 <w:szCs w:val="22"/>
                 <w:lang w:val="en-US" w:eastAsia="en-US" w:bidi="ar-SA"/>
               </w:rPr>
@@ -9127,7 +9234,7 @@
             <w:pPr>
               <w:pStyle w:val="Normal"/>
               <w:widowControl/>
-              <w:spacing w:lineRule="auto" w:line="240" w:before="60" w:after="60"/>
+              <w:spacing w:lineRule="auto" w:line="240" w:before="0" w:after="0"/>
               <w:jc w:val="center"/>
               <w:rPr>
                 <w:rFonts w:eastAsia="ＭＳ 明朝" w:cs=""/>
@@ -9156,7 +9263,7 @@
             <w:pPr>
               <w:pStyle w:val="Normal"/>
               <w:widowControl/>
-              <w:spacing w:lineRule="auto" w:line="240" w:before="60" w:after="60"/>
+              <w:spacing w:lineRule="auto" w:line="240" w:before="0" w:after="0"/>
               <w:jc w:val="center"/>
               <w:rPr>
                 <w:rFonts w:eastAsia="ＭＳ 明朝" w:cs=""/>
@@ -9185,7 +9292,7 @@
             <w:pPr>
               <w:pStyle w:val="Normal"/>
               <w:widowControl/>
-              <w:spacing w:lineRule="auto" w:line="240" w:before="60" w:after="60"/>
+              <w:spacing w:lineRule="auto" w:line="240" w:before="0" w:after="0"/>
               <w:jc w:val="center"/>
               <w:rPr>
                 <w:rFonts w:eastAsia="ＭＳ 明朝" w:cs=""/>
@@ -9200,7 +9307,7 @@
                 <w:b w:val="false"/>
                 <w:color w:val="FFFFFF"/>
                 <w:kern w:val="0"/>
-                <w:sz w:val="20"/>
+                <w:sz w:val="14"/>
                 <w:szCs w:val="22"/>
                 <w:lang w:val="en-US" w:eastAsia="en-US" w:bidi="ar-SA"/>
               </w:rPr>
@@ -9218,7 +9325,7 @@
             <w:pPr>
               <w:pStyle w:val="Normal"/>
               <w:widowControl/>
-              <w:spacing w:lineRule="auto" w:line="240" w:before="60" w:after="60"/>
+              <w:spacing w:lineRule="auto" w:line="240" w:before="0" w:after="0"/>
               <w:jc w:val="center"/>
               <w:rPr>
                 <w:rFonts w:eastAsia="ＭＳ 明朝" w:cs=""/>
@@ -9233,7 +9340,7 @@
                 <w:b w:val="false"/>
                 <w:color w:val="FFFFFF"/>
                 <w:kern w:val="0"/>
-                <w:sz w:val="20"/>
+                <w:sz w:val="14"/>
                 <w:szCs w:val="22"/>
                 <w:lang w:val="en-US" w:eastAsia="en-US" w:bidi="ar-SA"/>
               </w:rPr>
@@ -9251,7 +9358,7 @@
             <w:pPr>
               <w:pStyle w:val="Normal"/>
               <w:widowControl/>
-              <w:spacing w:lineRule="auto" w:line="240" w:before="60" w:after="60"/>
+              <w:spacing w:lineRule="auto" w:line="240" w:before="0" w:after="0"/>
               <w:jc w:val="center"/>
               <w:rPr>
                 <w:rFonts w:eastAsia="ＭＳ 明朝" w:cs=""/>
@@ -9280,7 +9387,7 @@
             <w:pPr>
               <w:pStyle w:val="Normal"/>
               <w:widowControl/>
-              <w:spacing w:lineRule="auto" w:line="240" w:before="60" w:after="60"/>
+              <w:spacing w:lineRule="auto" w:line="240" w:before="0" w:after="0"/>
               <w:jc w:val="center"/>
               <w:rPr>
                 <w:rFonts w:eastAsia="ＭＳ 明朝" w:cs=""/>
@@ -9309,7 +9416,7 @@
             <w:pPr>
               <w:pStyle w:val="Normal"/>
               <w:widowControl/>
-              <w:spacing w:lineRule="auto" w:line="240" w:before="60" w:after="60"/>
+              <w:spacing w:lineRule="auto" w:line="240" w:before="0" w:after="0"/>
               <w:jc w:val="center"/>
               <w:rPr>
                 <w:rFonts w:eastAsia="ＭＳ 明朝" w:cs=""/>
@@ -9338,7 +9445,7 @@
             <w:pPr>
               <w:pStyle w:val="Normal"/>
               <w:widowControl/>
-              <w:spacing w:lineRule="auto" w:line="240" w:before="60" w:after="60"/>
+              <w:spacing w:lineRule="auto" w:line="240" w:before="0" w:after="0"/>
               <w:jc w:val="center"/>
               <w:rPr>
                 <w:rFonts w:eastAsia="ＭＳ 明朝" w:cs=""/>
@@ -9367,7 +9474,7 @@
             <w:pPr>
               <w:pStyle w:val="Normal"/>
               <w:widowControl/>
-              <w:spacing w:lineRule="auto" w:line="240" w:before="60" w:after="60"/>
+              <w:spacing w:lineRule="auto" w:line="240" w:before="0" w:after="0"/>
               <w:jc w:val="center"/>
               <w:rPr>
                 <w:rFonts w:eastAsia="ＭＳ 明朝" w:cs=""/>
@@ -9396,7 +9503,7 @@
             <w:pPr>
               <w:pStyle w:val="Normal"/>
               <w:widowControl/>
-              <w:spacing w:lineRule="auto" w:line="240" w:before="60" w:after="60"/>
+              <w:spacing w:lineRule="auto" w:line="240" w:before="0" w:after="0"/>
               <w:jc w:val="center"/>
               <w:rPr>
                 <w:rFonts w:eastAsia="ＭＳ 明朝" w:cs=""/>
@@ -9417,7 +9524,9 @@
         </w:tc>
       </w:tr>
       <w:tr>
-        <w:trPr/>
+        <w:trPr>
+          <w:cantSplit/>
+        </w:trPr>
         <w:tc>
           <w:tcPr>
             <w:tcW w:w="2682" w:type="dxa"/>
@@ -9428,8 +9537,8 @@
             <w:pPr>
               <w:pStyle w:val="Normal"/>
               <w:widowControl/>
-              <w:spacing w:lineRule="auto" w:line="240" w:before="60" w:after="60"/>
-              <w:jc w:val="both"/>
+              <w:spacing w:lineRule="auto" w:line="240" w:before="0" w:after="0"/>
+              <w:jc w:val="start"/>
               <w:rPr>
                 <w:rFonts w:eastAsia="ＭＳ 明朝" w:cs=""/>
                 <w:kern w:val="0"/>
@@ -9443,7 +9552,7 @@
                 <w:b w:val="false"/>
                 <w:color w:val="000000"/>
                 <w:kern w:val="0"/>
-                <w:sz w:val="20"/>
+                <w:sz w:val="14"/>
                 <w:szCs w:val="22"/>
                 <w:lang w:val="en-US" w:eastAsia="en-US" w:bidi="ar-SA"/>
               </w:rPr>
@@ -9461,7 +9570,7 @@
             <w:pPr>
               <w:pStyle w:val="Normal"/>
               <w:widowControl/>
-              <w:spacing w:lineRule="auto" w:line="240" w:before="60" w:after="60"/>
+              <w:spacing w:lineRule="auto" w:line="240" w:before="0" w:after="0"/>
               <w:jc w:val="center"/>
               <w:rPr>
                 <w:rFonts w:eastAsia="ＭＳ 明朝" w:cs=""/>
@@ -9490,7 +9599,7 @@
             <w:pPr>
               <w:pStyle w:val="Normal"/>
               <w:widowControl/>
-              <w:spacing w:lineRule="auto" w:line="240" w:before="60" w:after="60"/>
+              <w:spacing w:lineRule="auto" w:line="240" w:before="0" w:after="0"/>
               <w:jc w:val="center"/>
               <w:rPr>
                 <w:rFonts w:eastAsia="ＭＳ 明朝" w:cs=""/>
@@ -9519,7 +9628,7 @@
             <w:pPr>
               <w:pStyle w:val="Normal"/>
               <w:widowControl/>
-              <w:spacing w:lineRule="auto" w:line="240" w:before="60" w:after="60"/>
+              <w:spacing w:lineRule="auto" w:line="240" w:before="0" w:after="0"/>
               <w:jc w:val="center"/>
               <w:rPr>
                 <w:rFonts w:eastAsia="ＭＳ 明朝" w:cs=""/>
@@ -9548,7 +9657,7 @@
             <w:pPr>
               <w:pStyle w:val="Normal"/>
               <w:widowControl/>
-              <w:spacing w:lineRule="auto" w:line="240" w:before="60" w:after="60"/>
+              <w:spacing w:lineRule="auto" w:line="240" w:before="0" w:after="0"/>
               <w:jc w:val="center"/>
               <w:rPr>
                 <w:rFonts w:eastAsia="ＭＳ 明朝" w:cs=""/>
@@ -9563,7 +9672,7 @@
                 <w:b w:val="false"/>
                 <w:color w:val="FFFFFF"/>
                 <w:kern w:val="0"/>
-                <w:sz w:val="20"/>
+                <w:sz w:val="14"/>
                 <w:szCs w:val="22"/>
                 <w:lang w:val="en-US" w:eastAsia="en-US" w:bidi="ar-SA"/>
               </w:rPr>
@@ -9581,7 +9690,7 @@
             <w:pPr>
               <w:pStyle w:val="Normal"/>
               <w:widowControl/>
-              <w:spacing w:lineRule="auto" w:line="240" w:before="60" w:after="60"/>
+              <w:spacing w:lineRule="auto" w:line="240" w:before="0" w:after="0"/>
               <w:jc w:val="center"/>
               <w:rPr>
                 <w:rFonts w:eastAsia="ＭＳ 明朝" w:cs=""/>
@@ -9596,7 +9705,7 @@
                 <w:b w:val="false"/>
                 <w:color w:val="FFFFFF"/>
                 <w:kern w:val="0"/>
-                <w:sz w:val="20"/>
+                <w:sz w:val="14"/>
                 <w:szCs w:val="22"/>
                 <w:lang w:val="en-US" w:eastAsia="en-US" w:bidi="ar-SA"/>
               </w:rPr>
@@ -9614,7 +9723,7 @@
             <w:pPr>
               <w:pStyle w:val="Normal"/>
               <w:widowControl/>
-              <w:spacing w:lineRule="auto" w:line="240" w:before="60" w:after="60"/>
+              <w:spacing w:lineRule="auto" w:line="240" w:before="0" w:after="0"/>
               <w:jc w:val="center"/>
               <w:rPr>
                 <w:rFonts w:eastAsia="ＭＳ 明朝" w:cs=""/>
@@ -9643,7 +9752,7 @@
             <w:pPr>
               <w:pStyle w:val="Normal"/>
               <w:widowControl/>
-              <w:spacing w:lineRule="auto" w:line="240" w:before="60" w:after="60"/>
+              <w:spacing w:lineRule="auto" w:line="240" w:before="0" w:after="0"/>
               <w:jc w:val="center"/>
               <w:rPr>
                 <w:rFonts w:eastAsia="ＭＳ 明朝" w:cs=""/>
@@ -9672,7 +9781,7 @@
             <w:pPr>
               <w:pStyle w:val="Normal"/>
               <w:widowControl/>
-              <w:spacing w:lineRule="auto" w:line="240" w:before="60" w:after="60"/>
+              <w:spacing w:lineRule="auto" w:line="240" w:before="0" w:after="0"/>
               <w:jc w:val="center"/>
               <w:rPr>
                 <w:rFonts w:eastAsia="ＭＳ 明朝" w:cs=""/>
@@ -9701,7 +9810,7 @@
             <w:pPr>
               <w:pStyle w:val="Normal"/>
               <w:widowControl/>
-              <w:spacing w:lineRule="auto" w:line="240" w:before="60" w:after="60"/>
+              <w:spacing w:lineRule="auto" w:line="240" w:before="0" w:after="0"/>
               <w:jc w:val="center"/>
               <w:rPr>
                 <w:rFonts w:eastAsia="ＭＳ 明朝" w:cs=""/>
@@ -9730,7 +9839,7 @@
             <w:pPr>
               <w:pStyle w:val="Normal"/>
               <w:widowControl/>
-              <w:spacing w:lineRule="auto" w:line="240" w:before="60" w:after="60"/>
+              <w:spacing w:lineRule="auto" w:line="240" w:before="0" w:after="0"/>
               <w:jc w:val="center"/>
               <w:rPr>
                 <w:rFonts w:eastAsia="ＭＳ 明朝" w:cs=""/>
@@ -9751,7 +9860,9 @@
         </w:tc>
       </w:tr>
       <w:tr>
-        <w:trPr/>
+        <w:trPr>
+          <w:cantSplit/>
+        </w:trPr>
         <w:tc>
           <w:tcPr>
             <w:tcW w:w="2682" w:type="dxa"/>
@@ -9762,8 +9873,8 @@
             <w:pPr>
               <w:pStyle w:val="Normal"/>
               <w:widowControl/>
-              <w:spacing w:lineRule="auto" w:line="240" w:before="60" w:after="60"/>
-              <w:jc w:val="both"/>
+              <w:spacing w:lineRule="auto" w:line="240" w:before="0" w:after="0"/>
+              <w:jc w:val="start"/>
               <w:rPr>
                 <w:rFonts w:eastAsia="ＭＳ 明朝" w:cs=""/>
                 <w:kern w:val="0"/>
@@ -9777,7 +9888,7 @@
                 <w:b w:val="false"/>
                 <w:color w:val="000000"/>
                 <w:kern w:val="0"/>
-                <w:sz w:val="20"/>
+                <w:sz w:val="14"/>
                 <w:szCs w:val="22"/>
                 <w:lang w:val="en-US" w:eastAsia="en-US" w:bidi="ar-SA"/>
               </w:rPr>
@@ -9795,7 +9906,7 @@
             <w:pPr>
               <w:pStyle w:val="Normal"/>
               <w:widowControl/>
-              <w:spacing w:lineRule="auto" w:line="240" w:before="60" w:after="60"/>
+              <w:spacing w:lineRule="auto" w:line="240" w:before="0" w:after="0"/>
               <w:jc w:val="center"/>
               <w:rPr>
                 <w:rFonts w:eastAsia="ＭＳ 明朝" w:cs=""/>
@@ -9824,7 +9935,7 @@
             <w:pPr>
               <w:pStyle w:val="Normal"/>
               <w:widowControl/>
-              <w:spacing w:lineRule="auto" w:line="240" w:before="60" w:after="60"/>
+              <w:spacing w:lineRule="auto" w:line="240" w:before="0" w:after="0"/>
               <w:jc w:val="center"/>
               <w:rPr>
                 <w:rFonts w:eastAsia="ＭＳ 明朝" w:cs=""/>
@@ -9853,7 +9964,7 @@
             <w:pPr>
               <w:pStyle w:val="Normal"/>
               <w:widowControl/>
-              <w:spacing w:lineRule="auto" w:line="240" w:before="60" w:after="60"/>
+              <w:spacing w:lineRule="auto" w:line="240" w:before="0" w:after="0"/>
               <w:jc w:val="center"/>
               <w:rPr>
                 <w:rFonts w:eastAsia="ＭＳ 明朝" w:cs=""/>
@@ -9882,7 +9993,7 @@
             <w:pPr>
               <w:pStyle w:val="Normal"/>
               <w:widowControl/>
-              <w:spacing w:lineRule="auto" w:line="240" w:before="60" w:after="60"/>
+              <w:spacing w:lineRule="auto" w:line="240" w:before="0" w:after="0"/>
               <w:jc w:val="center"/>
               <w:rPr>
                 <w:rFonts w:eastAsia="ＭＳ 明朝" w:cs=""/>
@@ -9911,7 +10022,7 @@
             <w:pPr>
               <w:pStyle w:val="Normal"/>
               <w:widowControl/>
-              <w:spacing w:lineRule="auto" w:line="240" w:before="60" w:after="60"/>
+              <w:spacing w:lineRule="auto" w:line="240" w:before="0" w:after="0"/>
               <w:jc w:val="center"/>
               <w:rPr>
                 <w:rFonts w:eastAsia="ＭＳ 明朝" w:cs=""/>
@@ -9940,7 +10051,7 @@
             <w:pPr>
               <w:pStyle w:val="Normal"/>
               <w:widowControl/>
-              <w:spacing w:lineRule="auto" w:line="240" w:before="60" w:after="60"/>
+              <w:spacing w:lineRule="auto" w:line="240" w:before="0" w:after="0"/>
               <w:jc w:val="center"/>
               <w:rPr>
                 <w:rFonts w:eastAsia="ＭＳ 明朝" w:cs=""/>
@@ -9955,7 +10066,7 @@
                 <w:b w:val="false"/>
                 <w:color w:val="FFFFFF"/>
                 <w:kern w:val="0"/>
-                <w:sz w:val="20"/>
+                <w:sz w:val="14"/>
                 <w:szCs w:val="22"/>
                 <w:lang w:val="en-US" w:eastAsia="en-US" w:bidi="ar-SA"/>
               </w:rPr>
@@ -9973,7 +10084,7 @@
             <w:pPr>
               <w:pStyle w:val="Normal"/>
               <w:widowControl/>
-              <w:spacing w:lineRule="auto" w:line="240" w:before="60" w:after="60"/>
+              <w:spacing w:lineRule="auto" w:line="240" w:before="0" w:after="0"/>
               <w:jc w:val="center"/>
               <w:rPr>
                 <w:rFonts w:eastAsia="ＭＳ 明朝" w:cs=""/>
@@ -10002,7 +10113,7 @@
             <w:pPr>
               <w:pStyle w:val="Normal"/>
               <w:widowControl/>
-              <w:spacing w:lineRule="auto" w:line="240" w:before="60" w:after="60"/>
+              <w:spacing w:lineRule="auto" w:line="240" w:before="0" w:after="0"/>
               <w:jc w:val="center"/>
               <w:rPr>
                 <w:rFonts w:eastAsia="ＭＳ 明朝" w:cs=""/>
@@ -10031,7 +10142,7 @@
             <w:pPr>
               <w:pStyle w:val="Normal"/>
               <w:widowControl/>
-              <w:spacing w:lineRule="auto" w:line="240" w:before="60" w:after="60"/>
+              <w:spacing w:lineRule="auto" w:line="240" w:before="0" w:after="0"/>
               <w:jc w:val="center"/>
               <w:rPr>
                 <w:rFonts w:eastAsia="ＭＳ 明朝" w:cs=""/>
@@ -10060,7 +10171,7 @@
             <w:pPr>
               <w:pStyle w:val="Normal"/>
               <w:widowControl/>
-              <w:spacing w:lineRule="auto" w:line="240" w:before="60" w:after="60"/>
+              <w:spacing w:lineRule="auto" w:line="240" w:before="0" w:after="0"/>
               <w:jc w:val="center"/>
               <w:rPr>
                 <w:rFonts w:eastAsia="ＭＳ 明朝" w:cs=""/>
@@ -10081,7 +10192,9 @@
         </w:tc>
       </w:tr>
       <w:tr>
-        <w:trPr/>
+        <w:trPr>
+          <w:cantSplit/>
+        </w:trPr>
         <w:tc>
           <w:tcPr>
             <w:tcW w:w="2682" w:type="dxa"/>
@@ -10092,8 +10205,8 @@
             <w:pPr>
               <w:pStyle w:val="Normal"/>
               <w:widowControl/>
-              <w:spacing w:lineRule="auto" w:line="240" w:before="60" w:after="60"/>
-              <w:jc w:val="both"/>
+              <w:spacing w:lineRule="auto" w:line="240" w:before="0" w:after="0"/>
+              <w:jc w:val="start"/>
               <w:rPr>
                 <w:rFonts w:eastAsia="ＭＳ 明朝" w:cs=""/>
                 <w:kern w:val="0"/>
@@ -10107,7 +10220,7 @@
                 <w:b w:val="false"/>
                 <w:color w:val="000000"/>
                 <w:kern w:val="0"/>
-                <w:sz w:val="20"/>
+                <w:sz w:val="14"/>
                 <w:szCs w:val="22"/>
                 <w:lang w:val="en-US" w:eastAsia="en-US" w:bidi="ar-SA"/>
               </w:rPr>
@@ -10125,7 +10238,7 @@
             <w:pPr>
               <w:pStyle w:val="Normal"/>
               <w:widowControl/>
-              <w:spacing w:lineRule="auto" w:line="240" w:before="60" w:after="60"/>
+              <w:spacing w:lineRule="auto" w:line="240" w:before="0" w:after="0"/>
               <w:jc w:val="center"/>
               <w:rPr>
                 <w:rFonts w:eastAsia="ＭＳ 明朝" w:cs=""/>
@@ -10154,7 +10267,7 @@
             <w:pPr>
               <w:pStyle w:val="Normal"/>
               <w:widowControl/>
-              <w:spacing w:lineRule="auto" w:line="240" w:before="60" w:after="60"/>
+              <w:spacing w:lineRule="auto" w:line="240" w:before="0" w:after="0"/>
               <w:jc w:val="center"/>
               <w:rPr>
                 <w:rFonts w:eastAsia="ＭＳ 明朝" w:cs=""/>
@@ -10183,7 +10296,7 @@
             <w:pPr>
               <w:pStyle w:val="Normal"/>
               <w:widowControl/>
-              <w:spacing w:lineRule="auto" w:line="240" w:before="60" w:after="60"/>
+              <w:spacing w:lineRule="auto" w:line="240" w:before="0" w:after="0"/>
               <w:jc w:val="center"/>
               <w:rPr>
                 <w:rFonts w:eastAsia="ＭＳ 明朝" w:cs=""/>
@@ -10212,7 +10325,7 @@
             <w:pPr>
               <w:pStyle w:val="Normal"/>
               <w:widowControl/>
-              <w:spacing w:lineRule="auto" w:line="240" w:before="60" w:after="60"/>
+              <w:spacing w:lineRule="auto" w:line="240" w:before="0" w:after="0"/>
               <w:jc w:val="center"/>
               <w:rPr>
                 <w:rFonts w:eastAsia="ＭＳ 明朝" w:cs=""/>
@@ -10241,7 +10354,7 @@
             <w:pPr>
               <w:pStyle w:val="Normal"/>
               <w:widowControl/>
-              <w:spacing w:lineRule="auto" w:line="240" w:before="60" w:after="60"/>
+              <w:spacing w:lineRule="auto" w:line="240" w:before="0" w:after="0"/>
               <w:jc w:val="center"/>
               <w:rPr>
                 <w:rFonts w:eastAsia="ＭＳ 明朝" w:cs=""/>
@@ -10270,7 +10383,7 @@
             <w:pPr>
               <w:pStyle w:val="Normal"/>
               <w:widowControl/>
-              <w:spacing w:lineRule="auto" w:line="240" w:before="60" w:after="60"/>
+              <w:spacing w:lineRule="auto" w:line="240" w:before="0" w:after="0"/>
               <w:jc w:val="center"/>
               <w:rPr>
                 <w:rFonts w:eastAsia="ＭＳ 明朝" w:cs=""/>
@@ -10299,7 +10412,7 @@
             <w:pPr>
               <w:pStyle w:val="Normal"/>
               <w:widowControl/>
-              <w:spacing w:lineRule="auto" w:line="240" w:before="60" w:after="60"/>
+              <w:spacing w:lineRule="auto" w:line="240" w:before="0" w:after="0"/>
               <w:jc w:val="center"/>
               <w:rPr>
                 <w:rFonts w:eastAsia="ＭＳ 明朝" w:cs=""/>
@@ -10314,7 +10427,7 @@
                 <w:b w:val="false"/>
                 <w:color w:val="FFFFFF"/>
                 <w:kern w:val="0"/>
-                <w:sz w:val="20"/>
+                <w:sz w:val="14"/>
                 <w:szCs w:val="22"/>
                 <w:lang w:val="en-US" w:eastAsia="en-US" w:bidi="ar-SA"/>
               </w:rPr>
@@ -10332,7 +10445,7 @@
             <w:pPr>
               <w:pStyle w:val="Normal"/>
               <w:widowControl/>
-              <w:spacing w:lineRule="auto" w:line="240" w:before="60" w:after="60"/>
+              <w:spacing w:lineRule="auto" w:line="240" w:before="0" w:after="0"/>
               <w:jc w:val="center"/>
               <w:rPr>
                 <w:rFonts w:eastAsia="ＭＳ 明朝" w:cs=""/>
@@ -10361,7 +10474,7 @@
             <w:pPr>
               <w:pStyle w:val="Normal"/>
               <w:widowControl/>
-              <w:spacing w:lineRule="auto" w:line="240" w:before="60" w:after="60"/>
+              <w:spacing w:lineRule="auto" w:line="240" w:before="0" w:after="0"/>
               <w:jc w:val="center"/>
               <w:rPr>
                 <w:rFonts w:eastAsia="ＭＳ 明朝" w:cs=""/>
@@ -10390,7 +10503,7 @@
             <w:pPr>
               <w:pStyle w:val="Normal"/>
               <w:widowControl/>
-              <w:spacing w:lineRule="auto" w:line="240" w:before="60" w:after="60"/>
+              <w:spacing w:lineRule="auto" w:line="240" w:before="0" w:after="0"/>
               <w:jc w:val="center"/>
               <w:rPr>
                 <w:rFonts w:eastAsia="ＭＳ 明朝" w:cs=""/>
@@ -10411,7 +10524,9 @@
         </w:tc>
       </w:tr>
       <w:tr>
-        <w:trPr/>
+        <w:trPr>
+          <w:cantSplit/>
+        </w:trPr>
         <w:tc>
           <w:tcPr>
             <w:tcW w:w="2682" w:type="dxa"/>
@@ -10422,8 +10537,8 @@
             <w:pPr>
               <w:pStyle w:val="Normal"/>
               <w:widowControl/>
-              <w:spacing w:lineRule="auto" w:line="240" w:before="60" w:after="60"/>
-              <w:jc w:val="both"/>
+              <w:spacing w:lineRule="auto" w:line="240" w:before="0" w:after="0"/>
+              <w:jc w:val="start"/>
               <w:rPr>
                 <w:rFonts w:eastAsia="ＭＳ 明朝" w:cs=""/>
                 <w:kern w:val="0"/>
@@ -10437,7 +10552,7 @@
                 <w:b w:val="false"/>
                 <w:color w:val="000000"/>
                 <w:kern w:val="0"/>
-                <w:sz w:val="20"/>
+                <w:sz w:val="14"/>
                 <w:szCs w:val="22"/>
                 <w:lang w:val="en-US" w:eastAsia="en-US" w:bidi="ar-SA"/>
               </w:rPr>
@@ -10455,7 +10570,7 @@
             <w:pPr>
               <w:pStyle w:val="Normal"/>
               <w:widowControl/>
-              <w:spacing w:lineRule="auto" w:line="240" w:before="60" w:after="60"/>
+              <w:spacing w:lineRule="auto" w:line="240" w:before="0" w:after="0"/>
               <w:jc w:val="center"/>
               <w:rPr>
                 <w:rFonts w:eastAsia="ＭＳ 明朝" w:cs=""/>
@@ -10484,7 +10599,7 @@
             <w:pPr>
               <w:pStyle w:val="Normal"/>
               <w:widowControl/>
-              <w:spacing w:lineRule="auto" w:line="240" w:before="60" w:after="60"/>
+              <w:spacing w:lineRule="auto" w:line="240" w:before="0" w:after="0"/>
               <w:jc w:val="center"/>
               <w:rPr>
                 <w:rFonts w:eastAsia="ＭＳ 明朝" w:cs=""/>
@@ -10513,7 +10628,7 @@
             <w:pPr>
               <w:pStyle w:val="Normal"/>
               <w:widowControl/>
-              <w:spacing w:lineRule="auto" w:line="240" w:before="60" w:after="60"/>
+              <w:spacing w:lineRule="auto" w:line="240" w:before="0" w:after="0"/>
               <w:jc w:val="center"/>
               <w:rPr>
                 <w:rFonts w:eastAsia="ＭＳ 明朝" w:cs=""/>
@@ -10542,7 +10657,7 @@
             <w:pPr>
               <w:pStyle w:val="Normal"/>
               <w:widowControl/>
-              <w:spacing w:lineRule="auto" w:line="240" w:before="60" w:after="60"/>
+              <w:spacing w:lineRule="auto" w:line="240" w:before="0" w:after="0"/>
               <w:jc w:val="center"/>
               <w:rPr>
                 <w:rFonts w:eastAsia="ＭＳ 明朝" w:cs=""/>
@@ -10571,7 +10686,7 @@
             <w:pPr>
               <w:pStyle w:val="Normal"/>
               <w:widowControl/>
-              <w:spacing w:lineRule="auto" w:line="240" w:before="60" w:after="60"/>
+              <w:spacing w:lineRule="auto" w:line="240" w:before="0" w:after="0"/>
               <w:jc w:val="center"/>
               <w:rPr>
                 <w:rFonts w:eastAsia="ＭＳ 明朝" w:cs=""/>
@@ -10600,7 +10715,7 @@
             <w:pPr>
               <w:pStyle w:val="Normal"/>
               <w:widowControl/>
-              <w:spacing w:lineRule="auto" w:line="240" w:before="60" w:after="60"/>
+              <w:spacing w:lineRule="auto" w:line="240" w:before="0" w:after="0"/>
               <w:jc w:val="center"/>
               <w:rPr>
                 <w:rFonts w:eastAsia="ＭＳ 明朝" w:cs=""/>
@@ -10629,7 +10744,7 @@
             <w:pPr>
               <w:pStyle w:val="Normal"/>
               <w:widowControl/>
-              <w:spacing w:lineRule="auto" w:line="240" w:before="60" w:after="60"/>
+              <w:spacing w:lineRule="auto" w:line="240" w:before="0" w:after="0"/>
               <w:jc w:val="center"/>
               <w:rPr>
                 <w:rFonts w:eastAsia="ＭＳ 明朝" w:cs=""/>
@@ -10644,7 +10759,7 @@
                 <w:b w:val="false"/>
                 <w:color w:val="FFFFFF"/>
                 <w:kern w:val="0"/>
-                <w:sz w:val="20"/>
+                <w:sz w:val="14"/>
                 <w:szCs w:val="22"/>
                 <w:lang w:val="en-US" w:eastAsia="en-US" w:bidi="ar-SA"/>
               </w:rPr>
@@ -10662,7 +10777,7 @@
             <w:pPr>
               <w:pStyle w:val="Normal"/>
               <w:widowControl/>
-              <w:spacing w:lineRule="auto" w:line="240" w:before="60" w:after="60"/>
+              <w:spacing w:lineRule="auto" w:line="240" w:before="0" w:after="0"/>
               <w:jc w:val="center"/>
               <w:rPr>
                 <w:rFonts w:eastAsia="ＭＳ 明朝" w:cs=""/>
@@ -10677,7 +10792,7 @@
                 <w:b w:val="false"/>
                 <w:color w:val="FFFFFF"/>
                 <w:kern w:val="0"/>
-                <w:sz w:val="20"/>
+                <w:sz w:val="14"/>
                 <w:szCs w:val="22"/>
                 <w:lang w:val="en-US" w:eastAsia="en-US" w:bidi="ar-SA"/>
               </w:rPr>
@@ -10695,7 +10810,7 @@
             <w:pPr>
               <w:pStyle w:val="Normal"/>
               <w:widowControl/>
-              <w:spacing w:lineRule="auto" w:line="240" w:before="60" w:after="60"/>
+              <w:spacing w:lineRule="auto" w:line="240" w:before="0" w:after="0"/>
               <w:jc w:val="center"/>
               <w:rPr>
                 <w:rFonts w:eastAsia="ＭＳ 明朝" w:cs=""/>
@@ -10724,7 +10839,7 @@
             <w:pPr>
               <w:pStyle w:val="Normal"/>
               <w:widowControl/>
-              <w:spacing w:lineRule="auto" w:line="240" w:before="60" w:after="60"/>
+              <w:spacing w:lineRule="auto" w:line="240" w:before="0" w:after="0"/>
               <w:jc w:val="center"/>
               <w:rPr>
                 <w:rFonts w:eastAsia="ＭＳ 明朝" w:cs=""/>
@@ -10745,7 +10860,9 @@
         </w:tc>
       </w:tr>
       <w:tr>
-        <w:trPr/>
+        <w:trPr>
+          <w:cantSplit/>
+        </w:trPr>
         <w:tc>
           <w:tcPr>
             <w:tcW w:w="2682" w:type="dxa"/>
@@ -10756,8 +10873,8 @@
             <w:pPr>
               <w:pStyle w:val="Normal"/>
               <w:widowControl/>
-              <w:spacing w:lineRule="auto" w:line="240" w:before="60" w:after="60"/>
-              <w:jc w:val="both"/>
+              <w:spacing w:lineRule="auto" w:line="240" w:before="0" w:after="0"/>
+              <w:jc w:val="start"/>
               <w:rPr>
                 <w:rFonts w:eastAsia="ＭＳ 明朝" w:cs=""/>
                 <w:kern w:val="0"/>
@@ -10771,7 +10888,7 @@
                 <w:b w:val="false"/>
                 <w:color w:val="000000"/>
                 <w:kern w:val="0"/>
-                <w:sz w:val="20"/>
+                <w:sz w:val="14"/>
                 <w:szCs w:val="22"/>
                 <w:lang w:val="en-US" w:eastAsia="en-US" w:bidi="ar-SA"/>
               </w:rPr>
@@ -10789,7 +10906,7 @@
             <w:pPr>
               <w:pStyle w:val="Normal"/>
               <w:widowControl/>
-              <w:spacing w:lineRule="auto" w:line="240" w:before="60" w:after="60"/>
+              <w:spacing w:lineRule="auto" w:line="240" w:before="0" w:after="0"/>
               <w:jc w:val="center"/>
               <w:rPr>
                 <w:rFonts w:eastAsia="ＭＳ 明朝" w:cs=""/>
@@ -10818,7 +10935,7 @@
             <w:pPr>
               <w:pStyle w:val="Normal"/>
               <w:widowControl/>
-              <w:spacing w:lineRule="auto" w:line="240" w:before="60" w:after="60"/>
+              <w:spacing w:lineRule="auto" w:line="240" w:before="0" w:after="0"/>
               <w:jc w:val="center"/>
               <w:rPr>
                 <w:rFonts w:eastAsia="ＭＳ 明朝" w:cs=""/>
@@ -10847,7 +10964,7 @@
             <w:pPr>
               <w:pStyle w:val="Normal"/>
               <w:widowControl/>
-              <w:spacing w:lineRule="auto" w:line="240" w:before="60" w:after="60"/>
+              <w:spacing w:lineRule="auto" w:line="240" w:before="0" w:after="0"/>
               <w:jc w:val="center"/>
               <w:rPr>
                 <w:rFonts w:eastAsia="ＭＳ 明朝" w:cs=""/>
@@ -10876,7 +10993,7 @@
             <w:pPr>
               <w:pStyle w:val="Normal"/>
               <w:widowControl/>
-              <w:spacing w:lineRule="auto" w:line="240" w:before="60" w:after="60"/>
+              <w:spacing w:lineRule="auto" w:line="240" w:before="0" w:after="0"/>
               <w:jc w:val="center"/>
               <w:rPr>
                 <w:rFonts w:eastAsia="ＭＳ 明朝" w:cs=""/>
@@ -10905,7 +11022,7 @@
             <w:pPr>
               <w:pStyle w:val="Normal"/>
               <w:widowControl/>
-              <w:spacing w:lineRule="auto" w:line="240" w:before="60" w:after="60"/>
+              <w:spacing w:lineRule="auto" w:line="240" w:before="0" w:after="0"/>
               <w:jc w:val="center"/>
               <w:rPr>
                 <w:rFonts w:eastAsia="ＭＳ 明朝" w:cs=""/>
@@ -10934,7 +11051,7 @@
             <w:pPr>
               <w:pStyle w:val="Normal"/>
               <w:widowControl/>
-              <w:spacing w:lineRule="auto" w:line="240" w:before="60" w:after="60"/>
+              <w:spacing w:lineRule="auto" w:line="240" w:before="0" w:after="0"/>
               <w:jc w:val="center"/>
               <w:rPr>
                 <w:rFonts w:eastAsia="ＭＳ 明朝" w:cs=""/>
@@ -10963,7 +11080,7 @@
             <w:pPr>
               <w:pStyle w:val="Normal"/>
               <w:widowControl/>
-              <w:spacing w:lineRule="auto" w:line="240" w:before="60" w:after="60"/>
+              <w:spacing w:lineRule="auto" w:line="240" w:before="0" w:after="0"/>
               <w:jc w:val="center"/>
               <w:rPr>
                 <w:rFonts w:eastAsia="ＭＳ 明朝" w:cs=""/>
@@ -10992,7 +11109,7 @@
             <w:pPr>
               <w:pStyle w:val="Normal"/>
               <w:widowControl/>
-              <w:spacing w:lineRule="auto" w:line="240" w:before="60" w:after="60"/>
+              <w:spacing w:lineRule="auto" w:line="240" w:before="0" w:after="0"/>
               <w:jc w:val="center"/>
               <w:rPr>
                 <w:rFonts w:eastAsia="ＭＳ 明朝" w:cs=""/>
@@ -11021,7 +11138,7 @@
             <w:pPr>
               <w:pStyle w:val="Normal"/>
               <w:widowControl/>
-              <w:spacing w:lineRule="auto" w:line="240" w:before="60" w:after="60"/>
+              <w:spacing w:lineRule="auto" w:line="240" w:before="0" w:after="0"/>
               <w:jc w:val="center"/>
               <w:rPr>
                 <w:rFonts w:eastAsia="ＭＳ 明朝" w:cs=""/>
@@ -11036,7 +11153,7 @@
                 <w:b w:val="false"/>
                 <w:color w:val="FFFFFF"/>
                 <w:kern w:val="0"/>
-                <w:sz w:val="20"/>
+                <w:sz w:val="14"/>
                 <w:szCs w:val="22"/>
                 <w:lang w:val="en-US" w:eastAsia="en-US" w:bidi="ar-SA"/>
               </w:rPr>
@@ -11054,7 +11171,7 @@
             <w:pPr>
               <w:pStyle w:val="Normal"/>
               <w:widowControl/>
-              <w:spacing w:lineRule="auto" w:line="240" w:before="60" w:after="60"/>
+              <w:spacing w:lineRule="auto" w:line="240" w:before="0" w:after="0"/>
               <w:jc w:val="center"/>
               <w:rPr>
                 <w:rFonts w:eastAsia="ＭＳ 明朝" w:cs=""/>
@@ -11075,7 +11192,9 @@
         </w:tc>
       </w:tr>
       <w:tr>
-        <w:trPr/>
+        <w:trPr>
+          <w:cantSplit/>
+        </w:trPr>
         <w:tc>
           <w:tcPr>
             <w:tcW w:w="2682" w:type="dxa"/>
@@ -11086,8 +11205,8 @@
             <w:pPr>
               <w:pStyle w:val="Normal"/>
               <w:widowControl/>
-              <w:spacing w:lineRule="auto" w:line="240" w:before="60" w:after="60"/>
-              <w:jc w:val="both"/>
+              <w:spacing w:lineRule="auto" w:line="240" w:before="0" w:after="0"/>
+              <w:jc w:val="start"/>
               <w:rPr>
                 <w:rFonts w:eastAsia="ＭＳ 明朝" w:cs=""/>
                 <w:kern w:val="0"/>
@@ -11101,7 +11220,7 @@
                 <w:b w:val="false"/>
                 <w:color w:val="000000"/>
                 <w:kern w:val="0"/>
-                <w:sz w:val="20"/>
+                <w:sz w:val="14"/>
                 <w:szCs w:val="22"/>
                 <w:lang w:val="en-US" w:eastAsia="en-US" w:bidi="ar-SA"/>
               </w:rPr>
@@ -11119,7 +11238,7 @@
             <w:pPr>
               <w:pStyle w:val="Normal"/>
               <w:widowControl/>
-              <w:spacing w:lineRule="auto" w:line="240" w:before="60" w:after="60"/>
+              <w:spacing w:lineRule="auto" w:line="240" w:before="0" w:after="0"/>
               <w:jc w:val="center"/>
               <w:rPr>
                 <w:rFonts w:eastAsia="ＭＳ 明朝" w:cs=""/>
@@ -11148,7 +11267,7 @@
             <w:pPr>
               <w:pStyle w:val="Normal"/>
               <w:widowControl/>
-              <w:spacing w:lineRule="auto" w:line="240" w:before="60" w:after="60"/>
+              <w:spacing w:lineRule="auto" w:line="240" w:before="0" w:after="0"/>
               <w:jc w:val="center"/>
               <w:rPr>
                 <w:rFonts w:eastAsia="ＭＳ 明朝" w:cs=""/>
@@ -11177,7 +11296,7 @@
             <w:pPr>
               <w:pStyle w:val="Normal"/>
               <w:widowControl/>
-              <w:spacing w:lineRule="auto" w:line="240" w:before="60" w:after="60"/>
+              <w:spacing w:lineRule="auto" w:line="240" w:before="0" w:after="0"/>
               <w:jc w:val="center"/>
               <w:rPr>
                 <w:rFonts w:eastAsia="ＭＳ 明朝" w:cs=""/>
@@ -11206,7 +11325,7 @@
             <w:pPr>
               <w:pStyle w:val="Normal"/>
               <w:widowControl/>
-              <w:spacing w:lineRule="auto" w:line="240" w:before="60" w:after="60"/>
+              <w:spacing w:lineRule="auto" w:line="240" w:before="0" w:after="0"/>
               <w:jc w:val="center"/>
               <w:rPr>
                 <w:rFonts w:eastAsia="ＭＳ 明朝" w:cs=""/>
@@ -11235,7 +11354,7 @@
             <w:pPr>
               <w:pStyle w:val="Normal"/>
               <w:widowControl/>
-              <w:spacing w:lineRule="auto" w:line="240" w:before="60" w:after="60"/>
+              <w:spacing w:lineRule="auto" w:line="240" w:before="0" w:after="0"/>
               <w:jc w:val="center"/>
               <w:rPr>
                 <w:rFonts w:eastAsia="ＭＳ 明朝" w:cs=""/>
@@ -11264,7 +11383,7 @@
             <w:pPr>
               <w:pStyle w:val="Normal"/>
               <w:widowControl/>
-              <w:spacing w:lineRule="auto" w:line="240" w:before="60" w:after="60"/>
+              <w:spacing w:lineRule="auto" w:line="240" w:before="0" w:after="0"/>
               <w:jc w:val="center"/>
               <w:rPr>
                 <w:rFonts w:eastAsia="ＭＳ 明朝" w:cs=""/>
@@ -11293,7 +11412,7 @@
             <w:pPr>
               <w:pStyle w:val="Normal"/>
               <w:widowControl/>
-              <w:spacing w:lineRule="auto" w:line="240" w:before="60" w:after="60"/>
+              <w:spacing w:lineRule="auto" w:line="240" w:before="0" w:after="0"/>
               <w:jc w:val="center"/>
               <w:rPr>
                 <w:rFonts w:eastAsia="ＭＳ 明朝" w:cs=""/>
@@ -11322,7 +11441,7 @@
             <w:pPr>
               <w:pStyle w:val="Normal"/>
               <w:widowControl/>
-              <w:spacing w:lineRule="auto" w:line="240" w:before="60" w:after="60"/>
+              <w:spacing w:lineRule="auto" w:line="240" w:before="0" w:after="0"/>
               <w:jc w:val="center"/>
               <w:rPr>
                 <w:rFonts w:eastAsia="ＭＳ 明朝" w:cs=""/>
@@ -11351,7 +11470,7 @@
             <w:pPr>
               <w:pStyle w:val="Normal"/>
               <w:widowControl/>
-              <w:spacing w:lineRule="auto" w:line="240" w:before="60" w:after="60"/>
+              <w:spacing w:lineRule="auto" w:line="240" w:before="0" w:after="0"/>
               <w:jc w:val="center"/>
               <w:rPr>
                 <w:rFonts w:eastAsia="ＭＳ 明朝" w:cs=""/>
@@ -11380,7 +11499,7 @@
             <w:pPr>
               <w:pStyle w:val="Normal"/>
               <w:widowControl/>
-              <w:spacing w:lineRule="auto" w:line="240" w:before="60" w:after="60"/>
+              <w:spacing w:lineRule="auto" w:line="240" w:before="0" w:after="0"/>
               <w:jc w:val="center"/>
               <w:rPr>
                 <w:rFonts w:eastAsia="ＭＳ 明朝" w:cs=""/>
@@ -11395,7 +11514,7 @@
                 <w:b w:val="false"/>
                 <w:color w:val="FFFFFF"/>
                 <w:kern w:val="0"/>
-                <w:sz w:val="20"/>
+                <w:sz w:val="14"/>
                 <w:szCs w:val="22"/>
                 <w:lang w:val="en-US" w:eastAsia="en-US" w:bidi="ar-SA"/>
               </w:rPr>
@@ -11405,7 +11524,9 @@
         </w:tc>
       </w:tr>
       <w:tr>
-        <w:trPr/>
+        <w:trPr>
+          <w:cantSplit/>
+        </w:trPr>
         <w:tc>
           <w:tcPr>
             <w:tcW w:w="2682" w:type="dxa"/>
@@ -11416,8 +11537,8 @@
             <w:pPr>
               <w:pStyle w:val="Normal"/>
               <w:widowControl/>
-              <w:spacing w:lineRule="auto" w:line="240" w:before="60" w:after="60"/>
-              <w:jc w:val="both"/>
+              <w:spacing w:lineRule="auto" w:line="240" w:before="0" w:after="0"/>
+              <w:jc w:val="start"/>
               <w:rPr>
                 <w:rFonts w:eastAsia="ＭＳ 明朝" w:cs=""/>
                 <w:kern w:val="0"/>
@@ -11431,7 +11552,7 @@
                 <w:b w:val="false"/>
                 <w:color w:val="000000"/>
                 <w:kern w:val="0"/>
-                <w:sz w:val="20"/>
+                <w:sz w:val="14"/>
                 <w:szCs w:val="22"/>
                 <w:lang w:val="en-US" w:eastAsia="en-US" w:bidi="ar-SA"/>
               </w:rPr>
@@ -11449,7 +11570,7 @@
             <w:pPr>
               <w:pStyle w:val="Normal"/>
               <w:widowControl/>
-              <w:spacing w:lineRule="auto" w:line="240" w:before="60" w:after="60"/>
+              <w:spacing w:lineRule="auto" w:line="240" w:before="0" w:after="0"/>
               <w:jc w:val="center"/>
               <w:rPr>
                 <w:rFonts w:eastAsia="ＭＳ 明朝" w:cs=""/>
@@ -11478,7 +11599,7 @@
             <w:pPr>
               <w:pStyle w:val="Normal"/>
               <w:widowControl/>
-              <w:spacing w:lineRule="auto" w:line="240" w:before="60" w:after="60"/>
+              <w:spacing w:lineRule="auto" w:line="240" w:before="0" w:after="0"/>
               <w:jc w:val="center"/>
               <w:rPr>
                 <w:rFonts w:eastAsia="ＭＳ 明朝" w:cs=""/>
@@ -11493,7 +11614,7 @@
                 <w:b w:val="false"/>
                 <w:color w:val="FFFFFF"/>
                 <w:kern w:val="0"/>
-                <w:sz w:val="20"/>
+                <w:sz w:val="14"/>
                 <w:szCs w:val="22"/>
                 <w:lang w:val="en-US" w:eastAsia="en-US" w:bidi="ar-SA"/>
               </w:rPr>
@@ -11511,7 +11632,7 @@
             <w:pPr>
               <w:pStyle w:val="Normal"/>
               <w:widowControl/>
-              <w:spacing w:lineRule="auto" w:line="240" w:before="60" w:after="60"/>
+              <w:spacing w:lineRule="auto" w:line="240" w:before="0" w:after="0"/>
               <w:jc w:val="center"/>
               <w:rPr>
                 <w:rFonts w:eastAsia="ＭＳ 明朝" w:cs=""/>
@@ -11526,7 +11647,7 @@
                 <w:b w:val="false"/>
                 <w:color w:val="FFFFFF"/>
                 <w:kern w:val="0"/>
-                <w:sz w:val="20"/>
+                <w:sz w:val="14"/>
                 <w:szCs w:val="22"/>
                 <w:lang w:val="en-US" w:eastAsia="en-US" w:bidi="ar-SA"/>
               </w:rPr>
@@ -11544,7 +11665,7 @@
             <w:pPr>
               <w:pStyle w:val="Normal"/>
               <w:widowControl/>
-              <w:spacing w:lineRule="auto" w:line="240" w:before="60" w:after="60"/>
+              <w:spacing w:lineRule="auto" w:line="240" w:before="0" w:after="0"/>
               <w:jc w:val="center"/>
               <w:rPr>
                 <w:rFonts w:eastAsia="ＭＳ 明朝" w:cs=""/>
@@ -11559,7 +11680,7 @@
                 <w:b w:val="false"/>
                 <w:color w:val="FFFFFF"/>
                 <w:kern w:val="0"/>
-                <w:sz w:val="20"/>
+                <w:sz w:val="14"/>
                 <w:szCs w:val="22"/>
                 <w:lang w:val="en-US" w:eastAsia="en-US" w:bidi="ar-SA"/>
               </w:rPr>
@@ -11577,7 +11698,7 @@
             <w:pPr>
               <w:pStyle w:val="Normal"/>
               <w:widowControl/>
-              <w:spacing w:lineRule="auto" w:line="240" w:before="60" w:after="60"/>
+              <w:spacing w:lineRule="auto" w:line="240" w:before="0" w:after="0"/>
               <w:jc w:val="center"/>
               <w:rPr>
                 <w:rFonts w:eastAsia="ＭＳ 明朝" w:cs=""/>
@@ -11592,7 +11713,7 @@
                 <w:b w:val="false"/>
                 <w:color w:val="FFFFFF"/>
                 <w:kern w:val="0"/>
-                <w:sz w:val="20"/>
+                <w:sz w:val="14"/>
                 <w:szCs w:val="22"/>
                 <w:lang w:val="en-US" w:eastAsia="en-US" w:bidi="ar-SA"/>
               </w:rPr>
@@ -11610,7 +11731,7 @@
             <w:pPr>
               <w:pStyle w:val="Normal"/>
               <w:widowControl/>
-              <w:spacing w:lineRule="auto" w:line="240" w:before="60" w:after="60"/>
+              <w:spacing w:lineRule="auto" w:line="240" w:before="0" w:after="0"/>
               <w:jc w:val="center"/>
               <w:rPr>
                 <w:rFonts w:eastAsia="ＭＳ 明朝" w:cs=""/>
@@ -11625,7 +11746,7 @@
                 <w:b w:val="false"/>
                 <w:color w:val="FFFFFF"/>
                 <w:kern w:val="0"/>
-                <w:sz w:val="20"/>
+                <w:sz w:val="14"/>
                 <w:szCs w:val="22"/>
                 <w:lang w:val="en-US" w:eastAsia="en-US" w:bidi="ar-SA"/>
               </w:rPr>
@@ -11643,7 +11764,7 @@
             <w:pPr>
               <w:pStyle w:val="Normal"/>
               <w:widowControl/>
-              <w:spacing w:lineRule="auto" w:line="240" w:before="60" w:after="60"/>
+              <w:spacing w:lineRule="auto" w:line="240" w:before="0" w:after="0"/>
               <w:jc w:val="center"/>
               <w:rPr>
                 <w:rFonts w:eastAsia="ＭＳ 明朝" w:cs=""/>
@@ -11658,7 +11779,7 @@
                 <w:b w:val="false"/>
                 <w:color w:val="FFFFFF"/>
                 <w:kern w:val="0"/>
-                <w:sz w:val="20"/>
+                <w:sz w:val="14"/>
                 <w:szCs w:val="22"/>
                 <w:lang w:val="en-US" w:eastAsia="en-US" w:bidi="ar-SA"/>
               </w:rPr>
@@ -11676,7 +11797,7 @@
             <w:pPr>
               <w:pStyle w:val="Normal"/>
               <w:widowControl/>
-              <w:spacing w:lineRule="auto" w:line="240" w:before="60" w:after="60"/>
+              <w:spacing w:lineRule="auto" w:line="240" w:before="0" w:after="0"/>
               <w:jc w:val="center"/>
               <w:rPr>
                 <w:rFonts w:eastAsia="ＭＳ 明朝" w:cs=""/>
@@ -11691,7 +11812,7 @@
                 <w:b w:val="false"/>
                 <w:color w:val="FFFFFF"/>
                 <w:kern w:val="0"/>
-                <w:sz w:val="20"/>
+                <w:sz w:val="14"/>
                 <w:szCs w:val="22"/>
                 <w:lang w:val="en-US" w:eastAsia="en-US" w:bidi="ar-SA"/>
               </w:rPr>
@@ -11709,7 +11830,7 @@
             <w:pPr>
               <w:pStyle w:val="Normal"/>
               <w:widowControl/>
-              <w:spacing w:lineRule="auto" w:line="240" w:before="60" w:after="60"/>
+              <w:spacing w:lineRule="auto" w:line="240" w:before="0" w:after="0"/>
               <w:jc w:val="center"/>
               <w:rPr>
                 <w:rFonts w:eastAsia="ＭＳ 明朝" w:cs=""/>
@@ -11724,7 +11845,7 @@
                 <w:b w:val="false"/>
                 <w:color w:val="FFFFFF"/>
                 <w:kern w:val="0"/>
-                <w:sz w:val="20"/>
+                <w:sz w:val="14"/>
                 <w:szCs w:val="22"/>
                 <w:lang w:val="en-US" w:eastAsia="en-US" w:bidi="ar-SA"/>
               </w:rPr>
@@ -11742,7 +11863,7 @@
             <w:pPr>
               <w:pStyle w:val="Normal"/>
               <w:widowControl/>
-              <w:spacing w:lineRule="auto" w:line="240" w:before="60" w:after="60"/>
+              <w:spacing w:lineRule="auto" w:line="240" w:before="0" w:after="0"/>
               <w:jc w:val="center"/>
               <w:rPr>
                 <w:rFonts w:eastAsia="ＭＳ 明朝" w:cs=""/>
@@ -11766,14 +11887,15 @@
     <w:p>
       <w:pPr>
         <w:pStyle w:val="Normal"/>
+        <w:keepLines/>
         <w:spacing w:lineRule="auto" w:line="240" w:before="0" w:after="0"/>
         <w:ind w:hanging="0"/>
         <w:jc w:val="start"/>
         <w:rPr/>
         <w:sectPr>
-          <w:footerReference w:type="even" r:id="rId47"/>
-          <w:footerReference w:type="default" r:id="rId48"/>
-          <w:footerReference w:type="first" r:id="rId49"/>
+          <w:footerReference w:type="even" r:id="rId48"/>
+          <w:footerReference w:type="default" r:id="rId49"/>
+          <w:footerReference w:type="first" r:id="rId50"/>
           <w:type w:val="nextPage"/>
           <w:pgSz w:w="12240" w:h="15840"/>
           <w:pgMar w:left="2268" w:right="1701" w:gutter="0" w:header="0" w:top="1701" w:footer="720" w:bottom="1701"/>
@@ -11795,7 +11917,7 @@
         <w:rPr>
           <w:sz w:val="20"/>
         </w:rPr>
-        <w:t>Elaboración propia (2026).</w:t>
+        <w:t>Guzmán K. (2026).</w:t>
       </w:r>
     </w:p>
     <w:p>
@@ -11822,7 +11944,7 @@
         <w:jc w:val="center"/>
         <w:rPr/>
       </w:pPr>
-      <w:bookmarkStart w:id="34" w:name="bm_cap3"/>
+      <w:bookmarkStart w:id="35" w:name="bm_cap3"/>
       <w:r>
         <w:rPr>
           <w:b/>
@@ -11830,7 +11952,7 @@
         </w:rPr>
         <w:t>MARCO TEÓRICO</w:t>
       </w:r>
-      <w:bookmarkEnd w:id="34"/>
+      <w:bookmarkEnd w:id="35"/>
     </w:p>
     <w:p>
       <w:pPr>
@@ -11841,7 +11963,7 @@
         <w:jc w:val="start"/>
         <w:rPr/>
       </w:pPr>
-      <w:bookmarkStart w:id="35" w:name="bm_cap3_bases"/>
+      <w:bookmarkStart w:id="36" w:name="bm_cap3_bases"/>
       <w:r>
         <w:rPr>
           <w:b/>
@@ -11849,7 +11971,7 @@
         </w:rPr>
         <w:t>Procura y Gestión de Compras</w:t>
       </w:r>
-      <w:bookmarkEnd w:id="35"/>
+      <w:bookmarkEnd w:id="36"/>
     </w:p>
     <w:p>
       <w:pPr>
@@ -12229,9 +12351,9 @@
         <w:jc w:val="both"/>
         <w:rPr/>
         <w:sectPr>
-          <w:footerReference w:type="even" r:id="rId50"/>
-          <w:footerReference w:type="default" r:id="rId51"/>
-          <w:footerReference w:type="first" r:id="rId52"/>
+          <w:footerReference w:type="even" r:id="rId51"/>
+          <w:footerReference w:type="default" r:id="rId52"/>
+          <w:footerReference w:type="first" r:id="rId53"/>
           <w:type w:val="nextPage"/>
           <w:pgSz w:w="12240" w:h="15840"/>
           <w:pgMar w:left="2268" w:right="1701" w:gutter="0" w:header="0" w:top="1701" w:footer="720" w:bottom="1701"/>
@@ -12274,7 +12396,7 @@
         <w:jc w:val="center"/>
         <w:rPr/>
       </w:pPr>
-      <w:bookmarkStart w:id="36" w:name="bm_cap4"/>
+      <w:bookmarkStart w:id="37" w:name="bm_cap4"/>
       <w:r>
         <w:rPr>
           <w:b/>
@@ -12282,7 +12404,7 @@
         </w:rPr>
         <w:t>ACTIVIDADES REALIZADAS</w:t>
       </w:r>
-      <w:bookmarkEnd w:id="36"/>
+      <w:bookmarkEnd w:id="37"/>
     </w:p>
     <w:p>
       <w:pPr>
@@ -12293,7 +12415,7 @@
         <w:jc w:val="start"/>
         <w:rPr/>
       </w:pPr>
-      <w:bookmarkStart w:id="37" w:name="bm_cap4_desc"/>
+      <w:bookmarkStart w:id="38" w:name="bm_cap4_desc"/>
       <w:r>
         <w:rPr>
           <w:b/>
@@ -12301,7 +12423,7 @@
         </w:rPr>
         <w:t>Descripción de Actividades Ejecutadas por Semana</w:t>
       </w:r>
-      <w:bookmarkEnd w:id="37"/>
+      <w:bookmarkEnd w:id="38"/>
     </w:p>
     <w:p>
       <w:pPr>
@@ -12754,7 +12876,7 @@
         <w:rPr>
           <w:sz w:val="24"/>
         </w:rPr>
-        <w:t>Diseño del nuevo flujo simplificado del proceso de procura, definiendo etapas, responsables, puntos de control y tiempos de referencia para el seguimiento administrativo; el flujo TO-BE y su distribución por responsables se presentan en los Anexos C y D.</w:t>
+        <w:t>Diseño del nuevo flujo simplificado del proceso de procura, definiendo etapas, responsables, puntos de control y tiempos de referencia para el seguimiento administrativo; el flujo TO-BE y su distribución por responsables se presentan en los Anexos B y C.</w:t>
       </w:r>
     </w:p>
     <w:p>
@@ -12827,7 +12949,7 @@
         <w:rPr>
           <w:sz w:val="24"/>
         </w:rPr>
-        <w:t>Diseño de los formatos estandarizados de solicitud de cotización y orden de compra, elaboración de la matriz de autorización por monto y definición de indicadores básicos para el seguimiento del proceso. Como apoyos de organización y asignación de responsabilidades se incorporan el SIPOC y la matriz RACI en los Anexos E y F.</w:t>
+        <w:t>Diseño de los formatos estandarizados de solicitud de cotización y orden de compra, elaboración de la matriz de autorización por monto y definición de indicadores básicos para el seguimiento del proceso. Como apoyos de organización y asignación de responsabilidades se incorporan el SIPOC y la matriz RACI en los Anexos D y E.</w:t>
       </w:r>
     </w:p>
     <w:p>
@@ -13029,9 +13151,9 @@
         <w:jc w:val="both"/>
         <w:rPr/>
         <w:sectPr>
-          <w:footerReference w:type="even" r:id="rId53"/>
-          <w:footerReference w:type="default" r:id="rId54"/>
-          <w:footerReference w:type="first" r:id="rId55"/>
+          <w:footerReference w:type="even" r:id="rId54"/>
+          <w:footerReference w:type="default" r:id="rId55"/>
+          <w:footerReference w:type="first" r:id="rId56"/>
           <w:type w:val="nextPage"/>
           <w:pgSz w:w="12240" w:h="15840"/>
           <w:pgMar w:left="2268" w:right="1701" w:gutter="0" w:header="0" w:top="1701" w:footer="720" w:bottom="1701"/>
@@ -13086,7 +13208,7 @@
         <w:jc w:val="center"/>
         <w:rPr/>
       </w:pPr>
-      <w:bookmarkStart w:id="38" w:name="bm_cap5"/>
+      <w:bookmarkStart w:id="39" w:name="bm_cap5"/>
       <w:r>
         <w:rPr>
           <w:b/>
@@ -13094,7 +13216,7 @@
         </w:rPr>
         <w:t>CONCLUSIONES Y RECOMENDACIONES</w:t>
       </w:r>
-      <w:bookmarkEnd w:id="38"/>
+      <w:bookmarkEnd w:id="39"/>
     </w:p>
     <w:p>
       <w:pPr>
@@ -13105,7 +13227,7 @@
         <w:jc w:val="start"/>
         <w:rPr/>
       </w:pPr>
-      <w:bookmarkStart w:id="39" w:name="bm_cap5_concl"/>
+      <w:bookmarkStart w:id="40" w:name="bm_cap5_concl"/>
       <w:r>
         <w:rPr>
           <w:b/>
@@ -13113,7 +13235,7 @@
         </w:rPr>
         <w:t>Conclusiones</w:t>
       </w:r>
-      <w:bookmarkEnd w:id="39"/>
+      <w:bookmarkEnd w:id="40"/>
     </w:p>
     <w:p>
       <w:pPr>
@@ -13184,7 +13306,7 @@
         <w:jc w:val="start"/>
         <w:rPr/>
       </w:pPr>
-      <w:bookmarkStart w:id="40" w:name="bm_cap5_recom"/>
+      <w:bookmarkStart w:id="41" w:name="bm_cap5_recom"/>
       <w:r>
         <w:rPr>
           <w:b/>
@@ -13192,7 +13314,7 @@
         </w:rPr>
         <w:t>Recomendaciones</w:t>
       </w:r>
-      <w:bookmarkEnd w:id="40"/>
+      <w:bookmarkEnd w:id="41"/>
     </w:p>
     <w:p>
       <w:pPr>
@@ -13322,9 +13444,9 @@
         <w:jc w:val="both"/>
         <w:rPr/>
         <w:sectPr>
-          <w:footerReference w:type="even" r:id="rId56"/>
-          <w:footerReference w:type="default" r:id="rId57"/>
-          <w:footerReference w:type="first" r:id="rId58"/>
+          <w:footerReference w:type="even" r:id="rId57"/>
+          <w:footerReference w:type="default" r:id="rId58"/>
+          <w:footerReference w:type="first" r:id="rId59"/>
           <w:type w:val="nextPage"/>
           <w:pgSz w:w="12240" w:h="15840"/>
           <w:pgMar w:left="2268" w:right="1701" w:gutter="0" w:header="0" w:top="1701" w:footer="720" w:bottom="1701"/>
@@ -13351,7 +13473,7 @@
         <w:jc w:val="center"/>
         <w:rPr/>
       </w:pPr>
-      <w:bookmarkStart w:id="41" w:name="bm_referencias"/>
+      <w:bookmarkStart w:id="42" w:name="bm_referencias"/>
       <w:r>
         <w:rPr>
           <w:b/>
@@ -13359,7 +13481,7 @@
         </w:rPr>
         <w:t>REFERENCIAS</w:t>
       </w:r>
-      <w:bookmarkEnd w:id="41"/>
+      <w:bookmarkEnd w:id="42"/>
     </w:p>
     <w:p>
       <w:pPr>
@@ -13529,9 +13651,9 @@
         <w:jc w:val="both"/>
         <w:rPr/>
         <w:sectPr>
-          <w:footerReference w:type="even" r:id="rId59"/>
-          <w:footerReference w:type="default" r:id="rId60"/>
-          <w:footerReference w:type="first" r:id="rId61"/>
+          <w:footerReference w:type="even" r:id="rId60"/>
+          <w:footerReference w:type="default" r:id="rId61"/>
+          <w:footerReference w:type="first" r:id="rId62"/>
           <w:type w:val="nextPage"/>
           <w:pgSz w:w="12240" w:h="15840"/>
           <w:pgMar w:left="2268" w:right="1701" w:gutter="0" w:header="0" w:top="1701" w:footer="720" w:bottom="1701"/>
@@ -13571,9 +13693,9 @@
         <w:jc w:val="center"/>
         <w:rPr/>
         <w:sectPr>
-          <w:footerReference w:type="even" r:id="rId62"/>
-          <w:footerReference w:type="default" r:id="rId63"/>
-          <w:footerReference w:type="first" r:id="rId64"/>
+          <w:footerReference w:type="even" r:id="rId63"/>
+          <w:footerReference w:type="default" r:id="rId64"/>
+          <w:footerReference w:type="first" r:id="rId65"/>
           <w:type w:val="nextPage"/>
           <w:pgSz w:w="12240" w:h="15840"/>
           <w:pgMar w:left="2268" w:right="1701" w:gutter="0" w:header="0" w:top="1701" w:footer="720" w:bottom="1701"/>
@@ -13583,7 +13705,7 @@
           <w:docGrid w:type="default" w:linePitch="360" w:charSpace="0"/>
         </w:sectPr>
       </w:pPr>
-      <w:bookmarkStart w:id="42" w:name="bm_anexos"/>
+      <w:bookmarkStart w:id="43" w:name="bm_anexos"/>
       <w:r>
         <w:rPr>
           <w:b/>
@@ -13591,7 +13713,7 @@
         </w:rPr>
         <w:t>ANEXOS</w:t>
       </w:r>
-      <w:bookmarkEnd w:id="42"/>
+      <w:bookmarkEnd w:id="43"/>
     </w:p>
     <w:p>
       <w:pPr>
@@ -13602,134 +13724,14 @@
         <w:jc w:val="center"/>
         <w:rPr/>
       </w:pPr>
-      <w:bookmarkStart w:id="43" w:name="bm_anexoA"/>
-      <w:bookmarkEnd w:id="43"/>
+      <w:bookmarkStart w:id="44" w:name="bm_anexoA"/>
+      <w:bookmarkEnd w:id="44"/>
       <w:r>
         <w:rPr>
           <w:b/>
           <w:sz w:val="20"/>
         </w:rPr>
         <w:t>ANEXO A</w:t>
-      </w:r>
-    </w:p>
-    <w:p>
-      <w:pPr>
-        <w:pStyle w:val="Normal"/>
-        <w:keepNext w:val="true"/>
-        <w:keepLines/>
-        <w:spacing w:before="240" w:after="480"/>
-        <w:jc w:val="center"/>
-        <w:rPr/>
-      </w:pPr>
-      <w:r>
-        <w:rPr>
-          <w:b/>
-          <w:sz w:val="20"/>
-        </w:rPr>
-        <w:t>[Diagrama de Ishikawa definitivo de las causas asociadas a las demoras y pérdida de trazabilidad del proceso de procura]</w:t>
-      </w:r>
-    </w:p>
-    <w:p>
-      <w:pPr>
-        <w:pStyle w:val="Normal"/>
-        <w:keepNext w:val="true"/>
-        <w:keepLines/>
-        <w:jc w:val="center"/>
-        <w:rPr/>
-      </w:pPr>
-      <w:r>
-        <w:rPr/>
-        <w:drawing>
-          <wp:inline distT="0" distB="0" distL="0" distR="0">
-            <wp:extent cx="5039995" cy="1524635"/>
-            <wp:effectExtent l="0" t="0" r="0" b="0"/>
-            <wp:docPr id="7" name="Picture 7"/>
-            <wp:cNvGraphicFramePr>
-              <a:graphicFrameLocks xmlns:a="http://schemas.openxmlformats.org/drawingml/2006/main" noChangeAspect="1"/>
-            </wp:cNvGraphicFramePr>
-            <a:graphic xmlns:a="http://schemas.openxmlformats.org/drawingml/2006/main">
-              <a:graphicData uri="http://schemas.openxmlformats.org/drawingml/2006/picture">
-                <pic:pic xmlns:pic="http://schemas.openxmlformats.org/drawingml/2006/picture">
-                  <pic:nvPicPr>
-                    <pic:cNvPr id="7" name="Picture 7"/>
-                    <pic:cNvPicPr>
-                      <a:picLocks noChangeAspect="1" noChangeArrowheads="1"/>
-                    </pic:cNvPicPr>
-                  </pic:nvPicPr>
-                  <pic:blipFill>
-                    <a:blip r:embed="rId65"/>
-                    <a:stretch>
-                      <a:fillRect/>
-                    </a:stretch>
-                  </pic:blipFill>
-                  <pic:spPr bwMode="auto">
-                    <a:xfrm>
-                      <a:off x="0" y="0"/>
-                      <a:ext cx="5039995" cy="1524635"/>
-                    </a:xfrm>
-                    <a:prstGeom prst="rect">
-                      <a:avLst/>
-                    </a:prstGeom>
-                    <a:noFill/>
-                  </pic:spPr>
-                </pic:pic>
-              </a:graphicData>
-            </a:graphic>
-          </wp:inline>
-        </w:drawing>
-      </w:r>
-    </w:p>
-    <w:p>
-      <w:pPr>
-        <w:pStyle w:val="Normal"/>
-        <w:spacing w:lineRule="auto" w:line="240" w:before="0" w:after="0"/>
-        <w:ind w:hanging="0"/>
-        <w:jc w:val="center"/>
-        <w:rPr/>
-        <w:sectPr>
-          <w:footerReference w:type="even" r:id="rId66"/>
-          <w:footerReference w:type="default" r:id="rId67"/>
-          <w:footerReference w:type="first" r:id="rId68"/>
-          <w:type w:val="nextPage"/>
-          <w:pgSz w:w="12240" w:h="15840"/>
-          <w:pgMar w:left="2268" w:right="1701" w:gutter="0" w:header="0" w:top="1701" w:footer="720" w:bottom="1701"/>
-          <w:pgNumType w:fmt="decimal"/>
-          <w:formProt w:val="false"/>
-          <w:textDirection w:val="lrTb"/>
-          <w:docGrid w:type="default" w:linePitch="360" w:charSpace="0"/>
-        </w:sectPr>
-      </w:pPr>
-      <w:r>
-        <w:rPr>
-          <w:i/>
-          <w:sz w:val="20"/>
-        </w:rPr>
-        <w:t xml:space="preserve">Fuente: </w:t>
-      </w:r>
-      <w:r>
-        <w:rPr>
-          <w:sz w:val="20"/>
-        </w:rPr>
-        <w:t>Elaboración propia (2026).</w:t>
-      </w:r>
-    </w:p>
-    <w:p>
-      <w:pPr>
-        <w:pStyle w:val="Normal"/>
-        <w:keepNext w:val="true"/>
-        <w:keepLines/>
-        <w:spacing w:before="0" w:after="480"/>
-        <w:jc w:val="center"/>
-        <w:rPr/>
-      </w:pPr>
-      <w:bookmarkStart w:id="44" w:name="bm_anexoB"/>
-      <w:bookmarkEnd w:id="44"/>
-      <w:r>
-        <w:rPr>
-          <w:b/>
-          <w:sz w:val="20"/>
-        </w:rPr>
-        <w:t>ANEXO B</w:t>
       </w:r>
     </w:p>
     <w:p>
@@ -13777,7 +13779,7 @@
                     </pic:cNvPicPr>
                   </pic:nvPicPr>
                   <pic:blipFill>
-                    <a:blip r:embed="rId69"/>
+                    <a:blip r:embed="rId66"/>
                     <a:stretch>
                       <a:fillRect/>
                     </a:stretch>
@@ -13807,9 +13809,9 @@
         <w:jc w:val="center"/>
         <w:rPr/>
         <w:sectPr>
-          <w:footerReference w:type="even" r:id="rId70"/>
-          <w:footerReference w:type="default" r:id="rId71"/>
-          <w:footerReference w:type="first" r:id="rId72"/>
+          <w:footerReference w:type="even" r:id="rId67"/>
+          <w:footerReference w:type="default" r:id="rId68"/>
+          <w:footerReference w:type="first" r:id="rId69"/>
           <w:type w:val="nextPage"/>
           <w:pgSz w:w="12240" w:h="15840"/>
           <w:pgMar w:left="2268" w:right="1701" w:gutter="0" w:header="0" w:top="1701" w:footer="720" w:bottom="1701"/>
@@ -13830,7 +13832,7 @@
         <w:rPr>
           <w:sz w:val="20"/>
         </w:rPr>
-        <w:t>Elaboración propia (2026).</w:t>
+        <w:t>Guzmán K. (2026).</w:t>
       </w:r>
     </w:p>
     <w:p>
@@ -13842,14 +13844,14 @@
         <w:jc w:val="center"/>
         <w:rPr/>
       </w:pPr>
-      <w:bookmarkStart w:id="45" w:name="bm_anexoC"/>
+      <w:bookmarkStart w:id="45" w:name="bm_anexoB"/>
       <w:bookmarkEnd w:id="45"/>
       <w:r>
         <w:rPr>
           <w:b/>
           <w:sz w:val="20"/>
         </w:rPr>
-        <w:t>ANEXO C</w:t>
+        <w:t>ANEXO B</w:t>
       </w:r>
     </w:p>
     <w:p>
@@ -13897,7 +13899,7 @@
                     </pic:cNvPicPr>
                   </pic:nvPicPr>
                   <pic:blipFill>
-                    <a:blip r:embed="rId73"/>
+                    <a:blip r:embed="rId70"/>
                     <a:stretch>
                       <a:fillRect/>
                     </a:stretch>
@@ -13927,9 +13929,9 @@
         <w:jc w:val="center"/>
         <w:rPr/>
         <w:sectPr>
-          <w:footerReference w:type="even" r:id="rId74"/>
-          <w:footerReference w:type="default" r:id="rId75"/>
-          <w:footerReference w:type="first" r:id="rId76"/>
+          <w:footerReference w:type="even" r:id="rId71"/>
+          <w:footerReference w:type="default" r:id="rId72"/>
+          <w:footerReference w:type="first" r:id="rId73"/>
           <w:type w:val="nextPage"/>
           <w:pgSz w:w="12240" w:h="15840"/>
           <w:pgMar w:left="2268" w:right="1701" w:gutter="0" w:header="0" w:top="1701" w:footer="720" w:bottom="1701"/>
@@ -13950,7 +13952,7 @@
         <w:rPr>
           <w:sz w:val="20"/>
         </w:rPr>
-        <w:t>Elaboración propia (2026).</w:t>
+        <w:t>Guzmán K. (2026).</w:t>
       </w:r>
     </w:p>
     <w:p>
@@ -13962,14 +13964,14 @@
         <w:jc w:val="center"/>
         <w:rPr/>
       </w:pPr>
-      <w:bookmarkStart w:id="46" w:name="bm_anexoD"/>
+      <w:bookmarkStart w:id="46" w:name="bm_anexoC"/>
       <w:bookmarkEnd w:id="46"/>
       <w:r>
         <w:rPr>
           <w:b/>
           <w:sz w:val="20"/>
         </w:rPr>
-        <w:t>ANEXO D</w:t>
+        <w:t>ANEXO C</w:t>
       </w:r>
     </w:p>
     <w:p>
@@ -14017,7 +14019,7 @@
                     </pic:cNvPicPr>
                   </pic:nvPicPr>
                   <pic:blipFill>
-                    <a:blip r:embed="rId77"/>
+                    <a:blip r:embed="rId74"/>
                     <a:stretch>
                       <a:fillRect/>
                     </a:stretch>
@@ -14047,9 +14049,9 @@
         <w:jc w:val="center"/>
         <w:rPr/>
         <w:sectPr>
-          <w:footerReference w:type="even" r:id="rId78"/>
-          <w:footerReference w:type="default" r:id="rId79"/>
-          <w:footerReference w:type="first" r:id="rId80"/>
+          <w:footerReference w:type="even" r:id="rId75"/>
+          <w:footerReference w:type="default" r:id="rId76"/>
+          <w:footerReference w:type="first" r:id="rId77"/>
           <w:type w:val="nextPage"/>
           <w:pgSz w:w="12240" w:h="15840"/>
           <w:pgMar w:left="2268" w:right="1701" w:gutter="0" w:header="0" w:top="1701" w:footer="720" w:bottom="1701"/>
@@ -14070,7 +14072,7 @@
         <w:rPr>
           <w:sz w:val="20"/>
         </w:rPr>
-        <w:t>Elaboración propia (2026).</w:t>
+        <w:t>Guzmán K. (2026).</w:t>
       </w:r>
     </w:p>
     <w:p>
@@ -14082,14 +14084,14 @@
         <w:jc w:val="center"/>
         <w:rPr/>
       </w:pPr>
-      <w:bookmarkStart w:id="47" w:name="bm_anexoE"/>
+      <w:bookmarkStart w:id="47" w:name="bm_anexoD"/>
       <w:bookmarkEnd w:id="47"/>
       <w:r>
         <w:rPr>
           <w:b/>
           <w:sz w:val="20"/>
         </w:rPr>
-        <w:t>ANEXO E</w:t>
+        <w:t>ANEXO D</w:t>
       </w:r>
     </w:p>
     <w:p>
@@ -14137,7 +14139,7 @@
                     </pic:cNvPicPr>
                   </pic:nvPicPr>
                   <pic:blipFill>
-                    <a:blip r:embed="rId81"/>
+                    <a:blip r:embed="rId78"/>
                     <a:stretch>
                       <a:fillRect/>
                     </a:stretch>
@@ -14167,9 +14169,9 @@
         <w:jc w:val="center"/>
         <w:rPr/>
         <w:sectPr>
-          <w:footerReference w:type="even" r:id="rId82"/>
-          <w:footerReference w:type="default" r:id="rId83"/>
-          <w:footerReference w:type="first" r:id="rId84"/>
+          <w:footerReference w:type="even" r:id="rId79"/>
+          <w:footerReference w:type="default" r:id="rId80"/>
+          <w:footerReference w:type="first" r:id="rId81"/>
           <w:type w:val="nextPage"/>
           <w:pgSz w:w="12240" w:h="15840"/>
           <w:pgMar w:left="2268" w:right="1701" w:gutter="0" w:header="0" w:top="1701" w:footer="720" w:bottom="1701"/>
@@ -14190,7 +14192,7 @@
         <w:rPr>
           <w:sz w:val="20"/>
         </w:rPr>
-        <w:t>Elaboración propia (2026).</w:t>
+        <w:t>Guzmán K. (2026).</w:t>
       </w:r>
     </w:p>
     <w:p>
@@ -14202,14 +14204,14 @@
         <w:jc w:val="center"/>
         <w:rPr/>
       </w:pPr>
-      <w:bookmarkStart w:id="48" w:name="bm_anexoF"/>
+      <w:bookmarkStart w:id="48" w:name="bm_anexoE"/>
       <w:bookmarkEnd w:id="48"/>
       <w:r>
         <w:rPr>
           <w:b/>
           <w:sz w:val="20"/>
         </w:rPr>
-        <w:t>ANEXO F</w:t>
+        <w:t>ANEXO E</w:t>
       </w:r>
     </w:p>
     <w:p>
@@ -14257,7 +14259,7 @@
                     </pic:cNvPicPr>
                   </pic:nvPicPr>
                   <pic:blipFill>
-                    <a:blip r:embed="rId85"/>
+                    <a:blip r:embed="rId82"/>
                     <a:stretch>
                       <a:fillRect/>
                     </a:stretch>
@@ -14298,7 +14300,7 @@
         <w:rPr>
           <w:sz w:val="20"/>
         </w:rPr>
-        <w:t>Elaboración propia (2026).</w:t>
+        <w:t>Guzmán K. (2026).</w:t>
       </w:r>
       <w:r>
         <w:br w:type="page"/>
@@ -15503,6 +15505,1403 @@
                       <pic:pic xmlns:pic="http://schemas.openxmlformats.org/drawingml/2006/picture">
                         <pic:nvPicPr>
                           <pic:cNvPr id="13" name="Image2"/>
+                          <pic:cNvPicPr>
+                            <a:picLocks noChangeAspect="1" noChangeArrowheads="1"/>
+                          </pic:cNvPicPr>
+                        </pic:nvPicPr>
+                        <pic:blipFill>
+                          <a:blip r:embed="rId83"/>
+                          <a:stretch>
+                            <a:fillRect/>
+                          </a:stretch>
+                        </pic:blipFill>
+                        <pic:spPr bwMode="auto">
+                          <a:xfrm>
+                            <a:off x="0" y="0"/>
+                            <a:ext cx="1259840" cy="581660"/>
+                          </a:xfrm>
+                          <a:prstGeom prst="rect">
+                            <a:avLst/>
+                          </a:prstGeom>
+                          <a:noFill/>
+                        </pic:spPr>
+                      </pic:pic>
+                    </a:graphicData>
+                  </a:graphic>
+                </wp:inline>
+              </w:drawing>
+            </w:r>
+          </w:p>
+        </w:tc>
+        <w:tc>
+          <w:tcPr>
+            <w:tcW w:w="4135" w:type="dxa"/>
+            <w:tcBorders/>
+            <w:vAlign w:val="center"/>
+          </w:tcPr>
+          <w:p>
+            <w:pPr>
+              <w:pStyle w:val="Normal"/>
+              <w:jc w:val="center"/>
+              <w:rPr/>
+            </w:pPr>
+            <w:r>
+              <w:rPr/>
+              <w:drawing>
+                <wp:inline distT="0" distB="0" distL="0" distR="0">
+                  <wp:extent cx="1259840" cy="746760"/>
+                  <wp:effectExtent l="0" t="0" r="0" b="0"/>
+                  <wp:docPr id="14" name="Image3"/>
+                  <wp:cNvGraphicFramePr>
+                    <a:graphicFrameLocks xmlns:a="http://schemas.openxmlformats.org/drawingml/2006/main" noChangeAspect="1"/>
+                  </wp:cNvGraphicFramePr>
+                  <a:graphic xmlns:a="http://schemas.openxmlformats.org/drawingml/2006/main">
+                    <a:graphicData uri="http://schemas.openxmlformats.org/drawingml/2006/picture">
+                      <pic:pic xmlns:pic="http://schemas.openxmlformats.org/drawingml/2006/picture">
+                        <pic:nvPicPr>
+                          <pic:cNvPr id="14" name="Image3"/>
+                          <pic:cNvPicPr>
+                            <a:picLocks noChangeAspect="1" noChangeArrowheads="1"/>
+                          </pic:cNvPicPr>
+                        </pic:nvPicPr>
+                        <pic:blipFill>
+                          <a:blip r:embed="rId84"/>
+                          <a:stretch>
+                            <a:fillRect/>
+                          </a:stretch>
+                        </pic:blipFill>
+                        <pic:spPr bwMode="auto">
+                          <a:xfrm>
+                            <a:off x="0" y="0"/>
+                            <a:ext cx="1259840" cy="746760"/>
+                          </a:xfrm>
+                          <a:prstGeom prst="rect">
+                            <a:avLst/>
+                          </a:prstGeom>
+                          <a:noFill/>
+                        </pic:spPr>
+                      </pic:pic>
+                    </a:graphicData>
+                  </a:graphic>
+                </wp:inline>
+              </w:drawing>
+            </w:r>
+          </w:p>
+        </w:tc>
+      </w:tr>
+      <w:tr>
+        <w:trPr/>
+        <w:tc>
+          <w:tcPr>
+            <w:tcW w:w="4135" w:type="dxa"/>
+            <w:tcBorders/>
+            <w:vAlign w:val="center"/>
+          </w:tcPr>
+          <w:p>
+            <w:pPr>
+              <w:pStyle w:val="Normal"/>
+              <w:spacing w:lineRule="auto" w:line="240" w:before="80" w:after="80"/>
+              <w:jc w:val="center"/>
+              <w:rPr/>
+            </w:pPr>
+            <w:r>
+              <w:rPr>
+                <w:b w:val="false"/>
+                <w:sz w:val="18"/>
+              </w:rPr>
+              <w:t>Firma del Pasante:</w:t>
+              <w:br/>
+              <w:t>Keidy Guzmán |  C.I.: 28.706.352</w:t>
+            </w:r>
+          </w:p>
+        </w:tc>
+        <w:tc>
+          <w:tcPr>
+            <w:tcW w:w="4135" w:type="dxa"/>
+            <w:tcBorders/>
+            <w:vAlign w:val="center"/>
+          </w:tcPr>
+          <w:p>
+            <w:pPr>
+              <w:pStyle w:val="Normal"/>
+              <w:spacing w:lineRule="auto" w:line="240" w:before="80" w:after="80"/>
+              <w:jc w:val="center"/>
+              <w:rPr/>
+            </w:pPr>
+            <w:r>
+              <w:rPr>
+                <w:b w:val="false"/>
+                <w:sz w:val="18"/>
+              </w:rPr>
+              <w:t>Firma del Tutor Industrial:</w:t>
+              <w:br/>
+              <w:t>Martina Rondón | C.I.: 12.208.768</w:t>
+            </w:r>
+          </w:p>
+        </w:tc>
+      </w:tr>
+    </w:tbl>
+    <w:p>
+      <w:pPr>
+        <w:pStyle w:val="Normal"/>
+        <w:rPr/>
+      </w:pPr>
+      <w:r>
+        <w:rPr/>
+      </w:r>
+    </w:p>
+    <w:p>
+      <w:pPr>
+        <w:pStyle w:val="Normal"/>
+        <w:spacing w:before="240" w:after="200"/>
+        <w:jc w:val="center"/>
+        <w:rPr/>
+      </w:pPr>
+      <w:r>
+        <w:rPr/>
+        <w:drawing>
+          <wp:inline distT="0" distB="0" distL="0" distR="0">
+            <wp:extent cx="1440180" cy="633095"/>
+            <wp:effectExtent l="0" t="0" r="0" b="0"/>
+            <wp:docPr id="15" name="Image4"/>
+            <wp:cNvGraphicFramePr>
+              <a:graphicFrameLocks xmlns:a="http://schemas.openxmlformats.org/drawingml/2006/main" noChangeAspect="1"/>
+            </wp:cNvGraphicFramePr>
+            <a:graphic xmlns:a="http://schemas.openxmlformats.org/drawingml/2006/main">
+              <a:graphicData uri="http://schemas.openxmlformats.org/drawingml/2006/picture">
+                <pic:pic xmlns:pic="http://schemas.openxmlformats.org/drawingml/2006/picture">
+                  <pic:nvPicPr>
+                    <pic:cNvPr id="15" name="Image4"/>
+                    <pic:cNvPicPr>
+                      <a:picLocks noChangeAspect="1" noChangeArrowheads="1"/>
+                    </pic:cNvPicPr>
+                  </pic:nvPicPr>
+                  <pic:blipFill>
+                    <a:blip r:embed="rId85"/>
+                    <a:stretch>
+                      <a:fillRect/>
+                    </a:stretch>
+                  </pic:blipFill>
+                  <pic:spPr bwMode="auto">
+                    <a:xfrm>
+                      <a:off x="0" y="0"/>
+                      <a:ext cx="1440180" cy="633095"/>
+                    </a:xfrm>
+                    <a:prstGeom prst="rect">
+                      <a:avLst/>
+                    </a:prstGeom>
+                    <a:noFill/>
+                  </pic:spPr>
+                </pic:pic>
+              </a:graphicData>
+            </a:graphic>
+          </wp:inline>
+        </w:drawing>
+      </w:r>
+    </w:p>
+    <w:p>
+      <w:pPr>
+        <w:pStyle w:val="Normal"/>
+        <w:rPr/>
+      </w:pPr>
+      <w:r>
+        <w:rPr/>
+      </w:r>
+      <w:r>
+        <w:br w:type="page"/>
+      </w:r>
+    </w:p>
+    <w:p>
+      <w:pPr>
+        <w:pStyle w:val="Normal"/>
+        <w:rPr/>
+      </w:pPr>
+      <w:r>
+        <w:rPr/>
+      </w:r>
+    </w:p>
+    <w:p>
+      <w:pPr>
+        <w:pStyle w:val="Normal"/>
+        <w:spacing w:before="0" w:after="240"/>
+        <w:jc w:val="center"/>
+        <w:rPr/>
+      </w:pPr>
+      <w:r>
+        <w:rPr>
+          <w:b/>
+          <w:sz w:val="28"/>
+        </w:rPr>
+        <w:t>PLAN SEMANAL DE PASANTÍAS</w:t>
+      </w:r>
+    </w:p>
+    <w:p>
+      <w:pPr>
+        <w:pStyle w:val="Normal"/>
+        <w:spacing w:lineRule="auto" w:line="276" w:before="0" w:after="40"/>
+        <w:rPr/>
+      </w:pPr>
+      <w:r>
+        <w:rPr>
+          <w:b/>
+          <w:sz w:val="24"/>
+        </w:rPr>
+        <w:t xml:space="preserve">EMPRESA: </w:t>
+      </w:r>
+      <w:r>
+        <w:rPr>
+          <w:sz w:val="24"/>
+        </w:rPr>
+        <w:t>Lubricantes y Equipos Varyna, C.A.</w:t>
+      </w:r>
+    </w:p>
+    <w:p>
+      <w:pPr>
+        <w:pStyle w:val="Normal"/>
+        <w:spacing w:lineRule="auto" w:line="276" w:before="0" w:after="40"/>
+        <w:rPr/>
+      </w:pPr>
+      <w:r>
+        <w:rPr>
+          <w:b/>
+          <w:sz w:val="24"/>
+        </w:rPr>
+        <w:t xml:space="preserve">DEPARTAMENTO: </w:t>
+      </w:r>
+      <w:r>
+        <w:rPr>
+          <w:sz w:val="24"/>
+        </w:rPr>
+        <w:t>Departamento Administrativo / Área de Procura</w:t>
+      </w:r>
+    </w:p>
+    <w:p>
+      <w:pPr>
+        <w:pStyle w:val="Normal"/>
+        <w:spacing w:lineRule="auto" w:line="276" w:before="0" w:after="40"/>
+        <w:rPr/>
+      </w:pPr>
+      <w:r>
+        <w:rPr>
+          <w:b/>
+          <w:sz w:val="24"/>
+        </w:rPr>
+        <w:t xml:space="preserve">ESPECIALIDAD: </w:t>
+      </w:r>
+      <w:r>
+        <w:rPr>
+          <w:sz w:val="24"/>
+        </w:rPr>
+        <w:t>Administración / Ciencias Comerciales</w:t>
+      </w:r>
+    </w:p>
+    <w:p>
+      <w:pPr>
+        <w:pStyle w:val="Normal"/>
+        <w:spacing w:lineRule="auto" w:line="276" w:before="0" w:after="40"/>
+        <w:rPr/>
+      </w:pPr>
+      <w:r>
+        <w:rPr>
+          <w:b/>
+          <w:sz w:val="24"/>
+        </w:rPr>
+        <w:t xml:space="preserve">SEMANA N°: </w:t>
+      </w:r>
+      <w:r>
+        <w:rPr>
+          <w:sz w:val="24"/>
+        </w:rPr>
+        <w:t>2</w:t>
+      </w:r>
+    </w:p>
+    <w:p>
+      <w:pPr>
+        <w:pStyle w:val="Normal"/>
+        <w:spacing w:lineRule="auto" w:line="276" w:before="0" w:after="40"/>
+        <w:rPr/>
+      </w:pPr>
+      <w:r>
+        <w:rPr>
+          <w:b/>
+          <w:sz w:val="24"/>
+        </w:rPr>
+        <w:t xml:space="preserve">PERÍODO: </w:t>
+      </w:r>
+      <w:r>
+        <w:rPr>
+          <w:sz w:val="24"/>
+        </w:rPr>
+        <w:t>Del 15 al 19 de junio de 2026</w:t>
+      </w:r>
+    </w:p>
+    <w:p>
+      <w:pPr>
+        <w:pStyle w:val="Normal"/>
+        <w:spacing w:lineRule="auto" w:line="276" w:before="0" w:after="40"/>
+        <w:rPr/>
+      </w:pPr>
+      <w:r>
+        <w:rPr>
+          <w:b/>
+          <w:sz w:val="24"/>
+        </w:rPr>
+        <w:t xml:space="preserve">PASANTE: </w:t>
+      </w:r>
+      <w:r>
+        <w:rPr>
+          <w:sz w:val="24"/>
+        </w:rPr>
+        <w:t>Keidy Guzmán |  C.I.: 28.706.352</w:t>
+      </w:r>
+    </w:p>
+    <w:p>
+      <w:pPr>
+        <w:pStyle w:val="Normal"/>
+        <w:spacing w:lineRule="auto" w:line="276" w:before="0" w:after="40"/>
+        <w:rPr/>
+      </w:pPr>
+      <w:r>
+        <w:rPr>
+          <w:b/>
+          <w:sz w:val="24"/>
+        </w:rPr>
+        <w:t xml:space="preserve">TUTOR INDUSTRIAL: </w:t>
+      </w:r>
+      <w:r>
+        <w:rPr>
+          <w:sz w:val="24"/>
+        </w:rPr>
+        <w:t>Martina Rondón | C.I.: 12.208.768</w:t>
+      </w:r>
+    </w:p>
+    <w:p>
+      <w:pPr>
+        <w:pStyle w:val="Normal"/>
+        <w:rPr/>
+      </w:pPr>
+      <w:r>
+        <w:rPr/>
+      </w:r>
+    </w:p>
+    <w:p>
+      <w:pPr>
+        <w:pStyle w:val="Normal"/>
+        <w:spacing w:before="0" w:after="80"/>
+        <w:rPr/>
+      </w:pPr>
+      <w:r>
+        <w:rPr>
+          <w:b/>
+          <w:sz w:val="24"/>
+        </w:rPr>
+        <w:t>OBJETIVO DE LA SEMANA:</w:t>
+      </w:r>
+    </w:p>
+    <w:p>
+      <w:pPr>
+        <w:pStyle w:val="Normal"/>
+        <w:spacing w:lineRule="auto" w:line="360" w:before="0" w:after="0"/>
+        <w:jc w:val="both"/>
+        <w:rPr/>
+      </w:pPr>
+      <w:r>
+        <w:rPr>
+          <w:b w:val="false"/>
+          <w:sz w:val="24"/>
+        </w:rPr>
+        <w:t>Apoyar la recepción y registro de solicitudes de compra y levantar el flujo secuencial del proceso actual de procura.</w:t>
+      </w:r>
+    </w:p>
+    <w:p>
+      <w:pPr>
+        <w:pStyle w:val="Normal"/>
+        <w:rPr/>
+      </w:pPr>
+      <w:r>
+        <w:rPr/>
+      </w:r>
+    </w:p>
+    <w:p>
+      <w:pPr>
+        <w:pStyle w:val="Normal"/>
+        <w:spacing w:before="0" w:after="120"/>
+        <w:jc w:val="center"/>
+        <w:rPr/>
+      </w:pPr>
+      <w:r>
+        <w:rPr>
+          <w:b/>
+          <w:sz w:val="20"/>
+        </w:rPr>
+        <w:t>CUADRO 1. Actividades Planificadas de la Semana 2</w:t>
+      </w:r>
+    </w:p>
+    <w:tbl>
+      <w:tblPr>
+        <w:tblStyle w:val="TableGrid"/>
+        <w:tblW w:w="8271" w:type="dxa"/>
+        <w:jc w:val="center"/>
+        <w:tblInd w:w="0" w:type="dxa"/>
+        <w:tblLayout w:type="fixed"/>
+        <w:tblCellMar>
+          <w:top w:w="0" w:type="dxa"/>
+          <w:start w:w="108" w:type="dxa"/>
+          <w:bottom w:w="0" w:type="dxa"/>
+          <w:end w:w="108" w:type="dxa"/>
+        </w:tblCellMar>
+        <w:tblLook w:noHBand="0" w:noVBand="1" w:firstColumn="1" w:lastRow="0" w:lastColumn="0" w:firstRow="1" w:val="04a0"/>
+      </w:tblPr>
+      <w:tblGrid>
+        <w:gridCol w:w="679"/>
+        <w:gridCol w:w="1985"/>
+        <w:gridCol w:w="3684"/>
+        <w:gridCol w:w="1923"/>
+      </w:tblGrid>
+      <w:tr>
+        <w:trPr/>
+        <w:tc>
+          <w:tcPr>
+            <w:tcW w:w="679" w:type="dxa"/>
+            <w:tcBorders/>
+            <w:shd w:fill="D9E2F3" w:val="clear"/>
+            <w:vAlign w:val="center"/>
+          </w:tcPr>
+          <w:p>
+            <w:pPr>
+              <w:pStyle w:val="Normal"/>
+              <w:spacing w:lineRule="auto" w:line="240" w:before="80" w:after="80"/>
+              <w:jc w:val="center"/>
+              <w:rPr>
+                <w:rFonts w:ascii="Cambria" w:hAnsi="Cambria" w:eastAsia="ＭＳ 明朝" w:cs=""/>
+                <w:kern w:val="0"/>
+                <w:sz w:val="22"/>
+                <w:szCs w:val="22"/>
+                <w:lang w:val="en-US" w:eastAsia="en-US" w:bidi="ar-SA"/>
+              </w:rPr>
+            </w:pPr>
+            <w:r>
+              <w:rPr>
+                <w:rFonts w:eastAsia="ＭＳ 明朝" w:cs=""/>
+                <w:b/>
+                <w:kern w:val="0"/>
+                <w:sz w:val="20"/>
+                <w:szCs w:val="22"/>
+                <w:lang w:val="en-US" w:eastAsia="en-US" w:bidi="ar-SA"/>
+              </w:rPr>
+              <w:t>Nro</w:t>
+            </w:r>
+          </w:p>
+        </w:tc>
+        <w:tc>
+          <w:tcPr>
+            <w:tcW w:w="1985" w:type="dxa"/>
+            <w:tcBorders/>
+            <w:shd w:fill="D9E2F3" w:val="clear"/>
+            <w:vAlign w:val="center"/>
+          </w:tcPr>
+          <w:p>
+            <w:pPr>
+              <w:pStyle w:val="Normal"/>
+              <w:spacing w:lineRule="auto" w:line="240" w:before="80" w:after="80"/>
+              <w:jc w:val="center"/>
+              <w:rPr>
+                <w:rFonts w:ascii="Cambria" w:hAnsi="Cambria" w:eastAsia="ＭＳ 明朝" w:cs=""/>
+                <w:kern w:val="0"/>
+                <w:sz w:val="22"/>
+                <w:szCs w:val="22"/>
+                <w:lang w:val="en-US" w:eastAsia="en-US" w:bidi="ar-SA"/>
+              </w:rPr>
+            </w:pPr>
+            <w:r>
+              <w:rPr>
+                <w:rFonts w:eastAsia="ＭＳ 明朝" w:cs=""/>
+                <w:b/>
+                <w:kern w:val="0"/>
+                <w:sz w:val="20"/>
+                <w:szCs w:val="22"/>
+                <w:lang w:val="en-US" w:eastAsia="en-US" w:bidi="ar-SA"/>
+              </w:rPr>
+              <w:t>Actividad</w:t>
+            </w:r>
+          </w:p>
+        </w:tc>
+        <w:tc>
+          <w:tcPr>
+            <w:tcW w:w="3684" w:type="dxa"/>
+            <w:tcBorders/>
+            <w:shd w:fill="D9E2F3" w:val="clear"/>
+            <w:vAlign w:val="center"/>
+          </w:tcPr>
+          <w:p>
+            <w:pPr>
+              <w:pStyle w:val="Normal"/>
+              <w:spacing w:lineRule="auto" w:line="240" w:before="80" w:after="80"/>
+              <w:jc w:val="center"/>
+              <w:rPr>
+                <w:rFonts w:ascii="Cambria" w:hAnsi="Cambria" w:eastAsia="ＭＳ 明朝" w:cs=""/>
+                <w:kern w:val="0"/>
+                <w:sz w:val="22"/>
+                <w:szCs w:val="22"/>
+                <w:lang w:val="en-US" w:eastAsia="en-US" w:bidi="ar-SA"/>
+              </w:rPr>
+            </w:pPr>
+            <w:r>
+              <w:rPr>
+                <w:rFonts w:eastAsia="ＭＳ 明朝" w:cs=""/>
+                <w:b/>
+                <w:kern w:val="0"/>
+                <w:sz w:val="20"/>
+                <w:szCs w:val="22"/>
+                <w:lang w:val="en-US" w:eastAsia="en-US" w:bidi="ar-SA"/>
+              </w:rPr>
+              <w:t>Descripción</w:t>
+            </w:r>
+          </w:p>
+        </w:tc>
+        <w:tc>
+          <w:tcPr>
+            <w:tcW w:w="1923" w:type="dxa"/>
+            <w:tcBorders/>
+            <w:shd w:fill="D9E2F3" w:val="clear"/>
+            <w:vAlign w:val="center"/>
+          </w:tcPr>
+          <w:p>
+            <w:pPr>
+              <w:pStyle w:val="Normal"/>
+              <w:spacing w:lineRule="auto" w:line="240" w:before="80" w:after="80"/>
+              <w:jc w:val="center"/>
+              <w:rPr>
+                <w:rFonts w:ascii="Cambria" w:hAnsi="Cambria" w:eastAsia="ＭＳ 明朝" w:cs=""/>
+                <w:kern w:val="0"/>
+                <w:sz w:val="22"/>
+                <w:szCs w:val="22"/>
+                <w:lang w:val="en-US" w:eastAsia="en-US" w:bidi="ar-SA"/>
+              </w:rPr>
+            </w:pPr>
+            <w:r>
+              <w:rPr>
+                <w:rFonts w:eastAsia="ＭＳ 明朝" w:cs=""/>
+                <w:b/>
+                <w:kern w:val="0"/>
+                <w:sz w:val="20"/>
+                <w:szCs w:val="22"/>
+                <w:lang w:val="en-US" w:eastAsia="en-US" w:bidi="ar-SA"/>
+              </w:rPr>
+              <w:t>Recursos</w:t>
+            </w:r>
+          </w:p>
+        </w:tc>
+      </w:tr>
+      <w:tr>
+        <w:trPr/>
+        <w:tc>
+          <w:tcPr>
+            <w:tcW w:w="679" w:type="dxa"/>
+            <w:tcBorders/>
+            <w:vAlign w:val="center"/>
+          </w:tcPr>
+          <w:p>
+            <w:pPr>
+              <w:pStyle w:val="Normal"/>
+              <w:spacing w:lineRule="auto" w:line="240" w:before="80" w:after="80"/>
+              <w:jc w:val="center"/>
+              <w:rPr>
+                <w:rFonts w:ascii="Cambria" w:hAnsi="Cambria" w:eastAsia="ＭＳ 明朝" w:cs=""/>
+                <w:kern w:val="0"/>
+                <w:sz w:val="22"/>
+                <w:szCs w:val="22"/>
+                <w:lang w:val="en-US" w:eastAsia="en-US" w:bidi="ar-SA"/>
+              </w:rPr>
+            </w:pPr>
+            <w:r>
+              <w:rPr>
+                <w:rFonts w:eastAsia="ＭＳ 明朝" w:cs=""/>
+                <w:b w:val="false"/>
+                <w:kern w:val="0"/>
+                <w:sz w:val="20"/>
+                <w:szCs w:val="22"/>
+                <w:lang w:val="en-US" w:eastAsia="en-US" w:bidi="ar-SA"/>
+              </w:rPr>
+              <w:t>1</w:t>
+            </w:r>
+          </w:p>
+        </w:tc>
+        <w:tc>
+          <w:tcPr>
+            <w:tcW w:w="1985" w:type="dxa"/>
+            <w:tcBorders/>
+            <w:vAlign w:val="center"/>
+          </w:tcPr>
+          <w:p>
+            <w:pPr>
+              <w:pStyle w:val="Normal"/>
+              <w:spacing w:lineRule="auto" w:line="240" w:before="80" w:after="80"/>
+              <w:jc w:val="start"/>
+              <w:rPr>
+                <w:rFonts w:ascii="Cambria" w:hAnsi="Cambria" w:eastAsia="ＭＳ 明朝" w:cs=""/>
+                <w:kern w:val="0"/>
+                <w:sz w:val="22"/>
+                <w:szCs w:val="22"/>
+                <w:lang w:val="en-US" w:eastAsia="en-US" w:bidi="ar-SA"/>
+              </w:rPr>
+            </w:pPr>
+            <w:r>
+              <w:rPr>
+                <w:rFonts w:eastAsia="ＭＳ 明朝" w:cs=""/>
+                <w:b w:val="false"/>
+                <w:kern w:val="0"/>
+                <w:sz w:val="20"/>
+                <w:szCs w:val="22"/>
+                <w:lang w:val="en-US" w:eastAsia="en-US" w:bidi="ar-SA"/>
+              </w:rPr>
+              <w:t>Recepción de solicitudes</w:t>
+            </w:r>
+          </w:p>
+        </w:tc>
+        <w:tc>
+          <w:tcPr>
+            <w:tcW w:w="3684" w:type="dxa"/>
+            <w:tcBorders/>
+            <w:vAlign w:val="center"/>
+          </w:tcPr>
+          <w:p>
+            <w:pPr>
+              <w:pStyle w:val="Normal"/>
+              <w:spacing w:lineRule="auto" w:line="240" w:before="80" w:after="80"/>
+              <w:jc w:val="both"/>
+              <w:rPr>
+                <w:rFonts w:ascii="Cambria" w:hAnsi="Cambria" w:eastAsia="ＭＳ 明朝" w:cs=""/>
+                <w:kern w:val="0"/>
+                <w:sz w:val="22"/>
+                <w:szCs w:val="22"/>
+                <w:lang w:val="en-US" w:eastAsia="en-US" w:bidi="ar-SA"/>
+              </w:rPr>
+            </w:pPr>
+            <w:r>
+              <w:rPr>
+                <w:rFonts w:eastAsia="ＭＳ 明朝" w:cs=""/>
+                <w:b w:val="false"/>
+                <w:kern w:val="0"/>
+                <w:sz w:val="20"/>
+                <w:szCs w:val="22"/>
+                <w:lang w:val="en-US" w:eastAsia="en-US" w:bidi="ar-SA"/>
+              </w:rPr>
+              <w:t>Apoyar la recepción y clasificación de las solicitudes de compra pendientes.</w:t>
+            </w:r>
+          </w:p>
+        </w:tc>
+        <w:tc>
+          <w:tcPr>
+            <w:tcW w:w="1923" w:type="dxa"/>
+            <w:tcBorders/>
+            <w:vAlign w:val="center"/>
+          </w:tcPr>
+          <w:p>
+            <w:pPr>
+              <w:pStyle w:val="Normal"/>
+              <w:spacing w:lineRule="auto" w:line="240" w:before="80" w:after="80"/>
+              <w:jc w:val="start"/>
+              <w:rPr>
+                <w:rFonts w:ascii="Cambria" w:hAnsi="Cambria" w:eastAsia="ＭＳ 明朝" w:cs=""/>
+                <w:kern w:val="0"/>
+                <w:sz w:val="22"/>
+                <w:szCs w:val="22"/>
+                <w:lang w:val="en-US" w:eastAsia="en-US" w:bidi="ar-SA"/>
+              </w:rPr>
+            </w:pPr>
+            <w:r>
+              <w:rPr>
+                <w:rFonts w:eastAsia="ＭＳ 明朝" w:cs=""/>
+                <w:b w:val="false"/>
+                <w:kern w:val="0"/>
+                <w:sz w:val="20"/>
+                <w:szCs w:val="22"/>
+                <w:lang w:val="en-US" w:eastAsia="en-US" w:bidi="ar-SA"/>
+              </w:rPr>
+              <w:t>Formatos de requisición, archiveros</w:t>
+            </w:r>
+          </w:p>
+        </w:tc>
+      </w:tr>
+      <w:tr>
+        <w:trPr/>
+        <w:tc>
+          <w:tcPr>
+            <w:tcW w:w="679" w:type="dxa"/>
+            <w:tcBorders/>
+            <w:vAlign w:val="center"/>
+          </w:tcPr>
+          <w:p>
+            <w:pPr>
+              <w:pStyle w:val="Normal"/>
+              <w:spacing w:lineRule="auto" w:line="240" w:before="80" w:after="80"/>
+              <w:jc w:val="center"/>
+              <w:rPr>
+                <w:rFonts w:ascii="Cambria" w:hAnsi="Cambria" w:eastAsia="ＭＳ 明朝" w:cs=""/>
+                <w:kern w:val="0"/>
+                <w:sz w:val="22"/>
+                <w:szCs w:val="22"/>
+                <w:lang w:val="en-US" w:eastAsia="en-US" w:bidi="ar-SA"/>
+              </w:rPr>
+            </w:pPr>
+            <w:r>
+              <w:rPr>
+                <w:rFonts w:eastAsia="ＭＳ 明朝" w:cs=""/>
+                <w:b w:val="false"/>
+                <w:kern w:val="0"/>
+                <w:sz w:val="20"/>
+                <w:szCs w:val="22"/>
+                <w:lang w:val="en-US" w:eastAsia="en-US" w:bidi="ar-SA"/>
+              </w:rPr>
+              <w:t>2</w:t>
+            </w:r>
+          </w:p>
+        </w:tc>
+        <w:tc>
+          <w:tcPr>
+            <w:tcW w:w="1985" w:type="dxa"/>
+            <w:tcBorders/>
+            <w:vAlign w:val="center"/>
+          </w:tcPr>
+          <w:p>
+            <w:pPr>
+              <w:pStyle w:val="Normal"/>
+              <w:spacing w:lineRule="auto" w:line="240" w:before="80" w:after="80"/>
+              <w:jc w:val="start"/>
+              <w:rPr>
+                <w:rFonts w:ascii="Cambria" w:hAnsi="Cambria" w:eastAsia="ＭＳ 明朝" w:cs=""/>
+                <w:kern w:val="0"/>
+                <w:sz w:val="22"/>
+                <w:szCs w:val="22"/>
+                <w:lang w:val="en-US" w:eastAsia="en-US" w:bidi="ar-SA"/>
+              </w:rPr>
+            </w:pPr>
+            <w:r>
+              <w:rPr>
+                <w:rFonts w:eastAsia="ＭＳ 明朝" w:cs=""/>
+                <w:b w:val="false"/>
+                <w:kern w:val="0"/>
+                <w:sz w:val="20"/>
+                <w:szCs w:val="22"/>
+                <w:lang w:val="en-US" w:eastAsia="en-US" w:bidi="ar-SA"/>
+              </w:rPr>
+              <w:t>Registro de documentos</w:t>
+            </w:r>
+          </w:p>
+        </w:tc>
+        <w:tc>
+          <w:tcPr>
+            <w:tcW w:w="3684" w:type="dxa"/>
+            <w:tcBorders/>
+            <w:vAlign w:val="center"/>
+          </w:tcPr>
+          <w:p>
+            <w:pPr>
+              <w:pStyle w:val="Normal"/>
+              <w:spacing w:lineRule="auto" w:line="240" w:before="80" w:after="80"/>
+              <w:jc w:val="both"/>
+              <w:rPr>
+                <w:rFonts w:ascii="Cambria" w:hAnsi="Cambria" w:eastAsia="ＭＳ 明朝" w:cs=""/>
+                <w:kern w:val="0"/>
+                <w:sz w:val="22"/>
+                <w:szCs w:val="22"/>
+                <w:lang w:val="en-US" w:eastAsia="en-US" w:bidi="ar-SA"/>
+              </w:rPr>
+            </w:pPr>
+            <w:r>
+              <w:rPr>
+                <w:rFonts w:eastAsia="ＭＳ 明朝" w:cs=""/>
+                <w:b w:val="false"/>
+                <w:kern w:val="0"/>
+                <w:sz w:val="20"/>
+                <w:szCs w:val="22"/>
+                <w:lang w:val="en-US" w:eastAsia="en-US" w:bidi="ar-SA"/>
+              </w:rPr>
+              <w:t>Registrar la correspondencia de compras entrante en el control diario del departamento.</w:t>
+            </w:r>
+          </w:p>
+        </w:tc>
+        <w:tc>
+          <w:tcPr>
+            <w:tcW w:w="1923" w:type="dxa"/>
+            <w:tcBorders/>
+            <w:vAlign w:val="center"/>
+          </w:tcPr>
+          <w:p>
+            <w:pPr>
+              <w:pStyle w:val="Normal"/>
+              <w:spacing w:lineRule="auto" w:line="240" w:before="80" w:after="80"/>
+              <w:jc w:val="start"/>
+              <w:rPr>
+                <w:rFonts w:ascii="Cambria" w:hAnsi="Cambria" w:eastAsia="ＭＳ 明朝" w:cs=""/>
+                <w:kern w:val="0"/>
+                <w:sz w:val="22"/>
+                <w:szCs w:val="22"/>
+                <w:lang w:val="en-US" w:eastAsia="en-US" w:bidi="ar-SA"/>
+              </w:rPr>
+            </w:pPr>
+            <w:r>
+              <w:rPr>
+                <w:rFonts w:eastAsia="ＭＳ 明朝" w:cs=""/>
+                <w:b w:val="false"/>
+                <w:kern w:val="0"/>
+                <w:sz w:val="20"/>
+                <w:szCs w:val="22"/>
+                <w:lang w:val="en-US" w:eastAsia="en-US" w:bidi="ar-SA"/>
+              </w:rPr>
+              <w:t>Libro de control, PC</w:t>
+            </w:r>
+          </w:p>
+        </w:tc>
+      </w:tr>
+      <w:tr>
+        <w:trPr/>
+        <w:tc>
+          <w:tcPr>
+            <w:tcW w:w="679" w:type="dxa"/>
+            <w:tcBorders/>
+            <w:vAlign w:val="center"/>
+          </w:tcPr>
+          <w:p>
+            <w:pPr>
+              <w:pStyle w:val="Normal"/>
+              <w:spacing w:lineRule="auto" w:line="240" w:before="80" w:after="80"/>
+              <w:jc w:val="center"/>
+              <w:rPr>
+                <w:rFonts w:ascii="Cambria" w:hAnsi="Cambria" w:eastAsia="ＭＳ 明朝" w:cs=""/>
+                <w:kern w:val="0"/>
+                <w:sz w:val="22"/>
+                <w:szCs w:val="22"/>
+                <w:lang w:val="en-US" w:eastAsia="en-US" w:bidi="ar-SA"/>
+              </w:rPr>
+            </w:pPr>
+            <w:r>
+              <w:rPr>
+                <w:rFonts w:eastAsia="ＭＳ 明朝" w:cs=""/>
+                <w:b w:val="false"/>
+                <w:kern w:val="0"/>
+                <w:sz w:val="20"/>
+                <w:szCs w:val="22"/>
+                <w:lang w:val="en-US" w:eastAsia="en-US" w:bidi="ar-SA"/>
+              </w:rPr>
+              <w:t>3</w:t>
+            </w:r>
+          </w:p>
+        </w:tc>
+        <w:tc>
+          <w:tcPr>
+            <w:tcW w:w="1985" w:type="dxa"/>
+            <w:tcBorders/>
+            <w:vAlign w:val="center"/>
+          </w:tcPr>
+          <w:p>
+            <w:pPr>
+              <w:pStyle w:val="Normal"/>
+              <w:spacing w:lineRule="auto" w:line="240" w:before="80" w:after="80"/>
+              <w:jc w:val="start"/>
+              <w:rPr>
+                <w:rFonts w:ascii="Cambria" w:hAnsi="Cambria" w:eastAsia="ＭＳ 明朝" w:cs=""/>
+                <w:kern w:val="0"/>
+                <w:sz w:val="22"/>
+                <w:szCs w:val="22"/>
+                <w:lang w:val="en-US" w:eastAsia="en-US" w:bidi="ar-SA"/>
+              </w:rPr>
+            </w:pPr>
+            <w:r>
+              <w:rPr>
+                <w:rFonts w:eastAsia="ＭＳ 明朝" w:cs=""/>
+                <w:b w:val="false"/>
+                <w:kern w:val="0"/>
+                <w:sz w:val="20"/>
+                <w:szCs w:val="22"/>
+                <w:lang w:val="en-US" w:eastAsia="en-US" w:bidi="ar-SA"/>
+              </w:rPr>
+              <w:t>Reconocimiento del flujo</w:t>
+            </w:r>
+          </w:p>
+        </w:tc>
+        <w:tc>
+          <w:tcPr>
+            <w:tcW w:w="3684" w:type="dxa"/>
+            <w:tcBorders/>
+            <w:vAlign w:val="center"/>
+          </w:tcPr>
+          <w:p>
+            <w:pPr>
+              <w:pStyle w:val="Normal"/>
+              <w:spacing w:lineRule="auto" w:line="240" w:before="80" w:after="80"/>
+              <w:jc w:val="both"/>
+              <w:rPr>
+                <w:rFonts w:ascii="Cambria" w:hAnsi="Cambria" w:eastAsia="ＭＳ 明朝" w:cs=""/>
+                <w:kern w:val="0"/>
+                <w:sz w:val="22"/>
+                <w:szCs w:val="22"/>
+                <w:lang w:val="en-US" w:eastAsia="en-US" w:bidi="ar-SA"/>
+              </w:rPr>
+            </w:pPr>
+            <w:r>
+              <w:rPr>
+                <w:rFonts w:eastAsia="ＭＳ 明朝" w:cs=""/>
+                <w:b w:val="false"/>
+                <w:kern w:val="0"/>
+                <w:sz w:val="20"/>
+                <w:szCs w:val="22"/>
+                <w:lang w:val="en-US" w:eastAsia="en-US" w:bidi="ar-SA"/>
+              </w:rPr>
+              <w:t>Conversar con el personal encargado para precisar el recorrido de cada requisición.</w:t>
+            </w:r>
+          </w:p>
+        </w:tc>
+        <w:tc>
+          <w:tcPr>
+            <w:tcW w:w="1923" w:type="dxa"/>
+            <w:tcBorders/>
+            <w:vAlign w:val="center"/>
+          </w:tcPr>
+          <w:p>
+            <w:pPr>
+              <w:pStyle w:val="Normal"/>
+              <w:spacing w:lineRule="auto" w:line="240" w:before="80" w:after="80"/>
+              <w:jc w:val="start"/>
+              <w:rPr>
+                <w:rFonts w:ascii="Cambria" w:hAnsi="Cambria" w:eastAsia="ＭＳ 明朝" w:cs=""/>
+                <w:kern w:val="0"/>
+                <w:sz w:val="22"/>
+                <w:szCs w:val="22"/>
+                <w:lang w:val="en-US" w:eastAsia="en-US" w:bidi="ar-SA"/>
+              </w:rPr>
+            </w:pPr>
+            <w:r>
+              <w:rPr>
+                <w:rFonts w:eastAsia="ＭＳ 明朝" w:cs=""/>
+                <w:b w:val="false"/>
+                <w:kern w:val="0"/>
+                <w:sz w:val="20"/>
+                <w:szCs w:val="22"/>
+                <w:lang w:val="en-US" w:eastAsia="en-US" w:bidi="ar-SA"/>
+              </w:rPr>
+              <w:t>Cuaderno de apuntes</w:t>
+            </w:r>
+          </w:p>
+        </w:tc>
+      </w:tr>
+      <w:tr>
+        <w:trPr/>
+        <w:tc>
+          <w:tcPr>
+            <w:tcW w:w="679" w:type="dxa"/>
+            <w:tcBorders/>
+            <w:vAlign w:val="center"/>
+          </w:tcPr>
+          <w:p>
+            <w:pPr>
+              <w:pStyle w:val="Normal"/>
+              <w:spacing w:lineRule="auto" w:line="240" w:before="80" w:after="80"/>
+              <w:jc w:val="center"/>
+              <w:rPr>
+                <w:rFonts w:ascii="Cambria" w:hAnsi="Cambria" w:eastAsia="ＭＳ 明朝" w:cs=""/>
+                <w:kern w:val="0"/>
+                <w:sz w:val="22"/>
+                <w:szCs w:val="22"/>
+                <w:lang w:val="en-US" w:eastAsia="en-US" w:bidi="ar-SA"/>
+              </w:rPr>
+            </w:pPr>
+            <w:r>
+              <w:rPr>
+                <w:rFonts w:eastAsia="ＭＳ 明朝" w:cs=""/>
+                <w:b w:val="false"/>
+                <w:kern w:val="0"/>
+                <w:sz w:val="20"/>
+                <w:szCs w:val="22"/>
+                <w:lang w:val="en-US" w:eastAsia="en-US" w:bidi="ar-SA"/>
+              </w:rPr>
+              <w:t>4</w:t>
+            </w:r>
+          </w:p>
+        </w:tc>
+        <w:tc>
+          <w:tcPr>
+            <w:tcW w:w="1985" w:type="dxa"/>
+            <w:tcBorders/>
+            <w:vAlign w:val="center"/>
+          </w:tcPr>
+          <w:p>
+            <w:pPr>
+              <w:pStyle w:val="Normal"/>
+              <w:spacing w:lineRule="auto" w:line="240" w:before="80" w:after="80"/>
+              <w:jc w:val="start"/>
+              <w:rPr>
+                <w:rFonts w:ascii="Cambria" w:hAnsi="Cambria" w:eastAsia="ＭＳ 明朝" w:cs=""/>
+                <w:kern w:val="0"/>
+                <w:sz w:val="22"/>
+                <w:szCs w:val="22"/>
+                <w:lang w:val="en-US" w:eastAsia="en-US" w:bidi="ar-SA"/>
+              </w:rPr>
+            </w:pPr>
+            <w:r>
+              <w:rPr>
+                <w:rFonts w:eastAsia="ＭＳ 明朝" w:cs=""/>
+                <w:b w:val="false"/>
+                <w:kern w:val="0"/>
+                <w:sz w:val="20"/>
+                <w:szCs w:val="22"/>
+                <w:lang w:val="en-US" w:eastAsia="en-US" w:bidi="ar-SA"/>
+              </w:rPr>
+              <w:t>Seguimiento de cotizaciones</w:t>
+            </w:r>
+          </w:p>
+        </w:tc>
+        <w:tc>
+          <w:tcPr>
+            <w:tcW w:w="3684" w:type="dxa"/>
+            <w:tcBorders/>
+            <w:vAlign w:val="center"/>
+          </w:tcPr>
+          <w:p>
+            <w:pPr>
+              <w:pStyle w:val="Normal"/>
+              <w:spacing w:lineRule="auto" w:line="240" w:before="80" w:after="80"/>
+              <w:jc w:val="both"/>
+              <w:rPr>
+                <w:rFonts w:ascii="Cambria" w:hAnsi="Cambria" w:eastAsia="ＭＳ 明朝" w:cs=""/>
+                <w:kern w:val="0"/>
+                <w:sz w:val="22"/>
+                <w:szCs w:val="22"/>
+                <w:lang w:val="en-US" w:eastAsia="en-US" w:bidi="ar-SA"/>
+              </w:rPr>
+            </w:pPr>
+            <w:r>
+              <w:rPr>
+                <w:rFonts w:eastAsia="ＭＳ 明朝" w:cs=""/>
+                <w:b w:val="false"/>
+                <w:kern w:val="0"/>
+                <w:sz w:val="20"/>
+                <w:szCs w:val="22"/>
+                <w:lang w:val="en-US" w:eastAsia="en-US" w:bidi="ar-SA"/>
+              </w:rPr>
+              <w:t>Revisar el mecanismo utilizado para conocer el estado de las cotizaciones en curso.</w:t>
+            </w:r>
+          </w:p>
+        </w:tc>
+        <w:tc>
+          <w:tcPr>
+            <w:tcW w:w="1923" w:type="dxa"/>
+            <w:tcBorders/>
+            <w:vAlign w:val="center"/>
+          </w:tcPr>
+          <w:p>
+            <w:pPr>
+              <w:pStyle w:val="Normal"/>
+              <w:spacing w:lineRule="auto" w:line="240" w:before="80" w:after="80"/>
+              <w:jc w:val="start"/>
+              <w:rPr>
+                <w:rFonts w:ascii="Cambria" w:hAnsi="Cambria" w:eastAsia="ＭＳ 明朝" w:cs=""/>
+                <w:kern w:val="0"/>
+                <w:sz w:val="22"/>
+                <w:szCs w:val="22"/>
+                <w:lang w:val="en-US" w:eastAsia="en-US" w:bidi="ar-SA"/>
+              </w:rPr>
+            </w:pPr>
+            <w:r>
+              <w:rPr>
+                <w:rFonts w:eastAsia="ＭＳ 明朝" w:cs=""/>
+                <w:b w:val="false"/>
+                <w:kern w:val="0"/>
+                <w:sz w:val="20"/>
+                <w:szCs w:val="22"/>
+                <w:lang w:val="en-US" w:eastAsia="en-US" w:bidi="ar-SA"/>
+              </w:rPr>
+              <w:t>Expedientes y registros del área</w:t>
+            </w:r>
+          </w:p>
+        </w:tc>
+      </w:tr>
+      <w:tr>
+        <w:trPr/>
+        <w:tc>
+          <w:tcPr>
+            <w:tcW w:w="679" w:type="dxa"/>
+            <w:tcBorders/>
+            <w:vAlign w:val="center"/>
+          </w:tcPr>
+          <w:p>
+            <w:pPr>
+              <w:pStyle w:val="Normal"/>
+              <w:spacing w:lineRule="auto" w:line="240" w:before="80" w:after="80"/>
+              <w:jc w:val="center"/>
+              <w:rPr>
+                <w:rFonts w:ascii="Cambria" w:hAnsi="Cambria" w:eastAsia="ＭＳ 明朝" w:cs=""/>
+                <w:kern w:val="0"/>
+                <w:sz w:val="22"/>
+                <w:szCs w:val="22"/>
+                <w:lang w:val="en-US" w:eastAsia="en-US" w:bidi="ar-SA"/>
+              </w:rPr>
+            </w:pPr>
+            <w:r>
+              <w:rPr>
+                <w:rFonts w:eastAsia="ＭＳ 明朝" w:cs=""/>
+                <w:b w:val="false"/>
+                <w:kern w:val="0"/>
+                <w:sz w:val="20"/>
+                <w:szCs w:val="22"/>
+                <w:lang w:val="en-US" w:eastAsia="en-US" w:bidi="ar-SA"/>
+              </w:rPr>
+              <w:t>5</w:t>
+            </w:r>
+          </w:p>
+        </w:tc>
+        <w:tc>
+          <w:tcPr>
+            <w:tcW w:w="1985" w:type="dxa"/>
+            <w:tcBorders/>
+            <w:vAlign w:val="center"/>
+          </w:tcPr>
+          <w:p>
+            <w:pPr>
+              <w:pStyle w:val="Normal"/>
+              <w:spacing w:lineRule="auto" w:line="240" w:before="80" w:after="80"/>
+              <w:jc w:val="start"/>
+              <w:rPr>
+                <w:rFonts w:ascii="Cambria" w:hAnsi="Cambria" w:eastAsia="ＭＳ 明朝" w:cs=""/>
+                <w:kern w:val="0"/>
+                <w:sz w:val="22"/>
+                <w:szCs w:val="22"/>
+                <w:lang w:val="en-US" w:eastAsia="en-US" w:bidi="ar-SA"/>
+              </w:rPr>
+            </w:pPr>
+            <w:r>
+              <w:rPr>
+                <w:rFonts w:eastAsia="ＭＳ 明朝" w:cs=""/>
+                <w:b w:val="false"/>
+                <w:kern w:val="0"/>
+                <w:sz w:val="20"/>
+                <w:szCs w:val="22"/>
+                <w:lang w:val="en-US" w:eastAsia="en-US" w:bidi="ar-SA"/>
+              </w:rPr>
+              <w:t>Mapeo del proceso</w:t>
+            </w:r>
+          </w:p>
+        </w:tc>
+        <w:tc>
+          <w:tcPr>
+            <w:tcW w:w="3684" w:type="dxa"/>
+            <w:tcBorders/>
+            <w:vAlign w:val="center"/>
+          </w:tcPr>
+          <w:p>
+            <w:pPr>
+              <w:pStyle w:val="Normal"/>
+              <w:spacing w:lineRule="auto" w:line="240" w:before="80" w:after="80"/>
+              <w:jc w:val="both"/>
+              <w:rPr>
+                <w:rFonts w:ascii="Cambria" w:hAnsi="Cambria" w:eastAsia="ＭＳ 明朝" w:cs=""/>
+                <w:kern w:val="0"/>
+                <w:sz w:val="22"/>
+                <w:szCs w:val="22"/>
+                <w:lang w:val="en-US" w:eastAsia="en-US" w:bidi="ar-SA"/>
+              </w:rPr>
+            </w:pPr>
+            <w:r>
+              <w:rPr>
+                <w:rFonts w:eastAsia="ＭＳ 明朝" w:cs=""/>
+                <w:b w:val="false"/>
+                <w:kern w:val="0"/>
+                <w:sz w:val="20"/>
+                <w:szCs w:val="22"/>
+                <w:lang w:val="en-US" w:eastAsia="en-US" w:bidi="ar-SA"/>
+              </w:rPr>
+              <w:t>Documentar las etapas, responsables y puntos de decisión del proceso observado.</w:t>
+            </w:r>
+          </w:p>
+        </w:tc>
+        <w:tc>
+          <w:tcPr>
+            <w:tcW w:w="1923" w:type="dxa"/>
+            <w:tcBorders/>
+            <w:vAlign w:val="center"/>
+          </w:tcPr>
+          <w:p>
+            <w:pPr>
+              <w:pStyle w:val="Normal"/>
+              <w:spacing w:lineRule="auto" w:line="240" w:before="80" w:after="80"/>
+              <w:jc w:val="start"/>
+              <w:rPr>
+                <w:rFonts w:ascii="Cambria" w:hAnsi="Cambria" w:eastAsia="ＭＳ 明朝" w:cs=""/>
+                <w:kern w:val="0"/>
+                <w:sz w:val="22"/>
+                <w:szCs w:val="22"/>
+                <w:lang w:val="en-US" w:eastAsia="en-US" w:bidi="ar-SA"/>
+              </w:rPr>
+            </w:pPr>
+            <w:r>
+              <w:rPr>
+                <w:rFonts w:eastAsia="ＭＳ 明朝" w:cs=""/>
+                <w:b w:val="false"/>
+                <w:kern w:val="0"/>
+                <w:sz w:val="20"/>
+                <w:szCs w:val="22"/>
+                <w:lang w:val="en-US" w:eastAsia="en-US" w:bidi="ar-SA"/>
+              </w:rPr>
+              <w:t>Procesador de textos, papel</w:t>
+            </w:r>
+          </w:p>
+        </w:tc>
+      </w:tr>
+    </w:tbl>
+    <w:p>
+      <w:pPr>
+        <w:pStyle w:val="Normal"/>
+        <w:spacing w:lineRule="auto" w:line="240" w:before="0" w:after="120"/>
+        <w:ind w:hanging="0"/>
+        <w:rPr/>
+      </w:pPr>
+      <w:r>
+        <w:rPr>
+          <w:i/>
+          <w:sz w:val="20"/>
+        </w:rPr>
+        <w:t xml:space="preserve">Fuente: </w:t>
+      </w:r>
+      <w:r>
+        <w:rPr>
+          <w:sz w:val="20"/>
+        </w:rPr>
+        <w:t>Guzmán K. (2026).</w:t>
+      </w:r>
+    </w:p>
+    <w:p>
+      <w:pPr>
+        <w:pStyle w:val="Normal"/>
+        <w:spacing w:before="0" w:after="80"/>
+        <w:rPr/>
+      </w:pPr>
+      <w:r>
+        <w:rPr>
+          <w:b/>
+          <w:sz w:val="24"/>
+        </w:rPr>
+        <w:t>ENTREGABLES DE LA SEMANA:</w:t>
+      </w:r>
+    </w:p>
+    <w:p>
+      <w:pPr>
+        <w:pStyle w:val="Normal"/>
+        <w:spacing w:lineRule="auto" w:line="360" w:before="0" w:after="0"/>
+        <w:jc w:val="both"/>
+        <w:rPr/>
+      </w:pPr>
+      <w:r>
+        <w:rPr>
+          <w:b w:val="false"/>
+          <w:sz w:val="24"/>
+        </w:rPr>
+        <w:t>Registro de solicitudes y esquema preliminar del flujo actual de procura.</w:t>
+      </w:r>
+    </w:p>
+    <w:p>
+      <w:pPr>
+        <w:pStyle w:val="Normal"/>
+        <w:rPr/>
+      </w:pPr>
+      <w:r>
+        <w:rPr/>
+      </w:r>
+    </w:p>
+    <w:p>
+      <w:pPr>
+        <w:pStyle w:val="Normal"/>
+        <w:spacing w:before="0" w:after="80"/>
+        <w:rPr/>
+      </w:pPr>
+      <w:r>
+        <w:rPr>
+          <w:b/>
+          <w:sz w:val="24"/>
+        </w:rPr>
+        <w:t>OBSERVACIONES DEL TUTOR INDUSTRIAL:</w:t>
+      </w:r>
+    </w:p>
+    <w:p>
+      <w:pPr>
+        <w:pStyle w:val="Normal"/>
+        <w:spacing w:lineRule="auto" w:line="360" w:before="0" w:after="0"/>
+        <w:jc w:val="both"/>
+        <w:rPr/>
+      </w:pPr>
+      <w:r>
+        <w:rPr>
+          <w:b w:val="false"/>
+          <w:sz w:val="24"/>
+        </w:rPr>
+        <w:t>La pasante cumplió satisfactoriamente con las actividades asignadas, demostrando responsabilidad y orden en la recepción, clasificación y registro de las solicitudes de compra.</w:t>
+      </w:r>
+    </w:p>
+    <w:p>
+      <w:pPr>
+        <w:pStyle w:val="Normal"/>
+        <w:rPr/>
+      </w:pPr>
+      <w:r>
+        <w:rPr/>
+      </w:r>
+    </w:p>
+    <w:p>
+      <w:pPr>
+        <w:pStyle w:val="Normal"/>
+        <w:rPr/>
+      </w:pPr>
+      <w:r>
+        <w:rPr/>
+      </w:r>
+    </w:p>
+    <w:tbl>
+      <w:tblPr>
+        <w:tblW w:w="8270" w:type="dxa"/>
+        <w:jc w:val="start"/>
+        <w:tblInd w:w="108" w:type="dxa"/>
+        <w:tblLayout w:type="fixed"/>
+        <w:tblCellMar>
+          <w:top w:w="0" w:type="dxa"/>
+          <w:start w:w="108" w:type="dxa"/>
+          <w:bottom w:w="0" w:type="dxa"/>
+          <w:end w:w="108" w:type="dxa"/>
+        </w:tblCellMar>
+        <w:tblLook w:noHBand="0" w:noVBand="1" w:firstColumn="1" w:lastRow="0" w:lastColumn="0" w:firstRow="1" w:val="04a0"/>
+      </w:tblPr>
+      <w:tblGrid>
+        <w:gridCol w:w="4135"/>
+        <w:gridCol w:w="4135"/>
+      </w:tblGrid>
+      <w:tr>
+        <w:trPr/>
+        <w:tc>
+          <w:tcPr>
+            <w:tcW w:w="4135" w:type="dxa"/>
+            <w:tcBorders/>
+            <w:vAlign w:val="center"/>
+          </w:tcPr>
+          <w:p>
+            <w:pPr>
+              <w:pStyle w:val="Normal"/>
+              <w:jc w:val="center"/>
+              <w:rPr/>
+            </w:pPr>
+            <w:r>
+              <w:rPr/>
+              <w:drawing>
+                <wp:inline distT="0" distB="0" distL="0" distR="0">
+                  <wp:extent cx="1259840" cy="581660"/>
+                  <wp:effectExtent l="0" t="0" r="0" b="0"/>
+                  <wp:docPr id="16" name="Image5"/>
+                  <wp:cNvGraphicFramePr>
+                    <a:graphicFrameLocks xmlns:a="http://schemas.openxmlformats.org/drawingml/2006/main" noChangeAspect="1"/>
+                  </wp:cNvGraphicFramePr>
+                  <a:graphic xmlns:a="http://schemas.openxmlformats.org/drawingml/2006/main">
+                    <a:graphicData uri="http://schemas.openxmlformats.org/drawingml/2006/picture">
+                      <pic:pic xmlns:pic="http://schemas.openxmlformats.org/drawingml/2006/picture">
+                        <pic:nvPicPr>
+                          <pic:cNvPr id="16" name="Image5"/>
                           <pic:cNvPicPr>
                             <a:picLocks noChangeAspect="1" noChangeArrowheads="1"/>
                           </pic:cNvPicPr>
@@ -15549,7 +16948,7 @@
                 <wp:inline distT="0" distB="0" distL="0" distR="0">
                   <wp:extent cx="1259840" cy="746760"/>
                   <wp:effectExtent l="0" t="0" r="0" b="0"/>
-                  <wp:docPr id="14" name="Image3"/>
+                  <wp:docPr id="17" name="Image6"/>
                   <wp:cNvGraphicFramePr>
                     <a:graphicFrameLocks xmlns:a="http://schemas.openxmlformats.org/drawingml/2006/main" noChangeAspect="1"/>
                   </wp:cNvGraphicFramePr>
@@ -15557,7 +16956,7 @@
                     <a:graphicData uri="http://schemas.openxmlformats.org/drawingml/2006/picture">
                       <pic:pic xmlns:pic="http://schemas.openxmlformats.org/drawingml/2006/picture">
                         <pic:nvPicPr>
-                          <pic:cNvPr id="14" name="Image3"/>
+                          <pic:cNvPr id="17" name="Image6"/>
                           <pic:cNvPicPr>
                             <a:picLocks noChangeAspect="1" noChangeArrowheads="1"/>
                           </pic:cNvPicPr>
@@ -15661,7 +17060,7 @@
           <wp:inline distT="0" distB="0" distL="0" distR="0">
             <wp:extent cx="1440180" cy="633095"/>
             <wp:effectExtent l="0" t="0" r="0" b="0"/>
-            <wp:docPr id="15" name="Image4"/>
+            <wp:docPr id="18" name="Image7"/>
             <wp:cNvGraphicFramePr>
               <a:graphicFrameLocks xmlns:a="http://schemas.openxmlformats.org/drawingml/2006/main" noChangeAspect="1"/>
             </wp:cNvGraphicFramePr>
@@ -15669,7 +17068,7 @@
               <a:graphicData uri="http://schemas.openxmlformats.org/drawingml/2006/picture">
                 <pic:pic xmlns:pic="http://schemas.openxmlformats.org/drawingml/2006/picture">
                   <pic:nvPicPr>
-                    <pic:cNvPr id="15" name="Image4"/>
+                    <pic:cNvPr id="18" name="Image7"/>
                     <pic:cNvPicPr>
                       <a:picLocks noChangeAspect="1" noChangeArrowheads="1"/>
                     </pic:cNvPicPr>
@@ -15810,7 +17209,7 @@
         <w:rPr>
           <w:sz w:val="24"/>
         </w:rPr>
-        <w:t>2</w:t>
+        <w:t>3</w:t>
       </w:r>
     </w:p>
     <w:p>
@@ -15830,7 +17229,7 @@
         <w:rPr>
           <w:sz w:val="24"/>
         </w:rPr>
-        <w:t>Del 15 al 19 de junio de 2026</w:t>
+        <w:t>Del 22 al 26 de junio de 2026</w:t>
       </w:r>
     </w:p>
     <w:p>
@@ -15908,7 +17307,7 @@
           <w:b w:val="false"/>
           <w:sz w:val="24"/>
         </w:rPr>
-        <w:t>Apoyar la recepción y registro de solicitudes de compra y levantar el flujo secuencial del proceso actual de procura.</w:t>
+        <w:t>Tramitar requisiciones y aplicar una entrevista estructurada al personal para identificar dificultades de seguimiento y aprobación.</w:t>
       </w:r>
     </w:p>
     <w:p>
@@ -15932,7 +17331,7 @@
           <w:b/>
           <w:sz w:val="20"/>
         </w:rPr>
-        <w:t>CUADRO 1. Actividades Planificadas de la Semana 2</w:t>
+        <w:t>CUADRO 1. Actividades Planificadas de la Semana 3</w:t>
       </w:r>
     </w:p>
     <w:tbl>
@@ -16153,7 +17552,7 @@
                 <w:szCs w:val="22"/>
                 <w:lang w:val="en-US" w:eastAsia="en-US" w:bidi="ar-SA"/>
               </w:rPr>
-              <w:t>Recepción de solicitudes</w:t>
+              <w:t>Tramitación de requisiciones</w:t>
             </w:r>
           </w:p>
         </w:tc>
@@ -16185,7 +17584,7 @@
                 <w:szCs w:val="22"/>
                 <w:lang w:val="en-US" w:eastAsia="en-US" w:bidi="ar-SA"/>
               </w:rPr>
-              <w:t>Apoyar la recepción y clasificación de las solicitudes de compra pendientes.</w:t>
+              <w:t>Colaborar en la gestión de requisiciones de materiales e insumos recibidas durante la semana.</w:t>
             </w:r>
           </w:p>
         </w:tc>
@@ -16217,7 +17616,7 @@
                 <w:szCs w:val="22"/>
                 <w:lang w:val="en-US" w:eastAsia="en-US" w:bidi="ar-SA"/>
               </w:rPr>
-              <w:t>Formatos de requisición, archiveros</w:t>
+              <w:t>Formatos de requisición</w:t>
             </w:r>
           </w:p>
         </w:tc>
@@ -16284,7 +17683,7 @@
                 <w:szCs w:val="22"/>
                 <w:lang w:val="en-US" w:eastAsia="en-US" w:bidi="ar-SA"/>
               </w:rPr>
-              <w:t>Registro de documentos</w:t>
+              <w:t>Comunicación con proveedores</w:t>
             </w:r>
           </w:p>
         </w:tc>
@@ -16316,7 +17715,7 @@
                 <w:szCs w:val="22"/>
                 <w:lang w:val="en-US" w:eastAsia="en-US" w:bidi="ar-SA"/>
               </w:rPr>
-              <w:t>Registrar la correspondencia de compras entrante en el control diario del departamento.</w:t>
+              <w:t>Apoyar el seguimiento de cotizaciones solicitadas a proveedores.</w:t>
             </w:r>
           </w:p>
         </w:tc>
@@ -16348,7 +17747,7 @@
                 <w:szCs w:val="22"/>
                 <w:lang w:val="en-US" w:eastAsia="en-US" w:bidi="ar-SA"/>
               </w:rPr>
-              <w:t>Libro de control, PC</w:t>
+              <w:t>Teléfono, correo de oficina</w:t>
             </w:r>
           </w:p>
         </w:tc>
@@ -16415,7 +17814,7 @@
                 <w:szCs w:val="22"/>
                 <w:lang w:val="en-US" w:eastAsia="en-US" w:bidi="ar-SA"/>
               </w:rPr>
-              <w:t>Reconocimiento del flujo</w:t>
+              <w:t>Actualización de cotizaciones</w:t>
             </w:r>
           </w:p>
         </w:tc>
@@ -16447,7 +17846,7 @@
                 <w:szCs w:val="22"/>
                 <w:lang w:val="en-US" w:eastAsia="en-US" w:bidi="ar-SA"/>
               </w:rPr>
-              <w:t>Conversar con el personal encargado para precisar el recorrido de cada requisición.</w:t>
+              <w:t>Registrar el estatus de las cotizaciones activas.</w:t>
             </w:r>
           </w:p>
         </w:tc>
@@ -16479,7 +17878,7 @@
                 <w:szCs w:val="22"/>
                 <w:lang w:val="en-US" w:eastAsia="en-US" w:bidi="ar-SA"/>
               </w:rPr>
-              <w:t>Cuaderno de apuntes</w:t>
+              <w:t>PC, hojas de seguimiento</w:t>
             </w:r>
           </w:p>
         </w:tc>
@@ -16546,7 +17945,7 @@
                 <w:szCs w:val="22"/>
                 <w:lang w:val="en-US" w:eastAsia="en-US" w:bidi="ar-SA"/>
               </w:rPr>
-              <w:t>Seguimiento de cotizaciones</w:t>
+              <w:t>Aplicación de entrevista</w:t>
             </w:r>
           </w:p>
         </w:tc>
@@ -16578,7 +17977,7 @@
                 <w:szCs w:val="22"/>
                 <w:lang w:val="en-US" w:eastAsia="en-US" w:bidi="ar-SA"/>
               </w:rPr>
-              <w:t>Revisar el mecanismo utilizado para conocer el estado de las cotizaciones en curso.</w:t>
+              <w:t>Aplicar la guía de entrevista estructurada al personal relacionado con compras y administración.</w:t>
             </w:r>
           </w:p>
         </w:tc>
@@ -16610,7 +18009,7 @@
                 <w:szCs w:val="22"/>
                 <w:lang w:val="en-US" w:eastAsia="en-US" w:bidi="ar-SA"/>
               </w:rPr>
-              <w:t>Expedientes y registros del área</w:t>
+              <w:t>Guía de entrevista</w:t>
             </w:r>
           </w:p>
         </w:tc>
@@ -16677,7 +18076,7 @@
                 <w:szCs w:val="22"/>
                 <w:lang w:val="en-US" w:eastAsia="en-US" w:bidi="ar-SA"/>
               </w:rPr>
-              <w:t>Mapeo del proceso</w:t>
+              <w:t>Registro de hallazgos</w:t>
             </w:r>
           </w:p>
         </w:tc>
@@ -16709,7 +18108,7 @@
                 <w:szCs w:val="22"/>
                 <w:lang w:val="en-US" w:eastAsia="en-US" w:bidi="ar-SA"/>
               </w:rPr>
-              <w:t>Documentar las etapas, responsables y puntos de decisión del proceso observado.</w:t>
+              <w:t>Anotar las demoras, duplicidades y dificultades de trazabilidad señaladas durante la entrevista.</w:t>
             </w:r>
           </w:p>
         </w:tc>
@@ -16741,7 +18140,7 @@
                 <w:szCs w:val="22"/>
                 <w:lang w:val="en-US" w:eastAsia="en-US" w:bidi="ar-SA"/>
               </w:rPr>
-              <w:t>Procesador de textos, papel</w:t>
+              <w:t>Cuaderno de campo</w:t>
             </w:r>
           </w:p>
         </w:tc>
@@ -16794,7 +18193,7 @@
           <w:b w:val="false"/>
           <w:sz w:val="24"/>
         </w:rPr>
-        <w:t>Registro de solicitudes y esquema preliminar del flujo actual de procura.</w:t>
+        <w:t>Requisiciones tramitadas y guía de entrevista aplicada con respuestas registradas.</w:t>
       </w:r>
     </w:p>
     <w:p>
@@ -16832,7 +18231,7 @@
           <w:b w:val="false"/>
           <w:sz w:val="24"/>
         </w:rPr>
-        <w:t>La pasante cumplió satisfactoriamente con las actividades asignadas, demostrando responsabilidad y orden en la recepción, clasificación y registro de las solicitudes de compra.</w:t>
+        <w:t>La pasante evidenció iniciativa y buena comunicación durante la tramitación de requisiciones y el contacto con proveedores, realizando adecuadamente la entrevista y el registro de los hallazgos obtenidos.</w:t>
       </w:r>
     </w:p>
     <w:p>
@@ -16891,7 +18290,7 @@
                 <wp:inline distT="0" distB="0" distL="0" distR="0">
                   <wp:extent cx="1259840" cy="581660"/>
                   <wp:effectExtent l="0" t="0" r="0" b="0"/>
-                  <wp:docPr id="16" name="Image5"/>
+                  <wp:docPr id="19" name="Image8"/>
                   <wp:cNvGraphicFramePr>
                     <a:graphicFrameLocks xmlns:a="http://schemas.openxmlformats.org/drawingml/2006/main" noChangeAspect="1"/>
                   </wp:cNvGraphicFramePr>
@@ -16899,7 +18298,7 @@
                     <a:graphicData uri="http://schemas.openxmlformats.org/drawingml/2006/picture">
                       <pic:pic xmlns:pic="http://schemas.openxmlformats.org/drawingml/2006/picture">
                         <pic:nvPicPr>
-                          <pic:cNvPr id="16" name="Image5"/>
+                          <pic:cNvPr id="19" name="Image8"/>
                           <pic:cNvPicPr>
                             <a:picLocks noChangeAspect="1" noChangeArrowheads="1"/>
                           </pic:cNvPicPr>
@@ -16946,7 +18345,7 @@
                 <wp:inline distT="0" distB="0" distL="0" distR="0">
                   <wp:extent cx="1259840" cy="746760"/>
                   <wp:effectExtent l="0" t="0" r="0" b="0"/>
-                  <wp:docPr id="17" name="Image6"/>
+                  <wp:docPr id="20" name="Image9"/>
                   <wp:cNvGraphicFramePr>
                     <a:graphicFrameLocks xmlns:a="http://schemas.openxmlformats.org/drawingml/2006/main" noChangeAspect="1"/>
                   </wp:cNvGraphicFramePr>
@@ -16954,7 +18353,7 @@
                     <a:graphicData uri="http://schemas.openxmlformats.org/drawingml/2006/picture">
                       <pic:pic xmlns:pic="http://schemas.openxmlformats.org/drawingml/2006/picture">
                         <pic:nvPicPr>
-                          <pic:cNvPr id="17" name="Image6"/>
+                          <pic:cNvPr id="20" name="Image9"/>
                           <pic:cNvPicPr>
                             <a:picLocks noChangeAspect="1" noChangeArrowheads="1"/>
                           </pic:cNvPicPr>
@@ -17058,7 +18457,7 @@
           <wp:inline distT="0" distB="0" distL="0" distR="0">
             <wp:extent cx="1440180" cy="633095"/>
             <wp:effectExtent l="0" t="0" r="0" b="0"/>
-            <wp:docPr id="18" name="Image7"/>
+            <wp:docPr id="21" name="Image10"/>
             <wp:cNvGraphicFramePr>
               <a:graphicFrameLocks xmlns:a="http://schemas.openxmlformats.org/drawingml/2006/main" noChangeAspect="1"/>
             </wp:cNvGraphicFramePr>
@@ -17066,7 +18465,7 @@
               <a:graphicData uri="http://schemas.openxmlformats.org/drawingml/2006/picture">
                 <pic:pic xmlns:pic="http://schemas.openxmlformats.org/drawingml/2006/picture">
                   <pic:nvPicPr>
-                    <pic:cNvPr id="18" name="Image7"/>
+                    <pic:cNvPr id="21" name="Image10"/>
                     <pic:cNvPicPr>
                       <a:picLocks noChangeAspect="1" noChangeArrowheads="1"/>
                     </pic:cNvPicPr>
@@ -17207,7 +18606,7 @@
         <w:rPr>
           <w:sz w:val="24"/>
         </w:rPr>
-        <w:t>3</w:t>
+        <w:t>4</w:t>
       </w:r>
     </w:p>
     <w:p>
@@ -17227,7 +18626,7 @@
         <w:rPr>
           <w:sz w:val="24"/>
         </w:rPr>
-        <w:t>Del 22 al 26 de junio de 2026</w:t>
+        <w:t>Del 29 de junio al 03 de julio de 2026</w:t>
       </w:r>
     </w:p>
     <w:p>
@@ -17305,7 +18704,7 @@
           <w:b w:val="false"/>
           <w:sz w:val="24"/>
         </w:rPr>
-        <w:t>Tramitar requisiciones y aplicar una entrevista estructurada al personal para identificar dificultades de seguimiento y aprobación.</w:t>
+        <w:t>Dar seguimiento a órdenes de compra y revisar expedientes históricos para determinar tiempos de respuesta y etapas críticas.</w:t>
       </w:r>
     </w:p>
     <w:p>
@@ -17329,7 +18728,7 @@
           <w:b/>
           <w:sz w:val="20"/>
         </w:rPr>
-        <w:t>CUADRO 1. Actividades Planificadas de la Semana 3</w:t>
+        <w:t>CUADRO 1. Actividades Planificadas de la Semana 4</w:t>
       </w:r>
     </w:p>
     <w:tbl>
@@ -17550,7 +18949,7 @@
                 <w:szCs w:val="22"/>
                 <w:lang w:val="en-US" w:eastAsia="en-US" w:bidi="ar-SA"/>
               </w:rPr>
-              <w:t>Tramitación de requisiciones</w:t>
+              <w:t>Seguimiento de órdenes abiertas</w:t>
             </w:r>
           </w:p>
         </w:tc>
@@ -17582,7 +18981,7 @@
                 <w:szCs w:val="22"/>
                 <w:lang w:val="en-US" w:eastAsia="en-US" w:bidi="ar-SA"/>
               </w:rPr>
-              <w:t>Colaborar en la gestión de requisiciones de materiales e insumos recibidas durante la semana.</w:t>
+              <w:t>Verificar el estado de las órdenes de compra en proceso.</w:t>
             </w:r>
           </w:p>
         </w:tc>
@@ -17614,7 +19013,7 @@
                 <w:szCs w:val="22"/>
                 <w:lang w:val="en-US" w:eastAsia="en-US" w:bidi="ar-SA"/>
               </w:rPr>
-              <w:t>Formatos de requisición</w:t>
+              <w:t>Expedientes activos, PC</w:t>
             </w:r>
           </w:p>
         </w:tc>
@@ -17681,7 +19080,7 @@
                 <w:szCs w:val="22"/>
                 <w:lang w:val="en-US" w:eastAsia="en-US" w:bidi="ar-SA"/>
               </w:rPr>
-              <w:t>Comunicación con proveedores</w:t>
+              <w:t>Cotizaciones pendientes</w:t>
             </w:r>
           </w:p>
         </w:tc>
@@ -17713,7 +19112,7 @@
                 <w:szCs w:val="22"/>
                 <w:lang w:val="en-US" w:eastAsia="en-US" w:bidi="ar-SA"/>
               </w:rPr>
-              <w:t>Apoyar el seguimiento de cotizaciones solicitadas a proveedores.</w:t>
+              <w:t>Identificar cotizaciones con mayor tiempo de espera.</w:t>
             </w:r>
           </w:p>
         </w:tc>
@@ -17745,7 +19144,7 @@
                 <w:szCs w:val="22"/>
                 <w:lang w:val="en-US" w:eastAsia="en-US" w:bidi="ar-SA"/>
               </w:rPr>
-              <w:t>Teléfono, correo de oficina</w:t>
+              <w:t>Hojas de seguimiento</w:t>
             </w:r>
           </w:p>
         </w:tc>
@@ -17812,7 +19211,7 @@
                 <w:szCs w:val="22"/>
                 <w:lang w:val="en-US" w:eastAsia="en-US" w:bidi="ar-SA"/>
               </w:rPr>
-              <w:t>Actualización de cotizaciones</w:t>
+              <w:t>Actualización de proveedores</w:t>
             </w:r>
           </w:p>
         </w:tc>
@@ -17844,7 +19243,7 @@
                 <w:szCs w:val="22"/>
                 <w:lang w:val="en-US" w:eastAsia="en-US" w:bidi="ar-SA"/>
               </w:rPr>
-              <w:t>Registrar el estatus de las cotizaciones activas.</w:t>
+              <w:t>Depurar información básica del registro de proveedores.</w:t>
             </w:r>
           </w:p>
         </w:tc>
@@ -17876,7 +19275,7 @@
                 <w:szCs w:val="22"/>
                 <w:lang w:val="en-US" w:eastAsia="en-US" w:bidi="ar-SA"/>
               </w:rPr>
-              <w:t>PC, hojas de seguimiento</w:t>
+              <w:t>PC, base de proveedores</w:t>
             </w:r>
           </w:p>
         </w:tc>
@@ -17943,7 +19342,7 @@
                 <w:szCs w:val="22"/>
                 <w:lang w:val="en-US" w:eastAsia="en-US" w:bidi="ar-SA"/>
               </w:rPr>
-              <w:t>Aplicación de entrevista</w:t>
+              <w:t>Revisión histórica</w:t>
             </w:r>
           </w:p>
         </w:tc>
@@ -17975,7 +19374,7 @@
                 <w:szCs w:val="22"/>
                 <w:lang w:val="en-US" w:eastAsia="en-US" w:bidi="ar-SA"/>
               </w:rPr>
-              <w:t>Aplicar la guía de entrevista estructurada al personal relacionado con compras y administración.</w:t>
+              <w:t>Revisar expedientes de compras anteriores para calcular tiempos aproximados de respuesta.</w:t>
             </w:r>
           </w:p>
         </w:tc>
@@ -18007,7 +19406,7 @@
                 <w:szCs w:val="22"/>
                 <w:lang w:val="en-US" w:eastAsia="en-US" w:bidi="ar-SA"/>
               </w:rPr>
-              <w:t>Guía de entrevista</w:t>
+              <w:t>Archivo histórico, Excel</w:t>
             </w:r>
           </w:p>
         </w:tc>
@@ -18074,7 +19473,7 @@
                 <w:szCs w:val="22"/>
                 <w:lang w:val="en-US" w:eastAsia="en-US" w:bidi="ar-SA"/>
               </w:rPr>
-              <w:t>Registro de hallazgos</w:t>
+              <w:t>Etapas críticas</w:t>
             </w:r>
           </w:p>
         </w:tc>
@@ -18106,7 +19505,7 @@
                 <w:szCs w:val="22"/>
                 <w:lang w:val="en-US" w:eastAsia="en-US" w:bidi="ar-SA"/>
               </w:rPr>
-              <w:t>Anotar las demoras, duplicidades y dificultades de trazabilidad señaladas durante la entrevista.</w:t>
+              <w:t>Determinar las fases donde se concentran los mayores retrasos.</w:t>
             </w:r>
           </w:p>
         </w:tc>
@@ -18138,7 +19537,7 @@
                 <w:szCs w:val="22"/>
                 <w:lang w:val="en-US" w:eastAsia="en-US" w:bidi="ar-SA"/>
               </w:rPr>
-              <w:t>Cuaderno de campo</w:t>
+              <w:t>Hoja de cálculo, notas</w:t>
             </w:r>
           </w:p>
         </w:tc>
@@ -18191,7 +19590,7 @@
           <w:b w:val="false"/>
           <w:sz w:val="24"/>
         </w:rPr>
-        <w:t>Requisiciones tramitadas y guía de entrevista aplicada con respuestas registradas.</w:t>
+        <w:t>Registro actualizado de órdenes abiertas y tabla de tiempos por fase.</w:t>
       </w:r>
     </w:p>
     <w:p>
@@ -18229,7 +19628,7 @@
           <w:b w:val="false"/>
           <w:sz w:val="24"/>
         </w:rPr>
-        <w:t>La pasante evidenció iniciativa y buena comunicación durante la tramitación de requisiciones y el contacto con proveedores, realizando adecuadamente la entrevista y el registro de los hallazgos obtenidos.</w:t>
+        <w:t>La pasante realizó de manera organizada el seguimiento de las órdenes de compra y la revisión de expedientes, demostrando capacidad para identificar tiempos de respuesta y etapas críticas del proceso.</w:t>
       </w:r>
     </w:p>
     <w:p>
@@ -18288,7 +19687,7 @@
                 <wp:inline distT="0" distB="0" distL="0" distR="0">
                   <wp:extent cx="1259840" cy="581660"/>
                   <wp:effectExtent l="0" t="0" r="0" b="0"/>
-                  <wp:docPr id="19" name="Image8"/>
+                  <wp:docPr id="22" name="Image11"/>
                   <wp:cNvGraphicFramePr>
                     <a:graphicFrameLocks xmlns:a="http://schemas.openxmlformats.org/drawingml/2006/main" noChangeAspect="1"/>
                   </wp:cNvGraphicFramePr>
@@ -18296,7 +19695,7 @@
                     <a:graphicData uri="http://schemas.openxmlformats.org/drawingml/2006/picture">
                       <pic:pic xmlns:pic="http://schemas.openxmlformats.org/drawingml/2006/picture">
                         <pic:nvPicPr>
-                          <pic:cNvPr id="19" name="Image8"/>
+                          <pic:cNvPr id="22" name="Image11"/>
                           <pic:cNvPicPr>
                             <a:picLocks noChangeAspect="1" noChangeArrowheads="1"/>
                           </pic:cNvPicPr>
@@ -18343,7 +19742,7 @@
                 <wp:inline distT="0" distB="0" distL="0" distR="0">
                   <wp:extent cx="1259840" cy="746760"/>
                   <wp:effectExtent l="0" t="0" r="0" b="0"/>
-                  <wp:docPr id="20" name="Image9"/>
+                  <wp:docPr id="23" name="Image12"/>
                   <wp:cNvGraphicFramePr>
                     <a:graphicFrameLocks xmlns:a="http://schemas.openxmlformats.org/drawingml/2006/main" noChangeAspect="1"/>
                   </wp:cNvGraphicFramePr>
@@ -18351,7 +19750,7 @@
                     <a:graphicData uri="http://schemas.openxmlformats.org/drawingml/2006/picture">
                       <pic:pic xmlns:pic="http://schemas.openxmlformats.org/drawingml/2006/picture">
                         <pic:nvPicPr>
-                          <pic:cNvPr id="20" name="Image9"/>
+                          <pic:cNvPr id="23" name="Image12"/>
                           <pic:cNvPicPr>
                             <a:picLocks noChangeAspect="1" noChangeArrowheads="1"/>
                           </pic:cNvPicPr>
@@ -18455,7 +19854,7 @@
           <wp:inline distT="0" distB="0" distL="0" distR="0">
             <wp:extent cx="1440180" cy="633095"/>
             <wp:effectExtent l="0" t="0" r="0" b="0"/>
-            <wp:docPr id="21" name="Image10"/>
+            <wp:docPr id="24" name="Image13"/>
             <wp:cNvGraphicFramePr>
               <a:graphicFrameLocks xmlns:a="http://schemas.openxmlformats.org/drawingml/2006/main" noChangeAspect="1"/>
             </wp:cNvGraphicFramePr>
@@ -18463,7 +19862,7 @@
               <a:graphicData uri="http://schemas.openxmlformats.org/drawingml/2006/picture">
                 <pic:pic xmlns:pic="http://schemas.openxmlformats.org/drawingml/2006/picture">
                   <pic:nvPicPr>
-                    <pic:cNvPr id="21" name="Image10"/>
+                    <pic:cNvPr id="24" name="Image13"/>
                     <pic:cNvPicPr>
                       <a:picLocks noChangeAspect="1" noChangeArrowheads="1"/>
                     </pic:cNvPicPr>
@@ -18604,7 +20003,7 @@
         <w:rPr>
           <w:sz w:val="24"/>
         </w:rPr>
-        <w:t>4</w:t>
+        <w:t>5</w:t>
       </w:r>
     </w:p>
     <w:p>
@@ -18624,7 +20023,7 @@
         <w:rPr>
           <w:sz w:val="24"/>
         </w:rPr>
-        <w:t>Del 29 de junio al 03 de julio de 2026</w:t>
+        <w:t>Del 06 al 10 de julio de 2026</w:t>
       </w:r>
     </w:p>
     <w:p>
@@ -18702,7 +20101,7 @@
           <w:b w:val="false"/>
           <w:sz w:val="24"/>
         </w:rPr>
-        <w:t>Dar seguimiento a órdenes de compra y revisar expedientes históricos para determinar tiempos de respuesta y etapas críticas.</w:t>
+        <w:t>Analizar las causas de las demoras del proceso de procura y elaborar el diagrama de Ishikawa.</w:t>
       </w:r>
     </w:p>
     <w:p>
@@ -18726,7 +20125,7 @@
           <w:b/>
           <w:sz w:val="20"/>
         </w:rPr>
-        <w:t>CUADRO 1. Actividades Planificadas de la Semana 4</w:t>
+        <w:t>CUADRO 1. Actividades Planificadas de la Semana 5</w:t>
       </w:r>
     </w:p>
     <w:tbl>
@@ -18947,7 +20346,7 @@
                 <w:szCs w:val="22"/>
                 <w:lang w:val="en-US" w:eastAsia="en-US" w:bidi="ar-SA"/>
               </w:rPr>
-              <w:t>Seguimiento de órdenes abiertas</w:t>
+              <w:t>Tramitación de solicitudes</w:t>
             </w:r>
           </w:p>
         </w:tc>
@@ -18979,7 +20378,7 @@
                 <w:szCs w:val="22"/>
                 <w:lang w:val="en-US" w:eastAsia="en-US" w:bidi="ar-SA"/>
               </w:rPr>
-              <w:t>Verificar el estado de las órdenes de compra en proceso.</w:t>
+              <w:t>Apoyar la gestión de solicitudes de compra del período.</w:t>
             </w:r>
           </w:p>
         </w:tc>
@@ -19011,7 +20410,7 @@
                 <w:szCs w:val="22"/>
                 <w:lang w:val="en-US" w:eastAsia="en-US" w:bidi="ar-SA"/>
               </w:rPr>
-              <w:t>Expedientes activos, PC</w:t>
+              <w:t>Formatos de requisición</w:t>
             </w:r>
           </w:p>
         </w:tc>
@@ -19078,7 +20477,7 @@
                 <w:szCs w:val="22"/>
                 <w:lang w:val="en-US" w:eastAsia="en-US" w:bidi="ar-SA"/>
               </w:rPr>
-              <w:t>Cotizaciones pendientes</w:t>
+              <w:t>Cuadros comparativos</w:t>
             </w:r>
           </w:p>
         </w:tc>
@@ -19110,7 +20509,7 @@
                 <w:szCs w:val="22"/>
                 <w:lang w:val="en-US" w:eastAsia="en-US" w:bidi="ar-SA"/>
               </w:rPr>
-              <w:t>Identificar cotizaciones con mayor tiempo de espera.</w:t>
+              <w:t>Colaborar en la comparación de cotizaciones de proveedores.</w:t>
             </w:r>
           </w:p>
         </w:tc>
@@ -19142,7 +20541,7 @@
                 <w:szCs w:val="22"/>
                 <w:lang w:val="en-US" w:eastAsia="en-US" w:bidi="ar-SA"/>
               </w:rPr>
-              <w:t>Hojas de seguimiento</w:t>
+              <w:t>Excel</w:t>
             </w:r>
           </w:p>
         </w:tc>
@@ -19241,7 +20640,7 @@
                 <w:szCs w:val="22"/>
                 <w:lang w:val="en-US" w:eastAsia="en-US" w:bidi="ar-SA"/>
               </w:rPr>
-              <w:t>Depurar información básica del registro de proveedores.</w:t>
+              <w:t>Incorporar información necesaria al registro de proveedores.</w:t>
             </w:r>
           </w:p>
         </w:tc>
@@ -19273,7 +20672,7 @@
                 <w:szCs w:val="22"/>
                 <w:lang w:val="en-US" w:eastAsia="en-US" w:bidi="ar-SA"/>
               </w:rPr>
-              <w:t>PC, base de proveedores</w:t>
+              <w:t>PC</w:t>
             </w:r>
           </w:p>
         </w:tc>
@@ -19340,7 +20739,7 @@
                 <w:szCs w:val="22"/>
                 <w:lang w:val="en-US" w:eastAsia="en-US" w:bidi="ar-SA"/>
               </w:rPr>
-              <w:t>Revisión histórica</w:t>
+              <w:t>Diagrama de Ishikawa</w:t>
             </w:r>
           </w:p>
         </w:tc>
@@ -19372,7 +20771,7 @@
                 <w:szCs w:val="22"/>
                 <w:lang w:val="en-US" w:eastAsia="en-US" w:bidi="ar-SA"/>
               </w:rPr>
-              <w:t>Revisar expedientes de compras anteriores para calcular tiempos aproximados de respuesta.</w:t>
+              <w:t>Organizar las causas detectadas en categorías relacionadas con procedimiento, documentación, responsabilidades y seguimiento.</w:t>
             </w:r>
           </w:p>
         </w:tc>
@@ -19404,7 +20803,7 @@
                 <w:szCs w:val="22"/>
                 <w:lang w:val="en-US" w:eastAsia="en-US" w:bidi="ar-SA"/>
               </w:rPr>
-              <w:t>Archivo histórico, Excel</w:t>
+              <w:t>Herramienta de diagramación</w:t>
             </w:r>
           </w:p>
         </w:tc>
@@ -19471,7 +20870,7 @@
                 <w:szCs w:val="22"/>
                 <w:lang w:val="en-US" w:eastAsia="en-US" w:bidi="ar-SA"/>
               </w:rPr>
-              <w:t>Etapas críticas</w:t>
+              <w:t>Jerarquización de causas</w:t>
             </w:r>
           </w:p>
         </w:tc>
@@ -19503,7 +20902,7 @@
                 <w:szCs w:val="22"/>
                 <w:lang w:val="en-US" w:eastAsia="en-US" w:bidi="ar-SA"/>
               </w:rPr>
-              <w:t>Determinar las fases donde se concentran los mayores retrasos.</w:t>
+              <w:t>Clasificar los factores según su incidencia sobre los retrasos y la trazabilidad.</w:t>
             </w:r>
           </w:p>
         </w:tc>
@@ -19535,7 +20934,7 @@
                 <w:szCs w:val="22"/>
                 <w:lang w:val="en-US" w:eastAsia="en-US" w:bidi="ar-SA"/>
               </w:rPr>
-              <w:t>Hoja de cálculo, notas</w:t>
+              <w:t>Matriz de causas</w:t>
             </w:r>
           </w:p>
         </w:tc>
@@ -19588,7 +20987,7 @@
           <w:b w:val="false"/>
           <w:sz w:val="24"/>
         </w:rPr>
-        <w:t>Registro actualizado de órdenes abiertas y tabla de tiempos por fase.</w:t>
+        <w:t>Diagrama de Ishikawa y jerarquización de causas del proceso.</w:t>
       </w:r>
     </w:p>
     <w:p>
@@ -19626,7 +21025,7 @@
           <w:b w:val="false"/>
           <w:sz w:val="24"/>
         </w:rPr>
-        <w:t>La pasante realizó de manera organizada el seguimiento de las órdenes de compra y la revisión de expedientes, demostrando capacidad para identificar tiempos de respuesta y etapas críticas del proceso.</w:t>
+        <w:t>La pasante mostró capacidad de análisis al organizar y jerarquizar las causas asociadas con las demoras del proceso de procura, elaborando correctamente el diagrama de Ishikawa como herramienta de diagnóstico.</w:t>
       </w:r>
     </w:p>
     <w:p>
@@ -19685,7 +21084,7 @@
                 <wp:inline distT="0" distB="0" distL="0" distR="0">
                   <wp:extent cx="1259840" cy="581660"/>
                   <wp:effectExtent l="0" t="0" r="0" b="0"/>
-                  <wp:docPr id="22" name="Image11"/>
+                  <wp:docPr id="25" name="Image14"/>
                   <wp:cNvGraphicFramePr>
                     <a:graphicFrameLocks xmlns:a="http://schemas.openxmlformats.org/drawingml/2006/main" noChangeAspect="1"/>
                   </wp:cNvGraphicFramePr>
@@ -19693,7 +21092,7 @@
                     <a:graphicData uri="http://schemas.openxmlformats.org/drawingml/2006/picture">
                       <pic:pic xmlns:pic="http://schemas.openxmlformats.org/drawingml/2006/picture">
                         <pic:nvPicPr>
-                          <pic:cNvPr id="22" name="Image11"/>
+                          <pic:cNvPr id="25" name="Image14"/>
                           <pic:cNvPicPr>
                             <a:picLocks noChangeAspect="1" noChangeArrowheads="1"/>
                           </pic:cNvPicPr>
@@ -19740,7 +21139,7 @@
                 <wp:inline distT="0" distB="0" distL="0" distR="0">
                   <wp:extent cx="1259840" cy="746760"/>
                   <wp:effectExtent l="0" t="0" r="0" b="0"/>
-                  <wp:docPr id="23" name="Image12"/>
+                  <wp:docPr id="26" name="Image15"/>
                   <wp:cNvGraphicFramePr>
                     <a:graphicFrameLocks xmlns:a="http://schemas.openxmlformats.org/drawingml/2006/main" noChangeAspect="1"/>
                   </wp:cNvGraphicFramePr>
@@ -19748,7 +21147,7 @@
                     <a:graphicData uri="http://schemas.openxmlformats.org/drawingml/2006/picture">
                       <pic:pic xmlns:pic="http://schemas.openxmlformats.org/drawingml/2006/picture">
                         <pic:nvPicPr>
-                          <pic:cNvPr id="23" name="Image12"/>
+                          <pic:cNvPr id="26" name="Image15"/>
                           <pic:cNvPicPr>
                             <a:picLocks noChangeAspect="1" noChangeArrowheads="1"/>
                           </pic:cNvPicPr>
@@ -19852,7 +21251,7 @@
           <wp:inline distT="0" distB="0" distL="0" distR="0">
             <wp:extent cx="1440180" cy="633095"/>
             <wp:effectExtent l="0" t="0" r="0" b="0"/>
-            <wp:docPr id="24" name="Image13"/>
+            <wp:docPr id="27" name="Image16"/>
             <wp:cNvGraphicFramePr>
               <a:graphicFrameLocks xmlns:a="http://schemas.openxmlformats.org/drawingml/2006/main" noChangeAspect="1"/>
             </wp:cNvGraphicFramePr>
@@ -19860,7 +21259,7 @@
               <a:graphicData uri="http://schemas.openxmlformats.org/drawingml/2006/picture">
                 <pic:pic xmlns:pic="http://schemas.openxmlformats.org/drawingml/2006/picture">
                   <pic:nvPicPr>
-                    <pic:cNvPr id="24" name="Image13"/>
+                    <pic:cNvPr id="27" name="Image16"/>
                     <pic:cNvPicPr>
                       <a:picLocks noChangeAspect="1" noChangeArrowheads="1"/>
                     </pic:cNvPicPr>
@@ -20001,7 +21400,7 @@
         <w:rPr>
           <w:sz w:val="24"/>
         </w:rPr>
-        <w:t>5</w:t>
+        <w:t>6</w:t>
       </w:r>
     </w:p>
     <w:p>
@@ -20021,7 +21420,7 @@
         <w:rPr>
           <w:sz w:val="24"/>
         </w:rPr>
-        <w:t>Del 06 al 10 de julio de 2026</w:t>
+        <w:t>Del 13 al 17 de julio de 2026</w:t>
       </w:r>
     </w:p>
     <w:p>
@@ -20099,7 +21498,7 @@
           <w:b w:val="false"/>
           <w:sz w:val="24"/>
         </w:rPr>
-        <w:t>Analizar las causas de las demoras del proceso de procura y elaborar el diagrama de Ishikawa.</w:t>
+        <w:t>Diseñar el flujo simplificado del proceso de procura, definiendo etapas, responsables y puntos de control.</w:t>
       </w:r>
     </w:p>
     <w:p>
@@ -20123,7 +21522,7 @@
           <w:b/>
           <w:sz w:val="20"/>
         </w:rPr>
-        <w:t>CUADRO 1. Actividades Planificadas de la Semana 5</w:t>
+        <w:t>CUADRO 1. Actividades Planificadas de la Semana 6</w:t>
       </w:r>
     </w:p>
     <w:tbl>
@@ -20344,7 +21743,7 @@
                 <w:szCs w:val="22"/>
                 <w:lang w:val="en-US" w:eastAsia="en-US" w:bidi="ar-SA"/>
               </w:rPr>
-              <w:t>Tramitación de solicitudes</w:t>
+              <w:t>Seguimiento a cotizaciones</w:t>
             </w:r>
           </w:p>
         </w:tc>
@@ -20376,7 +21775,7 @@
                 <w:szCs w:val="22"/>
                 <w:lang w:val="en-US" w:eastAsia="en-US" w:bidi="ar-SA"/>
               </w:rPr>
-              <w:t>Apoyar la gestión de solicitudes de compra del período.</w:t>
+              <w:t>Actualizar expedientes de cotizaciones pendientes.</w:t>
             </w:r>
           </w:p>
         </w:tc>
@@ -20408,7 +21807,7 @@
                 <w:szCs w:val="22"/>
                 <w:lang w:val="en-US" w:eastAsia="en-US" w:bidi="ar-SA"/>
               </w:rPr>
-              <w:t>Formatos de requisición</w:t>
+              <w:t>Hojas de seguimiento, PC</w:t>
             </w:r>
           </w:p>
         </w:tc>
@@ -20475,7 +21874,7 @@
                 <w:szCs w:val="22"/>
                 <w:lang w:val="en-US" w:eastAsia="en-US" w:bidi="ar-SA"/>
               </w:rPr>
-              <w:t>Cuadros comparativos</w:t>
+              <w:t>Actualización de expedientes</w:t>
             </w:r>
           </w:p>
         </w:tc>
@@ -20507,7 +21906,7 @@
                 <w:szCs w:val="22"/>
                 <w:lang w:val="en-US" w:eastAsia="en-US" w:bidi="ar-SA"/>
               </w:rPr>
-              <w:t>Colaborar en la comparación de cotizaciones de proveedores.</w:t>
+              <w:t>Registrar avances de compras en proceso.</w:t>
             </w:r>
           </w:p>
         </w:tc>
@@ -20539,7 +21938,7 @@
                 <w:szCs w:val="22"/>
                 <w:lang w:val="en-US" w:eastAsia="en-US" w:bidi="ar-SA"/>
               </w:rPr>
-              <w:t>Excel</w:t>
+              <w:t>Archiveros, formatos</w:t>
             </w:r>
           </w:p>
         </w:tc>
@@ -20606,7 +22005,7 @@
                 <w:szCs w:val="22"/>
                 <w:lang w:val="en-US" w:eastAsia="en-US" w:bidi="ar-SA"/>
               </w:rPr>
-              <w:t>Actualización de proveedores</w:t>
+              <w:t>Diseño del flujo</w:t>
             </w:r>
           </w:p>
         </w:tc>
@@ -20638,7 +22037,7 @@
                 <w:szCs w:val="22"/>
                 <w:lang w:val="en-US" w:eastAsia="en-US" w:bidi="ar-SA"/>
               </w:rPr>
-              <w:t>Incorporar información necesaria al registro de proveedores.</w:t>
+              <w:t>Redactar y diagramar el nuevo recorrido simplificado de las requisiciones.</w:t>
             </w:r>
           </w:p>
         </w:tc>
@@ -20670,7 +22069,7 @@
                 <w:szCs w:val="22"/>
                 <w:lang w:val="en-US" w:eastAsia="en-US" w:bidi="ar-SA"/>
               </w:rPr>
-              <w:t>PC</w:t>
+              <w:t>Procesador de textos, diagramador</w:t>
             </w:r>
           </w:p>
         </w:tc>
@@ -20737,7 +22136,7 @@
                 <w:szCs w:val="22"/>
                 <w:lang w:val="en-US" w:eastAsia="en-US" w:bidi="ar-SA"/>
               </w:rPr>
-              <w:t>Diagrama de Ishikawa</w:t>
+              <w:t>Asignación de responsables</w:t>
             </w:r>
           </w:p>
         </w:tc>
@@ -20769,7 +22168,7 @@
                 <w:szCs w:val="22"/>
                 <w:lang w:val="en-US" w:eastAsia="en-US" w:bidi="ar-SA"/>
               </w:rPr>
-              <w:t>Organizar las causas detectadas en categorías relacionadas con procedimiento, documentación, responsabilidades y seguimiento.</w:t>
+              <w:t>Definir el responsable de cada etapa del procedimiento propuesto.</w:t>
             </w:r>
           </w:p>
         </w:tc>
@@ -20801,7 +22200,7 @@
                 <w:szCs w:val="22"/>
                 <w:lang w:val="en-US" w:eastAsia="en-US" w:bidi="ar-SA"/>
               </w:rPr>
-              <w:t>Herramienta de diagramación</w:t>
+              <w:t>Organigrama, procesador de textos</w:t>
             </w:r>
           </w:p>
         </w:tc>
@@ -20868,7 +22267,7 @@
                 <w:szCs w:val="22"/>
                 <w:lang w:val="en-US" w:eastAsia="en-US" w:bidi="ar-SA"/>
               </w:rPr>
-              <w:t>Jerarquización de causas</w:t>
+              <w:t>Puntos de control</w:t>
             </w:r>
           </w:p>
         </w:tc>
@@ -20900,7 +22299,7 @@
                 <w:szCs w:val="22"/>
                 <w:lang w:val="en-US" w:eastAsia="en-US" w:bidi="ar-SA"/>
               </w:rPr>
-              <w:t>Clasificar los factores según su incidencia sobre los retrasos y la trazabilidad.</w:t>
+              <w:t>Establecer verificaciones mínimas y tiempos de referencia por fase.</w:t>
             </w:r>
           </w:p>
         </w:tc>
@@ -20932,7 +22331,7 @@
                 <w:szCs w:val="22"/>
                 <w:lang w:val="en-US" w:eastAsia="en-US" w:bidi="ar-SA"/>
               </w:rPr>
-              <w:t>Matriz de causas</w:t>
+              <w:t>Hoja de trabajo</w:t>
             </w:r>
           </w:p>
         </w:tc>
@@ -20985,7 +22384,7 @@
           <w:b w:val="false"/>
           <w:sz w:val="24"/>
         </w:rPr>
-        <w:t>Diagrama de Ishikawa y jerarquización de causas del proceso.</w:t>
+        <w:t>Flujo simplificado con responsables y puntos de control definidos.</w:t>
       </w:r>
     </w:p>
     <w:p>
@@ -21023,7 +22422,7 @@
           <w:b w:val="false"/>
           <w:sz w:val="24"/>
         </w:rPr>
-        <w:t>La pasante mostró capacidad de análisis al organizar y jerarquizar las causas asociadas con las demoras del proceso de procura, elaborando correctamente el diagrama de Ishikawa como herramienta de diagnóstico.</w:t>
+        <w:t>La pasante desarrolló satisfactoriamente el flujo simplificado del proceso de procura, demostrando comprensión de las etapas, responsabilidades y puntos de control necesarios para mejorar el seguimiento administrativo.</w:t>
       </w:r>
     </w:p>
     <w:p>
@@ -21082,7 +22481,7 @@
                 <wp:inline distT="0" distB="0" distL="0" distR="0">
                   <wp:extent cx="1259840" cy="581660"/>
                   <wp:effectExtent l="0" t="0" r="0" b="0"/>
-                  <wp:docPr id="25" name="Image14"/>
+                  <wp:docPr id="28" name="Image17"/>
                   <wp:cNvGraphicFramePr>
                     <a:graphicFrameLocks xmlns:a="http://schemas.openxmlformats.org/drawingml/2006/main" noChangeAspect="1"/>
                   </wp:cNvGraphicFramePr>
@@ -21090,7 +22489,7 @@
                     <a:graphicData uri="http://schemas.openxmlformats.org/drawingml/2006/picture">
                       <pic:pic xmlns:pic="http://schemas.openxmlformats.org/drawingml/2006/picture">
                         <pic:nvPicPr>
-                          <pic:cNvPr id="25" name="Image14"/>
+                          <pic:cNvPr id="28" name="Image17"/>
                           <pic:cNvPicPr>
                             <a:picLocks noChangeAspect="1" noChangeArrowheads="1"/>
                           </pic:cNvPicPr>
@@ -21137,7 +22536,7 @@
                 <wp:inline distT="0" distB="0" distL="0" distR="0">
                   <wp:extent cx="1259840" cy="746760"/>
                   <wp:effectExtent l="0" t="0" r="0" b="0"/>
-                  <wp:docPr id="26" name="Image15"/>
+                  <wp:docPr id="29" name="Image18"/>
                   <wp:cNvGraphicFramePr>
                     <a:graphicFrameLocks xmlns:a="http://schemas.openxmlformats.org/drawingml/2006/main" noChangeAspect="1"/>
                   </wp:cNvGraphicFramePr>
@@ -21145,7 +22544,7 @@
                     <a:graphicData uri="http://schemas.openxmlformats.org/drawingml/2006/picture">
                       <pic:pic xmlns:pic="http://schemas.openxmlformats.org/drawingml/2006/picture">
                         <pic:nvPicPr>
-                          <pic:cNvPr id="26" name="Image15"/>
+                          <pic:cNvPr id="29" name="Image18"/>
                           <pic:cNvPicPr>
                             <a:picLocks noChangeAspect="1" noChangeArrowheads="1"/>
                           </pic:cNvPicPr>
@@ -21249,7 +22648,7 @@
           <wp:inline distT="0" distB="0" distL="0" distR="0">
             <wp:extent cx="1440180" cy="633095"/>
             <wp:effectExtent l="0" t="0" r="0" b="0"/>
-            <wp:docPr id="27" name="Image16"/>
+            <wp:docPr id="30" name="Image19"/>
             <wp:cNvGraphicFramePr>
               <a:graphicFrameLocks xmlns:a="http://schemas.openxmlformats.org/drawingml/2006/main" noChangeAspect="1"/>
             </wp:cNvGraphicFramePr>
@@ -21257,7 +22656,7 @@
               <a:graphicData uri="http://schemas.openxmlformats.org/drawingml/2006/picture">
                 <pic:pic xmlns:pic="http://schemas.openxmlformats.org/drawingml/2006/picture">
                   <pic:nvPicPr>
-                    <pic:cNvPr id="27" name="Image16"/>
+                    <pic:cNvPr id="30" name="Image19"/>
                     <pic:cNvPicPr>
                       <a:picLocks noChangeAspect="1" noChangeArrowheads="1"/>
                     </pic:cNvPicPr>
@@ -21398,7 +22797,7 @@
         <w:rPr>
           <w:sz w:val="24"/>
         </w:rPr>
-        <w:t>6</w:t>
+        <w:t>7</w:t>
       </w:r>
     </w:p>
     <w:p>
@@ -21418,7 +22817,7 @@
         <w:rPr>
           <w:sz w:val="24"/>
         </w:rPr>
-        <w:t>Del 13 al 17 de julio de 2026</w:t>
+        <w:t>Del 20 al 24 de julio de 2026</w:t>
       </w:r>
     </w:p>
     <w:p>
@@ -21496,7 +22895,7 @@
           <w:b w:val="false"/>
           <w:sz w:val="24"/>
         </w:rPr>
-        <w:t>Diseñar el flujo simplificado del proceso de procura, definiendo etapas, responsables y puntos de control.</w:t>
+        <w:t>Diseñar los formatos estandarizados, la matriz de autorización por monto y los indicadores básicos de seguimiento de la procura.</w:t>
       </w:r>
     </w:p>
     <w:p>
@@ -21520,7 +22919,7 @@
           <w:b/>
           <w:sz w:val="20"/>
         </w:rPr>
-        <w:t>CUADRO 1. Actividades Planificadas de la Semana 6</w:t>
+        <w:t>CUADRO 1. Actividades Planificadas de la Semana 7</w:t>
       </w:r>
     </w:p>
     <w:tbl>
@@ -21741,7 +23140,7 @@
                 <w:szCs w:val="22"/>
                 <w:lang w:val="en-US" w:eastAsia="en-US" w:bidi="ar-SA"/>
               </w:rPr>
-              <w:t>Seguimiento a cotizaciones</w:t>
+              <w:t>Apoyo en requisiciones</w:t>
             </w:r>
           </w:p>
         </w:tc>
@@ -21773,7 +23172,7 @@
                 <w:szCs w:val="22"/>
                 <w:lang w:val="en-US" w:eastAsia="en-US" w:bidi="ar-SA"/>
               </w:rPr>
-              <w:t>Actualizar expedientes de cotizaciones pendientes.</w:t>
+              <w:t>Procesar solicitudes de compra recibidas durante la semana.</w:t>
             </w:r>
           </w:p>
         </w:tc>
@@ -21805,7 +23204,7 @@
                 <w:szCs w:val="22"/>
                 <w:lang w:val="en-US" w:eastAsia="en-US" w:bidi="ar-SA"/>
               </w:rPr>
-              <w:t>Hojas de seguimiento, PC</w:t>
+              <w:t>Formatos de requisición</w:t>
             </w:r>
           </w:p>
         </w:tc>
@@ -21872,7 +23271,7 @@
                 <w:szCs w:val="22"/>
                 <w:lang w:val="en-US" w:eastAsia="en-US" w:bidi="ar-SA"/>
               </w:rPr>
-              <w:t>Actualización de expedientes</w:t>
+              <w:t>Formato de solicitud de cotización</w:t>
             </w:r>
           </w:p>
         </w:tc>
@@ -21904,7 +23303,7 @@
                 <w:szCs w:val="22"/>
                 <w:lang w:val="en-US" w:eastAsia="en-US" w:bidi="ar-SA"/>
               </w:rPr>
-              <w:t>Registrar avances de compras en proceso.</w:t>
+              <w:t>Diseñar un formato uniforme para requerir cotizaciones a proveedores.</w:t>
             </w:r>
           </w:p>
         </w:tc>
@@ -21936,7 +23335,7 @@
                 <w:szCs w:val="22"/>
                 <w:lang w:val="en-US" w:eastAsia="en-US" w:bidi="ar-SA"/>
               </w:rPr>
-              <w:t>Archiveros, formatos</w:t>
+              <w:t>PC, procesador de textos</w:t>
             </w:r>
           </w:p>
         </w:tc>
@@ -22003,7 +23402,7 @@
                 <w:szCs w:val="22"/>
                 <w:lang w:val="en-US" w:eastAsia="en-US" w:bidi="ar-SA"/>
               </w:rPr>
-              <w:t>Diseño del flujo</w:t>
+              <w:t>Formato de orden de compra</w:t>
             </w:r>
           </w:p>
         </w:tc>
@@ -22035,7 +23434,7 @@
                 <w:szCs w:val="22"/>
                 <w:lang w:val="en-US" w:eastAsia="en-US" w:bidi="ar-SA"/>
               </w:rPr>
-              <w:t>Redactar y diagramar el nuevo recorrido simplificado de las requisiciones.</w:t>
+              <w:t>Diseñar un formato con los campos esenciales para el control de la adquisición.</w:t>
             </w:r>
           </w:p>
         </w:tc>
@@ -22067,7 +23466,7 @@
                 <w:szCs w:val="22"/>
                 <w:lang w:val="en-US" w:eastAsia="en-US" w:bidi="ar-SA"/>
               </w:rPr>
-              <w:t>Procesador de textos, diagramador</w:t>
+              <w:t>PC, procesador de textos</w:t>
             </w:r>
           </w:p>
         </w:tc>
@@ -22134,7 +23533,7 @@
                 <w:szCs w:val="22"/>
                 <w:lang w:val="en-US" w:eastAsia="en-US" w:bidi="ar-SA"/>
               </w:rPr>
-              <w:t>Asignación de responsables</w:t>
+              <w:t>Matriz de autorización</w:t>
             </w:r>
           </w:p>
         </w:tc>
@@ -22166,7 +23565,7 @@
                 <w:szCs w:val="22"/>
                 <w:lang w:val="en-US" w:eastAsia="en-US" w:bidi="ar-SA"/>
               </w:rPr>
-              <w:t>Definir el responsable de cada etapa del procedimiento propuesto.</w:t>
+              <w:t>Definir niveles de autorización por rangos de monto de compra para revisión de la gerencia.</w:t>
             </w:r>
           </w:p>
         </w:tc>
@@ -22198,7 +23597,7 @@
                 <w:szCs w:val="22"/>
                 <w:lang w:val="en-US" w:eastAsia="en-US" w:bidi="ar-SA"/>
               </w:rPr>
-              <w:t>Organigrama, procesador de textos</w:t>
+              <w:t>Hoja de cálculo</w:t>
             </w:r>
           </w:p>
         </w:tc>
@@ -22265,7 +23664,7 @@
                 <w:szCs w:val="22"/>
                 <w:lang w:val="en-US" w:eastAsia="en-US" w:bidi="ar-SA"/>
               </w:rPr>
-              <w:t>Puntos de control</w:t>
+              <w:t>Indicadores de seguimiento</w:t>
             </w:r>
           </w:p>
         </w:tc>
@@ -22297,7 +23696,7 @@
                 <w:szCs w:val="22"/>
                 <w:lang w:val="en-US" w:eastAsia="en-US" w:bidi="ar-SA"/>
               </w:rPr>
-              <w:t>Establecer verificaciones mínimas y tiempos de referencia por fase.</w:t>
+              <w:t>Proponer indicadores básicos de tiempo, solicitudes pendientes y cumplimiento de plazos.</w:t>
             </w:r>
           </w:p>
         </w:tc>
@@ -22329,7 +23728,7 @@
                 <w:szCs w:val="22"/>
                 <w:lang w:val="en-US" w:eastAsia="en-US" w:bidi="ar-SA"/>
               </w:rPr>
-              <w:t>Hoja de trabajo</w:t>
+              <w:t>Excel</w:t>
             </w:r>
           </w:p>
         </w:tc>
@@ -22382,7 +23781,7 @@
           <w:b w:val="false"/>
           <w:sz w:val="24"/>
         </w:rPr>
-        <w:t>Flujo simplificado con responsables y puntos de control definidos.</w:t>
+        <w:t>Formatos de solicitud y orden de compra, matriz de autorización e indicadores propuestos.</w:t>
       </w:r>
     </w:p>
     <w:p>
@@ -22420,7 +23819,7 @@
           <w:b w:val="false"/>
           <w:sz w:val="24"/>
         </w:rPr>
-        <w:t>La pasante desarrolló satisfactoriamente el flujo simplificado del proceso de procura, demostrando comprensión de las etapas, responsabilidades y puntos de control necesarios para mejorar el seguimiento administrativo.</w:t>
+        <w:t>La pasante trabajó de forma responsable en el diseño de los formatos y herramientas de control propuestas, manteniendo coherencia entre las necesidades detectadas y las soluciones planteadas para el proceso de procura.</w:t>
       </w:r>
     </w:p>
     <w:p>
@@ -22479,7 +23878,7 @@
                 <wp:inline distT="0" distB="0" distL="0" distR="0">
                   <wp:extent cx="1259840" cy="581660"/>
                   <wp:effectExtent l="0" t="0" r="0" b="0"/>
-                  <wp:docPr id="28" name="Image17"/>
+                  <wp:docPr id="31" name="Image20"/>
                   <wp:cNvGraphicFramePr>
                     <a:graphicFrameLocks xmlns:a="http://schemas.openxmlformats.org/drawingml/2006/main" noChangeAspect="1"/>
                   </wp:cNvGraphicFramePr>
@@ -22487,7 +23886,7 @@
                     <a:graphicData uri="http://schemas.openxmlformats.org/drawingml/2006/picture">
                       <pic:pic xmlns:pic="http://schemas.openxmlformats.org/drawingml/2006/picture">
                         <pic:nvPicPr>
-                          <pic:cNvPr id="28" name="Image17"/>
+                          <pic:cNvPr id="31" name="Image20"/>
                           <pic:cNvPicPr>
                             <a:picLocks noChangeAspect="1" noChangeArrowheads="1"/>
                           </pic:cNvPicPr>
@@ -22534,7 +23933,7 @@
                 <wp:inline distT="0" distB="0" distL="0" distR="0">
                   <wp:extent cx="1259840" cy="746760"/>
                   <wp:effectExtent l="0" t="0" r="0" b="0"/>
-                  <wp:docPr id="29" name="Image18"/>
+                  <wp:docPr id="32" name="Image21"/>
                   <wp:cNvGraphicFramePr>
                     <a:graphicFrameLocks xmlns:a="http://schemas.openxmlformats.org/drawingml/2006/main" noChangeAspect="1"/>
                   </wp:cNvGraphicFramePr>
@@ -22542,7 +23941,7 @@
                     <a:graphicData uri="http://schemas.openxmlformats.org/drawingml/2006/picture">
                       <pic:pic xmlns:pic="http://schemas.openxmlformats.org/drawingml/2006/picture">
                         <pic:nvPicPr>
-                          <pic:cNvPr id="29" name="Image18"/>
+                          <pic:cNvPr id="32" name="Image21"/>
                           <pic:cNvPicPr>
                             <a:picLocks noChangeAspect="1" noChangeArrowheads="1"/>
                           </pic:cNvPicPr>
@@ -22646,7 +24045,7 @@
           <wp:inline distT="0" distB="0" distL="0" distR="0">
             <wp:extent cx="1440180" cy="633095"/>
             <wp:effectExtent l="0" t="0" r="0" b="0"/>
-            <wp:docPr id="30" name="Image19"/>
+            <wp:docPr id="33" name="Image22"/>
             <wp:cNvGraphicFramePr>
               <a:graphicFrameLocks xmlns:a="http://schemas.openxmlformats.org/drawingml/2006/main" noChangeAspect="1"/>
             </wp:cNvGraphicFramePr>
@@ -22654,7 +24053,7 @@
               <a:graphicData uri="http://schemas.openxmlformats.org/drawingml/2006/picture">
                 <pic:pic xmlns:pic="http://schemas.openxmlformats.org/drawingml/2006/picture">
                   <pic:nvPicPr>
-                    <pic:cNvPr id="30" name="Image19"/>
+                    <pic:cNvPr id="33" name="Image22"/>
                     <pic:cNvPicPr>
                       <a:picLocks noChangeAspect="1" noChangeArrowheads="1"/>
                     </pic:cNvPicPr>
@@ -22795,7 +24194,7 @@
         <w:rPr>
           <w:sz w:val="24"/>
         </w:rPr>
-        <w:t>7</w:t>
+        <w:t>8</w:t>
       </w:r>
     </w:p>
     <w:p>
@@ -22815,7 +24214,7 @@
         <w:rPr>
           <w:sz w:val="24"/>
         </w:rPr>
-        <w:t>Del 20 al 24 de julio de 2026</w:t>
+        <w:t>Del 27 al 31 de julio de 2026</w:t>
       </w:r>
     </w:p>
     <w:p>
@@ -22893,7 +24292,7 @@
           <w:b w:val="false"/>
           <w:sz w:val="24"/>
         </w:rPr>
-        <w:t>Diseñar los formatos estandarizados, la matriz de autorización por monto y los indicadores básicos de seguimiento de la procura.</w:t>
+        <w:t>Redactar la propuesta de simplificación administrativa integrando el flujo, los formatos y los mecanismos de control diseñados.</w:t>
       </w:r>
     </w:p>
     <w:p>
@@ -22917,7 +24316,7 @@
           <w:b/>
           <w:sz w:val="20"/>
         </w:rPr>
-        <w:t>CUADRO 1. Actividades Planificadas de la Semana 7</w:t>
+        <w:t>CUADRO 1. Actividades Planificadas de la Semana 8</w:t>
       </w:r>
     </w:p>
     <w:tbl>
@@ -23138,7 +24537,7 @@
                 <w:szCs w:val="22"/>
                 <w:lang w:val="en-US" w:eastAsia="en-US" w:bidi="ar-SA"/>
               </w:rPr>
-              <w:t>Apoyo en requisiciones</w:t>
+              <w:t>Seguimiento a órdenes</w:t>
             </w:r>
           </w:p>
         </w:tc>
@@ -23170,7 +24569,7 @@
                 <w:szCs w:val="22"/>
                 <w:lang w:val="en-US" w:eastAsia="en-US" w:bidi="ar-SA"/>
               </w:rPr>
-              <w:t>Procesar solicitudes de compra recibidas durante la semana.</w:t>
+              <w:t>Actualizar el estatus de órdenes de compra activas.</w:t>
             </w:r>
           </w:p>
         </w:tc>
@@ -23202,7 +24601,7 @@
                 <w:szCs w:val="22"/>
                 <w:lang w:val="en-US" w:eastAsia="en-US" w:bidi="ar-SA"/>
               </w:rPr>
-              <w:t>Formatos de requisición</w:t>
+              <w:t>Expedientes, PC</w:t>
             </w:r>
           </w:p>
         </w:tc>
@@ -23269,7 +24668,7 @@
                 <w:szCs w:val="22"/>
                 <w:lang w:val="en-US" w:eastAsia="en-US" w:bidi="ar-SA"/>
               </w:rPr>
-              <w:t>Formato de solicitud de cotización</w:t>
+              <w:t>Actualización de proveedores</w:t>
             </w:r>
           </w:p>
         </w:tc>
@@ -23301,7 +24700,7 @@
                 <w:szCs w:val="22"/>
                 <w:lang w:val="en-US" w:eastAsia="en-US" w:bidi="ar-SA"/>
               </w:rPr>
-              <w:t>Diseñar un formato uniforme para requerir cotizaciones a proveedores.</w:t>
+              <w:t>Revisar y completar registros de proveedores del período.</w:t>
             </w:r>
           </w:p>
         </w:tc>
@@ -23333,7 +24732,7 @@
                 <w:szCs w:val="22"/>
                 <w:lang w:val="en-US" w:eastAsia="en-US" w:bidi="ar-SA"/>
               </w:rPr>
-              <w:t>PC, procesador de textos</w:t>
+              <w:t>Base de proveedores</w:t>
             </w:r>
           </w:p>
         </w:tc>
@@ -23400,7 +24799,7 @@
                 <w:szCs w:val="22"/>
                 <w:lang w:val="en-US" w:eastAsia="en-US" w:bidi="ar-SA"/>
               </w:rPr>
-              <w:t>Formato de orden de compra</w:t>
+              <w:t>Redacción de propuesta</w:t>
             </w:r>
           </w:p>
         </w:tc>
@@ -23432,7 +24831,7 @@
                 <w:szCs w:val="22"/>
                 <w:lang w:val="en-US" w:eastAsia="en-US" w:bidi="ar-SA"/>
               </w:rPr>
-              <w:t>Diseñar un formato con los campos esenciales para el control de la adquisición.</w:t>
+              <w:t>Integrar el flujo simplificado y la descripción del procedimiento.</w:t>
             </w:r>
           </w:p>
         </w:tc>
@@ -23464,7 +24863,7 @@
                 <w:szCs w:val="22"/>
                 <w:lang w:val="en-US" w:eastAsia="en-US" w:bidi="ar-SA"/>
               </w:rPr>
-              <w:t>PC, procesador de textos</w:t>
+              <w:t>Procesador de textos</w:t>
             </w:r>
           </w:p>
         </w:tc>
@@ -23531,7 +24930,7 @@
                 <w:szCs w:val="22"/>
                 <w:lang w:val="en-US" w:eastAsia="en-US" w:bidi="ar-SA"/>
               </w:rPr>
-              <w:t>Matriz de autorización</w:t>
+              <w:t>Integración de formatos</w:t>
             </w:r>
           </w:p>
         </w:tc>
@@ -23563,7 +24962,7 @@
                 <w:szCs w:val="22"/>
                 <w:lang w:val="en-US" w:eastAsia="en-US" w:bidi="ar-SA"/>
               </w:rPr>
-              <w:t>Definir niveles de autorización por rangos de monto de compra para revisión de la gerencia.</w:t>
+              <w:t>Incorporar los formatos y la matriz de autorización como componentes de la propuesta.</w:t>
             </w:r>
           </w:p>
         </w:tc>
@@ -23595,7 +24994,7 @@
                 <w:szCs w:val="22"/>
                 <w:lang w:val="en-US" w:eastAsia="en-US" w:bidi="ar-SA"/>
               </w:rPr>
-              <w:t>Hoja de cálculo</w:t>
+              <w:t>Archivos digitales</w:t>
             </w:r>
           </w:p>
         </w:tc>
@@ -23662,7 +25061,7 @@
                 <w:szCs w:val="22"/>
                 <w:lang w:val="en-US" w:eastAsia="en-US" w:bidi="ar-SA"/>
               </w:rPr>
-              <w:t>Indicadores de seguimiento</w:t>
+              <w:t>Indicadores y control</w:t>
             </w:r>
           </w:p>
         </w:tc>
@@ -23694,7 +25093,7 @@
                 <w:szCs w:val="22"/>
                 <w:lang w:val="en-US" w:eastAsia="en-US" w:bidi="ar-SA"/>
               </w:rPr>
-              <w:t>Proponer indicadores básicos de tiempo, solicitudes pendientes y cumplimiento de plazos.</w:t>
+              <w:t>Documentar la forma propuesta de seguimiento mediante indicadores.</w:t>
             </w:r>
           </w:p>
         </w:tc>
@@ -23726,7 +25125,7 @@
                 <w:szCs w:val="22"/>
                 <w:lang w:val="en-US" w:eastAsia="en-US" w:bidi="ar-SA"/>
               </w:rPr>
-              <w:t>Excel</w:t>
+              <w:t>Hoja de cálculo, procesador de textos</w:t>
             </w:r>
           </w:p>
         </w:tc>
@@ -23779,7 +25178,7 @@
           <w:b w:val="false"/>
           <w:sz w:val="24"/>
         </w:rPr>
-        <w:t>Formatos de solicitud y orden de compra, matriz de autorización e indicadores propuestos.</w:t>
+        <w:t>Borrador completo de la propuesta de simplificación administrativa.</w:t>
       </w:r>
     </w:p>
     <w:p>
@@ -23817,7 +25216,7 @@
           <w:b w:val="false"/>
           <w:sz w:val="24"/>
         </w:rPr>
-        <w:t>La pasante trabajó de forma responsable en el diseño de los formatos y herramientas de control propuestas, manteniendo coherencia entre las necesidades detectadas y las soluciones planteadas para el proceso de procura.</w:t>
+        <w:t>La pasante integró adecuadamente los diferentes componentes de la propuesta, demostrando organización, capacidad de redacción y dominio de la información recopilada durante el desarrollo de las pasantías.</w:t>
       </w:r>
     </w:p>
     <w:p>
@@ -23876,7 +25275,7 @@
                 <wp:inline distT="0" distB="0" distL="0" distR="0">
                   <wp:extent cx="1259840" cy="581660"/>
                   <wp:effectExtent l="0" t="0" r="0" b="0"/>
-                  <wp:docPr id="31" name="Image20"/>
+                  <wp:docPr id="34" name="Image23"/>
                   <wp:cNvGraphicFramePr>
                     <a:graphicFrameLocks xmlns:a="http://schemas.openxmlformats.org/drawingml/2006/main" noChangeAspect="1"/>
                   </wp:cNvGraphicFramePr>
@@ -23884,7 +25283,7 @@
                     <a:graphicData uri="http://schemas.openxmlformats.org/drawingml/2006/picture">
                       <pic:pic xmlns:pic="http://schemas.openxmlformats.org/drawingml/2006/picture">
                         <pic:nvPicPr>
-                          <pic:cNvPr id="31" name="Image20"/>
+                          <pic:cNvPr id="34" name="Image23"/>
                           <pic:cNvPicPr>
                             <a:picLocks noChangeAspect="1" noChangeArrowheads="1"/>
                           </pic:cNvPicPr>
@@ -23931,7 +25330,7 @@
                 <wp:inline distT="0" distB="0" distL="0" distR="0">
                   <wp:extent cx="1259840" cy="746760"/>
                   <wp:effectExtent l="0" t="0" r="0" b="0"/>
-                  <wp:docPr id="32" name="Image21"/>
+                  <wp:docPr id="35" name="Image24"/>
                   <wp:cNvGraphicFramePr>
                     <a:graphicFrameLocks xmlns:a="http://schemas.openxmlformats.org/drawingml/2006/main" noChangeAspect="1"/>
                   </wp:cNvGraphicFramePr>
@@ -23939,7 +25338,7 @@
                     <a:graphicData uri="http://schemas.openxmlformats.org/drawingml/2006/picture">
                       <pic:pic xmlns:pic="http://schemas.openxmlformats.org/drawingml/2006/picture">
                         <pic:nvPicPr>
-                          <pic:cNvPr id="32" name="Image21"/>
+                          <pic:cNvPr id="35" name="Image24"/>
                           <pic:cNvPicPr>
                             <a:picLocks noChangeAspect="1" noChangeArrowheads="1"/>
                           </pic:cNvPicPr>
@@ -24043,7 +25442,7 @@
           <wp:inline distT="0" distB="0" distL="0" distR="0">
             <wp:extent cx="1440180" cy="633095"/>
             <wp:effectExtent l="0" t="0" r="0" b="0"/>
-            <wp:docPr id="33" name="Image22"/>
+            <wp:docPr id="36" name="Image25"/>
             <wp:cNvGraphicFramePr>
               <a:graphicFrameLocks xmlns:a="http://schemas.openxmlformats.org/drawingml/2006/main" noChangeAspect="1"/>
             </wp:cNvGraphicFramePr>
@@ -24051,7 +25450,7 @@
               <a:graphicData uri="http://schemas.openxmlformats.org/drawingml/2006/picture">
                 <pic:pic xmlns:pic="http://schemas.openxmlformats.org/drawingml/2006/picture">
                   <pic:nvPicPr>
-                    <pic:cNvPr id="33" name="Image22"/>
+                    <pic:cNvPr id="36" name="Image25"/>
                     <pic:cNvPicPr>
                       <a:picLocks noChangeAspect="1" noChangeArrowheads="1"/>
                     </pic:cNvPicPr>
@@ -24192,7 +25591,7 @@
         <w:rPr>
           <w:sz w:val="24"/>
         </w:rPr>
-        <w:t>8</w:t>
+        <w:t>9</w:t>
       </w:r>
     </w:p>
     <w:p>
@@ -24212,7 +25611,7 @@
         <w:rPr>
           <w:sz w:val="24"/>
         </w:rPr>
-        <w:t>Del 27 al 31 de julio de 2026</w:t>
+        <w:t>Del 03 al 07 de agosto de 2026</w:t>
       </w:r>
     </w:p>
     <w:p>
@@ -24290,7 +25689,7 @@
           <w:b w:val="false"/>
           <w:sz w:val="24"/>
         </w:rPr>
-        <w:t>Redactar la propuesta de simplificación administrativa integrando el flujo, los formatos y los mecanismos de control diseñados.</w:t>
+        <w:t>Validar la propuesta con el tutor industrial e incorporar las observaciones recibidas.</w:t>
       </w:r>
     </w:p>
     <w:p>
@@ -24314,7 +25713,7 @@
           <w:b/>
           <w:sz w:val="20"/>
         </w:rPr>
-        <w:t>CUADRO 1. Actividades Planificadas de la Semana 8</w:t>
+        <w:t>CUADRO 1. Actividades Planificadas de la Semana 9</w:t>
       </w:r>
     </w:p>
     <w:tbl>
@@ -24535,7 +25934,7 @@
                 <w:szCs w:val="22"/>
                 <w:lang w:val="en-US" w:eastAsia="en-US" w:bidi="ar-SA"/>
               </w:rPr>
-              <w:t>Seguimiento a órdenes</w:t>
+              <w:t>Cierre administrativo</w:t>
             </w:r>
           </w:p>
         </w:tc>
@@ -24567,7 +25966,7 @@
                 <w:szCs w:val="22"/>
                 <w:lang w:val="en-US" w:eastAsia="en-US" w:bidi="ar-SA"/>
               </w:rPr>
-              <w:t>Actualizar el estatus de órdenes de compra activas.</w:t>
+              <w:t>Apoyar la organización de expedientes y órdenes correspondientes al período.</w:t>
             </w:r>
           </w:p>
         </w:tc>
@@ -24599,7 +25998,7 @@
                 <w:szCs w:val="22"/>
                 <w:lang w:val="en-US" w:eastAsia="en-US" w:bidi="ar-SA"/>
               </w:rPr>
-              <w:t>Expedientes, PC</w:t>
+              <w:t>Archiveros</w:t>
             </w:r>
           </w:p>
         </w:tc>
@@ -24666,7 +26065,7 @@
                 <w:szCs w:val="22"/>
                 <w:lang w:val="en-US" w:eastAsia="en-US" w:bidi="ar-SA"/>
               </w:rPr>
-              <w:t>Actualización de proveedores</w:t>
+              <w:t>Archivo de órdenes</w:t>
             </w:r>
           </w:p>
         </w:tc>
@@ -24698,7 +26097,7 @@
                 <w:szCs w:val="22"/>
                 <w:lang w:val="en-US" w:eastAsia="en-US" w:bidi="ar-SA"/>
               </w:rPr>
-              <w:t>Revisar y completar registros de proveedores del período.</w:t>
+              <w:t>Organizar las órdenes de compra gestionadas durante las pasantías.</w:t>
             </w:r>
           </w:p>
         </w:tc>
@@ -24730,7 +26129,7 @@
                 <w:szCs w:val="22"/>
                 <w:lang w:val="en-US" w:eastAsia="en-US" w:bidi="ar-SA"/>
               </w:rPr>
-              <w:t>Base de proveedores</w:t>
+              <w:t>Carpetas físicas</w:t>
             </w:r>
           </w:p>
         </w:tc>
@@ -24797,7 +26196,7 @@
                 <w:szCs w:val="22"/>
                 <w:lang w:val="en-US" w:eastAsia="en-US" w:bidi="ar-SA"/>
               </w:rPr>
-              <w:t>Redacción de propuesta</w:t>
+              <w:t>Presentación al tutor</w:t>
             </w:r>
           </w:p>
         </w:tc>
@@ -24829,7 +26228,7 @@
                 <w:szCs w:val="22"/>
                 <w:lang w:val="en-US" w:eastAsia="en-US" w:bidi="ar-SA"/>
               </w:rPr>
-              <w:t>Integrar el flujo simplificado y la descripción del procedimiento.</w:t>
+              <w:t>Presentar la propuesta para revisión del tutor industrial.</w:t>
             </w:r>
           </w:p>
         </w:tc>
@@ -24861,7 +26260,7 @@
                 <w:szCs w:val="22"/>
                 <w:lang w:val="en-US" w:eastAsia="en-US" w:bidi="ar-SA"/>
               </w:rPr>
-              <w:t>Procesador de textos</w:t>
+              <w:t>Documento de propuesta</w:t>
             </w:r>
           </w:p>
         </w:tc>
@@ -24928,7 +26327,7 @@
                 <w:szCs w:val="22"/>
                 <w:lang w:val="en-US" w:eastAsia="en-US" w:bidi="ar-SA"/>
               </w:rPr>
-              <w:t>Integración de formatos</w:t>
+              <w:t>Registro de observaciones</w:t>
             </w:r>
           </w:p>
         </w:tc>
@@ -24960,7 +26359,7 @@
                 <w:szCs w:val="22"/>
                 <w:lang w:val="en-US" w:eastAsia="en-US" w:bidi="ar-SA"/>
               </w:rPr>
-              <w:t>Incorporar los formatos y la matriz de autorización como componentes de la propuesta.</w:t>
+              <w:t>Documentar las correcciones y sugerencias indicadas.</w:t>
             </w:r>
           </w:p>
         </w:tc>
@@ -24992,7 +26391,7 @@
                 <w:szCs w:val="22"/>
                 <w:lang w:val="en-US" w:eastAsia="en-US" w:bidi="ar-SA"/>
               </w:rPr>
-              <w:t>Archivos digitales</w:t>
+              <w:t>Libreta de notas</w:t>
             </w:r>
           </w:p>
         </w:tc>
@@ -25059,7 +26458,7 @@
                 <w:szCs w:val="22"/>
                 <w:lang w:val="en-US" w:eastAsia="en-US" w:bidi="ar-SA"/>
               </w:rPr>
-              <w:t>Indicadores y control</w:t>
+              <w:t>Ajustes finales</w:t>
             </w:r>
           </w:p>
         </w:tc>
@@ -25091,7 +26490,7 @@
                 <w:szCs w:val="22"/>
                 <w:lang w:val="en-US" w:eastAsia="en-US" w:bidi="ar-SA"/>
               </w:rPr>
-              <w:t>Documentar la forma propuesta de seguimiento mediante indicadores.</w:t>
+              <w:t>Incorporar las observaciones pertinentes al documento.</w:t>
             </w:r>
           </w:p>
         </w:tc>
@@ -25123,7 +26522,7 @@
                 <w:szCs w:val="22"/>
                 <w:lang w:val="en-US" w:eastAsia="en-US" w:bidi="ar-SA"/>
               </w:rPr>
-              <w:t>Hoja de cálculo, procesador de textos</w:t>
+              <w:t>Procesador de textos</w:t>
             </w:r>
           </w:p>
         </w:tc>
@@ -25176,7 +26575,7 @@
           <w:b w:val="false"/>
           <w:sz w:val="24"/>
         </w:rPr>
-        <w:t>Borrador completo de la propuesta de simplificación administrativa.</w:t>
+        <w:t>Propuesta revisada y ajustada con registro de observaciones.</w:t>
       </w:r>
     </w:p>
     <w:p>
@@ -25214,7 +26613,7 @@
           <w:b w:val="false"/>
           <w:sz w:val="24"/>
         </w:rPr>
-        <w:t>La pasante integró adecuadamente los diferentes componentes de la propuesta, demostrando organización, capacidad de redacción y dominio de la información recopilada durante el desarrollo de las pasantías.</w:t>
+        <w:t>La pasante presentó la propuesta para su revisión, recibió las observaciones de manera receptiva e incorporó oportunamente las correcciones y sugerencias pertinentes al documento.</w:t>
       </w:r>
     </w:p>
     <w:p>
@@ -25273,7 +26672,7 @@
                 <wp:inline distT="0" distB="0" distL="0" distR="0">
                   <wp:extent cx="1259840" cy="581660"/>
                   <wp:effectExtent l="0" t="0" r="0" b="0"/>
-                  <wp:docPr id="34" name="Image23"/>
+                  <wp:docPr id="37" name="Image26"/>
                   <wp:cNvGraphicFramePr>
                     <a:graphicFrameLocks xmlns:a="http://schemas.openxmlformats.org/drawingml/2006/main" noChangeAspect="1"/>
                   </wp:cNvGraphicFramePr>
@@ -25281,7 +26680,7 @@
                     <a:graphicData uri="http://schemas.openxmlformats.org/drawingml/2006/picture">
                       <pic:pic xmlns:pic="http://schemas.openxmlformats.org/drawingml/2006/picture">
                         <pic:nvPicPr>
-                          <pic:cNvPr id="34" name="Image23"/>
+                          <pic:cNvPr id="37" name="Image26"/>
                           <pic:cNvPicPr>
                             <a:picLocks noChangeAspect="1" noChangeArrowheads="1"/>
                           </pic:cNvPicPr>
@@ -25328,7 +26727,7 @@
                 <wp:inline distT="0" distB="0" distL="0" distR="0">
                   <wp:extent cx="1259840" cy="746760"/>
                   <wp:effectExtent l="0" t="0" r="0" b="0"/>
-                  <wp:docPr id="35" name="Image24"/>
+                  <wp:docPr id="38" name="Image27"/>
                   <wp:cNvGraphicFramePr>
                     <a:graphicFrameLocks xmlns:a="http://schemas.openxmlformats.org/drawingml/2006/main" noChangeAspect="1"/>
                   </wp:cNvGraphicFramePr>
@@ -25336,7 +26735,7 @@
                     <a:graphicData uri="http://schemas.openxmlformats.org/drawingml/2006/picture">
                       <pic:pic xmlns:pic="http://schemas.openxmlformats.org/drawingml/2006/picture">
                         <pic:nvPicPr>
-                          <pic:cNvPr id="35" name="Image24"/>
+                          <pic:cNvPr id="38" name="Image27"/>
                           <pic:cNvPicPr>
                             <a:picLocks noChangeAspect="1" noChangeArrowheads="1"/>
                           </pic:cNvPicPr>
@@ -25440,7 +26839,7 @@
           <wp:inline distT="0" distB="0" distL="0" distR="0">
             <wp:extent cx="1440180" cy="633095"/>
             <wp:effectExtent l="0" t="0" r="0" b="0"/>
-            <wp:docPr id="36" name="Image25"/>
+            <wp:docPr id="39" name="Image28"/>
             <wp:cNvGraphicFramePr>
               <a:graphicFrameLocks xmlns:a="http://schemas.openxmlformats.org/drawingml/2006/main" noChangeAspect="1"/>
             </wp:cNvGraphicFramePr>
@@ -25448,7 +26847,7 @@
               <a:graphicData uri="http://schemas.openxmlformats.org/drawingml/2006/picture">
                 <pic:pic xmlns:pic="http://schemas.openxmlformats.org/drawingml/2006/picture">
                   <pic:nvPicPr>
-                    <pic:cNvPr id="36" name="Image25"/>
+                    <pic:cNvPr id="39" name="Image28"/>
                     <pic:cNvPicPr>
                       <a:picLocks noChangeAspect="1" noChangeArrowheads="1"/>
                     </pic:cNvPicPr>
@@ -25589,7 +26988,7 @@
         <w:rPr>
           <w:sz w:val="24"/>
         </w:rPr>
-        <w:t>9</w:t>
+        <w:t>10</w:t>
       </w:r>
     </w:p>
     <w:p>
@@ -25609,7 +27008,7 @@
         <w:rPr>
           <w:sz w:val="24"/>
         </w:rPr>
-        <w:t>Del 03 al 07 de agosto de 2026</w:t>
+        <w:t>Del 10 al 14 de agosto de 2026</w:t>
       </w:r>
     </w:p>
     <w:p>
@@ -25687,7 +27086,7 @@
           <w:b w:val="false"/>
           <w:sz w:val="24"/>
         </w:rPr>
-        <w:t>Validar la propuesta con el tutor industrial e incorporar las observaciones recibidas.</w:t>
+        <w:t>Presentar la propuesta y consolidar el informe académico de pasantías para su entrega institucional.</w:t>
       </w:r>
     </w:p>
     <w:p>
@@ -25711,7 +27110,7 @@
           <w:b/>
           <w:sz w:val="20"/>
         </w:rPr>
-        <w:t>CUADRO 1. Actividades Planificadas de la Semana 9</w:t>
+        <w:t>CUADRO 1. Actividades Planificadas de la Semana 10</w:t>
       </w:r>
     </w:p>
     <w:tbl>
@@ -25932,7 +27331,7 @@
                 <w:szCs w:val="22"/>
                 <w:lang w:val="en-US" w:eastAsia="en-US" w:bidi="ar-SA"/>
               </w:rPr>
-              <w:t>Cierre administrativo</w:t>
+              <w:t>Presentación de propuesta</w:t>
             </w:r>
           </w:p>
         </w:tc>
@@ -25964,7 +27363,7 @@
                 <w:szCs w:val="22"/>
                 <w:lang w:val="en-US" w:eastAsia="en-US" w:bidi="ar-SA"/>
               </w:rPr>
-              <w:t>Apoyar la organización de expedientes y órdenes correspondientes al período.</w:t>
+              <w:t>Exponer la propuesta de simplificación ante la gerencia del área.</w:t>
             </w:r>
           </w:p>
         </w:tc>
@@ -25996,7 +27395,7 @@
                 <w:szCs w:val="22"/>
                 <w:lang w:val="en-US" w:eastAsia="en-US" w:bidi="ar-SA"/>
               </w:rPr>
-              <w:t>Archiveros</w:t>
+              <w:t>Documento final, equipo de apoyo</w:t>
             </w:r>
           </w:p>
         </w:tc>
@@ -26063,7 +27462,7 @@
                 <w:szCs w:val="22"/>
                 <w:lang w:val="en-US" w:eastAsia="en-US" w:bidi="ar-SA"/>
               </w:rPr>
-              <w:t>Archivo de órdenes</w:t>
+              <w:t>Recaudos de cierre</w:t>
             </w:r>
           </w:p>
         </w:tc>
@@ -26095,7 +27494,7 @@
                 <w:szCs w:val="22"/>
                 <w:lang w:val="en-US" w:eastAsia="en-US" w:bidi="ar-SA"/>
               </w:rPr>
-              <w:t>Organizar las órdenes de compra gestionadas durante las pasantías.</w:t>
+              <w:t>Gestionar los formatos y firmas correspondientes al cierre de las pasantías.</w:t>
             </w:r>
           </w:p>
         </w:tc>
@@ -26127,7 +27526,7 @@
                 <w:szCs w:val="22"/>
                 <w:lang w:val="en-US" w:eastAsia="en-US" w:bidi="ar-SA"/>
               </w:rPr>
-              <w:t>Carpetas físicas</w:t>
+              <w:t>Formatos institucionales</w:t>
             </w:r>
           </w:p>
         </w:tc>
@@ -26194,7 +27593,7 @@
                 <w:szCs w:val="22"/>
                 <w:lang w:val="en-US" w:eastAsia="en-US" w:bidi="ar-SA"/>
               </w:rPr>
-              <w:t>Presentación al tutor</w:t>
+              <w:t>Consolidación del informe</w:t>
             </w:r>
           </w:p>
         </w:tc>
@@ -26226,7 +27625,7 @@
                 <w:szCs w:val="22"/>
                 <w:lang w:val="en-US" w:eastAsia="en-US" w:bidi="ar-SA"/>
               </w:rPr>
-              <w:t>Presentar la propuesta para revisión del tutor industrial.</w:t>
+              <w:t>Integrar capítulos, referencias y anexos en el documento definitivo.</w:t>
             </w:r>
           </w:p>
         </w:tc>
@@ -26258,7 +27657,7 @@
                 <w:szCs w:val="22"/>
                 <w:lang w:val="en-US" w:eastAsia="en-US" w:bidi="ar-SA"/>
               </w:rPr>
-              <w:t>Documento de propuesta</w:t>
+              <w:t>PC, procesador de textos</w:t>
             </w:r>
           </w:p>
         </w:tc>
@@ -26325,7 +27724,7 @@
                 <w:szCs w:val="22"/>
                 <w:lang w:val="en-US" w:eastAsia="en-US" w:bidi="ar-SA"/>
               </w:rPr>
-              <w:t>Registro de observaciones</w:t>
+              <w:t>Revisión normativa</w:t>
             </w:r>
           </w:p>
         </w:tc>
@@ -26357,7 +27756,7 @@
                 <w:szCs w:val="22"/>
                 <w:lang w:val="en-US" w:eastAsia="en-US" w:bidi="ar-SA"/>
               </w:rPr>
-              <w:t>Documentar las correcciones y sugerencias indicadas.</w:t>
+              <w:t>Verificar ortografía, referencias, márgenes, paginación e índices.</w:t>
             </w:r>
           </w:p>
         </w:tc>
@@ -26389,7 +27788,7 @@
                 <w:szCs w:val="22"/>
                 <w:lang w:val="en-US" w:eastAsia="en-US" w:bidi="ar-SA"/>
               </w:rPr>
-              <w:t>Libreta de notas</w:t>
+              <w:t>Normativa IUTECP</w:t>
             </w:r>
           </w:p>
         </w:tc>
@@ -26456,7 +27855,7 @@
                 <w:szCs w:val="22"/>
                 <w:lang w:val="en-US" w:eastAsia="en-US" w:bidi="ar-SA"/>
               </w:rPr>
-              <w:t>Ajustes finales</w:t>
+              <w:t>Preparación de entrega</w:t>
             </w:r>
           </w:p>
         </w:tc>
@@ -26488,7 +27887,7 @@
                 <w:szCs w:val="22"/>
                 <w:lang w:val="en-US" w:eastAsia="en-US" w:bidi="ar-SA"/>
               </w:rPr>
-              <w:t>Incorporar las observaciones pertinentes al documento.</w:t>
+              <w:t>Organizar la versión digital para su consignación institucional.</w:t>
             </w:r>
           </w:p>
         </w:tc>
@@ -26520,7 +27919,7 @@
                 <w:szCs w:val="22"/>
                 <w:lang w:val="en-US" w:eastAsia="en-US" w:bidi="ar-SA"/>
               </w:rPr>
-              <w:t>Procesador de textos</w:t>
+              <w:t>Pendrive, carpeta</w:t>
             </w:r>
           </w:p>
         </w:tc>
@@ -26573,7 +27972,7 @@
           <w:b w:val="false"/>
           <w:sz w:val="24"/>
         </w:rPr>
-        <w:t>Propuesta revisada y ajustada con registro de observaciones.</w:t>
+        <w:t>Propuesta presentada, recaudos de cierre e informe académico final.</w:t>
       </w:r>
     </w:p>
     <w:p>
@@ -26611,7 +28010,7 @@
           <w:b w:val="false"/>
           <w:sz w:val="24"/>
         </w:rPr>
-        <w:t>La pasante presentó la propuesta para su revisión, recibió las observaciones de manera receptiva e incorporó oportunamente las correcciones y sugerencias pertinentes al documento.</w:t>
+        <w:t>La pasante culminó satisfactoriamente el período de pasantías, demostrando responsabilidad, puntualidad, disposición para recibir sugerencias y cumplimiento de las actividades programadas. Se evidenció una evolución favorable en el manejo de los procesos administrativos y de procura.</w:t>
       </w:r>
     </w:p>
     <w:p>
@@ -26670,7 +28069,7 @@
                 <wp:inline distT="0" distB="0" distL="0" distR="0">
                   <wp:extent cx="1259840" cy="581660"/>
                   <wp:effectExtent l="0" t="0" r="0" b="0"/>
-                  <wp:docPr id="37" name="Image26"/>
+                  <wp:docPr id="40" name="Image29"/>
                   <wp:cNvGraphicFramePr>
                     <a:graphicFrameLocks xmlns:a="http://schemas.openxmlformats.org/drawingml/2006/main" noChangeAspect="1"/>
                   </wp:cNvGraphicFramePr>
@@ -26678,7 +28077,7 @@
                     <a:graphicData uri="http://schemas.openxmlformats.org/drawingml/2006/picture">
                       <pic:pic xmlns:pic="http://schemas.openxmlformats.org/drawingml/2006/picture">
                         <pic:nvPicPr>
-                          <pic:cNvPr id="37" name="Image26"/>
+                          <pic:cNvPr id="40" name="Image29"/>
                           <pic:cNvPicPr>
                             <a:picLocks noChangeAspect="1" noChangeArrowheads="1"/>
                           </pic:cNvPicPr>
@@ -26725,7 +28124,7 @@
                 <wp:inline distT="0" distB="0" distL="0" distR="0">
                   <wp:extent cx="1259840" cy="746760"/>
                   <wp:effectExtent l="0" t="0" r="0" b="0"/>
-                  <wp:docPr id="38" name="Image27"/>
+                  <wp:docPr id="41" name="Image30"/>
                   <wp:cNvGraphicFramePr>
                     <a:graphicFrameLocks xmlns:a="http://schemas.openxmlformats.org/drawingml/2006/main" noChangeAspect="1"/>
                   </wp:cNvGraphicFramePr>
@@ -26733,7 +28132,7 @@
                     <a:graphicData uri="http://schemas.openxmlformats.org/drawingml/2006/picture">
                       <pic:pic xmlns:pic="http://schemas.openxmlformats.org/drawingml/2006/picture">
                         <pic:nvPicPr>
-                          <pic:cNvPr id="38" name="Image27"/>
+                          <pic:cNvPr id="41" name="Image30"/>
                           <pic:cNvPicPr>
                             <a:picLocks noChangeAspect="1" noChangeArrowheads="1"/>
                           </pic:cNvPicPr>
@@ -26837,7 +28236,7 @@
           <wp:inline distT="0" distB="0" distL="0" distR="0">
             <wp:extent cx="1440180" cy="633095"/>
             <wp:effectExtent l="0" t="0" r="0" b="0"/>
-            <wp:docPr id="39" name="Image28"/>
+            <wp:docPr id="42" name="Image31"/>
             <wp:cNvGraphicFramePr>
               <a:graphicFrameLocks xmlns:a="http://schemas.openxmlformats.org/drawingml/2006/main" noChangeAspect="1"/>
             </wp:cNvGraphicFramePr>
@@ -26845,7 +28244,7 @@
               <a:graphicData uri="http://schemas.openxmlformats.org/drawingml/2006/picture">
                 <pic:pic xmlns:pic="http://schemas.openxmlformats.org/drawingml/2006/picture">
                   <pic:nvPicPr>
-                    <pic:cNvPr id="39" name="Image28"/>
+                    <pic:cNvPr id="42" name="Image31"/>
                     <pic:cNvPicPr>
                       <a:picLocks noChangeAspect="1" noChangeArrowheads="1"/>
                     </pic:cNvPicPr>
@@ -26881,1408 +28280,11 @@
       <w:r>
         <w:rPr/>
       </w:r>
-      <w:r>
-        <w:br w:type="page"/>
-      </w:r>
-    </w:p>
-    <w:p>
-      <w:pPr>
-        <w:pStyle w:val="Normal"/>
-        <w:rPr/>
-      </w:pPr>
-      <w:r>
-        <w:rPr/>
-      </w:r>
-    </w:p>
-    <w:p>
-      <w:pPr>
-        <w:pStyle w:val="Normal"/>
-        <w:spacing w:before="0" w:after="240"/>
-        <w:jc w:val="center"/>
-        <w:rPr/>
-      </w:pPr>
-      <w:r>
-        <w:rPr>
-          <w:b/>
-          <w:sz w:val="28"/>
-        </w:rPr>
-        <w:t>PLAN SEMANAL DE PASANTÍAS</w:t>
-      </w:r>
-    </w:p>
-    <w:p>
-      <w:pPr>
-        <w:pStyle w:val="Normal"/>
-        <w:spacing w:lineRule="auto" w:line="276" w:before="0" w:after="40"/>
-        <w:rPr/>
-      </w:pPr>
-      <w:r>
-        <w:rPr>
-          <w:b/>
-          <w:sz w:val="24"/>
-        </w:rPr>
-        <w:t xml:space="preserve">EMPRESA: </w:t>
-      </w:r>
-      <w:r>
-        <w:rPr>
-          <w:sz w:val="24"/>
-        </w:rPr>
-        <w:t>Lubricantes y Equipos Varyna, C.A.</w:t>
-      </w:r>
-    </w:p>
-    <w:p>
-      <w:pPr>
-        <w:pStyle w:val="Normal"/>
-        <w:spacing w:lineRule="auto" w:line="276" w:before="0" w:after="40"/>
-        <w:rPr/>
-      </w:pPr>
-      <w:r>
-        <w:rPr>
-          <w:b/>
-          <w:sz w:val="24"/>
-        </w:rPr>
-        <w:t xml:space="preserve">DEPARTAMENTO: </w:t>
-      </w:r>
-      <w:r>
-        <w:rPr>
-          <w:sz w:val="24"/>
-        </w:rPr>
-        <w:t>Departamento Administrativo / Área de Procura</w:t>
-      </w:r>
-    </w:p>
-    <w:p>
-      <w:pPr>
-        <w:pStyle w:val="Normal"/>
-        <w:spacing w:lineRule="auto" w:line="276" w:before="0" w:after="40"/>
-        <w:rPr/>
-      </w:pPr>
-      <w:r>
-        <w:rPr>
-          <w:b/>
-          <w:sz w:val="24"/>
-        </w:rPr>
-        <w:t xml:space="preserve">ESPECIALIDAD: </w:t>
-      </w:r>
-      <w:r>
-        <w:rPr>
-          <w:sz w:val="24"/>
-        </w:rPr>
-        <w:t>Administración / Ciencias Comerciales</w:t>
-      </w:r>
-    </w:p>
-    <w:p>
-      <w:pPr>
-        <w:pStyle w:val="Normal"/>
-        <w:spacing w:lineRule="auto" w:line="276" w:before="0" w:after="40"/>
-        <w:rPr/>
-      </w:pPr>
-      <w:r>
-        <w:rPr>
-          <w:b/>
-          <w:sz w:val="24"/>
-        </w:rPr>
-        <w:t xml:space="preserve">SEMANA N°: </w:t>
-      </w:r>
-      <w:r>
-        <w:rPr>
-          <w:sz w:val="24"/>
-        </w:rPr>
-        <w:t>10</w:t>
-      </w:r>
-    </w:p>
-    <w:p>
-      <w:pPr>
-        <w:pStyle w:val="Normal"/>
-        <w:spacing w:lineRule="auto" w:line="276" w:before="0" w:after="40"/>
-        <w:rPr/>
-      </w:pPr>
-      <w:r>
-        <w:rPr>
-          <w:b/>
-          <w:sz w:val="24"/>
-        </w:rPr>
-        <w:t xml:space="preserve">PERÍODO: </w:t>
-      </w:r>
-      <w:r>
-        <w:rPr>
-          <w:sz w:val="24"/>
-        </w:rPr>
-        <w:t>Del 10 al 14 de agosto de 2026</w:t>
-      </w:r>
-    </w:p>
-    <w:p>
-      <w:pPr>
-        <w:pStyle w:val="Normal"/>
-        <w:spacing w:lineRule="auto" w:line="276" w:before="0" w:after="40"/>
-        <w:rPr/>
-      </w:pPr>
-      <w:r>
-        <w:rPr>
-          <w:b/>
-          <w:sz w:val="24"/>
-        </w:rPr>
-        <w:t xml:space="preserve">PASANTE: </w:t>
-      </w:r>
-      <w:r>
-        <w:rPr>
-          <w:sz w:val="24"/>
-        </w:rPr>
-        <w:t>Keidy Guzmán |  C.I.: 28.706.352</w:t>
-      </w:r>
-    </w:p>
-    <w:p>
-      <w:pPr>
-        <w:pStyle w:val="Normal"/>
-        <w:spacing w:lineRule="auto" w:line="276" w:before="0" w:after="40"/>
-        <w:rPr/>
-      </w:pPr>
-      <w:r>
-        <w:rPr>
-          <w:b/>
-          <w:sz w:val="24"/>
-        </w:rPr>
-        <w:t xml:space="preserve">TUTOR INDUSTRIAL: </w:t>
-      </w:r>
-      <w:r>
-        <w:rPr>
-          <w:sz w:val="24"/>
-        </w:rPr>
-        <w:t>Martina Rondón | C.I.: 12.208.768</w:t>
-      </w:r>
-    </w:p>
-    <w:p>
-      <w:pPr>
-        <w:pStyle w:val="Normal"/>
-        <w:rPr/>
-      </w:pPr>
-      <w:r>
-        <w:rPr/>
-      </w:r>
-    </w:p>
-    <w:p>
-      <w:pPr>
-        <w:pStyle w:val="Normal"/>
-        <w:spacing w:before="0" w:after="80"/>
-        <w:rPr/>
-      </w:pPr>
-      <w:r>
-        <w:rPr>
-          <w:b/>
-          <w:sz w:val="24"/>
-        </w:rPr>
-        <w:t>OBJETIVO DE LA SEMANA:</w:t>
-      </w:r>
-    </w:p>
-    <w:p>
-      <w:pPr>
-        <w:pStyle w:val="Normal"/>
-        <w:spacing w:lineRule="auto" w:line="360" w:before="0" w:after="0"/>
-        <w:jc w:val="both"/>
-        <w:rPr/>
-      </w:pPr>
-      <w:r>
-        <w:rPr>
-          <w:b w:val="false"/>
-          <w:sz w:val="24"/>
-        </w:rPr>
-        <w:t>Presentar la propuesta y consolidar el informe académico de pasantías para su entrega institucional.</w:t>
-      </w:r>
-    </w:p>
-    <w:p>
-      <w:pPr>
-        <w:pStyle w:val="Normal"/>
-        <w:rPr/>
-      </w:pPr>
-      <w:r>
-        <w:rPr/>
-      </w:r>
-    </w:p>
-    <w:p>
-      <w:pPr>
-        <w:pStyle w:val="Normal"/>
-        <w:spacing w:before="0" w:after="120"/>
-        <w:jc w:val="center"/>
-        <w:rPr/>
-      </w:pPr>
-      <w:r>
-        <w:rPr>
-          <w:b/>
-          <w:sz w:val="20"/>
-        </w:rPr>
-        <w:t>CUADRO 1. Actividades Planificadas de la Semana 10</w:t>
-      </w:r>
-    </w:p>
-    <w:tbl>
-      <w:tblPr>
-        <w:tblStyle w:val="TableGrid"/>
-        <w:tblW w:w="8271" w:type="dxa"/>
-        <w:jc w:val="center"/>
-        <w:tblInd w:w="0" w:type="dxa"/>
-        <w:tblLayout w:type="fixed"/>
-        <w:tblCellMar>
-          <w:top w:w="0" w:type="dxa"/>
-          <w:start w:w="108" w:type="dxa"/>
-          <w:bottom w:w="0" w:type="dxa"/>
-          <w:end w:w="108" w:type="dxa"/>
-        </w:tblCellMar>
-        <w:tblLook w:noHBand="0" w:noVBand="1" w:firstColumn="1" w:lastRow="0" w:lastColumn="0" w:firstRow="1" w:val="04a0"/>
-      </w:tblPr>
-      <w:tblGrid>
-        <w:gridCol w:w="679"/>
-        <w:gridCol w:w="1985"/>
-        <w:gridCol w:w="3684"/>
-        <w:gridCol w:w="1923"/>
-      </w:tblGrid>
-      <w:tr>
-        <w:trPr/>
-        <w:tc>
-          <w:tcPr>
-            <w:tcW w:w="679" w:type="dxa"/>
-            <w:tcBorders/>
-            <w:shd w:fill="D9E2F3" w:val="clear"/>
-            <w:vAlign w:val="center"/>
-          </w:tcPr>
-          <w:p>
-            <w:pPr>
-              <w:pStyle w:val="Normal"/>
-              <w:spacing w:lineRule="auto" w:line="240" w:before="80" w:after="80"/>
-              <w:jc w:val="center"/>
-              <w:rPr>
-                <w:rFonts w:ascii="Cambria" w:hAnsi="Cambria" w:eastAsia="ＭＳ 明朝" w:cs=""/>
-                <w:kern w:val="0"/>
-                <w:sz w:val="22"/>
-                <w:szCs w:val="22"/>
-                <w:lang w:val="en-US" w:eastAsia="en-US" w:bidi="ar-SA"/>
-              </w:rPr>
-            </w:pPr>
-            <w:r>
-              <w:rPr>
-                <w:rFonts w:eastAsia="ＭＳ 明朝" w:cs=""/>
-                <w:b/>
-                <w:kern w:val="0"/>
-                <w:sz w:val="20"/>
-                <w:szCs w:val="22"/>
-                <w:lang w:val="en-US" w:eastAsia="en-US" w:bidi="ar-SA"/>
-              </w:rPr>
-              <w:t>Nro</w:t>
-            </w:r>
-          </w:p>
-        </w:tc>
-        <w:tc>
-          <w:tcPr>
-            <w:tcW w:w="1985" w:type="dxa"/>
-            <w:tcBorders/>
-            <w:shd w:fill="D9E2F3" w:val="clear"/>
-            <w:vAlign w:val="center"/>
-          </w:tcPr>
-          <w:p>
-            <w:pPr>
-              <w:pStyle w:val="Normal"/>
-              <w:spacing w:lineRule="auto" w:line="240" w:before="80" w:after="80"/>
-              <w:jc w:val="center"/>
-              <w:rPr>
-                <w:rFonts w:ascii="Cambria" w:hAnsi="Cambria" w:eastAsia="ＭＳ 明朝" w:cs=""/>
-                <w:kern w:val="0"/>
-                <w:sz w:val="22"/>
-                <w:szCs w:val="22"/>
-                <w:lang w:val="en-US" w:eastAsia="en-US" w:bidi="ar-SA"/>
-              </w:rPr>
-            </w:pPr>
-            <w:r>
-              <w:rPr>
-                <w:rFonts w:eastAsia="ＭＳ 明朝" w:cs=""/>
-                <w:b/>
-                <w:kern w:val="0"/>
-                <w:sz w:val="20"/>
-                <w:szCs w:val="22"/>
-                <w:lang w:val="en-US" w:eastAsia="en-US" w:bidi="ar-SA"/>
-              </w:rPr>
-              <w:t>Actividad</w:t>
-            </w:r>
-          </w:p>
-        </w:tc>
-        <w:tc>
-          <w:tcPr>
-            <w:tcW w:w="3684" w:type="dxa"/>
-            <w:tcBorders/>
-            <w:shd w:fill="D9E2F3" w:val="clear"/>
-            <w:vAlign w:val="center"/>
-          </w:tcPr>
-          <w:p>
-            <w:pPr>
-              <w:pStyle w:val="Normal"/>
-              <w:spacing w:lineRule="auto" w:line="240" w:before="80" w:after="80"/>
-              <w:jc w:val="center"/>
-              <w:rPr>
-                <w:rFonts w:ascii="Cambria" w:hAnsi="Cambria" w:eastAsia="ＭＳ 明朝" w:cs=""/>
-                <w:kern w:val="0"/>
-                <w:sz w:val="22"/>
-                <w:szCs w:val="22"/>
-                <w:lang w:val="en-US" w:eastAsia="en-US" w:bidi="ar-SA"/>
-              </w:rPr>
-            </w:pPr>
-            <w:r>
-              <w:rPr>
-                <w:rFonts w:eastAsia="ＭＳ 明朝" w:cs=""/>
-                <w:b/>
-                <w:kern w:val="0"/>
-                <w:sz w:val="20"/>
-                <w:szCs w:val="22"/>
-                <w:lang w:val="en-US" w:eastAsia="en-US" w:bidi="ar-SA"/>
-              </w:rPr>
-              <w:t>Descripción</w:t>
-            </w:r>
-          </w:p>
-        </w:tc>
-        <w:tc>
-          <w:tcPr>
-            <w:tcW w:w="1923" w:type="dxa"/>
-            <w:tcBorders/>
-            <w:shd w:fill="D9E2F3" w:val="clear"/>
-            <w:vAlign w:val="center"/>
-          </w:tcPr>
-          <w:p>
-            <w:pPr>
-              <w:pStyle w:val="Normal"/>
-              <w:spacing w:lineRule="auto" w:line="240" w:before="80" w:after="80"/>
-              <w:jc w:val="center"/>
-              <w:rPr>
-                <w:rFonts w:ascii="Cambria" w:hAnsi="Cambria" w:eastAsia="ＭＳ 明朝" w:cs=""/>
-                <w:kern w:val="0"/>
-                <w:sz w:val="22"/>
-                <w:szCs w:val="22"/>
-                <w:lang w:val="en-US" w:eastAsia="en-US" w:bidi="ar-SA"/>
-              </w:rPr>
-            </w:pPr>
-            <w:r>
-              <w:rPr>
-                <w:rFonts w:eastAsia="ＭＳ 明朝" w:cs=""/>
-                <w:b/>
-                <w:kern w:val="0"/>
-                <w:sz w:val="20"/>
-                <w:szCs w:val="22"/>
-                <w:lang w:val="en-US" w:eastAsia="en-US" w:bidi="ar-SA"/>
-              </w:rPr>
-              <w:t>Recursos</w:t>
-            </w:r>
-          </w:p>
-        </w:tc>
-      </w:tr>
-      <w:tr>
-        <w:trPr/>
-        <w:tc>
-          <w:tcPr>
-            <w:tcW w:w="679" w:type="dxa"/>
-            <w:tcBorders/>
-            <w:vAlign w:val="center"/>
-          </w:tcPr>
-          <w:p>
-            <w:pPr>
-              <w:pStyle w:val="Normal"/>
-              <w:spacing w:lineRule="auto" w:line="240" w:before="80" w:after="80"/>
-              <w:jc w:val="center"/>
-              <w:rPr>
-                <w:rFonts w:ascii="Cambria" w:hAnsi="Cambria" w:eastAsia="ＭＳ 明朝" w:cs=""/>
-                <w:kern w:val="0"/>
-                <w:sz w:val="22"/>
-                <w:szCs w:val="22"/>
-                <w:lang w:val="en-US" w:eastAsia="en-US" w:bidi="ar-SA"/>
-              </w:rPr>
-            </w:pPr>
-            <w:r>
-              <w:rPr>
-                <w:rFonts w:eastAsia="ＭＳ 明朝" w:cs=""/>
-                <w:b w:val="false"/>
-                <w:kern w:val="0"/>
-                <w:sz w:val="20"/>
-                <w:szCs w:val="22"/>
-                <w:lang w:val="en-US" w:eastAsia="en-US" w:bidi="ar-SA"/>
-              </w:rPr>
-              <w:t>1</w:t>
-            </w:r>
-          </w:p>
-        </w:tc>
-        <w:tc>
-          <w:tcPr>
-            <w:tcW w:w="1985" w:type="dxa"/>
-            <w:tcBorders/>
-            <w:vAlign w:val="center"/>
-          </w:tcPr>
-          <w:p>
-            <w:pPr>
-              <w:pStyle w:val="Normal"/>
-              <w:spacing w:lineRule="auto" w:line="240" w:before="80" w:after="80"/>
-              <w:jc w:val="start"/>
-              <w:rPr>
-                <w:rFonts w:ascii="Cambria" w:hAnsi="Cambria" w:eastAsia="ＭＳ 明朝" w:cs=""/>
-                <w:kern w:val="0"/>
-                <w:sz w:val="22"/>
-                <w:szCs w:val="22"/>
-                <w:lang w:val="en-US" w:eastAsia="en-US" w:bidi="ar-SA"/>
-              </w:rPr>
-            </w:pPr>
-            <w:r>
-              <w:rPr>
-                <w:rFonts w:eastAsia="ＭＳ 明朝" w:cs=""/>
-                <w:b w:val="false"/>
-                <w:kern w:val="0"/>
-                <w:sz w:val="20"/>
-                <w:szCs w:val="22"/>
-                <w:lang w:val="en-US" w:eastAsia="en-US" w:bidi="ar-SA"/>
-              </w:rPr>
-              <w:t>Presentación de propuesta</w:t>
-            </w:r>
-          </w:p>
-        </w:tc>
-        <w:tc>
-          <w:tcPr>
-            <w:tcW w:w="3684" w:type="dxa"/>
-            <w:tcBorders/>
-            <w:vAlign w:val="center"/>
-          </w:tcPr>
-          <w:p>
-            <w:pPr>
-              <w:pStyle w:val="Normal"/>
-              <w:spacing w:lineRule="auto" w:line="240" w:before="80" w:after="80"/>
-              <w:jc w:val="both"/>
-              <w:rPr>
-                <w:rFonts w:ascii="Cambria" w:hAnsi="Cambria" w:eastAsia="ＭＳ 明朝" w:cs=""/>
-                <w:kern w:val="0"/>
-                <w:sz w:val="22"/>
-                <w:szCs w:val="22"/>
-                <w:lang w:val="en-US" w:eastAsia="en-US" w:bidi="ar-SA"/>
-              </w:rPr>
-            </w:pPr>
-            <w:r>
-              <w:rPr>
-                <w:rFonts w:eastAsia="ＭＳ 明朝" w:cs=""/>
-                <w:b w:val="false"/>
-                <w:kern w:val="0"/>
-                <w:sz w:val="20"/>
-                <w:szCs w:val="22"/>
-                <w:lang w:val="en-US" w:eastAsia="en-US" w:bidi="ar-SA"/>
-              </w:rPr>
-              <w:t>Exponer la propuesta de simplificación ante la gerencia del área.</w:t>
-            </w:r>
-          </w:p>
-        </w:tc>
-        <w:tc>
-          <w:tcPr>
-            <w:tcW w:w="1923" w:type="dxa"/>
-            <w:tcBorders/>
-            <w:vAlign w:val="center"/>
-          </w:tcPr>
-          <w:p>
-            <w:pPr>
-              <w:pStyle w:val="Normal"/>
-              <w:spacing w:lineRule="auto" w:line="240" w:before="80" w:after="80"/>
-              <w:jc w:val="start"/>
-              <w:rPr>
-                <w:rFonts w:ascii="Cambria" w:hAnsi="Cambria" w:eastAsia="ＭＳ 明朝" w:cs=""/>
-                <w:kern w:val="0"/>
-                <w:sz w:val="22"/>
-                <w:szCs w:val="22"/>
-                <w:lang w:val="en-US" w:eastAsia="en-US" w:bidi="ar-SA"/>
-              </w:rPr>
-            </w:pPr>
-            <w:r>
-              <w:rPr>
-                <w:rFonts w:eastAsia="ＭＳ 明朝" w:cs=""/>
-                <w:b w:val="false"/>
-                <w:kern w:val="0"/>
-                <w:sz w:val="20"/>
-                <w:szCs w:val="22"/>
-                <w:lang w:val="en-US" w:eastAsia="en-US" w:bidi="ar-SA"/>
-              </w:rPr>
-              <w:t>Documento final, equipo de apoyo</w:t>
-            </w:r>
-          </w:p>
-        </w:tc>
-      </w:tr>
-      <w:tr>
-        <w:trPr/>
-        <w:tc>
-          <w:tcPr>
-            <w:tcW w:w="679" w:type="dxa"/>
-            <w:tcBorders/>
-            <w:vAlign w:val="center"/>
-          </w:tcPr>
-          <w:p>
-            <w:pPr>
-              <w:pStyle w:val="Normal"/>
-              <w:spacing w:lineRule="auto" w:line="240" w:before="80" w:after="80"/>
-              <w:jc w:val="center"/>
-              <w:rPr>
-                <w:rFonts w:ascii="Cambria" w:hAnsi="Cambria" w:eastAsia="ＭＳ 明朝" w:cs=""/>
-                <w:kern w:val="0"/>
-                <w:sz w:val="22"/>
-                <w:szCs w:val="22"/>
-                <w:lang w:val="en-US" w:eastAsia="en-US" w:bidi="ar-SA"/>
-              </w:rPr>
-            </w:pPr>
-            <w:r>
-              <w:rPr>
-                <w:rFonts w:eastAsia="ＭＳ 明朝" w:cs=""/>
-                <w:b w:val="false"/>
-                <w:kern w:val="0"/>
-                <w:sz w:val="20"/>
-                <w:szCs w:val="22"/>
-                <w:lang w:val="en-US" w:eastAsia="en-US" w:bidi="ar-SA"/>
-              </w:rPr>
-              <w:t>2</w:t>
-            </w:r>
-          </w:p>
-        </w:tc>
-        <w:tc>
-          <w:tcPr>
-            <w:tcW w:w="1985" w:type="dxa"/>
-            <w:tcBorders/>
-            <w:vAlign w:val="center"/>
-          </w:tcPr>
-          <w:p>
-            <w:pPr>
-              <w:pStyle w:val="Normal"/>
-              <w:spacing w:lineRule="auto" w:line="240" w:before="80" w:after="80"/>
-              <w:jc w:val="start"/>
-              <w:rPr>
-                <w:rFonts w:ascii="Cambria" w:hAnsi="Cambria" w:eastAsia="ＭＳ 明朝" w:cs=""/>
-                <w:kern w:val="0"/>
-                <w:sz w:val="22"/>
-                <w:szCs w:val="22"/>
-                <w:lang w:val="en-US" w:eastAsia="en-US" w:bidi="ar-SA"/>
-              </w:rPr>
-            </w:pPr>
-            <w:r>
-              <w:rPr>
-                <w:rFonts w:eastAsia="ＭＳ 明朝" w:cs=""/>
-                <w:b w:val="false"/>
-                <w:kern w:val="0"/>
-                <w:sz w:val="20"/>
-                <w:szCs w:val="22"/>
-                <w:lang w:val="en-US" w:eastAsia="en-US" w:bidi="ar-SA"/>
-              </w:rPr>
-              <w:t>Recaudos de cierre</w:t>
-            </w:r>
-          </w:p>
-        </w:tc>
-        <w:tc>
-          <w:tcPr>
-            <w:tcW w:w="3684" w:type="dxa"/>
-            <w:tcBorders/>
-            <w:vAlign w:val="center"/>
-          </w:tcPr>
-          <w:p>
-            <w:pPr>
-              <w:pStyle w:val="Normal"/>
-              <w:spacing w:lineRule="auto" w:line="240" w:before="80" w:after="80"/>
-              <w:jc w:val="both"/>
-              <w:rPr>
-                <w:rFonts w:ascii="Cambria" w:hAnsi="Cambria" w:eastAsia="ＭＳ 明朝" w:cs=""/>
-                <w:kern w:val="0"/>
-                <w:sz w:val="22"/>
-                <w:szCs w:val="22"/>
-                <w:lang w:val="en-US" w:eastAsia="en-US" w:bidi="ar-SA"/>
-              </w:rPr>
-            </w:pPr>
-            <w:r>
-              <w:rPr>
-                <w:rFonts w:eastAsia="ＭＳ 明朝" w:cs=""/>
-                <w:b w:val="false"/>
-                <w:kern w:val="0"/>
-                <w:sz w:val="20"/>
-                <w:szCs w:val="22"/>
-                <w:lang w:val="en-US" w:eastAsia="en-US" w:bidi="ar-SA"/>
-              </w:rPr>
-              <w:t>Gestionar los formatos y firmas correspondientes al cierre de las pasantías.</w:t>
-            </w:r>
-          </w:p>
-        </w:tc>
-        <w:tc>
-          <w:tcPr>
-            <w:tcW w:w="1923" w:type="dxa"/>
-            <w:tcBorders/>
-            <w:vAlign w:val="center"/>
-          </w:tcPr>
-          <w:p>
-            <w:pPr>
-              <w:pStyle w:val="Normal"/>
-              <w:spacing w:lineRule="auto" w:line="240" w:before="80" w:after="80"/>
-              <w:jc w:val="start"/>
-              <w:rPr>
-                <w:rFonts w:ascii="Cambria" w:hAnsi="Cambria" w:eastAsia="ＭＳ 明朝" w:cs=""/>
-                <w:kern w:val="0"/>
-                <w:sz w:val="22"/>
-                <w:szCs w:val="22"/>
-                <w:lang w:val="en-US" w:eastAsia="en-US" w:bidi="ar-SA"/>
-              </w:rPr>
-            </w:pPr>
-            <w:r>
-              <w:rPr>
-                <w:rFonts w:eastAsia="ＭＳ 明朝" w:cs=""/>
-                <w:b w:val="false"/>
-                <w:kern w:val="0"/>
-                <w:sz w:val="20"/>
-                <w:szCs w:val="22"/>
-                <w:lang w:val="en-US" w:eastAsia="en-US" w:bidi="ar-SA"/>
-              </w:rPr>
-              <w:t>Formatos institucionales</w:t>
-            </w:r>
-          </w:p>
-        </w:tc>
-      </w:tr>
-      <w:tr>
-        <w:trPr/>
-        <w:tc>
-          <w:tcPr>
-            <w:tcW w:w="679" w:type="dxa"/>
-            <w:tcBorders/>
-            <w:vAlign w:val="center"/>
-          </w:tcPr>
-          <w:p>
-            <w:pPr>
-              <w:pStyle w:val="Normal"/>
-              <w:spacing w:lineRule="auto" w:line="240" w:before="80" w:after="80"/>
-              <w:jc w:val="center"/>
-              <w:rPr>
-                <w:rFonts w:ascii="Cambria" w:hAnsi="Cambria" w:eastAsia="ＭＳ 明朝" w:cs=""/>
-                <w:kern w:val="0"/>
-                <w:sz w:val="22"/>
-                <w:szCs w:val="22"/>
-                <w:lang w:val="en-US" w:eastAsia="en-US" w:bidi="ar-SA"/>
-              </w:rPr>
-            </w:pPr>
-            <w:r>
-              <w:rPr>
-                <w:rFonts w:eastAsia="ＭＳ 明朝" w:cs=""/>
-                <w:b w:val="false"/>
-                <w:kern w:val="0"/>
-                <w:sz w:val="20"/>
-                <w:szCs w:val="22"/>
-                <w:lang w:val="en-US" w:eastAsia="en-US" w:bidi="ar-SA"/>
-              </w:rPr>
-              <w:t>3</w:t>
-            </w:r>
-          </w:p>
-        </w:tc>
-        <w:tc>
-          <w:tcPr>
-            <w:tcW w:w="1985" w:type="dxa"/>
-            <w:tcBorders/>
-            <w:vAlign w:val="center"/>
-          </w:tcPr>
-          <w:p>
-            <w:pPr>
-              <w:pStyle w:val="Normal"/>
-              <w:spacing w:lineRule="auto" w:line="240" w:before="80" w:after="80"/>
-              <w:jc w:val="start"/>
-              <w:rPr>
-                <w:rFonts w:ascii="Cambria" w:hAnsi="Cambria" w:eastAsia="ＭＳ 明朝" w:cs=""/>
-                <w:kern w:val="0"/>
-                <w:sz w:val="22"/>
-                <w:szCs w:val="22"/>
-                <w:lang w:val="en-US" w:eastAsia="en-US" w:bidi="ar-SA"/>
-              </w:rPr>
-            </w:pPr>
-            <w:r>
-              <w:rPr>
-                <w:rFonts w:eastAsia="ＭＳ 明朝" w:cs=""/>
-                <w:b w:val="false"/>
-                <w:kern w:val="0"/>
-                <w:sz w:val="20"/>
-                <w:szCs w:val="22"/>
-                <w:lang w:val="en-US" w:eastAsia="en-US" w:bidi="ar-SA"/>
-              </w:rPr>
-              <w:t>Consolidación del informe</w:t>
-            </w:r>
-          </w:p>
-        </w:tc>
-        <w:tc>
-          <w:tcPr>
-            <w:tcW w:w="3684" w:type="dxa"/>
-            <w:tcBorders/>
-            <w:vAlign w:val="center"/>
-          </w:tcPr>
-          <w:p>
-            <w:pPr>
-              <w:pStyle w:val="Normal"/>
-              <w:spacing w:lineRule="auto" w:line="240" w:before="80" w:after="80"/>
-              <w:jc w:val="both"/>
-              <w:rPr>
-                <w:rFonts w:ascii="Cambria" w:hAnsi="Cambria" w:eastAsia="ＭＳ 明朝" w:cs=""/>
-                <w:kern w:val="0"/>
-                <w:sz w:val="22"/>
-                <w:szCs w:val="22"/>
-                <w:lang w:val="en-US" w:eastAsia="en-US" w:bidi="ar-SA"/>
-              </w:rPr>
-            </w:pPr>
-            <w:r>
-              <w:rPr>
-                <w:rFonts w:eastAsia="ＭＳ 明朝" w:cs=""/>
-                <w:b w:val="false"/>
-                <w:kern w:val="0"/>
-                <w:sz w:val="20"/>
-                <w:szCs w:val="22"/>
-                <w:lang w:val="en-US" w:eastAsia="en-US" w:bidi="ar-SA"/>
-              </w:rPr>
-              <w:t>Integrar capítulos, referencias y anexos en el documento definitivo.</w:t>
-            </w:r>
-          </w:p>
-        </w:tc>
-        <w:tc>
-          <w:tcPr>
-            <w:tcW w:w="1923" w:type="dxa"/>
-            <w:tcBorders/>
-            <w:vAlign w:val="center"/>
-          </w:tcPr>
-          <w:p>
-            <w:pPr>
-              <w:pStyle w:val="Normal"/>
-              <w:spacing w:lineRule="auto" w:line="240" w:before="80" w:after="80"/>
-              <w:jc w:val="start"/>
-              <w:rPr>
-                <w:rFonts w:ascii="Cambria" w:hAnsi="Cambria" w:eastAsia="ＭＳ 明朝" w:cs=""/>
-                <w:kern w:val="0"/>
-                <w:sz w:val="22"/>
-                <w:szCs w:val="22"/>
-                <w:lang w:val="en-US" w:eastAsia="en-US" w:bidi="ar-SA"/>
-              </w:rPr>
-            </w:pPr>
-            <w:r>
-              <w:rPr>
-                <w:rFonts w:eastAsia="ＭＳ 明朝" w:cs=""/>
-                <w:b w:val="false"/>
-                <w:kern w:val="0"/>
-                <w:sz w:val="20"/>
-                <w:szCs w:val="22"/>
-                <w:lang w:val="en-US" w:eastAsia="en-US" w:bidi="ar-SA"/>
-              </w:rPr>
-              <w:t>PC, procesador de textos</w:t>
-            </w:r>
-          </w:p>
-        </w:tc>
-      </w:tr>
-      <w:tr>
-        <w:trPr/>
-        <w:tc>
-          <w:tcPr>
-            <w:tcW w:w="679" w:type="dxa"/>
-            <w:tcBorders/>
-            <w:vAlign w:val="center"/>
-          </w:tcPr>
-          <w:p>
-            <w:pPr>
-              <w:pStyle w:val="Normal"/>
-              <w:spacing w:lineRule="auto" w:line="240" w:before="80" w:after="80"/>
-              <w:jc w:val="center"/>
-              <w:rPr>
-                <w:rFonts w:ascii="Cambria" w:hAnsi="Cambria" w:eastAsia="ＭＳ 明朝" w:cs=""/>
-                <w:kern w:val="0"/>
-                <w:sz w:val="22"/>
-                <w:szCs w:val="22"/>
-                <w:lang w:val="en-US" w:eastAsia="en-US" w:bidi="ar-SA"/>
-              </w:rPr>
-            </w:pPr>
-            <w:r>
-              <w:rPr>
-                <w:rFonts w:eastAsia="ＭＳ 明朝" w:cs=""/>
-                <w:b w:val="false"/>
-                <w:kern w:val="0"/>
-                <w:sz w:val="20"/>
-                <w:szCs w:val="22"/>
-                <w:lang w:val="en-US" w:eastAsia="en-US" w:bidi="ar-SA"/>
-              </w:rPr>
-              <w:t>4</w:t>
-            </w:r>
-          </w:p>
-        </w:tc>
-        <w:tc>
-          <w:tcPr>
-            <w:tcW w:w="1985" w:type="dxa"/>
-            <w:tcBorders/>
-            <w:vAlign w:val="center"/>
-          </w:tcPr>
-          <w:p>
-            <w:pPr>
-              <w:pStyle w:val="Normal"/>
-              <w:spacing w:lineRule="auto" w:line="240" w:before="80" w:after="80"/>
-              <w:jc w:val="start"/>
-              <w:rPr>
-                <w:rFonts w:ascii="Cambria" w:hAnsi="Cambria" w:eastAsia="ＭＳ 明朝" w:cs=""/>
-                <w:kern w:val="0"/>
-                <w:sz w:val="22"/>
-                <w:szCs w:val="22"/>
-                <w:lang w:val="en-US" w:eastAsia="en-US" w:bidi="ar-SA"/>
-              </w:rPr>
-            </w:pPr>
-            <w:r>
-              <w:rPr>
-                <w:rFonts w:eastAsia="ＭＳ 明朝" w:cs=""/>
-                <w:b w:val="false"/>
-                <w:kern w:val="0"/>
-                <w:sz w:val="20"/>
-                <w:szCs w:val="22"/>
-                <w:lang w:val="en-US" w:eastAsia="en-US" w:bidi="ar-SA"/>
-              </w:rPr>
-              <w:t>Revisión normativa</w:t>
-            </w:r>
-          </w:p>
-        </w:tc>
-        <w:tc>
-          <w:tcPr>
-            <w:tcW w:w="3684" w:type="dxa"/>
-            <w:tcBorders/>
-            <w:vAlign w:val="center"/>
-          </w:tcPr>
-          <w:p>
-            <w:pPr>
-              <w:pStyle w:val="Normal"/>
-              <w:spacing w:lineRule="auto" w:line="240" w:before="80" w:after="80"/>
-              <w:jc w:val="both"/>
-              <w:rPr>
-                <w:rFonts w:ascii="Cambria" w:hAnsi="Cambria" w:eastAsia="ＭＳ 明朝" w:cs=""/>
-                <w:kern w:val="0"/>
-                <w:sz w:val="22"/>
-                <w:szCs w:val="22"/>
-                <w:lang w:val="en-US" w:eastAsia="en-US" w:bidi="ar-SA"/>
-              </w:rPr>
-            </w:pPr>
-            <w:r>
-              <w:rPr>
-                <w:rFonts w:eastAsia="ＭＳ 明朝" w:cs=""/>
-                <w:b w:val="false"/>
-                <w:kern w:val="0"/>
-                <w:sz w:val="20"/>
-                <w:szCs w:val="22"/>
-                <w:lang w:val="en-US" w:eastAsia="en-US" w:bidi="ar-SA"/>
-              </w:rPr>
-              <w:t>Verificar ortografía, referencias, márgenes, paginación e índices.</w:t>
-            </w:r>
-          </w:p>
-        </w:tc>
-        <w:tc>
-          <w:tcPr>
-            <w:tcW w:w="1923" w:type="dxa"/>
-            <w:tcBorders/>
-            <w:vAlign w:val="center"/>
-          </w:tcPr>
-          <w:p>
-            <w:pPr>
-              <w:pStyle w:val="Normal"/>
-              <w:spacing w:lineRule="auto" w:line="240" w:before="80" w:after="80"/>
-              <w:jc w:val="start"/>
-              <w:rPr>
-                <w:rFonts w:ascii="Cambria" w:hAnsi="Cambria" w:eastAsia="ＭＳ 明朝" w:cs=""/>
-                <w:kern w:val="0"/>
-                <w:sz w:val="22"/>
-                <w:szCs w:val="22"/>
-                <w:lang w:val="en-US" w:eastAsia="en-US" w:bidi="ar-SA"/>
-              </w:rPr>
-            </w:pPr>
-            <w:r>
-              <w:rPr>
-                <w:rFonts w:eastAsia="ＭＳ 明朝" w:cs=""/>
-                <w:b w:val="false"/>
-                <w:kern w:val="0"/>
-                <w:sz w:val="20"/>
-                <w:szCs w:val="22"/>
-                <w:lang w:val="en-US" w:eastAsia="en-US" w:bidi="ar-SA"/>
-              </w:rPr>
-              <w:t>Normativa IUTECP</w:t>
-            </w:r>
-          </w:p>
-        </w:tc>
-      </w:tr>
-      <w:tr>
-        <w:trPr/>
-        <w:tc>
-          <w:tcPr>
-            <w:tcW w:w="679" w:type="dxa"/>
-            <w:tcBorders/>
-            <w:vAlign w:val="center"/>
-          </w:tcPr>
-          <w:p>
-            <w:pPr>
-              <w:pStyle w:val="Normal"/>
-              <w:spacing w:lineRule="auto" w:line="240" w:before="80" w:after="80"/>
-              <w:jc w:val="center"/>
-              <w:rPr>
-                <w:rFonts w:ascii="Cambria" w:hAnsi="Cambria" w:eastAsia="ＭＳ 明朝" w:cs=""/>
-                <w:kern w:val="0"/>
-                <w:sz w:val="22"/>
-                <w:szCs w:val="22"/>
-                <w:lang w:val="en-US" w:eastAsia="en-US" w:bidi="ar-SA"/>
-              </w:rPr>
-            </w:pPr>
-            <w:r>
-              <w:rPr>
-                <w:rFonts w:eastAsia="ＭＳ 明朝" w:cs=""/>
-                <w:b w:val="false"/>
-                <w:kern w:val="0"/>
-                <w:sz w:val="20"/>
-                <w:szCs w:val="22"/>
-                <w:lang w:val="en-US" w:eastAsia="en-US" w:bidi="ar-SA"/>
-              </w:rPr>
-              <w:t>5</w:t>
-            </w:r>
-          </w:p>
-        </w:tc>
-        <w:tc>
-          <w:tcPr>
-            <w:tcW w:w="1985" w:type="dxa"/>
-            <w:tcBorders/>
-            <w:vAlign w:val="center"/>
-          </w:tcPr>
-          <w:p>
-            <w:pPr>
-              <w:pStyle w:val="Normal"/>
-              <w:spacing w:lineRule="auto" w:line="240" w:before="80" w:after="80"/>
-              <w:jc w:val="start"/>
-              <w:rPr>
-                <w:rFonts w:ascii="Cambria" w:hAnsi="Cambria" w:eastAsia="ＭＳ 明朝" w:cs=""/>
-                <w:kern w:val="0"/>
-                <w:sz w:val="22"/>
-                <w:szCs w:val="22"/>
-                <w:lang w:val="en-US" w:eastAsia="en-US" w:bidi="ar-SA"/>
-              </w:rPr>
-            </w:pPr>
-            <w:r>
-              <w:rPr>
-                <w:rFonts w:eastAsia="ＭＳ 明朝" w:cs=""/>
-                <w:b w:val="false"/>
-                <w:kern w:val="0"/>
-                <w:sz w:val="20"/>
-                <w:szCs w:val="22"/>
-                <w:lang w:val="en-US" w:eastAsia="en-US" w:bidi="ar-SA"/>
-              </w:rPr>
-              <w:t>Preparación de entrega</w:t>
-            </w:r>
-          </w:p>
-        </w:tc>
-        <w:tc>
-          <w:tcPr>
-            <w:tcW w:w="3684" w:type="dxa"/>
-            <w:tcBorders/>
-            <w:vAlign w:val="center"/>
-          </w:tcPr>
-          <w:p>
-            <w:pPr>
-              <w:pStyle w:val="Normal"/>
-              <w:spacing w:lineRule="auto" w:line="240" w:before="80" w:after="80"/>
-              <w:jc w:val="both"/>
-              <w:rPr>
-                <w:rFonts w:ascii="Cambria" w:hAnsi="Cambria" w:eastAsia="ＭＳ 明朝" w:cs=""/>
-                <w:kern w:val="0"/>
-                <w:sz w:val="22"/>
-                <w:szCs w:val="22"/>
-                <w:lang w:val="en-US" w:eastAsia="en-US" w:bidi="ar-SA"/>
-              </w:rPr>
-            </w:pPr>
-            <w:r>
-              <w:rPr>
-                <w:rFonts w:eastAsia="ＭＳ 明朝" w:cs=""/>
-                <w:b w:val="false"/>
-                <w:kern w:val="0"/>
-                <w:sz w:val="20"/>
-                <w:szCs w:val="22"/>
-                <w:lang w:val="en-US" w:eastAsia="en-US" w:bidi="ar-SA"/>
-              </w:rPr>
-              <w:t>Organizar la versión digital para su consignación institucional.</w:t>
-            </w:r>
-          </w:p>
-        </w:tc>
-        <w:tc>
-          <w:tcPr>
-            <w:tcW w:w="1923" w:type="dxa"/>
-            <w:tcBorders/>
-            <w:vAlign w:val="center"/>
-          </w:tcPr>
-          <w:p>
-            <w:pPr>
-              <w:pStyle w:val="Normal"/>
-              <w:spacing w:lineRule="auto" w:line="240" w:before="80" w:after="80"/>
-              <w:jc w:val="start"/>
-              <w:rPr>
-                <w:rFonts w:ascii="Cambria" w:hAnsi="Cambria" w:eastAsia="ＭＳ 明朝" w:cs=""/>
-                <w:kern w:val="0"/>
-                <w:sz w:val="22"/>
-                <w:szCs w:val="22"/>
-                <w:lang w:val="en-US" w:eastAsia="en-US" w:bidi="ar-SA"/>
-              </w:rPr>
-            </w:pPr>
-            <w:r>
-              <w:rPr>
-                <w:rFonts w:eastAsia="ＭＳ 明朝" w:cs=""/>
-                <w:b w:val="false"/>
-                <w:kern w:val="0"/>
-                <w:sz w:val="20"/>
-                <w:szCs w:val="22"/>
-                <w:lang w:val="en-US" w:eastAsia="en-US" w:bidi="ar-SA"/>
-              </w:rPr>
-              <w:t>Pendrive, carpeta</w:t>
-            </w:r>
-          </w:p>
-        </w:tc>
-      </w:tr>
-    </w:tbl>
-    <w:p>
-      <w:pPr>
-        <w:pStyle w:val="Normal"/>
-        <w:spacing w:lineRule="auto" w:line="240" w:before="0" w:after="120"/>
-        <w:ind w:hanging="0"/>
-        <w:rPr/>
-      </w:pPr>
-      <w:r>
-        <w:rPr>
-          <w:i/>
-          <w:sz w:val="20"/>
-        </w:rPr>
-        <w:t xml:space="preserve">Fuente: </w:t>
-      </w:r>
-      <w:r>
-        <w:rPr>
-          <w:sz w:val="20"/>
-        </w:rPr>
-        <w:t>Guzmán K. (2026).</w:t>
-      </w:r>
-    </w:p>
-    <w:p>
-      <w:pPr>
-        <w:pStyle w:val="Normal"/>
-        <w:spacing w:before="0" w:after="80"/>
-        <w:rPr/>
-      </w:pPr>
-      <w:r>
-        <w:rPr>
-          <w:b/>
-          <w:sz w:val="24"/>
-        </w:rPr>
-        <w:t>ENTREGABLES DE LA SEMANA:</w:t>
-      </w:r>
-    </w:p>
-    <w:p>
-      <w:pPr>
-        <w:pStyle w:val="Normal"/>
-        <w:spacing w:lineRule="auto" w:line="360" w:before="0" w:after="0"/>
-        <w:jc w:val="both"/>
-        <w:rPr/>
-      </w:pPr>
-      <w:r>
-        <w:rPr>
-          <w:b w:val="false"/>
-          <w:sz w:val="24"/>
-        </w:rPr>
-        <w:t>Propuesta presentada, recaudos de cierre e informe académico final.</w:t>
-      </w:r>
-    </w:p>
-    <w:p>
-      <w:pPr>
-        <w:pStyle w:val="Normal"/>
-        <w:rPr/>
-      </w:pPr>
-      <w:r>
-        <w:rPr/>
-      </w:r>
-    </w:p>
-    <w:p>
-      <w:pPr>
-        <w:pStyle w:val="Normal"/>
-        <w:spacing w:before="0" w:after="80"/>
-        <w:rPr/>
-      </w:pPr>
-      <w:r>
-        <w:rPr>
-          <w:b/>
-          <w:sz w:val="24"/>
-        </w:rPr>
-        <w:t>OBSERVACIONES DEL TUTOR INDUSTRIAL:</w:t>
-      </w:r>
-    </w:p>
-    <w:p>
-      <w:pPr>
-        <w:pStyle w:val="Normal"/>
-        <w:spacing w:lineRule="auto" w:line="360" w:before="0" w:after="0"/>
-        <w:jc w:val="both"/>
-        <w:rPr/>
-      </w:pPr>
-      <w:r>
-        <w:rPr>
-          <w:b w:val="false"/>
-          <w:sz w:val="24"/>
-        </w:rPr>
-        <w:t>La pasante culminó satisfactoriamente el período de pasantías, demostrando responsabilidad, puntualidad, disposición para recibir sugerencias y cumplimiento de las actividades programadas. Se evidenció una evolución favorable en el manejo de los procesos administrativos y de procura.</w:t>
-      </w:r>
-    </w:p>
-    <w:p>
-      <w:pPr>
-        <w:pStyle w:val="Normal"/>
-        <w:rPr/>
-      </w:pPr>
-      <w:r>
-        <w:rPr/>
-      </w:r>
-    </w:p>
-    <w:p>
-      <w:pPr>
-        <w:pStyle w:val="Normal"/>
-        <w:rPr/>
-      </w:pPr>
-      <w:r>
-        <w:rPr/>
-      </w:r>
-    </w:p>
-    <w:tbl>
-      <w:tblPr>
-        <w:tblW w:w="8270" w:type="dxa"/>
-        <w:jc w:val="start"/>
-        <w:tblInd w:w="108" w:type="dxa"/>
-        <w:tblLayout w:type="fixed"/>
-        <w:tblCellMar>
-          <w:top w:w="0" w:type="dxa"/>
-          <w:start w:w="108" w:type="dxa"/>
-          <w:bottom w:w="0" w:type="dxa"/>
-          <w:end w:w="108" w:type="dxa"/>
-        </w:tblCellMar>
-        <w:tblLook w:noHBand="0" w:noVBand="1" w:firstColumn="1" w:lastRow="0" w:lastColumn="0" w:firstRow="1" w:val="04a0"/>
-      </w:tblPr>
-      <w:tblGrid>
-        <w:gridCol w:w="4135"/>
-        <w:gridCol w:w="4135"/>
-      </w:tblGrid>
-      <w:tr>
-        <w:trPr/>
-        <w:tc>
-          <w:tcPr>
-            <w:tcW w:w="4135" w:type="dxa"/>
-            <w:tcBorders/>
-            <w:vAlign w:val="center"/>
-          </w:tcPr>
-          <w:p>
-            <w:pPr>
-              <w:pStyle w:val="Normal"/>
-              <w:jc w:val="center"/>
-              <w:rPr/>
-            </w:pPr>
-            <w:r>
-              <w:rPr/>
-              <w:drawing>
-                <wp:inline distT="0" distB="0" distL="0" distR="0">
-                  <wp:extent cx="1259840" cy="581660"/>
-                  <wp:effectExtent l="0" t="0" r="0" b="0"/>
-                  <wp:docPr id="40" name="Image29"/>
-                  <wp:cNvGraphicFramePr>
-                    <a:graphicFrameLocks xmlns:a="http://schemas.openxmlformats.org/drawingml/2006/main" noChangeAspect="1"/>
-                  </wp:cNvGraphicFramePr>
-                  <a:graphic xmlns:a="http://schemas.openxmlformats.org/drawingml/2006/main">
-                    <a:graphicData uri="http://schemas.openxmlformats.org/drawingml/2006/picture">
-                      <pic:pic xmlns:pic="http://schemas.openxmlformats.org/drawingml/2006/picture">
-                        <pic:nvPicPr>
-                          <pic:cNvPr id="40" name="Image29"/>
-                          <pic:cNvPicPr>
-                            <a:picLocks noChangeAspect="1" noChangeArrowheads="1"/>
-                          </pic:cNvPicPr>
-                        </pic:nvPicPr>
-                        <pic:blipFill>
-                          <a:blip r:embed="rId113"/>
-                          <a:stretch>
-                            <a:fillRect/>
-                          </a:stretch>
-                        </pic:blipFill>
-                        <pic:spPr bwMode="auto">
-                          <a:xfrm>
-                            <a:off x="0" y="0"/>
-                            <a:ext cx="1259840" cy="581660"/>
-                          </a:xfrm>
-                          <a:prstGeom prst="rect">
-                            <a:avLst/>
-                          </a:prstGeom>
-                          <a:noFill/>
-                        </pic:spPr>
-                      </pic:pic>
-                    </a:graphicData>
-                  </a:graphic>
-                </wp:inline>
-              </w:drawing>
-            </w:r>
-          </w:p>
-        </w:tc>
-        <w:tc>
-          <w:tcPr>
-            <w:tcW w:w="4135" w:type="dxa"/>
-            <w:tcBorders/>
-            <w:vAlign w:val="center"/>
-          </w:tcPr>
-          <w:p>
-            <w:pPr>
-              <w:pStyle w:val="Normal"/>
-              <w:jc w:val="center"/>
-              <w:rPr/>
-            </w:pPr>
-            <w:r>
-              <w:rPr/>
-              <w:drawing>
-                <wp:inline distT="0" distB="0" distL="0" distR="0">
-                  <wp:extent cx="1259840" cy="746760"/>
-                  <wp:effectExtent l="0" t="0" r="0" b="0"/>
-                  <wp:docPr id="41" name="Image30"/>
-                  <wp:cNvGraphicFramePr>
-                    <a:graphicFrameLocks xmlns:a="http://schemas.openxmlformats.org/drawingml/2006/main" noChangeAspect="1"/>
-                  </wp:cNvGraphicFramePr>
-                  <a:graphic xmlns:a="http://schemas.openxmlformats.org/drawingml/2006/main">
-                    <a:graphicData uri="http://schemas.openxmlformats.org/drawingml/2006/picture">
-                      <pic:pic xmlns:pic="http://schemas.openxmlformats.org/drawingml/2006/picture">
-                        <pic:nvPicPr>
-                          <pic:cNvPr id="41" name="Image30"/>
-                          <pic:cNvPicPr>
-                            <a:picLocks noChangeAspect="1" noChangeArrowheads="1"/>
-                          </pic:cNvPicPr>
-                        </pic:nvPicPr>
-                        <pic:blipFill>
-                          <a:blip r:embed="rId114"/>
-                          <a:stretch>
-                            <a:fillRect/>
-                          </a:stretch>
-                        </pic:blipFill>
-                        <pic:spPr bwMode="auto">
-                          <a:xfrm>
-                            <a:off x="0" y="0"/>
-                            <a:ext cx="1259840" cy="746760"/>
-                          </a:xfrm>
-                          <a:prstGeom prst="rect">
-                            <a:avLst/>
-                          </a:prstGeom>
-                          <a:noFill/>
-                        </pic:spPr>
-                      </pic:pic>
-                    </a:graphicData>
-                  </a:graphic>
-                </wp:inline>
-              </w:drawing>
-            </w:r>
-          </w:p>
-        </w:tc>
-      </w:tr>
-      <w:tr>
-        <w:trPr/>
-        <w:tc>
-          <w:tcPr>
-            <w:tcW w:w="4135" w:type="dxa"/>
-            <w:tcBorders/>
-            <w:vAlign w:val="center"/>
-          </w:tcPr>
-          <w:p>
-            <w:pPr>
-              <w:pStyle w:val="Normal"/>
-              <w:spacing w:lineRule="auto" w:line="240" w:before="80" w:after="80"/>
-              <w:jc w:val="center"/>
-              <w:rPr/>
-            </w:pPr>
-            <w:r>
-              <w:rPr>
-                <w:b w:val="false"/>
-                <w:sz w:val="18"/>
-              </w:rPr>
-              <w:t>Firma del Pasante:</w:t>
-              <w:br/>
-              <w:t>Keidy Guzmán |  C.I.: 28.706.352</w:t>
-            </w:r>
-          </w:p>
-        </w:tc>
-        <w:tc>
-          <w:tcPr>
-            <w:tcW w:w="4135" w:type="dxa"/>
-            <w:tcBorders/>
-            <w:vAlign w:val="center"/>
-          </w:tcPr>
-          <w:p>
-            <w:pPr>
-              <w:pStyle w:val="Normal"/>
-              <w:spacing w:lineRule="auto" w:line="240" w:before="80" w:after="80"/>
-              <w:jc w:val="center"/>
-              <w:rPr/>
-            </w:pPr>
-            <w:r>
-              <w:rPr>
-                <w:b w:val="false"/>
-                <w:sz w:val="18"/>
-              </w:rPr>
-              <w:t>Firma del Tutor Industrial:</w:t>
-              <w:br/>
-              <w:t>Martina Rondón | C.I.: 12.208.768</w:t>
-            </w:r>
-          </w:p>
-        </w:tc>
-      </w:tr>
-    </w:tbl>
-    <w:p>
-      <w:pPr>
-        <w:pStyle w:val="Normal"/>
-        <w:rPr/>
-      </w:pPr>
-      <w:r>
-        <w:rPr/>
-      </w:r>
-    </w:p>
-    <w:p>
-      <w:pPr>
-        <w:pStyle w:val="Normal"/>
-        <w:spacing w:before="240" w:after="200"/>
-        <w:jc w:val="center"/>
-        <w:rPr/>
-      </w:pPr>
-      <w:r>
-        <w:rPr/>
-        <w:drawing>
-          <wp:inline distT="0" distB="0" distL="0" distR="0">
-            <wp:extent cx="1440180" cy="633095"/>
-            <wp:effectExtent l="0" t="0" r="0" b="0"/>
-            <wp:docPr id="42" name="Image31"/>
-            <wp:cNvGraphicFramePr>
-              <a:graphicFrameLocks xmlns:a="http://schemas.openxmlformats.org/drawingml/2006/main" noChangeAspect="1"/>
-            </wp:cNvGraphicFramePr>
-            <a:graphic xmlns:a="http://schemas.openxmlformats.org/drawingml/2006/main">
-              <a:graphicData uri="http://schemas.openxmlformats.org/drawingml/2006/picture">
-                <pic:pic xmlns:pic="http://schemas.openxmlformats.org/drawingml/2006/picture">
-                  <pic:nvPicPr>
-                    <pic:cNvPr id="42" name="Image31"/>
-                    <pic:cNvPicPr>
-                      <a:picLocks noChangeAspect="1" noChangeArrowheads="1"/>
-                    </pic:cNvPicPr>
-                  </pic:nvPicPr>
-                  <pic:blipFill>
-                    <a:blip r:embed="rId115"/>
-                    <a:stretch>
-                      <a:fillRect/>
-                    </a:stretch>
-                  </pic:blipFill>
-                  <pic:spPr bwMode="auto">
-                    <a:xfrm>
-                      <a:off x="0" y="0"/>
-                      <a:ext cx="1440180" cy="633095"/>
-                    </a:xfrm>
-                    <a:prstGeom prst="rect">
-                      <a:avLst/>
-                    </a:prstGeom>
-                    <a:noFill/>
-                  </pic:spPr>
-                </pic:pic>
-              </a:graphicData>
-            </a:graphic>
-          </wp:inline>
-        </w:drawing>
-      </w:r>
-    </w:p>
-    <w:p>
-      <w:pPr>
-        <w:pStyle w:val="Normal"/>
-        <w:rPr/>
-      </w:pPr>
-      <w:r>
-        <w:rPr/>
-      </w:r>
     </w:p>
     <w:sectPr>
-      <w:footerReference w:type="even" r:id="rId116"/>
-      <w:footerReference w:type="default" r:id="rId117"/>
-      <w:footerReference w:type="first" r:id="rId118"/>
+      <w:footerReference w:type="even" r:id="rId113"/>
+      <w:footerReference w:type="default" r:id="rId114"/>
+      <w:footerReference w:type="first" r:id="rId115"/>
       <w:type w:val="nextPage"/>
       <w:pgSz w:w="12240" w:h="15840"/>
       <w:pgMar w:left="2268" w:right="1701" w:gutter="0" w:header="0" w:top="1701" w:footer="720" w:bottom="1701"/>
@@ -29886,23 +29888,33 @@
       <w:rPr/>
     </w:pPr>
     <w:r>
-      <w:rPr/>
+      <w:rPr>
+        <w:sz w:val="20"/>
+      </w:rPr>
       <w:fldChar w:fldCharType="begin"/>
     </w:r>
     <w:r>
-      <w:rPr/>
+      <w:rPr>
+        <w:sz w:val="20"/>
+      </w:rPr>
       <w:instrText xml:space="preserve"> PAGE </w:instrText>
     </w:r>
     <w:r>
-      <w:rPr/>
+      <w:rPr>
+        <w:sz w:val="20"/>
+      </w:rPr>
       <w:fldChar w:fldCharType="separate"/>
     </w:r>
     <w:r>
-      <w:rPr/>
-      <w:t>33</w:t>
+      <w:rPr>
+        <w:sz w:val="20"/>
+      </w:rPr>
+      <w:t>53</w:t>
     </w:r>
     <w:r>
-      <w:rPr/>
+      <w:rPr>
+        <w:sz w:val="20"/>
+      </w:rPr>
       <w:fldChar w:fldCharType="end"/>
     </w:r>
   </w:p>
@@ -29910,52 +29922,6 @@
 </file>
 
 <file path=word/footer72.xml><?xml version="1.0" encoding="utf-8"?>
-<w:ftr xmlns:o="urn:schemas-microsoft-com:office:office" xmlns:r="http://schemas.openxmlformats.org/officeDocument/2006/relationships" xmlns:v="urn:schemas-microsoft-com:vml" xmlns:w="http://schemas.openxmlformats.org/wordprocessingml/2006/main" xmlns:w10="urn:schemas-microsoft-com:office:word" xmlns:wp="http://schemas.openxmlformats.org/drawingml/2006/wordprocessingDrawing" xmlns:pic="http://schemas.openxmlformats.org/drawingml/2006/picture" xmlns:wps="http://schemas.microsoft.com/office/word/2010/wordprocessingShape" xmlns:wpg="http://schemas.microsoft.com/office/word/2010/wordprocessingGroup" xmlns:mc="http://schemas.openxmlformats.org/markup-compatibility/2006" xmlns:wp14="http://schemas.microsoft.com/office/word/2010/wordprocessingDrawing" xmlns:w14="http://schemas.microsoft.com/office/word/2010/wordml" xmlns:w15="http://schemas.microsoft.com/office/word/2012/wordml" mc:Ignorable="w14 wp14 w15">
-  <w:p>
-    <w:pPr>
-      <w:pStyle w:val="Normal"/>
-      <w:jc w:val="center"/>
-      <w:rPr/>
-    </w:pPr>
-    <w:r>
-      <w:rPr/>
-      <w:fldChar w:fldCharType="begin"/>
-    </w:r>
-    <w:r>
-      <w:rPr/>
-      <w:instrText xml:space="preserve"> PAGE </w:instrText>
-    </w:r>
-    <w:r>
-      <w:rPr/>
-      <w:fldChar w:fldCharType="separate"/>
-    </w:r>
-    <w:r>
-      <w:rPr/>
-      <w:t>33</w:t>
-    </w:r>
-    <w:r>
-      <w:rPr/>
-      <w:fldChar w:fldCharType="end"/>
-    </w:r>
-  </w:p>
-</w:ftr>
-</file>
-
-<file path=word/footer73.xml><?xml version="1.0" encoding="utf-8"?>
-<w:ftr xmlns:o="urn:schemas-microsoft-com:office:office" xmlns:r="http://schemas.openxmlformats.org/officeDocument/2006/relationships" xmlns:v="urn:schemas-microsoft-com:vml" xmlns:w="http://schemas.openxmlformats.org/wordprocessingml/2006/main" xmlns:w10="urn:schemas-microsoft-com:office:word" xmlns:wp="http://schemas.openxmlformats.org/drawingml/2006/wordprocessingDrawing" xmlns:pic="http://schemas.openxmlformats.org/drawingml/2006/picture" xmlns:wps="http://schemas.microsoft.com/office/word/2010/wordprocessingShape" xmlns:wpg="http://schemas.microsoft.com/office/word/2010/wordprocessingGroup" xmlns:mc="http://schemas.openxmlformats.org/markup-compatibility/2006" xmlns:wp14="http://schemas.microsoft.com/office/word/2010/wordprocessingDrawing" xmlns:w14="http://schemas.microsoft.com/office/word/2010/wordml" xmlns:w15="http://schemas.microsoft.com/office/word/2012/wordml" mc:Ignorable="w14 wp14 w15">
-  <w:p>
-    <w:pPr>
-      <w:pStyle w:val="Footer"/>
-      <w:rPr/>
-    </w:pPr>
-    <w:r>
-      <w:rPr/>
-    </w:r>
-  </w:p>
-</w:ftr>
-</file>
-
-<file path=word/footer74.xml><?xml version="1.0" encoding="utf-8"?>
 <w:ftr xmlns:o="urn:schemas-microsoft-com:office:office" xmlns:r="http://schemas.openxmlformats.org/officeDocument/2006/relationships" xmlns:v="urn:schemas-microsoft-com:vml" xmlns:w="http://schemas.openxmlformats.org/wordprocessingml/2006/main" xmlns:w10="urn:schemas-microsoft-com:office:word" xmlns:wp="http://schemas.openxmlformats.org/drawingml/2006/wordprocessingDrawing" xmlns:pic="http://schemas.openxmlformats.org/drawingml/2006/picture" xmlns:wps="http://schemas.microsoft.com/office/word/2010/wordprocessingShape" xmlns:wpg="http://schemas.microsoft.com/office/word/2010/wordprocessingGroup" xmlns:mc="http://schemas.openxmlformats.org/markup-compatibility/2006" xmlns:wp14="http://schemas.microsoft.com/office/word/2010/wordprocessingDrawing" xmlns:w14="http://schemas.microsoft.com/office/word/2010/wordml" xmlns:w15="http://schemas.microsoft.com/office/word/2012/wordml" mc:Ignorable="w14 wp14 w15">
   <w:p>
     <w:pPr>
@@ -29985,49 +29951,7 @@
       <w:rPr>
         <w:sz w:val="20"/>
       </w:rPr>
-      <w:t>54</w:t>
-    </w:r>
-    <w:r>
-      <w:rPr>
-        <w:sz w:val="20"/>
-      </w:rPr>
-      <w:fldChar w:fldCharType="end"/>
-    </w:r>
-  </w:p>
-</w:ftr>
-</file>
-
-<file path=word/footer75.xml><?xml version="1.0" encoding="utf-8"?>
-<w:ftr xmlns:o="urn:schemas-microsoft-com:office:office" xmlns:r="http://schemas.openxmlformats.org/officeDocument/2006/relationships" xmlns:v="urn:schemas-microsoft-com:vml" xmlns:w="http://schemas.openxmlformats.org/wordprocessingml/2006/main" xmlns:w10="urn:schemas-microsoft-com:office:word" xmlns:wp="http://schemas.openxmlformats.org/drawingml/2006/wordprocessingDrawing" xmlns:pic="http://schemas.openxmlformats.org/drawingml/2006/picture" xmlns:wps="http://schemas.microsoft.com/office/word/2010/wordprocessingShape" xmlns:wpg="http://schemas.microsoft.com/office/word/2010/wordprocessingGroup" xmlns:mc="http://schemas.openxmlformats.org/markup-compatibility/2006" xmlns:wp14="http://schemas.microsoft.com/office/word/2010/wordprocessingDrawing" xmlns:w14="http://schemas.microsoft.com/office/word/2010/wordml" xmlns:w15="http://schemas.microsoft.com/office/word/2012/wordml" mc:Ignorable="w14 wp14 w15">
-  <w:p>
-    <w:pPr>
-      <w:pStyle w:val="Normal"/>
-      <w:jc w:val="center"/>
-      <w:rPr/>
-    </w:pPr>
-    <w:r>
-      <w:rPr>
-        <w:sz w:val="20"/>
-      </w:rPr>
-      <w:fldChar w:fldCharType="begin"/>
-    </w:r>
-    <w:r>
-      <w:rPr>
-        <w:sz w:val="20"/>
-      </w:rPr>
-      <w:instrText xml:space="preserve"> PAGE </w:instrText>
-    </w:r>
-    <w:r>
-      <w:rPr>
-        <w:sz w:val="20"/>
-      </w:rPr>
-      <w:fldChar w:fldCharType="separate"/>
-    </w:r>
-    <w:r>
-      <w:rPr>
-        <w:sz w:val="20"/>
-      </w:rPr>
-      <w:t>54</w:t>
+      <w:t>53</w:t>
     </w:r>
     <w:r>
       <w:rPr>

--- a/keidy/reportes/Informe_Pasantia_IUTECP_con_Cronogramas.docx
+++ b/keidy/reportes/Informe_Pasantia_IUTECP_con_Cronogramas.docx
@@ -3463,7 +3463,7 @@
           <w:i w:val="false"/>
           <w:sz w:val="24"/>
         </w:rPr>
-        <w:t>Lubricantes y Equipos Varyna, C.A. es una empresa venezolana fundada con la visión de responder a las crecientes demandas operativas e industriales del país. A lo largo de más de treinta y seis (36) años de trayectoria ininterrumpida, la organización se ha consolidado en el sector petrolero, industrial y de construcción, posicionándose como un aliado estratégico de alta confiabilidad en el mercado nacional gracias a su capacidad de respuesta y solvencia técnica.</w:t>
+        <w:t>Lubricantes y Equipos Varyna, C.A. es una empresa venezolana fundada con la visión de responder a las crecientes demandas operativas e industriales del país. A lo largo de quince (15) años de trayectoria ininterrumpida, la organización se ha consolidado en el sector petrolero, industrial y de construcción, posicionándose como un aliado estratégico de alta confiabilidad en el mercado nacional gracias a su capacidad de respuesta y solvencia técnica.</w:t>
       </w:r>
     </w:p>
     <w:p>

--- a/keidy/reportes/Informe_Pasantia_IUTECP_con_Cronogramas.docx
+++ b/keidy/reportes/Informe_Pasantia_IUTECP_con_Cronogramas.docx
@@ -1260,7 +1260,7 @@
       </w:r>
       <w:r>
         <w:rPr/>
-        <w:t>?</w:t>
+        <w:t>1</w:t>
       </w:r>
       <w:r>
         <w:rPr/>
@@ -1316,7 +1316,7 @@
       </w:r>
       <w:r>
         <w:rPr/>
-        <w:t>?</w:t>
+        <w:t>2</w:t>
       </w:r>
       <w:r>
         <w:rPr/>
@@ -1357,7 +1357,7 @@
       </w:r>
       <w:r>
         <w:rPr/>
-        <w:t>?</w:t>
+        <w:t>2</w:t>
       </w:r>
       <w:r>
         <w:rPr/>
@@ -1398,7 +1398,7 @@
       </w:r>
       <w:r>
         <w:rPr/>
-        <w:t>?</w:t>
+        <w:t>2</w:t>
       </w:r>
       <w:r>
         <w:rPr/>
@@ -1439,7 +1439,7 @@
       </w:r>
       <w:r>
         <w:rPr/>
-        <w:t>?</w:t>
+        <w:t>3</w:t>
       </w:r>
       <w:r>
         <w:rPr/>
@@ -1480,7 +1480,7 @@
       </w:r>
       <w:r>
         <w:rPr/>
-        <w:t>?</w:t>
+        <w:t>3</w:t>
       </w:r>
       <w:r>
         <w:rPr/>
@@ -1521,7 +1521,7 @@
       </w:r>
       <w:r>
         <w:rPr/>
-        <w:t>?</w:t>
+        <w:t>3</w:t>
       </w:r>
       <w:r>
         <w:rPr/>
@@ -1562,7 +1562,7 @@
       </w:r>
       <w:r>
         <w:rPr/>
-        <w:t>?</w:t>
+        <w:t>4</w:t>
       </w:r>
       <w:r>
         <w:rPr/>
@@ -1603,7 +1603,7 @@
       </w:r>
       <w:r>
         <w:rPr/>
-        <w:t>?</w:t>
+        <w:t>5</w:t>
       </w:r>
       <w:r>
         <w:rPr/>
@@ -1644,7 +1644,7 @@
       </w:r>
       <w:r>
         <w:rPr/>
-        <w:t>?</w:t>
+        <w:t>6</w:t>
       </w:r>
       <w:r>
         <w:rPr/>
@@ -1685,7 +1685,7 @@
       </w:r>
       <w:r>
         <w:rPr/>
-        <w:t>?</w:t>
+        <w:t>6</w:t>
       </w:r>
       <w:r>
         <w:rPr/>
@@ -1726,7 +1726,7 @@
       </w:r>
       <w:r>
         <w:rPr/>
-        <w:t>?</w:t>
+        <w:t>7</w:t>
       </w:r>
       <w:r>
         <w:rPr/>
@@ -1767,7 +1767,7 @@
       </w:r>
       <w:r>
         <w:rPr/>
-        <w:t>?</w:t>
+        <w:t>9</w:t>
       </w:r>
       <w:r>
         <w:rPr/>
@@ -1808,7 +1808,7 @@
       </w:r>
       <w:r>
         <w:rPr/>
-        <w:t>?</w:t>
+        <w:t>9</w:t>
       </w:r>
       <w:r>
         <w:rPr/>
@@ -1849,7 +1849,7 @@
       </w:r>
       <w:r>
         <w:rPr/>
-        <w:t>?</w:t>
+        <w:t>12</w:t>
       </w:r>
       <w:r>
         <w:rPr/>
@@ -1890,7 +1890,7 @@
       </w:r>
       <w:r>
         <w:rPr/>
-        <w:t>?</w:t>
+        <w:t>12</w:t>
       </w:r>
       <w:r>
         <w:rPr/>
@@ -1931,7 +1931,7 @@
       </w:r>
       <w:r>
         <w:rPr/>
-        <w:t>?</w:t>
+        <w:t>13</w:t>
       </w:r>
       <w:r>
         <w:rPr/>
@@ -1972,7 +1972,7 @@
       </w:r>
       <w:r>
         <w:rPr/>
-        <w:t>?</w:t>
+        <w:t>14</w:t>
       </w:r>
       <w:r>
         <w:rPr/>
@@ -2013,7 +2013,7 @@
       </w:r>
       <w:r>
         <w:rPr/>
-        <w:t>?</w:t>
+        <w:t>15</w:t>
       </w:r>
       <w:r>
         <w:rPr/>
@@ -2037,7 +2037,7 @@
           <w:b w:val="false"/>
           <w:sz w:val="24"/>
         </w:rPr>
-        <w:t>Bases teóricas referenciales</w:t>
+        <w:t>Conceptos disciplinares</w:t>
         <w:tab/>
       </w:r>
       <w:r>
@@ -2054,7 +2054,48 @@
       </w:r>
       <w:r>
         <w:rPr/>
-        <w:t>?</w:t>
+        <w:t>15</w:t>
+      </w:r>
+      <w:r>
+        <w:rPr/>
+        <w:fldChar w:fldCharType="end"/>
+      </w:r>
+    </w:p>
+    <w:p>
+      <w:pPr>
+        <w:pStyle w:val="Normal"/>
+        <w:keepLines/>
+        <w:tabs>
+          <w:tab w:val="clear" w:pos="720"/>
+          <w:tab w:val="right" w:pos="8271" w:leader="dot"/>
+        </w:tabs>
+        <w:spacing w:lineRule="auto" w:line="360" w:before="0" w:after="80"/>
+        <w:ind w:start="283"/>
+        <w:rPr/>
+      </w:pPr>
+      <w:r>
+        <w:rPr>
+          <w:b w:val="false"/>
+          <w:sz w:val="24"/>
+        </w:rPr>
+        <w:t>Bases legales</w:t>
+        <w:tab/>
+      </w:r>
+      <w:r>
+        <w:rPr/>
+        <w:fldChar w:fldCharType="begin"/>
+      </w:r>
+      <w:r>
+        <w:rPr/>
+        <w:instrText xml:space="preserve"> PAGEREF bm_cap3_legales \h </w:instrText>
+      </w:r>
+      <w:r>
+        <w:rPr/>
+        <w:fldChar w:fldCharType="separate"/>
+      </w:r>
+      <w:r>
+        <w:rPr/>
+        <w:t>20</w:t>
       </w:r>
       <w:r>
         <w:rPr/>
@@ -2095,7 +2136,7 @@
       </w:r>
       <w:r>
         <w:rPr/>
-        <w:t>?</w:t>
+        <w:t>23</w:t>
       </w:r>
       <w:r>
         <w:rPr/>
@@ -2136,7 +2177,7 @@
       </w:r>
       <w:r>
         <w:rPr/>
-        <w:t>?</w:t>
+        <w:t>23</w:t>
       </w:r>
       <w:r>
         <w:rPr/>
@@ -2177,7 +2218,7 @@
       </w:r>
       <w:r>
         <w:rPr/>
-        <w:t>?</w:t>
+        <w:t>27</w:t>
       </w:r>
       <w:r>
         <w:rPr/>
@@ -2218,7 +2259,7 @@
       </w:r>
       <w:r>
         <w:rPr/>
-        <w:t>?</w:t>
+        <w:t>27</w:t>
       </w:r>
       <w:r>
         <w:rPr/>
@@ -2259,7 +2300,7 @@
       </w:r>
       <w:r>
         <w:rPr/>
-        <w:t>?</w:t>
+        <w:t>28</w:t>
       </w:r>
       <w:r>
         <w:rPr/>
@@ -2300,7 +2341,7 @@
       </w:r>
       <w:r>
         <w:rPr/>
-        <w:t>?</w:t>
+        <w:t>29</w:t>
       </w:r>
       <w:r>
         <w:rPr/>
@@ -2353,7 +2394,7 @@
       </w:r>
       <w:r>
         <w:rPr/>
-        <w:t>?</w:t>
+        <w:t>30</w:t>
       </w:r>
       <w:r>
         <w:rPr/>
@@ -2446,7 +2487,7 @@
       </w:r>
       <w:r>
         <w:rPr/>
-        <w:t>?</w:t>
+        <w:t>6</w:t>
       </w:r>
       <w:r>
         <w:rPr/>
@@ -2489,7 +2530,7 @@
       </w:r>
       <w:r>
         <w:rPr/>
-        <w:t>?</w:t>
+        <w:t>13</w:t>
       </w:r>
       <w:r>
         <w:rPr/>
@@ -2544,7 +2585,7 @@
       </w:r>
       <w:r>
         <w:rPr/>
-        <w:t>?</w:t>
+        <w:t>14</w:t>
       </w:r>
       <w:r>
         <w:rPr/>
@@ -2637,7 +2678,7 @@
       </w:r>
       <w:r>
         <w:rPr/>
-        <w:t>?</w:t>
+        <w:t>5</w:t>
       </w:r>
       <w:r>
         <w:rPr/>
@@ -2680,7 +2721,7 @@
       </w:r>
       <w:r>
         <w:rPr/>
-        <w:t>?</w:t>
+        <w:t>5</w:t>
       </w:r>
       <w:r>
         <w:rPr/>
@@ -2723,7 +2764,7 @@
       </w:r>
       <w:r>
         <w:rPr/>
-        <w:t>?</w:t>
+        <w:t>7</w:t>
       </w:r>
       <w:r>
         <w:rPr/>
@@ -2778,7 +2819,7 @@
       </w:r>
       <w:r>
         <w:rPr/>
-        <w:t>?</w:t>
+        <w:t>12</w:t>
       </w:r>
       <w:r>
         <w:rPr/>
@@ -2871,7 +2912,7 @@
       </w:r>
       <w:r>
         <w:rPr/>
-        <w:t>?</w:t>
+        <w:t>31</w:t>
       </w:r>
       <w:r>
         <w:rPr/>
@@ -2914,7 +2955,7 @@
       </w:r>
       <w:r>
         <w:rPr/>
-        <w:t>?</w:t>
+        <w:t>32</w:t>
       </w:r>
       <w:r>
         <w:rPr/>
@@ -2957,7 +2998,7 @@
       </w:r>
       <w:r>
         <w:rPr/>
-        <w:t>?</w:t>
+        <w:t>33</w:t>
       </w:r>
       <w:r>
         <w:rPr/>
@@ -3000,7 +3041,7 @@
       </w:r>
       <w:r>
         <w:rPr/>
-        <w:t>?</w:t>
+        <w:t>34</w:t>
       </w:r>
       <w:r>
         <w:rPr/>
@@ -3055,7 +3096,7 @@
       </w:r>
       <w:r>
         <w:rPr/>
-        <w:t>?</w:t>
+        <w:t>35</w:t>
       </w:r>
       <w:r>
         <w:rPr/>
@@ -4123,10 +4164,10 @@
         <w:tblLook w:noHBand="0" w:noVBand="1" w:firstColumn="1" w:lastRow="0" w:lastColumn="0" w:firstRow="1" w:val="04a0"/>
       </w:tblPr>
       <w:tblGrid>
-        <w:gridCol w:w="1983"/>
+        <w:gridCol w:w="1982"/>
         <w:gridCol w:w="2886"/>
         <w:gridCol w:w="1134"/>
-        <w:gridCol w:w="1134"/>
+        <w:gridCol w:w="1135"/>
         <w:gridCol w:w="1135"/>
       </w:tblGrid>
       <w:tr>
@@ -4135,7 +4176,7 @@
         </w:trPr>
         <w:tc>
           <w:tcPr>
-            <w:tcW w:w="1983" w:type="dxa"/>
+            <w:tcW w:w="1982" w:type="dxa"/>
             <w:tcBorders/>
             <w:shd w:fill="D9E2F3" w:val="clear"/>
           </w:tcPr>
@@ -4143,6 +4184,7 @@
             <w:pPr>
               <w:pStyle w:val="Normal"/>
               <w:widowControl/>
+              <w:suppressAutoHyphens w:val="true"/>
               <w:spacing w:lineRule="auto" w:line="240" w:before="40" w:after="40"/>
               <w:jc w:val="center"/>
               <w:rPr>
@@ -4175,6 +4217,7 @@
             <w:pPr>
               <w:pStyle w:val="Normal"/>
               <w:widowControl/>
+              <w:suppressAutoHyphens w:val="true"/>
               <w:spacing w:lineRule="auto" w:line="240" w:before="40" w:after="40"/>
               <w:jc w:val="center"/>
               <w:rPr>
@@ -4207,6 +4250,7 @@
             <w:pPr>
               <w:pStyle w:val="Normal"/>
               <w:widowControl/>
+              <w:suppressAutoHyphens w:val="true"/>
               <w:spacing w:lineRule="auto" w:line="240" w:before="40" w:after="40"/>
               <w:jc w:val="center"/>
               <w:rPr>
@@ -4231,7 +4275,7 @@
         </w:tc>
         <w:tc>
           <w:tcPr>
-            <w:tcW w:w="1134" w:type="dxa"/>
+            <w:tcW w:w="1135" w:type="dxa"/>
             <w:tcBorders/>
             <w:shd w:fill="D9E2F3" w:val="clear"/>
           </w:tcPr>
@@ -4239,6 +4283,7 @@
             <w:pPr>
               <w:pStyle w:val="Normal"/>
               <w:widowControl/>
+              <w:suppressAutoHyphens w:val="true"/>
               <w:spacing w:lineRule="auto" w:line="240" w:before="40" w:after="40"/>
               <w:jc w:val="center"/>
               <w:rPr>
@@ -4271,6 +4316,7 @@
             <w:pPr>
               <w:pStyle w:val="Normal"/>
               <w:widowControl/>
+              <w:suppressAutoHyphens w:val="true"/>
               <w:spacing w:lineRule="auto" w:line="240" w:before="40" w:after="40"/>
               <w:jc w:val="center"/>
               <w:rPr>
@@ -4298,13 +4344,14 @@
         <w:trPr/>
         <w:tc>
           <w:tcPr>
-            <w:tcW w:w="1983" w:type="dxa"/>
+            <w:tcW w:w="1982" w:type="dxa"/>
             <w:tcBorders/>
           </w:tcPr>
           <w:p>
             <w:pPr>
               <w:pStyle w:val="Normal"/>
               <w:widowControl/>
+              <w:suppressAutoHyphens w:val="true"/>
               <w:spacing w:lineRule="auto" w:line="240" w:before="40" w:after="40"/>
               <w:jc w:val="start"/>
               <w:rPr>
@@ -4335,6 +4382,7 @@
             <w:pPr>
               <w:pStyle w:val="Normal"/>
               <w:widowControl/>
+              <w:suppressAutoHyphens w:val="true"/>
               <w:spacing w:lineRule="auto" w:line="240" w:before="40" w:after="40"/>
               <w:jc w:val="start"/>
               <w:rPr>
@@ -4365,6 +4413,7 @@
             <w:pPr>
               <w:pStyle w:val="Normal"/>
               <w:widowControl/>
+              <w:suppressAutoHyphens w:val="true"/>
               <w:spacing w:lineRule="auto" w:line="240" w:before="40" w:after="40"/>
               <w:jc w:val="center"/>
               <w:rPr>
@@ -4388,13 +4437,14 @@
         </w:tc>
         <w:tc>
           <w:tcPr>
-            <w:tcW w:w="1134" w:type="dxa"/>
+            <w:tcW w:w="1135" w:type="dxa"/>
             <w:tcBorders/>
           </w:tcPr>
           <w:p>
             <w:pPr>
               <w:pStyle w:val="Normal"/>
               <w:widowControl/>
+              <w:suppressAutoHyphens w:val="true"/>
               <w:spacing w:lineRule="auto" w:line="240" w:before="40" w:after="40"/>
               <w:jc w:val="center"/>
               <w:rPr>
@@ -4425,6 +4475,7 @@
             <w:pPr>
               <w:pStyle w:val="Normal"/>
               <w:widowControl/>
+              <w:suppressAutoHyphens w:val="true"/>
               <w:spacing w:lineRule="auto" w:line="240" w:before="40" w:after="40"/>
               <w:jc w:val="center"/>
               <w:rPr>
@@ -4451,13 +4502,14 @@
         <w:trPr/>
         <w:tc>
           <w:tcPr>
-            <w:tcW w:w="1983" w:type="dxa"/>
+            <w:tcW w:w="1982" w:type="dxa"/>
             <w:tcBorders/>
           </w:tcPr>
           <w:p>
             <w:pPr>
               <w:pStyle w:val="Normal"/>
               <w:widowControl/>
+              <w:suppressAutoHyphens w:val="true"/>
               <w:spacing w:lineRule="auto" w:line="240" w:before="40" w:after="40"/>
               <w:jc w:val="start"/>
               <w:rPr>
@@ -4488,6 +4540,7 @@
             <w:pPr>
               <w:pStyle w:val="Normal"/>
               <w:widowControl/>
+              <w:suppressAutoHyphens w:val="true"/>
               <w:spacing w:lineRule="auto" w:line="240" w:before="40" w:after="40"/>
               <w:jc w:val="start"/>
               <w:rPr>
@@ -4518,6 +4571,7 @@
             <w:pPr>
               <w:pStyle w:val="Normal"/>
               <w:widowControl/>
+              <w:suppressAutoHyphens w:val="true"/>
               <w:spacing w:lineRule="auto" w:line="240" w:before="40" w:after="40"/>
               <w:jc w:val="center"/>
               <w:rPr>
@@ -4541,13 +4595,14 @@
         </w:tc>
         <w:tc>
           <w:tcPr>
-            <w:tcW w:w="1134" w:type="dxa"/>
+            <w:tcW w:w="1135" w:type="dxa"/>
             <w:tcBorders/>
           </w:tcPr>
           <w:p>
             <w:pPr>
               <w:pStyle w:val="Normal"/>
               <w:widowControl/>
+              <w:suppressAutoHyphens w:val="true"/>
               <w:spacing w:lineRule="auto" w:line="240" w:before="40" w:after="40"/>
               <w:jc w:val="center"/>
               <w:rPr>
@@ -4578,6 +4633,7 @@
             <w:pPr>
               <w:pStyle w:val="Normal"/>
               <w:widowControl/>
+              <w:suppressAutoHyphens w:val="true"/>
               <w:spacing w:lineRule="auto" w:line="240" w:before="40" w:after="40"/>
               <w:jc w:val="center"/>
               <w:rPr>
@@ -4604,13 +4660,14 @@
         <w:trPr/>
         <w:tc>
           <w:tcPr>
-            <w:tcW w:w="1983" w:type="dxa"/>
+            <w:tcW w:w="1982" w:type="dxa"/>
             <w:tcBorders/>
           </w:tcPr>
           <w:p>
             <w:pPr>
               <w:pStyle w:val="Normal"/>
               <w:widowControl/>
+              <w:suppressAutoHyphens w:val="true"/>
               <w:spacing w:lineRule="auto" w:line="240" w:before="40" w:after="40"/>
               <w:jc w:val="start"/>
               <w:rPr>
@@ -4641,6 +4698,7 @@
             <w:pPr>
               <w:pStyle w:val="Normal"/>
               <w:widowControl/>
+              <w:suppressAutoHyphens w:val="true"/>
               <w:spacing w:lineRule="auto" w:line="240" w:before="40" w:after="40"/>
               <w:jc w:val="start"/>
               <w:rPr>
@@ -4671,6 +4729,7 @@
             <w:pPr>
               <w:pStyle w:val="Normal"/>
               <w:widowControl/>
+              <w:suppressAutoHyphens w:val="true"/>
               <w:spacing w:lineRule="auto" w:line="240" w:before="40" w:after="40"/>
               <w:jc w:val="center"/>
               <w:rPr>
@@ -4694,13 +4753,14 @@
         </w:tc>
         <w:tc>
           <w:tcPr>
-            <w:tcW w:w="1134" w:type="dxa"/>
+            <w:tcW w:w="1135" w:type="dxa"/>
             <w:tcBorders/>
           </w:tcPr>
           <w:p>
             <w:pPr>
               <w:pStyle w:val="Normal"/>
               <w:widowControl/>
+              <w:suppressAutoHyphens w:val="true"/>
               <w:spacing w:lineRule="auto" w:line="240" w:before="40" w:after="40"/>
               <w:jc w:val="center"/>
               <w:rPr>
@@ -4731,6 +4791,7 @@
             <w:pPr>
               <w:pStyle w:val="Normal"/>
               <w:widowControl/>
+              <w:suppressAutoHyphens w:val="true"/>
               <w:spacing w:lineRule="auto" w:line="240" w:before="40" w:after="40"/>
               <w:jc w:val="center"/>
               <w:rPr>
@@ -4757,13 +4818,14 @@
         <w:trPr/>
         <w:tc>
           <w:tcPr>
-            <w:tcW w:w="1983" w:type="dxa"/>
+            <w:tcW w:w="1982" w:type="dxa"/>
             <w:tcBorders/>
           </w:tcPr>
           <w:p>
             <w:pPr>
               <w:pStyle w:val="Normal"/>
               <w:widowControl/>
+              <w:suppressAutoHyphens w:val="true"/>
               <w:spacing w:lineRule="auto" w:line="240" w:before="40" w:after="40"/>
               <w:jc w:val="start"/>
               <w:rPr>
@@ -4794,6 +4856,7 @@
             <w:pPr>
               <w:pStyle w:val="Normal"/>
               <w:widowControl/>
+              <w:suppressAutoHyphens w:val="true"/>
               <w:spacing w:lineRule="auto" w:line="240" w:before="40" w:after="40"/>
               <w:jc w:val="start"/>
               <w:rPr>
@@ -4824,6 +4887,7 @@
             <w:pPr>
               <w:pStyle w:val="Normal"/>
               <w:widowControl/>
+              <w:suppressAutoHyphens w:val="true"/>
               <w:spacing w:lineRule="auto" w:line="240" w:before="40" w:after="40"/>
               <w:jc w:val="center"/>
               <w:rPr>
@@ -4847,13 +4911,14 @@
         </w:tc>
         <w:tc>
           <w:tcPr>
-            <w:tcW w:w="1134" w:type="dxa"/>
+            <w:tcW w:w="1135" w:type="dxa"/>
             <w:tcBorders/>
           </w:tcPr>
           <w:p>
             <w:pPr>
               <w:pStyle w:val="Normal"/>
               <w:widowControl/>
+              <w:suppressAutoHyphens w:val="true"/>
               <w:spacing w:lineRule="auto" w:line="240" w:before="40" w:after="40"/>
               <w:jc w:val="center"/>
               <w:rPr>
@@ -4884,6 +4949,7 @@
             <w:pPr>
               <w:pStyle w:val="Normal"/>
               <w:widowControl/>
+              <w:suppressAutoHyphens w:val="true"/>
               <w:spacing w:lineRule="auto" w:line="240" w:before="40" w:after="40"/>
               <w:jc w:val="center"/>
               <w:rPr>
@@ -4910,13 +4976,14 @@
         <w:trPr/>
         <w:tc>
           <w:tcPr>
-            <w:tcW w:w="1983" w:type="dxa"/>
+            <w:tcW w:w="1982" w:type="dxa"/>
             <w:tcBorders/>
           </w:tcPr>
           <w:p>
             <w:pPr>
               <w:pStyle w:val="Normal"/>
               <w:widowControl/>
+              <w:suppressAutoHyphens w:val="true"/>
               <w:spacing w:lineRule="auto" w:line="240" w:before="40" w:after="40"/>
               <w:jc w:val="start"/>
               <w:rPr>
@@ -4945,6 +5012,7 @@
             <w:pPr>
               <w:pStyle w:val="Normal"/>
               <w:widowControl/>
+              <w:suppressAutoHyphens w:val="true"/>
               <w:spacing w:lineRule="auto" w:line="240" w:before="40" w:after="40"/>
               <w:jc w:val="start"/>
               <w:rPr>
@@ -4975,6 +5043,7 @@
             <w:pPr>
               <w:pStyle w:val="Normal"/>
               <w:widowControl/>
+              <w:suppressAutoHyphens w:val="true"/>
               <w:spacing w:lineRule="auto" w:line="240" w:before="40" w:after="40"/>
               <w:jc w:val="center"/>
               <w:rPr>
@@ -4998,13 +5067,14 @@
         </w:tc>
         <w:tc>
           <w:tcPr>
-            <w:tcW w:w="1134" w:type="dxa"/>
+            <w:tcW w:w="1135" w:type="dxa"/>
             <w:tcBorders/>
           </w:tcPr>
           <w:p>
             <w:pPr>
               <w:pStyle w:val="Normal"/>
               <w:widowControl/>
+              <w:suppressAutoHyphens w:val="true"/>
               <w:spacing w:lineRule="auto" w:line="240" w:before="40" w:after="40"/>
               <w:jc w:val="center"/>
               <w:rPr>
@@ -5035,6 +5105,7 @@
             <w:pPr>
               <w:pStyle w:val="Normal"/>
               <w:widowControl/>
+              <w:suppressAutoHyphens w:val="true"/>
               <w:spacing w:lineRule="auto" w:line="240" w:before="40" w:after="40"/>
               <w:jc w:val="center"/>
               <w:rPr>
@@ -5061,13 +5132,14 @@
         <w:trPr/>
         <w:tc>
           <w:tcPr>
-            <w:tcW w:w="1983" w:type="dxa"/>
+            <w:tcW w:w="1982" w:type="dxa"/>
             <w:tcBorders/>
           </w:tcPr>
           <w:p>
             <w:pPr>
               <w:pStyle w:val="Normal"/>
               <w:widowControl/>
+              <w:suppressAutoHyphens w:val="true"/>
               <w:spacing w:lineRule="auto" w:line="240" w:before="40" w:after="40"/>
               <w:jc w:val="start"/>
               <w:rPr>
@@ -5096,6 +5168,7 @@
             <w:pPr>
               <w:pStyle w:val="Normal"/>
               <w:widowControl/>
+              <w:suppressAutoHyphens w:val="true"/>
               <w:spacing w:lineRule="auto" w:line="240" w:before="40" w:after="40"/>
               <w:jc w:val="start"/>
               <w:rPr>
@@ -5126,6 +5199,7 @@
             <w:pPr>
               <w:pStyle w:val="Normal"/>
               <w:widowControl/>
+              <w:suppressAutoHyphens w:val="true"/>
               <w:spacing w:lineRule="auto" w:line="240" w:before="40" w:after="40"/>
               <w:jc w:val="center"/>
               <w:rPr>
@@ -5149,13 +5223,14 @@
         </w:tc>
         <w:tc>
           <w:tcPr>
-            <w:tcW w:w="1134" w:type="dxa"/>
+            <w:tcW w:w="1135" w:type="dxa"/>
             <w:tcBorders/>
           </w:tcPr>
           <w:p>
             <w:pPr>
               <w:pStyle w:val="Normal"/>
               <w:widowControl/>
+              <w:suppressAutoHyphens w:val="true"/>
               <w:spacing w:lineRule="auto" w:line="240" w:before="40" w:after="40"/>
               <w:jc w:val="center"/>
               <w:rPr>
@@ -5186,6 +5261,7 @@
             <w:pPr>
               <w:pStyle w:val="Normal"/>
               <w:widowControl/>
+              <w:suppressAutoHyphens w:val="true"/>
               <w:spacing w:lineRule="auto" w:line="240" w:before="40" w:after="40"/>
               <w:jc w:val="center"/>
               <w:rPr>
@@ -5212,13 +5288,14 @@
         <w:trPr/>
         <w:tc>
           <w:tcPr>
-            <w:tcW w:w="1983" w:type="dxa"/>
+            <w:tcW w:w="1982" w:type="dxa"/>
             <w:tcBorders/>
           </w:tcPr>
           <w:p>
             <w:pPr>
               <w:pStyle w:val="Normal"/>
               <w:widowControl/>
+              <w:suppressAutoHyphens w:val="true"/>
               <w:spacing w:lineRule="auto" w:line="240" w:before="40" w:after="40"/>
               <w:jc w:val="start"/>
               <w:rPr>
@@ -5249,6 +5326,7 @@
             <w:pPr>
               <w:pStyle w:val="Normal"/>
               <w:widowControl/>
+              <w:suppressAutoHyphens w:val="true"/>
               <w:spacing w:lineRule="auto" w:line="240" w:before="40" w:after="40"/>
               <w:jc w:val="start"/>
               <w:rPr>
@@ -5279,6 +5357,7 @@
             <w:pPr>
               <w:pStyle w:val="Normal"/>
               <w:widowControl/>
+              <w:suppressAutoHyphens w:val="true"/>
               <w:spacing w:lineRule="auto" w:line="240" w:before="40" w:after="40"/>
               <w:jc w:val="center"/>
               <w:rPr>
@@ -5302,13 +5381,14 @@
         </w:tc>
         <w:tc>
           <w:tcPr>
-            <w:tcW w:w="1134" w:type="dxa"/>
+            <w:tcW w:w="1135" w:type="dxa"/>
             <w:tcBorders/>
           </w:tcPr>
           <w:p>
             <w:pPr>
               <w:pStyle w:val="Normal"/>
               <w:widowControl/>
+              <w:suppressAutoHyphens w:val="true"/>
               <w:spacing w:lineRule="auto" w:line="240" w:before="40" w:after="40"/>
               <w:jc w:val="center"/>
               <w:rPr>
@@ -5339,6 +5419,7 @@
             <w:pPr>
               <w:pStyle w:val="Normal"/>
               <w:widowControl/>
+              <w:suppressAutoHyphens w:val="true"/>
               <w:spacing w:lineRule="auto" w:line="240" w:before="40" w:after="40"/>
               <w:jc w:val="center"/>
               <w:rPr>
@@ -5365,13 +5446,14 @@
         <w:trPr/>
         <w:tc>
           <w:tcPr>
-            <w:tcW w:w="1983" w:type="dxa"/>
+            <w:tcW w:w="1982" w:type="dxa"/>
             <w:tcBorders/>
           </w:tcPr>
           <w:p>
             <w:pPr>
               <w:pStyle w:val="Normal"/>
               <w:widowControl/>
+              <w:suppressAutoHyphens w:val="true"/>
               <w:spacing w:lineRule="auto" w:line="240" w:before="40" w:after="40"/>
               <w:jc w:val="start"/>
               <w:rPr>
@@ -5402,6 +5484,7 @@
             <w:pPr>
               <w:pStyle w:val="Normal"/>
               <w:widowControl/>
+              <w:suppressAutoHyphens w:val="true"/>
               <w:spacing w:lineRule="auto" w:line="240" w:before="40" w:after="40"/>
               <w:jc w:val="start"/>
               <w:rPr>
@@ -5432,6 +5515,7 @@
             <w:pPr>
               <w:pStyle w:val="Normal"/>
               <w:widowControl/>
+              <w:suppressAutoHyphens w:val="true"/>
               <w:spacing w:lineRule="auto" w:line="240" w:before="40" w:after="40"/>
               <w:jc w:val="center"/>
               <w:rPr>
@@ -5455,13 +5539,14 @@
         </w:tc>
         <w:tc>
           <w:tcPr>
-            <w:tcW w:w="1134" w:type="dxa"/>
+            <w:tcW w:w="1135" w:type="dxa"/>
             <w:tcBorders/>
           </w:tcPr>
           <w:p>
             <w:pPr>
               <w:pStyle w:val="Normal"/>
               <w:widowControl/>
+              <w:suppressAutoHyphens w:val="true"/>
               <w:spacing w:lineRule="auto" w:line="240" w:before="40" w:after="40"/>
               <w:jc w:val="center"/>
               <w:rPr>
@@ -5492,6 +5577,7 @@
             <w:pPr>
               <w:pStyle w:val="Normal"/>
               <w:widowControl/>
+              <w:suppressAutoHyphens w:val="true"/>
               <w:spacing w:lineRule="auto" w:line="240" w:before="40" w:after="40"/>
               <w:jc w:val="center"/>
               <w:rPr>
@@ -5518,13 +5604,14 @@
         <w:trPr/>
         <w:tc>
           <w:tcPr>
-            <w:tcW w:w="1983" w:type="dxa"/>
+            <w:tcW w:w="1982" w:type="dxa"/>
             <w:tcBorders/>
           </w:tcPr>
           <w:p>
             <w:pPr>
               <w:pStyle w:val="Normal"/>
               <w:widowControl/>
+              <w:suppressAutoHyphens w:val="true"/>
               <w:spacing w:lineRule="auto" w:line="240" w:before="40" w:after="40"/>
               <w:jc w:val="start"/>
               <w:rPr>
@@ -5555,6 +5642,7 @@
             <w:pPr>
               <w:pStyle w:val="Normal"/>
               <w:widowControl/>
+              <w:suppressAutoHyphens w:val="true"/>
               <w:spacing w:lineRule="auto" w:line="240" w:before="40" w:after="40"/>
               <w:jc w:val="start"/>
               <w:rPr>
@@ -5585,6 +5673,7 @@
             <w:pPr>
               <w:pStyle w:val="Normal"/>
               <w:widowControl/>
+              <w:suppressAutoHyphens w:val="true"/>
               <w:spacing w:lineRule="auto" w:line="240" w:before="40" w:after="40"/>
               <w:jc w:val="center"/>
               <w:rPr>
@@ -5608,13 +5697,14 @@
         </w:tc>
         <w:tc>
           <w:tcPr>
-            <w:tcW w:w="1134" w:type="dxa"/>
+            <w:tcW w:w="1135" w:type="dxa"/>
             <w:tcBorders/>
           </w:tcPr>
           <w:p>
             <w:pPr>
               <w:pStyle w:val="Normal"/>
               <w:widowControl/>
+              <w:suppressAutoHyphens w:val="true"/>
               <w:spacing w:lineRule="auto" w:line="240" w:before="40" w:after="40"/>
               <w:jc w:val="center"/>
               <w:rPr>
@@ -5645,6 +5735,7 @@
             <w:pPr>
               <w:pStyle w:val="Normal"/>
               <w:widowControl/>
+              <w:suppressAutoHyphens w:val="true"/>
               <w:spacing w:lineRule="auto" w:line="240" w:before="40" w:after="40"/>
               <w:jc w:val="center"/>
               <w:rPr>
@@ -5671,13 +5762,14 @@
         <w:trPr/>
         <w:tc>
           <w:tcPr>
-            <w:tcW w:w="1983" w:type="dxa"/>
+            <w:tcW w:w="1982" w:type="dxa"/>
             <w:tcBorders/>
           </w:tcPr>
           <w:p>
             <w:pPr>
               <w:pStyle w:val="Normal"/>
               <w:widowControl/>
+              <w:suppressAutoHyphens w:val="true"/>
               <w:spacing w:lineRule="auto" w:line="240" w:before="40" w:after="40"/>
               <w:jc w:val="start"/>
               <w:rPr>
@@ -5706,6 +5798,7 @@
             <w:pPr>
               <w:pStyle w:val="Normal"/>
               <w:widowControl/>
+              <w:suppressAutoHyphens w:val="true"/>
               <w:spacing w:lineRule="auto" w:line="240" w:before="40" w:after="40"/>
               <w:jc w:val="start"/>
               <w:rPr>
@@ -5736,6 +5829,7 @@
             <w:pPr>
               <w:pStyle w:val="Normal"/>
               <w:widowControl/>
+              <w:suppressAutoHyphens w:val="true"/>
               <w:spacing w:lineRule="auto" w:line="240" w:before="40" w:after="40"/>
               <w:jc w:val="center"/>
               <w:rPr>
@@ -5759,13 +5853,14 @@
         </w:tc>
         <w:tc>
           <w:tcPr>
-            <w:tcW w:w="1134" w:type="dxa"/>
+            <w:tcW w:w="1135" w:type="dxa"/>
             <w:tcBorders/>
           </w:tcPr>
           <w:p>
             <w:pPr>
               <w:pStyle w:val="Normal"/>
               <w:widowControl/>
+              <w:suppressAutoHyphens w:val="true"/>
               <w:spacing w:lineRule="auto" w:line="240" w:before="40" w:after="40"/>
               <w:jc w:val="center"/>
               <w:rPr>
@@ -5796,6 +5891,7 @@
             <w:pPr>
               <w:pStyle w:val="Normal"/>
               <w:widowControl/>
+              <w:suppressAutoHyphens w:val="true"/>
               <w:spacing w:lineRule="auto" w:line="240" w:before="40" w:after="40"/>
               <w:jc w:val="center"/>
               <w:rPr>
@@ -5822,13 +5918,14 @@
         <w:trPr/>
         <w:tc>
           <w:tcPr>
-            <w:tcW w:w="1983" w:type="dxa"/>
+            <w:tcW w:w="1982" w:type="dxa"/>
             <w:tcBorders/>
           </w:tcPr>
           <w:p>
             <w:pPr>
               <w:pStyle w:val="Normal"/>
               <w:widowControl/>
+              <w:suppressAutoHyphens w:val="true"/>
               <w:spacing w:lineRule="auto" w:line="240" w:before="40" w:after="40"/>
               <w:jc w:val="start"/>
               <w:rPr>
@@ -5859,6 +5956,7 @@
             <w:pPr>
               <w:pStyle w:val="Normal"/>
               <w:widowControl/>
+              <w:suppressAutoHyphens w:val="true"/>
               <w:spacing w:lineRule="auto" w:line="240" w:before="40" w:after="40"/>
               <w:jc w:val="start"/>
               <w:rPr>
@@ -5889,6 +5987,7 @@
             <w:pPr>
               <w:pStyle w:val="Normal"/>
               <w:widowControl/>
+              <w:suppressAutoHyphens w:val="true"/>
               <w:spacing w:lineRule="auto" w:line="240" w:before="40" w:after="40"/>
               <w:jc w:val="center"/>
               <w:rPr>
@@ -5912,13 +6011,14 @@
         </w:tc>
         <w:tc>
           <w:tcPr>
-            <w:tcW w:w="1134" w:type="dxa"/>
+            <w:tcW w:w="1135" w:type="dxa"/>
             <w:tcBorders/>
           </w:tcPr>
           <w:p>
             <w:pPr>
               <w:pStyle w:val="Normal"/>
               <w:widowControl/>
+              <w:suppressAutoHyphens w:val="true"/>
               <w:spacing w:lineRule="auto" w:line="240" w:before="40" w:after="40"/>
               <w:jc w:val="center"/>
               <w:rPr>
@@ -5949,6 +6049,7 @@
             <w:pPr>
               <w:pStyle w:val="Normal"/>
               <w:widowControl/>
+              <w:suppressAutoHyphens w:val="true"/>
               <w:spacing w:lineRule="auto" w:line="240" w:before="40" w:after="40"/>
               <w:jc w:val="center"/>
               <w:rPr>
@@ -5975,13 +6076,14 @@
         <w:trPr/>
         <w:tc>
           <w:tcPr>
-            <w:tcW w:w="1983" w:type="dxa"/>
+            <w:tcW w:w="1982" w:type="dxa"/>
             <w:tcBorders/>
           </w:tcPr>
           <w:p>
             <w:pPr>
               <w:pStyle w:val="Normal"/>
               <w:widowControl/>
+              <w:suppressAutoHyphens w:val="true"/>
               <w:spacing w:lineRule="auto" w:line="240" w:before="40" w:after="40"/>
               <w:jc w:val="start"/>
               <w:rPr>
@@ -6010,6 +6112,7 @@
             <w:pPr>
               <w:pStyle w:val="Normal"/>
               <w:widowControl/>
+              <w:suppressAutoHyphens w:val="true"/>
               <w:spacing w:lineRule="auto" w:line="240" w:before="40" w:after="40"/>
               <w:jc w:val="start"/>
               <w:rPr>
@@ -6040,6 +6143,7 @@
             <w:pPr>
               <w:pStyle w:val="Normal"/>
               <w:widowControl/>
+              <w:suppressAutoHyphens w:val="true"/>
               <w:spacing w:lineRule="auto" w:line="240" w:before="40" w:after="40"/>
               <w:jc w:val="center"/>
               <w:rPr>
@@ -6063,13 +6167,14 @@
         </w:tc>
         <w:tc>
           <w:tcPr>
-            <w:tcW w:w="1134" w:type="dxa"/>
+            <w:tcW w:w="1135" w:type="dxa"/>
             <w:tcBorders/>
           </w:tcPr>
           <w:p>
             <w:pPr>
               <w:pStyle w:val="Normal"/>
               <w:widowControl/>
+              <w:suppressAutoHyphens w:val="true"/>
               <w:spacing w:lineRule="auto" w:line="240" w:before="40" w:after="40"/>
               <w:jc w:val="center"/>
               <w:rPr>
@@ -6100,6 +6205,7 @@
             <w:pPr>
               <w:pStyle w:val="Normal"/>
               <w:widowControl/>
+              <w:suppressAutoHyphens w:val="true"/>
               <w:spacing w:lineRule="auto" w:line="240" w:before="40" w:after="40"/>
               <w:jc w:val="center"/>
               <w:rPr>
@@ -6126,13 +6232,14 @@
         <w:trPr/>
         <w:tc>
           <w:tcPr>
-            <w:tcW w:w="1983" w:type="dxa"/>
+            <w:tcW w:w="1982" w:type="dxa"/>
             <w:tcBorders/>
           </w:tcPr>
           <w:p>
             <w:pPr>
               <w:pStyle w:val="Normal"/>
               <w:widowControl/>
+              <w:suppressAutoHyphens w:val="true"/>
               <w:spacing w:lineRule="auto" w:line="240" w:before="40" w:after="40"/>
               <w:jc w:val="start"/>
               <w:rPr>
@@ -6161,6 +6268,7 @@
             <w:pPr>
               <w:pStyle w:val="Normal"/>
               <w:widowControl/>
+              <w:suppressAutoHyphens w:val="true"/>
               <w:spacing w:lineRule="auto" w:line="240" w:before="40" w:after="40"/>
               <w:jc w:val="start"/>
               <w:rPr>
@@ -6191,6 +6299,7 @@
             <w:pPr>
               <w:pStyle w:val="Normal"/>
               <w:widowControl/>
+              <w:suppressAutoHyphens w:val="true"/>
               <w:spacing w:lineRule="auto" w:line="240" w:before="40" w:after="40"/>
               <w:jc w:val="center"/>
               <w:rPr>
@@ -6214,13 +6323,14 @@
         </w:tc>
         <w:tc>
           <w:tcPr>
-            <w:tcW w:w="1134" w:type="dxa"/>
+            <w:tcW w:w="1135" w:type="dxa"/>
             <w:tcBorders/>
           </w:tcPr>
           <w:p>
             <w:pPr>
               <w:pStyle w:val="Normal"/>
               <w:widowControl/>
+              <w:suppressAutoHyphens w:val="true"/>
               <w:spacing w:lineRule="auto" w:line="240" w:before="40" w:after="40"/>
               <w:jc w:val="center"/>
               <w:rPr>
@@ -6251,6 +6361,7 @@
             <w:pPr>
               <w:pStyle w:val="Normal"/>
               <w:widowControl/>
+              <w:suppressAutoHyphens w:val="true"/>
               <w:spacing w:lineRule="auto" w:line="240" w:before="40" w:after="40"/>
               <w:jc w:val="center"/>
               <w:rPr>
@@ -6277,13 +6388,14 @@
         <w:trPr/>
         <w:tc>
           <w:tcPr>
-            <w:tcW w:w="1983" w:type="dxa"/>
+            <w:tcW w:w="1982" w:type="dxa"/>
             <w:tcBorders/>
           </w:tcPr>
           <w:p>
             <w:pPr>
               <w:pStyle w:val="Normal"/>
               <w:widowControl/>
+              <w:suppressAutoHyphens w:val="true"/>
               <w:spacing w:lineRule="auto" w:line="240" w:before="40" w:after="40"/>
               <w:jc w:val="start"/>
               <w:rPr>
@@ -6314,6 +6426,7 @@
             <w:pPr>
               <w:pStyle w:val="Normal"/>
               <w:widowControl/>
+              <w:suppressAutoHyphens w:val="true"/>
               <w:spacing w:lineRule="auto" w:line="240" w:before="40" w:after="40"/>
               <w:jc w:val="start"/>
               <w:rPr>
@@ -6342,6 +6455,7 @@
             <w:pPr>
               <w:pStyle w:val="Normal"/>
               <w:widowControl/>
+              <w:suppressAutoHyphens w:val="true"/>
               <w:spacing w:lineRule="auto" w:line="240" w:before="40" w:after="40"/>
               <w:jc w:val="center"/>
               <w:rPr>
@@ -6365,13 +6479,14 @@
         </w:tc>
         <w:tc>
           <w:tcPr>
-            <w:tcW w:w="1134" w:type="dxa"/>
+            <w:tcW w:w="1135" w:type="dxa"/>
             <w:tcBorders/>
           </w:tcPr>
           <w:p>
             <w:pPr>
               <w:pStyle w:val="Normal"/>
               <w:widowControl/>
+              <w:suppressAutoHyphens w:val="true"/>
               <w:spacing w:lineRule="auto" w:line="240" w:before="40" w:after="40"/>
               <w:jc w:val="center"/>
               <w:rPr>
@@ -6402,6 +6517,7 @@
             <w:pPr>
               <w:pStyle w:val="Normal"/>
               <w:widowControl/>
+              <w:suppressAutoHyphens w:val="true"/>
               <w:spacing w:lineRule="auto" w:line="240" w:before="40" w:after="40"/>
               <w:jc w:val="center"/>
               <w:rPr>
@@ -6892,6 +7008,12 @@
         </w:rPr>
         <w:t>Para organizar las causas de la problemática se utilizó el diagrama de causa-efecto o diagrama de Ishikawa, complementado con observación directa del flujo de procura, entrevistas estructuradas al personal y revisión de expedientes de compras. La técnica permitió agrupar factores asociados a procedimientos, responsabilidades, documentación y seguimiento, facilitando la identificación de los puntos que debían atenderse en la propuesta. La representación gráfica de esta técnica se presenta a continuación.</w:t>
       </w:r>
+      <w:r>
+        <w:rPr>
+          <w:sz w:val="24"/>
+        </w:rPr>
+        <w:t xml:space="preserve"> A partir de la situación descrita, se formula la siguiente interrogante: ¿Cómo puede formularse una propuesta de simplificación administrativa del proceso de procura en el Departamento Administrativo de Lubricantes y Equipos Varyna, C.A., que reduzca la dispersión procedimental y fortalezca el seguimiento de las adquisiciones?</w:t>
+      </w:r>
     </w:p>
     <w:p>
       <w:pPr>
@@ -7001,39 +7123,6 @@
         <w:jc w:val="start"/>
         <w:rPr/>
       </w:pPr>
-      <w:r>
-        <w:rPr>
-          <w:b/>
-          <w:sz w:val="24"/>
-        </w:rPr>
-        <w:t>Interrogante orientadora</w:t>
-      </w:r>
-    </w:p>
-    <w:p>
-      <w:pPr>
-        <w:pStyle w:val="Normal"/>
-        <w:spacing w:lineRule="auto" w:line="360" w:before="0" w:after="0"/>
-        <w:ind w:firstLine="709"/>
-        <w:jc w:val="both"/>
-        <w:rPr/>
-      </w:pPr>
-      <w:r>
-        <w:rPr>
-          <w:i w:val="false"/>
-          <w:sz w:val="24"/>
-        </w:rPr>
-        <w:t>¿Cómo puede formularse una propuesta de simplificación administrativa del proceso de procura en el Departamento Administrativo de Lubricantes y Equipos Varyna, C.A., que reduzca la dispersión procedimental y fortalezca el seguimiento de las adquisiciones?</w:t>
-      </w:r>
-    </w:p>
-    <w:p>
-      <w:pPr>
-        <w:pStyle w:val="IUTECPTtulo2"/>
-        <w:keepNext w:val="true"/>
-        <w:keepLines/>
-        <w:spacing w:lineRule="auto" w:line="360" w:before="480" w:after="480"/>
-        <w:jc w:val="start"/>
-        <w:rPr/>
-      </w:pPr>
       <w:bookmarkStart w:id="29" w:name="bm_cap2_objg"/>
       <w:r>
         <w:rPr>
@@ -7222,6 +7311,7 @@
             <w:pPr>
               <w:pStyle w:val="Normal"/>
               <w:widowControl/>
+              <w:suppressAutoHyphens w:val="true"/>
               <w:spacing w:lineRule="auto" w:line="240" w:before="20" w:after="20"/>
               <w:jc w:val="center"/>
               <w:rPr>
@@ -7255,6 +7345,7 @@
             <w:pPr>
               <w:pStyle w:val="Normal"/>
               <w:widowControl/>
+              <w:suppressAutoHyphens w:val="true"/>
               <w:spacing w:lineRule="auto" w:line="240" w:before="20" w:after="20"/>
               <w:jc w:val="center"/>
               <w:rPr>
@@ -7288,6 +7379,7 @@
             <w:pPr>
               <w:pStyle w:val="Normal"/>
               <w:widowControl/>
+              <w:suppressAutoHyphens w:val="true"/>
               <w:spacing w:lineRule="auto" w:line="240" w:before="20" w:after="20"/>
               <w:jc w:val="center"/>
               <w:rPr>
@@ -7321,6 +7413,7 @@
             <w:pPr>
               <w:pStyle w:val="Normal"/>
               <w:widowControl/>
+              <w:suppressAutoHyphens w:val="true"/>
               <w:spacing w:lineRule="auto" w:line="240" w:before="20" w:after="20"/>
               <w:jc w:val="center"/>
               <w:rPr>
@@ -7354,6 +7447,7 @@
             <w:pPr>
               <w:pStyle w:val="Normal"/>
               <w:widowControl/>
+              <w:suppressAutoHyphens w:val="true"/>
               <w:spacing w:lineRule="auto" w:line="240" w:before="20" w:after="20"/>
               <w:jc w:val="center"/>
               <w:rPr>
@@ -7392,6 +7486,7 @@
             <w:pPr>
               <w:pStyle w:val="Normal"/>
               <w:widowControl/>
+              <w:suppressAutoHyphens w:val="true"/>
               <w:spacing w:lineRule="auto" w:line="240" w:before="20" w:after="20"/>
               <w:jc w:val="start"/>
               <w:rPr>
@@ -7425,6 +7520,7 @@
             <w:pPr>
               <w:pStyle w:val="Normal"/>
               <w:widowControl/>
+              <w:suppressAutoHyphens w:val="true"/>
               <w:spacing w:lineRule="auto" w:line="240" w:before="20" w:after="20"/>
               <w:jc w:val="start"/>
               <w:rPr>
@@ -7458,6 +7554,7 @@
             <w:pPr>
               <w:pStyle w:val="Normal"/>
               <w:widowControl/>
+              <w:suppressAutoHyphens w:val="true"/>
               <w:spacing w:lineRule="auto" w:line="240" w:before="20" w:after="20"/>
               <w:jc w:val="start"/>
               <w:rPr>
@@ -7491,6 +7588,7 @@
             <w:pPr>
               <w:pStyle w:val="Normal"/>
               <w:widowControl/>
+              <w:suppressAutoHyphens w:val="true"/>
               <w:spacing w:lineRule="auto" w:line="240" w:before="20" w:after="20"/>
               <w:jc w:val="start"/>
               <w:rPr>
@@ -7524,6 +7622,7 @@
             <w:pPr>
               <w:pStyle w:val="Normal"/>
               <w:widowControl/>
+              <w:suppressAutoHyphens w:val="true"/>
               <w:spacing w:lineRule="auto" w:line="240" w:before="20" w:after="20"/>
               <w:jc w:val="start"/>
               <w:rPr>
@@ -7562,6 +7661,7 @@
             <w:pPr>
               <w:pStyle w:val="Normal"/>
               <w:widowControl/>
+              <w:suppressAutoHyphens w:val="true"/>
               <w:spacing w:lineRule="auto" w:line="240" w:before="20" w:after="20"/>
               <w:jc w:val="start"/>
               <w:rPr>
@@ -7595,6 +7695,7 @@
             <w:pPr>
               <w:pStyle w:val="Normal"/>
               <w:widowControl/>
+              <w:suppressAutoHyphens w:val="true"/>
               <w:spacing w:lineRule="auto" w:line="240" w:before="20" w:after="20"/>
               <w:jc w:val="start"/>
               <w:rPr>
@@ -7628,6 +7729,7 @@
             <w:pPr>
               <w:pStyle w:val="Normal"/>
               <w:widowControl/>
+              <w:suppressAutoHyphens w:val="true"/>
               <w:spacing w:lineRule="auto" w:line="240" w:before="20" w:after="20"/>
               <w:jc w:val="start"/>
               <w:rPr>
@@ -7661,6 +7763,7 @@
             <w:pPr>
               <w:pStyle w:val="Normal"/>
               <w:widowControl/>
+              <w:suppressAutoHyphens w:val="true"/>
               <w:spacing w:lineRule="auto" w:line="240" w:before="20" w:after="20"/>
               <w:jc w:val="start"/>
               <w:rPr>
@@ -7694,6 +7797,7 @@
             <w:pPr>
               <w:pStyle w:val="Normal"/>
               <w:widowControl/>
+              <w:suppressAutoHyphens w:val="true"/>
               <w:spacing w:lineRule="auto" w:line="240" w:before="20" w:after="20"/>
               <w:jc w:val="start"/>
               <w:rPr>
@@ -7732,6 +7836,7 @@
             <w:pPr>
               <w:pStyle w:val="Normal"/>
               <w:widowControl/>
+              <w:suppressAutoHyphens w:val="true"/>
               <w:spacing w:lineRule="auto" w:line="240" w:before="20" w:after="20"/>
               <w:jc w:val="start"/>
               <w:rPr>
@@ -7765,6 +7870,7 @@
             <w:pPr>
               <w:pStyle w:val="Normal"/>
               <w:widowControl/>
+              <w:suppressAutoHyphens w:val="true"/>
               <w:spacing w:lineRule="auto" w:line="240" w:before="20" w:after="20"/>
               <w:jc w:val="start"/>
               <w:rPr>
@@ -7798,6 +7904,7 @@
             <w:pPr>
               <w:pStyle w:val="Normal"/>
               <w:widowControl/>
+              <w:suppressAutoHyphens w:val="true"/>
               <w:spacing w:lineRule="auto" w:line="240" w:before="20" w:after="20"/>
               <w:jc w:val="start"/>
               <w:rPr>
@@ -7831,6 +7938,7 @@
             <w:pPr>
               <w:pStyle w:val="Normal"/>
               <w:widowControl/>
+              <w:suppressAutoHyphens w:val="true"/>
               <w:spacing w:lineRule="auto" w:line="240" w:before="20" w:after="20"/>
               <w:jc w:val="start"/>
               <w:rPr>
@@ -7864,6 +7972,7 @@
             <w:pPr>
               <w:pStyle w:val="Normal"/>
               <w:widowControl/>
+              <w:suppressAutoHyphens w:val="true"/>
               <w:spacing w:lineRule="auto" w:line="240" w:before="20" w:after="20"/>
               <w:jc w:val="start"/>
               <w:rPr>
@@ -7997,15 +8106,15 @@
         <w:tblLook w:noHBand="0" w:noVBand="1" w:firstColumn="1" w:lastRow="0" w:lastColumn="0" w:firstRow="1" w:val="04a0"/>
       </w:tblPr>
       <w:tblGrid>
-        <w:gridCol w:w="2682"/>
+        <w:gridCol w:w="2681"/>
+        <w:gridCol w:w="558"/>
+        <w:gridCol w:w="556"/>
+        <w:gridCol w:w="554"/>
+        <w:gridCol w:w="557"/>
         <w:gridCol w:w="557"/>
         <w:gridCol w:w="556"/>
-        <w:gridCol w:w="555"/>
-        <w:gridCol w:w="556"/>
-        <w:gridCol w:w="557"/>
-        <w:gridCol w:w="556"/>
-        <w:gridCol w:w="555"/>
-        <w:gridCol w:w="557"/>
+        <w:gridCol w:w="554"/>
+        <w:gridCol w:w="558"/>
         <w:gridCol w:w="567"/>
         <w:gridCol w:w="567"/>
       </w:tblGrid>
@@ -8016,7 +8125,7 @@
         </w:trPr>
         <w:tc>
           <w:tcPr>
-            <w:tcW w:w="2682" w:type="dxa"/>
+            <w:tcW w:w="2681" w:type="dxa"/>
             <w:tcBorders/>
             <w:shd w:color="auto" w:fill="4472C4" w:val="clear"/>
           </w:tcPr>
@@ -8024,6 +8133,7 @@
             <w:pPr>
               <w:pStyle w:val="Normal"/>
               <w:widowControl/>
+              <w:suppressAutoHyphens w:val="true"/>
               <w:spacing w:lineRule="auto" w:line="240" w:before="0" w:after="0"/>
               <w:jc w:val="center"/>
               <w:rPr>
@@ -8049,7 +8159,7 @@
         </w:tc>
         <w:tc>
           <w:tcPr>
-            <w:tcW w:w="2224" w:type="dxa"/>
+            <w:tcW w:w="2225" w:type="dxa"/>
             <w:gridSpan w:val="4"/>
             <w:tcBorders/>
             <w:shd w:color="auto" w:fill="4472C4" w:val="clear"/>
@@ -8058,6 +8168,7 @@
             <w:pPr>
               <w:pStyle w:val="Normal"/>
               <w:widowControl/>
+              <w:suppressAutoHyphens w:val="true"/>
               <w:spacing w:lineRule="auto" w:line="240" w:before="0" w:after="0"/>
               <w:jc w:val="center"/>
               <w:rPr>
@@ -8092,6 +8203,7 @@
             <w:pPr>
               <w:pStyle w:val="Normal"/>
               <w:widowControl/>
+              <w:suppressAutoHyphens w:val="true"/>
               <w:spacing w:lineRule="auto" w:line="240" w:before="0" w:after="0"/>
               <w:jc w:val="center"/>
               <w:rPr>
@@ -8126,6 +8238,7 @@
             <w:pPr>
               <w:pStyle w:val="Normal"/>
               <w:widowControl/>
+              <w:suppressAutoHyphens w:val="true"/>
               <w:spacing w:lineRule="auto" w:line="240" w:before="0" w:after="0"/>
               <w:jc w:val="center"/>
               <w:rPr>
@@ -8157,7 +8270,7 @@
         </w:trPr>
         <w:tc>
           <w:tcPr>
-            <w:tcW w:w="2682" w:type="dxa"/>
+            <w:tcW w:w="2681" w:type="dxa"/>
             <w:tcBorders/>
             <w:shd w:color="auto" w:fill="4472C4" w:val="clear"/>
           </w:tcPr>
@@ -8165,6 +8278,7 @@
             <w:pPr>
               <w:pStyle w:val="Normal"/>
               <w:widowControl/>
+              <w:suppressAutoHyphens w:val="true"/>
               <w:spacing w:lineRule="auto" w:line="240" w:before="0" w:after="0"/>
               <w:jc w:val="center"/>
               <w:rPr>
@@ -8190,7 +8304,7 @@
         </w:tc>
         <w:tc>
           <w:tcPr>
-            <w:tcW w:w="557" w:type="dxa"/>
+            <w:tcW w:w="558" w:type="dxa"/>
             <w:tcBorders/>
             <w:shd w:color="auto" w:fill="4472C4" w:val="clear"/>
           </w:tcPr>
@@ -8198,6 +8312,7 @@
             <w:pPr>
               <w:pStyle w:val="Normal"/>
               <w:widowControl/>
+              <w:suppressAutoHyphens w:val="true"/>
               <w:spacing w:lineRule="auto" w:line="240" w:before="0" w:after="0"/>
               <w:jc w:val="center"/>
               <w:rPr>
@@ -8231,6 +8346,7 @@
             <w:pPr>
               <w:pStyle w:val="Normal"/>
               <w:widowControl/>
+              <w:suppressAutoHyphens w:val="true"/>
               <w:spacing w:lineRule="auto" w:line="240" w:before="0" w:after="0"/>
               <w:jc w:val="center"/>
               <w:rPr>
@@ -8256,7 +8372,7 @@
         </w:tc>
         <w:tc>
           <w:tcPr>
-            <w:tcW w:w="555" w:type="dxa"/>
+            <w:tcW w:w="554" w:type="dxa"/>
             <w:tcBorders/>
             <w:shd w:color="auto" w:fill="4472C4" w:val="clear"/>
           </w:tcPr>
@@ -8264,6 +8380,7 @@
             <w:pPr>
               <w:pStyle w:val="Normal"/>
               <w:widowControl/>
+              <w:suppressAutoHyphens w:val="true"/>
               <w:spacing w:lineRule="auto" w:line="240" w:before="0" w:after="0"/>
               <w:jc w:val="center"/>
               <w:rPr>
@@ -8289,7 +8406,7 @@
         </w:tc>
         <w:tc>
           <w:tcPr>
-            <w:tcW w:w="556" w:type="dxa"/>
+            <w:tcW w:w="557" w:type="dxa"/>
             <w:tcBorders/>
             <w:shd w:color="auto" w:fill="4472C4" w:val="clear"/>
           </w:tcPr>
@@ -8297,6 +8414,7 @@
             <w:pPr>
               <w:pStyle w:val="Normal"/>
               <w:widowControl/>
+              <w:suppressAutoHyphens w:val="true"/>
               <w:spacing w:lineRule="auto" w:line="240" w:before="0" w:after="0"/>
               <w:jc w:val="center"/>
               <w:rPr>
@@ -8330,6 +8448,7 @@
             <w:pPr>
               <w:pStyle w:val="Normal"/>
               <w:widowControl/>
+              <w:suppressAutoHyphens w:val="true"/>
               <w:spacing w:lineRule="auto" w:line="240" w:before="0" w:after="0"/>
               <w:jc w:val="center"/>
               <w:rPr>
@@ -8363,6 +8482,7 @@
             <w:pPr>
               <w:pStyle w:val="Normal"/>
               <w:widowControl/>
+              <w:suppressAutoHyphens w:val="true"/>
               <w:spacing w:lineRule="auto" w:line="240" w:before="0" w:after="0"/>
               <w:jc w:val="center"/>
               <w:rPr>
@@ -8388,7 +8508,7 @@
         </w:tc>
         <w:tc>
           <w:tcPr>
-            <w:tcW w:w="555" w:type="dxa"/>
+            <w:tcW w:w="554" w:type="dxa"/>
             <w:tcBorders/>
             <w:shd w:color="auto" w:fill="4472C4" w:val="clear"/>
           </w:tcPr>
@@ -8396,6 +8516,7 @@
             <w:pPr>
               <w:pStyle w:val="Normal"/>
               <w:widowControl/>
+              <w:suppressAutoHyphens w:val="true"/>
               <w:spacing w:lineRule="auto" w:line="240" w:before="0" w:after="0"/>
               <w:jc w:val="center"/>
               <w:rPr>
@@ -8421,7 +8542,7 @@
         </w:tc>
         <w:tc>
           <w:tcPr>
-            <w:tcW w:w="557" w:type="dxa"/>
+            <w:tcW w:w="558" w:type="dxa"/>
             <w:tcBorders/>
             <w:shd w:color="auto" w:fill="4472C4" w:val="clear"/>
           </w:tcPr>
@@ -8429,6 +8550,7 @@
             <w:pPr>
               <w:pStyle w:val="Normal"/>
               <w:widowControl/>
+              <w:suppressAutoHyphens w:val="true"/>
               <w:spacing w:lineRule="auto" w:line="240" w:before="0" w:after="0"/>
               <w:jc w:val="center"/>
               <w:rPr>
@@ -8462,6 +8584,7 @@
             <w:pPr>
               <w:pStyle w:val="Normal"/>
               <w:widowControl/>
+              <w:suppressAutoHyphens w:val="true"/>
               <w:spacing w:lineRule="auto" w:line="240" w:before="0" w:after="0"/>
               <w:jc w:val="center"/>
               <w:rPr>
@@ -8495,6 +8618,7 @@
             <w:pPr>
               <w:pStyle w:val="Normal"/>
               <w:widowControl/>
+              <w:suppressAutoHyphens w:val="true"/>
               <w:spacing w:lineRule="auto" w:line="240" w:before="0" w:after="0"/>
               <w:jc w:val="center"/>
               <w:rPr>
@@ -8525,7 +8649,7 @@
         </w:trPr>
         <w:tc>
           <w:tcPr>
-            <w:tcW w:w="2682" w:type="dxa"/>
+            <w:tcW w:w="2681" w:type="dxa"/>
             <w:tcBorders/>
             <w:shd w:color="auto" w:fill="D9E1F2" w:val="clear"/>
           </w:tcPr>
@@ -8533,6 +8657,7 @@
             <w:pPr>
               <w:pStyle w:val="Normal"/>
               <w:widowControl/>
+              <w:suppressAutoHyphens w:val="true"/>
               <w:spacing w:lineRule="auto" w:line="240" w:before="0" w:after="0"/>
               <w:jc w:val="start"/>
               <w:rPr>
@@ -8558,7 +8683,7 @@
         </w:tc>
         <w:tc>
           <w:tcPr>
-            <w:tcW w:w="557" w:type="dxa"/>
+            <w:tcW w:w="558" w:type="dxa"/>
             <w:tcBorders/>
             <w:shd w:color="auto" w:fill="70AD47" w:val="clear"/>
           </w:tcPr>
@@ -8566,6 +8691,7 @@
             <w:pPr>
               <w:pStyle w:val="Normal"/>
               <w:widowControl/>
+              <w:suppressAutoHyphens w:val="true"/>
               <w:spacing w:lineRule="auto" w:line="240" w:before="0" w:after="0"/>
               <w:jc w:val="center"/>
               <w:rPr>
@@ -8599,6 +8725,7 @@
             <w:pPr>
               <w:pStyle w:val="Normal"/>
               <w:widowControl/>
+              <w:suppressAutoHyphens w:val="true"/>
               <w:spacing w:lineRule="auto" w:line="240" w:before="0" w:after="0"/>
               <w:jc w:val="center"/>
               <w:rPr>
@@ -8620,7 +8747,7 @@
         </w:tc>
         <w:tc>
           <w:tcPr>
-            <w:tcW w:w="555" w:type="dxa"/>
+            <w:tcW w:w="554" w:type="dxa"/>
             <w:tcBorders/>
             <w:shd w:color="auto" w:fill="D9E1F2" w:val="clear"/>
           </w:tcPr>
@@ -8628,6 +8755,7 @@
             <w:pPr>
               <w:pStyle w:val="Normal"/>
               <w:widowControl/>
+              <w:suppressAutoHyphens w:val="true"/>
               <w:spacing w:lineRule="auto" w:line="240" w:before="0" w:after="0"/>
               <w:jc w:val="center"/>
               <w:rPr>
@@ -8649,7 +8777,7 @@
         </w:tc>
         <w:tc>
           <w:tcPr>
-            <w:tcW w:w="556" w:type="dxa"/>
+            <w:tcW w:w="557" w:type="dxa"/>
             <w:tcBorders/>
             <w:shd w:color="auto" w:fill="D9E1F2" w:val="clear"/>
           </w:tcPr>
@@ -8657,6 +8785,7 @@
             <w:pPr>
               <w:pStyle w:val="Normal"/>
               <w:widowControl/>
+              <w:suppressAutoHyphens w:val="true"/>
               <w:spacing w:lineRule="auto" w:line="240" w:before="0" w:after="0"/>
               <w:jc w:val="center"/>
               <w:rPr>
@@ -8686,6 +8815,7 @@
             <w:pPr>
               <w:pStyle w:val="Normal"/>
               <w:widowControl/>
+              <w:suppressAutoHyphens w:val="true"/>
               <w:spacing w:lineRule="auto" w:line="240" w:before="0" w:after="0"/>
               <w:jc w:val="center"/>
               <w:rPr>
@@ -8715,6 +8845,7 @@
             <w:pPr>
               <w:pStyle w:val="Normal"/>
               <w:widowControl/>
+              <w:suppressAutoHyphens w:val="true"/>
               <w:spacing w:lineRule="auto" w:line="240" w:before="0" w:after="0"/>
               <w:jc w:val="center"/>
               <w:rPr>
@@ -8736,7 +8867,7 @@
         </w:tc>
         <w:tc>
           <w:tcPr>
-            <w:tcW w:w="555" w:type="dxa"/>
+            <w:tcW w:w="554" w:type="dxa"/>
             <w:tcBorders/>
             <w:shd w:color="auto" w:fill="D9E1F2" w:val="clear"/>
           </w:tcPr>
@@ -8744,6 +8875,7 @@
             <w:pPr>
               <w:pStyle w:val="Normal"/>
               <w:widowControl/>
+              <w:suppressAutoHyphens w:val="true"/>
               <w:spacing w:lineRule="auto" w:line="240" w:before="0" w:after="0"/>
               <w:jc w:val="center"/>
               <w:rPr>
@@ -8765,7 +8897,7 @@
         </w:tc>
         <w:tc>
           <w:tcPr>
-            <w:tcW w:w="557" w:type="dxa"/>
+            <w:tcW w:w="558" w:type="dxa"/>
             <w:tcBorders/>
             <w:shd w:color="auto" w:fill="D9E1F2" w:val="clear"/>
           </w:tcPr>
@@ -8773,6 +8905,7 @@
             <w:pPr>
               <w:pStyle w:val="Normal"/>
               <w:widowControl/>
+              <w:suppressAutoHyphens w:val="true"/>
               <w:spacing w:lineRule="auto" w:line="240" w:before="0" w:after="0"/>
               <w:jc w:val="center"/>
               <w:rPr>
@@ -8802,6 +8935,7 @@
             <w:pPr>
               <w:pStyle w:val="Normal"/>
               <w:widowControl/>
+              <w:suppressAutoHyphens w:val="true"/>
               <w:spacing w:lineRule="auto" w:line="240" w:before="0" w:after="0"/>
               <w:jc w:val="center"/>
               <w:rPr>
@@ -8831,6 +8965,7 @@
             <w:pPr>
               <w:pStyle w:val="Normal"/>
               <w:widowControl/>
+              <w:suppressAutoHyphens w:val="true"/>
               <w:spacing w:lineRule="auto" w:line="240" w:before="0" w:after="0"/>
               <w:jc w:val="center"/>
               <w:rPr>
@@ -8857,7 +8992,7 @@
         </w:trPr>
         <w:tc>
           <w:tcPr>
-            <w:tcW w:w="2682" w:type="dxa"/>
+            <w:tcW w:w="2681" w:type="dxa"/>
             <w:tcBorders/>
             <w:shd w:color="auto" w:fill="FFFFFF" w:val="clear"/>
           </w:tcPr>
@@ -8865,6 +9000,7 @@
             <w:pPr>
               <w:pStyle w:val="Normal"/>
               <w:widowControl/>
+              <w:suppressAutoHyphens w:val="true"/>
               <w:spacing w:lineRule="auto" w:line="240" w:before="0" w:after="0"/>
               <w:jc w:val="start"/>
               <w:rPr>
@@ -8890,7 +9026,7 @@
         </w:tc>
         <w:tc>
           <w:tcPr>
-            <w:tcW w:w="557" w:type="dxa"/>
+            <w:tcW w:w="558" w:type="dxa"/>
             <w:tcBorders/>
             <w:shd w:color="auto" w:fill="70AD47" w:val="clear"/>
           </w:tcPr>
@@ -8898,6 +9034,7 @@
             <w:pPr>
               <w:pStyle w:val="Normal"/>
               <w:widowControl/>
+              <w:suppressAutoHyphens w:val="true"/>
               <w:spacing w:lineRule="auto" w:line="240" w:before="0" w:after="0"/>
               <w:jc w:val="center"/>
               <w:rPr>
@@ -8931,6 +9068,7 @@
             <w:pPr>
               <w:pStyle w:val="Normal"/>
               <w:widowControl/>
+              <w:suppressAutoHyphens w:val="true"/>
               <w:spacing w:lineRule="auto" w:line="240" w:before="0" w:after="0"/>
               <w:jc w:val="center"/>
               <w:rPr>
@@ -8956,7 +9094,7 @@
         </w:tc>
         <w:tc>
           <w:tcPr>
-            <w:tcW w:w="555" w:type="dxa"/>
+            <w:tcW w:w="554" w:type="dxa"/>
             <w:tcBorders/>
             <w:shd w:color="auto" w:fill="FFFFFF" w:val="clear"/>
           </w:tcPr>
@@ -8964,6 +9102,7 @@
             <w:pPr>
               <w:pStyle w:val="Normal"/>
               <w:widowControl/>
+              <w:suppressAutoHyphens w:val="true"/>
               <w:spacing w:lineRule="auto" w:line="240" w:before="0" w:after="0"/>
               <w:jc w:val="center"/>
               <w:rPr>
@@ -8985,7 +9124,7 @@
         </w:tc>
         <w:tc>
           <w:tcPr>
-            <w:tcW w:w="556" w:type="dxa"/>
+            <w:tcW w:w="557" w:type="dxa"/>
             <w:tcBorders/>
             <w:shd w:color="auto" w:fill="FFFFFF" w:val="clear"/>
           </w:tcPr>
@@ -8993,6 +9132,7 @@
             <w:pPr>
               <w:pStyle w:val="Normal"/>
               <w:widowControl/>
+              <w:suppressAutoHyphens w:val="true"/>
               <w:spacing w:lineRule="auto" w:line="240" w:before="0" w:after="0"/>
               <w:jc w:val="center"/>
               <w:rPr>
@@ -9022,6 +9162,7 @@
             <w:pPr>
               <w:pStyle w:val="Normal"/>
               <w:widowControl/>
+              <w:suppressAutoHyphens w:val="true"/>
               <w:spacing w:lineRule="auto" w:line="240" w:before="0" w:after="0"/>
               <w:jc w:val="center"/>
               <w:rPr>
@@ -9051,6 +9192,7 @@
             <w:pPr>
               <w:pStyle w:val="Normal"/>
               <w:widowControl/>
+              <w:suppressAutoHyphens w:val="true"/>
               <w:spacing w:lineRule="auto" w:line="240" w:before="0" w:after="0"/>
               <w:jc w:val="center"/>
               <w:rPr>
@@ -9072,7 +9214,7 @@
         </w:tc>
         <w:tc>
           <w:tcPr>
-            <w:tcW w:w="555" w:type="dxa"/>
+            <w:tcW w:w="554" w:type="dxa"/>
             <w:tcBorders/>
             <w:shd w:color="auto" w:fill="FFFFFF" w:val="clear"/>
           </w:tcPr>
@@ -9080,6 +9222,7 @@
             <w:pPr>
               <w:pStyle w:val="Normal"/>
               <w:widowControl/>
+              <w:suppressAutoHyphens w:val="true"/>
               <w:spacing w:lineRule="auto" w:line="240" w:before="0" w:after="0"/>
               <w:jc w:val="center"/>
               <w:rPr>
@@ -9101,7 +9244,7 @@
         </w:tc>
         <w:tc>
           <w:tcPr>
-            <w:tcW w:w="557" w:type="dxa"/>
+            <w:tcW w:w="558" w:type="dxa"/>
             <w:tcBorders/>
             <w:shd w:color="auto" w:fill="FFFFFF" w:val="clear"/>
           </w:tcPr>
@@ -9109,6 +9252,7 @@
             <w:pPr>
               <w:pStyle w:val="Normal"/>
               <w:widowControl/>
+              <w:suppressAutoHyphens w:val="true"/>
               <w:spacing w:lineRule="auto" w:line="240" w:before="0" w:after="0"/>
               <w:jc w:val="center"/>
               <w:rPr>
@@ -9138,6 +9282,7 @@
             <w:pPr>
               <w:pStyle w:val="Normal"/>
               <w:widowControl/>
+              <w:suppressAutoHyphens w:val="true"/>
               <w:spacing w:lineRule="auto" w:line="240" w:before="0" w:after="0"/>
               <w:jc w:val="center"/>
               <w:rPr>
@@ -9167,6 +9312,7 @@
             <w:pPr>
               <w:pStyle w:val="Normal"/>
               <w:widowControl/>
+              <w:suppressAutoHyphens w:val="true"/>
               <w:spacing w:lineRule="auto" w:line="240" w:before="0" w:after="0"/>
               <w:jc w:val="center"/>
               <w:rPr>
@@ -9193,7 +9339,7 @@
         </w:trPr>
         <w:tc>
           <w:tcPr>
-            <w:tcW w:w="2682" w:type="dxa"/>
+            <w:tcW w:w="2681" w:type="dxa"/>
             <w:tcBorders/>
             <w:shd w:color="auto" w:fill="D9E1F2" w:val="clear"/>
           </w:tcPr>
@@ -9201,6 +9347,7 @@
             <w:pPr>
               <w:pStyle w:val="Normal"/>
               <w:widowControl/>
+              <w:suppressAutoHyphens w:val="true"/>
               <w:spacing w:lineRule="auto" w:line="240" w:before="0" w:after="0"/>
               <w:jc w:val="start"/>
               <w:rPr>
@@ -9226,7 +9373,7 @@
         </w:tc>
         <w:tc>
           <w:tcPr>
-            <w:tcW w:w="557" w:type="dxa"/>
+            <w:tcW w:w="558" w:type="dxa"/>
             <w:tcBorders/>
             <w:shd w:color="auto" w:fill="D9E1F2" w:val="clear"/>
           </w:tcPr>
@@ -9234,6 +9381,7 @@
             <w:pPr>
               <w:pStyle w:val="Normal"/>
               <w:widowControl/>
+              <w:suppressAutoHyphens w:val="true"/>
               <w:spacing w:lineRule="auto" w:line="240" w:before="0" w:after="0"/>
               <w:jc w:val="center"/>
               <w:rPr>
@@ -9263,6 +9411,7 @@
             <w:pPr>
               <w:pStyle w:val="Normal"/>
               <w:widowControl/>
+              <w:suppressAutoHyphens w:val="true"/>
               <w:spacing w:lineRule="auto" w:line="240" w:before="0" w:after="0"/>
               <w:jc w:val="center"/>
               <w:rPr>
@@ -9284,7 +9433,7 @@
         </w:tc>
         <w:tc>
           <w:tcPr>
-            <w:tcW w:w="555" w:type="dxa"/>
+            <w:tcW w:w="554" w:type="dxa"/>
             <w:tcBorders/>
             <w:shd w:color="auto" w:fill="70AD47" w:val="clear"/>
           </w:tcPr>
@@ -9292,6 +9441,7 @@
             <w:pPr>
               <w:pStyle w:val="Normal"/>
               <w:widowControl/>
+              <w:suppressAutoHyphens w:val="true"/>
               <w:spacing w:lineRule="auto" w:line="240" w:before="0" w:after="0"/>
               <w:jc w:val="center"/>
               <w:rPr>
@@ -9317,7 +9467,7 @@
         </w:tc>
         <w:tc>
           <w:tcPr>
-            <w:tcW w:w="556" w:type="dxa"/>
+            <w:tcW w:w="557" w:type="dxa"/>
             <w:tcBorders/>
             <w:shd w:color="auto" w:fill="70AD47" w:val="clear"/>
           </w:tcPr>
@@ -9325,6 +9475,7 @@
             <w:pPr>
               <w:pStyle w:val="Normal"/>
               <w:widowControl/>
+              <w:suppressAutoHyphens w:val="true"/>
               <w:spacing w:lineRule="auto" w:line="240" w:before="0" w:after="0"/>
               <w:jc w:val="center"/>
               <w:rPr>
@@ -9358,6 +9509,7 @@
             <w:pPr>
               <w:pStyle w:val="Normal"/>
               <w:widowControl/>
+              <w:suppressAutoHyphens w:val="true"/>
               <w:spacing w:lineRule="auto" w:line="240" w:before="0" w:after="0"/>
               <w:jc w:val="center"/>
               <w:rPr>
@@ -9387,6 +9539,7 @@
             <w:pPr>
               <w:pStyle w:val="Normal"/>
               <w:widowControl/>
+              <w:suppressAutoHyphens w:val="true"/>
               <w:spacing w:lineRule="auto" w:line="240" w:before="0" w:after="0"/>
               <w:jc w:val="center"/>
               <w:rPr>
@@ -9408,7 +9561,7 @@
         </w:tc>
         <w:tc>
           <w:tcPr>
-            <w:tcW w:w="555" w:type="dxa"/>
+            <w:tcW w:w="554" w:type="dxa"/>
             <w:tcBorders/>
             <w:shd w:color="auto" w:fill="D9E1F2" w:val="clear"/>
           </w:tcPr>
@@ -9416,6 +9569,7 @@
             <w:pPr>
               <w:pStyle w:val="Normal"/>
               <w:widowControl/>
+              <w:suppressAutoHyphens w:val="true"/>
               <w:spacing w:lineRule="auto" w:line="240" w:before="0" w:after="0"/>
               <w:jc w:val="center"/>
               <w:rPr>
@@ -9437,7 +9591,7 @@
         </w:tc>
         <w:tc>
           <w:tcPr>
-            <w:tcW w:w="557" w:type="dxa"/>
+            <w:tcW w:w="558" w:type="dxa"/>
             <w:tcBorders/>
             <w:shd w:color="auto" w:fill="D9E1F2" w:val="clear"/>
           </w:tcPr>
@@ -9445,6 +9599,7 @@
             <w:pPr>
               <w:pStyle w:val="Normal"/>
               <w:widowControl/>
+              <w:suppressAutoHyphens w:val="true"/>
               <w:spacing w:lineRule="auto" w:line="240" w:before="0" w:after="0"/>
               <w:jc w:val="center"/>
               <w:rPr>
@@ -9474,6 +9629,7 @@
             <w:pPr>
               <w:pStyle w:val="Normal"/>
               <w:widowControl/>
+              <w:suppressAutoHyphens w:val="true"/>
               <w:spacing w:lineRule="auto" w:line="240" w:before="0" w:after="0"/>
               <w:jc w:val="center"/>
               <w:rPr>
@@ -9503,6 +9659,7 @@
             <w:pPr>
               <w:pStyle w:val="Normal"/>
               <w:widowControl/>
+              <w:suppressAutoHyphens w:val="true"/>
               <w:spacing w:lineRule="auto" w:line="240" w:before="0" w:after="0"/>
               <w:jc w:val="center"/>
               <w:rPr>
@@ -9529,7 +9686,7 @@
         </w:trPr>
         <w:tc>
           <w:tcPr>
-            <w:tcW w:w="2682" w:type="dxa"/>
+            <w:tcW w:w="2681" w:type="dxa"/>
             <w:tcBorders/>
             <w:shd w:color="auto" w:fill="FFFFFF" w:val="clear"/>
           </w:tcPr>
@@ -9537,6 +9694,7 @@
             <w:pPr>
               <w:pStyle w:val="Normal"/>
               <w:widowControl/>
+              <w:suppressAutoHyphens w:val="true"/>
               <w:spacing w:lineRule="auto" w:line="240" w:before="0" w:after="0"/>
               <w:jc w:val="start"/>
               <w:rPr>
@@ -9562,7 +9720,7 @@
         </w:tc>
         <w:tc>
           <w:tcPr>
-            <w:tcW w:w="557" w:type="dxa"/>
+            <w:tcW w:w="558" w:type="dxa"/>
             <w:tcBorders/>
             <w:shd w:color="auto" w:fill="FFFFFF" w:val="clear"/>
           </w:tcPr>
@@ -9570,6 +9728,7 @@
             <w:pPr>
               <w:pStyle w:val="Normal"/>
               <w:widowControl/>
+              <w:suppressAutoHyphens w:val="true"/>
               <w:spacing w:lineRule="auto" w:line="240" w:before="0" w:after="0"/>
               <w:jc w:val="center"/>
               <w:rPr>
@@ -9599,6 +9758,7 @@
             <w:pPr>
               <w:pStyle w:val="Normal"/>
               <w:widowControl/>
+              <w:suppressAutoHyphens w:val="true"/>
               <w:spacing w:lineRule="auto" w:line="240" w:before="0" w:after="0"/>
               <w:jc w:val="center"/>
               <w:rPr>
@@ -9620,7 +9780,7 @@
         </w:tc>
         <w:tc>
           <w:tcPr>
-            <w:tcW w:w="555" w:type="dxa"/>
+            <w:tcW w:w="554" w:type="dxa"/>
             <w:tcBorders/>
             <w:shd w:color="auto" w:fill="FFFFFF" w:val="clear"/>
           </w:tcPr>
@@ -9628,6 +9788,7 @@
             <w:pPr>
               <w:pStyle w:val="Normal"/>
               <w:widowControl/>
+              <w:suppressAutoHyphens w:val="true"/>
               <w:spacing w:lineRule="auto" w:line="240" w:before="0" w:after="0"/>
               <w:jc w:val="center"/>
               <w:rPr>
@@ -9649,7 +9810,7 @@
         </w:tc>
         <w:tc>
           <w:tcPr>
-            <w:tcW w:w="556" w:type="dxa"/>
+            <w:tcW w:w="557" w:type="dxa"/>
             <w:tcBorders/>
             <w:shd w:color="auto" w:fill="70AD47" w:val="clear"/>
           </w:tcPr>
@@ -9657,6 +9818,7 @@
             <w:pPr>
               <w:pStyle w:val="Normal"/>
               <w:widowControl/>
+              <w:suppressAutoHyphens w:val="true"/>
               <w:spacing w:lineRule="auto" w:line="240" w:before="0" w:after="0"/>
               <w:jc w:val="center"/>
               <w:rPr>
@@ -9690,6 +9852,7 @@
             <w:pPr>
               <w:pStyle w:val="Normal"/>
               <w:widowControl/>
+              <w:suppressAutoHyphens w:val="true"/>
               <w:spacing w:lineRule="auto" w:line="240" w:before="0" w:after="0"/>
               <w:jc w:val="center"/>
               <w:rPr>
@@ -9723,6 +9886,7 @@
             <w:pPr>
               <w:pStyle w:val="Normal"/>
               <w:widowControl/>
+              <w:suppressAutoHyphens w:val="true"/>
               <w:spacing w:lineRule="auto" w:line="240" w:before="0" w:after="0"/>
               <w:jc w:val="center"/>
               <w:rPr>
@@ -9744,7 +9908,7 @@
         </w:tc>
         <w:tc>
           <w:tcPr>
-            <w:tcW w:w="555" w:type="dxa"/>
+            <w:tcW w:w="554" w:type="dxa"/>
             <w:tcBorders/>
             <w:shd w:color="auto" w:fill="FFFFFF" w:val="clear"/>
           </w:tcPr>
@@ -9752,6 +9916,7 @@
             <w:pPr>
               <w:pStyle w:val="Normal"/>
               <w:widowControl/>
+              <w:suppressAutoHyphens w:val="true"/>
               <w:spacing w:lineRule="auto" w:line="240" w:before="0" w:after="0"/>
               <w:jc w:val="center"/>
               <w:rPr>
@@ -9773,7 +9938,7 @@
         </w:tc>
         <w:tc>
           <w:tcPr>
-            <w:tcW w:w="557" w:type="dxa"/>
+            <w:tcW w:w="558" w:type="dxa"/>
             <w:tcBorders/>
             <w:shd w:color="auto" w:fill="FFFFFF" w:val="clear"/>
           </w:tcPr>
@@ -9781,6 +9946,7 @@
             <w:pPr>
               <w:pStyle w:val="Normal"/>
               <w:widowControl/>
+              <w:suppressAutoHyphens w:val="true"/>
               <w:spacing w:lineRule="auto" w:line="240" w:before="0" w:after="0"/>
               <w:jc w:val="center"/>
               <w:rPr>
@@ -9810,6 +9976,7 @@
             <w:pPr>
               <w:pStyle w:val="Normal"/>
               <w:widowControl/>
+              <w:suppressAutoHyphens w:val="true"/>
               <w:spacing w:lineRule="auto" w:line="240" w:before="0" w:after="0"/>
               <w:jc w:val="center"/>
               <w:rPr>
@@ -9839,6 +10006,7 @@
             <w:pPr>
               <w:pStyle w:val="Normal"/>
               <w:widowControl/>
+              <w:suppressAutoHyphens w:val="true"/>
               <w:spacing w:lineRule="auto" w:line="240" w:before="0" w:after="0"/>
               <w:jc w:val="center"/>
               <w:rPr>
@@ -9865,7 +10033,7 @@
         </w:trPr>
         <w:tc>
           <w:tcPr>
-            <w:tcW w:w="2682" w:type="dxa"/>
+            <w:tcW w:w="2681" w:type="dxa"/>
             <w:tcBorders/>
             <w:shd w:color="auto" w:fill="D9E1F2" w:val="clear"/>
           </w:tcPr>
@@ -9873,6 +10041,7 @@
             <w:pPr>
               <w:pStyle w:val="Normal"/>
               <w:widowControl/>
+              <w:suppressAutoHyphens w:val="true"/>
               <w:spacing w:lineRule="auto" w:line="240" w:before="0" w:after="0"/>
               <w:jc w:val="start"/>
               <w:rPr>
@@ -9898,7 +10067,7 @@
         </w:tc>
         <w:tc>
           <w:tcPr>
-            <w:tcW w:w="557" w:type="dxa"/>
+            <w:tcW w:w="558" w:type="dxa"/>
             <w:tcBorders/>
             <w:shd w:color="auto" w:fill="D9E1F2" w:val="clear"/>
           </w:tcPr>
@@ -9906,6 +10075,7 @@
             <w:pPr>
               <w:pStyle w:val="Normal"/>
               <w:widowControl/>
+              <w:suppressAutoHyphens w:val="true"/>
               <w:spacing w:lineRule="auto" w:line="240" w:before="0" w:after="0"/>
               <w:jc w:val="center"/>
               <w:rPr>
@@ -9935,6 +10105,7 @@
             <w:pPr>
               <w:pStyle w:val="Normal"/>
               <w:widowControl/>
+              <w:suppressAutoHyphens w:val="true"/>
               <w:spacing w:lineRule="auto" w:line="240" w:before="0" w:after="0"/>
               <w:jc w:val="center"/>
               <w:rPr>
@@ -9956,7 +10127,7 @@
         </w:tc>
         <w:tc>
           <w:tcPr>
-            <w:tcW w:w="555" w:type="dxa"/>
+            <w:tcW w:w="554" w:type="dxa"/>
             <w:tcBorders/>
             <w:shd w:color="auto" w:fill="D9E1F2" w:val="clear"/>
           </w:tcPr>
@@ -9964,6 +10135,7 @@
             <w:pPr>
               <w:pStyle w:val="Normal"/>
               <w:widowControl/>
+              <w:suppressAutoHyphens w:val="true"/>
               <w:spacing w:lineRule="auto" w:line="240" w:before="0" w:after="0"/>
               <w:jc w:val="center"/>
               <w:rPr>
@@ -9985,7 +10157,7 @@
         </w:tc>
         <w:tc>
           <w:tcPr>
-            <w:tcW w:w="556" w:type="dxa"/>
+            <w:tcW w:w="557" w:type="dxa"/>
             <w:tcBorders/>
             <w:shd w:color="auto" w:fill="D9E1F2" w:val="clear"/>
           </w:tcPr>
@@ -9993,6 +10165,7 @@
             <w:pPr>
               <w:pStyle w:val="Normal"/>
               <w:widowControl/>
+              <w:suppressAutoHyphens w:val="true"/>
               <w:spacing w:lineRule="auto" w:line="240" w:before="0" w:after="0"/>
               <w:jc w:val="center"/>
               <w:rPr>
@@ -10022,6 +10195,7 @@
             <w:pPr>
               <w:pStyle w:val="Normal"/>
               <w:widowControl/>
+              <w:suppressAutoHyphens w:val="true"/>
               <w:spacing w:lineRule="auto" w:line="240" w:before="0" w:after="0"/>
               <w:jc w:val="center"/>
               <w:rPr>
@@ -10051,6 +10225,7 @@
             <w:pPr>
               <w:pStyle w:val="Normal"/>
               <w:widowControl/>
+              <w:suppressAutoHyphens w:val="true"/>
               <w:spacing w:lineRule="auto" w:line="240" w:before="0" w:after="0"/>
               <w:jc w:val="center"/>
               <w:rPr>
@@ -10076,7 +10251,7 @@
         </w:tc>
         <w:tc>
           <w:tcPr>
-            <w:tcW w:w="555" w:type="dxa"/>
+            <w:tcW w:w="554" w:type="dxa"/>
             <w:tcBorders/>
             <w:shd w:color="auto" w:fill="D9E1F2" w:val="clear"/>
           </w:tcPr>
@@ -10084,6 +10259,7 @@
             <w:pPr>
               <w:pStyle w:val="Normal"/>
               <w:widowControl/>
+              <w:suppressAutoHyphens w:val="true"/>
               <w:spacing w:lineRule="auto" w:line="240" w:before="0" w:after="0"/>
               <w:jc w:val="center"/>
               <w:rPr>
@@ -10105,7 +10281,7 @@
         </w:tc>
         <w:tc>
           <w:tcPr>
-            <w:tcW w:w="557" w:type="dxa"/>
+            <w:tcW w:w="558" w:type="dxa"/>
             <w:tcBorders/>
             <w:shd w:color="auto" w:fill="D9E1F2" w:val="clear"/>
           </w:tcPr>
@@ -10113,6 +10289,7 @@
             <w:pPr>
               <w:pStyle w:val="Normal"/>
               <w:widowControl/>
+              <w:suppressAutoHyphens w:val="true"/>
               <w:spacing w:lineRule="auto" w:line="240" w:before="0" w:after="0"/>
               <w:jc w:val="center"/>
               <w:rPr>
@@ -10142,6 +10319,7 @@
             <w:pPr>
               <w:pStyle w:val="Normal"/>
               <w:widowControl/>
+              <w:suppressAutoHyphens w:val="true"/>
               <w:spacing w:lineRule="auto" w:line="240" w:before="0" w:after="0"/>
               <w:jc w:val="center"/>
               <w:rPr>
@@ -10171,6 +10349,7 @@
             <w:pPr>
               <w:pStyle w:val="Normal"/>
               <w:widowControl/>
+              <w:suppressAutoHyphens w:val="true"/>
               <w:spacing w:lineRule="auto" w:line="240" w:before="0" w:after="0"/>
               <w:jc w:val="center"/>
               <w:rPr>
@@ -10197,7 +10376,7 @@
         </w:trPr>
         <w:tc>
           <w:tcPr>
-            <w:tcW w:w="2682" w:type="dxa"/>
+            <w:tcW w:w="2681" w:type="dxa"/>
             <w:tcBorders/>
             <w:shd w:color="auto" w:fill="FFFFFF" w:val="clear"/>
           </w:tcPr>
@@ -10205,6 +10384,7 @@
             <w:pPr>
               <w:pStyle w:val="Normal"/>
               <w:widowControl/>
+              <w:suppressAutoHyphens w:val="true"/>
               <w:spacing w:lineRule="auto" w:line="240" w:before="0" w:after="0"/>
               <w:jc w:val="start"/>
               <w:rPr>
@@ -10230,7 +10410,7 @@
         </w:tc>
         <w:tc>
           <w:tcPr>
-            <w:tcW w:w="557" w:type="dxa"/>
+            <w:tcW w:w="558" w:type="dxa"/>
             <w:tcBorders/>
             <w:shd w:color="auto" w:fill="FFFFFF" w:val="clear"/>
           </w:tcPr>
@@ -10238,6 +10418,7 @@
             <w:pPr>
               <w:pStyle w:val="Normal"/>
               <w:widowControl/>
+              <w:suppressAutoHyphens w:val="true"/>
               <w:spacing w:lineRule="auto" w:line="240" w:before="0" w:after="0"/>
               <w:jc w:val="center"/>
               <w:rPr>
@@ -10267,6 +10448,7 @@
             <w:pPr>
               <w:pStyle w:val="Normal"/>
               <w:widowControl/>
+              <w:suppressAutoHyphens w:val="true"/>
               <w:spacing w:lineRule="auto" w:line="240" w:before="0" w:after="0"/>
               <w:jc w:val="center"/>
               <w:rPr>
@@ -10288,7 +10470,7 @@
         </w:tc>
         <w:tc>
           <w:tcPr>
-            <w:tcW w:w="555" w:type="dxa"/>
+            <w:tcW w:w="554" w:type="dxa"/>
             <w:tcBorders/>
             <w:shd w:color="auto" w:fill="FFFFFF" w:val="clear"/>
           </w:tcPr>
@@ -10296,6 +10478,7 @@
             <w:pPr>
               <w:pStyle w:val="Normal"/>
               <w:widowControl/>
+              <w:suppressAutoHyphens w:val="true"/>
               <w:spacing w:lineRule="auto" w:line="240" w:before="0" w:after="0"/>
               <w:jc w:val="center"/>
               <w:rPr>
@@ -10317,7 +10500,7 @@
         </w:tc>
         <w:tc>
           <w:tcPr>
-            <w:tcW w:w="556" w:type="dxa"/>
+            <w:tcW w:w="557" w:type="dxa"/>
             <w:tcBorders/>
             <w:shd w:color="auto" w:fill="FFFFFF" w:val="clear"/>
           </w:tcPr>
@@ -10325,6 +10508,7 @@
             <w:pPr>
               <w:pStyle w:val="Normal"/>
               <w:widowControl/>
+              <w:suppressAutoHyphens w:val="true"/>
               <w:spacing w:lineRule="auto" w:line="240" w:before="0" w:after="0"/>
               <w:jc w:val="center"/>
               <w:rPr>
@@ -10354,6 +10538,7 @@
             <w:pPr>
               <w:pStyle w:val="Normal"/>
               <w:widowControl/>
+              <w:suppressAutoHyphens w:val="true"/>
               <w:spacing w:lineRule="auto" w:line="240" w:before="0" w:after="0"/>
               <w:jc w:val="center"/>
               <w:rPr>
@@ -10383,6 +10568,7 @@
             <w:pPr>
               <w:pStyle w:val="Normal"/>
               <w:widowControl/>
+              <w:suppressAutoHyphens w:val="true"/>
               <w:spacing w:lineRule="auto" w:line="240" w:before="0" w:after="0"/>
               <w:jc w:val="center"/>
               <w:rPr>
@@ -10404,7 +10590,7 @@
         </w:tc>
         <w:tc>
           <w:tcPr>
-            <w:tcW w:w="555" w:type="dxa"/>
+            <w:tcW w:w="554" w:type="dxa"/>
             <w:tcBorders/>
             <w:shd w:color="auto" w:fill="70AD47" w:val="clear"/>
           </w:tcPr>
@@ -10412,6 +10598,7 @@
             <w:pPr>
               <w:pStyle w:val="Normal"/>
               <w:widowControl/>
+              <w:suppressAutoHyphens w:val="true"/>
               <w:spacing w:lineRule="auto" w:line="240" w:before="0" w:after="0"/>
               <w:jc w:val="center"/>
               <w:rPr>
@@ -10437,7 +10624,7 @@
         </w:tc>
         <w:tc>
           <w:tcPr>
-            <w:tcW w:w="557" w:type="dxa"/>
+            <w:tcW w:w="558" w:type="dxa"/>
             <w:tcBorders/>
             <w:shd w:color="auto" w:fill="FFFFFF" w:val="clear"/>
           </w:tcPr>
@@ -10445,6 +10632,7 @@
             <w:pPr>
               <w:pStyle w:val="Normal"/>
               <w:widowControl/>
+              <w:suppressAutoHyphens w:val="true"/>
               <w:spacing w:lineRule="auto" w:line="240" w:before="0" w:after="0"/>
               <w:jc w:val="center"/>
               <w:rPr>
@@ -10474,6 +10662,7 @@
             <w:pPr>
               <w:pStyle w:val="Normal"/>
               <w:widowControl/>
+              <w:suppressAutoHyphens w:val="true"/>
               <w:spacing w:lineRule="auto" w:line="240" w:before="0" w:after="0"/>
               <w:jc w:val="center"/>
               <w:rPr>
@@ -10503,6 +10692,7 @@
             <w:pPr>
               <w:pStyle w:val="Normal"/>
               <w:widowControl/>
+              <w:suppressAutoHyphens w:val="true"/>
               <w:spacing w:lineRule="auto" w:line="240" w:before="0" w:after="0"/>
               <w:jc w:val="center"/>
               <w:rPr>
@@ -10529,7 +10719,7 @@
         </w:trPr>
         <w:tc>
           <w:tcPr>
-            <w:tcW w:w="2682" w:type="dxa"/>
+            <w:tcW w:w="2681" w:type="dxa"/>
             <w:tcBorders/>
             <w:shd w:color="auto" w:fill="D9E1F2" w:val="clear"/>
           </w:tcPr>
@@ -10537,6 +10727,7 @@
             <w:pPr>
               <w:pStyle w:val="Normal"/>
               <w:widowControl/>
+              <w:suppressAutoHyphens w:val="true"/>
               <w:spacing w:lineRule="auto" w:line="240" w:before="0" w:after="0"/>
               <w:jc w:val="start"/>
               <w:rPr>
@@ -10562,7 +10753,7 @@
         </w:tc>
         <w:tc>
           <w:tcPr>
-            <w:tcW w:w="557" w:type="dxa"/>
+            <w:tcW w:w="558" w:type="dxa"/>
             <w:tcBorders/>
             <w:shd w:color="auto" w:fill="D9E1F2" w:val="clear"/>
           </w:tcPr>
@@ -10570,6 +10761,7 @@
             <w:pPr>
               <w:pStyle w:val="Normal"/>
               <w:widowControl/>
+              <w:suppressAutoHyphens w:val="true"/>
               <w:spacing w:lineRule="auto" w:line="240" w:before="0" w:after="0"/>
               <w:jc w:val="center"/>
               <w:rPr>
@@ -10599,6 +10791,7 @@
             <w:pPr>
               <w:pStyle w:val="Normal"/>
               <w:widowControl/>
+              <w:suppressAutoHyphens w:val="true"/>
               <w:spacing w:lineRule="auto" w:line="240" w:before="0" w:after="0"/>
               <w:jc w:val="center"/>
               <w:rPr>
@@ -10620,7 +10813,7 @@
         </w:tc>
         <w:tc>
           <w:tcPr>
-            <w:tcW w:w="555" w:type="dxa"/>
+            <w:tcW w:w="554" w:type="dxa"/>
             <w:tcBorders/>
             <w:shd w:color="auto" w:fill="D9E1F2" w:val="clear"/>
           </w:tcPr>
@@ -10628,6 +10821,7 @@
             <w:pPr>
               <w:pStyle w:val="Normal"/>
               <w:widowControl/>
+              <w:suppressAutoHyphens w:val="true"/>
               <w:spacing w:lineRule="auto" w:line="240" w:before="0" w:after="0"/>
               <w:jc w:val="center"/>
               <w:rPr>
@@ -10649,7 +10843,7 @@
         </w:tc>
         <w:tc>
           <w:tcPr>
-            <w:tcW w:w="556" w:type="dxa"/>
+            <w:tcW w:w="557" w:type="dxa"/>
             <w:tcBorders/>
             <w:shd w:color="auto" w:fill="D9E1F2" w:val="clear"/>
           </w:tcPr>
@@ -10657,6 +10851,7 @@
             <w:pPr>
               <w:pStyle w:val="Normal"/>
               <w:widowControl/>
+              <w:suppressAutoHyphens w:val="true"/>
               <w:spacing w:lineRule="auto" w:line="240" w:before="0" w:after="0"/>
               <w:jc w:val="center"/>
               <w:rPr>
@@ -10686,6 +10881,7 @@
             <w:pPr>
               <w:pStyle w:val="Normal"/>
               <w:widowControl/>
+              <w:suppressAutoHyphens w:val="true"/>
               <w:spacing w:lineRule="auto" w:line="240" w:before="0" w:after="0"/>
               <w:jc w:val="center"/>
               <w:rPr>
@@ -10715,6 +10911,7 @@
             <w:pPr>
               <w:pStyle w:val="Normal"/>
               <w:widowControl/>
+              <w:suppressAutoHyphens w:val="true"/>
               <w:spacing w:lineRule="auto" w:line="240" w:before="0" w:after="0"/>
               <w:jc w:val="center"/>
               <w:rPr>
@@ -10736,7 +10933,7 @@
         </w:tc>
         <w:tc>
           <w:tcPr>
-            <w:tcW w:w="555" w:type="dxa"/>
+            <w:tcW w:w="554" w:type="dxa"/>
             <w:tcBorders/>
             <w:shd w:color="auto" w:fill="70AD47" w:val="clear"/>
           </w:tcPr>
@@ -10744,6 +10941,7 @@
             <w:pPr>
               <w:pStyle w:val="Normal"/>
               <w:widowControl/>
+              <w:suppressAutoHyphens w:val="true"/>
               <w:spacing w:lineRule="auto" w:line="240" w:before="0" w:after="0"/>
               <w:jc w:val="center"/>
               <w:rPr>
@@ -10769,7 +10967,7 @@
         </w:tc>
         <w:tc>
           <w:tcPr>
-            <w:tcW w:w="557" w:type="dxa"/>
+            <w:tcW w:w="558" w:type="dxa"/>
             <w:tcBorders/>
             <w:shd w:color="auto" w:fill="70AD47" w:val="clear"/>
           </w:tcPr>
@@ -10777,6 +10975,7 @@
             <w:pPr>
               <w:pStyle w:val="Normal"/>
               <w:widowControl/>
+              <w:suppressAutoHyphens w:val="true"/>
               <w:spacing w:lineRule="auto" w:line="240" w:before="0" w:after="0"/>
               <w:jc w:val="center"/>
               <w:rPr>
@@ -10810,6 +11009,7 @@
             <w:pPr>
               <w:pStyle w:val="Normal"/>
               <w:widowControl/>
+              <w:suppressAutoHyphens w:val="true"/>
               <w:spacing w:lineRule="auto" w:line="240" w:before="0" w:after="0"/>
               <w:jc w:val="center"/>
               <w:rPr>
@@ -10839,6 +11039,7 @@
             <w:pPr>
               <w:pStyle w:val="Normal"/>
               <w:widowControl/>
+              <w:suppressAutoHyphens w:val="true"/>
               <w:spacing w:lineRule="auto" w:line="240" w:before="0" w:after="0"/>
               <w:jc w:val="center"/>
               <w:rPr>
@@ -10865,7 +11066,7 @@
         </w:trPr>
         <w:tc>
           <w:tcPr>
-            <w:tcW w:w="2682" w:type="dxa"/>
+            <w:tcW w:w="2681" w:type="dxa"/>
             <w:tcBorders/>
             <w:shd w:color="auto" w:fill="FFFFFF" w:val="clear"/>
           </w:tcPr>
@@ -10873,6 +11074,7 @@
             <w:pPr>
               <w:pStyle w:val="Normal"/>
               <w:widowControl/>
+              <w:suppressAutoHyphens w:val="true"/>
               <w:spacing w:lineRule="auto" w:line="240" w:before="0" w:after="0"/>
               <w:jc w:val="start"/>
               <w:rPr>
@@ -10898,7 +11100,7 @@
         </w:tc>
         <w:tc>
           <w:tcPr>
-            <w:tcW w:w="557" w:type="dxa"/>
+            <w:tcW w:w="558" w:type="dxa"/>
             <w:tcBorders/>
             <w:shd w:color="auto" w:fill="FFFFFF" w:val="clear"/>
           </w:tcPr>
@@ -10906,6 +11108,7 @@
             <w:pPr>
               <w:pStyle w:val="Normal"/>
               <w:widowControl/>
+              <w:suppressAutoHyphens w:val="true"/>
               <w:spacing w:lineRule="auto" w:line="240" w:before="0" w:after="0"/>
               <w:jc w:val="center"/>
               <w:rPr>
@@ -10935,6 +11138,7 @@
             <w:pPr>
               <w:pStyle w:val="Normal"/>
               <w:widowControl/>
+              <w:suppressAutoHyphens w:val="true"/>
               <w:spacing w:lineRule="auto" w:line="240" w:before="0" w:after="0"/>
               <w:jc w:val="center"/>
               <w:rPr>
@@ -10956,7 +11160,7 @@
         </w:tc>
         <w:tc>
           <w:tcPr>
-            <w:tcW w:w="555" w:type="dxa"/>
+            <w:tcW w:w="554" w:type="dxa"/>
             <w:tcBorders/>
             <w:shd w:color="auto" w:fill="FFFFFF" w:val="clear"/>
           </w:tcPr>
@@ -10964,6 +11168,7 @@
             <w:pPr>
               <w:pStyle w:val="Normal"/>
               <w:widowControl/>
+              <w:suppressAutoHyphens w:val="true"/>
               <w:spacing w:lineRule="auto" w:line="240" w:before="0" w:after="0"/>
               <w:jc w:val="center"/>
               <w:rPr>
@@ -10985,7 +11190,7 @@
         </w:tc>
         <w:tc>
           <w:tcPr>
-            <w:tcW w:w="556" w:type="dxa"/>
+            <w:tcW w:w="557" w:type="dxa"/>
             <w:tcBorders/>
             <w:shd w:color="auto" w:fill="FFFFFF" w:val="clear"/>
           </w:tcPr>
@@ -10993,6 +11198,7 @@
             <w:pPr>
               <w:pStyle w:val="Normal"/>
               <w:widowControl/>
+              <w:suppressAutoHyphens w:val="true"/>
               <w:spacing w:lineRule="auto" w:line="240" w:before="0" w:after="0"/>
               <w:jc w:val="center"/>
               <w:rPr>
@@ -11022,6 +11228,7 @@
             <w:pPr>
               <w:pStyle w:val="Normal"/>
               <w:widowControl/>
+              <w:suppressAutoHyphens w:val="true"/>
               <w:spacing w:lineRule="auto" w:line="240" w:before="0" w:after="0"/>
               <w:jc w:val="center"/>
               <w:rPr>
@@ -11051,6 +11258,7 @@
             <w:pPr>
               <w:pStyle w:val="Normal"/>
               <w:widowControl/>
+              <w:suppressAutoHyphens w:val="true"/>
               <w:spacing w:lineRule="auto" w:line="240" w:before="0" w:after="0"/>
               <w:jc w:val="center"/>
               <w:rPr>
@@ -11072,7 +11280,7 @@
         </w:tc>
         <w:tc>
           <w:tcPr>
-            <w:tcW w:w="555" w:type="dxa"/>
+            <w:tcW w:w="554" w:type="dxa"/>
             <w:tcBorders/>
             <w:shd w:color="auto" w:fill="FFFFFF" w:val="clear"/>
           </w:tcPr>
@@ -11080,6 +11288,7 @@
             <w:pPr>
               <w:pStyle w:val="Normal"/>
               <w:widowControl/>
+              <w:suppressAutoHyphens w:val="true"/>
               <w:spacing w:lineRule="auto" w:line="240" w:before="0" w:after="0"/>
               <w:jc w:val="center"/>
               <w:rPr>
@@ -11101,7 +11310,7 @@
         </w:tc>
         <w:tc>
           <w:tcPr>
-            <w:tcW w:w="557" w:type="dxa"/>
+            <w:tcW w:w="558" w:type="dxa"/>
             <w:tcBorders/>
             <w:shd w:color="auto" w:fill="FFFFFF" w:val="clear"/>
           </w:tcPr>
@@ -11109,6 +11318,7 @@
             <w:pPr>
               <w:pStyle w:val="Normal"/>
               <w:widowControl/>
+              <w:suppressAutoHyphens w:val="true"/>
               <w:spacing w:lineRule="auto" w:line="240" w:before="0" w:after="0"/>
               <w:jc w:val="center"/>
               <w:rPr>
@@ -11138,6 +11348,7 @@
             <w:pPr>
               <w:pStyle w:val="Normal"/>
               <w:widowControl/>
+              <w:suppressAutoHyphens w:val="true"/>
               <w:spacing w:lineRule="auto" w:line="240" w:before="0" w:after="0"/>
               <w:jc w:val="center"/>
               <w:rPr>
@@ -11171,6 +11382,7 @@
             <w:pPr>
               <w:pStyle w:val="Normal"/>
               <w:widowControl/>
+              <w:suppressAutoHyphens w:val="true"/>
               <w:spacing w:lineRule="auto" w:line="240" w:before="0" w:after="0"/>
               <w:jc w:val="center"/>
               <w:rPr>
@@ -11197,7 +11409,7 @@
         </w:trPr>
         <w:tc>
           <w:tcPr>
-            <w:tcW w:w="2682" w:type="dxa"/>
+            <w:tcW w:w="2681" w:type="dxa"/>
             <w:tcBorders/>
             <w:shd w:color="auto" w:fill="D9E1F2" w:val="clear"/>
           </w:tcPr>
@@ -11205,6 +11417,7 @@
             <w:pPr>
               <w:pStyle w:val="Normal"/>
               <w:widowControl/>
+              <w:suppressAutoHyphens w:val="true"/>
               <w:spacing w:lineRule="auto" w:line="240" w:before="0" w:after="0"/>
               <w:jc w:val="start"/>
               <w:rPr>
@@ -11230,7 +11443,7 @@
         </w:tc>
         <w:tc>
           <w:tcPr>
-            <w:tcW w:w="557" w:type="dxa"/>
+            <w:tcW w:w="558" w:type="dxa"/>
             <w:tcBorders/>
             <w:shd w:color="auto" w:fill="D9E1F2" w:val="clear"/>
           </w:tcPr>
@@ -11238,6 +11451,7 @@
             <w:pPr>
               <w:pStyle w:val="Normal"/>
               <w:widowControl/>
+              <w:suppressAutoHyphens w:val="true"/>
               <w:spacing w:lineRule="auto" w:line="240" w:before="0" w:after="0"/>
               <w:jc w:val="center"/>
               <w:rPr>
@@ -11267,6 +11481,7 @@
             <w:pPr>
               <w:pStyle w:val="Normal"/>
               <w:widowControl/>
+              <w:suppressAutoHyphens w:val="true"/>
               <w:spacing w:lineRule="auto" w:line="240" w:before="0" w:after="0"/>
               <w:jc w:val="center"/>
               <w:rPr>
@@ -11288,7 +11503,7 @@
         </w:tc>
         <w:tc>
           <w:tcPr>
-            <w:tcW w:w="555" w:type="dxa"/>
+            <w:tcW w:w="554" w:type="dxa"/>
             <w:tcBorders/>
             <w:shd w:color="auto" w:fill="D9E1F2" w:val="clear"/>
           </w:tcPr>
@@ -11296,6 +11511,7 @@
             <w:pPr>
               <w:pStyle w:val="Normal"/>
               <w:widowControl/>
+              <w:suppressAutoHyphens w:val="true"/>
               <w:spacing w:lineRule="auto" w:line="240" w:before="0" w:after="0"/>
               <w:jc w:val="center"/>
               <w:rPr>
@@ -11317,7 +11533,7 @@
         </w:tc>
         <w:tc>
           <w:tcPr>
-            <w:tcW w:w="556" w:type="dxa"/>
+            <w:tcW w:w="557" w:type="dxa"/>
             <w:tcBorders/>
             <w:shd w:color="auto" w:fill="D9E1F2" w:val="clear"/>
           </w:tcPr>
@@ -11325,6 +11541,7 @@
             <w:pPr>
               <w:pStyle w:val="Normal"/>
               <w:widowControl/>
+              <w:suppressAutoHyphens w:val="true"/>
               <w:spacing w:lineRule="auto" w:line="240" w:before="0" w:after="0"/>
               <w:jc w:val="center"/>
               <w:rPr>
@@ -11354,6 +11571,7 @@
             <w:pPr>
               <w:pStyle w:val="Normal"/>
               <w:widowControl/>
+              <w:suppressAutoHyphens w:val="true"/>
               <w:spacing w:lineRule="auto" w:line="240" w:before="0" w:after="0"/>
               <w:jc w:val="center"/>
               <w:rPr>
@@ -11383,6 +11601,7 @@
             <w:pPr>
               <w:pStyle w:val="Normal"/>
               <w:widowControl/>
+              <w:suppressAutoHyphens w:val="true"/>
               <w:spacing w:lineRule="auto" w:line="240" w:before="0" w:after="0"/>
               <w:jc w:val="center"/>
               <w:rPr>
@@ -11404,7 +11623,7 @@
         </w:tc>
         <w:tc>
           <w:tcPr>
-            <w:tcW w:w="555" w:type="dxa"/>
+            <w:tcW w:w="554" w:type="dxa"/>
             <w:tcBorders/>
             <w:shd w:color="auto" w:fill="D9E1F2" w:val="clear"/>
           </w:tcPr>
@@ -11412,6 +11631,7 @@
             <w:pPr>
               <w:pStyle w:val="Normal"/>
               <w:widowControl/>
+              <w:suppressAutoHyphens w:val="true"/>
               <w:spacing w:lineRule="auto" w:line="240" w:before="0" w:after="0"/>
               <w:jc w:val="center"/>
               <w:rPr>
@@ -11433,7 +11653,7 @@
         </w:tc>
         <w:tc>
           <w:tcPr>
-            <w:tcW w:w="557" w:type="dxa"/>
+            <w:tcW w:w="558" w:type="dxa"/>
             <w:tcBorders/>
             <w:shd w:color="auto" w:fill="D9E1F2" w:val="clear"/>
           </w:tcPr>
@@ -11441,6 +11661,7 @@
             <w:pPr>
               <w:pStyle w:val="Normal"/>
               <w:widowControl/>
+              <w:suppressAutoHyphens w:val="true"/>
               <w:spacing w:lineRule="auto" w:line="240" w:before="0" w:after="0"/>
               <w:jc w:val="center"/>
               <w:rPr>
@@ -11470,6 +11691,7 @@
             <w:pPr>
               <w:pStyle w:val="Normal"/>
               <w:widowControl/>
+              <w:suppressAutoHyphens w:val="true"/>
               <w:spacing w:lineRule="auto" w:line="240" w:before="0" w:after="0"/>
               <w:jc w:val="center"/>
               <w:rPr>
@@ -11499,6 +11721,7 @@
             <w:pPr>
               <w:pStyle w:val="Normal"/>
               <w:widowControl/>
+              <w:suppressAutoHyphens w:val="true"/>
               <w:spacing w:lineRule="auto" w:line="240" w:before="0" w:after="0"/>
               <w:jc w:val="center"/>
               <w:rPr>
@@ -11529,7 +11752,7 @@
         </w:trPr>
         <w:tc>
           <w:tcPr>
-            <w:tcW w:w="2682" w:type="dxa"/>
+            <w:tcW w:w="2681" w:type="dxa"/>
             <w:tcBorders/>
             <w:shd w:color="auto" w:fill="FFFFFF" w:val="clear"/>
           </w:tcPr>
@@ -11537,6 +11760,7 @@
             <w:pPr>
               <w:pStyle w:val="Normal"/>
               <w:widowControl/>
+              <w:suppressAutoHyphens w:val="true"/>
               <w:spacing w:lineRule="auto" w:line="240" w:before="0" w:after="0"/>
               <w:jc w:val="start"/>
               <w:rPr>
@@ -11562,7 +11786,7 @@
         </w:tc>
         <w:tc>
           <w:tcPr>
-            <w:tcW w:w="557" w:type="dxa"/>
+            <w:tcW w:w="558" w:type="dxa"/>
             <w:tcBorders/>
             <w:shd w:color="auto" w:fill="FFFFFF" w:val="clear"/>
           </w:tcPr>
@@ -11570,6 +11794,7 @@
             <w:pPr>
               <w:pStyle w:val="Normal"/>
               <w:widowControl/>
+              <w:suppressAutoHyphens w:val="true"/>
               <w:spacing w:lineRule="auto" w:line="240" w:before="0" w:after="0"/>
               <w:jc w:val="center"/>
               <w:rPr>
@@ -11599,6 +11824,7 @@
             <w:pPr>
               <w:pStyle w:val="Normal"/>
               <w:widowControl/>
+              <w:suppressAutoHyphens w:val="true"/>
               <w:spacing w:lineRule="auto" w:line="240" w:before="0" w:after="0"/>
               <w:jc w:val="center"/>
               <w:rPr>
@@ -11624,7 +11850,7 @@
         </w:tc>
         <w:tc>
           <w:tcPr>
-            <w:tcW w:w="555" w:type="dxa"/>
+            <w:tcW w:w="554" w:type="dxa"/>
             <w:tcBorders/>
             <w:shd w:color="auto" w:fill="70AD47" w:val="clear"/>
           </w:tcPr>
@@ -11632,6 +11858,7 @@
             <w:pPr>
               <w:pStyle w:val="Normal"/>
               <w:widowControl/>
+              <w:suppressAutoHyphens w:val="true"/>
               <w:spacing w:lineRule="auto" w:line="240" w:before="0" w:after="0"/>
               <w:jc w:val="center"/>
               <w:rPr>
@@ -11657,7 +11884,7 @@
         </w:tc>
         <w:tc>
           <w:tcPr>
-            <w:tcW w:w="556" w:type="dxa"/>
+            <w:tcW w:w="557" w:type="dxa"/>
             <w:tcBorders/>
             <w:shd w:color="auto" w:fill="70AD47" w:val="clear"/>
           </w:tcPr>
@@ -11665,6 +11892,7 @@
             <w:pPr>
               <w:pStyle w:val="Normal"/>
               <w:widowControl/>
+              <w:suppressAutoHyphens w:val="true"/>
               <w:spacing w:lineRule="auto" w:line="240" w:before="0" w:after="0"/>
               <w:jc w:val="center"/>
               <w:rPr>
@@ -11698,6 +11926,7 @@
             <w:pPr>
               <w:pStyle w:val="Normal"/>
               <w:widowControl/>
+              <w:suppressAutoHyphens w:val="true"/>
               <w:spacing w:lineRule="auto" w:line="240" w:before="0" w:after="0"/>
               <w:jc w:val="center"/>
               <w:rPr>
@@ -11731,6 +11960,7 @@
             <w:pPr>
               <w:pStyle w:val="Normal"/>
               <w:widowControl/>
+              <w:suppressAutoHyphens w:val="true"/>
               <w:spacing w:lineRule="auto" w:line="240" w:before="0" w:after="0"/>
               <w:jc w:val="center"/>
               <w:rPr>
@@ -11756,7 +11986,7 @@
         </w:tc>
         <w:tc>
           <w:tcPr>
-            <w:tcW w:w="555" w:type="dxa"/>
+            <w:tcW w:w="554" w:type="dxa"/>
             <w:tcBorders/>
             <w:shd w:color="auto" w:fill="70AD47" w:val="clear"/>
           </w:tcPr>
@@ -11764,6 +11994,7 @@
             <w:pPr>
               <w:pStyle w:val="Normal"/>
               <w:widowControl/>
+              <w:suppressAutoHyphens w:val="true"/>
               <w:spacing w:lineRule="auto" w:line="240" w:before="0" w:after="0"/>
               <w:jc w:val="center"/>
               <w:rPr>
@@ -11789,7 +12020,7 @@
         </w:tc>
         <w:tc>
           <w:tcPr>
-            <w:tcW w:w="557" w:type="dxa"/>
+            <w:tcW w:w="558" w:type="dxa"/>
             <w:tcBorders/>
             <w:shd w:color="auto" w:fill="70AD47" w:val="clear"/>
           </w:tcPr>
@@ -11797,6 +12028,7 @@
             <w:pPr>
               <w:pStyle w:val="Normal"/>
               <w:widowControl/>
+              <w:suppressAutoHyphens w:val="true"/>
               <w:spacing w:lineRule="auto" w:line="240" w:before="0" w:after="0"/>
               <w:jc w:val="center"/>
               <w:rPr>
@@ -11830,6 +12062,7 @@
             <w:pPr>
               <w:pStyle w:val="Normal"/>
               <w:widowControl/>
+              <w:suppressAutoHyphens w:val="true"/>
               <w:spacing w:lineRule="auto" w:line="240" w:before="0" w:after="0"/>
               <w:jc w:val="center"/>
               <w:rPr>
@@ -11863,6 +12096,7 @@
             <w:pPr>
               <w:pStyle w:val="Normal"/>
               <w:widowControl/>
+              <w:suppressAutoHyphens w:val="true"/>
               <w:spacing w:lineRule="auto" w:line="240" w:before="0" w:after="0"/>
               <w:jc w:val="center"/>
               <w:rPr>
@@ -11969,72 +12203,9 @@
           <w:b/>
           <w:sz w:val="24"/>
         </w:rPr>
-        <w:t>Procura y Gestión de Compras</w:t>
+        <w:t>Conceptos disciplinares</w:t>
       </w:r>
       <w:bookmarkEnd w:id="36"/>
-    </w:p>
-    <w:p>
-      <w:pPr>
-        <w:pStyle w:val="Normal"/>
-        <w:spacing w:lineRule="auto" w:line="360" w:before="0" w:after="0"/>
-        <w:ind w:firstLine="709"/>
-        <w:jc w:val="both"/>
-        <w:rPr/>
-      </w:pPr>
-      <w:r>
-        <w:rPr>
-          <w:i w:val="false"/>
-          <w:sz w:val="24"/>
-        </w:rPr>
-        <w:t>La procura se define como el conjunto de actividades orientadas a la adquisición de bienes, materiales e insumos necesarios para el funcionamiento continuo de una organización. Monterroso (2002) establece que la gestión de abastecimiento eficiente no se limita a la ejecución de compras, sino que abarca la planificación de necesidades, la selección de proveedores, la negociación de condiciones y el control del cumplimiento de los requerimientos en tiempo, calidad y costo.</w:t>
-      </w:r>
-    </w:p>
-    <w:p>
-      <w:pPr>
-        <w:pStyle w:val="Normal"/>
-        <w:spacing w:lineRule="auto" w:line="360" w:before="0" w:after="0"/>
-        <w:ind w:firstLine="709"/>
-        <w:jc w:val="both"/>
-        <w:rPr/>
-      </w:pPr>
-      <w:r>
-        <w:rPr>
-          <w:i w:val="false"/>
-          <w:sz w:val="24"/>
-        </w:rPr>
-        <w:t>Lo anterior cobra especial relevancia en el contexto de Lubricantes y Equipos Varyna, C.A., donde la procura constituye una función crítica para sostener las operaciones industriales y de campo. Durante el diagnóstico realizado, se pudo constatar que el departamento administrativo no cuenta con un canal formalizado de recepción de requisiciones, lo que impide que el proceso de abastecimiento se desarrolle de forma planificada y controlada tal como lo exige la teoría. En criterio de quien suscribe, esta ausencia de estructura procedimental es la causa raíz de los retrasos identificados, por encima incluso de factores humanos o tecnológicos.</w:t>
-      </w:r>
-    </w:p>
-    <w:p>
-      <w:pPr>
-        <w:pStyle w:val="Normal"/>
-        <w:spacing w:lineRule="auto" w:line="360" w:before="0" w:after="0"/>
-        <w:ind w:firstLine="709"/>
-        <w:jc w:val="both"/>
-        <w:rPr/>
-      </w:pPr>
-      <w:r>
-        <w:rPr>
-          <w:i w:val="false"/>
-          <w:sz w:val="24"/>
-        </w:rPr>
-        <w:t>Comprender la procura desde esta perspectiva teórica es el punto de partida indispensable para cualquier propuesta de mejora, pues permite identificar con precisión en cuáles fases del ciclo se concentran las ineficiencias. Para ello, resulta igualmente necesario examinar el marco administrativo general que debe regir la gestión de cualquier proceso organizacional, tal como se desarrolla en el apartado siguiente.</w:t>
-      </w:r>
-    </w:p>
-    <w:p>
-      <w:pPr>
-        <w:pStyle w:val="Normal"/>
-        <w:spacing w:lineRule="auto" w:line="240" w:before="720" w:after="240"/>
-        <w:ind w:start="709" w:end="709"/>
-        <w:jc w:val="both"/>
-        <w:rPr/>
-      </w:pPr>
-      <w:r>
-        <w:rPr>
-          <w:sz w:val="24"/>
-        </w:rPr>
-        <w:t>La gestión de compras y abastecimiento comprende un conjunto de actividades que permiten identificar las necesidades de materiales e insumos de la organización, seleccionar adecuadamente a los proveedores, negociar las condiciones de adquisición más convenientes y asegurar que los bienes requeridos lleguen en las cantidades correctas, en el momento oportuno y al menor costo posible, contribuyendo directamente a la eficiencia operativa de la empresa. (Monterroso, 2002, p. 3)</w:t>
-      </w:r>
     </w:p>
     <w:p>
       <w:pPr>
@@ -12050,7 +12221,7 @@
           <w:b/>
           <w:sz w:val="24"/>
         </w:rPr>
-        <w:t>Proceso Administrativo</w:t>
+        <w:t>Procura y Gestión de Compras</w:t>
       </w:r>
     </w:p>
     <w:p>
@@ -12066,7 +12237,7 @@
           <w:i w:val="false"/>
           <w:sz w:val="24"/>
         </w:rPr>
-        <w:t>El proceso administrativo constituye el marco conceptual fundamental que rige el funcionamiento de las organizaciones modernas. Chiavenato (2006) lo describe como el conjunto secuencial e interrelacionado de funciones de planificación, organización, dirección y control, orientadas al logro eficiente de los objetivos organizacionales mediante el uso racional de los recursos disponibles.</w:t>
+        <w:t>La procura se define como el conjunto de actividades orientadas a la adquisición de bienes, materiales e insumos necesarios para el funcionamiento continuo de una organización. Monterroso (2002) explica que la gestión de abastecimiento no se limita al acto de comprar, sino que comprende la identificación de necesidades, la búsqueda y evaluación de proveedores, la negociación de condiciones y el seguimiento del cumplimiento en tiempo, calidad y costo.</w:t>
       </w:r>
     </w:p>
     <w:p>
@@ -12082,7 +12253,7 @@
           <w:i w:val="false"/>
           <w:sz w:val="24"/>
         </w:rPr>
-        <w:t>Aplicado al contexto de la procura, el proceso administrativo provee la estructura metodológica necesaria para formalizar cada etapa del ciclo de compras. La planificación define las necesidades y tiempos de adquisición; la organización asigna responsabilidades claras a cada actor del proceso; la dirección asegura la ejecución coordinada de las actividades; y el control verifica el cumplimiento de los procedimientos y detecta desviaciones que requieren corrección.</w:t>
+        <w:t>Dentro de un proceso administrativo, la procura conecta las necesidades internas de la organización con el mercado proveedor. Por ello, una gestión de compras ordenada requiere que cada requisición sea recibida, revisada, cotizada, autorizada, procesada y cerrada mediante una secuencia conocida por quienes participan en ella.</w:t>
       </w:r>
     </w:p>
     <w:p>
@@ -12098,7 +12269,22 @@
           <w:i w:val="false"/>
           <w:sz w:val="24"/>
         </w:rPr>
-        <w:t>Durante la observación directa realizada en Lubricantes y Equipos Varyna, C.A., se evidenció que ninguna de estas cuatro funciones se ejecuta de manera formal dentro del ciclo de compras. Las requisiciones se reciben sin planificación previa, las responsabilidades no están escritas ni asignadas con claridad, y no existe un mecanismo de control que permita detectar en qué fase se detiene cada expediente. Desde la perspectiva de quien elabora este trabajo, la ausencia del proceso administrativo como eje rector es lo que convierte un procedimiento que debería ser simple en una secuencia compleja y propensa a errores. La propuesta de simplificación desarrollada en los capítulos siguientes busca precisamente instaurar estas cuatro funciones de forma explícita dentro del nuevo flujo de procura. Para que dicho control sea efectivo, es necesario además comprender los mecanismos de control interno aplicables específicamente al área de compras, como se expone a continuación.</w:t>
+        <w:t>En Lubricantes y Equipos Varyna, C.A., la procura constituye una función de apoyo relevante para la continuidad de las operaciones industriales y de campo. La ausencia de un canal formalizado de recepción y seguimiento de requisiciones justifica analizar el proceso desde una perspectiva administrativa que permita identificar oportunidades de simplificación sin debilitar los controles necesarios.</w:t>
+      </w:r>
+    </w:p>
+    <w:p>
+      <w:pPr>
+        <w:pStyle w:val="Normal"/>
+        <w:spacing w:lineRule="auto" w:line="240" w:before="720" w:after="240"/>
+        <w:ind w:start="709" w:end="709"/>
+        <w:jc w:val="both"/>
+        <w:rPr/>
+      </w:pPr>
+      <w:r>
+        <w:rPr>
+          <w:sz w:val="24"/>
+        </w:rPr>
+        <w:t>La gestión de compras y abastecimiento comprende un conjunto de actividades que permiten identificar las necesidades de materiales e insumos de la organización, seleccionar adecuadamente a los proveedores, negociar las condiciones de adquisición más convenientes y asegurar que los bienes requeridos lleguen en las cantidades correctas, en el momento oportuno y al menor costo posible, contribuyendo directamente a la eficiencia operativa de la empresa. (Monterroso, 2002, p. 3)</w:t>
       </w:r>
     </w:p>
     <w:p>
@@ -12115,7 +12301,7 @@
           <w:b/>
           <w:sz w:val="24"/>
         </w:rPr>
-        <w:t>Control Interno en los Procesos de Compras</w:t>
+        <w:t>Proceso Administrativo</w:t>
       </w:r>
     </w:p>
     <w:p>
@@ -12131,7 +12317,7 @@
           <w:i w:val="false"/>
           <w:sz w:val="24"/>
         </w:rPr>
-        <w:t>El control interno se define como el proceso diseñado e implementado por la dirección de una organización para proporcionar una seguridad razonable sobre la consecución de los objetivos en las categorías de eficiencia operativa, confiabilidad de la información financiera y cumplimiento de las normas aplicables. Mantilla (2005) señala que un sistema de control interno robusto en el área de compras minimiza los riesgos de fraude, duplicidad de pagos y adquisiciones no autorizadas.</w:t>
+        <w:t>El proceso administrativo constituye un marco conceptual para coordinar los recursos y las actividades de una organización. Chiavenato (2006) lo desarrolla a partir de las funciones de planificación, organización, dirección y control, las cuales se relacionan entre sí y orientan el cumplimiento de los objetivos institucionales.</w:t>
       </w:r>
     </w:p>
     <w:p>
@@ -12147,7 +12333,7 @@
           <w:i w:val="false"/>
           <w:sz w:val="24"/>
         </w:rPr>
-        <w:t>En el proceso de procura de Lubricantes y Equipos Varyna, C.A., el fortalecimiento del control interno implica la definición de niveles de autorización por monto de compra, la implementación de formularios estandarizados de solicitud y la trazabilidad documental de cada expediente desde la requisición hasta la orden de compra cerrada. Estas medidas reducen la discrecionalidad en las decisiones de adquisición y aumentan la transparencia del proceso.</w:t>
+        <w:t>Aplicado a la procura, la planificación permite prever requerimientos y tiempos de adquisición; la organización distribuye responsabilidades; la dirección coordina la ejecución de las actividades; y el control verifica que las requisiciones, cotizaciones, autorizaciones y órdenes de compra avancen conforme a criterios previamente definidos.</w:t>
       </w:r>
     </w:p>
     <w:p>
@@ -12163,7 +12349,7 @@
           <w:i w:val="false"/>
           <w:sz w:val="24"/>
         </w:rPr>
-        <w:t>A juicio de quien suscribe, el control interno no debe entenderse como una carga burocrática adicional, sino como la garantía de que cada paso del proceso de compras tiene un propósito definido y un responsable identificable. En Lubricantes y Equipos Varyna, C.A., la inexistencia de niveles de autorización formales ha generado que decisiones de adquisición recaigan de manera discrecional sobre el personal disponible en el momento, sin criterios objetivos ni registros verificables. Incorporar mecanismos de control interno dentro del nuevo procedimiento simplificado no agrega complejidad al proceso, sino que le otorga la transparencia y trazabilidad que actualmente le faltan. Este enfoque de control se articula directamente con la noción de simplificación administrativa que fundamenta la propuesta, concepto que se desarrolla en el siguiente apartado.</w:t>
+        <w:t>La propuesta de simplificación formulada en este informe se vincula con el proceso administrativo porque procura ordenar el recorrido de las solicitudes de compra, definir responsables y establecer mecanismos de seguimiento. De esta manera, la reducción de pasos innecesarios se combina con una estructura que permite conservar control sobre cada etapa.</w:t>
       </w:r>
     </w:p>
     <w:p>
@@ -12180,7 +12366,7 @@
           <w:b/>
           <w:sz w:val="24"/>
         </w:rPr>
-        <w:t>Simplificación Administrativa de Procesos</w:t>
+        <w:t>Control Interno en los Procesos de Compras</w:t>
       </w:r>
     </w:p>
     <w:p>
@@ -12196,7 +12382,7 @@
           <w:i w:val="false"/>
           <w:sz w:val="24"/>
         </w:rPr>
-        <w:t>La simplificación administrativa consiste en la revisión sistemática y el rediseño de los procedimientos organizacionales con el propósito de eliminar pasos innecesarios, reducir la burocracia interna y facilitar la ejecución ágil de las operaciones. Según Harrington (1993), un proceso simplificado debe ser comprensible para todos los actores involucrados, ejecutable con el menor número de pasos posible y orientado a resultados medibles y verificables.</w:t>
+        <w:t>El control interno comprende políticas, procedimientos y actividades orientadas a proporcionar seguridad razonable sobre la eficiencia de las operaciones, la confiabilidad de la información y el cumplimiento de las disposiciones aplicables. Mantilla (2005) destaca que el control debe formar parte de los procesos y no funcionar como una actividad aislada.</w:t>
       </w:r>
     </w:p>
     <w:p>
@@ -12212,7 +12398,7 @@
           <w:i w:val="false"/>
           <w:sz w:val="24"/>
         </w:rPr>
-        <w:t>En el ámbito de la administración de compras, la simplificación procedimental se traduce en la reducción de los ciclos de aprobación, la unificación de los formatos de cotización y la clarificación de los roles y responsabilidades de cada actor. El resultado esperado es una disminución verificable de los tiempos de respuesta en la adquisición de insumos y una mayor capacidad de la organización para atender sus necesidades de abastecimiento de forma oportuna y transparente.</w:t>
+        <w:t>En el área de compras, el control interno se relaciona con la autorización de las adquisiciones, la existencia de soportes documentales, la separación de responsabilidades, la verificación de condiciones y el seguimiento de las operaciones. Estos elementos reducen la posibilidad de omisiones, duplicidades y decisiones sin respaldo suficiente.</w:t>
       </w:r>
     </w:p>
     <w:p>
@@ -12228,7 +12414,7 @@
           <w:i w:val="false"/>
           <w:sz w:val="24"/>
         </w:rPr>
-        <w:t>Esta definición describe con precisión la situación identificada en Lubricantes y Equipos Varyna, C.A.: un proceso que ha crecido en pasos y actores sin que todos esos añadidos respondan a una secuencia formalmente definida. Quien elabora este trabajo considera que la simplificación no implica eliminar controles, sino reducir redundancias y clarificar responsabilidades. La propuesta formulada durante las pasantías parte de este principio y organiza los pasos necesarios para que una requisición avance de manera comprensible desde su recepción hasta el cierre de la orden de compra, manteniendo responsables, criterios de autorización y mecanismos de seguimiento que favorezcan el control administrativo del proceso.</w:t>
+        <w:t>Para el proceso de procura analizado, la simplificación propuesta no supone eliminar controles, sino organizarlos dentro de un flujo más claro. La definición de responsables, formatos uniformes y criterios de autorización permite que cada solicitud pueda ser revisada y seguida durante su recorrido administrativo.</w:t>
       </w:r>
     </w:p>
     <w:p>
@@ -12245,7 +12431,7 @@
           <w:b/>
           <w:sz w:val="24"/>
         </w:rPr>
-        <w:t>Base Legal: Constitución de la República Bolivariana de Venezuela — Artículo 112</w:t>
+        <w:t>Simplificación Administrativa de Procesos</w:t>
       </w:r>
     </w:p>
     <w:p>
@@ -12261,22 +12447,7 @@
           <w:i w:val="false"/>
           <w:sz w:val="24"/>
         </w:rPr>
-        <w:t>Como marco general de la actividad económica privada, la Constitución reconoce la iniciativa empresarial dentro de los límites establecidos por el ordenamiento jurídico.</w:t>
-      </w:r>
-    </w:p>
-    <w:p>
-      <w:pPr>
-        <w:pStyle w:val="Normal"/>
-        <w:spacing w:lineRule="auto" w:line="240" w:before="720" w:after="240"/>
-        <w:ind w:start="709" w:end="709"/>
-        <w:jc w:val="both"/>
-        <w:rPr/>
-      </w:pPr>
-      <w:r>
-        <w:rPr>
-          <w:sz w:val="24"/>
-        </w:rPr>
-        <w:t>Todas las personas pueden dedicarse libremente a la actividad económica de su preferencia, sin más limitaciones que las previstas en esta Constitución y las que establezcan las leyes, por razones de desarrollo humano, seguridad, sanidad, protección del ambiente u otras de interés social. El Estado promoverá la iniciativa privada, garantizando la creación y justa distribución de la riqueza, así como la producción de bienes y servicios que satisfagan las necesidades de la población, la libertad de trabajo, empresa, comercio, industria, sin perjuicio de su facultad para dictar medidas para planificar, racionalizar y regular la economía e impulsar el desarrollo integral del país. (Constitución de la República Bolivariana de Venezuela, 1999, art. 112)</w:t>
+        <w:t>La simplificación administrativa consiste en revisar un procedimiento para identificar actividades redundantes, demoras, duplicidades y pasos que no aportan valor al resultado esperado. Harrington (1993) plantea el mejoramiento de procesos como una revisión sistemática destinada a hacerlos más efectivos, eficientes y adaptables.</w:t>
       </w:r>
     </w:p>
     <w:p>
@@ -12292,7 +12463,23 @@
           <w:i w:val="false"/>
           <w:sz w:val="24"/>
         </w:rPr>
-        <w:t>El aporte de este artículo al informe es de carácter general: reconoce el ejercicio de la actividad empresarial y permite ubicar la propuesta dentro de la necesidad de organizar racionalmente los procesos internos de una empresa privada. No establece un procedimiento específico de procura, por lo que su función es servir como fundamento constitucional amplio y no como regla operativa de compras.</w:t>
+        <w:t>En los procesos de compras, simplificar implica procurar que las requisiciones recorran una secuencia comprensible, con documentos definidos, responsables identificados y controles ubicados en puntos pertinentes. La simplificación no debe confundirse con la eliminación indiscriminada de etapas, ya que un proceso puede ser más ágil y mantener las verificaciones necesarias.</w:t>
+      </w:r>
+    </w:p>
+    <w:p>
+      <w:pPr>
+        <w:pStyle w:val="Normal"/>
+        <w:spacing w:lineRule="auto" w:line="360" w:before="0" w:after="0"/>
+        <w:ind w:firstLine="709"/>
+        <w:jc w:val="both"/>
+        <w:rPr/>
+      </w:pPr>
+      <w:r>
+        <w:rPr>
+          <w:i w:val="false"/>
+          <w:sz w:val="24"/>
+        </w:rPr>
+        <w:t>Esta perspectiva se relaciona directamente con el título del informe, debido a que la propuesta busca ordenar el proceso de procura de Lubricantes y Equipos Varyna, C.A., reducir la dispersión procedimental y facilitar el seguimiento de cada adquisición desde la solicitud hasta su cierre administrativo.</w:t>
       </w:r>
     </w:p>
     <w:p>
@@ -12309,7 +12496,7 @@
           <w:b/>
           <w:sz w:val="24"/>
         </w:rPr>
-        <w:t>Base Legal: Código de Comercio — Artículo 32</w:t>
+        <w:t>Gestión de Proveedores</w:t>
       </w:r>
     </w:p>
     <w:p>
@@ -12325,7 +12512,291 @@
           <w:i w:val="false"/>
           <w:sz w:val="24"/>
         </w:rPr>
-        <w:t>El Código de Comercio establece obligaciones vinculadas con el orden y claridad de los registros de los comerciantes, aspecto que guarda relación con la necesidad de mantener información organizada y verificable en los procesos administrativos.</w:t>
+        <w:t>La gestión de proveedores forma parte del proceso de abastecimiento porque permite identificar fuentes de suministro, solicitar cotizaciones, comparar condiciones y mantener información útil para futuras adquisiciones. Monterroso (2002) relaciona la gestión de abastecimiento con la selección de proveedores y con la capacidad de asegurar materiales e insumos en condiciones convenientes para la organización.</w:t>
+      </w:r>
+    </w:p>
+    <w:p>
+      <w:pPr>
+        <w:pStyle w:val="Normal"/>
+        <w:spacing w:lineRule="auto" w:line="360" w:before="0" w:after="0"/>
+        <w:ind w:firstLine="709"/>
+        <w:jc w:val="both"/>
+        <w:rPr/>
+      </w:pPr>
+      <w:r>
+        <w:rPr>
+          <w:i w:val="false"/>
+          <w:sz w:val="24"/>
+        </w:rPr>
+        <w:t>Una gestión ordenada de proveedores requiere conservar información actualizada sobre ofertas, tiempos de respuesta, condiciones comerciales y cumplimiento de los requerimientos. Esto facilita la comparación de alternativas y reduce la dependencia de búsquedas improvisadas cada vez que surge una necesidad de compra.</w:t>
+      </w:r>
+    </w:p>
+    <w:p>
+      <w:pPr>
+        <w:pStyle w:val="Normal"/>
+        <w:spacing w:lineRule="auto" w:line="360" w:before="0" w:after="0"/>
+        <w:ind w:firstLine="709"/>
+        <w:jc w:val="both"/>
+        <w:rPr/>
+      </w:pPr>
+      <w:r>
+        <w:rPr>
+          <w:i w:val="false"/>
+          <w:sz w:val="24"/>
+        </w:rPr>
+        <w:t>En el proceso estudiado, la comunicación con proveedores y el seguimiento de cotizaciones constituyen actividades recurrentes. Por ello, la propuesta de simplificación debe favorecer registros consistentes que permitan conocer qué proveedor fue consultado, qué condiciones ofreció y cuál es el estado de cada cotización.</w:t>
+      </w:r>
+    </w:p>
+    <w:p>
+      <w:pPr>
+        <w:pStyle w:val="IUTECPTtulo2"/>
+        <w:keepNext w:val="true"/>
+        <w:keepLines/>
+        <w:spacing w:lineRule="auto" w:line="360" w:before="480" w:after="480"/>
+        <w:jc w:val="start"/>
+        <w:rPr/>
+      </w:pPr>
+      <w:r>
+        <w:rPr>
+          <w:b/>
+          <w:sz w:val="24"/>
+        </w:rPr>
+        <w:t>Trazabilidad Documental en la Procura</w:t>
+      </w:r>
+    </w:p>
+    <w:p>
+      <w:pPr>
+        <w:pStyle w:val="Normal"/>
+        <w:spacing w:lineRule="auto" w:line="360" w:before="0" w:after="0"/>
+        <w:ind w:firstLine="709"/>
+        <w:jc w:val="both"/>
+        <w:rPr/>
+      </w:pPr>
+      <w:r>
+        <w:rPr>
+          <w:i w:val="false"/>
+          <w:sz w:val="24"/>
+        </w:rPr>
+        <w:t>La trazabilidad documental puede entenderse como la posibilidad de reconstruir el recorrido de una operación mediante registros y evidencias que permitan conocer su origen, estado, responsables y resultado. En un proceso de procura, esta capacidad depende de que requisiciones, cotizaciones, autorizaciones y órdenes de compra mantengan una relación identificable durante todo el ciclo.</w:t>
+      </w:r>
+    </w:p>
+    <w:p>
+      <w:pPr>
+        <w:pStyle w:val="Normal"/>
+        <w:spacing w:lineRule="auto" w:line="360" w:before="0" w:after="0"/>
+        <w:ind w:firstLine="709"/>
+        <w:jc w:val="both"/>
+        <w:rPr/>
+      </w:pPr>
+      <w:r>
+        <w:rPr>
+          <w:i w:val="false"/>
+          <w:sz w:val="24"/>
+        </w:rPr>
+        <w:t>Desde la perspectiva del control interno desarrollada por Mantilla (2005), la documentación y la disponibilidad de información confiable respaldan la supervisión de las operaciones. Cuando los soportes están dispersos o el estatus de una solicitud depende únicamente del conocimiento informal del personal, aumenta la dificultad para verificar oportunamente el proceso.</w:t>
+      </w:r>
+    </w:p>
+    <w:p>
+      <w:pPr>
+        <w:pStyle w:val="Normal"/>
+        <w:spacing w:lineRule="auto" w:line="360" w:before="0" w:after="0"/>
+        <w:ind w:firstLine="709"/>
+        <w:jc w:val="both"/>
+        <w:rPr/>
+      </w:pPr>
+      <w:r>
+        <w:rPr>
+          <w:i w:val="false"/>
+          <w:sz w:val="24"/>
+        </w:rPr>
+        <w:t>La trazabilidad es un elemento central del diagnóstico de este informe, debido a que una de las situaciones observadas fue la dificultad para conocer con rapidez el estado de algunas adquisiciones. La estandarización de registros y la definición de responsables contribuyen a que el recorrido de cada solicitud pueda ser consultado y verificado.</w:t>
+      </w:r>
+    </w:p>
+    <w:p>
+      <w:pPr>
+        <w:pStyle w:val="IUTECPTtulo2"/>
+        <w:keepNext w:val="true"/>
+        <w:keepLines/>
+        <w:spacing w:lineRule="auto" w:line="360" w:before="480" w:after="480"/>
+        <w:jc w:val="start"/>
+        <w:rPr/>
+      </w:pPr>
+      <w:r>
+        <w:rPr>
+          <w:b/>
+          <w:sz w:val="24"/>
+        </w:rPr>
+        <w:t>Estandarización de Procedimientos</w:t>
+      </w:r>
+    </w:p>
+    <w:p>
+      <w:pPr>
+        <w:pStyle w:val="Normal"/>
+        <w:spacing w:lineRule="auto" w:line="360" w:before="0" w:after="0"/>
+        <w:ind w:firstLine="709"/>
+        <w:jc w:val="both"/>
+        <w:rPr/>
+      </w:pPr>
+      <w:r>
+        <w:rPr>
+          <w:i w:val="false"/>
+          <w:sz w:val="24"/>
+        </w:rPr>
+        <w:t>La estandarización de procedimientos consiste en definir una forma común y documentada de ejecutar actividades que se repiten dentro de una organización. Harrington (1993) vincula el mejoramiento de procesos con la necesidad de comprender, documentar y controlar las actividades para reducir variaciones que afecten los resultados.</w:t>
+      </w:r>
+    </w:p>
+    <w:p>
+      <w:pPr>
+        <w:pStyle w:val="Normal"/>
+        <w:spacing w:lineRule="auto" w:line="360" w:before="0" w:after="0"/>
+        <w:ind w:firstLine="709"/>
+        <w:jc w:val="both"/>
+        <w:rPr/>
+      </w:pPr>
+      <w:r>
+        <w:rPr>
+          <w:i w:val="false"/>
+          <w:sz w:val="24"/>
+        </w:rPr>
+        <w:t>En la procura, la utilización de formatos uniformes para requisiciones, solicitudes de cotización y órdenes de compra facilita que los participantes dispongan de la misma información básica. Asimismo, una secuencia documentada permite establecer qué actividad corresponde a cada responsable y qué condición debe cumplirse antes de avanzar a la fase siguiente.</w:t>
+      </w:r>
+    </w:p>
+    <w:p>
+      <w:pPr>
+        <w:pStyle w:val="Normal"/>
+        <w:spacing w:lineRule="auto" w:line="360" w:before="0" w:after="0"/>
+        <w:ind w:firstLine="709"/>
+        <w:jc w:val="both"/>
+        <w:rPr/>
+      </w:pPr>
+      <w:r>
+        <w:rPr>
+          <w:i w:val="false"/>
+          <w:sz w:val="24"/>
+        </w:rPr>
+        <w:t>La propuesta desarrollada para Lubricantes y Equipos Varyna, C.A. incorpora este principio mediante formatos estandarizados, responsables definidos y criterios de autorización. La finalidad es disminuir la dispersión procedimental y facilitar que el personal pueda aplicar el proceso de manera uniforme.</w:t>
+      </w:r>
+    </w:p>
+    <w:p>
+      <w:pPr>
+        <w:pStyle w:val="IUTECPTtulo2"/>
+        <w:keepNext w:val="true"/>
+        <w:keepLines/>
+        <w:spacing w:lineRule="auto" w:line="360" w:before="480" w:after="480"/>
+        <w:jc w:val="start"/>
+        <w:rPr/>
+      </w:pPr>
+      <w:r>
+        <w:rPr>
+          <w:b/>
+          <w:sz w:val="24"/>
+        </w:rPr>
+        <w:t>Indicadores de Gestión Aplicados a Compras</w:t>
+      </w:r>
+    </w:p>
+    <w:p>
+      <w:pPr>
+        <w:pStyle w:val="Normal"/>
+        <w:spacing w:lineRule="auto" w:line="360" w:before="0" w:after="0"/>
+        <w:ind w:firstLine="709"/>
+        <w:jc w:val="both"/>
+        <w:rPr/>
+      </w:pPr>
+      <w:r>
+        <w:rPr>
+          <w:i w:val="false"/>
+          <w:sz w:val="24"/>
+        </w:rPr>
+        <w:t>Los indicadores de gestión permiten observar el comportamiento de un proceso mediante datos que facilitan su seguimiento y evaluación. Dentro del proceso administrativo, Chiavenato (2006) relaciona la función de control con la comparación de los resultados obtenidos frente a criterios que permitan identificar desviaciones y aplicar acciones correctivas.</w:t>
+      </w:r>
+    </w:p>
+    <w:p>
+      <w:pPr>
+        <w:pStyle w:val="Normal"/>
+        <w:spacing w:lineRule="auto" w:line="360" w:before="0" w:after="0"/>
+        <w:ind w:firstLine="709"/>
+        <w:jc w:val="both"/>
+        <w:rPr/>
+      </w:pPr>
+      <w:r>
+        <w:rPr>
+          <w:i w:val="false"/>
+          <w:sz w:val="24"/>
+        </w:rPr>
+        <w:t>En un proceso de compras pueden emplearse indicadores sencillos vinculados con el tiempo del ciclo de adquisición, el número de solicitudes pendientes, la cantidad de requisiciones procesadas y el cumplimiento de los plazos definidos. Su utilidad depende de que los datos sean registrados de manera consistente y puedan compararse a lo largo del tiempo.</w:t>
+      </w:r>
+    </w:p>
+    <w:p>
+      <w:pPr>
+        <w:pStyle w:val="Normal"/>
+        <w:spacing w:lineRule="auto" w:line="360" w:before="0" w:after="0"/>
+        <w:ind w:firstLine="709"/>
+        <w:jc w:val="both"/>
+        <w:rPr/>
+      </w:pPr>
+      <w:r>
+        <w:rPr>
+          <w:i w:val="false"/>
+          <w:sz w:val="24"/>
+        </w:rPr>
+        <w:t>La incorporación de indicadores básicos en la propuesta permite que la simplificación administrativa no se limite a modificar un flujo, sino que pueda ser evaluada después de su aplicación. De esta manera, la empresa podrá identificar si los cambios contribuyen efectivamente a reducir demoras y fortalecer el seguimiento de las adquisiciones.</w:t>
+      </w:r>
+    </w:p>
+    <w:p>
+      <w:pPr>
+        <w:pStyle w:val="IUTECPTtulo2"/>
+        <w:keepNext w:val="true"/>
+        <w:keepLines/>
+        <w:spacing w:lineRule="auto" w:line="360" w:before="480" w:after="480"/>
+        <w:jc w:val="start"/>
+        <w:rPr/>
+      </w:pPr>
+      <w:bookmarkStart w:id="37" w:name="bm_cap3_legales"/>
+      <w:r>
+        <w:rPr>
+          <w:b/>
+          <w:sz w:val="24"/>
+        </w:rPr>
+        <w:t>Bases legales</w:t>
+      </w:r>
+      <w:bookmarkEnd w:id="37"/>
+    </w:p>
+    <w:p>
+      <w:pPr>
+        <w:pStyle w:val="IUTECPTtulo3"/>
+        <w:keepNext w:val="true"/>
+        <w:keepLines/>
+        <w:spacing w:lineRule="auto" w:line="360" w:before="240" w:after="240"/>
+        <w:ind w:firstLine="709"/>
+        <w:jc w:val="start"/>
+        <w:rPr/>
+      </w:pPr>
+      <w:r>
+        <w:rPr>
+          <w:b/>
+          <w:i/>
+          <w:sz w:val="24"/>
+        </w:rPr>
+        <w:t>Constitución de la República Bolivariana de Venezuela</w:t>
+      </w:r>
+    </w:p>
+    <w:p>
+      <w:pPr>
+        <w:pStyle w:val="IUTECPTtulo3"/>
+        <w:keepNext w:val="true"/>
+        <w:keepLines/>
+        <w:spacing w:lineRule="auto" w:line="360" w:before="240" w:after="240"/>
+        <w:ind w:firstLine="709"/>
+        <w:jc w:val="start"/>
+        <w:rPr/>
+      </w:pPr>
+      <w:r>
+        <w:rPr>
+          <w:b/>
+          <w:i/>
+          <w:sz w:val="24"/>
+        </w:rPr>
+        <w:t>Artículo 112</w:t>
       </w:r>
     </w:p>
     <w:p>
@@ -12340,15 +12811,134 @@
         <w:rPr>
           <w:sz w:val="24"/>
         </w:rPr>
-        <w:t>Todo comerciante debe llevar en idioma castellano su contabilidad, la cual comprenderá, obligatoriamente, el libro Diario, el libro Mayor y el de Inventarios. Podrá llevar, además, todos los libros auxiliares que estimara conveniente para el mayor orden y claridad de sus operaciones. (Código de Comercio, 1955, art. 32)</w:t>
-      </w:r>
-    </w:p>
-    <w:p>
-      <w:pPr>
-        <w:pStyle w:val="Normal"/>
-        <w:spacing w:lineRule="auto" w:line="360" w:before="0" w:after="0"/>
+        <w:t xml:space="preserve">Todas las personas pueden dedicarse libremente a la actividad económica de su preferencia, sin más limitaciones que las previstas en esta Constitución y las que establezcan las leyes, por razones de desarrollo humano, seguridad, sanidad, protección del ambiente u otras de interés social. El Estado promoverá la iniciativa privada, garantizando la creación y justa distribución de la riqueza, así como la producción de bienes y servicios que satisfagan las necesidades de la población, la libertad de trabajo, empresa, comercio, industria, sin perjuicio de su facultad para dictar medidas para planificar, racionalizar y regular la economía e impulsar el desarrollo integral del país. </w:t>
+      </w:r>
+    </w:p>
+    <w:p>
+      <w:pPr>
+        <w:pStyle w:val="Normal"/>
+        <w:spacing w:lineRule="auto" w:line="360" w:before="240" w:after="240"/>
+        <w:ind w:hanging="0" w:start="720"/>
+        <w:jc w:val="start"/>
+        <w:rPr/>
+      </w:pPr>
+      <w:r>
+        <w:rPr>
+          <w:b/>
+          <w:sz w:val="24"/>
+        </w:rPr>
+        <w:t xml:space="preserve">Análisis. </w:t>
+      </w:r>
+      <w:r>
+        <w:rPr>
+          <w:sz w:val="24"/>
+        </w:rPr>
+        <w:t>El artículo reconoce la libertad para desarrollar actividades económicas dentro del marco constitucional y legal, al mismo tiempo que atribuye al Estado facultades de regulación y planificación. Desde la perspectiva administrativa, su contenido evidencia que la actividad empresarial debe desarrollarse de manera organizada y compatible con las disposiciones que regulan la operación económica.</w:t>
+      </w:r>
+    </w:p>
+    <w:p>
+      <w:pPr>
+        <w:pStyle w:val="Normal"/>
+        <w:spacing w:lineRule="auto" w:line="360" w:before="240" w:after="240"/>
+        <w:ind w:hanging="0" w:start="720"/>
+        <w:jc w:val="start"/>
+        <w:rPr/>
+      </w:pPr>
+      <w:r>
+        <w:rPr>
+          <w:b/>
+          <w:sz w:val="24"/>
+        </w:rPr>
+        <w:t xml:space="preserve">Aporte legal al informe. </w:t>
+      </w:r>
+      <w:r>
+        <w:rPr>
+          <w:sz w:val="24"/>
+        </w:rPr>
+        <w:t>Su aporte al informe es servir como fundamento constitucional general para la actividad de Lubricantes y Equipos Varyna, C.A. La propuesta de simplificación administrativa se desarrolla dentro de una empresa privada que ejerce actividad económica y requiere organizar racionalmente sus procesos internos. El artículo no establece un procedimiento específico de procura, por lo que su relación con el trabajo es de carácter general.</w:t>
+      </w:r>
+    </w:p>
+    <w:p>
+      <w:pPr>
+        <w:pStyle w:val="IUTECPTtulo3"/>
+        <w:keepNext w:val="true"/>
+        <w:keepLines/>
+        <w:spacing w:lineRule="auto" w:line="360" w:before="240" w:after="240"/>
         <w:ind w:firstLine="709"/>
+        <w:jc w:val="start"/>
+        <w:rPr/>
+      </w:pPr>
+      <w:r>
+        <w:rPr>
+          <w:b/>
+          <w:i/>
+          <w:sz w:val="24"/>
+        </w:rPr>
+        <w:t>Código de Comercio</w:t>
+      </w:r>
+    </w:p>
+    <w:p>
+      <w:pPr>
+        <w:pStyle w:val="IUTECPTtulo3"/>
+        <w:keepNext w:val="true"/>
+        <w:keepLines/>
+        <w:spacing w:lineRule="auto" w:line="360" w:before="240" w:after="240"/>
+        <w:ind w:firstLine="709"/>
+        <w:jc w:val="start"/>
+        <w:rPr/>
+      </w:pPr>
+      <w:r>
+        <w:rPr>
+          <w:b/>
+          <w:i/>
+          <w:sz w:val="24"/>
+        </w:rPr>
+        <w:t>Artículo 32</w:t>
+      </w:r>
+    </w:p>
+    <w:p>
+      <w:pPr>
+        <w:pStyle w:val="Normal"/>
+        <w:spacing w:lineRule="auto" w:line="240" w:before="720" w:after="240"/>
+        <w:ind w:start="709" w:end="709"/>
         <w:jc w:val="both"/>
+        <w:rPr/>
+      </w:pPr>
+      <w:r>
+        <w:rPr>
+          <w:sz w:val="24"/>
+        </w:rPr>
+        <w:t xml:space="preserve">Todo comerciante debe llevar en idioma castellano su contabilidad, la cual comprenderá, obligatoriamente, el libro Diario, el libro Mayor y el de Inventarios. Podrá llevar, además, todos los libros auxiliares que estimara conveniente para el mayor orden y claridad de sus operaciones. </w:t>
+      </w:r>
+    </w:p>
+    <w:p>
+      <w:pPr>
+        <w:pStyle w:val="Normal"/>
+        <w:spacing w:lineRule="auto" w:line="360" w:before="240" w:after="240"/>
+        <w:ind w:hanging="0" w:start="720"/>
+        <w:jc w:val="start"/>
+        <w:rPr/>
+      </w:pPr>
+      <w:r>
+        <w:rPr>
+          <w:b/>
+          <w:sz w:val="24"/>
+        </w:rPr>
+        <w:t xml:space="preserve">Análisis. </w:t>
+      </w:r>
+      <w:r>
+        <w:rPr>
+          <w:sz w:val="24"/>
+        </w:rPr>
+        <w:t>El artículo establece la obligación de mantener registros contables y permite utilizar libros auxiliares que favorezcan el orden y la claridad de las operaciones. Aunque la disposición se refiere específicamente a la contabilidad mercantil, expresa la importancia jurídica de conservar información organizada y verificable dentro de la actividad comercial.</w:t>
+      </w:r>
+    </w:p>
+    <w:p>
+      <w:pPr>
+        <w:pStyle w:val="Normal"/>
+        <w:spacing w:lineRule="auto" w:line="360" w:before="240" w:after="0"/>
+        <w:ind w:hanging="0" w:start="720"/>
+        <w:jc w:val="start"/>
         <w:rPr/>
         <w:sectPr>
           <w:footerReference w:type="even" r:id="rId51"/>
@@ -12366,10 +12956,16 @@
       </w:pPr>
       <w:r>
         <w:rPr>
-          <w:i w:val="false"/>
-          <w:sz w:val="24"/>
-        </w:rPr>
-        <w:t>La relación con la propuesta se encuentra en el principio de orden y claridad de las operaciones mercantiles. Los formatos y mecanismos de seguimiento diseñados para la procura no sustituyen los libros contables exigidos por la ley, pero complementan el control administrativo al organizar la documentación que antecede y acompaña las compras de la empresa.</w:t>
+          <w:b/>
+          <w:sz w:val="24"/>
+        </w:rPr>
+        <w:t xml:space="preserve">Aporte legal al informe. </w:t>
+      </w:r>
+      <w:r>
+        <w:rPr>
+          <w:sz w:val="24"/>
+        </w:rPr>
+        <w:t>Su aporte al informe se relaciona con el principio de orden documental que debe acompañar las operaciones de compra. Los formatos, registros y mecanismos de seguimiento propuestos para la procura no sustituyen los libros contables exigidos por la ley, pero complementan el control administrativo de la documentación que antecede y acompaña las adquisiciones de la empresa.</w:t>
       </w:r>
     </w:p>
     <w:p>
@@ -12396,7 +12992,7 @@
         <w:jc w:val="center"/>
         <w:rPr/>
       </w:pPr>
-      <w:bookmarkStart w:id="37" w:name="bm_cap4"/>
+      <w:bookmarkStart w:id="38" w:name="bm_cap4"/>
       <w:r>
         <w:rPr>
           <w:b/>
@@ -12404,7 +13000,7 @@
         </w:rPr>
         <w:t>ACTIVIDADES REALIZADAS</w:t>
       </w:r>
-      <w:bookmarkEnd w:id="37"/>
+      <w:bookmarkEnd w:id="38"/>
     </w:p>
     <w:p>
       <w:pPr>
@@ -12415,7 +13011,7 @@
         <w:jc w:val="start"/>
         <w:rPr/>
       </w:pPr>
-      <w:bookmarkStart w:id="38" w:name="bm_cap4_desc"/>
+      <w:bookmarkStart w:id="39" w:name="bm_cap4_desc"/>
       <w:r>
         <w:rPr>
           <w:b/>
@@ -12423,7 +13019,7 @@
         </w:rPr>
         <w:t>Descripción de Actividades Ejecutadas por Semana</w:t>
       </w:r>
-      <w:bookmarkEnd w:id="38"/>
+      <w:bookmarkEnd w:id="39"/>
     </w:p>
     <w:p>
       <w:pPr>
@@ -13208,7 +13804,7 @@
         <w:jc w:val="center"/>
         <w:rPr/>
       </w:pPr>
-      <w:bookmarkStart w:id="39" w:name="bm_cap5"/>
+      <w:bookmarkStart w:id="40" w:name="bm_cap5"/>
       <w:r>
         <w:rPr>
           <w:b/>
@@ -13216,7 +13812,7 @@
         </w:rPr>
         <w:t>CONCLUSIONES Y RECOMENDACIONES</w:t>
       </w:r>
-      <w:bookmarkEnd w:id="39"/>
+      <w:bookmarkEnd w:id="40"/>
     </w:p>
     <w:p>
       <w:pPr>
@@ -13227,7 +13823,7 @@
         <w:jc w:val="start"/>
         <w:rPr/>
       </w:pPr>
-      <w:bookmarkStart w:id="40" w:name="bm_cap5_concl"/>
+      <w:bookmarkStart w:id="41" w:name="bm_cap5_concl"/>
       <w:r>
         <w:rPr>
           <w:b/>
@@ -13235,7 +13831,7 @@
         </w:rPr>
         <w:t>Conclusiones</w:t>
       </w:r>
-      <w:bookmarkEnd w:id="40"/>
+      <w:bookmarkEnd w:id="41"/>
     </w:p>
     <w:p>
       <w:pPr>
@@ -13306,7 +13902,7 @@
         <w:jc w:val="start"/>
         <w:rPr/>
       </w:pPr>
-      <w:bookmarkStart w:id="41" w:name="bm_cap5_recom"/>
+      <w:bookmarkStart w:id="42" w:name="bm_cap5_recom"/>
       <w:r>
         <w:rPr>
           <w:b/>
@@ -13314,7 +13910,7 @@
         </w:rPr>
         <w:t>Recomendaciones</w:t>
       </w:r>
-      <w:bookmarkEnd w:id="41"/>
+      <w:bookmarkEnd w:id="42"/>
     </w:p>
     <w:p>
       <w:pPr>
@@ -13334,61 +13930,65 @@
     <w:p>
       <w:pPr>
         <w:pStyle w:val="Normal"/>
-        <w:spacing w:lineRule="auto" w:line="360"/>
+        <w:spacing w:lineRule="auto" w:line="360" w:before="0" w:after="0"/>
         <w:ind w:firstLine="709"/>
         <w:jc w:val="both"/>
         <w:rPr/>
       </w:pPr>
       <w:r>
         <w:rPr>
-          <w:sz w:val="24"/>
-        </w:rPr>
-        <w:t>1. Implementar la propuesta de manera gradual, iniciando con la formalización del canal de recepción de requisiciones y la utilización uniforme de los formatos diseñados.</w:t>
-      </w:r>
-    </w:p>
-    <w:p>
-      <w:pPr>
-        <w:pStyle w:val="Normal"/>
-        <w:spacing w:lineRule="auto" w:line="360"/>
+          <w:i w:val="false"/>
+          <w:sz w:val="24"/>
+        </w:rPr>
+        <w:t>Implementar la propuesta de manera gradual, iniciando con la formalización del canal de recepción de requisiciones y la utilización uniforme de los formatos diseñados.</w:t>
+      </w:r>
+    </w:p>
+    <w:p>
+      <w:pPr>
+        <w:pStyle w:val="Normal"/>
+        <w:spacing w:lineRule="auto" w:line="360" w:before="0" w:after="0"/>
         <w:ind w:firstLine="709"/>
         <w:jc w:val="both"/>
         <w:rPr/>
       </w:pPr>
       <w:r>
         <w:rPr>
-          <w:sz w:val="24"/>
-        </w:rPr>
-        <w:t>2. Socializar el flujo simplificado, los responsables y los criterios de autorización con el personal involucrado en la procura antes de su aplicación general.</w:t>
-      </w:r>
-    </w:p>
-    <w:p>
-      <w:pPr>
-        <w:pStyle w:val="Normal"/>
-        <w:spacing w:lineRule="auto" w:line="360"/>
+          <w:i w:val="false"/>
+          <w:sz w:val="24"/>
+        </w:rPr>
+        <w:t>Socializar el flujo simplificado, los responsables y los criterios de autorización con el personal involucrado en la procura antes de su aplicación general.</w:t>
+      </w:r>
+    </w:p>
+    <w:p>
+      <w:pPr>
+        <w:pStyle w:val="Normal"/>
+        <w:spacing w:lineRule="auto" w:line="360" w:before="0" w:after="0"/>
         <w:ind w:firstLine="709"/>
         <w:jc w:val="both"/>
         <w:rPr/>
       </w:pPr>
       <w:r>
         <w:rPr>
-          <w:sz w:val="24"/>
-        </w:rPr>
-        <w:t>3. Registrar mensualmente indicadores básicos, como tiempo promedio del ciclo de compra, solicitudes pendientes y requisiciones tramitadas dentro del plazo definido, para valorar los resultados de la simplificación.</w:t>
-      </w:r>
-    </w:p>
-    <w:p>
-      <w:pPr>
-        <w:pStyle w:val="Normal"/>
-        <w:spacing w:lineRule="auto" w:line="360"/>
+          <w:i w:val="false"/>
+          <w:sz w:val="24"/>
+        </w:rPr>
+        <w:t>Registrar mensualmente indicadores básicos, como tiempo promedio del ciclo de compra, solicitudes pendientes y requisiciones tramitadas dentro del plazo definido, para valorar los resultados de la simplificación.</w:t>
+      </w:r>
+    </w:p>
+    <w:p>
+      <w:pPr>
+        <w:pStyle w:val="Normal"/>
+        <w:spacing w:lineRule="auto" w:line="360" w:before="0" w:after="0"/>
         <w:ind w:firstLine="709"/>
         <w:jc w:val="both"/>
         <w:rPr/>
       </w:pPr>
       <w:r>
         <w:rPr>
-          <w:sz w:val="24"/>
-        </w:rPr>
-        <w:t>4. Revisar periódicamente el procedimiento y los formatos con el personal del Departamento Administrativo, incorporando ajustes cuando cambien las necesidades operativas de la empresa.</w:t>
+          <w:i w:val="false"/>
+          <w:sz w:val="24"/>
+        </w:rPr>
+        <w:t>Revisar periódicamente el procedimiento y los formatos con el personal del Departamento Administrativo, incorporando ajustes cuando cambien las necesidades operativas de la empresa.</w:t>
       </w:r>
     </w:p>
     <w:p>
@@ -13409,16 +14009,17 @@
     <w:p>
       <w:pPr>
         <w:pStyle w:val="Normal"/>
-        <w:spacing w:lineRule="auto" w:line="360"/>
+        <w:spacing w:lineRule="auto" w:line="360" w:before="0" w:after="0"/>
         <w:ind w:firstLine="709"/>
         <w:jc w:val="both"/>
         <w:rPr/>
       </w:pPr>
       <w:r>
         <w:rPr>
-          <w:sz w:val="24"/>
-        </w:rPr>
-        <w:t>1. Continuar fortaleciendo el acompañamiento académico durante las pasantías, promoviendo la aplicación de conocimientos de planificación, organización, control y análisis de procesos frente a situaciones administrativas reales de las empresas.</w:t>
+          <w:i w:val="false"/>
+          <w:sz w:val="24"/>
+        </w:rPr>
+        <w:t>Continuar fortaleciendo el acompañamiento académico durante las pasantías, promoviendo la aplicación de conocimientos de planificación, organización, control y análisis de procesos frente a situaciones administrativas reales de las empresas.</w:t>
       </w:r>
     </w:p>
     <w:p>
@@ -13459,9 +14060,10 @@
       </w:pPr>
       <w:r>
         <w:rPr>
-          <w:sz w:val="24"/>
-        </w:rPr>
-        <w:t>1. Llevar un registro sistemático de las actividades desde las primeras semanas, observar los procesos administrativos, conservar las evidencias pertinentes y relacionar las tareas realizadas con los objetivos establecidos en el informe.</w:t>
+          <w:i w:val="false"/>
+          <w:sz w:val="24"/>
+        </w:rPr>
+        <w:t>Llevar un registro sistemático de las actividades desde las primeras semanas, observar los procesos administrativos, conservar las evidencias pertinentes y relacionar las tareas realizadas con los objetivos establecidos en el informe.</w:t>
       </w:r>
     </w:p>
     <w:p>
@@ -13473,7 +14075,7 @@
         <w:jc w:val="center"/>
         <w:rPr/>
       </w:pPr>
-      <w:bookmarkStart w:id="42" w:name="bm_referencias"/>
+      <w:bookmarkStart w:id="43" w:name="bm_referencias"/>
       <w:r>
         <w:rPr>
           <w:b/>
@@ -13481,7 +14083,7 @@
         </w:rPr>
         <w:t>REFERENCIAS</w:t>
       </w:r>
-      <w:bookmarkEnd w:id="42"/>
+      <w:bookmarkEnd w:id="43"/>
     </w:p>
     <w:p>
       <w:pPr>
@@ -13705,7 +14307,7 @@
           <w:docGrid w:type="default" w:linePitch="360" w:charSpace="0"/>
         </w:sectPr>
       </w:pPr>
-      <w:bookmarkStart w:id="43" w:name="bm_anexos"/>
+      <w:bookmarkStart w:id="44" w:name="bm_anexos"/>
       <w:r>
         <w:rPr>
           <w:b/>
@@ -13713,7 +14315,7 @@
         </w:rPr>
         <w:t>ANEXOS</w:t>
       </w:r>
-      <w:bookmarkEnd w:id="43"/>
+      <w:bookmarkEnd w:id="44"/>
     </w:p>
     <w:p>
       <w:pPr>
@@ -13724,8 +14326,8 @@
         <w:jc w:val="center"/>
         <w:rPr/>
       </w:pPr>
-      <w:bookmarkStart w:id="44" w:name="bm_anexoA"/>
-      <w:bookmarkEnd w:id="44"/>
+      <w:bookmarkStart w:id="45" w:name="bm_anexoA"/>
+      <w:bookmarkEnd w:id="45"/>
       <w:r>
         <w:rPr>
           <w:b/>
@@ -13844,8 +14446,8 @@
         <w:jc w:val="center"/>
         <w:rPr/>
       </w:pPr>
-      <w:bookmarkStart w:id="45" w:name="bm_anexoB"/>
-      <w:bookmarkEnd w:id="45"/>
+      <w:bookmarkStart w:id="46" w:name="bm_anexoB"/>
+      <w:bookmarkEnd w:id="46"/>
       <w:r>
         <w:rPr>
           <w:b/>
@@ -13964,8 +14566,8 @@
         <w:jc w:val="center"/>
         <w:rPr/>
       </w:pPr>
-      <w:bookmarkStart w:id="46" w:name="bm_anexoC"/>
-      <w:bookmarkEnd w:id="46"/>
+      <w:bookmarkStart w:id="47" w:name="bm_anexoC"/>
+      <w:bookmarkEnd w:id="47"/>
       <w:r>
         <w:rPr>
           <w:b/>
@@ -14084,8 +14686,8 @@
         <w:jc w:val="center"/>
         <w:rPr/>
       </w:pPr>
-      <w:bookmarkStart w:id="47" w:name="bm_anexoD"/>
-      <w:bookmarkEnd w:id="47"/>
+      <w:bookmarkStart w:id="48" w:name="bm_anexoD"/>
+      <w:bookmarkEnd w:id="48"/>
       <w:r>
         <w:rPr>
           <w:b/>
@@ -14204,8 +14806,8 @@
         <w:jc w:val="center"/>
         <w:rPr/>
       </w:pPr>
-      <w:bookmarkStart w:id="48" w:name="bm_anexoE"/>
-      <w:bookmarkEnd w:id="48"/>
+      <w:bookmarkStart w:id="49" w:name="bm_anexoE"/>
+      <w:bookmarkEnd w:id="49"/>
       <w:r>
         <w:rPr>
           <w:b/>
@@ -14313,7 +14915,6 @@
         <w:ind w:hanging="0"/>
         <w:jc w:val="center"/>
         <w:rPr>
-          <w:rFonts w:ascii="Times New Roman" w:hAnsi="Times New Roman"/>
           <w:sz w:val="20"/>
         </w:rPr>
       </w:pPr>
@@ -29193,7 +29794,7 @@
     </w:r>
     <w:r>
       <w:rPr/>
-      <w:t>20</w:t>
+      <w:t>22</w:t>
     </w:r>
     <w:r>
       <w:rPr/>
@@ -29253,7 +29854,7 @@
     </w:r>
     <w:r>
       <w:rPr/>
-      <w:t>24</w:t>
+      <w:t>26</w:t>
     </w:r>
     <w:r>
       <w:rPr/>
@@ -29345,7 +29946,7 @@
     </w:r>
     <w:r>
       <w:rPr/>
-      <w:t>26</w:t>
+      <w:t>28</w:t>
     </w:r>
     <w:r>
       <w:rPr/>
@@ -29465,7 +30066,7 @@
     </w:r>
     <w:r>
       <w:rPr/>
-      <w:t>28</w:t>
+      <w:t>30</w:t>
     </w:r>
     <w:r>
       <w:rPr/>
@@ -29497,7 +30098,7 @@
     </w:r>
     <w:r>
       <w:rPr/>
-      <w:t>28</w:t>
+      <w:t>30</w:t>
     </w:r>
     <w:r>
       <w:rPr/>
@@ -29543,7 +30144,7 @@
     </w:r>
     <w:r>
       <w:rPr/>
-      <w:t>29</w:t>
+      <w:t>31</w:t>
     </w:r>
     <w:r>
       <w:rPr/>
@@ -29607,7 +30208,7 @@
     </w:r>
     <w:r>
       <w:rPr/>
-      <w:t>29</w:t>
+      <w:t>31</w:t>
     </w:r>
     <w:r>
       <w:rPr/>
@@ -29653,7 +30254,7 @@
     </w:r>
     <w:r>
       <w:rPr/>
-      <w:t>30</w:t>
+      <w:t>32</w:t>
     </w:r>
     <w:r>
       <w:rPr/>
@@ -29685,7 +30286,7 @@
     </w:r>
     <w:r>
       <w:rPr/>
-      <w:t>30</w:t>
+      <w:t>32</w:t>
     </w:r>
     <w:r>
       <w:rPr/>
@@ -29731,7 +30332,7 @@
     </w:r>
     <w:r>
       <w:rPr/>
-      <w:t>31</w:t>
+      <w:t>33</w:t>
     </w:r>
     <w:r>
       <w:rPr/>
@@ -29763,7 +30364,7 @@
     </w:r>
     <w:r>
       <w:rPr/>
-      <w:t>31</w:t>
+      <w:t>33</w:t>
     </w:r>
     <w:r>
       <w:rPr/>
@@ -29809,7 +30410,7 @@
     </w:r>
     <w:r>
       <w:rPr/>
-      <w:t>32</w:t>
+      <w:t>34</w:t>
     </w:r>
     <w:r>
       <w:rPr/>
@@ -29841,7 +30442,7 @@
     </w:r>
     <w:r>
       <w:rPr/>
-      <w:t>32</w:t>
+      <w:t>34</w:t>
     </w:r>
     <w:r>
       <w:rPr/>
@@ -29909,7 +30510,7 @@
       <w:rPr>
         <w:sz w:val="20"/>
       </w:rPr>
-      <w:t>53</w:t>
+      <w:t>55</w:t>
     </w:r>
     <w:r>
       <w:rPr>
@@ -29951,7 +30552,7 @@
       <w:rPr>
         <w:sz w:val="20"/>
       </w:rPr>
-      <w:t>53</w:t>
+      <w:t>55</w:t>
     </w:r>
     <w:r>
       <w:rPr>
@@ -30056,6 +30657,7 @@
         </w:tabs>
         <w:ind w:start="1080" w:hanging="360"/>
       </w:pPr>
+      <w:rPr/>
     </w:lvl>
     <w:lvl w:ilvl="2">
       <w:start w:val="1"/>
@@ -30068,6 +30670,7 @@
         </w:tabs>
         <w:ind w:start="1440" w:hanging="360"/>
       </w:pPr>
+      <w:rPr/>
     </w:lvl>
     <w:lvl w:ilvl="3">
       <w:start w:val="1"/>
@@ -30080,6 +30683,7 @@
         </w:tabs>
         <w:ind w:start="1800" w:hanging="360"/>
       </w:pPr>
+      <w:rPr/>
     </w:lvl>
     <w:lvl w:ilvl="4">
       <w:start w:val="1"/>
@@ -30092,6 +30696,7 @@
         </w:tabs>
         <w:ind w:start="2160" w:hanging="360"/>
       </w:pPr>
+      <w:rPr/>
     </w:lvl>
     <w:lvl w:ilvl="5">
       <w:start w:val="1"/>
@@ -30104,6 +30709,7 @@
         </w:tabs>
         <w:ind w:start="2520" w:hanging="360"/>
       </w:pPr>
+      <w:rPr/>
     </w:lvl>
     <w:lvl w:ilvl="6">
       <w:start w:val="1"/>
@@ -30116,6 +30722,7 @@
         </w:tabs>
         <w:ind w:start="2880" w:hanging="360"/>
       </w:pPr>
+      <w:rPr/>
     </w:lvl>
     <w:lvl w:ilvl="7">
       <w:start w:val="1"/>
@@ -30128,6 +30735,7 @@
         </w:tabs>
         <w:ind w:start="3240" w:hanging="360"/>
       </w:pPr>
+      <w:rPr/>
     </w:lvl>
     <w:lvl w:ilvl="8">
       <w:start w:val="1"/>
@@ -30140,6 +30748,7 @@
         </w:tabs>
         <w:ind w:start="3600" w:hanging="360"/>
       </w:pPr>
+      <w:rPr/>
     </w:lvl>
   </w:abstractNum>
   <w:abstractNum w:abstractNumId="2">
@@ -30169,6 +30778,7 @@
         </w:tabs>
         <w:ind w:start="1080" w:hanging="360"/>
       </w:pPr>
+      <w:rPr/>
     </w:lvl>
     <w:lvl w:ilvl="2">
       <w:start w:val="1"/>
@@ -30181,6 +30791,7 @@
         </w:tabs>
         <w:ind w:start="1440" w:hanging="360"/>
       </w:pPr>
+      <w:rPr/>
     </w:lvl>
     <w:lvl w:ilvl="3">
       <w:start w:val="1"/>
@@ -30193,6 +30804,7 @@
         </w:tabs>
         <w:ind w:start="1800" w:hanging="360"/>
       </w:pPr>
+      <w:rPr/>
     </w:lvl>
     <w:lvl w:ilvl="4">
       <w:start w:val="1"/>
@@ -30205,6 +30817,7 @@
         </w:tabs>
         <w:ind w:start="2160" w:hanging="360"/>
       </w:pPr>
+      <w:rPr/>
     </w:lvl>
     <w:lvl w:ilvl="5">
       <w:start w:val="1"/>
@@ -30217,6 +30830,7 @@
         </w:tabs>
         <w:ind w:start="2520" w:hanging="360"/>
       </w:pPr>
+      <w:rPr/>
     </w:lvl>
     <w:lvl w:ilvl="6">
       <w:start w:val="1"/>
@@ -30229,6 +30843,7 @@
         </w:tabs>
         <w:ind w:start="2880" w:hanging="360"/>
       </w:pPr>
+      <w:rPr/>
     </w:lvl>
     <w:lvl w:ilvl="7">
       <w:start w:val="1"/>
@@ -30241,6 +30856,7 @@
         </w:tabs>
         <w:ind w:start="3240" w:hanging="360"/>
       </w:pPr>
+      <w:rPr/>
     </w:lvl>
     <w:lvl w:ilvl="8">
       <w:start w:val="1"/>
@@ -30253,6 +30869,7 @@
         </w:tabs>
         <w:ind w:start="3600" w:hanging="360"/>
       </w:pPr>
+      <w:rPr/>
     </w:lvl>
   </w:abstractNum>
   <w:abstractNum w:abstractNumId="3">
@@ -30282,6 +30899,7 @@
         </w:tabs>
         <w:ind w:start="1080" w:hanging="360"/>
       </w:pPr>
+      <w:rPr/>
     </w:lvl>
     <w:lvl w:ilvl="2">
       <w:start w:val="1"/>
@@ -30294,6 +30912,7 @@
         </w:tabs>
         <w:ind w:start="1440" w:hanging="360"/>
       </w:pPr>
+      <w:rPr/>
     </w:lvl>
     <w:lvl w:ilvl="3">
       <w:start w:val="1"/>
@@ -30306,6 +30925,7 @@
         </w:tabs>
         <w:ind w:start="1800" w:hanging="360"/>
       </w:pPr>
+      <w:rPr/>
     </w:lvl>
     <w:lvl w:ilvl="4">
       <w:start w:val="1"/>
@@ -30318,6 +30938,7 @@
         </w:tabs>
         <w:ind w:start="2160" w:hanging="360"/>
       </w:pPr>
+      <w:rPr/>
     </w:lvl>
     <w:lvl w:ilvl="5">
       <w:start w:val="1"/>
@@ -30330,6 +30951,7 @@
         </w:tabs>
         <w:ind w:start="2520" w:hanging="360"/>
       </w:pPr>
+      <w:rPr/>
     </w:lvl>
     <w:lvl w:ilvl="6">
       <w:start w:val="1"/>
@@ -30342,6 +30964,7 @@
         </w:tabs>
         <w:ind w:start="2880" w:hanging="360"/>
       </w:pPr>
+      <w:rPr/>
     </w:lvl>
     <w:lvl w:ilvl="7">
       <w:start w:val="1"/>
@@ -30354,6 +30977,7 @@
         </w:tabs>
         <w:ind w:start="3240" w:hanging="360"/>
       </w:pPr>
+      <w:rPr/>
     </w:lvl>
     <w:lvl w:ilvl="8">
       <w:start w:val="1"/>
@@ -30366,6 +30990,7 @@
         </w:tabs>
         <w:ind w:start="3600" w:hanging="360"/>
       </w:pPr>
+      <w:rPr/>
     </w:lvl>
   </w:abstractNum>
   <w:abstractNum w:abstractNumId="4">
@@ -30376,9 +31001,9 @@
       <w:lvlJc w:val="start"/>
       <w:pPr>
         <w:tabs>
-          <w:tab w:val="num" w:pos="360"/>
+          <w:tab w:val="num" w:pos="720"/>
         </w:tabs>
-        <w:ind w:start="360" w:hanging="360"/>
+        <w:ind w:start="720" w:hanging="360"/>
       </w:pPr>
       <w:rPr/>
     </w:lvl>
@@ -30393,6 +31018,7 @@
         </w:tabs>
         <w:ind w:start="1080" w:hanging="360"/>
       </w:pPr>
+      <w:rPr/>
     </w:lvl>
     <w:lvl w:ilvl="2">
       <w:start w:val="1"/>
@@ -30405,6 +31031,7 @@
         </w:tabs>
         <w:ind w:start="1440" w:hanging="360"/>
       </w:pPr>
+      <w:rPr/>
     </w:lvl>
     <w:lvl w:ilvl="3">
       <w:start w:val="1"/>
@@ -30417,6 +31044,7 @@
         </w:tabs>
         <w:ind w:start="1800" w:hanging="360"/>
       </w:pPr>
+      <w:rPr/>
     </w:lvl>
     <w:lvl w:ilvl="4">
       <w:start w:val="1"/>
@@ -30429,6 +31057,7 @@
         </w:tabs>
         <w:ind w:start="2160" w:hanging="360"/>
       </w:pPr>
+      <w:rPr/>
     </w:lvl>
     <w:lvl w:ilvl="5">
       <w:start w:val="1"/>
@@ -30441,6 +31070,7 @@
         </w:tabs>
         <w:ind w:start="2520" w:hanging="360"/>
       </w:pPr>
+      <w:rPr/>
     </w:lvl>
     <w:lvl w:ilvl="6">
       <w:start w:val="1"/>
@@ -30453,6 +31083,7 @@
         </w:tabs>
         <w:ind w:start="2880" w:hanging="360"/>
       </w:pPr>
+      <w:rPr/>
     </w:lvl>
     <w:lvl w:ilvl="7">
       <w:start w:val="1"/>
@@ -30465,6 +31096,7 @@
         </w:tabs>
         <w:ind w:start="3240" w:hanging="360"/>
       </w:pPr>
+      <w:rPr/>
     </w:lvl>
     <w:lvl w:ilvl="8">
       <w:start w:val="1"/>
@@ -30477,6 +31109,7 @@
         </w:tabs>
         <w:ind w:start="3600" w:hanging="360"/>
       </w:pPr>
+      <w:rPr/>
     </w:lvl>
   </w:abstractNum>
   <w:abstractNum w:abstractNumId="5">
@@ -30487,9 +31120,9 @@
       <w:lvlJc w:val="start"/>
       <w:pPr>
         <w:tabs>
-          <w:tab w:val="num" w:pos="720"/>
+          <w:tab w:val="num" w:pos="1080"/>
         </w:tabs>
-        <w:ind w:start="720" w:hanging="360"/>
+        <w:ind w:start="1080" w:hanging="360"/>
       </w:pPr>
       <w:rPr/>
     </w:lvl>
@@ -30504,6 +31137,7 @@
         </w:tabs>
         <w:ind w:start="1080" w:hanging="360"/>
       </w:pPr>
+      <w:rPr/>
     </w:lvl>
     <w:lvl w:ilvl="2">
       <w:start w:val="1"/>
@@ -30516,6 +31150,7 @@
         </w:tabs>
         <w:ind w:start="1440" w:hanging="360"/>
       </w:pPr>
+      <w:rPr/>
     </w:lvl>
     <w:lvl w:ilvl="3">
       <w:start w:val="1"/>
@@ -30528,6 +31163,7 @@
         </w:tabs>
         <w:ind w:start="1800" w:hanging="360"/>
       </w:pPr>
+      <w:rPr/>
     </w:lvl>
     <w:lvl w:ilvl="4">
       <w:start w:val="1"/>
@@ -30540,6 +31176,7 @@
         </w:tabs>
         <w:ind w:start="2160" w:hanging="360"/>
       </w:pPr>
+      <w:rPr/>
     </w:lvl>
     <w:lvl w:ilvl="5">
       <w:start w:val="1"/>
@@ -30552,6 +31189,7 @@
         </w:tabs>
         <w:ind w:start="2520" w:hanging="360"/>
       </w:pPr>
+      <w:rPr/>
     </w:lvl>
     <w:lvl w:ilvl="6">
       <w:start w:val="1"/>
@@ -30564,6 +31202,7 @@
         </w:tabs>
         <w:ind w:start="2880" w:hanging="360"/>
       </w:pPr>
+      <w:rPr/>
     </w:lvl>
     <w:lvl w:ilvl="7">
       <w:start w:val="1"/>
@@ -30576,6 +31215,7 @@
         </w:tabs>
         <w:ind w:start="3240" w:hanging="360"/>
       </w:pPr>
+      <w:rPr/>
     </w:lvl>
     <w:lvl w:ilvl="8">
       <w:start w:val="1"/>
@@ -30588,117 +31228,135 @@
         </w:tabs>
         <w:ind w:start="3600" w:hanging="360"/>
       </w:pPr>
+      <w:rPr/>
     </w:lvl>
   </w:abstractNum>
   <w:abstractNum w:abstractNumId="6">
     <w:lvl w:ilvl="0">
       <w:start w:val="1"/>
-      <w:numFmt w:val="decimal"/>
-      <w:lvlText w:val="%1."/>
+      <w:numFmt w:val="none"/>
+      <w:suff w:val="nothing"/>
+      <w:lvlText w:val=""/>
       <w:lvlJc w:val="start"/>
       <w:pPr>
         <w:tabs>
-          <w:tab w:val="num" w:pos="1080"/>
+          <w:tab w:val="num" w:pos="0"/>
         </w:tabs>
-        <w:ind w:start="1080" w:hanging="360"/>
+        <w:ind w:start="0" w:hanging="0"/>
       </w:pPr>
       <w:rPr/>
     </w:lvl>
     <w:lvl w:ilvl="1">
       <w:start w:val="1"/>
-      <w:numFmt w:val="decimal"/>
-      <w:lvlText w:val="%2."/>
+      <w:numFmt w:val="none"/>
+      <w:suff w:val="nothing"/>
+      <w:lvlText w:val=""/>
       <w:lvlJc w:val="start"/>
       <w:pPr>
         <w:tabs>
-          <w:tab w:val="num" w:pos="1080"/>
+          <w:tab w:val="num" w:pos="0"/>
         </w:tabs>
-        <w:ind w:start="1080" w:hanging="360"/>
-      </w:pPr>
+        <w:ind w:start="0" w:hanging="0"/>
+      </w:pPr>
+      <w:rPr/>
     </w:lvl>
     <w:lvl w:ilvl="2">
       <w:start w:val="1"/>
-      <w:numFmt w:val="decimal"/>
-      <w:lvlText w:val="%3."/>
+      <w:numFmt w:val="none"/>
+      <w:suff w:val="nothing"/>
+      <w:lvlText w:val=""/>
       <w:lvlJc w:val="start"/>
       <w:pPr>
         <w:tabs>
-          <w:tab w:val="num" w:pos="1440"/>
+          <w:tab w:val="num" w:pos="0"/>
         </w:tabs>
-        <w:ind w:start="1440" w:hanging="360"/>
-      </w:pPr>
+        <w:ind w:start="0" w:hanging="0"/>
+      </w:pPr>
+      <w:rPr/>
     </w:lvl>
     <w:lvl w:ilvl="3">
       <w:start w:val="1"/>
-      <w:numFmt w:val="decimal"/>
-      <w:lvlText w:val="%4."/>
+      <w:numFmt w:val="none"/>
+      <w:suff w:val="nothing"/>
+      <w:lvlText w:val=""/>
       <w:lvlJc w:val="start"/>
       <w:pPr>
         <w:tabs>
-          <w:tab w:val="num" w:pos="1800"/>
+          <w:tab w:val="num" w:pos="0"/>
         </w:tabs>
-        <w:ind w:start="1800" w:hanging="360"/>
-      </w:pPr>
+        <w:ind w:start="0" w:hanging="0"/>
+      </w:pPr>
+      <w:rPr/>
     </w:lvl>
     <w:lvl w:ilvl="4">
       <w:start w:val="1"/>
-      <w:numFmt w:val="decimal"/>
-      <w:lvlText w:val="%5."/>
+      <w:numFmt w:val="none"/>
+      <w:suff w:val="nothing"/>
+      <w:lvlText w:val=""/>
       <w:lvlJc w:val="start"/>
       <w:pPr>
         <w:tabs>
-          <w:tab w:val="num" w:pos="2160"/>
+          <w:tab w:val="num" w:pos="0"/>
         </w:tabs>
-        <w:ind w:start="2160" w:hanging="360"/>
-      </w:pPr>
+        <w:ind w:start="0" w:hanging="0"/>
+      </w:pPr>
+      <w:rPr/>
     </w:lvl>
     <w:lvl w:ilvl="5">
       <w:start w:val="1"/>
-      <w:numFmt w:val="decimal"/>
-      <w:lvlText w:val="%6."/>
+      <w:numFmt w:val="none"/>
+      <w:suff w:val="nothing"/>
+      <w:lvlText w:val=""/>
       <w:lvlJc w:val="start"/>
       <w:pPr>
         <w:tabs>
-          <w:tab w:val="num" w:pos="2520"/>
+          <w:tab w:val="num" w:pos="0"/>
         </w:tabs>
-        <w:ind w:start="2520" w:hanging="360"/>
-      </w:pPr>
+        <w:ind w:start="0" w:hanging="0"/>
+      </w:pPr>
+      <w:rPr/>
     </w:lvl>
     <w:lvl w:ilvl="6">
       <w:start w:val="1"/>
-      <w:numFmt w:val="decimal"/>
-      <w:lvlText w:val="%7."/>
+      <w:numFmt w:val="none"/>
+      <w:suff w:val="nothing"/>
+      <w:lvlText w:val=""/>
       <w:lvlJc w:val="start"/>
       <w:pPr>
         <w:tabs>
-          <w:tab w:val="num" w:pos="2880"/>
+          <w:tab w:val="num" w:pos="0"/>
         </w:tabs>
-        <w:ind w:start="2880" w:hanging="360"/>
-      </w:pPr>
+        <w:ind w:start="0" w:hanging="0"/>
+      </w:pPr>
+      <w:rPr/>
     </w:lvl>
     <w:lvl w:ilvl="7">
       <w:start w:val="1"/>
-      <w:numFmt w:val="decimal"/>
-      <w:lvlText w:val="%8."/>
+      <w:numFmt w:val="none"/>
+      <w:suff w:val="nothing"/>
+      <w:lvlText w:val=""/>
       <w:lvlJc w:val="start"/>
       <w:pPr>
         <w:tabs>
-          <w:tab w:val="num" w:pos="3240"/>
+          <w:tab w:val="num" w:pos="0"/>
         </w:tabs>
-        <w:ind w:start="3240" w:hanging="360"/>
-      </w:pPr>
+        <w:ind w:start="0" w:hanging="0"/>
+      </w:pPr>
+      <w:rPr/>
     </w:lvl>
     <w:lvl w:ilvl="8">
       <w:start w:val="1"/>
-      <w:numFmt w:val="decimal"/>
-      <w:lvlText w:val="%9."/>
+      <w:numFmt w:val="none"/>
+      <w:suff w:val="nothing"/>
+      <w:lvlText w:val=""/>
       <w:lvlJc w:val="start"/>
       <w:pPr>
         <w:tabs>
-          <w:tab w:val="num" w:pos="3600"/>
+          <w:tab w:val="num" w:pos="0"/>
         </w:tabs>
-        <w:ind w:start="3600" w:hanging="360"/>
-      </w:pPr>
+        <w:ind w:start="0" w:hanging="0"/>
+      </w:pPr>
+      <w:rPr/>
     </w:lvl>
   </w:abstractNum>
   <w:abstractNum w:abstractNumId="7">
@@ -30849,7 +31507,7 @@
   <w:docDefaults>
     <w:rPrDefault>
       <w:rPr>
-        <w:rFonts w:ascii="Calibri" w:hAnsi="Calibri" w:eastAsia="ＭＳ 明朝" w:cs="" w:cstheme="minorBidi" w:eastAsiaTheme="minorEastAsia"/>
+        <w:rFonts w:ascii="Calibri" w:hAnsi="Calibri" w:eastAsia="" w:cs="" w:cstheme="minorBidi" w:eastAsiaTheme="minorEastAsia"/>
         <w:sz w:val="22"/>
         <w:szCs w:val="22"/>
         <w:lang w:val="en-US" w:eastAsia="en-US" w:bidi="ar-SA"/>
@@ -31006,12 +31664,13 @@
     <w:rsid w:val="00fc693f"/>
     <w:pPr>
       <w:widowControl/>
+      <w:suppressAutoHyphens w:val="true"/>
       <w:bidi w:val="0"/>
       <w:spacing w:lineRule="auto" w:line="360" w:before="0" w:after="0"/>
       <w:jc w:val="start"/>
     </w:pPr>
     <w:rPr>
-      <w:rFonts w:ascii="Times New Roman" w:hAnsi="Times New Roman" w:eastAsia="ＭＳ 明朝" w:cs="" w:cstheme="minorBidi" w:eastAsiaTheme="minorEastAsia"/>
+      <w:rFonts w:ascii="Times New Roman" w:hAnsi="Times New Roman" w:eastAsia="" w:cs="" w:cstheme="minorBidi" w:eastAsiaTheme="minorEastAsia"/>
       <w:color w:val="auto"/>
       <w:kern w:val="0"/>
       <w:sz w:val="24"/>
@@ -31034,7 +31693,7 @@
       <w:outlineLvl w:val="0"/>
     </w:pPr>
     <w:rPr>
-      <w:rFonts w:ascii="Calibri" w:hAnsi="Calibri" w:eastAsia="ＭＳ ゴシック" w:cs="" w:asciiTheme="majorHAnsi" w:cstheme="majorBidi" w:eastAsiaTheme="majorEastAsia" w:hAnsiTheme="majorHAnsi"/>
+      <w:rFonts w:ascii="Calibri" w:hAnsi="Calibri" w:eastAsia="" w:cs="" w:asciiTheme="majorHAnsi" w:cstheme="majorBidi" w:eastAsiaTheme="majorEastAsia" w:hAnsiTheme="majorHAnsi"/>
       <w:b/>
       <w:bCs/>
       <w:color w:themeColor="accent1" w:themeShade="bf" w:val="365F91"/>
@@ -31058,7 +31717,7 @@
       <w:outlineLvl w:val="1"/>
     </w:pPr>
     <w:rPr>
-      <w:rFonts w:ascii="Calibri" w:hAnsi="Calibri" w:eastAsia="ＭＳ ゴシック" w:cs="" w:asciiTheme="majorHAnsi" w:cstheme="majorBidi" w:eastAsiaTheme="majorEastAsia" w:hAnsiTheme="majorHAnsi"/>
+      <w:rFonts w:ascii="Calibri" w:hAnsi="Calibri" w:eastAsia="" w:cs="" w:asciiTheme="majorHAnsi" w:cstheme="majorBidi" w:eastAsiaTheme="majorEastAsia" w:hAnsiTheme="majorHAnsi"/>
       <w:b/>
       <w:bCs/>
       <w:color w:themeColor="accent1" w:val="4F81BD"/>
@@ -31082,7 +31741,7 @@
       <w:outlineLvl w:val="2"/>
     </w:pPr>
     <w:rPr>
-      <w:rFonts w:ascii="Calibri" w:hAnsi="Calibri" w:eastAsia="ＭＳ ゴシック" w:cs="" w:asciiTheme="majorHAnsi" w:cstheme="majorBidi" w:eastAsiaTheme="majorEastAsia" w:hAnsiTheme="majorHAnsi"/>
+      <w:rFonts w:ascii="Calibri" w:hAnsi="Calibri" w:eastAsia="" w:cs="" w:asciiTheme="majorHAnsi" w:cstheme="majorBidi" w:eastAsiaTheme="majorEastAsia" w:hAnsiTheme="majorHAnsi"/>
       <w:b/>
       <w:bCs/>
       <w:color w:themeColor="accent1" w:val="4F81BD"/>
@@ -31105,7 +31764,7 @@
       <w:outlineLvl w:val="3"/>
     </w:pPr>
     <w:rPr>
-      <w:rFonts w:ascii="Calibri" w:hAnsi="Calibri" w:eastAsia="ＭＳ ゴシック" w:cs="" w:asciiTheme="majorHAnsi" w:cstheme="majorBidi" w:eastAsiaTheme="majorEastAsia" w:hAnsiTheme="majorHAnsi"/>
+      <w:rFonts w:ascii="Calibri" w:hAnsi="Calibri" w:eastAsia="" w:cs="" w:asciiTheme="majorHAnsi" w:cstheme="majorBidi" w:eastAsiaTheme="majorEastAsia" w:hAnsiTheme="majorHAnsi"/>
       <w:b/>
       <w:bCs/>
       <w:i/>
@@ -31130,7 +31789,7 @@
       <w:outlineLvl w:val="4"/>
     </w:pPr>
     <w:rPr>
-      <w:rFonts w:ascii="Calibri" w:hAnsi="Calibri" w:eastAsia="ＭＳ ゴシック" w:cs="" w:asciiTheme="majorHAnsi" w:cstheme="majorBidi" w:eastAsiaTheme="majorEastAsia" w:hAnsiTheme="majorHAnsi"/>
+      <w:rFonts w:ascii="Calibri" w:hAnsi="Calibri" w:eastAsia="" w:cs="" w:asciiTheme="majorHAnsi" w:cstheme="majorBidi" w:eastAsiaTheme="majorEastAsia" w:hAnsiTheme="majorHAnsi"/>
       <w:color w:themeColor="accent1" w:themeShade="7f" w:val="243F60"/>
     </w:rPr>
   </w:style>
@@ -31151,7 +31810,7 @@
       <w:outlineLvl w:val="5"/>
     </w:pPr>
     <w:rPr>
-      <w:rFonts w:ascii="Calibri" w:hAnsi="Calibri" w:eastAsia="ＭＳ ゴシック" w:cs="" w:asciiTheme="majorHAnsi" w:cstheme="majorBidi" w:eastAsiaTheme="majorEastAsia" w:hAnsiTheme="majorHAnsi"/>
+      <w:rFonts w:ascii="Calibri" w:hAnsi="Calibri" w:eastAsia="" w:cs="" w:asciiTheme="majorHAnsi" w:cstheme="majorBidi" w:eastAsiaTheme="majorEastAsia" w:hAnsiTheme="majorHAnsi"/>
       <w:i/>
       <w:iCs/>
       <w:color w:themeColor="accent1" w:themeShade="7f" w:val="243F60"/>
@@ -31174,7 +31833,7 @@
       <w:outlineLvl w:val="6"/>
     </w:pPr>
     <w:rPr>
-      <w:rFonts w:ascii="Calibri" w:hAnsi="Calibri" w:eastAsia="ＭＳ ゴシック" w:cs="" w:asciiTheme="majorHAnsi" w:cstheme="majorBidi" w:eastAsiaTheme="majorEastAsia" w:hAnsiTheme="majorHAnsi"/>
+      <w:rFonts w:ascii="Calibri" w:hAnsi="Calibri" w:eastAsia="" w:cs="" w:asciiTheme="majorHAnsi" w:cstheme="majorBidi" w:eastAsiaTheme="majorEastAsia" w:hAnsiTheme="majorHAnsi"/>
       <w:i/>
       <w:iCs/>
       <w:color w:themeColor="text1" w:themeTint="bf" w:val="404040"/>
@@ -31197,7 +31856,7 @@
       <w:outlineLvl w:val="7"/>
     </w:pPr>
     <w:rPr>
-      <w:rFonts w:ascii="Calibri" w:hAnsi="Calibri" w:eastAsia="ＭＳ ゴシック" w:cs="" w:asciiTheme="majorHAnsi" w:cstheme="majorBidi" w:eastAsiaTheme="majorEastAsia" w:hAnsiTheme="majorHAnsi"/>
+      <w:rFonts w:ascii="Calibri" w:hAnsi="Calibri" w:eastAsia="" w:cs="" w:asciiTheme="majorHAnsi" w:cstheme="majorBidi" w:eastAsiaTheme="majorEastAsia" w:hAnsiTheme="majorHAnsi"/>
       <w:color w:themeColor="accent1" w:val="4F81BD"/>
       <w:sz w:val="20"/>
       <w:szCs w:val="20"/>
@@ -31220,7 +31879,7 @@
       <w:outlineLvl w:val="8"/>
     </w:pPr>
     <w:rPr>
-      <w:rFonts w:ascii="Calibri" w:hAnsi="Calibri" w:eastAsia="ＭＳ ゴシック" w:cs="" w:asciiTheme="majorHAnsi" w:cstheme="majorBidi" w:eastAsiaTheme="majorEastAsia" w:hAnsiTheme="majorHAnsi"/>
+      <w:rFonts w:ascii="Calibri" w:hAnsi="Calibri" w:eastAsia="" w:cs="" w:asciiTheme="majorHAnsi" w:cstheme="majorBidi" w:eastAsiaTheme="majorEastAsia" w:hAnsiTheme="majorHAnsi"/>
       <w:i/>
       <w:iCs/>
       <w:color w:themeColor="text1" w:themeTint="bf" w:val="404040"/>
@@ -31262,7 +31921,7 @@
     <w:qFormat/>
     <w:rsid w:val="00fc693f"/>
     <w:rPr>
-      <w:rFonts w:ascii="Calibri" w:hAnsi="Calibri" w:eastAsia="ＭＳ ゴシック" w:cs="" w:asciiTheme="majorHAnsi" w:cstheme="majorBidi" w:eastAsiaTheme="majorEastAsia" w:hAnsiTheme="majorHAnsi"/>
+      <w:rFonts w:ascii="Calibri" w:hAnsi="Calibri" w:eastAsia="" w:cs="" w:asciiTheme="majorHAnsi" w:cstheme="majorBidi" w:eastAsiaTheme="majorEastAsia" w:hAnsiTheme="majorHAnsi"/>
       <w:b/>
       <w:bCs/>
       <w:color w:themeColor="accent1" w:themeShade="bf" w:val="365F91"/>
@@ -31278,7 +31937,7 @@
     <w:qFormat/>
     <w:rsid w:val="00fc693f"/>
     <w:rPr>
-      <w:rFonts w:ascii="Calibri" w:hAnsi="Calibri" w:eastAsia="ＭＳ ゴシック" w:cs="" w:asciiTheme="majorHAnsi" w:cstheme="majorBidi" w:eastAsiaTheme="majorEastAsia" w:hAnsiTheme="majorHAnsi"/>
+      <w:rFonts w:ascii="Calibri" w:hAnsi="Calibri" w:eastAsia="" w:cs="" w:asciiTheme="majorHAnsi" w:cstheme="majorBidi" w:eastAsiaTheme="majorEastAsia" w:hAnsiTheme="majorHAnsi"/>
       <w:b/>
       <w:bCs/>
       <w:color w:themeColor="accent1" w:val="4F81BD"/>
@@ -31294,7 +31953,7 @@
     <w:qFormat/>
     <w:rsid w:val="00fc693f"/>
     <w:rPr>
-      <w:rFonts w:ascii="Calibri" w:hAnsi="Calibri" w:eastAsia="ＭＳ ゴシック" w:cs="" w:asciiTheme="majorHAnsi" w:cstheme="majorBidi" w:eastAsiaTheme="majorEastAsia" w:hAnsiTheme="majorHAnsi"/>
+      <w:rFonts w:ascii="Calibri" w:hAnsi="Calibri" w:eastAsia="" w:cs="" w:asciiTheme="majorHAnsi" w:cstheme="majorBidi" w:eastAsiaTheme="majorEastAsia" w:hAnsiTheme="majorHAnsi"/>
       <w:b/>
       <w:bCs/>
       <w:color w:themeColor="accent1" w:val="4F81BD"/>
@@ -31308,7 +31967,7 @@
     <w:qFormat/>
     <w:rsid w:val="00fc693f"/>
     <w:rPr>
-      <w:rFonts w:ascii="Calibri" w:hAnsi="Calibri" w:eastAsia="ＭＳ ゴシック" w:cs="" w:asciiTheme="majorHAnsi" w:cstheme="majorBidi" w:eastAsiaTheme="majorEastAsia" w:hAnsiTheme="majorHAnsi"/>
+      <w:rFonts w:ascii="Calibri" w:hAnsi="Calibri" w:eastAsia="" w:cs="" w:asciiTheme="majorHAnsi" w:cstheme="majorBidi" w:eastAsiaTheme="majorEastAsia" w:hAnsiTheme="majorHAnsi"/>
       <w:color w:themeColor="text2" w:themeShade="bf" w:val="17365D"/>
       <w:spacing w:val="5"/>
       <w:kern w:val="2"/>
@@ -31324,7 +31983,7 @@
     <w:qFormat/>
     <w:rsid w:val="00fc693f"/>
     <w:rPr>
-      <w:rFonts w:ascii="Calibri" w:hAnsi="Calibri" w:eastAsia="ＭＳ ゴシック" w:cs="" w:asciiTheme="majorHAnsi" w:cstheme="majorBidi" w:eastAsiaTheme="majorEastAsia" w:hAnsiTheme="majorHAnsi"/>
+      <w:rFonts w:ascii="Calibri" w:hAnsi="Calibri" w:eastAsia="" w:cs="" w:asciiTheme="majorHAnsi" w:cstheme="majorBidi" w:eastAsiaTheme="majorEastAsia" w:hAnsiTheme="majorHAnsi"/>
       <w:i/>
       <w:iCs/>
       <w:color w:themeColor="accent1" w:val="4F81BD"/>
@@ -31397,7 +32056,7 @@
     <w:qFormat/>
     <w:rsid w:val="00fc693f"/>
     <w:rPr>
-      <w:rFonts w:ascii="Calibri" w:hAnsi="Calibri" w:eastAsia="ＭＳ ゴシック" w:cs="" w:asciiTheme="majorHAnsi" w:cstheme="majorBidi" w:eastAsiaTheme="majorEastAsia" w:hAnsiTheme="majorHAnsi"/>
+      <w:rFonts w:ascii="Calibri" w:hAnsi="Calibri" w:eastAsia="" w:cs="" w:asciiTheme="majorHAnsi" w:cstheme="majorBidi" w:eastAsiaTheme="majorEastAsia" w:hAnsiTheme="majorHAnsi"/>
       <w:b/>
       <w:bCs/>
       <w:i/>
@@ -31414,7 +32073,7 @@
     <w:qFormat/>
     <w:rsid w:val="00fc693f"/>
     <w:rPr>
-      <w:rFonts w:ascii="Calibri" w:hAnsi="Calibri" w:eastAsia="ＭＳ ゴシック" w:cs="" w:asciiTheme="majorHAnsi" w:cstheme="majorBidi" w:eastAsiaTheme="majorEastAsia" w:hAnsiTheme="majorHAnsi"/>
+      <w:rFonts w:ascii="Calibri" w:hAnsi="Calibri" w:eastAsia="" w:cs="" w:asciiTheme="majorHAnsi" w:cstheme="majorBidi" w:eastAsiaTheme="majorEastAsia" w:hAnsiTheme="majorHAnsi"/>
       <w:color w:themeColor="accent1" w:themeShade="7f" w:val="243F60"/>
     </w:rPr>
   </w:style>
@@ -31427,7 +32086,7 @@
     <w:qFormat/>
     <w:rsid w:val="00fc693f"/>
     <w:rPr>
-      <w:rFonts w:ascii="Calibri" w:hAnsi="Calibri" w:eastAsia="ＭＳ ゴシック" w:cs="" w:asciiTheme="majorHAnsi" w:cstheme="majorBidi" w:eastAsiaTheme="majorEastAsia" w:hAnsiTheme="majorHAnsi"/>
+      <w:rFonts w:ascii="Calibri" w:hAnsi="Calibri" w:eastAsia="" w:cs="" w:asciiTheme="majorHAnsi" w:cstheme="majorBidi" w:eastAsiaTheme="majorEastAsia" w:hAnsiTheme="majorHAnsi"/>
       <w:i/>
       <w:iCs/>
       <w:color w:themeColor="accent1" w:themeShade="7f" w:val="243F60"/>
@@ -31442,7 +32101,7 @@
     <w:qFormat/>
     <w:rsid w:val="00fc693f"/>
     <w:rPr>
-      <w:rFonts w:ascii="Calibri" w:hAnsi="Calibri" w:eastAsia="ＭＳ ゴシック" w:cs="" w:asciiTheme="majorHAnsi" w:cstheme="majorBidi" w:eastAsiaTheme="majorEastAsia" w:hAnsiTheme="majorHAnsi"/>
+      <w:rFonts w:ascii="Calibri" w:hAnsi="Calibri" w:eastAsia="" w:cs="" w:asciiTheme="majorHAnsi" w:cstheme="majorBidi" w:eastAsiaTheme="majorEastAsia" w:hAnsiTheme="majorHAnsi"/>
       <w:i/>
       <w:iCs/>
       <w:color w:themeColor="text1" w:themeTint="bf" w:val="404040"/>
@@ -31457,7 +32116,7 @@
     <w:qFormat/>
     <w:rsid w:val="00fc693f"/>
     <w:rPr>
-      <w:rFonts w:ascii="Calibri" w:hAnsi="Calibri" w:eastAsia="ＭＳ ゴシック" w:cs="" w:asciiTheme="majorHAnsi" w:cstheme="majorBidi" w:eastAsiaTheme="majorEastAsia" w:hAnsiTheme="majorHAnsi"/>
+      <w:rFonts w:ascii="Calibri" w:hAnsi="Calibri" w:eastAsia="" w:cs="" w:asciiTheme="majorHAnsi" w:cstheme="majorBidi" w:eastAsiaTheme="majorEastAsia" w:hAnsiTheme="majorHAnsi"/>
       <w:color w:themeColor="accent1" w:val="4F81BD"/>
       <w:sz w:val="20"/>
       <w:szCs w:val="20"/>
@@ -31472,7 +32131,7 @@
     <w:qFormat/>
     <w:rsid w:val="00fc693f"/>
     <w:rPr>
-      <w:rFonts w:ascii="Calibri" w:hAnsi="Calibri" w:eastAsia="ＭＳ ゴシック" w:cs="" w:asciiTheme="majorHAnsi" w:cstheme="majorBidi" w:eastAsiaTheme="majorEastAsia" w:hAnsiTheme="majorHAnsi"/>
+      <w:rFonts w:ascii="Calibri" w:hAnsi="Calibri" w:eastAsia="" w:cs="" w:asciiTheme="majorHAnsi" w:cstheme="majorBidi" w:eastAsiaTheme="majorEastAsia" w:hAnsiTheme="majorHAnsi"/>
       <w:i/>
       <w:iCs/>
       <w:color w:themeColor="text1" w:themeTint="bf" w:val="404040"/>
@@ -31702,12 +32361,13 @@
     <w:rsid w:val="00fc693f"/>
     <w:pPr>
       <w:widowControl/>
+      <w:suppressAutoHyphens w:val="true"/>
       <w:bidi w:val="0"/>
       <w:spacing w:lineRule="auto" w:line="240" w:before="0" w:after="0"/>
       <w:jc w:val="start"/>
     </w:pPr>
     <w:rPr>
-      <w:rFonts w:ascii="Calibri" w:hAnsi="Calibri" w:eastAsia="ＭＳ 明朝" w:cs="" w:cstheme="minorBidi" w:eastAsiaTheme="minorEastAsia"/>
+      <w:rFonts w:ascii="Cambria" w:hAnsi="Cambria" w:eastAsia="" w:cs="" w:asciiTheme="minorHAnsi" w:cstheme="minorBidi" w:eastAsiaTheme="minorEastAsia" w:hAnsiTheme="minorHAnsi"/>
       <w:color w:val="auto"/>
       <w:kern w:val="0"/>
       <w:sz w:val="22"/>
@@ -31731,7 +32391,7 @@
       <w:contextualSpacing/>
     </w:pPr>
     <w:rPr>
-      <w:rFonts w:ascii="Calibri" w:hAnsi="Calibri" w:eastAsia="ＭＳ ゴシック" w:cs="" w:asciiTheme="majorHAnsi" w:cstheme="majorBidi" w:eastAsiaTheme="majorEastAsia" w:hAnsiTheme="majorHAnsi"/>
+      <w:rFonts w:ascii="Calibri" w:hAnsi="Calibri" w:eastAsia="" w:cs="" w:asciiTheme="majorHAnsi" w:cstheme="majorBidi" w:eastAsiaTheme="majorEastAsia" w:hAnsiTheme="majorHAnsi"/>
       <w:color w:themeColor="text2" w:themeShade="bf" w:val="17365D"/>
       <w:spacing w:val="5"/>
       <w:kern w:val="2"/>
@@ -31749,7 +32409,7 @@
     <w:rsid w:val="00fc693f"/>
     <w:pPr/>
     <w:rPr>
-      <w:rFonts w:ascii="Calibri" w:hAnsi="Calibri" w:eastAsia="ＭＳ ゴシック" w:cs="" w:asciiTheme="majorHAnsi" w:cstheme="majorBidi" w:eastAsiaTheme="majorEastAsia" w:hAnsiTheme="majorHAnsi"/>
+      <w:rFonts w:ascii="Calibri" w:hAnsi="Calibri" w:eastAsia="" w:cs="" w:asciiTheme="majorHAnsi" w:cstheme="majorBidi" w:eastAsiaTheme="majorEastAsia" w:hAnsiTheme="majorHAnsi"/>
       <w:i/>
       <w:iCs/>
       <w:color w:themeColor="accent1" w:val="4F81BD"/>
@@ -31982,12 +32642,13 @@
         <w:tab w:val="left" w:pos="3456" w:leader="none"/>
         <w:tab w:val="left" w:pos="4032" w:leader="none"/>
       </w:tabs>
+      <w:suppressAutoHyphens w:val="true"/>
       <w:bidi w:val="0"/>
       <w:spacing w:lineRule="auto" w:line="276" w:before="0" w:after="200"/>
       <w:jc w:val="start"/>
     </w:pPr>
     <w:rPr>
-      <w:rFonts w:ascii="Courier" w:hAnsi="Courier" w:eastAsia="ＭＳ 明朝" w:cs="" w:cstheme="minorBidi" w:eastAsiaTheme="minorEastAsia"/>
+      <w:rFonts w:ascii="Courier" w:hAnsi="Courier" w:eastAsia="" w:cs="" w:cstheme="minorBidi" w:eastAsiaTheme="minorEastAsia"/>
       <w:color w:val="auto"/>
       <w:kern w:val="0"/>
       <w:sz w:val="20"/>
